--- a/templates/CEK/Islam.docx
+++ b/templates/CEK/Islam.docx
@@ -227,8 +227,20 @@
           <w:szCs w:val="22"/>
           <w:lang w:val="en-GB"/>
         </w:rPr>
-        <w:t xml:space="preserve"> 23 bulan</w:t>
-      </w:r>
+        <w:t xml:space="preserve"> 23 </w:t>
+      </w:r>
+      <w:proofErr w:type="spellStart"/>
+      <w:r>
+        <w:rPr>
+          <w:rStyle w:val="MSGENFONTSTYLENAMETEMPLATEROLENUMBERMSGENFONTSTYLENAMEBYROLETEXT2"/>
+          <w:rFonts w:ascii="Tahoma" w:hAnsi="Tahoma" w:cs="Tahoma"/>
+          <w:sz w:val="22"/>
+          <w:szCs w:val="22"/>
+          <w:lang w:val="en-GB"/>
+        </w:rPr>
+        <w:t>bulan</w:t>
+      </w:r>
+      <w:proofErr w:type="spellEnd"/>
       <w:r>
         <w:rPr>
           <w:rStyle w:val="MSGENFONTSTYLENAMETEMPLATEROLENUMBERMSGENFONTSTYLENAMEBYROLETEXT2"/>
@@ -284,7 +296,51 @@
           <w:szCs w:val="22"/>
           <w:lang w:val="en-US"/>
         </w:rPr>
-        <w:t>Kantor Badan Kepegawaian Daerah Provinsi Jawa Timur di</w:t>
+        <w:t xml:space="preserve">Kantor Badan </w:t>
+      </w:r>
+      <w:proofErr w:type="spellStart"/>
+      <w:r>
+        <w:rPr>
+          <w:rStyle w:val="MSGENFONTSTYLENAMETEMPLATEROLENUMBERMSGENFONTSTYLENAMEBYROLETEXT2"/>
+          <w:rFonts w:ascii="Tahoma" w:hAnsi="Tahoma" w:cs="Tahoma"/>
+          <w:sz w:val="22"/>
+          <w:szCs w:val="22"/>
+          <w:lang w:val="en-US"/>
+        </w:rPr>
+        <w:t>Kepegawaian</w:t>
+      </w:r>
+      <w:proofErr w:type="spellEnd"/>
+      <w:r>
+        <w:rPr>
+          <w:rStyle w:val="MSGENFONTSTYLENAMETEMPLATEROLENUMBERMSGENFONTSTYLENAMEBYROLETEXT2"/>
+          <w:rFonts w:ascii="Tahoma" w:hAnsi="Tahoma" w:cs="Tahoma"/>
+          <w:sz w:val="22"/>
+          <w:szCs w:val="22"/>
+          <w:lang w:val="en-US"/>
+        </w:rPr>
+        <w:t xml:space="preserve"> Daerah </w:t>
+      </w:r>
+      <w:proofErr w:type="spellStart"/>
+      <w:r>
+        <w:rPr>
+          <w:rStyle w:val="MSGENFONTSTYLENAMETEMPLATEROLENUMBERMSGENFONTSTYLENAMEBYROLETEXT2"/>
+          <w:rFonts w:ascii="Tahoma" w:hAnsi="Tahoma" w:cs="Tahoma"/>
+          <w:sz w:val="22"/>
+          <w:szCs w:val="22"/>
+          <w:lang w:val="en-US"/>
+        </w:rPr>
+        <w:t>Provinsi</w:t>
+      </w:r>
+      <w:proofErr w:type="spellEnd"/>
+      <w:r>
+        <w:rPr>
+          <w:rStyle w:val="MSGENFONTSTYLENAMETEMPLATEROLENUMBERMSGENFONTSTYLENAMEBYROLETEXT2"/>
+          <w:rFonts w:ascii="Tahoma" w:hAnsi="Tahoma" w:cs="Tahoma"/>
+          <w:sz w:val="22"/>
+          <w:szCs w:val="22"/>
+          <w:lang w:val="en-US"/>
+        </w:rPr>
+        <w:t xml:space="preserve"> Jawa Timur di</w:t>
       </w:r>
       <w:r>
         <w:rPr>
@@ -311,7 +367,25 @@
           <w:sz w:val="22"/>
           <w:szCs w:val="22"/>
         </w:rPr>
-        <w:t>R. HERU WAHONO SANTOSO S.Sos, MM</w:t>
+        <w:t xml:space="preserve">R. HERU WAHONO SANTOSO </w:t>
+      </w:r>
+      <w:proofErr w:type="spellStart"/>
+      <w:r>
+        <w:rPr>
+          <w:rFonts w:ascii="Tahoma" w:hAnsi="Tahoma" w:cs="Tahoma"/>
+          <w:sz w:val="22"/>
+          <w:szCs w:val="22"/>
+        </w:rPr>
+        <w:t>S.Sos</w:t>
+      </w:r>
+      <w:proofErr w:type="spellEnd"/>
+      <w:r>
+        <w:rPr>
+          <w:rFonts w:ascii="Tahoma" w:hAnsi="Tahoma" w:cs="Tahoma"/>
+          <w:sz w:val="22"/>
+          <w:szCs w:val="22"/>
+        </w:rPr>
+        <w:t>, MM</w:t>
       </w:r>
       <w:r>
         <w:rPr>
@@ -330,7 +404,73 @@
           <w:szCs w:val="22"/>
           <w:lang w:val="en-US"/>
         </w:rPr>
-        <w:t xml:space="preserve"> Asisten Administrasi Umum Sekretariat Daerah</w:t>
+        <w:t xml:space="preserve"> </w:t>
+      </w:r>
+      <w:proofErr w:type="spellStart"/>
+      <w:r>
+        <w:rPr>
+          <w:rStyle w:val="MSGENFONTSTYLENAMETEMPLATEROLENUMBERMSGENFONTSTYLENAMEBYROLETEXT2"/>
+          <w:rFonts w:ascii="Tahoma" w:hAnsi="Tahoma" w:cs="Tahoma"/>
+          <w:sz w:val="22"/>
+          <w:szCs w:val="22"/>
+          <w:lang w:val="en-US"/>
+        </w:rPr>
+        <w:t>Asisten</w:t>
+      </w:r>
+      <w:proofErr w:type="spellEnd"/>
+      <w:r>
+        <w:rPr>
+          <w:rStyle w:val="MSGENFONTSTYLENAMETEMPLATEROLENUMBERMSGENFONTSTYLENAMEBYROLETEXT2"/>
+          <w:rFonts w:ascii="Tahoma" w:hAnsi="Tahoma" w:cs="Tahoma"/>
+          <w:sz w:val="22"/>
+          <w:szCs w:val="22"/>
+          <w:lang w:val="en-US"/>
+        </w:rPr>
+        <w:t xml:space="preserve"> </w:t>
+      </w:r>
+      <w:proofErr w:type="spellStart"/>
+      <w:r>
+        <w:rPr>
+          <w:rStyle w:val="MSGENFONTSTYLENAMETEMPLATEROLENUMBERMSGENFONTSTYLENAMEBYROLETEXT2"/>
+          <w:rFonts w:ascii="Tahoma" w:hAnsi="Tahoma" w:cs="Tahoma"/>
+          <w:sz w:val="22"/>
+          <w:szCs w:val="22"/>
+          <w:lang w:val="en-US"/>
+        </w:rPr>
+        <w:t>Administrasi</w:t>
+      </w:r>
+      <w:proofErr w:type="spellEnd"/>
+      <w:r>
+        <w:rPr>
+          <w:rStyle w:val="MSGENFONTSTYLENAMETEMPLATEROLENUMBERMSGENFONTSTYLENAMEBYROLETEXT2"/>
+          <w:rFonts w:ascii="Tahoma" w:hAnsi="Tahoma" w:cs="Tahoma"/>
+          <w:sz w:val="22"/>
+          <w:szCs w:val="22"/>
+          <w:lang w:val="en-US"/>
+        </w:rPr>
+        <w:t xml:space="preserve"> Umum </w:t>
+      </w:r>
+      <w:proofErr w:type="spellStart"/>
+      <w:r>
+        <w:rPr>
+          <w:rStyle w:val="MSGENFONTSTYLENAMETEMPLATEROLENUMBERMSGENFONTSTYLENAMEBYROLETEXT2"/>
+          <w:rFonts w:ascii="Tahoma" w:hAnsi="Tahoma" w:cs="Tahoma"/>
+          <w:sz w:val="22"/>
+          <w:szCs w:val="22"/>
+          <w:lang w:val="en-US"/>
+        </w:rPr>
+        <w:t>Sekretariat</w:t>
+      </w:r>
+      <w:proofErr w:type="spellEnd"/>
+      <w:r>
+        <w:rPr>
+          <w:rStyle w:val="MSGENFONTSTYLENAMETEMPLATEROLENUMBERMSGENFONTSTYLENAMEBYROLETEXT2"/>
+          <w:rFonts w:ascii="Tahoma" w:hAnsi="Tahoma" w:cs="Tahoma"/>
+          <w:sz w:val="22"/>
+          <w:szCs w:val="22"/>
+          <w:lang w:val="en-US"/>
+        </w:rPr>
+        <w:t xml:space="preserve"> Daerah</w:t>
       </w:r>
       <w:r>
         <w:rPr>
@@ -388,8 +528,19 @@
           <w:sz w:val="22"/>
           <w:szCs w:val="22"/>
         </w:rPr>
-        <w:t>, dengan disaksikan oleh 2 (dua) orang saksi masing</w:t>
-      </w:r>
+        <w:t xml:space="preserve">, dengan disaksikan oleh 2 (dua) orang saksi </w:t>
+      </w:r>
+      <w:proofErr w:type="spellStart"/>
+      <w:r>
+        <w:rPr>
+          <w:rStyle w:val="MSGENFONTSTYLENAMETEMPLATEROLENUMBERMSGENFONTSTYLENAMEBYROLETEXT2"/>
+          <w:rFonts w:ascii="Tahoma" w:hAnsi="Tahoma" w:cs="Tahoma"/>
+          <w:sz w:val="22"/>
+          <w:szCs w:val="22"/>
+        </w:rPr>
+        <w:t>masing</w:t>
+      </w:r>
+      <w:proofErr w:type="spellEnd"/>
       <w:r>
         <w:rPr>
           <w:rStyle w:val="MSGENFONTSTYLENAMETEMPLATEROLENUMBERMSGENFONTSTYLENAMEBYROLETEXT2"/>
@@ -419,14 +570,25 @@
         </w:rPr>
         <w:t xml:space="preserve"> </w:t>
       </w:r>
-      <w:r>
-        <w:rPr>
-          <w:rStyle w:val="MSGENFONTSTYLENAMETEMPLATEROLENUMBERMSGENFONTSTYLENAMEBYROLETEXT2"/>
-          <w:rFonts w:ascii="Tahoma" w:hAnsi="Tahoma" w:cs="Tahoma"/>
-          <w:sz w:val="22"/>
-          <w:szCs w:val="22"/>
-        </w:rPr>
-        <w:t>masing :</w:t>
+      <w:proofErr w:type="spellStart"/>
+      <w:r>
+        <w:rPr>
+          <w:rStyle w:val="MSGENFONTSTYLENAMETEMPLATEROLENUMBERMSGENFONTSTYLENAMEBYROLETEXT2"/>
+          <w:rFonts w:ascii="Tahoma" w:hAnsi="Tahoma" w:cs="Tahoma"/>
+          <w:sz w:val="22"/>
+          <w:szCs w:val="22"/>
+        </w:rPr>
+        <w:t>masing</w:t>
+      </w:r>
+      <w:proofErr w:type="spellEnd"/>
+      <w:r>
+        <w:rPr>
+          <w:rStyle w:val="MSGENFONTSTYLENAMETEMPLATEROLENUMBERMSGENFONTSTYLENAMEBYROLETEXT2"/>
+          <w:rFonts w:ascii="Tahoma" w:hAnsi="Tahoma" w:cs="Tahoma"/>
+          <w:sz w:val="22"/>
+          <w:szCs w:val="22"/>
+        </w:rPr>
+        <w:t xml:space="preserve"> :</w:t>
       </w:r>
     </w:p>
     <w:p>
@@ -465,7 +627,29 @@
           <w:shd w:val="clear" w:color="auto" w:fill="FFFFFF"/>
           <w:lang w:val="en-US" w:eastAsia="en-US"/>
         </w:rPr>
-        <w:t xml:space="preserve">INDAH WAHYUNI, SH, M.Si.       </w:t>
+        <w:t xml:space="preserve">INDAH WAHYUNI, SH, </w:t>
+      </w:r>
+      <w:proofErr w:type="spellStart"/>
+      <w:r>
+        <w:rPr>
+          <w:rFonts w:ascii="Tahoma" w:hAnsi="Tahoma" w:cs="Tahoma"/>
+          <w:sz w:val="22"/>
+          <w:szCs w:val="22"/>
+          <w:shd w:val="clear" w:color="auto" w:fill="FFFFFF"/>
+          <w:lang w:val="en-US" w:eastAsia="en-US"/>
+        </w:rPr>
+        <w:t>M.Si</w:t>
+      </w:r>
+      <w:proofErr w:type="spellEnd"/>
+      <w:r>
+        <w:rPr>
+          <w:rFonts w:ascii="Tahoma" w:hAnsi="Tahoma" w:cs="Tahoma"/>
+          <w:sz w:val="22"/>
+          <w:szCs w:val="22"/>
+          <w:shd w:val="clear" w:color="auto" w:fill="FFFFFF"/>
+          <w:lang w:val="en-US" w:eastAsia="en-US"/>
+        </w:rPr>
+        <w:t xml:space="preserve">.       </w:t>
       </w:r>
       <w:r>
         <w:rPr>
@@ -580,7 +764,35 @@
           <w:sz w:val="22"/>
           <w:szCs w:val="22"/>
         </w:rPr>
-        <w:t>ADINA FIBRIANI S.E,M.Ak.</w:t>
+        <w:t xml:space="preserve">ADINA FIBRIANI </w:t>
+      </w:r>
+      <w:proofErr w:type="spellStart"/>
+      <w:proofErr w:type="gramStart"/>
+      <w:r>
+        <w:rPr>
+          <w:rFonts w:ascii="Tahoma" w:hAnsi="Tahoma" w:cs="Tahoma"/>
+          <w:sz w:val="22"/>
+          <w:szCs w:val="22"/>
+        </w:rPr>
+        <w:t>S.E</w:t>
+      </w:r>
+      <w:proofErr w:type="gramEnd"/>
+      <w:r>
+        <w:rPr>
+          <w:rFonts w:ascii="Tahoma" w:hAnsi="Tahoma" w:cs="Tahoma"/>
+          <w:sz w:val="22"/>
+          <w:szCs w:val="22"/>
+        </w:rPr>
+        <w:t>,M.Ak</w:t>
+      </w:r>
+      <w:proofErr w:type="spellEnd"/>
+      <w:r>
+        <w:rPr>
+          <w:rFonts w:ascii="Tahoma" w:hAnsi="Tahoma" w:cs="Tahoma"/>
+          <w:sz w:val="22"/>
+          <w:szCs w:val="22"/>
+        </w:rPr>
+        <w:t>.</w:t>
       </w:r>
       <w:r>
         <w:rPr>
@@ -887,7 +1099,27 @@
           <w:szCs w:val="22"/>
           <w:shd w:val="clear" w:color="auto" w:fill="FFFFFF"/>
         </w:rPr>
-        <w:t>{nama_diambil_sumpah}</w:t>
+        <w:t>{</w:t>
+      </w:r>
+      <w:proofErr w:type="spellStart"/>
+      <w:r>
+        <w:rPr>
+          <w:rFonts w:ascii="Tahoma" w:hAnsi="Tahoma" w:cs="Tahoma"/>
+          <w:sz w:val="22"/>
+          <w:szCs w:val="22"/>
+          <w:shd w:val="clear" w:color="auto" w:fill="FFFFFF"/>
+        </w:rPr>
+        <w:t>nama_diambil_sumpah</w:t>
+      </w:r>
+      <w:proofErr w:type="spellEnd"/>
+      <w:r>
+        <w:rPr>
+          <w:rFonts w:ascii="Tahoma" w:hAnsi="Tahoma" w:cs="Tahoma"/>
+          <w:sz w:val="22"/>
+          <w:szCs w:val="22"/>
+          <w:shd w:val="clear" w:color="auto" w:fill="FFFFFF"/>
+        </w:rPr>
+        <w:t>}</w:t>
       </w:r>
       <w:r>
         <w:rPr>
@@ -925,7 +1157,29 @@
           <w:shd w:val="clear" w:color="auto" w:fill="FFFFFF"/>
           <w:lang w:val="en-US" w:eastAsia="en-US"/>
         </w:rPr>
-        <w:t xml:space="preserve">{pangkat_diambil_sumpah} </w:t>
+        <w:t>{</w:t>
+      </w:r>
+      <w:proofErr w:type="spellStart"/>
+      <w:r>
+        <w:rPr>
+          <w:rFonts w:ascii="Tahoma" w:hAnsi="Tahoma" w:cs="Tahoma"/>
+          <w:sz w:val="22"/>
+          <w:szCs w:val="22"/>
+          <w:shd w:val="clear" w:color="auto" w:fill="FFFFFF"/>
+          <w:lang w:val="en-US" w:eastAsia="en-US"/>
+        </w:rPr>
+        <w:t>pangkat_diambil_sumpah</w:t>
+      </w:r>
+      <w:proofErr w:type="spellEnd"/>
+      <w:r>
+        <w:rPr>
+          <w:rFonts w:ascii="Tahoma" w:hAnsi="Tahoma" w:cs="Tahoma"/>
+          <w:sz w:val="22"/>
+          <w:szCs w:val="22"/>
+          <w:shd w:val="clear" w:color="auto" w:fill="FFFFFF"/>
+          <w:lang w:val="en-US" w:eastAsia="en-US"/>
+        </w:rPr>
+        <w:t xml:space="preserve">} </w:t>
       </w:r>
       <w:r>
         <w:rPr>
@@ -972,7 +1226,27 @@
           <w:szCs w:val="22"/>
           <w:shd w:val="clear" w:color="auto" w:fill="FFFFFF"/>
         </w:rPr>
-        <w:t>{nip_diambil_sumpah}</w:t>
+        <w:t>{</w:t>
+      </w:r>
+      <w:proofErr w:type="spellStart"/>
+      <w:r>
+        <w:rPr>
+          <w:rFonts w:ascii="Tahoma" w:hAnsi="Tahoma" w:cs="Tahoma"/>
+          <w:sz w:val="22"/>
+          <w:szCs w:val="22"/>
+          <w:shd w:val="clear" w:color="auto" w:fill="FFFFFF"/>
+        </w:rPr>
+        <w:t>nip_diambil_sumpah</w:t>
+      </w:r>
+      <w:proofErr w:type="spellEnd"/>
+      <w:r>
+        <w:rPr>
+          <w:rFonts w:ascii="Tahoma" w:hAnsi="Tahoma" w:cs="Tahoma"/>
+          <w:sz w:val="22"/>
+          <w:szCs w:val="22"/>
+          <w:shd w:val="clear" w:color="auto" w:fill="FFFFFF"/>
+        </w:rPr>
+        <w:t>}</w:t>
       </w:r>
     </w:p>
     <w:p>
@@ -1059,7 +1333,73 @@
           <w:shd w:val="clear" w:color="auto" w:fill="FFFFFF"/>
           <w:lang w:val="en-AU" w:eastAsia="en-US"/>
         </w:rPr>
-        <w:t>MUNIR, S.Ag., M.Ag. Pangkat Pembina Tingkat I NIP. 19730115 200003 1 003</w:t>
+        <w:t xml:space="preserve">MUNIR, </w:t>
+      </w:r>
+      <w:proofErr w:type="spellStart"/>
+      <w:r>
+        <w:rPr>
+          <w:rFonts w:ascii="Tahoma" w:hAnsi="Tahoma" w:cs="Tahoma"/>
+          <w:sz w:val="22"/>
+          <w:szCs w:val="22"/>
+          <w:shd w:val="clear" w:color="auto" w:fill="FFFFFF"/>
+          <w:lang w:val="en-AU" w:eastAsia="en-US"/>
+        </w:rPr>
+        <w:t>S.Ag</w:t>
+      </w:r>
+      <w:proofErr w:type="spellEnd"/>
+      <w:r>
+        <w:rPr>
+          <w:rFonts w:ascii="Tahoma" w:hAnsi="Tahoma" w:cs="Tahoma"/>
+          <w:sz w:val="22"/>
+          <w:szCs w:val="22"/>
+          <w:shd w:val="clear" w:color="auto" w:fill="FFFFFF"/>
+          <w:lang w:val="en-AU" w:eastAsia="en-US"/>
+        </w:rPr>
+        <w:t xml:space="preserve">., </w:t>
+      </w:r>
+      <w:proofErr w:type="spellStart"/>
+      <w:r>
+        <w:rPr>
+          <w:rFonts w:ascii="Tahoma" w:hAnsi="Tahoma" w:cs="Tahoma"/>
+          <w:sz w:val="22"/>
+          <w:szCs w:val="22"/>
+          <w:shd w:val="clear" w:color="auto" w:fill="FFFFFF"/>
+          <w:lang w:val="en-AU" w:eastAsia="en-US"/>
+        </w:rPr>
+        <w:t>M.Ag</w:t>
+      </w:r>
+      <w:proofErr w:type="spellEnd"/>
+      <w:r>
+        <w:rPr>
+          <w:rFonts w:ascii="Tahoma" w:hAnsi="Tahoma" w:cs="Tahoma"/>
+          <w:sz w:val="22"/>
+          <w:szCs w:val="22"/>
+          <w:shd w:val="clear" w:color="auto" w:fill="FFFFFF"/>
+          <w:lang w:val="en-AU" w:eastAsia="en-US"/>
+        </w:rPr>
+        <w:t xml:space="preserve">. </w:t>
+      </w:r>
+      <w:proofErr w:type="spellStart"/>
+      <w:r>
+        <w:rPr>
+          <w:rFonts w:ascii="Tahoma" w:hAnsi="Tahoma" w:cs="Tahoma"/>
+          <w:sz w:val="22"/>
+          <w:szCs w:val="22"/>
+          <w:shd w:val="clear" w:color="auto" w:fill="FFFFFF"/>
+          <w:lang w:val="en-AU" w:eastAsia="en-US"/>
+        </w:rPr>
+        <w:t>Pangkat</w:t>
+      </w:r>
+      <w:proofErr w:type="spellEnd"/>
+      <w:r>
+        <w:rPr>
+          <w:rFonts w:ascii="Tahoma" w:hAnsi="Tahoma" w:cs="Tahoma"/>
+          <w:sz w:val="22"/>
+          <w:szCs w:val="22"/>
+          <w:shd w:val="clear" w:color="auto" w:fill="FFFFFF"/>
+          <w:lang w:val="en-AU" w:eastAsia="en-US"/>
+        </w:rPr>
+        <w:t xml:space="preserve"> Pembina Tingkat I NIP. 19730115 200003 1 003</w:t>
       </w:r>
     </w:p>
     <w:p>
@@ -1135,8 +1475,24 @@
           <w:szCs w:val="22"/>
           <w:lang w:val="en-US"/>
         </w:rPr>
-        <w:t>“Demi Alloh</w:t>
-      </w:r>
+        <w:t xml:space="preserve">“Demi </w:t>
+      </w:r>
+      <w:proofErr w:type="spellStart"/>
+      <w:r>
+        <w:rPr>
+          <w:rStyle w:val="MSGENFONTSTYLENAMETEMPLATEROLENUMBERMSGENFONTSTYLENAMEBYROLETEXT3"/>
+          <w:rFonts w:ascii="Tahoma" w:hAnsi="Tahoma" w:cs="Tahoma"/>
+          <w:b/>
+          <w:bCs/>
+          <w:i/>
+          <w:iCs/>
+          <w:sz w:val="22"/>
+          <w:szCs w:val="22"/>
+          <w:lang w:val="en-US"/>
+        </w:rPr>
+        <w:t>Alloh</w:t>
+      </w:r>
+      <w:proofErr w:type="spellEnd"/>
       <w:r>
         <w:rPr>
           <w:rStyle w:val="MSGENFONTSTYLENAMETEMPLATEROLENUMBERMSGENFONTSTYLENAMEBYROLETEXT3"/>
@@ -1150,6 +1506,7 @@
         </w:rPr>
         <w:t>, saya bersumpah</w:t>
       </w:r>
+      <w:proofErr w:type="gramStart"/>
       <w:r>
         <w:rPr>
           <w:rStyle w:val="MSGENFONTSTYLENAMETEMPLATEROLENUMBERMSGENFONTSTYLENAMEBYROLETEXT3"/>
@@ -1177,6 +1534,7 @@
         </w:rPr>
         <w:t>:</w:t>
       </w:r>
+      <w:proofErr w:type="gramEnd"/>
     </w:p>
     <w:p>
       <w:pPr>
@@ -1229,18 +1587,33 @@
         </w:rPr>
         <w:t>B</w:t>
       </w:r>
-      <w:r>
-        <w:rPr>
-          <w:rStyle w:val="MSGENFONTSTYLENAMETEMPLATEROLENUMBERMSGENFONTSTYLENAMEBYROLETEXT3"/>
-          <w:rFonts w:ascii="Tahoma" w:hAnsi="Tahoma" w:cs="Tahoma"/>
-          <w:b/>
-          <w:bCs/>
-          <w:i/>
-          <w:iCs/>
-          <w:sz w:val="22"/>
-          <w:szCs w:val="22"/>
-        </w:rPr>
-        <w:t xml:space="preserve">ahwa saya, untuk diangkat menjadi </w:t>
+      <w:proofErr w:type="spellStart"/>
+      <w:r>
+        <w:rPr>
+          <w:rStyle w:val="MSGENFONTSTYLENAMETEMPLATEROLENUMBERMSGENFONTSTYLENAMEBYROLETEXT3"/>
+          <w:rFonts w:ascii="Tahoma" w:hAnsi="Tahoma" w:cs="Tahoma"/>
+          <w:b/>
+          <w:bCs/>
+          <w:i/>
+          <w:iCs/>
+          <w:sz w:val="22"/>
+          <w:szCs w:val="22"/>
+        </w:rPr>
+        <w:t>ahwa</w:t>
+      </w:r>
+      <w:proofErr w:type="spellEnd"/>
+      <w:r>
+        <w:rPr>
+          <w:rStyle w:val="MSGENFONTSTYLENAMETEMPLATEROLENUMBERMSGENFONTSTYLENAMEBYROLETEXT3"/>
+          <w:rFonts w:ascii="Tahoma" w:hAnsi="Tahoma" w:cs="Tahoma"/>
+          <w:b/>
+          <w:bCs/>
+          <w:i/>
+          <w:iCs/>
+          <w:sz w:val="22"/>
+          <w:szCs w:val="22"/>
+        </w:rPr>
+        <w:t xml:space="preserve"> saya, untuk diangkat menjadi </w:t>
       </w:r>
       <w:r>
         <w:rPr>
@@ -1256,19 +1629,49 @@
         </w:rPr>
         <w:t>P</w:t>
       </w:r>
-      <w:r>
-        <w:rPr>
-          <w:rStyle w:val="MSGENFONTSTYLENAMETEMPLATEROLENUMBERMSGENFONTSTYLENAMEBYROLETEXT3"/>
-          <w:rFonts w:ascii="Tahoma" w:hAnsi="Tahoma" w:cs="Tahoma"/>
-          <w:b/>
-          <w:bCs/>
-          <w:i/>
-          <w:iCs/>
-          <w:sz w:val="22"/>
-          <w:szCs w:val="22"/>
-        </w:rPr>
-        <w:t>egawai Negeri Sipil akan setia dan taat sepenuhnya kepada Pancasi</w:t>
-      </w:r>
+      <w:proofErr w:type="spellStart"/>
+      <w:r>
+        <w:rPr>
+          <w:rStyle w:val="MSGENFONTSTYLENAMETEMPLATEROLENUMBERMSGENFONTSTYLENAMEBYROLETEXT3"/>
+          <w:rFonts w:ascii="Tahoma" w:hAnsi="Tahoma" w:cs="Tahoma"/>
+          <w:b/>
+          <w:bCs/>
+          <w:i/>
+          <w:iCs/>
+          <w:sz w:val="22"/>
+          <w:szCs w:val="22"/>
+        </w:rPr>
+        <w:t>egawai</w:t>
+      </w:r>
+      <w:proofErr w:type="spellEnd"/>
+      <w:r>
+        <w:rPr>
+          <w:rStyle w:val="MSGENFONTSTYLENAMETEMPLATEROLENUMBERMSGENFONTSTYLENAMEBYROLETEXT3"/>
+          <w:rFonts w:ascii="Tahoma" w:hAnsi="Tahoma" w:cs="Tahoma"/>
+          <w:b/>
+          <w:bCs/>
+          <w:i/>
+          <w:iCs/>
+          <w:sz w:val="22"/>
+          <w:szCs w:val="22"/>
+        </w:rPr>
+        <w:t xml:space="preserve"> Negeri Sipil akan setia dan taat sepenuhnya kepada </w:t>
+      </w:r>
+      <w:proofErr w:type="spellStart"/>
+      <w:r>
+        <w:rPr>
+          <w:rStyle w:val="MSGENFONTSTYLENAMETEMPLATEROLENUMBERMSGENFONTSTYLENAMEBYROLETEXT3"/>
+          <w:rFonts w:ascii="Tahoma" w:hAnsi="Tahoma" w:cs="Tahoma"/>
+          <w:b/>
+          <w:bCs/>
+          <w:i/>
+          <w:iCs/>
+          <w:sz w:val="22"/>
+          <w:szCs w:val="22"/>
+        </w:rPr>
+        <w:t>Pancasi</w:t>
+      </w:r>
+      <w:proofErr w:type="spellEnd"/>
       <w:r>
         <w:rPr>
           <w:rStyle w:val="MSGENFONTSTYLENAMETEMPLATEROLENUMBERMSGENFONTSTYLENAMEBYROLETEXT3"/>
@@ -1345,7 +1748,35 @@
           <w:sz w:val="22"/>
           <w:szCs w:val="22"/>
         </w:rPr>
-        <w:t>bahwa saya, akan mentaati sega</w:t>
+        <w:t xml:space="preserve">bahwa saya, akan </w:t>
+      </w:r>
+      <w:proofErr w:type="spellStart"/>
+      <w:r>
+        <w:rPr>
+          <w:rStyle w:val="MSGENFONTSTYLENAMETEMPLATEROLENUMBERMSGENFONTSTYLENAMEBYROLETEXT3"/>
+          <w:rFonts w:ascii="Tahoma" w:hAnsi="Tahoma" w:cs="Tahoma"/>
+          <w:b/>
+          <w:bCs/>
+          <w:i/>
+          <w:iCs/>
+          <w:sz w:val="22"/>
+          <w:szCs w:val="22"/>
+        </w:rPr>
+        <w:t>mentaati</w:t>
+      </w:r>
+      <w:proofErr w:type="spellEnd"/>
+      <w:r>
+        <w:rPr>
+          <w:rStyle w:val="MSGENFONTSTYLENAMETEMPLATEROLENUMBERMSGENFONTSTYLENAMEBYROLETEXT3"/>
+          <w:rFonts w:ascii="Tahoma" w:hAnsi="Tahoma" w:cs="Tahoma"/>
+          <w:b/>
+          <w:bCs/>
+          <w:i/>
+          <w:iCs/>
+          <w:sz w:val="22"/>
+          <w:szCs w:val="22"/>
+        </w:rPr>
+        <w:t xml:space="preserve"> sega</w:t>
       </w:r>
       <w:r>
         <w:rPr>
@@ -1372,8 +1803,23 @@
           <w:sz w:val="22"/>
           <w:szCs w:val="22"/>
         </w:rPr>
-        <w:t>a peraturan perundang-undangan yang ber</w:t>
-      </w:r>
+        <w:t xml:space="preserve">a peraturan perundang-undangan yang </w:t>
+      </w:r>
+      <w:proofErr w:type="spellStart"/>
+      <w:r>
+        <w:rPr>
+          <w:rStyle w:val="MSGENFONTSTYLENAMETEMPLATEROLENUMBERMSGENFONTSTYLENAMEBYROLETEXT3"/>
+          <w:rFonts w:ascii="Tahoma" w:hAnsi="Tahoma" w:cs="Tahoma"/>
+          <w:b/>
+          <w:bCs/>
+          <w:i/>
+          <w:iCs/>
+          <w:sz w:val="22"/>
+          <w:szCs w:val="22"/>
+        </w:rPr>
+        <w:t>ber</w:t>
+      </w:r>
+      <w:proofErr w:type="spellEnd"/>
       <w:r>
         <w:rPr>
           <w:rStyle w:val="MSGENFONTSTYLENAMETEMPLATEROLENUMBERMSGENFONTSTYLENAMEBYROLETEXT3"/>
@@ -1399,8 +1845,23 @@
           <w:sz w:val="22"/>
           <w:szCs w:val="22"/>
         </w:rPr>
-        <w:t>aku dan me</w:t>
-      </w:r>
+        <w:t xml:space="preserve">aku dan </w:t>
+      </w:r>
+      <w:proofErr w:type="spellStart"/>
+      <w:r>
+        <w:rPr>
+          <w:rStyle w:val="MSGENFONTSTYLENAMETEMPLATEROLENUMBERMSGENFONTSTYLENAMEBYROLETEXT3"/>
+          <w:rFonts w:ascii="Tahoma" w:hAnsi="Tahoma" w:cs="Tahoma"/>
+          <w:b/>
+          <w:bCs/>
+          <w:i/>
+          <w:iCs/>
+          <w:sz w:val="22"/>
+          <w:szCs w:val="22"/>
+        </w:rPr>
+        <w:t>me</w:t>
+      </w:r>
+      <w:proofErr w:type="spellEnd"/>
       <w:r>
         <w:rPr>
           <w:rStyle w:val="MSGENFONTSTYLENAMETEMPLATEROLENUMBERMSGENFONTSTYLENAMEBYROLETEXT3"/>
@@ -1415,18 +1876,33 @@
         </w:rPr>
         <w:t>l</w:t>
       </w:r>
-      <w:r>
-        <w:rPr>
-          <w:rStyle w:val="MSGENFONTSTYLENAMETEMPLATEROLENUMBERMSGENFONTSTYLENAMEBYROLETEXT3"/>
-          <w:rFonts w:ascii="Tahoma" w:hAnsi="Tahoma" w:cs="Tahoma"/>
-          <w:b/>
-          <w:bCs/>
-          <w:i/>
-          <w:iCs/>
-          <w:sz w:val="22"/>
-          <w:szCs w:val="22"/>
-        </w:rPr>
-        <w:t>aksanakan tugas kedinasan yang dipercayakan kepada saya dengan penuh pengabdian, kesadaran, dan tanggung</w:t>
+      <w:proofErr w:type="spellStart"/>
+      <w:r>
+        <w:rPr>
+          <w:rStyle w:val="MSGENFONTSTYLENAMETEMPLATEROLENUMBERMSGENFONTSTYLENAMEBYROLETEXT3"/>
+          <w:rFonts w:ascii="Tahoma" w:hAnsi="Tahoma" w:cs="Tahoma"/>
+          <w:b/>
+          <w:bCs/>
+          <w:i/>
+          <w:iCs/>
+          <w:sz w:val="22"/>
+          <w:szCs w:val="22"/>
+        </w:rPr>
+        <w:t>aksanakan</w:t>
+      </w:r>
+      <w:proofErr w:type="spellEnd"/>
+      <w:r>
+        <w:rPr>
+          <w:rStyle w:val="MSGENFONTSTYLENAMETEMPLATEROLENUMBERMSGENFONTSTYLENAMEBYROLETEXT3"/>
+          <w:rFonts w:ascii="Tahoma" w:hAnsi="Tahoma" w:cs="Tahoma"/>
+          <w:b/>
+          <w:bCs/>
+          <w:i/>
+          <w:iCs/>
+          <w:sz w:val="22"/>
+          <w:szCs w:val="22"/>
+        </w:rPr>
+        <w:t xml:space="preserve"> tugas kedinasan yang dipercayakan kepada saya dengan penuh pengabdian, kesadaran, dan tanggung</w:t>
       </w:r>
       <w:r>
         <w:rPr>
@@ -1558,8 +2034,23 @@
           <w:sz w:val="22"/>
           <w:szCs w:val="22"/>
         </w:rPr>
-        <w:t xml:space="preserve"> serta akan senantiasa mengutamakan kepentingan Negara daripada kepentingan saya sendiri, seorang atau go</w:t>
-      </w:r>
+        <w:t xml:space="preserve"> serta akan senantiasa mengutamakan kepentingan Negara daripada kepentingan saya sendiri, seorang atau </w:t>
+      </w:r>
+      <w:proofErr w:type="spellStart"/>
+      <w:r>
+        <w:rPr>
+          <w:rStyle w:val="MSGENFONTSTYLENAMETEMPLATEROLENUMBERMSGENFONTSTYLENAMEBYROLETEXT3"/>
+          <w:rFonts w:ascii="Tahoma" w:hAnsi="Tahoma" w:cs="Tahoma"/>
+          <w:b/>
+          <w:bCs/>
+          <w:i/>
+          <w:iCs/>
+          <w:sz w:val="22"/>
+          <w:szCs w:val="22"/>
+        </w:rPr>
+        <w:t>go</w:t>
+      </w:r>
+      <w:proofErr w:type="spellEnd"/>
       <w:r>
         <w:rPr>
           <w:rStyle w:val="MSGENFONTSTYLENAMETEMPLATEROLENUMBERMSGENFONTSTYLENAMEBYROLETEXT3"/>
@@ -1574,18 +2065,33 @@
         </w:rPr>
         <w:t>l</w:t>
       </w:r>
-      <w:r>
-        <w:rPr>
-          <w:rStyle w:val="MSGENFONTSTYLENAMETEMPLATEROLENUMBERMSGENFONTSTYLENAMEBYROLETEXT3"/>
-          <w:rFonts w:ascii="Tahoma" w:hAnsi="Tahoma" w:cs="Tahoma"/>
-          <w:b/>
-          <w:bCs/>
-          <w:i/>
-          <w:iCs/>
-          <w:sz w:val="22"/>
-          <w:szCs w:val="22"/>
-        </w:rPr>
-        <w:t>ongan;</w:t>
+      <w:proofErr w:type="spellStart"/>
+      <w:r>
+        <w:rPr>
+          <w:rStyle w:val="MSGENFONTSTYLENAMETEMPLATEROLENUMBERMSGENFONTSTYLENAMEBYROLETEXT3"/>
+          <w:rFonts w:ascii="Tahoma" w:hAnsi="Tahoma" w:cs="Tahoma"/>
+          <w:b/>
+          <w:bCs/>
+          <w:i/>
+          <w:iCs/>
+          <w:sz w:val="22"/>
+          <w:szCs w:val="22"/>
+        </w:rPr>
+        <w:t>ongan</w:t>
+      </w:r>
+      <w:proofErr w:type="spellEnd"/>
+      <w:r>
+        <w:rPr>
+          <w:rStyle w:val="MSGENFONTSTYLENAMETEMPLATEROLENUMBERMSGENFONTSTYLENAMEBYROLETEXT3"/>
+          <w:rFonts w:ascii="Tahoma" w:hAnsi="Tahoma" w:cs="Tahoma"/>
+          <w:b/>
+          <w:bCs/>
+          <w:i/>
+          <w:iCs/>
+          <w:sz w:val="22"/>
+          <w:szCs w:val="22"/>
+        </w:rPr>
+        <w:t>;</w:t>
       </w:r>
     </w:p>
     <w:p>
@@ -1685,6 +2191,7 @@
         </w:rPr>
         <w:t xml:space="preserve">bahwa saya, akan bekerja dengan </w:t>
       </w:r>
+      <w:proofErr w:type="spellStart"/>
       <w:r>
         <w:rPr>
           <w:rStyle w:val="MSGENFONTSTYLENAMETEMPLATEROLENUMBERMSGENFONTSTYLENAMEBYROLETEXT3"/>
@@ -1697,20 +2204,52 @@
           <w:szCs w:val="22"/>
           <w:lang w:val="en-US" w:eastAsia="en-US"/>
         </w:rPr>
-        <w:t>jujur, tertib</w:t>
-      </w:r>
-      <w:r>
-        <w:rPr>
-          <w:rStyle w:val="MSGENFONTSTYLENAMETEMPLATEROLENUMBERMSGENFONTSTYLENAMEBYROLETEXT3"/>
-          <w:rFonts w:ascii="Tahoma" w:hAnsi="Tahoma" w:cs="Tahoma"/>
-          <w:b/>
-          <w:bCs/>
+        <w:t>jujur</w:t>
+      </w:r>
+      <w:proofErr w:type="spellEnd"/>
+      <w:r>
+        <w:rPr>
+          <w:rStyle w:val="MSGENFONTSTYLENAMETEMPLATEROLENUMBERMSGENFONTSTYLENAMEBYROLETEXT3"/>
+          <w:rFonts w:ascii="Tahoma" w:hAnsi="Tahoma" w:cs="Tahoma"/>
+          <w:b/>
+          <w:bCs/>
+          <w:i/>
+          <w:iCs/>
           <w:sz w:val="22"/>
           <w:szCs w:val="22"/>
           <w:lang w:val="en-US" w:eastAsia="en-US"/>
         </w:rPr>
         <w:t xml:space="preserve">, </w:t>
       </w:r>
+      <w:proofErr w:type="spellStart"/>
+      <w:r>
+        <w:rPr>
+          <w:rStyle w:val="MSGENFONTSTYLENAMETEMPLATEROLENUMBERMSGENFONTSTYLENAMEBYROLETEXT3"/>
+          <w:rFonts w:ascii="Tahoma" w:hAnsi="Tahoma" w:cs="Tahoma"/>
+          <w:b/>
+          <w:bCs/>
+          <w:i/>
+          <w:iCs/>
+          <w:sz w:val="22"/>
+          <w:szCs w:val="22"/>
+          <w:lang w:val="en-US" w:eastAsia="en-US"/>
+        </w:rPr>
+        <w:t>tertib</w:t>
+      </w:r>
+      <w:proofErr w:type="spellEnd"/>
+      <w:r>
+        <w:rPr>
+          <w:rStyle w:val="MSGENFONTSTYLENAMETEMPLATEROLENUMBERMSGENFONTSTYLENAMEBYROLETEXT3"/>
+          <w:rFonts w:ascii="Tahoma" w:hAnsi="Tahoma" w:cs="Tahoma"/>
+          <w:b/>
+          <w:bCs/>
+          <w:sz w:val="22"/>
+          <w:szCs w:val="22"/>
+          <w:lang w:val="en-US" w:eastAsia="en-US"/>
+        </w:rPr>
+        <w:t xml:space="preserve">, </w:t>
+      </w:r>
+      <w:proofErr w:type="spellStart"/>
       <w:r>
         <w:rPr>
           <w:rFonts w:ascii="Tahoma" w:hAnsi="Tahoma" w:cs="Tahoma"/>
@@ -1721,6 +2260,7 @@
         </w:rPr>
         <w:t>cermat</w:t>
       </w:r>
+      <w:proofErr w:type="spellEnd"/>
       <w:r>
         <w:rPr>
           <w:rFonts w:ascii="Tahoma" w:hAnsi="Tahoma" w:cs="Tahoma"/>
@@ -1739,7 +2279,73 @@
           <w:shd w:val="clear" w:color="auto" w:fill="FFFFFF"/>
           <w:lang w:val="en-US" w:eastAsia="en-US"/>
         </w:rPr>
-        <w:t xml:space="preserve"> dan bersemangat untuk kepentingan Negara".</w:t>
+        <w:t xml:space="preserve"> dan </w:t>
+      </w:r>
+      <w:proofErr w:type="spellStart"/>
+      <w:r>
+        <w:rPr>
+          <w:rFonts w:ascii="Tahoma" w:hAnsi="Tahoma" w:cs="Tahoma"/>
+          <w:sz w:val="22"/>
+          <w:szCs w:val="22"/>
+          <w:shd w:val="clear" w:color="auto" w:fill="FFFFFF"/>
+          <w:lang w:val="en-US" w:eastAsia="en-US"/>
+        </w:rPr>
+        <w:t>bersemangat</w:t>
+      </w:r>
+      <w:proofErr w:type="spellEnd"/>
+      <w:r>
+        <w:rPr>
+          <w:rFonts w:ascii="Tahoma" w:hAnsi="Tahoma" w:cs="Tahoma"/>
+          <w:sz w:val="22"/>
+          <w:szCs w:val="22"/>
+          <w:shd w:val="clear" w:color="auto" w:fill="FFFFFF"/>
+          <w:lang w:val="en-US" w:eastAsia="en-US"/>
+        </w:rPr>
+        <w:t xml:space="preserve"> </w:t>
+      </w:r>
+      <w:proofErr w:type="spellStart"/>
+      <w:r>
+        <w:rPr>
+          <w:rFonts w:ascii="Tahoma" w:hAnsi="Tahoma" w:cs="Tahoma"/>
+          <w:sz w:val="22"/>
+          <w:szCs w:val="22"/>
+          <w:shd w:val="clear" w:color="auto" w:fill="FFFFFF"/>
+          <w:lang w:val="en-US" w:eastAsia="en-US"/>
+        </w:rPr>
+        <w:t>untuk</w:t>
+      </w:r>
+      <w:proofErr w:type="spellEnd"/>
+      <w:r>
+        <w:rPr>
+          <w:rFonts w:ascii="Tahoma" w:hAnsi="Tahoma" w:cs="Tahoma"/>
+          <w:sz w:val="22"/>
+          <w:szCs w:val="22"/>
+          <w:shd w:val="clear" w:color="auto" w:fill="FFFFFF"/>
+          <w:lang w:val="en-US" w:eastAsia="en-US"/>
+        </w:rPr>
+        <w:t xml:space="preserve"> </w:t>
+      </w:r>
+      <w:proofErr w:type="spellStart"/>
+      <w:r>
+        <w:rPr>
+          <w:rFonts w:ascii="Tahoma" w:hAnsi="Tahoma" w:cs="Tahoma"/>
+          <w:sz w:val="22"/>
+          <w:szCs w:val="22"/>
+          <w:shd w:val="clear" w:color="auto" w:fill="FFFFFF"/>
+          <w:lang w:val="en-US" w:eastAsia="en-US"/>
+        </w:rPr>
+        <w:t>kepentingan</w:t>
+      </w:r>
+      <w:proofErr w:type="spellEnd"/>
+      <w:r>
+        <w:rPr>
+          <w:rFonts w:ascii="Tahoma" w:hAnsi="Tahoma" w:cs="Tahoma"/>
+          <w:sz w:val="22"/>
+          <w:szCs w:val="22"/>
+          <w:shd w:val="clear" w:color="auto" w:fill="FFFFFF"/>
+          <w:lang w:val="en-US" w:eastAsia="en-US"/>
+        </w:rPr>
+        <w:t xml:space="preserve"> Negara".</w:t>
       </w:r>
     </w:p>
     <w:p>
@@ -1768,6 +2374,9 @@
         <w:spacing w:line="240" w:lineRule="auto"/>
         <w:ind w:left="142" w:right="46"/>
         <w:jc w:val="both"/>
+        <w:rPr>
+          <w:rFonts w:ascii="Tahoma" w:hAnsi="Tahoma" w:cs="Tahoma"/>
+        </w:rPr>
       </w:pPr>
       <w:bookmarkStart w:id="2" w:name="_Hlk105767445"/>
       <w:bookmarkEnd w:id="2"/>
@@ -1847,6 +2456,9 @@
           <w:p>
             <w:pPr>
               <w:jc w:val="center"/>
+              <w:rPr>
+                <w:rFonts w:ascii="Tahoma" w:hAnsi="Tahoma" w:cs="Tahoma"/>
+              </w:rPr>
             </w:pPr>
             <w:r>
               <w:rPr>
@@ -1924,7 +2536,29 @@
                 <w:u w:val="single"/>
                 <w:shd w:val="clear" w:color="auto" w:fill="FFFFFF"/>
               </w:rPr>
-              <w:t>{nama_diambil_sumpah}</w:t>
+              <w:t>{</w:t>
+            </w:r>
+            <w:proofErr w:type="spellStart"/>
+            <w:r>
+              <w:rPr>
+                <w:rFonts w:ascii="Tahoma" w:hAnsi="Tahoma" w:cs="Tahoma"/>
+                <w:sz w:val="22"/>
+                <w:szCs w:val="22"/>
+                <w:u w:val="single"/>
+                <w:shd w:val="clear" w:color="auto" w:fill="FFFFFF"/>
+              </w:rPr>
+              <w:t>nama_diambil_sumpah</w:t>
+            </w:r>
+            <w:proofErr w:type="spellEnd"/>
+            <w:r>
+              <w:rPr>
+                <w:rFonts w:ascii="Tahoma" w:hAnsi="Tahoma" w:cs="Tahoma"/>
+                <w:sz w:val="22"/>
+                <w:szCs w:val="22"/>
+                <w:u w:val="single"/>
+                <w:shd w:val="clear" w:color="auto" w:fill="FFFFFF"/>
+              </w:rPr>
+              <w:t>}</w:t>
             </w:r>
           </w:p>
           <w:p>
@@ -1977,7 +2611,27 @@
                 <w:szCs w:val="22"/>
                 <w:shd w:val="clear" w:color="auto" w:fill="FFFFFF"/>
               </w:rPr>
-              <w:t>{nip_diambil_sumpah}</w:t>
+              <w:t>{</w:t>
+            </w:r>
+            <w:proofErr w:type="spellStart"/>
+            <w:r>
+              <w:rPr>
+                <w:rFonts w:ascii="Tahoma" w:hAnsi="Tahoma" w:cs="Tahoma"/>
+                <w:sz w:val="22"/>
+                <w:szCs w:val="22"/>
+                <w:shd w:val="clear" w:color="auto" w:fill="FFFFFF"/>
+              </w:rPr>
+              <w:t>nip_diambil_sumpah</w:t>
+            </w:r>
+            <w:proofErr w:type="spellEnd"/>
+            <w:r>
+              <w:rPr>
+                <w:rFonts w:ascii="Tahoma" w:hAnsi="Tahoma" w:cs="Tahoma"/>
+                <w:sz w:val="22"/>
+                <w:szCs w:val="22"/>
+                <w:shd w:val="clear" w:color="auto" w:fill="FFFFFF"/>
+              </w:rPr>
+              <w:t>}</w:t>
             </w:r>
           </w:p>
         </w:tc>
@@ -1988,6 +2642,9 @@
           <w:p>
             <w:pPr>
               <w:jc w:val="center"/>
+              <w:rPr>
+                <w:rFonts w:ascii="Tahoma" w:hAnsi="Tahoma" w:cs="Tahoma"/>
+              </w:rPr>
             </w:pPr>
             <w:r>
               <w:rPr>
@@ -2002,6 +2659,9 @@
           <w:p>
             <w:pPr>
               <w:jc w:val="center"/>
+              <w:rPr>
+                <w:rFonts w:ascii="Tahoma" w:hAnsi="Tahoma" w:cs="Tahoma"/>
+              </w:rPr>
             </w:pPr>
             <w:r>
               <w:rPr>
@@ -2032,6 +2692,7 @@
                 <w:lang w:val="en-AU"/>
               </w:rPr>
             </w:pPr>
+            <w:proofErr w:type="spellStart"/>
             <w:r>
               <w:rPr>
                 <w:rFonts w:ascii="Tahoma" w:hAnsi="Tahoma" w:cs="Tahoma"/>
@@ -2039,7 +2700,37 @@
                 <w:szCs w:val="22"/>
                 <w:lang w:val="en-AU"/>
               </w:rPr>
-              <w:t>Asisten Administrasi Umum</w:t>
+              <w:t>Asisten</w:t>
+            </w:r>
+            <w:proofErr w:type="spellEnd"/>
+            <w:r>
+              <w:rPr>
+                <w:rFonts w:ascii="Tahoma" w:hAnsi="Tahoma" w:cs="Tahoma"/>
+                <w:sz w:val="22"/>
+                <w:szCs w:val="22"/>
+                <w:lang w:val="en-AU"/>
+              </w:rPr>
+              <w:t xml:space="preserve"> </w:t>
+            </w:r>
+            <w:proofErr w:type="spellStart"/>
+            <w:r>
+              <w:rPr>
+                <w:rFonts w:ascii="Tahoma" w:hAnsi="Tahoma" w:cs="Tahoma"/>
+                <w:sz w:val="22"/>
+                <w:szCs w:val="22"/>
+                <w:lang w:val="en-AU"/>
+              </w:rPr>
+              <w:t>Administrasi</w:t>
+            </w:r>
+            <w:proofErr w:type="spellEnd"/>
+            <w:r>
+              <w:rPr>
+                <w:rFonts w:ascii="Tahoma" w:hAnsi="Tahoma" w:cs="Tahoma"/>
+                <w:sz w:val="22"/>
+                <w:szCs w:val="22"/>
+                <w:lang w:val="en-AU"/>
+              </w:rPr>
+              <w:t xml:space="preserve"> Umum</w:t>
             </w:r>
           </w:p>
           <w:p>
@@ -2052,6 +2743,7 @@
                 <w:lang w:eastAsia="en-US"/>
               </w:rPr>
             </w:pPr>
+            <w:proofErr w:type="spellStart"/>
             <w:r>
               <w:rPr>
                 <w:rFonts w:ascii="Tahoma" w:hAnsi="Tahoma" w:cs="Tahoma"/>
@@ -2059,7 +2751,37 @@
                 <w:szCs w:val="22"/>
                 <w:lang w:val="en-AU"/>
               </w:rPr>
-              <w:t>Sekretariat Daerah Provinsi Jawa Timur</w:t>
+              <w:t>Sekretariat</w:t>
+            </w:r>
+            <w:proofErr w:type="spellEnd"/>
+            <w:r>
+              <w:rPr>
+                <w:rFonts w:ascii="Tahoma" w:hAnsi="Tahoma" w:cs="Tahoma"/>
+                <w:sz w:val="22"/>
+                <w:szCs w:val="22"/>
+                <w:lang w:val="en-AU"/>
+              </w:rPr>
+              <w:t xml:space="preserve"> Daerah </w:t>
+            </w:r>
+            <w:proofErr w:type="spellStart"/>
+            <w:r>
+              <w:rPr>
+                <w:rFonts w:ascii="Tahoma" w:hAnsi="Tahoma" w:cs="Tahoma"/>
+                <w:sz w:val="22"/>
+                <w:szCs w:val="22"/>
+                <w:lang w:val="en-AU"/>
+              </w:rPr>
+              <w:t>Provinsi</w:t>
+            </w:r>
+            <w:proofErr w:type="spellEnd"/>
+            <w:r>
+              <w:rPr>
+                <w:rFonts w:ascii="Tahoma" w:hAnsi="Tahoma" w:cs="Tahoma"/>
+                <w:sz w:val="22"/>
+                <w:szCs w:val="22"/>
+                <w:lang w:val="en-AU"/>
+              </w:rPr>
+              <w:t xml:space="preserve"> Jawa Timur</w:t>
             </w:r>
           </w:p>
           <w:p>
@@ -2077,6 +2799,7 @@
             <w:pPr>
               <w:jc w:val="center"/>
               <w:rPr>
+                <w:rFonts w:ascii="Tahoma" w:hAnsi="Tahoma" w:cs="Tahoma"/>
                 <w:sz w:val="22"/>
                 <w:szCs w:val="22"/>
                 <w:lang w:eastAsia="en-US"/>
@@ -2087,6 +2810,7 @@
             <w:pPr>
               <w:jc w:val="center"/>
               <w:rPr>
+                <w:rFonts w:ascii="Tahoma" w:hAnsi="Tahoma" w:cs="Tahoma"/>
                 <w:sz w:val="22"/>
                 <w:szCs w:val="22"/>
                 <w:lang w:eastAsia="en-US"/>
@@ -2097,6 +2821,7 @@
             <w:pPr>
               <w:jc w:val="center"/>
               <w:rPr>
+                <w:rFonts w:ascii="Tahoma" w:hAnsi="Tahoma" w:cs="Tahoma"/>
                 <w:sz w:val="22"/>
                 <w:szCs w:val="22"/>
                 <w:lang w:eastAsia="en-US"/>
@@ -2120,7 +2845,29 @@
                 <w:szCs w:val="22"/>
                 <w:u w:val="single"/>
               </w:rPr>
-              <w:t>R. HERU WAHONO SANTOSO S.Sos, MM</w:t>
+              <w:t xml:space="preserve">R. HERU WAHONO SANTOSO </w:t>
+            </w:r>
+            <w:proofErr w:type="spellStart"/>
+            <w:proofErr w:type="gramStart"/>
+            <w:r>
+              <w:rPr>
+                <w:rFonts w:ascii="Tahoma" w:hAnsi="Tahoma" w:cs="Tahoma"/>
+                <w:sz w:val="22"/>
+                <w:szCs w:val="22"/>
+                <w:u w:val="single"/>
+              </w:rPr>
+              <w:t>S.Sos</w:t>
+            </w:r>
+            <w:proofErr w:type="spellEnd"/>
+            <w:proofErr w:type="gramEnd"/>
+            <w:r>
+              <w:rPr>
+                <w:rFonts w:ascii="Tahoma" w:hAnsi="Tahoma" w:cs="Tahoma"/>
+                <w:sz w:val="22"/>
+                <w:szCs w:val="22"/>
+                <w:u w:val="single"/>
+              </w:rPr>
+              <w:t>, MM</w:t>
             </w:r>
           </w:p>
           <w:p>
@@ -2178,6 +2925,9 @@
           <w:p>
             <w:pPr>
               <w:jc w:val="center"/>
+              <w:rPr>
+                <w:rFonts w:ascii="Tahoma" w:hAnsi="Tahoma" w:cs="Tahoma"/>
+              </w:rPr>
             </w:pPr>
             <w:r>
               <w:rPr>
@@ -2208,6 +2958,7 @@
                 <w:lang w:val="en-AU"/>
               </w:rPr>
             </w:pPr>
+            <w:proofErr w:type="spellStart"/>
             <w:r>
               <w:rPr>
                 <w:rFonts w:ascii="Tahoma" w:hAnsi="Tahoma" w:cs="Tahoma"/>
@@ -2215,7 +2966,37 @@
                 <w:szCs w:val="22"/>
                 <w:lang w:val="en-AU"/>
               </w:rPr>
-              <w:t>Asisten Administrasi Umum</w:t>
+              <w:t>Asisten</w:t>
+            </w:r>
+            <w:proofErr w:type="spellEnd"/>
+            <w:r>
+              <w:rPr>
+                <w:rFonts w:ascii="Tahoma" w:hAnsi="Tahoma" w:cs="Tahoma"/>
+                <w:sz w:val="22"/>
+                <w:szCs w:val="22"/>
+                <w:lang w:val="en-AU"/>
+              </w:rPr>
+              <w:t xml:space="preserve"> </w:t>
+            </w:r>
+            <w:proofErr w:type="spellStart"/>
+            <w:r>
+              <w:rPr>
+                <w:rFonts w:ascii="Tahoma" w:hAnsi="Tahoma" w:cs="Tahoma"/>
+                <w:sz w:val="22"/>
+                <w:szCs w:val="22"/>
+                <w:lang w:val="en-AU"/>
+              </w:rPr>
+              <w:t>Administrasi</w:t>
+            </w:r>
+            <w:proofErr w:type="spellEnd"/>
+            <w:r>
+              <w:rPr>
+                <w:rFonts w:ascii="Tahoma" w:hAnsi="Tahoma" w:cs="Tahoma"/>
+                <w:sz w:val="22"/>
+                <w:szCs w:val="22"/>
+                <w:lang w:val="en-AU"/>
+              </w:rPr>
+              <w:t xml:space="preserve"> Umum</w:t>
             </w:r>
           </w:p>
           <w:p>
@@ -2233,6 +3014,7 @@
             <w:pPr>
               <w:jc w:val="center"/>
               <w:rPr>
+                <w:rFonts w:ascii="Tahoma" w:hAnsi="Tahoma" w:cs="Tahoma"/>
                 <w:sz w:val="22"/>
                 <w:szCs w:val="22"/>
                 <w:lang w:eastAsia="en-US"/>
@@ -2321,6 +3103,9 @@
                 <w:tab w:val="center" w:pos="5157"/>
                 <w:tab w:val="left" w:pos="8265"/>
               </w:tabs>
+              <w:rPr>
+                <w:rFonts w:ascii="Tahoma" w:hAnsi="Tahoma" w:cs="Tahoma"/>
+              </w:rPr>
             </w:pPr>
             <w:r>
               <w:rPr>
@@ -2329,8 +3114,18 @@
                 <w:szCs w:val="22"/>
               </w:rPr>
               <w:tab/>
-              <w:t xml:space="preserve">       Saksi – Saksi :</w:t>
-            </w:r>
+              <w:t xml:space="preserve">       Saksi – </w:t>
+            </w:r>
+            <w:proofErr w:type="gramStart"/>
+            <w:r>
+              <w:rPr>
+                <w:rFonts w:ascii="Tahoma" w:hAnsi="Tahoma" w:cs="Tahoma"/>
+                <w:sz w:val="22"/>
+                <w:szCs w:val="22"/>
+              </w:rPr>
+              <w:t>Saksi :</w:t>
+            </w:r>
+            <w:proofErr w:type="gramEnd"/>
             <w:r>
               <w:rPr>
                 <w:rFonts w:ascii="Tahoma" w:hAnsi="Tahoma" w:cs="Tahoma"/>
@@ -2365,8 +3160,18 @@
                 <w:szCs w:val="22"/>
               </w:rPr>
               <w:tab/>
-              <w:t>Saksi – Saksi :</w:t>
-            </w:r>
+              <w:t xml:space="preserve">Saksi – </w:t>
+            </w:r>
+            <w:proofErr w:type="gramStart"/>
+            <w:r>
+              <w:rPr>
+                <w:rFonts w:ascii="Tahoma" w:hAnsi="Tahoma" w:cs="Tahoma"/>
+                <w:sz w:val="22"/>
+                <w:szCs w:val="22"/>
+              </w:rPr>
+              <w:t>Saksi :</w:t>
+            </w:r>
+            <w:proofErr w:type="gramEnd"/>
             <w:r>
               <w:rPr>
                 <w:rFonts w:ascii="Tahoma" w:hAnsi="Tahoma" w:cs="Tahoma"/>
@@ -2402,6 +3207,7 @@
             <w:pPr>
               <w:ind w:firstLine="1418"/>
               <w:rPr>
+                <w:rFonts w:ascii="Tahoma" w:hAnsi="Tahoma" w:cs="Tahoma"/>
                 <w:sz w:val="22"/>
                 <w:szCs w:val="22"/>
                 <w:lang w:eastAsia="en-US"/>
@@ -2412,6 +3218,7 @@
             <w:pPr>
               <w:ind w:firstLine="1418"/>
               <w:rPr>
+                <w:rFonts w:ascii="Tahoma" w:hAnsi="Tahoma" w:cs="Tahoma"/>
                 <w:sz w:val="22"/>
                 <w:szCs w:val="22"/>
                 <w:lang w:eastAsia="en-US"/>
@@ -2422,6 +3229,7 @@
             <w:pPr>
               <w:ind w:firstLine="1418"/>
               <w:rPr>
+                <w:rFonts w:ascii="Tahoma" w:hAnsi="Tahoma" w:cs="Tahoma"/>
                 <w:sz w:val="22"/>
                 <w:szCs w:val="22"/>
                 <w:lang w:eastAsia="en-US"/>
@@ -2447,8 +3255,23 @@
                 <w:shd w:val="clear" w:color="auto" w:fill="FFFFFF"/>
                 <w:lang w:eastAsia="en-US"/>
               </w:rPr>
-              <w:t>INDAH WAHYUNI, SH, M.Si</w:t>
-            </w:r>
+              <w:t xml:space="preserve">INDAH WAHYUNI, SH, </w:t>
+            </w:r>
+            <w:proofErr w:type="spellStart"/>
+            <w:proofErr w:type="gramStart"/>
+            <w:r>
+              <w:rPr>
+                <w:rFonts w:ascii="Tahoma" w:hAnsi="Tahoma" w:cs="Tahoma"/>
+                <w:sz w:val="22"/>
+                <w:szCs w:val="22"/>
+                <w:u w:val="single"/>
+                <w:shd w:val="clear" w:color="auto" w:fill="FFFFFF"/>
+                <w:lang w:eastAsia="en-US"/>
+              </w:rPr>
+              <w:t>M.Si</w:t>
+            </w:r>
+            <w:proofErr w:type="spellEnd"/>
+            <w:proofErr w:type="gramEnd"/>
             <w:r>
               <w:rPr>
                 <w:rFonts w:ascii="Tahoma" w:hAnsi="Tahoma" w:cs="Tahoma"/>
@@ -2527,6 +3350,7 @@
             <w:pPr>
               <w:jc w:val="center"/>
               <w:rPr>
+                <w:rFonts w:ascii="Tahoma" w:hAnsi="Tahoma" w:cs="Tahoma"/>
                 <w:sz w:val="22"/>
                 <w:szCs w:val="22"/>
                 <w:lang w:eastAsia="en-US"/>
@@ -2537,6 +3361,7 @@
             <w:pPr>
               <w:jc w:val="center"/>
               <w:rPr>
+                <w:rFonts w:ascii="Tahoma" w:hAnsi="Tahoma" w:cs="Tahoma"/>
                 <w:sz w:val="22"/>
                 <w:szCs w:val="22"/>
                 <w:lang w:eastAsia="en-US"/>
@@ -2547,6 +3372,7 @@
             <w:pPr>
               <w:jc w:val="center"/>
               <w:rPr>
+                <w:rFonts w:ascii="Tahoma" w:hAnsi="Tahoma" w:cs="Tahoma"/>
                 <w:sz w:val="22"/>
                 <w:szCs w:val="22"/>
                 <w:lang w:eastAsia="en-US"/>
@@ -2572,13 +3398,47 @@
                 <w:szCs w:val="22"/>
                 <w:u w:val="single"/>
               </w:rPr>
-              <w:t>ADINA FIBRIANI S.E,M.Ak</w:t>
-            </w:r>
+              <w:t xml:space="preserve">ADINA FIBRIANI </w:t>
+            </w:r>
+            <w:proofErr w:type="spellStart"/>
+            <w:proofErr w:type="gramStart"/>
+            <w:r>
+              <w:rPr>
+                <w:rFonts w:ascii="Tahoma" w:hAnsi="Tahoma" w:cs="Tahoma"/>
+                <w:sz w:val="22"/>
+                <w:szCs w:val="22"/>
+                <w:u w:val="single"/>
+              </w:rPr>
+              <w:t>S.E</w:t>
+            </w:r>
+            <w:proofErr w:type="gramEnd"/>
+            <w:r>
+              <w:rPr>
+                <w:rFonts w:ascii="Tahoma" w:hAnsi="Tahoma" w:cs="Tahoma"/>
+                <w:sz w:val="22"/>
+                <w:szCs w:val="22"/>
+                <w:u w:val="single"/>
+              </w:rPr>
+              <w:t>,</w:t>
+            </w:r>
+            <w:proofErr w:type="gramStart"/>
+            <w:r>
+              <w:rPr>
+                <w:rFonts w:ascii="Tahoma" w:hAnsi="Tahoma" w:cs="Tahoma"/>
+                <w:sz w:val="22"/>
+                <w:szCs w:val="22"/>
+                <w:u w:val="single"/>
+              </w:rPr>
+              <w:t>M.Ak</w:t>
+            </w:r>
+            <w:proofErr w:type="spellEnd"/>
+            <w:proofErr w:type="gramEnd"/>
           </w:p>
           <w:p>
             <w:pPr>
               <w:jc w:val="center"/>
               <w:rPr>
+                <w:rFonts w:ascii="Tahoma" w:hAnsi="Tahoma" w:cs="Tahoma"/>
                 <w:sz w:val="22"/>
                 <w:szCs w:val="22"/>
                 <w:lang w:eastAsia="en-US"/>
@@ -2630,6 +3490,7 @@
               <w:snapToGrid w:val="0"/>
               <w:jc w:val="center"/>
               <w:rPr>
+                <w:rFonts w:ascii="Tahoma" w:hAnsi="Tahoma" w:cs="Tahoma"/>
                 <w:sz w:val="22"/>
                 <w:szCs w:val="22"/>
                 <w:lang w:eastAsia="en-US"/>
@@ -2640,6 +3501,7 @@
             <w:pPr>
               <w:jc w:val="center"/>
               <w:rPr>
+                <w:rFonts w:ascii="Tahoma" w:hAnsi="Tahoma" w:cs="Tahoma"/>
                 <w:sz w:val="22"/>
                 <w:szCs w:val="22"/>
                 <w:lang w:eastAsia="en-US"/>
@@ -2650,6 +3512,7 @@
             <w:pPr>
               <w:jc w:val="center"/>
               <w:rPr>
+                <w:rFonts w:ascii="Tahoma" w:hAnsi="Tahoma" w:cs="Tahoma"/>
                 <w:sz w:val="22"/>
                 <w:szCs w:val="22"/>
                 <w:lang w:eastAsia="en-US"/>
@@ -2705,8 +3568,20 @@
                 <w:u w:val="single"/>
                 <w:lang w:eastAsia="en-US"/>
               </w:rPr>
-              <w:t xml:space="preserve"> S.P.,M.P.</w:t>
-            </w:r>
+              <w:t xml:space="preserve"> </w:t>
+            </w:r>
+            <w:proofErr w:type="gramStart"/>
+            <w:r>
+              <w:rPr>
+                <w:rFonts w:ascii="Tahoma" w:hAnsi="Tahoma" w:cs="Tahoma"/>
+                <w:sz w:val="22"/>
+                <w:szCs w:val="22"/>
+                <w:u w:val="single"/>
+                <w:lang w:eastAsia="en-US"/>
+              </w:rPr>
+              <w:t>S.P.,M.P.</w:t>
+            </w:r>
+            <w:proofErr w:type="gramEnd"/>
           </w:p>
           <w:p>
             <w:pPr>
@@ -2814,7 +3689,7 @@
   <w:docDefaults>
     <w:rPrDefault>
       <w:rPr>
-        <w:rFonts w:ascii="Liberation Serif" w:eastAsia="Noto Serif CJK SC" w:hAnsi="Liberation Serif" w:cs="FreeSans"/>
+        <w:rFonts w:ascii="Tahoma" w:hAnsi="Tahoma" w:cs="Tahoma"/>
         <w:lang w:val="en-US" w:eastAsia="zh-CN" w:bidi="ar-SA"/>
       </w:rPr>
     </w:rPrDefault>
@@ -3206,7 +4081,7 @@
       <w:suppressAutoHyphens/>
     </w:pPr>
     <w:rPr>
-      <w:rFonts w:ascii="Times New Roman" w:eastAsia="Times New Roman" w:hAnsi="Times New Roman" w:cs="Times New Roman"/>
+      <w:rFonts w:ascii="Tahoma" w:hAnsi="Tahoma" w:cs="Tahoma"/>
       <w:color w:val="000000"/>
       <w:sz w:val="24"/>
       <w:szCs w:val="24"/>
@@ -3243,7 +4118,7 @@
     <w:name w:val="WW8Num1z0"/>
     <w:qFormat/>
     <w:rPr>
-      <w:rFonts w:ascii="Arial" w:hAnsi="Arial" w:cs="Arial"/>
+      <w:rFonts w:ascii="Tahoma" w:hAnsi="Tahoma" w:cs="Tahoma"/>
       <w:b w:val="0"/>
       <w:bCs w:val="0"/>
       <w:i w:val="0"/>
@@ -3266,7 +4141,7 @@
     <w:name w:val="MSG_EN_FONT_STYLE_NAME_TEMPLATE_ROLE_NUMBER MSG_EN_FONT_STYLE_NAME_BY_ROLE_TEXT 2_"/>
     <w:qFormat/>
     <w:rPr>
-      <w:rFonts w:ascii="Arial" w:hAnsi="Arial" w:cs="Arial"/>
+      <w:rFonts w:ascii="Tahoma" w:hAnsi="Tahoma" w:cs="Tahoma"/>
       <w:sz w:val="21"/>
       <w:szCs w:val="21"/>
       <w:shd w:val="clear" w:color="auto" w:fill="FFFFFF"/>
@@ -3276,7 +4151,7 @@
     <w:name w:val="MSG_EN_FONT_STYLE_NAME_TEMPLATE_ROLE_NUMBER MSG_EN_FONT_STYLE_NAME_BY_ROLE_TEXT 3_"/>
     <w:qFormat/>
     <w:rPr>
-      <w:rFonts w:ascii="Arial" w:hAnsi="Arial" w:cs="Arial"/>
+      <w:rFonts w:ascii="Tahoma" w:hAnsi="Tahoma" w:cs="Tahoma"/>
       <w:b/>
       <w:bCs/>
       <w:i/>
@@ -3290,7 +4165,7 @@
     <w:name w:val="MSG_EN_FONT_STYLE_NAME_TEMPLATE_ROLE_NUMBER MSG_EN_FONT_STYLE_NAME_BY_ROLE_TEXT 3 + MSG_EN_FONT_STYLE_MODIFER_SIZE 5"/>
     <w:qFormat/>
     <w:rPr>
-      <w:rFonts w:ascii="Arial" w:hAnsi="Arial" w:cs="Arial"/>
+      <w:rFonts w:ascii="Tahoma" w:hAnsi="Tahoma" w:cs="Tahoma"/>
       <w:b w:val="0"/>
       <w:bCs w:val="0"/>
       <w:i w:val="0"/>
@@ -3304,7 +4179,7 @@
     <w:name w:val="MSG_EN_FONT_STYLE_NAME_TEMPLATE_ROLE MSG_EN_FONT_STYLE_NAME_BY_ROLE_PICTURE_CAPTION_"/>
     <w:qFormat/>
     <w:rPr>
-      <w:rFonts w:ascii="Arial" w:hAnsi="Arial" w:cs="Arial"/>
+      <w:rFonts w:ascii="Tahoma" w:hAnsi="Tahoma" w:cs="Tahoma"/>
       <w:sz w:val="21"/>
       <w:szCs w:val="21"/>
       <w:shd w:val="clear" w:color="auto" w:fill="FFFFFF"/>
@@ -3314,7 +4189,7 @@
     <w:name w:val="MSG_EN_FONT_STYLE_NAME_TEMPLATE_ROLE MSG_EN_FONT_STYLE_NAME_BY_ROLE_PICTURE_CAPTION"/>
     <w:qFormat/>
     <w:rPr>
-      <w:rFonts w:ascii="Arial" w:hAnsi="Arial" w:cs="Arial"/>
+      <w:rFonts w:ascii="Tahoma" w:hAnsi="Tahoma" w:cs="Tahoma"/>
       <w:sz w:val="21"/>
       <w:szCs w:val="21"/>
       <w:u w:val="single"/>
@@ -3325,7 +4200,7 @@
     <w:name w:val="Balloon Text Char"/>
     <w:qFormat/>
     <w:rPr>
-      <w:rFonts w:ascii="Tahoma" w:eastAsia="Times New Roman" w:hAnsi="Tahoma" w:cs="Tahoma"/>
+      <w:rFonts w:ascii="Tahoma" w:hAnsi="Tahoma" w:cs="Tahoma"/>
       <w:color w:val="000000"/>
       <w:sz w:val="16"/>
       <w:szCs w:val="16"/>
@@ -3336,7 +4211,7 @@
     <w:name w:val="Header Char"/>
     <w:qFormat/>
     <w:rPr>
-      <w:rFonts w:ascii="Times New Roman" w:eastAsia="Times New Roman" w:hAnsi="Times New Roman" w:cs="Times New Roman"/>
+      <w:rFonts w:ascii="Tahoma" w:hAnsi="Tahoma" w:cs="Tahoma"/>
       <w:color w:val="000000"/>
       <w:sz w:val="24"/>
       <w:szCs w:val="24"/>
@@ -3347,7 +4222,7 @@
     <w:name w:val="Footer Char"/>
     <w:qFormat/>
     <w:rPr>
-      <w:rFonts w:ascii="Times New Roman" w:eastAsia="Times New Roman" w:hAnsi="Times New Roman" w:cs="Times New Roman"/>
+      <w:rFonts w:ascii="Tahoma" w:hAnsi="Tahoma" w:cs="Tahoma"/>
       <w:color w:val="000000"/>
       <w:sz w:val="24"/>
       <w:szCs w:val="24"/>
@@ -3364,7 +4239,7 @@
       <w:spacing w:before="240" w:after="120"/>
     </w:pPr>
     <w:rPr>
-      <w:rFonts w:ascii="Liberation Sans" w:eastAsia="Noto Sans CJK SC" w:hAnsi="Liberation Sans" w:cs="FreeSans"/>
+      <w:rFonts w:ascii="Tahoma" w:hAnsi="Tahoma" w:cs="Tahoma"/>
       <w:sz w:val="28"/>
       <w:szCs w:val="28"/>
     </w:rPr>
@@ -3380,7 +4255,7 @@
     <w:name w:val="List"/>
     <w:basedOn w:val="BodyText"/>
     <w:rPr>
-      <w:rFonts w:cs="FreeSans"/>
+      <w:rFonts w:ascii="Tahoma" w:hAnsi="Tahoma" w:cs="Tahoma"/>
     </w:rPr>
   </w:style>
   <w:style w:type="paragraph" w:styleId="Caption">
@@ -3392,7 +4267,7 @@
       <w:spacing w:before="120" w:after="120"/>
     </w:pPr>
     <w:rPr>
-      <w:rFonts w:cs="FreeSans"/>
+      <w:rFonts w:ascii="Tahoma" w:hAnsi="Tahoma" w:cs="Tahoma"/>
       <w:i/>
       <w:iCs/>
     </w:rPr>
@@ -3405,7 +4280,7 @@
       <w:suppressLineNumbers/>
     </w:pPr>
     <w:rPr>
-      <w:rFonts w:cs="FreeSans"/>
+      <w:rFonts w:ascii="Tahoma" w:hAnsi="Tahoma" w:cs="Tahoma"/>
     </w:rPr>
   </w:style>
   <w:style w:type="paragraph" w:customStyle="1" w:styleId="MSGENFONTSTYLENAMETEMPLATEROLENUMBERMSGENFONTSTYLENAMEBYROLETEXT20">
@@ -3418,7 +4293,7 @@
       <w:jc w:val="center"/>
     </w:pPr>
     <w:rPr>
-      <w:rFonts w:ascii="Arial" w:eastAsia="Calibri" w:hAnsi="Arial" w:cs="Arial"/>
+      <w:rFonts w:ascii="Tahoma" w:hAnsi="Tahoma" w:cs="Tahoma"/>
       <w:sz w:val="21"/>
       <w:szCs w:val="21"/>
       <w:lang w:val="id-ID"/>
@@ -3434,7 +4309,7 @@
       <w:jc w:val="both"/>
     </w:pPr>
     <w:rPr>
-      <w:rFonts w:ascii="Arial" w:eastAsia="Calibri" w:hAnsi="Arial" w:cs="Arial"/>
+      <w:rFonts w:ascii="Tahoma" w:hAnsi="Tahoma" w:cs="Tahoma"/>
       <w:b/>
       <w:bCs/>
       <w:i/>
@@ -3453,7 +4328,7 @@
       <w:spacing w:line="278" w:lineRule="exact"/>
     </w:pPr>
     <w:rPr>
-      <w:rFonts w:ascii="Arial" w:eastAsia="Calibri" w:hAnsi="Arial" w:cs="Arial"/>
+      <w:rFonts w:ascii="Tahoma" w:hAnsi="Tahoma" w:cs="Tahoma"/>
       <w:sz w:val="21"/>
       <w:szCs w:val="21"/>
       <w:lang w:val="id-ID"/>

--- a/templates/CEK/Islam.docx
+++ b/templates/CEK/Islam.docx
@@ -10,7 +10,7 @@
         <w:ind w:left="60"/>
         <w:rPr>
           <w:rStyle w:val="MSGENFONTSTYLENAMETEMPLATEROLENUMBERMSGENFONTSTYLENAMEBYROLETEXT2"/>
-          <w:rFonts w:ascii="Tahoma" w:hAnsi="Tahoma" w:cs="Tahoma"/>
+          <w:rFonts w:ascii="Tahoma" w:hAnsi="Tahoma"/>
           <w:b/>
           <w:sz w:val="22"/>
           <w:szCs w:val="22"/>
@@ -55,7 +55,7 @@
         <w:ind w:left="60"/>
         <w:rPr>
           <w:rStyle w:val="MSGENFONTSTYLENAMETEMPLATEROLENUMBERMSGENFONTSTYLENAMEBYROLETEXT2"/>
-          <w:rFonts w:ascii="Tahoma" w:hAnsi="Tahoma" w:cs="Tahoma"/>
+          <w:rFonts w:ascii="Tahoma" w:hAnsi="Tahoma"/>
           <w:b/>
           <w:sz w:val="14"/>
           <w:szCs w:val="14"/>
@@ -70,14 +70,14 @@
         <w:spacing w:before="0" w:line="360" w:lineRule="auto"/>
         <w:ind w:left="60"/>
         <w:rPr>
-          <w:rFonts w:ascii="Tahoma" w:hAnsi="Tahoma" w:cs="Tahoma"/>
+          <w:rFonts w:ascii="Tahoma" w:hAnsi="Tahoma"/>
           <w:b/>
         </w:rPr>
       </w:pPr>
       <w:r>
         <w:rPr>
           <w:rStyle w:val="MSGENFONTSTYLENAMETEMPLATEROLENUMBERMSGENFONTSTYLENAMEBYROLETEXT2"/>
-          <w:rFonts w:ascii="Tahoma" w:hAnsi="Tahoma" w:cs="Tahoma"/>
+          <w:rFonts w:ascii="Tahoma" w:hAnsi="Tahoma"/>
           <w:b/>
           <w:lang w:val="en-US"/>
         </w:rPr>
@@ -86,7 +86,7 @@
       <w:r>
         <w:rPr>
           <w:rStyle w:val="MSGENFONTSTYLENAMETEMPLATEROLENUMBERMSGENFONTSTYLENAMEBYROLETEXT2"/>
-          <w:rFonts w:ascii="Tahoma" w:hAnsi="Tahoma" w:cs="Tahoma"/>
+          <w:rFonts w:ascii="Tahoma" w:hAnsi="Tahoma"/>
           <w:b/>
         </w:rPr>
         <w:t>ERITA ACARA</w:t>
@@ -100,14 +100,14 @@
         <w:ind w:left="60"/>
         <w:rPr>
           <w:rStyle w:val="MSGENFONTSTYLENAMETEMPLATEROLENUMBERMSGENFONTSTYLENAMEBYROLETEXT2"/>
-          <w:rFonts w:ascii="Tahoma" w:hAnsi="Tahoma" w:cs="Tahoma"/>
+          <w:rFonts w:ascii="Tahoma" w:hAnsi="Tahoma"/>
           <w:lang w:val="en-US"/>
         </w:rPr>
       </w:pPr>
       <w:r>
         <w:rPr>
           <w:rStyle w:val="MSGENFONTSTYLENAMETEMPLATEROLENUMBERMSGENFONTSTYLENAMEBYROLETEXT2"/>
-          <w:rFonts w:ascii="Tahoma" w:hAnsi="Tahoma" w:cs="Tahoma"/>
+          <w:rFonts w:ascii="Tahoma" w:hAnsi="Tahoma"/>
           <w:b/>
         </w:rPr>
         <w:t>PENGAMBILAN SUMPAH PEGAWAI NEGERI SIPIL</w:t>
@@ -115,7 +115,7 @@
       <w:r>
         <w:rPr>
           <w:rStyle w:val="MSGENFONTSTYLENAMETEMPLATEROLENUMBERMSGENFONTSTYLENAMEBYROLETEXT2"/>
-          <w:rFonts w:ascii="Tahoma" w:hAnsi="Tahoma" w:cs="Tahoma"/>
+          <w:rFonts w:ascii="Tahoma" w:hAnsi="Tahoma"/>
         </w:rPr>
         <w:br/>
         <w:t>NOMOR : 8</w:t>
@@ -123,7 +123,7 @@
       <w:r>
         <w:rPr>
           <w:rStyle w:val="MSGENFONTSTYLENAMETEMPLATEROLENUMBERMSGENFONTSTYLENAMEBYROLETEXT2"/>
-          <w:rFonts w:ascii="Tahoma" w:hAnsi="Tahoma" w:cs="Tahoma"/>
+          <w:rFonts w:ascii="Tahoma" w:hAnsi="Tahoma"/>
           <w:lang w:val="en-US"/>
         </w:rPr>
         <w:t>77</w:t>
@@ -131,14 +131,14 @@
       <w:r>
         <w:rPr>
           <w:rStyle w:val="MSGENFONTSTYLENAMETEMPLATEROLENUMBERMSGENFONTSTYLENAMEBYROLETEXT2"/>
-          <w:rFonts w:ascii="Tahoma" w:hAnsi="Tahoma" w:cs="Tahoma"/>
+          <w:rFonts w:ascii="Tahoma" w:hAnsi="Tahoma"/>
         </w:rPr>
         <w:t>/</w:t>
       </w:r>
       <w:r>
         <w:rPr>
           <w:rStyle w:val="MSGENFONTSTYLENAMETEMPLATEROLENUMBERMSGENFONTSTYLENAMEBYROLETEXT2"/>
-          <w:rFonts w:ascii="Tahoma" w:hAnsi="Tahoma" w:cs="Tahoma"/>
+          <w:rFonts w:ascii="Tahoma" w:hAnsi="Tahoma"/>
           <w:lang w:val="en-US"/>
         </w:rPr>
         <w:t xml:space="preserve">        </w:t>
@@ -146,14 +146,14 @@
       <w:r>
         <w:rPr>
           <w:rStyle w:val="MSGENFONTSTYLENAMETEMPLATEROLENUMBERMSGENFONTSTYLENAMEBYROLETEXT2"/>
-          <w:rFonts w:ascii="Tahoma" w:hAnsi="Tahoma" w:cs="Tahoma"/>
+          <w:rFonts w:ascii="Tahoma" w:hAnsi="Tahoma"/>
         </w:rPr>
         <w:t>/204.3/202</w:t>
       </w:r>
       <w:r>
         <w:rPr>
           <w:rStyle w:val="MSGENFONTSTYLENAMETEMPLATEROLENUMBERMSGENFONTSTYLENAMEBYROLETEXT2"/>
-          <w:rFonts w:ascii="Tahoma" w:hAnsi="Tahoma" w:cs="Tahoma"/>
+          <w:rFonts w:ascii="Tahoma" w:hAnsi="Tahoma"/>
           <w:lang w:val="en-US"/>
         </w:rPr>
         <w:t>6</w:t>
@@ -167,7 +167,7 @@
         <w:ind w:left="60"/>
         <w:rPr>
           <w:rStyle w:val="MSGENFONTSTYLENAMETEMPLATEROLENUMBERMSGENFONTSTYLENAMEBYROLETEXT2"/>
-          <w:rFonts w:ascii="Tahoma" w:hAnsi="Tahoma" w:cs="Tahoma"/>
+          <w:rFonts w:ascii="Tahoma" w:hAnsi="Tahoma"/>
           <w:lang w:val="en-US"/>
         </w:rPr>
       </w:pPr>
@@ -184,7 +184,7 @@
         <w:jc w:val="both"/>
         <w:rPr>
           <w:rStyle w:val="MSGENFONTSTYLENAMETEMPLATEROLENUMBERMSGENFONTSTYLENAMEBYROLETEXT2"/>
-          <w:rFonts w:ascii="Tahoma" w:hAnsi="Tahoma" w:cs="Tahoma"/>
+          <w:rFonts w:ascii="Tahoma" w:hAnsi="Tahoma"/>
           <w:sz w:val="22"/>
           <w:szCs w:val="22"/>
           <w:lang w:val="en-US"/>
@@ -194,7 +194,7 @@
       <w:r>
         <w:rPr>
           <w:rStyle w:val="MSGENFONTSTYLENAMETEMPLATEROLENUMBERMSGENFONTSTYLENAMEBYROLETEXT2"/>
-          <w:rFonts w:ascii="Tahoma" w:hAnsi="Tahoma" w:cs="Tahoma"/>
+          <w:rFonts w:ascii="Tahoma" w:hAnsi="Tahoma"/>
           <w:sz w:val="22"/>
           <w:szCs w:val="22"/>
         </w:rPr>
@@ -203,7 +203,7 @@
       <w:r>
         <w:rPr>
           <w:rStyle w:val="MSGENFONTSTYLENAMETEMPLATEROLENUMBERMSGENFONTSTYLENAMEBYROLETEXT2"/>
-          <w:rFonts w:ascii="Tahoma" w:hAnsi="Tahoma" w:cs="Tahoma"/>
+          <w:rFonts w:ascii="Tahoma" w:hAnsi="Tahoma"/>
           <w:sz w:val="22"/>
           <w:szCs w:val="22"/>
           <w:lang w:val="en-AU"/>
@@ -213,7 +213,7 @@
       <w:r>
         <w:rPr>
           <w:rStyle w:val="MSGENFONTSTYLENAMETEMPLATEROLENUMBERMSGENFONTSTYLENAMEBYROLETEXT2"/>
-          <w:rFonts w:ascii="Tahoma" w:hAnsi="Tahoma" w:cs="Tahoma"/>
+          <w:rFonts w:ascii="Tahoma" w:hAnsi="Tahoma"/>
           <w:sz w:val="22"/>
           <w:szCs w:val="22"/>
         </w:rPr>
@@ -222,175 +222,101 @@
       <w:r>
         <w:rPr>
           <w:rStyle w:val="MSGENFONTSTYLENAMETEMPLATEROLENUMBERMSGENFONTSTYLENAMEBYROLETEXT2"/>
-          <w:rFonts w:ascii="Tahoma" w:hAnsi="Tahoma" w:cs="Tahoma"/>
+          <w:rFonts w:ascii="Tahoma" w:hAnsi="Tahoma"/>
           <w:sz w:val="22"/>
           <w:szCs w:val="22"/>
           <w:lang w:val="en-GB"/>
         </w:rPr>
-        <w:t xml:space="preserve"> 23 </w:t>
-      </w:r>
-      <w:proofErr w:type="spellStart"/>
-      <w:r>
-        <w:rPr>
-          <w:rStyle w:val="MSGENFONTSTYLENAMETEMPLATEROLENUMBERMSGENFONTSTYLENAMEBYROLETEXT2"/>
-          <w:rFonts w:ascii="Tahoma" w:hAnsi="Tahoma" w:cs="Tahoma"/>
+        <w:t xml:space="preserve"> 23 bulan</w:t>
+      </w:r>
+      <w:r>
+        <w:rPr>
+          <w:rStyle w:val="MSGENFONTSTYLENAMETEMPLATEROLENUMBERMSGENFONTSTYLENAMEBYROLETEXT2"/>
+          <w:rFonts w:ascii="Tahoma" w:hAnsi="Tahoma"/>
+          <w:sz w:val="22"/>
+          <w:szCs w:val="22"/>
+        </w:rPr>
+        <w:t xml:space="preserve"> </w:t>
+      </w:r>
+      <w:r>
+        <w:rPr>
+          <w:rStyle w:val="MSGENFONTSTYLENAMETEMPLATEROLENUMBERMSGENFONTSTYLENAMEBYROLETEXT2"/>
+          <w:rFonts w:ascii="Tahoma" w:hAnsi="Tahoma"/>
           <w:sz w:val="22"/>
           <w:szCs w:val="22"/>
           <w:lang w:val="en-GB"/>
         </w:rPr>
-        <w:t>bulan</w:t>
-      </w:r>
-      <w:proofErr w:type="spellEnd"/>
-      <w:r>
-        <w:rPr>
-          <w:rStyle w:val="MSGENFONTSTYLENAMETEMPLATEROLENUMBERMSGENFONTSTYLENAMEBYROLETEXT2"/>
-          <w:rFonts w:ascii="Tahoma" w:hAnsi="Tahoma" w:cs="Tahoma"/>
-          <w:sz w:val="22"/>
-          <w:szCs w:val="22"/>
+        <w:t>Juli</w:t>
+      </w:r>
+      <w:r>
+        <w:rPr>
+          <w:rStyle w:val="MSGENFONTSTYLENAMETEMPLATEROLENUMBERMSGENFONTSTYLENAMEBYROLETEXT2"/>
+          <w:rFonts w:ascii="Tahoma" w:hAnsi="Tahoma"/>
+          <w:sz w:val="22"/>
+          <w:szCs w:val="22"/>
+        </w:rPr>
+        <w:t xml:space="preserve"> tahun 20</w:t>
+      </w:r>
+      <w:r>
+        <w:rPr>
+          <w:rStyle w:val="MSGENFONTSTYLENAMETEMPLATEROLENUMBERMSGENFONTSTYLENAMEBYROLETEXT2"/>
+          <w:rFonts w:ascii="Tahoma" w:hAnsi="Tahoma"/>
+          <w:sz w:val="22"/>
+          <w:szCs w:val="22"/>
+          <w:lang w:val="en-GB"/>
+        </w:rPr>
+        <w:t>26</w:t>
+      </w:r>
+      <w:r>
+        <w:rPr>
+          <w:rStyle w:val="MSGENFONTSTYLENAMETEMPLATEROLENUMBERMSGENFONTSTYLENAMEBYROLETEXT2"/>
+          <w:rFonts w:ascii="Tahoma" w:hAnsi="Tahoma"/>
+          <w:sz w:val="22"/>
+          <w:szCs w:val="22"/>
+        </w:rPr>
+        <w:t xml:space="preserve">, bertempat di </w:t>
+      </w:r>
+      <w:r>
+        <w:rPr>
+          <w:rStyle w:val="MSGENFONTSTYLENAMETEMPLATEROLENUMBERMSGENFONTSTYLENAMEBYROLETEXT2"/>
+          <w:rFonts w:ascii="Tahoma" w:hAnsi="Tahoma"/>
+          <w:sz w:val="22"/>
+          <w:szCs w:val="22"/>
+          <w:lang w:val="en-US"/>
+        </w:rPr>
+        <w:t>Kantor Badan Kepegawaian Daerah Provinsi Jawa Timur di</w:t>
+      </w:r>
+      <w:r>
+        <w:rPr>
+          <w:rStyle w:val="MSGENFONTSTYLENAMETEMPLATEROLENUMBERMSGENFONTSTYLENAMEBYROLETEXT2"/>
+          <w:rFonts w:ascii="Tahoma" w:hAnsi="Tahoma"/>
+          <w:sz w:val="22"/>
+          <w:szCs w:val="22"/>
+        </w:rPr>
+        <w:t xml:space="preserve"> Surabaya, saya</w:t>
+      </w:r>
+      <w:r>
+        <w:rPr>
+          <w:rStyle w:val="MSGENFONTSTYLENAMETEMPLATEROLENUMBERMSGENFONTSTYLENAMEBYROLETEXT2"/>
+          <w:rFonts w:ascii="Tahoma" w:hAnsi="Tahoma"/>
+          <w:sz w:val="22"/>
+          <w:szCs w:val="22"/>
+          <w:lang w:val="en-US"/>
         </w:rPr>
         <w:t xml:space="preserve"> </w:t>
       </w:r>
       <w:r>
         <w:rPr>
-          <w:rStyle w:val="MSGENFONTSTYLENAMETEMPLATEROLENUMBERMSGENFONTSTYLENAMEBYROLETEXT2"/>
-          <w:rFonts w:ascii="Tahoma" w:hAnsi="Tahoma" w:cs="Tahoma"/>
-          <w:sz w:val="22"/>
-          <w:szCs w:val="22"/>
-          <w:lang w:val="en-GB"/>
-        </w:rPr>
-        <w:t>Juli</w:t>
-      </w:r>
-      <w:r>
-        <w:rPr>
-          <w:rStyle w:val="MSGENFONTSTYLENAMETEMPLATEROLENUMBERMSGENFONTSTYLENAMEBYROLETEXT2"/>
-          <w:rFonts w:ascii="Tahoma" w:hAnsi="Tahoma" w:cs="Tahoma"/>
-          <w:sz w:val="22"/>
-          <w:szCs w:val="22"/>
-        </w:rPr>
-        <w:t xml:space="preserve"> tahun 20</w:t>
-      </w:r>
-      <w:r>
-        <w:rPr>
-          <w:rStyle w:val="MSGENFONTSTYLENAMETEMPLATEROLENUMBERMSGENFONTSTYLENAMEBYROLETEXT2"/>
-          <w:rFonts w:ascii="Tahoma" w:hAnsi="Tahoma" w:cs="Tahoma"/>
-          <w:sz w:val="22"/>
-          <w:szCs w:val="22"/>
-          <w:lang w:val="en-GB"/>
-        </w:rPr>
-        <w:t>26</w:t>
-      </w:r>
-      <w:r>
-        <w:rPr>
-          <w:rStyle w:val="MSGENFONTSTYLENAMETEMPLATEROLENUMBERMSGENFONTSTYLENAMEBYROLETEXT2"/>
-          <w:rFonts w:ascii="Tahoma" w:hAnsi="Tahoma" w:cs="Tahoma"/>
-          <w:sz w:val="22"/>
-          <w:szCs w:val="22"/>
-        </w:rPr>
-        <w:t xml:space="preserve">, bertempat di </w:t>
-      </w:r>
-      <w:r>
-        <w:rPr>
-          <w:rStyle w:val="MSGENFONTSTYLENAMETEMPLATEROLENUMBERMSGENFONTSTYLENAMEBYROLETEXT2"/>
-          <w:rFonts w:ascii="Tahoma" w:hAnsi="Tahoma" w:cs="Tahoma"/>
-          <w:sz w:val="22"/>
-          <w:szCs w:val="22"/>
-          <w:lang w:val="en-US"/>
-        </w:rPr>
-        <w:t xml:space="preserve">Kantor Badan </w:t>
-      </w:r>
-      <w:proofErr w:type="spellStart"/>
-      <w:r>
-        <w:rPr>
-          <w:rStyle w:val="MSGENFONTSTYLENAMETEMPLATEROLENUMBERMSGENFONTSTYLENAMEBYROLETEXT2"/>
-          <w:rFonts w:ascii="Tahoma" w:hAnsi="Tahoma" w:cs="Tahoma"/>
-          <w:sz w:val="22"/>
-          <w:szCs w:val="22"/>
-          <w:lang w:val="en-US"/>
-        </w:rPr>
-        <w:t>Kepegawaian</w:t>
-      </w:r>
-      <w:proofErr w:type="spellEnd"/>
-      <w:r>
-        <w:rPr>
-          <w:rStyle w:val="MSGENFONTSTYLENAMETEMPLATEROLENUMBERMSGENFONTSTYLENAMEBYROLETEXT2"/>
-          <w:rFonts w:ascii="Tahoma" w:hAnsi="Tahoma" w:cs="Tahoma"/>
-          <w:sz w:val="22"/>
-          <w:szCs w:val="22"/>
-          <w:lang w:val="en-US"/>
-        </w:rPr>
-        <w:t xml:space="preserve"> Daerah </w:t>
-      </w:r>
-      <w:proofErr w:type="spellStart"/>
-      <w:r>
-        <w:rPr>
-          <w:rStyle w:val="MSGENFONTSTYLENAMETEMPLATEROLENUMBERMSGENFONTSTYLENAMEBYROLETEXT2"/>
-          <w:rFonts w:ascii="Tahoma" w:hAnsi="Tahoma" w:cs="Tahoma"/>
-          <w:sz w:val="22"/>
-          <w:szCs w:val="22"/>
-          <w:lang w:val="en-US"/>
-        </w:rPr>
-        <w:t>Provinsi</w:t>
-      </w:r>
-      <w:proofErr w:type="spellEnd"/>
-      <w:r>
-        <w:rPr>
-          <w:rStyle w:val="MSGENFONTSTYLENAMETEMPLATEROLENUMBERMSGENFONTSTYLENAMEBYROLETEXT2"/>
-          <w:rFonts w:ascii="Tahoma" w:hAnsi="Tahoma" w:cs="Tahoma"/>
-          <w:sz w:val="22"/>
-          <w:szCs w:val="22"/>
-          <w:lang w:val="en-US"/>
-        </w:rPr>
-        <w:t xml:space="preserve"> Jawa Timur di</w:t>
-      </w:r>
-      <w:r>
-        <w:rPr>
-          <w:rStyle w:val="MSGENFONTSTYLENAMETEMPLATEROLENUMBERMSGENFONTSTYLENAMEBYROLETEXT2"/>
-          <w:rFonts w:ascii="Tahoma" w:hAnsi="Tahoma" w:cs="Tahoma"/>
-          <w:sz w:val="22"/>
-          <w:szCs w:val="22"/>
-        </w:rPr>
-        <w:t xml:space="preserve"> Surabaya, saya</w:t>
-      </w:r>
-      <w:r>
-        <w:rPr>
-          <w:rStyle w:val="MSGENFONTSTYLENAMETEMPLATEROLENUMBERMSGENFONTSTYLENAMEBYROLETEXT2"/>
-          <w:rFonts w:ascii="Tahoma" w:hAnsi="Tahoma" w:cs="Tahoma"/>
-          <w:sz w:val="22"/>
-          <w:szCs w:val="22"/>
-          <w:lang w:val="en-US"/>
-        </w:rPr>
-        <w:t xml:space="preserve"> </w:t>
-      </w:r>
-      <w:r>
-        <w:rPr>
-          <w:rFonts w:ascii="Tahoma" w:hAnsi="Tahoma" w:cs="Tahoma"/>
-          <w:sz w:val="22"/>
-          <w:szCs w:val="22"/>
-        </w:rPr>
-        <w:t xml:space="preserve">R. HERU WAHONO SANTOSO </w:t>
-      </w:r>
-      <w:proofErr w:type="spellStart"/>
-      <w:r>
-        <w:rPr>
-          <w:rFonts w:ascii="Tahoma" w:hAnsi="Tahoma" w:cs="Tahoma"/>
-          <w:sz w:val="22"/>
-          <w:szCs w:val="22"/>
-        </w:rPr>
-        <w:t>S.Sos</w:t>
-      </w:r>
-      <w:proofErr w:type="spellEnd"/>
-      <w:r>
-        <w:rPr>
-          <w:rFonts w:ascii="Tahoma" w:hAnsi="Tahoma" w:cs="Tahoma"/>
-          <w:sz w:val="22"/>
-          <w:szCs w:val="22"/>
-        </w:rPr>
-        <w:t>, MM</w:t>
-      </w:r>
-      <w:r>
-        <w:rPr>
-          <w:rStyle w:val="MSGENFONTSTYLENAMETEMPLATEROLENUMBERMSGENFONTSTYLENAMEBYROLETEXT2"/>
-          <w:rFonts w:ascii="Tahoma" w:hAnsi="Tahoma" w:cs="Tahoma"/>
+          <w:rFonts w:ascii="Tahoma" w:hAnsi="Tahoma"/>
+          <w:sz w:val="22"/>
+          <w:szCs w:val="22"/>
+        </w:rPr>
+        <w:t>R. HERU WAHONO SANTOSO S.Sos, MM</w:t>
+      </w:r>
+      <w:r>
+        <w:rPr>
+          <w:rStyle w:val="MSGENFONTSTYLENAMETEMPLATEROLENUMBERMSGENFONTSTYLENAMEBYROLETEXT2"/>
+          <w:rFonts w:ascii="Tahoma" w:hAnsi="Tahoma"/>
           <w:sz w:val="22"/>
           <w:szCs w:val="22"/>
         </w:rPr>
@@ -399,82 +325,16 @@
       <w:r>
         <w:rPr>
           <w:rStyle w:val="MSGENFONTSTYLENAMETEMPLATEROLENUMBERMSGENFONTSTYLENAMEBYROLETEXT2"/>
-          <w:rFonts w:ascii="Tahoma" w:hAnsi="Tahoma" w:cs="Tahoma"/>
-          <w:sz w:val="22"/>
-          <w:szCs w:val="22"/>
-          <w:lang w:val="en-US"/>
-        </w:rPr>
-        <w:t xml:space="preserve"> </w:t>
-      </w:r>
-      <w:proofErr w:type="spellStart"/>
-      <w:r>
-        <w:rPr>
-          <w:rStyle w:val="MSGENFONTSTYLENAMETEMPLATEROLENUMBERMSGENFONTSTYLENAMEBYROLETEXT2"/>
-          <w:rFonts w:ascii="Tahoma" w:hAnsi="Tahoma" w:cs="Tahoma"/>
-          <w:sz w:val="22"/>
-          <w:szCs w:val="22"/>
-          <w:lang w:val="en-US"/>
-        </w:rPr>
-        <w:t>Asisten</w:t>
-      </w:r>
-      <w:proofErr w:type="spellEnd"/>
-      <w:r>
-        <w:rPr>
-          <w:rStyle w:val="MSGENFONTSTYLENAMETEMPLATEROLENUMBERMSGENFONTSTYLENAMEBYROLETEXT2"/>
-          <w:rFonts w:ascii="Tahoma" w:hAnsi="Tahoma" w:cs="Tahoma"/>
-          <w:sz w:val="22"/>
-          <w:szCs w:val="22"/>
-          <w:lang w:val="en-US"/>
-        </w:rPr>
-        <w:t xml:space="preserve"> </w:t>
-      </w:r>
-      <w:proofErr w:type="spellStart"/>
-      <w:r>
-        <w:rPr>
-          <w:rStyle w:val="MSGENFONTSTYLENAMETEMPLATEROLENUMBERMSGENFONTSTYLENAMEBYROLETEXT2"/>
-          <w:rFonts w:ascii="Tahoma" w:hAnsi="Tahoma" w:cs="Tahoma"/>
-          <w:sz w:val="22"/>
-          <w:szCs w:val="22"/>
-          <w:lang w:val="en-US"/>
-        </w:rPr>
-        <w:t>Administrasi</w:t>
-      </w:r>
-      <w:proofErr w:type="spellEnd"/>
-      <w:r>
-        <w:rPr>
-          <w:rStyle w:val="MSGENFONTSTYLENAMETEMPLATEROLENUMBERMSGENFONTSTYLENAMEBYROLETEXT2"/>
-          <w:rFonts w:ascii="Tahoma" w:hAnsi="Tahoma" w:cs="Tahoma"/>
-          <w:sz w:val="22"/>
-          <w:szCs w:val="22"/>
-          <w:lang w:val="en-US"/>
-        </w:rPr>
-        <w:t xml:space="preserve"> Umum </w:t>
-      </w:r>
-      <w:proofErr w:type="spellStart"/>
-      <w:r>
-        <w:rPr>
-          <w:rStyle w:val="MSGENFONTSTYLENAMETEMPLATEROLENUMBERMSGENFONTSTYLENAMEBYROLETEXT2"/>
-          <w:rFonts w:ascii="Tahoma" w:hAnsi="Tahoma" w:cs="Tahoma"/>
-          <w:sz w:val="22"/>
-          <w:szCs w:val="22"/>
-          <w:lang w:val="en-US"/>
-        </w:rPr>
-        <w:t>Sekretariat</w:t>
-      </w:r>
-      <w:proofErr w:type="spellEnd"/>
-      <w:r>
-        <w:rPr>
-          <w:rStyle w:val="MSGENFONTSTYLENAMETEMPLATEROLENUMBERMSGENFONTSTYLENAMEBYROLETEXT2"/>
-          <w:rFonts w:ascii="Tahoma" w:hAnsi="Tahoma" w:cs="Tahoma"/>
-          <w:sz w:val="22"/>
-          <w:szCs w:val="22"/>
-          <w:lang w:val="en-US"/>
-        </w:rPr>
-        <w:t xml:space="preserve"> Daerah</w:t>
-      </w:r>
-      <w:r>
-        <w:rPr>
-          <w:rFonts w:ascii="Tahoma" w:hAnsi="Tahoma" w:cs="Tahoma"/>
+          <w:rFonts w:ascii="Tahoma" w:hAnsi="Tahoma"/>
+          <w:sz w:val="22"/>
+          <w:szCs w:val="22"/>
+          <w:lang w:val="en-US"/>
+        </w:rPr>
+        <w:t xml:space="preserve"> Asisten Administrasi Umum Sekretariat Daerah</w:t>
+      </w:r>
+      <w:r>
+        <w:rPr>
+          <w:rFonts w:ascii="Tahoma" w:hAnsi="Tahoma"/>
           <w:sz w:val="22"/>
           <w:szCs w:val="22"/>
           <w:shd w:val="clear" w:color="auto" w:fill="FFFFFF"/>
@@ -486,7 +346,7 @@
       <w:r>
         <w:rPr>
           <w:rStyle w:val="MSGENFONTSTYLENAMETEMPLATEROLENUMBERMSGENFONTSTYLENAMEBYROLETEXT2"/>
-          <w:rFonts w:ascii="Tahoma" w:hAnsi="Tahoma" w:cs="Tahoma"/>
+          <w:rFonts w:ascii="Tahoma" w:hAnsi="Tahoma"/>
           <w:sz w:val="22"/>
           <w:szCs w:val="22"/>
         </w:rPr>
@@ -495,7 +355,7 @@
       <w:r>
         <w:rPr>
           <w:rStyle w:val="MSGENFONTSTYLENAMETEMPLATEROLENUMBERMSGENFONTSTYLENAMEBYROLETEXT2"/>
-          <w:rFonts w:ascii="Tahoma" w:hAnsi="Tahoma" w:cs="Tahoma"/>
+          <w:rFonts w:ascii="Tahoma" w:hAnsi="Tahoma"/>
           <w:sz w:val="22"/>
           <w:szCs w:val="22"/>
           <w:lang w:val="en-US"/>
@@ -505,7 +365,7 @@
       <w:r>
         <w:rPr>
           <w:rStyle w:val="MSGENFONTSTYLENAMETEMPLATEROLENUMBERMSGENFONTSTYLENAMEBYROLETEXT2"/>
-          <w:rFonts w:ascii="Tahoma" w:hAnsi="Tahoma" w:cs="Tahoma"/>
+          <w:rFonts w:ascii="Tahoma" w:hAnsi="Tahoma"/>
           <w:sz w:val="22"/>
           <w:szCs w:val="22"/>
         </w:rPr>
@@ -514,7 +374,7 @@
       <w:r>
         <w:rPr>
           <w:rStyle w:val="MSGENFONTSTYLENAMETEMPLATEROLENUMBERMSGENFONTSTYLENAMEBYROLETEXT2"/>
-          <w:rFonts w:ascii="Tahoma" w:hAnsi="Tahoma" w:cs="Tahoma"/>
+          <w:rFonts w:ascii="Tahoma" w:hAnsi="Tahoma"/>
           <w:sz w:val="22"/>
           <w:szCs w:val="22"/>
           <w:lang w:val="en-US"/>
@@ -524,27 +384,16 @@
       <w:r>
         <w:rPr>
           <w:rStyle w:val="MSGENFONTSTYLENAMETEMPLATEROLENUMBERMSGENFONTSTYLENAMEBYROLETEXT2"/>
-          <w:rFonts w:ascii="Tahoma" w:hAnsi="Tahoma" w:cs="Tahoma"/>
-          <w:sz w:val="22"/>
-          <w:szCs w:val="22"/>
-        </w:rPr>
-        <w:t xml:space="preserve">, dengan disaksikan oleh 2 (dua) orang saksi </w:t>
-      </w:r>
-      <w:proofErr w:type="spellStart"/>
-      <w:r>
-        <w:rPr>
-          <w:rStyle w:val="MSGENFONTSTYLENAMETEMPLATEROLENUMBERMSGENFONTSTYLENAMEBYROLETEXT2"/>
-          <w:rFonts w:ascii="Tahoma" w:hAnsi="Tahoma" w:cs="Tahoma"/>
-          <w:sz w:val="22"/>
-          <w:szCs w:val="22"/>
-        </w:rPr>
-        <w:t>masing</w:t>
-      </w:r>
-      <w:proofErr w:type="spellEnd"/>
-      <w:r>
-        <w:rPr>
-          <w:rStyle w:val="MSGENFONTSTYLENAMETEMPLATEROLENUMBERMSGENFONTSTYLENAMEBYROLETEXT2"/>
-          <w:rFonts w:ascii="Tahoma" w:hAnsi="Tahoma" w:cs="Tahoma"/>
+          <w:rFonts w:ascii="Tahoma" w:hAnsi="Tahoma"/>
+          <w:sz w:val="22"/>
+          <w:szCs w:val="22"/>
+        </w:rPr>
+        <w:t>, dengan disaksikan oleh 2 (dua) orang saksi masing</w:t>
+      </w:r>
+      <w:r>
+        <w:rPr>
+          <w:rStyle w:val="MSGENFONTSTYLENAMETEMPLATEROLENUMBERMSGENFONTSTYLENAMEBYROLETEXT2"/>
+          <w:rFonts w:ascii="Tahoma" w:hAnsi="Tahoma"/>
           <w:sz w:val="22"/>
           <w:szCs w:val="22"/>
           <w:lang w:val="en-US"/>
@@ -554,7 +403,7 @@
       <w:r>
         <w:rPr>
           <w:rStyle w:val="MSGENFONTSTYLENAMETEMPLATEROLENUMBERMSGENFONTSTYLENAMEBYROLETEXT2"/>
-          <w:rFonts w:ascii="Tahoma" w:hAnsi="Tahoma" w:cs="Tahoma"/>
+          <w:rFonts w:ascii="Tahoma" w:hAnsi="Tahoma"/>
           <w:sz w:val="22"/>
           <w:szCs w:val="22"/>
         </w:rPr>
@@ -563,32 +412,21 @@
       <w:r>
         <w:rPr>
           <w:rStyle w:val="MSGENFONTSTYLENAMETEMPLATEROLENUMBERMSGENFONTSTYLENAMEBYROLETEXT2"/>
-          <w:rFonts w:ascii="Tahoma" w:hAnsi="Tahoma" w:cs="Tahoma"/>
+          <w:rFonts w:ascii="Tahoma" w:hAnsi="Tahoma"/>
           <w:sz w:val="22"/>
           <w:szCs w:val="22"/>
           <w:lang w:val="en-US"/>
         </w:rPr>
         <w:t xml:space="preserve"> </w:t>
       </w:r>
-      <w:proofErr w:type="spellStart"/>
-      <w:r>
-        <w:rPr>
-          <w:rStyle w:val="MSGENFONTSTYLENAMETEMPLATEROLENUMBERMSGENFONTSTYLENAMEBYROLETEXT2"/>
-          <w:rFonts w:ascii="Tahoma" w:hAnsi="Tahoma" w:cs="Tahoma"/>
-          <w:sz w:val="22"/>
-          <w:szCs w:val="22"/>
-        </w:rPr>
-        <w:t>masing</w:t>
-      </w:r>
-      <w:proofErr w:type="spellEnd"/>
-      <w:r>
-        <w:rPr>
-          <w:rStyle w:val="MSGENFONTSTYLENAMETEMPLATEROLENUMBERMSGENFONTSTYLENAMEBYROLETEXT2"/>
-          <w:rFonts w:ascii="Tahoma" w:hAnsi="Tahoma" w:cs="Tahoma"/>
-          <w:sz w:val="22"/>
-          <w:szCs w:val="22"/>
-        </w:rPr>
-        <w:t xml:space="preserve"> :</w:t>
+      <w:r>
+        <w:rPr>
+          <w:rStyle w:val="MSGENFONTSTYLENAMETEMPLATEROLENUMBERMSGENFONTSTYLENAMEBYROLETEXT2"/>
+          <w:rFonts w:ascii="Tahoma" w:hAnsi="Tahoma"/>
+          <w:sz w:val="22"/>
+          <w:szCs w:val="22"/>
+        </w:rPr>
+        <w:t>masing :</w:t>
       </w:r>
     </w:p>
     <w:p>
@@ -605,14 +443,14 @@
         <w:ind w:left="142" w:right="46"/>
         <w:jc w:val="both"/>
         <w:rPr>
-          <w:rFonts w:ascii="Tahoma" w:hAnsi="Tahoma" w:cs="Tahoma"/>
+          <w:rFonts w:ascii="Tahoma" w:hAnsi="Tahoma"/>
           <w:sz w:val="22"/>
           <w:szCs w:val="22"/>
         </w:rPr>
       </w:pPr>
       <w:r>
         <w:rPr>
-          <w:rFonts w:ascii="Tahoma" w:hAnsi="Tahoma" w:cs="Tahoma"/>
+          <w:rFonts w:ascii="Tahoma" w:hAnsi="Tahoma"/>
           <w:sz w:val="22"/>
           <w:szCs w:val="22"/>
           <w:lang w:val="en-US"/>
@@ -621,79 +459,57 @@
       </w:r>
       <w:r>
         <w:rPr>
-          <w:rFonts w:ascii="Tahoma" w:hAnsi="Tahoma" w:cs="Tahoma"/>
+          <w:rFonts w:ascii="Tahoma" w:hAnsi="Tahoma"/>
           <w:sz w:val="22"/>
           <w:szCs w:val="22"/>
           <w:shd w:val="clear" w:color="auto" w:fill="FFFFFF"/>
           <w:lang w:val="en-US" w:eastAsia="en-US"/>
         </w:rPr>
-        <w:t xml:space="preserve">INDAH WAHYUNI, SH, </w:t>
-      </w:r>
-      <w:proofErr w:type="spellStart"/>
-      <w:r>
-        <w:rPr>
-          <w:rFonts w:ascii="Tahoma" w:hAnsi="Tahoma" w:cs="Tahoma"/>
+        <w:t xml:space="preserve">INDAH WAHYUNI, SH, M.Si.       </w:t>
+      </w:r>
+      <w:r>
+        <w:rPr>
+          <w:rStyle w:val="MSGENFONTSTYLENAMETEMPLATEROLENUMBERMSGENFONTSTYLENAMEBYROLETEXT2"/>
+          <w:rFonts w:ascii="Tahoma" w:hAnsi="Tahoma"/>
+          <w:sz w:val="22"/>
+          <w:szCs w:val="22"/>
+        </w:rPr>
+        <w:t>Pangkat</w:t>
+      </w:r>
+      <w:r>
+        <w:rPr>
+          <w:rStyle w:val="MSGENFONTSTYLENAMETEMPLATEROLENUMBERMSGENFONTSTYLENAMEBYROLETEXT2"/>
+          <w:rFonts w:ascii="Tahoma" w:hAnsi="Tahoma"/>
+          <w:sz w:val="22"/>
+          <w:szCs w:val="22"/>
+          <w:lang w:val="en-US"/>
+        </w:rPr>
+        <w:t xml:space="preserve"> </w:t>
+      </w:r>
+      <w:r>
+        <w:rPr>
+          <w:rFonts w:ascii="Tahoma" w:hAnsi="Tahoma"/>
           <w:sz w:val="22"/>
           <w:szCs w:val="22"/>
           <w:shd w:val="clear" w:color="auto" w:fill="FFFFFF"/>
           <w:lang w:val="en-US" w:eastAsia="en-US"/>
         </w:rPr>
-        <w:t>M.Si</w:t>
-      </w:r>
-      <w:proofErr w:type="spellEnd"/>
-      <w:r>
-        <w:rPr>
-          <w:rFonts w:ascii="Tahoma" w:hAnsi="Tahoma" w:cs="Tahoma"/>
+        <w:t xml:space="preserve">Pembina Utama Madya </w:t>
+      </w:r>
+      <w:r>
+        <w:rPr>
+          <w:rFonts w:ascii="Tahoma" w:hAnsi="Tahoma"/>
           <w:sz w:val="22"/>
           <w:szCs w:val="22"/>
           <w:shd w:val="clear" w:color="auto" w:fill="FFFFFF"/>
           <w:lang w:val="en-US" w:eastAsia="en-US"/>
         </w:rPr>
-        <w:t xml:space="preserve">.       </w:t>
-      </w:r>
-      <w:r>
-        <w:rPr>
-          <w:rStyle w:val="MSGENFONTSTYLENAMETEMPLATEROLENUMBERMSGENFONTSTYLENAMEBYROLETEXT2"/>
-          <w:rFonts w:ascii="Tahoma" w:hAnsi="Tahoma" w:cs="Tahoma"/>
-          <w:sz w:val="22"/>
-          <w:szCs w:val="22"/>
-        </w:rPr>
-        <w:t>Pangkat</w:t>
-      </w:r>
-      <w:r>
-        <w:rPr>
-          <w:rStyle w:val="MSGENFONTSTYLENAMETEMPLATEROLENUMBERMSGENFONTSTYLENAMEBYROLETEXT2"/>
-          <w:rFonts w:ascii="Tahoma" w:hAnsi="Tahoma" w:cs="Tahoma"/>
-          <w:sz w:val="22"/>
-          <w:szCs w:val="22"/>
-          <w:lang w:val="en-US"/>
-        </w:rPr>
-        <w:t xml:space="preserve"> </w:t>
-      </w:r>
-      <w:r>
-        <w:rPr>
-          <w:rFonts w:ascii="Tahoma" w:hAnsi="Tahoma" w:cs="Tahoma"/>
-          <w:sz w:val="22"/>
-          <w:szCs w:val="22"/>
-          <w:shd w:val="clear" w:color="auto" w:fill="FFFFFF"/>
-          <w:lang w:val="en-US" w:eastAsia="en-US"/>
-        </w:rPr>
-        <w:t xml:space="preserve">Pembina Utama Madya </w:t>
-      </w:r>
-      <w:r>
-        <w:rPr>
-          <w:rFonts w:ascii="Tahoma" w:hAnsi="Tahoma" w:cs="Tahoma"/>
-          <w:sz w:val="22"/>
-          <w:szCs w:val="22"/>
-          <w:shd w:val="clear" w:color="auto" w:fill="FFFFFF"/>
-          <w:lang w:val="en-US" w:eastAsia="en-US"/>
-        </w:rPr>
         <w:tab/>
       </w:r>
       <w:r>
         <w:rPr>
           <w:rStyle w:val="MSGENFONTSTYLENAMETEMPLATEROLENUMBERMSGENFONTSTYLENAMEBYROLETEXT2"/>
-          <w:rFonts w:ascii="Tahoma" w:hAnsi="Tahoma" w:cs="Tahoma"/>
+          <w:rFonts w:ascii="Tahoma" w:hAnsi="Tahoma"/>
           <w:sz w:val="22"/>
           <w:szCs w:val="22"/>
         </w:rPr>
@@ -702,7 +518,7 @@
       <w:r>
         <w:rPr>
           <w:rStyle w:val="MSGENFONTSTYLENAMETEMPLATEROLENUMBERMSGENFONTSTYLENAMEBYROLETEXT2"/>
-          <w:rFonts w:ascii="Tahoma" w:hAnsi="Tahoma" w:cs="Tahoma"/>
+          <w:rFonts w:ascii="Tahoma" w:hAnsi="Tahoma"/>
           <w:sz w:val="22"/>
           <w:szCs w:val="22"/>
           <w:lang w:val="en-US"/>
@@ -712,7 +528,7 @@
       <w:r>
         <w:rPr>
           <w:rStyle w:val="MSGENFONTSTYLENAMETEMPLATEROLENUMBERMSGENFONTSTYLENAMEBYROLETEXT2"/>
-          <w:rFonts w:ascii="Tahoma" w:hAnsi="Tahoma" w:cs="Tahoma"/>
+          <w:rFonts w:ascii="Tahoma" w:hAnsi="Tahoma"/>
           <w:sz w:val="22"/>
           <w:szCs w:val="22"/>
         </w:rPr>
@@ -720,7 +536,7 @@
       </w:r>
       <w:r>
         <w:rPr>
-          <w:rFonts w:ascii="Tahoma" w:hAnsi="Tahoma" w:cs="Tahoma"/>
+          <w:rFonts w:ascii="Tahoma" w:hAnsi="Tahoma"/>
           <w:sz w:val="22"/>
           <w:szCs w:val="22"/>
           <w:shd w:val="clear" w:color="auto" w:fill="FFFFFF"/>
@@ -743,7 +559,7 @@
         <w:ind w:left="142" w:right="45"/>
         <w:jc w:val="both"/>
         <w:rPr>
-          <w:rFonts w:ascii="Tahoma" w:hAnsi="Tahoma" w:cs="Tahoma"/>
+          <w:rFonts w:ascii="Tahoma" w:hAnsi="Tahoma"/>
           <w:sz w:val="22"/>
           <w:szCs w:val="22"/>
           <w:lang w:val="en-US"/>
@@ -751,7 +567,7 @@
       </w:pPr>
       <w:r>
         <w:rPr>
-          <w:rFonts w:ascii="Tahoma" w:hAnsi="Tahoma" w:cs="Tahoma"/>
+          <w:rFonts w:ascii="Tahoma" w:hAnsi="Tahoma"/>
           <w:sz w:val="22"/>
           <w:szCs w:val="22"/>
           <w:lang w:val="en-US"/>
@@ -760,44 +576,16 @@
       </w:r>
       <w:r>
         <w:rPr>
-          <w:rFonts w:ascii="Tahoma" w:hAnsi="Tahoma" w:cs="Tahoma"/>
-          <w:sz w:val="22"/>
-          <w:szCs w:val="22"/>
-        </w:rPr>
-        <w:t xml:space="preserve">ADINA FIBRIANI </w:t>
-      </w:r>
-      <w:proofErr w:type="spellStart"/>
-      <w:proofErr w:type="gramStart"/>
-      <w:r>
-        <w:rPr>
-          <w:rFonts w:ascii="Tahoma" w:hAnsi="Tahoma" w:cs="Tahoma"/>
-          <w:sz w:val="22"/>
-          <w:szCs w:val="22"/>
-        </w:rPr>
-        <w:t>S.E</w:t>
-      </w:r>
-      <w:proofErr w:type="gramEnd"/>
-      <w:r>
-        <w:rPr>
-          <w:rFonts w:ascii="Tahoma" w:hAnsi="Tahoma" w:cs="Tahoma"/>
-          <w:sz w:val="22"/>
-          <w:szCs w:val="22"/>
-        </w:rPr>
-        <w:t>,M.Ak</w:t>
-      </w:r>
-      <w:proofErr w:type="spellEnd"/>
-      <w:r>
-        <w:rPr>
-          <w:rFonts w:ascii="Tahoma" w:hAnsi="Tahoma" w:cs="Tahoma"/>
-          <w:sz w:val="22"/>
-          <w:szCs w:val="22"/>
-        </w:rPr>
-        <w:t>.</w:t>
-      </w:r>
-      <w:r>
-        <w:rPr>
-          <w:rStyle w:val="MSGENFONTSTYLENAMETEMPLATEROLENUMBERMSGENFONTSTYLENAMEBYROLETEXT2"/>
-          <w:rFonts w:ascii="Tahoma" w:hAnsi="Tahoma" w:cs="Tahoma"/>
+          <w:rFonts w:ascii="Tahoma" w:hAnsi="Tahoma"/>
+          <w:sz w:val="22"/>
+          <w:szCs w:val="22"/>
+        </w:rPr>
+        <w:t>ADINA FIBRIANI S.E,M.Ak.</w:t>
+      </w:r>
+      <w:r>
+        <w:rPr>
+          <w:rStyle w:val="MSGENFONTSTYLENAMETEMPLATEROLENUMBERMSGENFONTSTYLENAMEBYROLETEXT2"/>
+          <w:rFonts w:ascii="Tahoma" w:hAnsi="Tahoma"/>
           <w:sz w:val="22"/>
           <w:szCs w:val="22"/>
           <w:lang w:val="en-US"/>
@@ -807,7 +595,7 @@
       <w:r>
         <w:rPr>
           <w:rStyle w:val="MSGENFONTSTYLENAMETEMPLATEROLENUMBERMSGENFONTSTYLENAMEBYROLETEXT2"/>
-          <w:rFonts w:ascii="Tahoma" w:hAnsi="Tahoma" w:cs="Tahoma"/>
+          <w:rFonts w:ascii="Tahoma" w:hAnsi="Tahoma"/>
           <w:sz w:val="22"/>
           <w:szCs w:val="22"/>
         </w:rPr>
@@ -816,7 +604,7 @@
       <w:r>
         <w:rPr>
           <w:rStyle w:val="MSGENFONTSTYLENAMETEMPLATEROLENUMBERMSGENFONTSTYLENAMEBYROLETEXT2"/>
-          <w:rFonts w:ascii="Tahoma" w:hAnsi="Tahoma" w:cs="Tahoma"/>
+          <w:rFonts w:ascii="Tahoma" w:hAnsi="Tahoma"/>
           <w:sz w:val="22"/>
           <w:szCs w:val="22"/>
           <w:lang w:val="en-US"/>
@@ -825,7 +613,7 @@
       </w:r>
       <w:r>
         <w:rPr>
-          <w:rFonts w:ascii="Tahoma" w:hAnsi="Tahoma" w:cs="Tahoma"/>
+          <w:rFonts w:ascii="Tahoma" w:hAnsi="Tahoma"/>
           <w:sz w:val="22"/>
           <w:szCs w:val="22"/>
           <w:shd w:val="clear" w:color="auto" w:fill="FFFFFF"/>
@@ -836,7 +624,7 @@
       <w:r>
         <w:rPr>
           <w:rStyle w:val="MSGENFONTSTYLENAMETEMPLATEROLENUMBERMSGENFONTSTYLENAMEBYROLETEXT2"/>
-          <w:rFonts w:ascii="Tahoma" w:hAnsi="Tahoma" w:cs="Tahoma"/>
+          <w:rFonts w:ascii="Tahoma" w:hAnsi="Tahoma"/>
           <w:sz w:val="22"/>
           <w:szCs w:val="22"/>
           <w:lang w:val="en-US"/>
@@ -846,7 +634,7 @@
       <w:r>
         <w:rPr>
           <w:rStyle w:val="MSGENFONTSTYLENAMETEMPLATEROLENUMBERMSGENFONTSTYLENAMEBYROLETEXT2"/>
-          <w:rFonts w:ascii="Tahoma" w:hAnsi="Tahoma" w:cs="Tahoma"/>
+          <w:rFonts w:ascii="Tahoma" w:hAnsi="Tahoma"/>
           <w:sz w:val="22"/>
           <w:szCs w:val="22"/>
           <w:lang w:val="en-US"/>
@@ -856,7 +644,7 @@
       <w:r>
         <w:rPr>
           <w:rStyle w:val="MSGENFONTSTYLENAMETEMPLATEROLENUMBERMSGENFONTSTYLENAMEBYROLETEXT2"/>
-          <w:rFonts w:ascii="Tahoma" w:hAnsi="Tahoma" w:cs="Tahoma"/>
+          <w:rFonts w:ascii="Tahoma" w:hAnsi="Tahoma"/>
           <w:sz w:val="22"/>
           <w:szCs w:val="22"/>
         </w:rPr>
@@ -865,7 +653,7 @@
       <w:r>
         <w:rPr>
           <w:rStyle w:val="MSGENFONTSTYLENAMETEMPLATEROLENUMBERMSGENFONTSTYLENAMEBYROLETEXT2"/>
-          <w:rFonts w:ascii="Tahoma" w:hAnsi="Tahoma" w:cs="Tahoma"/>
+          <w:rFonts w:ascii="Tahoma" w:hAnsi="Tahoma"/>
           <w:sz w:val="22"/>
           <w:szCs w:val="22"/>
           <w:lang w:val="en-US"/>
@@ -875,7 +663,7 @@
       <w:r>
         <w:rPr>
           <w:rStyle w:val="MSGENFONTSTYLENAMETEMPLATEROLENUMBERMSGENFONTSTYLENAMEBYROLETEXT2"/>
-          <w:rFonts w:ascii="Tahoma" w:hAnsi="Tahoma" w:cs="Tahoma"/>
+          <w:rFonts w:ascii="Tahoma" w:hAnsi="Tahoma"/>
           <w:sz w:val="22"/>
           <w:szCs w:val="22"/>
         </w:rPr>
@@ -883,7 +671,7 @@
       </w:r>
       <w:r>
         <w:rPr>
-          <w:rFonts w:ascii="Tahoma" w:hAnsi="Tahoma" w:cs="Tahoma"/>
+          <w:rFonts w:ascii="Tahoma" w:hAnsi="Tahoma"/>
           <w:sz w:val="22"/>
           <w:szCs w:val="22"/>
           <w:shd w:val="clear" w:color="auto" w:fill="FFFFFF"/>
@@ -892,7 +680,7 @@
       </w:r>
       <w:r>
         <w:rPr>
-          <w:rFonts w:ascii="Tahoma" w:hAnsi="Tahoma" w:cs="Tahoma"/>
+          <w:rFonts w:ascii="Tahoma" w:hAnsi="Tahoma"/>
           <w:sz w:val="22"/>
           <w:szCs w:val="22"/>
           <w:shd w:val="clear" w:color="auto" w:fill="FFFFFF"/>
@@ -902,7 +690,7 @@
       </w:r>
       <w:r>
         <w:rPr>
-          <w:rFonts w:ascii="Tahoma" w:hAnsi="Tahoma" w:cs="Tahoma"/>
+          <w:rFonts w:ascii="Tahoma" w:hAnsi="Tahoma"/>
           <w:sz w:val="22"/>
           <w:szCs w:val="22"/>
           <w:shd w:val="clear" w:color="auto" w:fill="FFFFFF"/>
@@ -911,7 +699,7 @@
       </w:r>
       <w:r>
         <w:rPr>
-          <w:rFonts w:ascii="Tahoma" w:hAnsi="Tahoma" w:cs="Tahoma"/>
+          <w:rFonts w:ascii="Tahoma" w:hAnsi="Tahoma"/>
           <w:sz w:val="22"/>
           <w:szCs w:val="22"/>
           <w:shd w:val="clear" w:color="auto" w:fill="FFFFFF"/>
@@ -921,7 +709,7 @@
       </w:r>
       <w:r>
         <w:rPr>
-          <w:rFonts w:ascii="Tahoma" w:hAnsi="Tahoma" w:cs="Tahoma"/>
+          <w:rFonts w:ascii="Tahoma" w:hAnsi="Tahoma"/>
           <w:sz w:val="22"/>
           <w:szCs w:val="22"/>
           <w:shd w:val="clear" w:color="auto" w:fill="FFFFFF"/>
@@ -930,7 +718,7 @@
       </w:r>
       <w:r>
         <w:rPr>
-          <w:rFonts w:ascii="Tahoma" w:hAnsi="Tahoma" w:cs="Tahoma"/>
+          <w:rFonts w:ascii="Tahoma" w:hAnsi="Tahoma"/>
           <w:sz w:val="22"/>
           <w:szCs w:val="22"/>
           <w:shd w:val="clear" w:color="auto" w:fill="FFFFFF"/>
@@ -940,7 +728,7 @@
       </w:r>
       <w:r>
         <w:rPr>
-          <w:rFonts w:ascii="Tahoma" w:hAnsi="Tahoma" w:cs="Tahoma"/>
+          <w:rFonts w:ascii="Tahoma" w:hAnsi="Tahoma"/>
           <w:sz w:val="22"/>
           <w:szCs w:val="22"/>
           <w:shd w:val="clear" w:color="auto" w:fill="FFFFFF"/>
@@ -961,7 +749,7 @@
         <w:ind w:left="142" w:right="46"/>
         <w:jc w:val="both"/>
         <w:rPr>
-          <w:rFonts w:ascii="Tahoma" w:hAnsi="Tahoma" w:cs="Tahoma"/>
+          <w:rFonts w:ascii="Tahoma" w:hAnsi="Tahoma"/>
           <w:sz w:val="22"/>
           <w:szCs w:val="22"/>
           <w:shd w:val="clear" w:color="auto" w:fill="FFFFFF"/>
@@ -971,7 +759,7 @@
       <w:r>
         <w:rPr>
           <w:rStyle w:val="MSGENFONTSTYLENAMETEMPLATEROLENUMBERMSGENFONTSTYLENAMEBYROLETEXT2"/>
-          <w:rFonts w:ascii="Tahoma" w:hAnsi="Tahoma" w:cs="Tahoma"/>
+          <w:rFonts w:ascii="Tahoma" w:hAnsi="Tahoma"/>
           <w:sz w:val="22"/>
           <w:szCs w:val="22"/>
           <w:lang w:val="en-US"/>
@@ -981,7 +769,7 @@
       <w:r>
         <w:rPr>
           <w:rStyle w:val="MSGENFONTSTYLENAMETEMPLATEROLENUMBERMSGENFONTSTYLENAMEBYROLETEXT2"/>
-          <w:rFonts w:ascii="Tahoma" w:hAnsi="Tahoma" w:cs="Tahoma"/>
+          <w:rFonts w:ascii="Tahoma" w:hAnsi="Tahoma"/>
           <w:sz w:val="22"/>
           <w:szCs w:val="22"/>
         </w:rPr>
@@ -990,7 +778,7 @@
       <w:r>
         <w:rPr>
           <w:rStyle w:val="MSGENFONTSTYLENAMETEMPLATEROLENUMBERMSGENFONTSTYLENAMEBYROLETEXT2"/>
-          <w:rFonts w:ascii="Tahoma" w:hAnsi="Tahoma" w:cs="Tahoma"/>
+          <w:rFonts w:ascii="Tahoma" w:hAnsi="Tahoma"/>
           <w:sz w:val="22"/>
           <w:szCs w:val="22"/>
           <w:lang w:val="en-US"/>
@@ -1000,7 +788,7 @@
       <w:r>
         <w:rPr>
           <w:rStyle w:val="MSGENFONTSTYLENAMETEMPLATEROLENUMBERMSGENFONTSTYLENAMEBYROLETEXT2"/>
-          <w:rFonts w:ascii="Tahoma" w:hAnsi="Tahoma" w:cs="Tahoma"/>
+          <w:rFonts w:ascii="Tahoma" w:hAnsi="Tahoma"/>
           <w:sz w:val="22"/>
           <w:szCs w:val="22"/>
         </w:rPr>
@@ -1009,7 +797,7 @@
       <w:r>
         <w:rPr>
           <w:rStyle w:val="MSGENFONTSTYLENAMETEMPLATEROLENUMBERMSGENFONTSTYLENAMEBYROLETEXT2"/>
-          <w:rFonts w:ascii="Tahoma" w:hAnsi="Tahoma" w:cs="Tahoma"/>
+          <w:rFonts w:ascii="Tahoma" w:hAnsi="Tahoma"/>
           <w:sz w:val="22"/>
           <w:szCs w:val="22"/>
           <w:lang w:val="en-US"/>
@@ -1019,7 +807,7 @@
       <w:r>
         <w:rPr>
           <w:rStyle w:val="MSGENFONTSTYLENAMETEMPLATEROLENUMBERMSGENFONTSTYLENAMEBYROLETEXT2"/>
-          <w:rFonts w:ascii="Tahoma" w:hAnsi="Tahoma" w:cs="Tahoma"/>
+          <w:rFonts w:ascii="Tahoma" w:hAnsi="Tahoma"/>
           <w:sz w:val="22"/>
           <w:szCs w:val="22"/>
         </w:rPr>
@@ -1028,7 +816,7 @@
       <w:r>
         <w:rPr>
           <w:rStyle w:val="MSGENFONTSTYLENAMETEMPLATEROLENUMBERMSGENFONTSTYLENAMEBYROLETEXT2"/>
-          <w:rFonts w:ascii="Tahoma" w:hAnsi="Tahoma" w:cs="Tahoma"/>
+          <w:rFonts w:ascii="Tahoma" w:hAnsi="Tahoma"/>
           <w:sz w:val="22"/>
           <w:szCs w:val="22"/>
           <w:lang w:val="en-US"/>
@@ -1038,7 +826,7 @@
       <w:r>
         <w:rPr>
           <w:rStyle w:val="MSGENFONTSTYLENAMETEMPLATEROLENUMBERMSGENFONTSTYLENAMEBYROLETEXT2"/>
-          <w:rFonts w:ascii="Tahoma" w:hAnsi="Tahoma" w:cs="Tahoma"/>
+          <w:rFonts w:ascii="Tahoma" w:hAnsi="Tahoma"/>
           <w:sz w:val="22"/>
           <w:szCs w:val="22"/>
         </w:rPr>
@@ -1047,7 +835,7 @@
       <w:r>
         <w:rPr>
           <w:rStyle w:val="MSGENFONTSTYLENAMETEMPLATEROLENUMBERMSGENFONTSTYLENAMEBYROLETEXT2"/>
-          <w:rFonts w:ascii="Tahoma" w:hAnsi="Tahoma" w:cs="Tahoma"/>
+          <w:rFonts w:ascii="Tahoma" w:hAnsi="Tahoma"/>
           <w:sz w:val="22"/>
           <w:szCs w:val="22"/>
           <w:lang w:val="en-US"/>
@@ -1057,7 +845,7 @@
       <w:r>
         <w:rPr>
           <w:rStyle w:val="MSGENFONTSTYLENAMETEMPLATEROLENUMBERMSGENFONTSTYLENAMEBYROLETEXT2"/>
-          <w:rFonts w:ascii="Tahoma" w:hAnsi="Tahoma" w:cs="Tahoma"/>
+          <w:rFonts w:ascii="Tahoma" w:hAnsi="Tahoma"/>
           <w:sz w:val="22"/>
           <w:szCs w:val="22"/>
         </w:rPr>
@@ -1066,7 +854,7 @@
       <w:r>
         <w:rPr>
           <w:rStyle w:val="MSGENFONTSTYLENAMETEMPLATEROLENUMBERMSGENFONTSTYLENAMEBYROLETEXT2"/>
-          <w:rFonts w:ascii="Tahoma" w:hAnsi="Tahoma" w:cs="Tahoma"/>
+          <w:rFonts w:ascii="Tahoma" w:hAnsi="Tahoma"/>
           <w:sz w:val="22"/>
           <w:szCs w:val="22"/>
           <w:lang w:val="en-US"/>
@@ -1076,7 +864,7 @@
       <w:r>
         <w:rPr>
           <w:rStyle w:val="MSGENFONTSTYLENAMETEMPLATEROLENUMBERMSGENFONTSTYLENAMEBYROLETEXT2"/>
-          <w:rFonts w:ascii="Tahoma" w:hAnsi="Tahoma" w:cs="Tahoma"/>
+          <w:rFonts w:ascii="Tahoma" w:hAnsi="Tahoma"/>
           <w:sz w:val="22"/>
           <w:szCs w:val="22"/>
         </w:rPr>
@@ -1085,7 +873,7 @@
       <w:r>
         <w:rPr>
           <w:rStyle w:val="MSGENFONTSTYLENAMETEMPLATEROLENUMBERMSGENFONTSTYLENAMEBYROLETEXT2"/>
-          <w:rFonts w:ascii="Tahoma" w:hAnsi="Tahoma" w:cs="Tahoma"/>
+          <w:rFonts w:ascii="Tahoma" w:hAnsi="Tahoma"/>
           <w:sz w:val="22"/>
           <w:szCs w:val="22"/>
           <w:lang w:val="en-US"/>
@@ -1094,36 +882,16 @@
       </w:r>
       <w:r>
         <w:rPr>
-          <w:rFonts w:ascii="Tahoma" w:hAnsi="Tahoma" w:cs="Tahoma"/>
+          <w:rFonts w:ascii="Tahoma" w:hAnsi="Tahoma"/>
           <w:sz w:val="22"/>
           <w:szCs w:val="22"/>
           <w:shd w:val="clear" w:color="auto" w:fill="FFFFFF"/>
         </w:rPr>
-        <w:t>{</w:t>
-      </w:r>
-      <w:proofErr w:type="spellStart"/>
-      <w:r>
-        <w:rPr>
-          <w:rFonts w:ascii="Tahoma" w:hAnsi="Tahoma" w:cs="Tahoma"/>
-          <w:sz w:val="22"/>
-          <w:szCs w:val="22"/>
-          <w:shd w:val="clear" w:color="auto" w:fill="FFFFFF"/>
-        </w:rPr>
-        <w:t>nama_diambil_sumpah</w:t>
-      </w:r>
-      <w:proofErr w:type="spellEnd"/>
-      <w:r>
-        <w:rPr>
-          <w:rFonts w:ascii="Tahoma" w:hAnsi="Tahoma" w:cs="Tahoma"/>
-          <w:sz w:val="22"/>
-          <w:szCs w:val="22"/>
-          <w:shd w:val="clear" w:color="auto" w:fill="FFFFFF"/>
-        </w:rPr>
-        <w:t>}</w:t>
-      </w:r>
-      <w:r>
-        <w:rPr>
-          <w:rFonts w:ascii="Tahoma" w:hAnsi="Tahoma" w:cs="Tahoma"/>
+        <w:t>{nama_diambil_sumpah}</w:t>
+      </w:r>
+      <w:r>
+        <w:rPr>
+          <w:rFonts w:ascii="Tahoma" w:hAnsi="Tahoma"/>
           <w:sz w:val="22"/>
           <w:szCs w:val="22"/>
           <w:lang w:val="en-US"/>
@@ -1133,7 +901,7 @@
       <w:r>
         <w:rPr>
           <w:rStyle w:val="MSGENFONTSTYLENAMETEMPLATEROLENUMBERMSGENFONTSTYLENAMEBYROLETEXT2"/>
-          <w:rFonts w:ascii="Tahoma" w:hAnsi="Tahoma" w:cs="Tahoma"/>
+          <w:rFonts w:ascii="Tahoma" w:hAnsi="Tahoma"/>
           <w:sz w:val="22"/>
           <w:szCs w:val="22"/>
         </w:rPr>
@@ -1142,7 +910,7 @@
       <w:r>
         <w:rPr>
           <w:rStyle w:val="MSGENFONTSTYLENAMETEMPLATEROLENUMBERMSGENFONTSTYLENAMEBYROLETEXT2"/>
-          <w:rFonts w:ascii="Tahoma" w:hAnsi="Tahoma" w:cs="Tahoma"/>
+          <w:rFonts w:ascii="Tahoma" w:hAnsi="Tahoma"/>
           <w:sz w:val="22"/>
           <w:szCs w:val="22"/>
           <w:lang w:val="en-US"/>
@@ -1151,102 +919,60 @@
       </w:r>
       <w:r>
         <w:rPr>
-          <w:rFonts w:ascii="Tahoma" w:hAnsi="Tahoma" w:cs="Tahoma"/>
+          <w:rFonts w:ascii="Tahoma" w:hAnsi="Tahoma"/>
           <w:sz w:val="22"/>
           <w:szCs w:val="22"/>
           <w:shd w:val="clear" w:color="auto" w:fill="FFFFFF"/>
           <w:lang w:val="en-US" w:eastAsia="en-US"/>
         </w:rPr>
-        <w:t>{</w:t>
-      </w:r>
-      <w:proofErr w:type="spellStart"/>
-      <w:r>
-        <w:rPr>
-          <w:rFonts w:ascii="Tahoma" w:hAnsi="Tahoma" w:cs="Tahoma"/>
+        <w:t xml:space="preserve">{pangkat_diambil_sumpah} </w:t>
+      </w:r>
+      <w:r>
+        <w:rPr>
+          <w:rStyle w:val="MSGENFONTSTYLENAMETEMPLATEROLENUMBERMSGENFONTSTYLENAMEBYROLETEXT2"/>
+          <w:rFonts w:ascii="Tahoma" w:hAnsi="Tahoma"/>
+          <w:sz w:val="22"/>
+          <w:szCs w:val="22"/>
+        </w:rPr>
+        <w:t>N</w:t>
+      </w:r>
+      <w:r>
+        <w:rPr>
+          <w:rStyle w:val="MSGENFONTSTYLENAMETEMPLATEROLENUMBERMSGENFONTSTYLENAMEBYROLETEXT2"/>
+          <w:rFonts w:ascii="Tahoma" w:hAnsi="Tahoma"/>
+          <w:sz w:val="22"/>
+          <w:szCs w:val="22"/>
+          <w:lang w:val="en-US"/>
+        </w:rPr>
+        <w:t>IP</w:t>
+      </w:r>
+      <w:r>
+        <w:rPr>
+          <w:rStyle w:val="MSGENFONTSTYLENAMETEMPLATEROLENUMBERMSGENFONTSTYLENAMEBYROLETEXT2"/>
+          <w:rFonts w:ascii="Tahoma" w:hAnsi="Tahoma"/>
+          <w:sz w:val="22"/>
+          <w:szCs w:val="22"/>
+        </w:rPr>
+        <w:t>.</w:t>
+      </w:r>
+      <w:r>
+        <w:rPr>
+          <w:rStyle w:val="MSGENFONTSTYLENAMETEMPLATEROLENUMBERMSGENFONTSTYLENAMEBYROLETEXT2"/>
+          <w:rFonts w:ascii="Tahoma" w:hAnsi="Tahoma"/>
+          <w:sz w:val="22"/>
+          <w:szCs w:val="22"/>
+          <w:lang w:val="en-US"/>
+        </w:rPr>
+        <w:t xml:space="preserve"> </w:t>
+      </w:r>
+      <w:r>
+        <w:rPr>
+          <w:rFonts w:ascii="Tahoma" w:hAnsi="Tahoma"/>
           <w:sz w:val="22"/>
           <w:szCs w:val="22"/>
           <w:shd w:val="clear" w:color="auto" w:fill="FFFFFF"/>
-          <w:lang w:val="en-US" w:eastAsia="en-US"/>
-        </w:rPr>
-        <w:t>pangkat_diambil_sumpah</w:t>
-      </w:r>
-      <w:proofErr w:type="spellEnd"/>
-      <w:r>
-        <w:rPr>
-          <w:rFonts w:ascii="Tahoma" w:hAnsi="Tahoma" w:cs="Tahoma"/>
-          <w:sz w:val="22"/>
-          <w:szCs w:val="22"/>
-          <w:shd w:val="clear" w:color="auto" w:fill="FFFFFF"/>
-          <w:lang w:val="en-US" w:eastAsia="en-US"/>
-        </w:rPr>
-        <w:t xml:space="preserve">} </w:t>
-      </w:r>
-      <w:r>
-        <w:rPr>
-          <w:rStyle w:val="MSGENFONTSTYLENAMETEMPLATEROLENUMBERMSGENFONTSTYLENAMEBYROLETEXT2"/>
-          <w:rFonts w:ascii="Tahoma" w:hAnsi="Tahoma" w:cs="Tahoma"/>
-          <w:sz w:val="22"/>
-          <w:szCs w:val="22"/>
-        </w:rPr>
-        <w:t>N</w:t>
-      </w:r>
-      <w:r>
-        <w:rPr>
-          <w:rStyle w:val="MSGENFONTSTYLENAMETEMPLATEROLENUMBERMSGENFONTSTYLENAMEBYROLETEXT2"/>
-          <w:rFonts w:ascii="Tahoma" w:hAnsi="Tahoma" w:cs="Tahoma"/>
-          <w:sz w:val="22"/>
-          <w:szCs w:val="22"/>
-          <w:lang w:val="en-US"/>
-        </w:rPr>
-        <w:t>IP</w:t>
-      </w:r>
-      <w:r>
-        <w:rPr>
-          <w:rStyle w:val="MSGENFONTSTYLENAMETEMPLATEROLENUMBERMSGENFONTSTYLENAMEBYROLETEXT2"/>
-          <w:rFonts w:ascii="Tahoma" w:hAnsi="Tahoma" w:cs="Tahoma"/>
-          <w:sz w:val="22"/>
-          <w:szCs w:val="22"/>
-        </w:rPr>
-        <w:t>.</w:t>
-      </w:r>
-      <w:r>
-        <w:rPr>
-          <w:rStyle w:val="MSGENFONTSTYLENAMETEMPLATEROLENUMBERMSGENFONTSTYLENAMEBYROLETEXT2"/>
-          <w:rFonts w:ascii="Tahoma" w:hAnsi="Tahoma" w:cs="Tahoma"/>
-          <w:sz w:val="22"/>
-          <w:szCs w:val="22"/>
-          <w:lang w:val="en-US"/>
-        </w:rPr>
-        <w:t xml:space="preserve"> </w:t>
-      </w:r>
-      <w:r>
-        <w:rPr>
-          <w:rFonts w:ascii="Tahoma" w:hAnsi="Tahoma" w:cs="Tahoma"/>
-          <w:sz w:val="22"/>
-          <w:szCs w:val="22"/>
-          <w:shd w:val="clear" w:color="auto" w:fill="FFFFFF"/>
-        </w:rPr>
-        <w:t>{</w:t>
-      </w:r>
-      <w:proofErr w:type="spellStart"/>
-      <w:r>
-        <w:rPr>
-          <w:rFonts w:ascii="Tahoma" w:hAnsi="Tahoma" w:cs="Tahoma"/>
-          <w:sz w:val="22"/>
-          <w:szCs w:val="22"/>
-          <w:shd w:val="clear" w:color="auto" w:fill="FFFFFF"/>
-        </w:rPr>
-        <w:t>nip_diambil_sumpah</w:t>
-      </w:r>
-      <w:proofErr w:type="spellEnd"/>
-      <w:r>
-        <w:rPr>
-          <w:rFonts w:ascii="Tahoma" w:hAnsi="Tahoma" w:cs="Tahoma"/>
-          <w:sz w:val="22"/>
-          <w:szCs w:val="22"/>
-          <w:shd w:val="clear" w:color="auto" w:fill="FFFFFF"/>
-        </w:rPr>
-        <w:t>}</w:t>
+        </w:rPr>
+        <w:t>{nip_diambil_sumpah}</w:t>
       </w:r>
     </w:p>
     <w:p>
@@ -1261,7 +987,7 @@
         <w:ind w:left="142" w:right="46"/>
         <w:jc w:val="both"/>
         <w:rPr>
-          <w:rFonts w:ascii="Tahoma" w:hAnsi="Tahoma" w:cs="Tahoma"/>
+          <w:rFonts w:ascii="Tahoma" w:hAnsi="Tahoma"/>
           <w:sz w:val="22"/>
           <w:szCs w:val="22"/>
           <w:shd w:val="clear" w:color="auto" w:fill="FFFFFF"/>
@@ -1271,7 +997,7 @@
       <w:r>
         <w:rPr>
           <w:rStyle w:val="MSGENFONTSTYLENAMETEMPLATEROLENUMBERMSGENFONTSTYLENAMEBYROLETEXT2"/>
-          <w:rFonts w:ascii="Tahoma" w:hAnsi="Tahoma" w:cs="Tahoma"/>
+          <w:rFonts w:ascii="Tahoma" w:hAnsi="Tahoma"/>
           <w:sz w:val="22"/>
           <w:szCs w:val="22"/>
         </w:rPr>
@@ -1280,7 +1006,7 @@
       <w:r>
         <w:rPr>
           <w:rStyle w:val="MSGENFONTSTYLENAMETEMPLATEROLENUMBERMSGENFONTSTYLENAMEBYROLETEXT2"/>
-          <w:rFonts w:ascii="Tahoma" w:hAnsi="Tahoma" w:cs="Tahoma"/>
+          <w:rFonts w:ascii="Tahoma" w:hAnsi="Tahoma"/>
           <w:sz w:val="22"/>
           <w:szCs w:val="22"/>
           <w:lang w:val="en-US"/>
@@ -1290,7 +1016,7 @@
       <w:r>
         <w:rPr>
           <w:rStyle w:val="MSGENFONTSTYLENAMETEMPLATEROLENUMBERMSGENFONTSTYLENAMEBYROLETEXT2"/>
-          <w:rFonts w:ascii="Tahoma" w:hAnsi="Tahoma" w:cs="Tahoma"/>
+          <w:rFonts w:ascii="Tahoma" w:hAnsi="Tahoma"/>
           <w:sz w:val="22"/>
           <w:szCs w:val="22"/>
         </w:rPr>
@@ -1299,7 +1025,7 @@
       <w:r>
         <w:rPr>
           <w:rStyle w:val="MSGENFONTSTYLENAMETEMPLATEROLENUMBERMSGENFONTSTYLENAMEBYROLETEXT2"/>
-          <w:rFonts w:ascii="Tahoma" w:hAnsi="Tahoma" w:cs="Tahoma"/>
+          <w:rFonts w:ascii="Tahoma" w:hAnsi="Tahoma"/>
           <w:sz w:val="22"/>
           <w:szCs w:val="22"/>
           <w:lang w:val="en-US"/>
@@ -1309,7 +1035,7 @@
       <w:r>
         <w:rPr>
           <w:rStyle w:val="MSGENFONTSTYLENAMETEMPLATEROLENUMBERMSGENFONTSTYLENAMEBYROLETEXT2"/>
-          <w:rFonts w:ascii="Tahoma" w:hAnsi="Tahoma" w:cs="Tahoma"/>
+          <w:rFonts w:ascii="Tahoma" w:hAnsi="Tahoma"/>
           <w:sz w:val="22"/>
           <w:szCs w:val="22"/>
         </w:rPr>
@@ -1317,7 +1043,7 @@
       </w:r>
       <w:r>
         <w:rPr>
-          <w:rFonts w:ascii="Tahoma" w:hAnsi="Tahoma" w:cs="Tahoma"/>
+          <w:rFonts w:ascii="Tahoma" w:hAnsi="Tahoma"/>
           <w:sz w:val="22"/>
           <w:szCs w:val="22"/>
           <w:shd w:val="clear" w:color="auto" w:fill="FFFFFF"/>
@@ -1327,79 +1053,13 @@
       </w:r>
       <w:r>
         <w:rPr>
-          <w:rFonts w:ascii="Tahoma" w:hAnsi="Tahoma" w:cs="Tahoma"/>
+          <w:rFonts w:ascii="Tahoma" w:hAnsi="Tahoma"/>
           <w:sz w:val="22"/>
           <w:szCs w:val="22"/>
           <w:shd w:val="clear" w:color="auto" w:fill="FFFFFF"/>
           <w:lang w:val="en-AU" w:eastAsia="en-US"/>
         </w:rPr>
-        <w:t xml:space="preserve">MUNIR, </w:t>
-      </w:r>
-      <w:proofErr w:type="spellStart"/>
-      <w:r>
-        <w:rPr>
-          <w:rFonts w:ascii="Tahoma" w:hAnsi="Tahoma" w:cs="Tahoma"/>
-          <w:sz w:val="22"/>
-          <w:szCs w:val="22"/>
-          <w:shd w:val="clear" w:color="auto" w:fill="FFFFFF"/>
-          <w:lang w:val="en-AU" w:eastAsia="en-US"/>
-        </w:rPr>
-        <w:t>S.Ag</w:t>
-      </w:r>
-      <w:proofErr w:type="spellEnd"/>
-      <w:r>
-        <w:rPr>
-          <w:rFonts w:ascii="Tahoma" w:hAnsi="Tahoma" w:cs="Tahoma"/>
-          <w:sz w:val="22"/>
-          <w:szCs w:val="22"/>
-          <w:shd w:val="clear" w:color="auto" w:fill="FFFFFF"/>
-          <w:lang w:val="en-AU" w:eastAsia="en-US"/>
-        </w:rPr>
-        <w:t xml:space="preserve">., </w:t>
-      </w:r>
-      <w:proofErr w:type="spellStart"/>
-      <w:r>
-        <w:rPr>
-          <w:rFonts w:ascii="Tahoma" w:hAnsi="Tahoma" w:cs="Tahoma"/>
-          <w:sz w:val="22"/>
-          <w:szCs w:val="22"/>
-          <w:shd w:val="clear" w:color="auto" w:fill="FFFFFF"/>
-          <w:lang w:val="en-AU" w:eastAsia="en-US"/>
-        </w:rPr>
-        <w:t>M.Ag</w:t>
-      </w:r>
-      <w:proofErr w:type="spellEnd"/>
-      <w:r>
-        <w:rPr>
-          <w:rFonts w:ascii="Tahoma" w:hAnsi="Tahoma" w:cs="Tahoma"/>
-          <w:sz w:val="22"/>
-          <w:szCs w:val="22"/>
-          <w:shd w:val="clear" w:color="auto" w:fill="FFFFFF"/>
-          <w:lang w:val="en-AU" w:eastAsia="en-US"/>
-        </w:rPr>
-        <w:t xml:space="preserve">. </w:t>
-      </w:r>
-      <w:proofErr w:type="spellStart"/>
-      <w:r>
-        <w:rPr>
-          <w:rFonts w:ascii="Tahoma" w:hAnsi="Tahoma" w:cs="Tahoma"/>
-          <w:sz w:val="22"/>
-          <w:szCs w:val="22"/>
-          <w:shd w:val="clear" w:color="auto" w:fill="FFFFFF"/>
-          <w:lang w:val="en-AU" w:eastAsia="en-US"/>
-        </w:rPr>
-        <w:t>Pangkat</w:t>
-      </w:r>
-      <w:proofErr w:type="spellEnd"/>
-      <w:r>
-        <w:rPr>
-          <w:rFonts w:ascii="Tahoma" w:hAnsi="Tahoma" w:cs="Tahoma"/>
-          <w:sz w:val="22"/>
-          <w:szCs w:val="22"/>
-          <w:shd w:val="clear" w:color="auto" w:fill="FFFFFF"/>
-          <w:lang w:val="en-AU" w:eastAsia="en-US"/>
-        </w:rPr>
-        <w:t xml:space="preserve"> Pembina Tingkat I NIP. 19730115 200003 1 003</w:t>
+        <w:t>MUNIR, S.Ag., M.Ag. Pangkat Pembina Tingkat I NIP. 19730115 200003 1 003</w:t>
       </w:r>
     </w:p>
     <w:p>
@@ -1411,7 +1071,7 @@
         <w:jc w:val="both"/>
         <w:rPr>
           <w:rStyle w:val="MSGENFONTSTYLENAMETEMPLATEROLENUMBERMSGENFONTSTYLENAMEBYROLETEXT2"/>
-          <w:rFonts w:ascii="Tahoma" w:hAnsi="Tahoma" w:cs="Tahoma"/>
+          <w:rFonts w:ascii="Tahoma" w:hAnsi="Tahoma"/>
           <w:sz w:val="22"/>
           <w:szCs w:val="22"/>
           <w:lang w:val="en-US"/>
@@ -1421,7 +1081,7 @@
       <w:r>
         <w:rPr>
           <w:rStyle w:val="MSGENFONTSTYLENAMETEMPLATEROLENUMBERMSGENFONTSTYLENAMEBYROLETEXT2"/>
-          <w:rFonts w:ascii="Tahoma" w:hAnsi="Tahoma" w:cs="Tahoma"/>
+          <w:rFonts w:ascii="Tahoma" w:hAnsi="Tahoma"/>
           <w:sz w:val="22"/>
           <w:szCs w:val="22"/>
         </w:rPr>
@@ -1438,7 +1098,7 @@
         <w:jc w:val="both"/>
         <w:rPr>
           <w:rStyle w:val="MSGENFONTSTYLENAMETEMPLATEROLENUMBERMSGENFONTSTYLENAMEBYROLETEXT2"/>
-          <w:rFonts w:ascii="Tahoma" w:hAnsi="Tahoma" w:cs="Tahoma"/>
+          <w:rFonts w:ascii="Tahoma" w:hAnsi="Tahoma"/>
           <w:sz w:val="20"/>
           <w:szCs w:val="20"/>
           <w:lang w:val="en-US"/>
@@ -1453,7 +1113,7 @@
         <w:ind w:left="142" w:right="46"/>
         <w:rPr>
           <w:rStyle w:val="MSGENFONTSTYLENAMETEMPLATEROLENUMBERMSGENFONTSTYLENAMEBYROLETEXT3"/>
-          <w:rFonts w:ascii="Tahoma" w:hAnsi="Tahoma" w:cs="Tahoma"/>
+          <w:rFonts w:ascii="Tahoma" w:hAnsi="Tahoma"/>
           <w:b/>
           <w:bCs/>
           <w:i/>
@@ -1466,37 +1126,21 @@
       <w:r>
         <w:rPr>
           <w:rStyle w:val="MSGENFONTSTYLENAMETEMPLATEROLENUMBERMSGENFONTSTYLENAMEBYROLETEXT3"/>
-          <w:rFonts w:ascii="Tahoma" w:hAnsi="Tahoma" w:cs="Tahoma"/>
-          <w:b/>
-          <w:bCs/>
-          <w:i/>
-          <w:iCs/>
-          <w:sz w:val="22"/>
-          <w:szCs w:val="22"/>
-          <w:lang w:val="en-US"/>
-        </w:rPr>
-        <w:t xml:space="preserve">“Demi </w:t>
-      </w:r>
-      <w:proofErr w:type="spellStart"/>
-      <w:r>
-        <w:rPr>
-          <w:rStyle w:val="MSGENFONTSTYLENAMETEMPLATEROLENUMBERMSGENFONTSTYLENAMEBYROLETEXT3"/>
-          <w:rFonts w:ascii="Tahoma" w:hAnsi="Tahoma" w:cs="Tahoma"/>
-          <w:b/>
-          <w:bCs/>
-          <w:i/>
-          <w:iCs/>
-          <w:sz w:val="22"/>
-          <w:szCs w:val="22"/>
-          <w:lang w:val="en-US"/>
-        </w:rPr>
-        <w:t>Alloh</w:t>
-      </w:r>
-      <w:proofErr w:type="spellEnd"/>
-      <w:r>
-        <w:rPr>
-          <w:rStyle w:val="MSGENFONTSTYLENAMETEMPLATEROLENUMBERMSGENFONTSTYLENAMEBYROLETEXT3"/>
-          <w:rFonts w:ascii="Tahoma" w:hAnsi="Tahoma" w:cs="Tahoma"/>
+          <w:rFonts w:ascii="Tahoma" w:hAnsi="Tahoma"/>
+          <w:b/>
+          <w:bCs/>
+          <w:i/>
+          <w:iCs/>
+          <w:sz w:val="22"/>
+          <w:szCs w:val="22"/>
+          <w:lang w:val="en-US"/>
+        </w:rPr>
+        <w:t>“Demi Alloh</w:t>
+      </w:r>
+      <w:r>
+        <w:rPr>
+          <w:rStyle w:val="MSGENFONTSTYLENAMETEMPLATEROLENUMBERMSGENFONTSTYLENAMEBYROLETEXT3"/>
+          <w:rFonts w:ascii="Tahoma" w:hAnsi="Tahoma"/>
           <w:b/>
           <w:bCs/>
           <w:i/>
@@ -1506,11 +1150,10 @@
         </w:rPr>
         <w:t>, saya bersumpah</w:t>
       </w:r>
-      <w:proofErr w:type="gramStart"/>
-      <w:r>
-        <w:rPr>
-          <w:rStyle w:val="MSGENFONTSTYLENAMETEMPLATEROLENUMBERMSGENFONTSTYLENAMEBYROLETEXT3"/>
-          <w:rFonts w:ascii="Tahoma" w:hAnsi="Tahoma" w:cs="Tahoma"/>
+      <w:r>
+        <w:rPr>
+          <w:rStyle w:val="MSGENFONTSTYLENAMETEMPLATEROLENUMBERMSGENFONTSTYLENAMEBYROLETEXT3"/>
+          <w:rFonts w:ascii="Tahoma" w:hAnsi="Tahoma"/>
           <w:b/>
           <w:bCs/>
           <w:i/>
@@ -1524,7 +1167,7 @@
       <w:r>
         <w:rPr>
           <w:rStyle w:val="MSGENFONTSTYLENAMETEMPLATEROLENUMBERMSGENFONTSTYLENAMEBYROLETEXT3"/>
-          <w:rFonts w:ascii="Tahoma" w:hAnsi="Tahoma" w:cs="Tahoma"/>
+          <w:rFonts w:ascii="Tahoma" w:hAnsi="Tahoma"/>
           <w:b/>
           <w:bCs/>
           <w:i/>
@@ -1534,7 +1177,6 @@
         </w:rPr>
         <w:t>:</w:t>
       </w:r>
-      <w:proofErr w:type="gramEnd"/>
     </w:p>
     <w:p>
       <w:pPr>
@@ -1544,7 +1186,7 @@
         <w:ind w:left="142" w:right="46"/>
         <w:rPr>
           <w:rStyle w:val="MSGENFONTSTYLENAMETEMPLATEROLENUMBERMSGENFONTSTYLENAMEBYROLETEXT3"/>
-          <w:rFonts w:ascii="Tahoma" w:hAnsi="Tahoma" w:cs="Tahoma"/>
+          <w:rFonts w:ascii="Tahoma" w:hAnsi="Tahoma"/>
           <w:b/>
           <w:bCs/>
           <w:i/>
@@ -1563,7 +1205,7 @@
         <w:ind w:left="142" w:right="46"/>
         <w:rPr>
           <w:rStyle w:val="MSGENFONTSTYLENAMETEMPLATEROLENUMBERMSGENFONTSTYLENAMEBYROLETEXT3"/>
-          <w:rFonts w:ascii="Tahoma" w:hAnsi="Tahoma" w:cs="Tahoma"/>
+          <w:rFonts w:ascii="Tahoma" w:hAnsi="Tahoma"/>
           <w:b/>
           <w:bCs/>
           <w:i/>
@@ -1576,7 +1218,7 @@
       <w:r>
         <w:rPr>
           <w:rStyle w:val="MSGENFONTSTYLENAMETEMPLATEROLENUMBERMSGENFONTSTYLENAMEBYROLETEXT3"/>
-          <w:rFonts w:ascii="Tahoma" w:hAnsi="Tahoma" w:cs="Tahoma"/>
+          <w:rFonts w:ascii="Tahoma" w:hAnsi="Tahoma"/>
           <w:b/>
           <w:bCs/>
           <w:i/>
@@ -1587,38 +1229,23 @@
         </w:rPr>
         <w:t>B</w:t>
       </w:r>
-      <w:proofErr w:type="spellStart"/>
-      <w:r>
-        <w:rPr>
-          <w:rStyle w:val="MSGENFONTSTYLENAMETEMPLATEROLENUMBERMSGENFONTSTYLENAMEBYROLETEXT3"/>
-          <w:rFonts w:ascii="Tahoma" w:hAnsi="Tahoma" w:cs="Tahoma"/>
-          <w:b/>
-          <w:bCs/>
-          <w:i/>
-          <w:iCs/>
-          <w:sz w:val="22"/>
-          <w:szCs w:val="22"/>
-        </w:rPr>
-        <w:t>ahwa</w:t>
-      </w:r>
-      <w:proofErr w:type="spellEnd"/>
-      <w:r>
-        <w:rPr>
-          <w:rStyle w:val="MSGENFONTSTYLENAMETEMPLATEROLENUMBERMSGENFONTSTYLENAMEBYROLETEXT3"/>
-          <w:rFonts w:ascii="Tahoma" w:hAnsi="Tahoma" w:cs="Tahoma"/>
-          <w:b/>
-          <w:bCs/>
-          <w:i/>
-          <w:iCs/>
-          <w:sz w:val="22"/>
-          <w:szCs w:val="22"/>
-        </w:rPr>
-        <w:t xml:space="preserve"> saya, untuk diangkat menjadi </w:t>
-      </w:r>
-      <w:r>
-        <w:rPr>
-          <w:rStyle w:val="MSGENFONTSTYLENAMETEMPLATEROLENUMBERMSGENFONTSTYLENAMEBYROLETEXT3"/>
-          <w:rFonts w:ascii="Tahoma" w:hAnsi="Tahoma" w:cs="Tahoma"/>
+      <w:r>
+        <w:rPr>
+          <w:rStyle w:val="MSGENFONTSTYLENAMETEMPLATEROLENUMBERMSGENFONTSTYLENAMEBYROLETEXT3"/>
+          <w:rFonts w:ascii="Tahoma" w:hAnsi="Tahoma"/>
+          <w:b/>
+          <w:bCs/>
+          <w:i/>
+          <w:iCs/>
+          <w:sz w:val="22"/>
+          <w:szCs w:val="22"/>
+        </w:rPr>
+        <w:t xml:space="preserve">ahwa saya, untuk diangkat menjadi </w:t>
+      </w:r>
+      <w:r>
+        <w:rPr>
+          <w:rStyle w:val="MSGENFONTSTYLENAMETEMPLATEROLENUMBERMSGENFONTSTYLENAMEBYROLETEXT3"/>
+          <w:rFonts w:ascii="Tahoma" w:hAnsi="Tahoma"/>
           <w:b/>
           <w:bCs/>
           <w:i/>
@@ -1629,53 +1256,23 @@
         </w:rPr>
         <w:t>P</w:t>
       </w:r>
-      <w:proofErr w:type="spellStart"/>
-      <w:r>
-        <w:rPr>
-          <w:rStyle w:val="MSGENFONTSTYLENAMETEMPLATEROLENUMBERMSGENFONTSTYLENAMEBYROLETEXT3"/>
-          <w:rFonts w:ascii="Tahoma" w:hAnsi="Tahoma" w:cs="Tahoma"/>
-          <w:b/>
-          <w:bCs/>
-          <w:i/>
-          <w:iCs/>
-          <w:sz w:val="22"/>
-          <w:szCs w:val="22"/>
-        </w:rPr>
-        <w:t>egawai</w:t>
-      </w:r>
-      <w:proofErr w:type="spellEnd"/>
-      <w:r>
-        <w:rPr>
-          <w:rStyle w:val="MSGENFONTSTYLENAMETEMPLATEROLENUMBERMSGENFONTSTYLENAMEBYROLETEXT3"/>
-          <w:rFonts w:ascii="Tahoma" w:hAnsi="Tahoma" w:cs="Tahoma"/>
-          <w:b/>
-          <w:bCs/>
-          <w:i/>
-          <w:iCs/>
-          <w:sz w:val="22"/>
-          <w:szCs w:val="22"/>
-        </w:rPr>
-        <w:t xml:space="preserve"> Negeri Sipil akan setia dan taat sepenuhnya kepada </w:t>
-      </w:r>
-      <w:proofErr w:type="spellStart"/>
-      <w:r>
-        <w:rPr>
-          <w:rStyle w:val="MSGENFONTSTYLENAMETEMPLATEROLENUMBERMSGENFONTSTYLENAMEBYROLETEXT3"/>
-          <w:rFonts w:ascii="Tahoma" w:hAnsi="Tahoma" w:cs="Tahoma"/>
-          <w:b/>
-          <w:bCs/>
-          <w:i/>
-          <w:iCs/>
-          <w:sz w:val="22"/>
-          <w:szCs w:val="22"/>
-        </w:rPr>
-        <w:t>Pancasi</w:t>
-      </w:r>
-      <w:proofErr w:type="spellEnd"/>
-      <w:r>
-        <w:rPr>
-          <w:rStyle w:val="MSGENFONTSTYLENAMETEMPLATEROLENUMBERMSGENFONTSTYLENAMEBYROLETEXT3"/>
-          <w:rFonts w:ascii="Tahoma" w:hAnsi="Tahoma" w:cs="Tahoma"/>
+      <w:r>
+        <w:rPr>
+          <w:rStyle w:val="MSGENFONTSTYLENAMETEMPLATEROLENUMBERMSGENFONTSTYLENAMEBYROLETEXT3"/>
+          <w:rFonts w:ascii="Tahoma" w:hAnsi="Tahoma"/>
+          <w:b/>
+          <w:bCs/>
+          <w:i/>
+          <w:iCs/>
+          <w:sz w:val="22"/>
+          <w:szCs w:val="22"/>
+        </w:rPr>
+        <w:t>egawai Negeri Sipil akan setia dan taat sepenuhnya kepada Pancasi</w:t>
+      </w:r>
+      <w:r>
+        <w:rPr>
+          <w:rStyle w:val="MSGENFONTSTYLENAMETEMPLATEROLENUMBERMSGENFONTSTYLENAMEBYROLETEXT3"/>
+          <w:rFonts w:ascii="Tahoma" w:hAnsi="Tahoma"/>
           <w:b/>
           <w:bCs/>
           <w:i/>
@@ -1689,7 +1286,7 @@
       <w:r>
         <w:rPr>
           <w:rStyle w:val="MSGENFONTSTYLENAMETEMPLATEROLENUMBERMSGENFONTSTYLENAMEBYROLETEXT3"/>
-          <w:rFonts w:ascii="Tahoma" w:hAnsi="Tahoma" w:cs="Tahoma"/>
+          <w:rFonts w:ascii="Tahoma" w:hAnsi="Tahoma"/>
           <w:b/>
           <w:bCs/>
           <w:i/>
@@ -1708,7 +1305,7 @@
         <w:ind w:left="142" w:right="46"/>
         <w:rPr>
           <w:rStyle w:val="MSGENFONTSTYLENAMETEMPLATEROLENUMBERMSGENFONTSTYLENAMEBYROLETEXT3"/>
-          <w:rFonts w:ascii="Tahoma" w:hAnsi="Tahoma" w:cs="Tahoma"/>
+          <w:rFonts w:ascii="Tahoma" w:hAnsi="Tahoma"/>
           <w:b/>
           <w:bCs/>
           <w:i/>
@@ -1727,7 +1324,7 @@
         <w:ind w:left="142" w:right="46"/>
         <w:rPr>
           <w:rStyle w:val="MSGENFONTSTYLENAMETEMPLATEROLENUMBERMSGENFONTSTYLENAMEBYROLETEXT3"/>
-          <w:rFonts w:ascii="Tahoma" w:hAnsi="Tahoma" w:cs="Tahoma"/>
+          <w:rFonts w:ascii="Tahoma" w:hAnsi="Tahoma"/>
           <w:b/>
           <w:bCs/>
           <w:i/>
@@ -1740,48 +1337,20 @@
       <w:r>
         <w:rPr>
           <w:rStyle w:val="MSGENFONTSTYLENAMETEMPLATEROLENUMBERMSGENFONTSTYLENAMEBYROLETEXT3"/>
-          <w:rFonts w:ascii="Tahoma" w:hAnsi="Tahoma" w:cs="Tahoma"/>
-          <w:b/>
-          <w:bCs/>
-          <w:i/>
-          <w:iCs/>
-          <w:sz w:val="22"/>
-          <w:szCs w:val="22"/>
-        </w:rPr>
-        <w:t xml:space="preserve">bahwa saya, akan </w:t>
-      </w:r>
-      <w:proofErr w:type="spellStart"/>
-      <w:r>
-        <w:rPr>
-          <w:rStyle w:val="MSGENFONTSTYLENAMETEMPLATEROLENUMBERMSGENFONTSTYLENAMEBYROLETEXT3"/>
-          <w:rFonts w:ascii="Tahoma" w:hAnsi="Tahoma" w:cs="Tahoma"/>
-          <w:b/>
-          <w:bCs/>
-          <w:i/>
-          <w:iCs/>
-          <w:sz w:val="22"/>
-          <w:szCs w:val="22"/>
-        </w:rPr>
-        <w:t>mentaati</w:t>
-      </w:r>
-      <w:proofErr w:type="spellEnd"/>
-      <w:r>
-        <w:rPr>
-          <w:rStyle w:val="MSGENFONTSTYLENAMETEMPLATEROLENUMBERMSGENFONTSTYLENAMEBYROLETEXT3"/>
-          <w:rFonts w:ascii="Tahoma" w:hAnsi="Tahoma" w:cs="Tahoma"/>
-          <w:b/>
-          <w:bCs/>
-          <w:i/>
-          <w:iCs/>
-          <w:sz w:val="22"/>
-          <w:szCs w:val="22"/>
-        </w:rPr>
-        <w:t xml:space="preserve"> sega</w:t>
-      </w:r>
-      <w:r>
-        <w:rPr>
-          <w:rStyle w:val="MSGENFONTSTYLENAMETEMPLATEROLENUMBERMSGENFONTSTYLENAMEBYROLETEXT3"/>
-          <w:rFonts w:ascii="Tahoma" w:hAnsi="Tahoma" w:cs="Tahoma"/>
+          <w:rFonts w:ascii="Tahoma" w:hAnsi="Tahoma"/>
+          <w:b/>
+          <w:bCs/>
+          <w:i/>
+          <w:iCs/>
+          <w:sz w:val="22"/>
+          <w:szCs w:val="22"/>
+        </w:rPr>
+        <w:t>bahwa saya, akan mentaati sega</w:t>
+      </w:r>
+      <w:r>
+        <w:rPr>
+          <w:rStyle w:val="MSGENFONTSTYLENAMETEMPLATEROLENUMBERMSGENFONTSTYLENAMEBYROLETEXT3"/>
+          <w:rFonts w:ascii="Tahoma" w:hAnsi="Tahoma"/>
           <w:b/>
           <w:bCs/>
           <w:i/>
@@ -1795,35 +1364,20 @@
       <w:r>
         <w:rPr>
           <w:rStyle w:val="MSGENFONTSTYLENAMETEMPLATEROLENUMBERMSGENFONTSTYLENAMEBYROLETEXT3"/>
-          <w:rFonts w:ascii="Tahoma" w:hAnsi="Tahoma" w:cs="Tahoma"/>
-          <w:b/>
-          <w:bCs/>
-          <w:i/>
-          <w:iCs/>
-          <w:sz w:val="22"/>
-          <w:szCs w:val="22"/>
-        </w:rPr>
-        <w:t xml:space="preserve">a peraturan perundang-undangan yang </w:t>
-      </w:r>
-      <w:proofErr w:type="spellStart"/>
-      <w:r>
-        <w:rPr>
-          <w:rStyle w:val="MSGENFONTSTYLENAMETEMPLATEROLENUMBERMSGENFONTSTYLENAMEBYROLETEXT3"/>
-          <w:rFonts w:ascii="Tahoma" w:hAnsi="Tahoma" w:cs="Tahoma"/>
-          <w:b/>
-          <w:bCs/>
-          <w:i/>
-          <w:iCs/>
-          <w:sz w:val="22"/>
-          <w:szCs w:val="22"/>
-        </w:rPr>
-        <w:t>ber</w:t>
-      </w:r>
-      <w:proofErr w:type="spellEnd"/>
-      <w:r>
-        <w:rPr>
-          <w:rStyle w:val="MSGENFONTSTYLENAMETEMPLATEROLENUMBERMSGENFONTSTYLENAMEBYROLETEXT3"/>
-          <w:rFonts w:ascii="Tahoma" w:hAnsi="Tahoma" w:cs="Tahoma"/>
+          <w:rFonts w:ascii="Tahoma" w:hAnsi="Tahoma"/>
+          <w:b/>
+          <w:bCs/>
+          <w:i/>
+          <w:iCs/>
+          <w:sz w:val="22"/>
+          <w:szCs w:val="22"/>
+        </w:rPr>
+        <w:t>a peraturan perundang-undangan yang ber</w:t>
+      </w:r>
+      <w:r>
+        <w:rPr>
+          <w:rStyle w:val="MSGENFONTSTYLENAMETEMPLATEROLENUMBERMSGENFONTSTYLENAMEBYROLETEXT3"/>
+          <w:rFonts w:ascii="Tahoma" w:hAnsi="Tahoma"/>
           <w:b/>
           <w:bCs/>
           <w:i/>
@@ -1837,35 +1391,20 @@
       <w:r>
         <w:rPr>
           <w:rStyle w:val="MSGENFONTSTYLENAMETEMPLATEROLENUMBERMSGENFONTSTYLENAMEBYROLETEXT3"/>
-          <w:rFonts w:ascii="Tahoma" w:hAnsi="Tahoma" w:cs="Tahoma"/>
-          <w:b/>
-          <w:bCs/>
-          <w:i/>
-          <w:iCs/>
-          <w:sz w:val="22"/>
-          <w:szCs w:val="22"/>
-        </w:rPr>
-        <w:t xml:space="preserve">aku dan </w:t>
-      </w:r>
-      <w:proofErr w:type="spellStart"/>
-      <w:r>
-        <w:rPr>
-          <w:rStyle w:val="MSGENFONTSTYLENAMETEMPLATEROLENUMBERMSGENFONTSTYLENAMEBYROLETEXT3"/>
-          <w:rFonts w:ascii="Tahoma" w:hAnsi="Tahoma" w:cs="Tahoma"/>
-          <w:b/>
-          <w:bCs/>
-          <w:i/>
-          <w:iCs/>
-          <w:sz w:val="22"/>
-          <w:szCs w:val="22"/>
-        </w:rPr>
-        <w:t>me</w:t>
-      </w:r>
-      <w:proofErr w:type="spellEnd"/>
-      <w:r>
-        <w:rPr>
-          <w:rStyle w:val="MSGENFONTSTYLENAMETEMPLATEROLENUMBERMSGENFONTSTYLENAMEBYROLETEXT3"/>
-          <w:rFonts w:ascii="Tahoma" w:hAnsi="Tahoma" w:cs="Tahoma"/>
+          <w:rFonts w:ascii="Tahoma" w:hAnsi="Tahoma"/>
+          <w:b/>
+          <w:bCs/>
+          <w:i/>
+          <w:iCs/>
+          <w:sz w:val="22"/>
+          <w:szCs w:val="22"/>
+        </w:rPr>
+        <w:t>aku dan me</w:t>
+      </w:r>
+      <w:r>
+        <w:rPr>
+          <w:rStyle w:val="MSGENFONTSTYLENAMETEMPLATEROLENUMBERMSGENFONTSTYLENAMEBYROLETEXT3"/>
+          <w:rFonts w:ascii="Tahoma" w:hAnsi="Tahoma"/>
           <w:b/>
           <w:bCs/>
           <w:i/>
@@ -1876,38 +1415,23 @@
         </w:rPr>
         <w:t>l</w:t>
       </w:r>
-      <w:proofErr w:type="spellStart"/>
-      <w:r>
-        <w:rPr>
-          <w:rStyle w:val="MSGENFONTSTYLENAMETEMPLATEROLENUMBERMSGENFONTSTYLENAMEBYROLETEXT3"/>
-          <w:rFonts w:ascii="Tahoma" w:hAnsi="Tahoma" w:cs="Tahoma"/>
-          <w:b/>
-          <w:bCs/>
-          <w:i/>
-          <w:iCs/>
-          <w:sz w:val="22"/>
-          <w:szCs w:val="22"/>
-        </w:rPr>
-        <w:t>aksanakan</w:t>
-      </w:r>
-      <w:proofErr w:type="spellEnd"/>
-      <w:r>
-        <w:rPr>
-          <w:rStyle w:val="MSGENFONTSTYLENAMETEMPLATEROLENUMBERMSGENFONTSTYLENAMEBYROLETEXT3"/>
-          <w:rFonts w:ascii="Tahoma" w:hAnsi="Tahoma" w:cs="Tahoma"/>
-          <w:b/>
-          <w:bCs/>
-          <w:i/>
-          <w:iCs/>
-          <w:sz w:val="22"/>
-          <w:szCs w:val="22"/>
-        </w:rPr>
-        <w:t xml:space="preserve"> tugas kedinasan yang dipercayakan kepada saya dengan penuh pengabdian, kesadaran, dan tanggung</w:t>
-      </w:r>
-      <w:r>
-        <w:rPr>
-          <w:rStyle w:val="MSGENFONTSTYLENAMETEMPLATEROLENUMBERMSGENFONTSTYLENAMEBYROLETEXT3"/>
-          <w:rFonts w:ascii="Tahoma" w:hAnsi="Tahoma" w:cs="Tahoma"/>
+      <w:r>
+        <w:rPr>
+          <w:rStyle w:val="MSGENFONTSTYLENAMETEMPLATEROLENUMBERMSGENFONTSTYLENAMEBYROLETEXT3"/>
+          <w:rFonts w:ascii="Tahoma" w:hAnsi="Tahoma"/>
+          <w:b/>
+          <w:bCs/>
+          <w:i/>
+          <w:iCs/>
+          <w:sz w:val="22"/>
+          <w:szCs w:val="22"/>
+        </w:rPr>
+        <w:t>aksanakan tugas kedinasan yang dipercayakan kepada saya dengan penuh pengabdian, kesadaran, dan tanggung</w:t>
+      </w:r>
+      <w:r>
+        <w:rPr>
+          <w:rStyle w:val="MSGENFONTSTYLENAMETEMPLATEROLENUMBERMSGENFONTSTYLENAMEBYROLETEXT3"/>
+          <w:rFonts w:ascii="Tahoma" w:hAnsi="Tahoma"/>
           <w:b/>
           <w:bCs/>
           <w:i/>
@@ -1921,7 +1445,7 @@
       <w:r>
         <w:rPr>
           <w:rStyle w:val="MSGENFONTSTYLENAMETEMPLATEROLENUMBERMSGENFONTSTYLENAMEBYROLETEXT3"/>
-          <w:rFonts w:ascii="Tahoma" w:hAnsi="Tahoma" w:cs="Tahoma"/>
+          <w:rFonts w:ascii="Tahoma" w:hAnsi="Tahoma"/>
           <w:b/>
           <w:bCs/>
           <w:i/>
@@ -1940,7 +1464,7 @@
         <w:ind w:left="142" w:right="46"/>
         <w:rPr>
           <w:rStyle w:val="MSGENFONTSTYLENAMETEMPLATEROLENUMBERMSGENFONTSTYLENAMEBYROLETEXT3"/>
-          <w:rFonts w:ascii="Tahoma" w:hAnsi="Tahoma" w:cs="Tahoma"/>
+          <w:rFonts w:ascii="Tahoma" w:hAnsi="Tahoma"/>
           <w:b/>
           <w:bCs/>
           <w:i/>
@@ -1959,7 +1483,7 @@
         <w:ind w:left="142" w:right="46"/>
         <w:rPr>
           <w:rStyle w:val="MSGENFONTSTYLENAMETEMPLATEROLENUMBERMSGENFONTSTYLENAMEBYROLETEXT3"/>
-          <w:rFonts w:ascii="Tahoma" w:hAnsi="Tahoma" w:cs="Tahoma"/>
+          <w:rFonts w:ascii="Tahoma" w:hAnsi="Tahoma"/>
           <w:b/>
           <w:bCs/>
           <w:i/>
@@ -1972,7 +1496,7 @@
       <w:r>
         <w:rPr>
           <w:rStyle w:val="MSGENFONTSTYLENAMETEMPLATEROLENUMBERMSGENFONTSTYLENAMEBYROLETEXT3"/>
-          <w:rFonts w:ascii="Tahoma" w:hAnsi="Tahoma" w:cs="Tahoma"/>
+          <w:rFonts w:ascii="Tahoma" w:hAnsi="Tahoma"/>
           <w:b/>
           <w:bCs/>
           <w:i/>
@@ -1985,7 +1509,7 @@
       <w:r>
         <w:rPr>
           <w:rStyle w:val="MSGENFONTSTYLENAMETEMPLATEROLENUMBERMSGENFONTSTYLENAMEBYROLETEXT3"/>
-          <w:rFonts w:ascii="Tahoma" w:hAnsi="Tahoma" w:cs="Tahoma"/>
+          <w:rFonts w:ascii="Tahoma" w:hAnsi="Tahoma"/>
           <w:b/>
           <w:bCs/>
           <w:i/>
@@ -1999,7 +1523,7 @@
       <w:r>
         <w:rPr>
           <w:rStyle w:val="MSGENFONTSTYLENAMETEMPLATEROLENUMBERMSGENFONTSTYLENAMEBYROLETEXT3"/>
-          <w:rFonts w:ascii="Tahoma" w:hAnsi="Tahoma" w:cs="Tahoma"/>
+          <w:rFonts w:ascii="Tahoma" w:hAnsi="Tahoma"/>
           <w:b/>
           <w:bCs/>
           <w:i/>
@@ -2012,7 +1536,7 @@
       <w:r>
         <w:rPr>
           <w:rStyle w:val="MSGENFONTSTYLENAMETEMPLATEROLENUMBERMSGENFONTSTYLENAMEBYROLETEXT3"/>
-          <w:rFonts w:ascii="Tahoma" w:hAnsi="Tahoma" w:cs="Tahoma"/>
+          <w:rFonts w:ascii="Tahoma" w:hAnsi="Tahoma"/>
           <w:b/>
           <w:bCs/>
           <w:i/>
@@ -2026,35 +1550,20 @@
       <w:r>
         <w:rPr>
           <w:rStyle w:val="MSGENFONTSTYLENAMETEMPLATEROLENUMBERMSGENFONTSTYLENAMEBYROLETEXT3"/>
-          <w:rFonts w:ascii="Tahoma" w:hAnsi="Tahoma" w:cs="Tahoma"/>
-          <w:b/>
-          <w:bCs/>
-          <w:i/>
-          <w:iCs/>
-          <w:sz w:val="22"/>
-          <w:szCs w:val="22"/>
-        </w:rPr>
-        <w:t xml:space="preserve"> serta akan senantiasa mengutamakan kepentingan Negara daripada kepentingan saya sendiri, seorang atau </w:t>
-      </w:r>
-      <w:proofErr w:type="spellStart"/>
-      <w:r>
-        <w:rPr>
-          <w:rStyle w:val="MSGENFONTSTYLENAMETEMPLATEROLENUMBERMSGENFONTSTYLENAMEBYROLETEXT3"/>
-          <w:rFonts w:ascii="Tahoma" w:hAnsi="Tahoma" w:cs="Tahoma"/>
-          <w:b/>
-          <w:bCs/>
-          <w:i/>
-          <w:iCs/>
-          <w:sz w:val="22"/>
-          <w:szCs w:val="22"/>
-        </w:rPr>
-        <w:t>go</w:t>
-      </w:r>
-      <w:proofErr w:type="spellEnd"/>
-      <w:r>
-        <w:rPr>
-          <w:rStyle w:val="MSGENFONTSTYLENAMETEMPLATEROLENUMBERMSGENFONTSTYLENAMEBYROLETEXT3"/>
-          <w:rFonts w:ascii="Tahoma" w:hAnsi="Tahoma" w:cs="Tahoma"/>
+          <w:rFonts w:ascii="Tahoma" w:hAnsi="Tahoma"/>
+          <w:b/>
+          <w:bCs/>
+          <w:i/>
+          <w:iCs/>
+          <w:sz w:val="22"/>
+          <w:szCs w:val="22"/>
+        </w:rPr>
+        <w:t xml:space="preserve"> serta akan senantiasa mengutamakan kepentingan Negara daripada kepentingan saya sendiri, seorang atau go</w:t>
+      </w:r>
+      <w:r>
+        <w:rPr>
+          <w:rStyle w:val="MSGENFONTSTYLENAMETEMPLATEROLENUMBERMSGENFONTSTYLENAMEBYROLETEXT3"/>
+          <w:rFonts w:ascii="Tahoma" w:hAnsi="Tahoma"/>
           <w:b/>
           <w:bCs/>
           <w:i/>
@@ -2065,33 +1574,18 @@
         </w:rPr>
         <w:t>l</w:t>
       </w:r>
-      <w:proofErr w:type="spellStart"/>
-      <w:r>
-        <w:rPr>
-          <w:rStyle w:val="MSGENFONTSTYLENAMETEMPLATEROLENUMBERMSGENFONTSTYLENAMEBYROLETEXT3"/>
-          <w:rFonts w:ascii="Tahoma" w:hAnsi="Tahoma" w:cs="Tahoma"/>
-          <w:b/>
-          <w:bCs/>
-          <w:i/>
-          <w:iCs/>
-          <w:sz w:val="22"/>
-          <w:szCs w:val="22"/>
-        </w:rPr>
-        <w:t>ongan</w:t>
-      </w:r>
-      <w:proofErr w:type="spellEnd"/>
-      <w:r>
-        <w:rPr>
-          <w:rStyle w:val="MSGENFONTSTYLENAMETEMPLATEROLENUMBERMSGENFONTSTYLENAMEBYROLETEXT3"/>
-          <w:rFonts w:ascii="Tahoma" w:hAnsi="Tahoma" w:cs="Tahoma"/>
-          <w:b/>
-          <w:bCs/>
-          <w:i/>
-          <w:iCs/>
-          <w:sz w:val="22"/>
-          <w:szCs w:val="22"/>
-        </w:rPr>
-        <w:t>;</w:t>
+      <w:r>
+        <w:rPr>
+          <w:rStyle w:val="MSGENFONTSTYLENAMETEMPLATEROLENUMBERMSGENFONTSTYLENAMEBYROLETEXT3"/>
+          <w:rFonts w:ascii="Tahoma" w:hAnsi="Tahoma"/>
+          <w:b/>
+          <w:bCs/>
+          <w:i/>
+          <w:iCs/>
+          <w:sz w:val="22"/>
+          <w:szCs w:val="22"/>
+        </w:rPr>
+        <w:t>ongan;</w:t>
       </w:r>
     </w:p>
     <w:p>
@@ -2102,7 +1596,7 @@
         <w:ind w:left="142" w:right="46"/>
         <w:rPr>
           <w:rStyle w:val="MSGENFONTSTYLENAMETEMPLATEROLENUMBERMSGENFONTSTYLENAMEBYROLETEXT3"/>
-          <w:rFonts w:ascii="Tahoma" w:hAnsi="Tahoma" w:cs="Tahoma"/>
+          <w:rFonts w:ascii="Tahoma" w:hAnsi="Tahoma"/>
           <w:b/>
           <w:bCs/>
           <w:i/>
@@ -2121,7 +1615,7 @@
         <w:ind w:left="142" w:right="46"/>
         <w:rPr>
           <w:rStyle w:val="MSGENFONTSTYLENAMETEMPLATEROLENUMBERMSGENFONTSTYLENAMEBYROLETEXT3"/>
-          <w:rFonts w:ascii="Tahoma" w:hAnsi="Tahoma" w:cs="Tahoma"/>
+          <w:rFonts w:ascii="Tahoma" w:hAnsi="Tahoma"/>
           <w:b/>
           <w:bCs/>
           <w:i/>
@@ -2134,7 +1628,7 @@
       <w:r>
         <w:rPr>
           <w:rStyle w:val="MSGENFONTSTYLENAMETEMPLATEROLENUMBERMSGENFONTSTYLENAMEBYROLETEXT3"/>
-          <w:rFonts w:ascii="Tahoma" w:hAnsi="Tahoma" w:cs="Tahoma"/>
+          <w:rFonts w:ascii="Tahoma" w:hAnsi="Tahoma"/>
           <w:b/>
           <w:bCs/>
           <w:i/>
@@ -2153,7 +1647,7 @@
         <w:ind w:left="142" w:right="46"/>
         <w:rPr>
           <w:rStyle w:val="MSGENFONTSTYLENAMETEMPLATEROLENUMBERMSGENFONTSTYLENAMEBYROLETEXT3"/>
-          <w:rFonts w:ascii="Tahoma" w:hAnsi="Tahoma" w:cs="Tahoma"/>
+          <w:rFonts w:ascii="Tahoma" w:hAnsi="Tahoma"/>
           <w:b/>
           <w:bCs/>
           <w:i/>
@@ -2172,7 +1666,7 @@
         <w:ind w:left="142" w:right="46"/>
         <w:rPr>
           <w:rStyle w:val="MSGENFONTSTYLENAMETEMPLATEROLENUMBERMSGENFONTSTYLENAMEBYROLETEXT3"/>
-          <w:rFonts w:ascii="Tahoma" w:hAnsi="Tahoma" w:cs="Tahoma"/>
+          <w:rFonts w:ascii="Tahoma" w:hAnsi="Tahoma"/>
           <w:sz w:val="22"/>
           <w:szCs w:val="22"/>
           <w:lang w:val="en-US"/>
@@ -2181,7 +1675,7 @@
       <w:r>
         <w:rPr>
           <w:rStyle w:val="MSGENFONTSTYLENAMETEMPLATEROLENUMBERMSGENFONTSTYLENAMEBYROLETEXT3"/>
-          <w:rFonts w:ascii="Tahoma" w:hAnsi="Tahoma" w:cs="Tahoma"/>
+          <w:rFonts w:ascii="Tahoma" w:hAnsi="Tahoma"/>
           <w:b/>
           <w:bCs/>
           <w:i/>
@@ -2191,11 +1685,10 @@
         </w:rPr>
         <w:t xml:space="preserve">bahwa saya, akan bekerja dengan </w:t>
       </w:r>
-      <w:proofErr w:type="spellStart"/>
-      <w:r>
-        <w:rPr>
-          <w:rStyle w:val="MSGENFONTSTYLENAMETEMPLATEROLENUMBERMSGENFONTSTYLENAMEBYROLETEXT3"/>
-          <w:rFonts w:ascii="Tahoma" w:hAnsi="Tahoma" w:cs="Tahoma"/>
+      <w:r>
+        <w:rPr>
+          <w:rStyle w:val="MSGENFONTSTYLENAMETEMPLATEROLENUMBERMSGENFONTSTYLENAMEBYROLETEXT3"/>
+          <w:rFonts w:ascii="Tahoma" w:hAnsi="Tahoma"/>
           <w:b/>
           <w:bCs/>
           <w:i/>
@@ -2204,55 +1697,23 @@
           <w:szCs w:val="22"/>
           <w:lang w:val="en-US" w:eastAsia="en-US"/>
         </w:rPr>
-        <w:t>jujur</w:t>
-      </w:r>
-      <w:proofErr w:type="spellEnd"/>
-      <w:r>
-        <w:rPr>
-          <w:rStyle w:val="MSGENFONTSTYLENAMETEMPLATEROLENUMBERMSGENFONTSTYLENAMEBYROLETEXT3"/>
-          <w:rFonts w:ascii="Tahoma" w:hAnsi="Tahoma" w:cs="Tahoma"/>
-          <w:b/>
-          <w:bCs/>
-          <w:i/>
-          <w:iCs/>
+        <w:t>jujur, tertib</w:t>
+      </w:r>
+      <w:r>
+        <w:rPr>
+          <w:rStyle w:val="MSGENFONTSTYLENAMETEMPLATEROLENUMBERMSGENFONTSTYLENAMEBYROLETEXT3"/>
+          <w:rFonts w:ascii="Tahoma" w:hAnsi="Tahoma"/>
+          <w:b/>
+          <w:bCs/>
           <w:sz w:val="22"/>
           <w:szCs w:val="22"/>
           <w:lang w:val="en-US" w:eastAsia="en-US"/>
         </w:rPr>
         <w:t xml:space="preserve">, </w:t>
       </w:r>
-      <w:proofErr w:type="spellStart"/>
-      <w:r>
-        <w:rPr>
-          <w:rStyle w:val="MSGENFONTSTYLENAMETEMPLATEROLENUMBERMSGENFONTSTYLENAMEBYROLETEXT3"/>
-          <w:rFonts w:ascii="Tahoma" w:hAnsi="Tahoma" w:cs="Tahoma"/>
-          <w:b/>
-          <w:bCs/>
-          <w:i/>
-          <w:iCs/>
-          <w:sz w:val="22"/>
-          <w:szCs w:val="22"/>
-          <w:lang w:val="en-US" w:eastAsia="en-US"/>
-        </w:rPr>
-        <w:t>tertib</w:t>
-      </w:r>
-      <w:proofErr w:type="spellEnd"/>
-      <w:r>
-        <w:rPr>
-          <w:rStyle w:val="MSGENFONTSTYLENAMETEMPLATEROLENUMBERMSGENFONTSTYLENAMEBYROLETEXT3"/>
-          <w:rFonts w:ascii="Tahoma" w:hAnsi="Tahoma" w:cs="Tahoma"/>
-          <w:b/>
-          <w:bCs/>
-          <w:sz w:val="22"/>
-          <w:szCs w:val="22"/>
-          <w:lang w:val="en-US" w:eastAsia="en-US"/>
-        </w:rPr>
-        <w:t xml:space="preserve">, </w:t>
-      </w:r>
-      <w:proofErr w:type="spellStart"/>
-      <w:r>
-        <w:rPr>
-          <w:rFonts w:ascii="Tahoma" w:hAnsi="Tahoma" w:cs="Tahoma"/>
+      <w:r>
+        <w:rPr>
+          <w:rFonts w:ascii="Tahoma" w:hAnsi="Tahoma"/>
           <w:sz w:val="22"/>
           <w:szCs w:val="22"/>
           <w:shd w:val="clear" w:color="auto" w:fill="FFFFFF"/>
@@ -2260,10 +1721,9 @@
         </w:rPr>
         <w:t>cermat</w:t>
       </w:r>
-      <w:proofErr w:type="spellEnd"/>
-      <w:r>
-        <w:rPr>
-          <w:rFonts w:ascii="Tahoma" w:hAnsi="Tahoma" w:cs="Tahoma"/>
+      <w:r>
+        <w:rPr>
+          <w:rFonts w:ascii="Tahoma" w:hAnsi="Tahoma"/>
           <w:sz w:val="22"/>
           <w:szCs w:val="22"/>
           <w:shd w:val="clear" w:color="auto" w:fill="FFFFFF"/>
@@ -2273,79 +1733,13 @@
       </w:r>
       <w:r>
         <w:rPr>
-          <w:rFonts w:ascii="Tahoma" w:hAnsi="Tahoma" w:cs="Tahoma"/>
+          <w:rFonts w:ascii="Tahoma" w:hAnsi="Tahoma"/>
           <w:sz w:val="22"/>
           <w:szCs w:val="22"/>
           <w:shd w:val="clear" w:color="auto" w:fill="FFFFFF"/>
           <w:lang w:val="en-US" w:eastAsia="en-US"/>
         </w:rPr>
-        <w:t xml:space="preserve"> dan </w:t>
-      </w:r>
-      <w:proofErr w:type="spellStart"/>
-      <w:r>
-        <w:rPr>
-          <w:rFonts w:ascii="Tahoma" w:hAnsi="Tahoma" w:cs="Tahoma"/>
-          <w:sz w:val="22"/>
-          <w:szCs w:val="22"/>
-          <w:shd w:val="clear" w:color="auto" w:fill="FFFFFF"/>
-          <w:lang w:val="en-US" w:eastAsia="en-US"/>
-        </w:rPr>
-        <w:t>bersemangat</w:t>
-      </w:r>
-      <w:proofErr w:type="spellEnd"/>
-      <w:r>
-        <w:rPr>
-          <w:rFonts w:ascii="Tahoma" w:hAnsi="Tahoma" w:cs="Tahoma"/>
-          <w:sz w:val="22"/>
-          <w:szCs w:val="22"/>
-          <w:shd w:val="clear" w:color="auto" w:fill="FFFFFF"/>
-          <w:lang w:val="en-US" w:eastAsia="en-US"/>
-        </w:rPr>
-        <w:t xml:space="preserve"> </w:t>
-      </w:r>
-      <w:proofErr w:type="spellStart"/>
-      <w:r>
-        <w:rPr>
-          <w:rFonts w:ascii="Tahoma" w:hAnsi="Tahoma" w:cs="Tahoma"/>
-          <w:sz w:val="22"/>
-          <w:szCs w:val="22"/>
-          <w:shd w:val="clear" w:color="auto" w:fill="FFFFFF"/>
-          <w:lang w:val="en-US" w:eastAsia="en-US"/>
-        </w:rPr>
-        <w:t>untuk</w:t>
-      </w:r>
-      <w:proofErr w:type="spellEnd"/>
-      <w:r>
-        <w:rPr>
-          <w:rFonts w:ascii="Tahoma" w:hAnsi="Tahoma" w:cs="Tahoma"/>
-          <w:sz w:val="22"/>
-          <w:szCs w:val="22"/>
-          <w:shd w:val="clear" w:color="auto" w:fill="FFFFFF"/>
-          <w:lang w:val="en-US" w:eastAsia="en-US"/>
-        </w:rPr>
-        <w:t xml:space="preserve"> </w:t>
-      </w:r>
-      <w:proofErr w:type="spellStart"/>
-      <w:r>
-        <w:rPr>
-          <w:rFonts w:ascii="Tahoma" w:hAnsi="Tahoma" w:cs="Tahoma"/>
-          <w:sz w:val="22"/>
-          <w:szCs w:val="22"/>
-          <w:shd w:val="clear" w:color="auto" w:fill="FFFFFF"/>
-          <w:lang w:val="en-US" w:eastAsia="en-US"/>
-        </w:rPr>
-        <w:t>kepentingan</w:t>
-      </w:r>
-      <w:proofErr w:type="spellEnd"/>
-      <w:r>
-        <w:rPr>
-          <w:rFonts w:ascii="Tahoma" w:hAnsi="Tahoma" w:cs="Tahoma"/>
-          <w:sz w:val="22"/>
-          <w:szCs w:val="22"/>
-          <w:shd w:val="clear" w:color="auto" w:fill="FFFFFF"/>
-          <w:lang w:val="en-US" w:eastAsia="en-US"/>
-        </w:rPr>
-        <w:t xml:space="preserve"> Negara".</w:t>
+        <w:t xml:space="preserve"> dan bersemangat untuk kepentingan Negara".</w:t>
       </w:r>
     </w:p>
     <w:p>
@@ -2356,7 +1750,7 @@
         <w:ind w:left="142" w:right="46"/>
         <w:rPr>
           <w:rStyle w:val="MSGENFONTSTYLENAMETEMPLATEROLEMSGENFONTSTYLENAMEBYROLEPICTURECAPTION"/>
-          <w:rFonts w:ascii="Tahoma" w:hAnsi="Tahoma" w:cs="Tahoma"/>
+          <w:rFonts w:ascii="Tahoma" w:hAnsi="Tahoma"/>
           <w:b/>
           <w:bCs/>
           <w:i/>
@@ -2374,16 +1768,13 @@
         <w:spacing w:line="240" w:lineRule="auto"/>
         <w:ind w:left="142" w:right="46"/>
         <w:jc w:val="both"/>
-        <w:rPr>
-          <w:rFonts w:ascii="Tahoma" w:hAnsi="Tahoma" w:cs="Tahoma"/>
-        </w:rPr>
       </w:pPr>
       <w:bookmarkStart w:id="2" w:name="_Hlk105767445"/>
       <w:bookmarkEnd w:id="2"/>
       <w:r>
         <w:rPr>
           <w:rStyle w:val="MSGENFONTSTYLENAMETEMPLATEROLEMSGENFONTSTYLENAMEBYROLEPICTURECAPTION"/>
-          <w:rFonts w:ascii="Tahoma" w:hAnsi="Tahoma" w:cs="Tahoma"/>
+          <w:rFonts w:ascii="Tahoma" w:hAnsi="Tahoma"/>
           <w:sz w:val="22"/>
           <w:szCs w:val="22"/>
         </w:rPr>
@@ -2415,7 +1806,7 @@
               <w:snapToGrid w:val="0"/>
               <w:jc w:val="center"/>
               <w:rPr>
-                <w:rFonts w:ascii="Tahoma" w:hAnsi="Tahoma" w:cs="Tahoma"/>
+                <w:rFonts w:ascii="Tahoma" w:hAnsi="Tahoma"/>
                 <w:sz w:val="22"/>
                 <w:szCs w:val="22"/>
                 <w:lang w:val="id-ID"/>
@@ -2426,7 +1817,7 @@
             <w:pPr>
               <w:jc w:val="center"/>
               <w:rPr>
-                <w:rFonts w:ascii="Tahoma" w:hAnsi="Tahoma" w:cs="Tahoma"/>
+                <w:rFonts w:ascii="Tahoma" w:hAnsi="Tahoma"/>
                 <w:sz w:val="22"/>
                 <w:szCs w:val="22"/>
                 <w:lang w:val="id-ID"/>
@@ -2437,7 +1828,7 @@
             <w:pPr>
               <w:jc w:val="center"/>
               <w:rPr>
-                <w:rFonts w:ascii="Tahoma" w:hAnsi="Tahoma" w:cs="Tahoma"/>
+                <w:rFonts w:ascii="Tahoma" w:hAnsi="Tahoma"/>
                 <w:sz w:val="22"/>
                 <w:szCs w:val="22"/>
                 <w:lang w:val="id-ID"/>
@@ -2445,7 +1836,7 @@
             </w:pPr>
             <w:r>
               <w:rPr>
-                <w:rFonts w:ascii="Tahoma" w:hAnsi="Tahoma" w:cs="Tahoma"/>
+                <w:rFonts w:ascii="Tahoma" w:hAnsi="Tahoma"/>
                 <w:sz w:val="22"/>
                 <w:szCs w:val="22"/>
                 <w:lang w:val="id-ID"/>
@@ -2456,13 +1847,10 @@
           <w:p>
             <w:pPr>
               <w:jc w:val="center"/>
-              <w:rPr>
-                <w:rFonts w:ascii="Tahoma" w:hAnsi="Tahoma" w:cs="Tahoma"/>
-              </w:rPr>
-            </w:pPr>
-            <w:r>
-              <w:rPr>
-                <w:rFonts w:ascii="Tahoma" w:hAnsi="Tahoma" w:cs="Tahoma"/>
+            </w:pPr>
+            <w:r>
+              <w:rPr>
+                <w:rFonts w:ascii="Tahoma" w:hAnsi="Tahoma"/>
                 <w:sz w:val="22"/>
                 <w:szCs w:val="22"/>
                 <w:lang w:val="id-ID"/>
@@ -2471,7 +1859,7 @@
             </w:r>
             <w:r>
               <w:rPr>
-                <w:rFonts w:ascii="Tahoma" w:hAnsi="Tahoma" w:cs="Tahoma"/>
+                <w:rFonts w:ascii="Tahoma" w:hAnsi="Tahoma"/>
                 <w:sz w:val="22"/>
                 <w:szCs w:val="22"/>
                 <w:lang w:val="en-AU"/>
@@ -2483,7 +1871,7 @@
             <w:pPr>
               <w:jc w:val="center"/>
               <w:rPr>
-                <w:rFonts w:ascii="Tahoma" w:hAnsi="Tahoma" w:cs="Tahoma"/>
+                <w:rFonts w:ascii="Tahoma" w:hAnsi="Tahoma"/>
                 <w:sz w:val="22"/>
                 <w:szCs w:val="22"/>
                 <w:lang w:val="en-AU"/>
@@ -2493,16 +1881,16 @@
           <w:p>
             <w:pPr>
               <w:rPr>
-                <w:rFonts w:ascii="Tahoma" w:hAnsi="Tahoma" w:cs="Tahoma"/>
-                <w:sz w:val="22"/>
-                <w:szCs w:val="22"/>
-              </w:rPr>
-            </w:pPr>
-          </w:p>
-          <w:p>
-            <w:pPr>
-              <w:rPr>
-                <w:rFonts w:ascii="Tahoma" w:hAnsi="Tahoma" w:cs="Tahoma"/>
+                <w:rFonts w:ascii="Tahoma" w:hAnsi="Tahoma"/>
+                <w:sz w:val="22"/>
+                <w:szCs w:val="22"/>
+              </w:rPr>
+            </w:pPr>
+          </w:p>
+          <w:p>
+            <w:pPr>
+              <w:rPr>
+                <w:rFonts w:ascii="Tahoma" w:hAnsi="Tahoma"/>
                 <w:sz w:val="16"/>
                 <w:szCs w:val="16"/>
               </w:rPr>
@@ -2511,17 +1899,17 @@
           <w:p>
             <w:pPr>
               <w:rPr>
-                <w:rFonts w:ascii="Tahoma" w:hAnsi="Tahoma" w:cs="Tahoma"/>
-                <w:sz w:val="22"/>
-                <w:szCs w:val="22"/>
-              </w:rPr>
-            </w:pPr>
-          </w:p>
-          <w:p>
-            <w:pPr>
-              <w:jc w:val="center"/>
-              <w:rPr>
-                <w:rFonts w:ascii="Tahoma" w:hAnsi="Tahoma" w:cs="Tahoma"/>
+                <w:rFonts w:ascii="Tahoma" w:hAnsi="Tahoma"/>
+                <w:sz w:val="22"/>
+                <w:szCs w:val="22"/>
+              </w:rPr>
+            </w:pPr>
+          </w:p>
+          <w:p>
+            <w:pPr>
+              <w:jc w:val="center"/>
+              <w:rPr>
+                <w:rFonts w:ascii="Tahoma" w:hAnsi="Tahoma"/>
                 <w:sz w:val="22"/>
                 <w:szCs w:val="22"/>
                 <w:u w:val="single"/>
@@ -2530,108 +1918,66 @@
             </w:pPr>
             <w:r>
               <w:rPr>
-                <w:rFonts w:ascii="Tahoma" w:hAnsi="Tahoma" w:cs="Tahoma"/>
+                <w:rFonts w:ascii="Tahoma" w:hAnsi="Tahoma"/>
                 <w:sz w:val="22"/>
                 <w:szCs w:val="22"/>
                 <w:u w:val="single"/>
                 <w:shd w:val="clear" w:color="auto" w:fill="FFFFFF"/>
               </w:rPr>
-              <w:t>{</w:t>
-            </w:r>
-            <w:proofErr w:type="spellStart"/>
-            <w:r>
-              <w:rPr>
-                <w:rFonts w:ascii="Tahoma" w:hAnsi="Tahoma" w:cs="Tahoma"/>
-                <w:sz w:val="22"/>
-                <w:szCs w:val="22"/>
-                <w:u w:val="single"/>
+              <w:t>{nama_diambil_sumpah}</w:t>
+            </w:r>
+          </w:p>
+          <w:p>
+            <w:pPr>
+              <w:jc w:val="center"/>
+              <w:rPr>
+                <w:rFonts w:ascii="Tahoma" w:hAnsi="Tahoma"/>
+                <w:sz w:val="22"/>
+                <w:szCs w:val="22"/>
+              </w:rPr>
+            </w:pPr>
+            <w:r>
+              <w:rPr>
+                <w:rFonts w:ascii="Tahoma" w:hAnsi="Tahoma"/>
+                <w:sz w:val="22"/>
+                <w:szCs w:val="22"/>
+                <w:lang w:val="id-ID"/>
+              </w:rPr>
+              <w:t>N</w:t>
+            </w:r>
+            <w:r>
+              <w:rPr>
+                <w:rFonts w:ascii="Tahoma" w:hAnsi="Tahoma"/>
+                <w:sz w:val="22"/>
+                <w:szCs w:val="22"/>
+              </w:rPr>
+              <w:t>IP</w:t>
+            </w:r>
+            <w:r>
+              <w:rPr>
+                <w:rFonts w:ascii="Tahoma" w:hAnsi="Tahoma"/>
+                <w:sz w:val="22"/>
+                <w:szCs w:val="22"/>
+                <w:lang w:val="id-ID"/>
+              </w:rPr>
+              <w:t>.</w:t>
+            </w:r>
+            <w:r>
+              <w:rPr>
+                <w:rFonts w:ascii="Tahoma" w:hAnsi="Tahoma"/>
+                <w:sz w:val="22"/>
+                <w:szCs w:val="22"/>
+              </w:rPr>
+              <w:t xml:space="preserve"> </w:t>
+            </w:r>
+            <w:r>
+              <w:rPr>
+                <w:rFonts w:ascii="Tahoma" w:hAnsi="Tahoma"/>
+                <w:sz w:val="22"/>
+                <w:szCs w:val="22"/>
                 <w:shd w:val="clear" w:color="auto" w:fill="FFFFFF"/>
               </w:rPr>
-              <w:t>nama_diambil_sumpah</w:t>
-            </w:r>
-            <w:proofErr w:type="spellEnd"/>
-            <w:r>
-              <w:rPr>
-                <w:rFonts w:ascii="Tahoma" w:hAnsi="Tahoma" w:cs="Tahoma"/>
-                <w:sz w:val="22"/>
-                <w:szCs w:val="22"/>
-                <w:u w:val="single"/>
-                <w:shd w:val="clear" w:color="auto" w:fill="FFFFFF"/>
-              </w:rPr>
-              <w:t>}</w:t>
-            </w:r>
-          </w:p>
-          <w:p>
-            <w:pPr>
-              <w:jc w:val="center"/>
-              <w:rPr>
-                <w:rFonts w:ascii="Tahoma" w:hAnsi="Tahoma" w:cs="Tahoma"/>
-                <w:sz w:val="22"/>
-                <w:szCs w:val="22"/>
-              </w:rPr>
-            </w:pPr>
-            <w:r>
-              <w:rPr>
-                <w:rFonts w:ascii="Tahoma" w:hAnsi="Tahoma" w:cs="Tahoma"/>
-                <w:sz w:val="22"/>
-                <w:szCs w:val="22"/>
-                <w:lang w:val="id-ID"/>
-              </w:rPr>
-              <w:t>N</w:t>
-            </w:r>
-            <w:r>
-              <w:rPr>
-                <w:rFonts w:ascii="Tahoma" w:hAnsi="Tahoma" w:cs="Tahoma"/>
-                <w:sz w:val="22"/>
-                <w:szCs w:val="22"/>
-              </w:rPr>
-              <w:t>IP</w:t>
-            </w:r>
-            <w:r>
-              <w:rPr>
-                <w:rFonts w:ascii="Tahoma" w:hAnsi="Tahoma" w:cs="Tahoma"/>
-                <w:sz w:val="22"/>
-                <w:szCs w:val="22"/>
-                <w:lang w:val="id-ID"/>
-              </w:rPr>
-              <w:t>.</w:t>
-            </w:r>
-            <w:r>
-              <w:rPr>
-                <w:rFonts w:ascii="Tahoma" w:hAnsi="Tahoma" w:cs="Tahoma"/>
-                <w:sz w:val="22"/>
-                <w:szCs w:val="22"/>
-              </w:rPr>
-              <w:t xml:space="preserve"> </w:t>
-            </w:r>
-            <w:r>
-              <w:rPr>
-                <w:rFonts w:ascii="Tahoma" w:hAnsi="Tahoma" w:cs="Tahoma"/>
-                <w:sz w:val="22"/>
-                <w:szCs w:val="22"/>
-                <w:shd w:val="clear" w:color="auto" w:fill="FFFFFF"/>
-              </w:rPr>
-              <w:t>{</w:t>
-            </w:r>
-            <w:proofErr w:type="spellStart"/>
-            <w:r>
-              <w:rPr>
-                <w:rFonts w:ascii="Tahoma" w:hAnsi="Tahoma" w:cs="Tahoma"/>
-                <w:sz w:val="22"/>
-                <w:szCs w:val="22"/>
-                <w:shd w:val="clear" w:color="auto" w:fill="FFFFFF"/>
-              </w:rPr>
-              <w:t>nip_diambil_sumpah</w:t>
-            </w:r>
-            <w:proofErr w:type="spellEnd"/>
-            <w:r>
-              <w:rPr>
-                <w:rFonts w:ascii="Tahoma" w:hAnsi="Tahoma" w:cs="Tahoma"/>
-                <w:sz w:val="22"/>
-                <w:szCs w:val="22"/>
-                <w:shd w:val="clear" w:color="auto" w:fill="FFFFFF"/>
-              </w:rPr>
-              <w:t>}</w:t>
+              <w:t>{nip_diambil_sumpah}</w:t>
             </w:r>
           </w:p>
         </w:tc>
@@ -2642,13 +1988,10 @@
           <w:p>
             <w:pPr>
               <w:jc w:val="center"/>
-              <w:rPr>
-                <w:rFonts w:ascii="Tahoma" w:hAnsi="Tahoma" w:cs="Tahoma"/>
-              </w:rPr>
-            </w:pPr>
-            <w:r>
-              <w:rPr>
-                <w:rFonts w:ascii="Tahoma" w:hAnsi="Tahoma" w:cs="Tahoma"/>
+            </w:pPr>
+            <w:r>
+              <w:rPr>
+                <w:rFonts w:ascii="Tahoma" w:hAnsi="Tahoma"/>
                 <w:sz w:val="22"/>
                 <w:szCs w:val="22"/>
                 <w:lang w:val="id-ID"/>
@@ -2659,13 +2002,10 @@
           <w:p>
             <w:pPr>
               <w:jc w:val="center"/>
-              <w:rPr>
-                <w:rFonts w:ascii="Tahoma" w:hAnsi="Tahoma" w:cs="Tahoma"/>
-              </w:rPr>
-            </w:pPr>
-            <w:r>
-              <w:rPr>
-                <w:rFonts w:ascii="Tahoma" w:hAnsi="Tahoma" w:cs="Tahoma"/>
+            </w:pPr>
+            <w:r>
+              <w:rPr>
+                <w:rFonts w:ascii="Tahoma" w:hAnsi="Tahoma"/>
                 <w:sz w:val="22"/>
                 <w:szCs w:val="22"/>
                 <w:lang w:val="id-ID"/>
@@ -2674,7 +2014,7 @@
             </w:r>
             <w:r>
               <w:rPr>
-                <w:rFonts w:ascii="Tahoma" w:hAnsi="Tahoma" w:cs="Tahoma"/>
+                <w:rFonts w:ascii="Tahoma" w:hAnsi="Tahoma"/>
                 <w:sz w:val="22"/>
                 <w:szCs w:val="22"/>
                 <w:lang w:val="en-AU"/>
@@ -2686,109 +2026,57 @@
             <w:pPr>
               <w:jc w:val="center"/>
               <w:rPr>
-                <w:rFonts w:ascii="Tahoma" w:hAnsi="Tahoma" w:cs="Tahoma"/>
+                <w:rFonts w:ascii="Tahoma" w:hAnsi="Tahoma"/>
                 <w:sz w:val="22"/>
                 <w:szCs w:val="22"/>
                 <w:lang w:val="en-AU"/>
               </w:rPr>
             </w:pPr>
-            <w:proofErr w:type="spellStart"/>
-            <w:r>
-              <w:rPr>
-                <w:rFonts w:ascii="Tahoma" w:hAnsi="Tahoma" w:cs="Tahoma"/>
+            <w:r>
+              <w:rPr>
+                <w:rFonts w:ascii="Tahoma" w:hAnsi="Tahoma"/>
                 <w:sz w:val="22"/>
                 <w:szCs w:val="22"/>
                 <w:lang w:val="en-AU"/>
               </w:rPr>
-              <w:t>Asisten</w:t>
-            </w:r>
-            <w:proofErr w:type="spellEnd"/>
-            <w:r>
-              <w:rPr>
-                <w:rFonts w:ascii="Tahoma" w:hAnsi="Tahoma" w:cs="Tahoma"/>
+              <w:t>Asisten Administrasi Umum</w:t>
+            </w:r>
+          </w:p>
+          <w:p>
+            <w:pPr>
+              <w:jc w:val="center"/>
+              <w:rPr>
+                <w:rFonts w:ascii="Tahoma" w:hAnsi="Tahoma"/>
+                <w:sz w:val="22"/>
+                <w:szCs w:val="22"/>
+                <w:lang w:eastAsia="en-US"/>
+              </w:rPr>
+            </w:pPr>
+            <w:r>
+              <w:rPr>
+                <w:rFonts w:ascii="Tahoma" w:hAnsi="Tahoma"/>
                 <w:sz w:val="22"/>
                 <w:szCs w:val="22"/>
                 <w:lang w:val="en-AU"/>
               </w:rPr>
-              <w:t xml:space="preserve"> </w:t>
-            </w:r>
-            <w:proofErr w:type="spellStart"/>
-            <w:r>
-              <w:rPr>
-                <w:rFonts w:ascii="Tahoma" w:hAnsi="Tahoma" w:cs="Tahoma"/>
-                <w:sz w:val="22"/>
-                <w:szCs w:val="22"/>
-                <w:lang w:val="en-AU"/>
-              </w:rPr>
-              <w:t>Administrasi</w:t>
-            </w:r>
-            <w:proofErr w:type="spellEnd"/>
-            <w:r>
-              <w:rPr>
-                <w:rFonts w:ascii="Tahoma" w:hAnsi="Tahoma" w:cs="Tahoma"/>
-                <w:sz w:val="22"/>
-                <w:szCs w:val="22"/>
-                <w:lang w:val="en-AU"/>
-              </w:rPr>
-              <w:t xml:space="preserve"> Umum</w:t>
-            </w:r>
-          </w:p>
-          <w:p>
-            <w:pPr>
-              <w:jc w:val="center"/>
-              <w:rPr>
-                <w:rFonts w:ascii="Tahoma" w:hAnsi="Tahoma" w:cs="Tahoma"/>
+              <w:t>Sekretariat Daerah Provinsi Jawa Timur</w:t>
+            </w:r>
+          </w:p>
+          <w:p>
+            <w:pPr>
+              <w:jc w:val="center"/>
+              <w:rPr>
+                <w:rFonts w:ascii="Tahoma" w:hAnsi="Tahoma"/>
                 <w:sz w:val="22"/>
                 <w:szCs w:val="22"/>
                 <w:lang w:eastAsia="en-US"/>
               </w:rPr>
             </w:pPr>
-            <w:proofErr w:type="spellStart"/>
-            <w:r>
-              <w:rPr>
-                <w:rFonts w:ascii="Tahoma" w:hAnsi="Tahoma" w:cs="Tahoma"/>
-                <w:sz w:val="22"/>
-                <w:szCs w:val="22"/>
-                <w:lang w:val="en-AU"/>
-              </w:rPr>
-              <w:t>Sekretariat</w:t>
-            </w:r>
-            <w:proofErr w:type="spellEnd"/>
-            <w:r>
-              <w:rPr>
-                <w:rFonts w:ascii="Tahoma" w:hAnsi="Tahoma" w:cs="Tahoma"/>
-                <w:sz w:val="22"/>
-                <w:szCs w:val="22"/>
-                <w:lang w:val="en-AU"/>
-              </w:rPr>
-              <w:t xml:space="preserve"> Daerah </w:t>
-            </w:r>
-            <w:proofErr w:type="spellStart"/>
-            <w:r>
-              <w:rPr>
-                <w:rFonts w:ascii="Tahoma" w:hAnsi="Tahoma" w:cs="Tahoma"/>
-                <w:sz w:val="22"/>
-                <w:szCs w:val="22"/>
-                <w:lang w:val="en-AU"/>
-              </w:rPr>
-              <w:t>Provinsi</w:t>
-            </w:r>
-            <w:proofErr w:type="spellEnd"/>
-            <w:r>
-              <w:rPr>
-                <w:rFonts w:ascii="Tahoma" w:hAnsi="Tahoma" w:cs="Tahoma"/>
-                <w:sz w:val="22"/>
-                <w:szCs w:val="22"/>
-                <w:lang w:val="en-AU"/>
-              </w:rPr>
-              <w:t xml:space="preserve"> Jawa Timur</w:t>
-            </w:r>
-          </w:p>
-          <w:p>
-            <w:pPr>
-              <w:jc w:val="center"/>
-              <w:rPr>
-                <w:rFonts w:ascii="Tahoma" w:hAnsi="Tahoma" w:cs="Tahoma"/>
+          </w:p>
+          <w:p>
+            <w:pPr>
+              <w:jc w:val="center"/>
+              <w:rPr>
                 <w:sz w:val="22"/>
                 <w:szCs w:val="22"/>
                 <w:lang w:eastAsia="en-US"/>
@@ -2799,7 +2087,6 @@
             <w:pPr>
               <w:jc w:val="center"/>
               <w:rPr>
-                <w:rFonts w:ascii="Tahoma" w:hAnsi="Tahoma" w:cs="Tahoma"/>
                 <w:sz w:val="22"/>
                 <w:szCs w:val="22"/>
                 <w:lang w:eastAsia="en-US"/>
@@ -2810,7 +2097,6 @@
             <w:pPr>
               <w:jc w:val="center"/>
               <w:rPr>
-                <w:rFonts w:ascii="Tahoma" w:hAnsi="Tahoma" w:cs="Tahoma"/>
                 <w:sz w:val="22"/>
                 <w:szCs w:val="22"/>
                 <w:lang w:eastAsia="en-US"/>
@@ -2821,18 +2107,7 @@
             <w:pPr>
               <w:jc w:val="center"/>
               <w:rPr>
-                <w:rFonts w:ascii="Tahoma" w:hAnsi="Tahoma" w:cs="Tahoma"/>
-                <w:sz w:val="22"/>
-                <w:szCs w:val="22"/>
-                <w:lang w:eastAsia="en-US"/>
-              </w:rPr>
-            </w:pPr>
-          </w:p>
-          <w:p>
-            <w:pPr>
-              <w:jc w:val="center"/>
-              <w:rPr>
-                <w:rFonts w:ascii="Tahoma" w:hAnsi="Tahoma" w:cs="Tahoma"/>
+                <w:rFonts w:ascii="Tahoma" w:hAnsi="Tahoma"/>
                 <w:sz w:val="22"/>
                 <w:szCs w:val="22"/>
                 <w:u w:val="single"/>
@@ -2840,48 +2115,26 @@
             </w:pPr>
             <w:r>
               <w:rPr>
-                <w:rFonts w:ascii="Tahoma" w:hAnsi="Tahoma" w:cs="Tahoma"/>
+                <w:rFonts w:ascii="Tahoma" w:hAnsi="Tahoma"/>
                 <w:sz w:val="22"/>
                 <w:szCs w:val="22"/>
                 <w:u w:val="single"/>
               </w:rPr>
-              <w:t xml:space="preserve">R. HERU WAHONO SANTOSO </w:t>
-            </w:r>
-            <w:proofErr w:type="spellStart"/>
-            <w:proofErr w:type="gramStart"/>
-            <w:r>
-              <w:rPr>
-                <w:rFonts w:ascii="Tahoma" w:hAnsi="Tahoma" w:cs="Tahoma"/>
-                <w:sz w:val="22"/>
-                <w:szCs w:val="22"/>
-                <w:u w:val="single"/>
-              </w:rPr>
-              <w:t>S.Sos</w:t>
-            </w:r>
-            <w:proofErr w:type="spellEnd"/>
-            <w:proofErr w:type="gramEnd"/>
-            <w:r>
-              <w:rPr>
-                <w:rFonts w:ascii="Tahoma" w:hAnsi="Tahoma" w:cs="Tahoma"/>
-                <w:sz w:val="22"/>
-                <w:szCs w:val="22"/>
-                <w:u w:val="single"/>
-              </w:rPr>
-              <w:t>, MM</w:t>
-            </w:r>
-          </w:p>
-          <w:p>
-            <w:pPr>
-              <w:jc w:val="center"/>
-              <w:rPr>
-                <w:rFonts w:ascii="Tahoma" w:hAnsi="Tahoma" w:cs="Tahoma"/>
-                <w:sz w:val="22"/>
-                <w:szCs w:val="22"/>
-              </w:rPr>
-            </w:pPr>
-            <w:r>
-              <w:rPr>
-                <w:rFonts w:ascii="Tahoma" w:hAnsi="Tahoma" w:cs="Tahoma"/>
+              <w:t>R. HERU WAHONO SANTOSO S.Sos, MM</w:t>
+            </w:r>
+          </w:p>
+          <w:p>
+            <w:pPr>
+              <w:jc w:val="center"/>
+              <w:rPr>
+                <w:rFonts w:ascii="Tahoma" w:hAnsi="Tahoma"/>
+                <w:sz w:val="22"/>
+                <w:szCs w:val="22"/>
+              </w:rPr>
+            </w:pPr>
+            <w:r>
+              <w:rPr>
+                <w:rFonts w:ascii="Tahoma" w:hAnsi="Tahoma"/>
                 <w:sz w:val="22"/>
                 <w:szCs w:val="22"/>
               </w:rPr>
@@ -2889,7 +2142,7 @@
             </w:r>
             <w:r>
               <w:rPr>
-                <w:rFonts w:ascii="Tahoma" w:hAnsi="Tahoma" w:cs="Tahoma"/>
+                <w:rFonts w:ascii="Tahoma" w:hAnsi="Tahoma"/>
                 <w:sz w:val="22"/>
                 <w:szCs w:val="22"/>
                 <w:shd w:val="clear" w:color="auto" w:fill="FFFFFF"/>
@@ -2906,7 +2159,7 @@
             <w:pPr>
               <w:jc w:val="center"/>
               <w:rPr>
-                <w:rFonts w:ascii="Tahoma" w:hAnsi="Tahoma" w:cs="Tahoma"/>
+                <w:rFonts w:ascii="Tahoma" w:hAnsi="Tahoma"/>
                 <w:sz w:val="22"/>
                 <w:szCs w:val="22"/>
                 <w:lang w:val="id-ID"/>
@@ -2914,7 +2167,7 @@
             </w:pPr>
             <w:r>
               <w:rPr>
-                <w:rFonts w:ascii="Tahoma" w:hAnsi="Tahoma" w:cs="Tahoma"/>
+                <w:rFonts w:ascii="Tahoma" w:hAnsi="Tahoma"/>
                 <w:sz w:val="22"/>
                 <w:szCs w:val="22"/>
                 <w:lang w:val="id-ID"/>
@@ -2925,13 +2178,10 @@
           <w:p>
             <w:pPr>
               <w:jc w:val="center"/>
-              <w:rPr>
-                <w:rFonts w:ascii="Tahoma" w:hAnsi="Tahoma" w:cs="Tahoma"/>
-              </w:rPr>
-            </w:pPr>
-            <w:r>
-              <w:rPr>
-                <w:rFonts w:ascii="Tahoma" w:hAnsi="Tahoma" w:cs="Tahoma"/>
+            </w:pPr>
+            <w:r>
+              <w:rPr>
+                <w:rFonts w:ascii="Tahoma" w:hAnsi="Tahoma"/>
                 <w:sz w:val="22"/>
                 <w:szCs w:val="22"/>
                 <w:lang w:val="id-ID"/>
@@ -2940,7 +2190,7 @@
             </w:r>
             <w:r>
               <w:rPr>
-                <w:rFonts w:ascii="Tahoma" w:hAnsi="Tahoma" w:cs="Tahoma"/>
+                <w:rFonts w:ascii="Tahoma" w:hAnsi="Tahoma"/>
                 <w:sz w:val="22"/>
                 <w:szCs w:val="22"/>
                 <w:lang w:val="en-AU"/>
@@ -2952,58 +2202,27 @@
             <w:pPr>
               <w:jc w:val="center"/>
               <w:rPr>
-                <w:rFonts w:ascii="Tahoma" w:hAnsi="Tahoma" w:cs="Tahoma"/>
+                <w:rFonts w:ascii="Tahoma" w:hAnsi="Tahoma"/>
                 <w:sz w:val="22"/>
                 <w:szCs w:val="22"/>
                 <w:lang w:val="en-AU"/>
               </w:rPr>
             </w:pPr>
-            <w:proofErr w:type="spellStart"/>
-            <w:r>
-              <w:rPr>
-                <w:rFonts w:ascii="Tahoma" w:hAnsi="Tahoma" w:cs="Tahoma"/>
+            <w:r>
+              <w:rPr>
+                <w:rFonts w:ascii="Tahoma" w:hAnsi="Tahoma"/>
                 <w:sz w:val="22"/>
                 <w:szCs w:val="22"/>
                 <w:lang w:val="en-AU"/>
               </w:rPr>
-              <w:t>Asisten</w:t>
-            </w:r>
-            <w:proofErr w:type="spellEnd"/>
-            <w:r>
-              <w:rPr>
-                <w:rFonts w:ascii="Tahoma" w:hAnsi="Tahoma" w:cs="Tahoma"/>
-                <w:sz w:val="22"/>
-                <w:szCs w:val="22"/>
-                <w:lang w:val="en-AU"/>
-              </w:rPr>
-              <w:t xml:space="preserve"> </w:t>
-            </w:r>
-            <w:proofErr w:type="spellStart"/>
-            <w:r>
-              <w:rPr>
-                <w:rFonts w:ascii="Tahoma" w:hAnsi="Tahoma" w:cs="Tahoma"/>
-                <w:sz w:val="22"/>
-                <w:szCs w:val="22"/>
-                <w:lang w:val="en-AU"/>
-              </w:rPr>
-              <w:t>Administrasi</w:t>
-            </w:r>
-            <w:proofErr w:type="spellEnd"/>
-            <w:r>
-              <w:rPr>
-                <w:rFonts w:ascii="Tahoma" w:hAnsi="Tahoma" w:cs="Tahoma"/>
-                <w:sz w:val="22"/>
-                <w:szCs w:val="22"/>
-                <w:lang w:val="en-AU"/>
-              </w:rPr>
-              <w:t xml:space="preserve"> Umum</w:t>
-            </w:r>
-          </w:p>
-          <w:p>
-            <w:pPr>
-              <w:jc w:val="center"/>
-              <w:rPr>
-                <w:rFonts w:ascii="Tahoma" w:hAnsi="Tahoma" w:cs="Tahoma"/>
+              <w:t>Asisten Administrasi Umum</w:t>
+            </w:r>
+          </w:p>
+          <w:p>
+            <w:pPr>
+              <w:jc w:val="center"/>
+              <w:rPr>
+                <w:rFonts w:ascii="Tahoma" w:hAnsi="Tahoma"/>
                 <w:sz w:val="22"/>
                 <w:szCs w:val="22"/>
                 <w:lang w:eastAsia="en-US"/>
@@ -3014,7 +2233,6 @@
             <w:pPr>
               <w:jc w:val="center"/>
               <w:rPr>
-                <w:rFonts w:ascii="Tahoma" w:hAnsi="Tahoma" w:cs="Tahoma"/>
                 <w:sz w:val="22"/>
                 <w:szCs w:val="22"/>
                 <w:lang w:eastAsia="en-US"/>
@@ -3025,7 +2243,7 @@
             <w:pPr>
               <w:jc w:val="center"/>
               <w:rPr>
-                <w:rFonts w:ascii="Tahoma" w:hAnsi="Tahoma" w:cs="Tahoma"/>
+                <w:rFonts w:ascii="Tahoma" w:hAnsi="Tahoma"/>
                 <w:sz w:val="22"/>
                 <w:szCs w:val="22"/>
                 <w:lang w:eastAsia="en-US"/>
@@ -3036,7 +2254,7 @@
             <w:pPr>
               <w:jc w:val="center"/>
               <w:rPr>
-                <w:rFonts w:ascii="Tahoma" w:hAnsi="Tahoma" w:cs="Tahoma"/>
+                <w:rFonts w:ascii="Tahoma" w:hAnsi="Tahoma"/>
                 <w:sz w:val="22"/>
                 <w:szCs w:val="22"/>
                 <w:u w:val="single"/>
@@ -3044,7 +2262,7 @@
             </w:pPr>
             <w:r>
               <w:rPr>
-                <w:rFonts w:ascii="Tahoma" w:hAnsi="Tahoma" w:cs="Tahoma"/>
+                <w:rFonts w:ascii="Tahoma" w:hAnsi="Tahoma"/>
                 <w:sz w:val="22"/>
                 <w:szCs w:val="22"/>
                 <w:u w:val="single"/>
@@ -3056,14 +2274,14 @@
             <w:pPr>
               <w:jc w:val="center"/>
               <w:rPr>
-                <w:rFonts w:ascii="Tahoma" w:hAnsi="Tahoma" w:cs="Tahoma"/>
-                <w:sz w:val="22"/>
-                <w:szCs w:val="22"/>
-              </w:rPr>
-            </w:pPr>
-            <w:r>
-              <w:rPr>
-                <w:rFonts w:ascii="Tahoma" w:hAnsi="Tahoma" w:cs="Tahoma"/>
+                <w:rFonts w:ascii="Tahoma" w:hAnsi="Tahoma"/>
+                <w:sz w:val="22"/>
+                <w:szCs w:val="22"/>
+              </w:rPr>
+            </w:pPr>
+            <w:r>
+              <w:rPr>
+                <w:rFonts w:ascii="Tahoma" w:hAnsi="Tahoma"/>
                 <w:sz w:val="22"/>
                 <w:szCs w:val="22"/>
               </w:rPr>
@@ -3083,7 +2301,7 @@
             <w:pPr>
               <w:snapToGrid w:val="0"/>
               <w:rPr>
-                <w:rFonts w:ascii="Tahoma" w:hAnsi="Tahoma" w:cs="Tahoma"/>
+                <w:rFonts w:ascii="Tahoma" w:hAnsi="Tahoma"/>
                 <w:sz w:val="22"/>
                 <w:szCs w:val="22"/>
               </w:rPr>
@@ -3103,32 +2321,19 @@
                 <w:tab w:val="center" w:pos="5157"/>
                 <w:tab w:val="left" w:pos="8265"/>
               </w:tabs>
-              <w:rPr>
-                <w:rFonts w:ascii="Tahoma" w:hAnsi="Tahoma" w:cs="Tahoma"/>
-              </w:rPr>
-            </w:pPr>
-            <w:r>
-              <w:rPr>
-                <w:rFonts w:ascii="Tahoma" w:hAnsi="Tahoma" w:cs="Tahoma"/>
+            </w:pPr>
+            <w:r>
+              <w:rPr>
+                <w:rFonts w:ascii="Tahoma" w:hAnsi="Tahoma"/>
                 <w:sz w:val="22"/>
                 <w:szCs w:val="22"/>
               </w:rPr>
               <w:tab/>
-              <w:t xml:space="preserve">       Saksi – </w:t>
-            </w:r>
-            <w:proofErr w:type="gramStart"/>
-            <w:r>
-              <w:rPr>
-                <w:rFonts w:ascii="Tahoma" w:hAnsi="Tahoma" w:cs="Tahoma"/>
-                <w:sz w:val="22"/>
-                <w:szCs w:val="22"/>
-              </w:rPr>
-              <w:t>Saksi :</w:t>
-            </w:r>
-            <w:proofErr w:type="gramEnd"/>
-            <w:r>
-              <w:rPr>
-                <w:rFonts w:ascii="Tahoma" w:hAnsi="Tahoma" w:cs="Tahoma"/>
+              <w:t xml:space="preserve">       Saksi – Saksi :</w:t>
+            </w:r>
+            <w:r>
+              <w:rPr>
+                <w:rFonts w:ascii="Tahoma" w:hAnsi="Tahoma"/>
                 <w:sz w:val="22"/>
                 <w:szCs w:val="22"/>
               </w:rPr>
@@ -3148,33 +2353,23 @@
                 <w:tab w:val="left" w:pos="8265"/>
               </w:tabs>
               <w:rPr>
-                <w:rFonts w:ascii="Tahoma" w:hAnsi="Tahoma" w:cs="Tahoma"/>
-                <w:sz w:val="22"/>
-                <w:szCs w:val="22"/>
-              </w:rPr>
-            </w:pPr>
-            <w:r>
-              <w:rPr>
-                <w:rFonts w:ascii="Tahoma" w:hAnsi="Tahoma" w:cs="Tahoma"/>
+                <w:rFonts w:ascii="Tahoma" w:hAnsi="Tahoma"/>
+                <w:sz w:val="22"/>
+                <w:szCs w:val="22"/>
+              </w:rPr>
+            </w:pPr>
+            <w:r>
+              <w:rPr>
+                <w:rFonts w:ascii="Tahoma" w:hAnsi="Tahoma"/>
                 <w:sz w:val="22"/>
                 <w:szCs w:val="22"/>
               </w:rPr>
               <w:tab/>
-              <w:t xml:space="preserve">Saksi – </w:t>
-            </w:r>
-            <w:proofErr w:type="gramStart"/>
-            <w:r>
-              <w:rPr>
-                <w:rFonts w:ascii="Tahoma" w:hAnsi="Tahoma" w:cs="Tahoma"/>
-                <w:sz w:val="22"/>
-                <w:szCs w:val="22"/>
-              </w:rPr>
-              <w:t>Saksi :</w:t>
-            </w:r>
-            <w:proofErr w:type="gramEnd"/>
-            <w:r>
-              <w:rPr>
-                <w:rFonts w:ascii="Tahoma" w:hAnsi="Tahoma" w:cs="Tahoma"/>
+              <w:t>Saksi – Saksi :</w:t>
+            </w:r>
+            <w:r>
+              <w:rPr>
+                <w:rFonts w:ascii="Tahoma" w:hAnsi="Tahoma"/>
                 <w:sz w:val="22"/>
                 <w:szCs w:val="22"/>
               </w:rPr>
@@ -3196,7 +2391,7 @@
               <w:snapToGrid w:val="0"/>
               <w:ind w:firstLine="1418"/>
               <w:rPr>
-                <w:rFonts w:ascii="Tahoma" w:hAnsi="Tahoma" w:cs="Tahoma"/>
+                <w:rFonts w:ascii="Tahoma" w:hAnsi="Tahoma"/>
                 <w:sz w:val="22"/>
                 <w:szCs w:val="22"/>
                 <w:lang w:eastAsia="en-US"/>
@@ -3207,7 +2402,6 @@
             <w:pPr>
               <w:ind w:firstLine="1418"/>
               <w:rPr>
-                <w:rFonts w:ascii="Tahoma" w:hAnsi="Tahoma" w:cs="Tahoma"/>
                 <w:sz w:val="22"/>
                 <w:szCs w:val="22"/>
                 <w:lang w:eastAsia="en-US"/>
@@ -3218,7 +2412,6 @@
             <w:pPr>
               <w:ind w:firstLine="1418"/>
               <w:rPr>
-                <w:rFonts w:ascii="Tahoma" w:hAnsi="Tahoma" w:cs="Tahoma"/>
                 <w:sz w:val="22"/>
                 <w:szCs w:val="22"/>
                 <w:lang w:eastAsia="en-US"/>
@@ -3229,7 +2422,6 @@
             <w:pPr>
               <w:ind w:firstLine="1418"/>
               <w:rPr>
-                <w:rFonts w:ascii="Tahoma" w:hAnsi="Tahoma" w:cs="Tahoma"/>
                 <w:sz w:val="22"/>
                 <w:szCs w:val="22"/>
                 <w:lang w:eastAsia="en-US"/>
@@ -3240,7 +2432,7 @@
             <w:pPr>
               <w:jc w:val="center"/>
               <w:rPr>
-                <w:rFonts w:ascii="Tahoma" w:hAnsi="Tahoma" w:cs="Tahoma"/>
+                <w:rFonts w:ascii="Tahoma" w:hAnsi="Tahoma"/>
                 <w:sz w:val="22"/>
                 <w:szCs w:val="22"/>
                 <w:lang w:val="id-ID"/>
@@ -3248,33 +2440,18 @@
             </w:pPr>
             <w:r>
               <w:rPr>
-                <w:rFonts w:ascii="Tahoma" w:hAnsi="Tahoma" w:cs="Tahoma"/>
+                <w:rFonts w:ascii="Tahoma" w:hAnsi="Tahoma"/>
                 <w:sz w:val="22"/>
                 <w:szCs w:val="22"/>
                 <w:u w:val="single"/>
                 <w:shd w:val="clear" w:color="auto" w:fill="FFFFFF"/>
                 <w:lang w:eastAsia="en-US"/>
               </w:rPr>
-              <w:t xml:space="preserve">INDAH WAHYUNI, SH, </w:t>
-            </w:r>
-            <w:proofErr w:type="spellStart"/>
-            <w:proofErr w:type="gramStart"/>
-            <w:r>
-              <w:rPr>
-                <w:rFonts w:ascii="Tahoma" w:hAnsi="Tahoma" w:cs="Tahoma"/>
-                <w:sz w:val="22"/>
-                <w:szCs w:val="22"/>
-                <w:u w:val="single"/>
-                <w:shd w:val="clear" w:color="auto" w:fill="FFFFFF"/>
-                <w:lang w:eastAsia="en-US"/>
-              </w:rPr>
-              <w:t>M.Si</w:t>
-            </w:r>
-            <w:proofErr w:type="spellEnd"/>
-            <w:proofErr w:type="gramEnd"/>
-            <w:r>
-              <w:rPr>
-                <w:rFonts w:ascii="Tahoma" w:hAnsi="Tahoma" w:cs="Tahoma"/>
+              <w:t>INDAH WAHYUNI, SH, M.Si</w:t>
+            </w:r>
+            <w:r>
+              <w:rPr>
+                <w:rFonts w:ascii="Tahoma" w:hAnsi="Tahoma"/>
                 <w:sz w:val="22"/>
                 <w:szCs w:val="22"/>
                 <w:lang w:val="id-ID"/>
@@ -3286,7 +2463,7 @@
             <w:pPr>
               <w:jc w:val="center"/>
               <w:rPr>
-                <w:rFonts w:ascii="Tahoma" w:hAnsi="Tahoma" w:cs="Tahoma"/>
+                <w:rFonts w:ascii="Tahoma" w:hAnsi="Tahoma"/>
                 <w:sz w:val="22"/>
                 <w:szCs w:val="22"/>
                 <w:lang w:val="en-GB"/>
@@ -3294,7 +2471,7 @@
             </w:pPr>
             <w:r>
               <w:rPr>
-                <w:rFonts w:ascii="Tahoma" w:hAnsi="Tahoma" w:cs="Tahoma"/>
+                <w:rFonts w:ascii="Tahoma" w:hAnsi="Tahoma"/>
                 <w:sz w:val="22"/>
                 <w:szCs w:val="22"/>
                 <w:lang w:val="id-ID"/>
@@ -3303,7 +2480,7 @@
             </w:r>
             <w:r>
               <w:rPr>
-                <w:rFonts w:ascii="Tahoma" w:hAnsi="Tahoma" w:cs="Tahoma"/>
+                <w:rFonts w:ascii="Tahoma" w:hAnsi="Tahoma"/>
                 <w:sz w:val="22"/>
                 <w:szCs w:val="22"/>
               </w:rPr>
@@ -3311,7 +2488,7 @@
             </w:r>
             <w:r>
               <w:rPr>
-                <w:rFonts w:ascii="Tahoma" w:hAnsi="Tahoma" w:cs="Tahoma"/>
+                <w:rFonts w:ascii="Tahoma" w:hAnsi="Tahoma"/>
                 <w:sz w:val="22"/>
                 <w:szCs w:val="22"/>
                 <w:lang w:val="id-ID"/>
@@ -3320,7 +2497,7 @@
             </w:r>
             <w:r>
               <w:rPr>
-                <w:rFonts w:ascii="Tahoma" w:hAnsi="Tahoma" w:cs="Tahoma"/>
+                <w:rFonts w:ascii="Tahoma" w:hAnsi="Tahoma"/>
                 <w:sz w:val="22"/>
                 <w:szCs w:val="22"/>
                 <w:shd w:val="clear" w:color="auto" w:fill="FFFFFF"/>
@@ -3339,7 +2516,7 @@
               <w:snapToGrid w:val="0"/>
               <w:jc w:val="center"/>
               <w:rPr>
-                <w:rFonts w:ascii="Tahoma" w:hAnsi="Tahoma" w:cs="Tahoma"/>
+                <w:rFonts w:ascii="Tahoma" w:hAnsi="Tahoma"/>
                 <w:sz w:val="22"/>
                 <w:szCs w:val="22"/>
                 <w:lang w:eastAsia="en-US"/>
@@ -3350,7 +2527,6 @@
             <w:pPr>
               <w:jc w:val="center"/>
               <w:rPr>
-                <w:rFonts w:ascii="Tahoma" w:hAnsi="Tahoma" w:cs="Tahoma"/>
                 <w:sz w:val="22"/>
                 <w:szCs w:val="22"/>
                 <w:lang w:eastAsia="en-US"/>
@@ -3361,7 +2537,6 @@
             <w:pPr>
               <w:jc w:val="center"/>
               <w:rPr>
-                <w:rFonts w:ascii="Tahoma" w:hAnsi="Tahoma" w:cs="Tahoma"/>
                 <w:sz w:val="22"/>
                 <w:szCs w:val="22"/>
                 <w:lang w:eastAsia="en-US"/>
@@ -3372,7 +2547,6 @@
             <w:pPr>
               <w:jc w:val="center"/>
               <w:rPr>
-                <w:rFonts w:ascii="Tahoma" w:hAnsi="Tahoma" w:cs="Tahoma"/>
                 <w:sz w:val="22"/>
                 <w:szCs w:val="22"/>
                 <w:lang w:eastAsia="en-US"/>
@@ -3383,7 +2557,7 @@
             <w:pPr>
               <w:jc w:val="center"/>
               <w:rPr>
-                <w:rFonts w:ascii="Tahoma" w:hAnsi="Tahoma" w:cs="Tahoma"/>
+                <w:rFonts w:ascii="Tahoma" w:hAnsi="Tahoma"/>
                 <w:sz w:val="22"/>
                 <w:szCs w:val="22"/>
                 <w:u w:val="single"/>
@@ -3393,52 +2567,18 @@
             </w:pPr>
             <w:r>
               <w:rPr>
-                <w:rFonts w:ascii="Tahoma" w:hAnsi="Tahoma" w:cs="Tahoma"/>
+                <w:rFonts w:ascii="Tahoma" w:hAnsi="Tahoma"/>
                 <w:sz w:val="22"/>
                 <w:szCs w:val="22"/>
                 <w:u w:val="single"/>
               </w:rPr>
-              <w:t xml:space="preserve">ADINA FIBRIANI </w:t>
-            </w:r>
-            <w:proofErr w:type="spellStart"/>
-            <w:proofErr w:type="gramStart"/>
-            <w:r>
-              <w:rPr>
-                <w:rFonts w:ascii="Tahoma" w:hAnsi="Tahoma" w:cs="Tahoma"/>
-                <w:sz w:val="22"/>
-                <w:szCs w:val="22"/>
-                <w:u w:val="single"/>
-              </w:rPr>
-              <w:t>S.E</w:t>
-            </w:r>
-            <w:proofErr w:type="gramEnd"/>
-            <w:r>
-              <w:rPr>
-                <w:rFonts w:ascii="Tahoma" w:hAnsi="Tahoma" w:cs="Tahoma"/>
-                <w:sz w:val="22"/>
-                <w:szCs w:val="22"/>
-                <w:u w:val="single"/>
-              </w:rPr>
-              <w:t>,</w:t>
-            </w:r>
-            <w:proofErr w:type="gramStart"/>
-            <w:r>
-              <w:rPr>
-                <w:rFonts w:ascii="Tahoma" w:hAnsi="Tahoma" w:cs="Tahoma"/>
-                <w:sz w:val="22"/>
-                <w:szCs w:val="22"/>
-                <w:u w:val="single"/>
-              </w:rPr>
-              <w:t>M.Ak</w:t>
-            </w:r>
-            <w:proofErr w:type="spellEnd"/>
-            <w:proofErr w:type="gramEnd"/>
-          </w:p>
-          <w:p>
-            <w:pPr>
-              <w:jc w:val="center"/>
-              <w:rPr>
-                <w:rFonts w:ascii="Tahoma" w:hAnsi="Tahoma" w:cs="Tahoma"/>
+              <w:t>ADINA FIBRIANI S.E,M.Ak</w:t>
+            </w:r>
+          </w:p>
+          <w:p>
+            <w:pPr>
+              <w:jc w:val="center"/>
+              <w:rPr>
                 <w:sz w:val="22"/>
                 <w:szCs w:val="22"/>
                 <w:lang w:eastAsia="en-US"/>
@@ -3446,7 +2586,7 @@
             </w:pPr>
             <w:r>
               <w:rPr>
-                <w:rFonts w:ascii="Tahoma" w:hAnsi="Tahoma" w:cs="Tahoma"/>
+                <w:rFonts w:ascii="Tahoma" w:hAnsi="Tahoma"/>
                 <w:sz w:val="22"/>
                 <w:szCs w:val="22"/>
                 <w:lang w:val="id-ID"/>
@@ -3455,7 +2595,7 @@
             </w:r>
             <w:r>
               <w:rPr>
-                <w:rFonts w:ascii="Tahoma" w:hAnsi="Tahoma" w:cs="Tahoma"/>
+                <w:rFonts w:ascii="Tahoma" w:hAnsi="Tahoma"/>
                 <w:sz w:val="22"/>
                 <w:szCs w:val="22"/>
               </w:rPr>
@@ -3463,7 +2603,7 @@
             </w:r>
             <w:r>
               <w:rPr>
-                <w:rFonts w:ascii="Tahoma" w:hAnsi="Tahoma" w:cs="Tahoma"/>
+                <w:rFonts w:ascii="Tahoma" w:hAnsi="Tahoma"/>
                 <w:sz w:val="22"/>
                 <w:szCs w:val="22"/>
                 <w:lang w:val="id-ID"/>
@@ -3472,7 +2612,7 @@
             </w:r>
             <w:r>
               <w:rPr>
-                <w:rFonts w:ascii="Tahoma" w:hAnsi="Tahoma" w:cs="Tahoma"/>
+                <w:rFonts w:ascii="Tahoma" w:hAnsi="Tahoma"/>
                 <w:sz w:val="22"/>
                 <w:szCs w:val="22"/>
                 <w:shd w:val="clear" w:color="auto" w:fill="FFFFFF"/>
@@ -3490,7 +2630,6 @@
               <w:snapToGrid w:val="0"/>
               <w:jc w:val="center"/>
               <w:rPr>
-                <w:rFonts w:ascii="Tahoma" w:hAnsi="Tahoma" w:cs="Tahoma"/>
                 <w:sz w:val="22"/>
                 <w:szCs w:val="22"/>
                 <w:lang w:eastAsia="en-US"/>
@@ -3501,7 +2640,6 @@
             <w:pPr>
               <w:jc w:val="center"/>
               <w:rPr>
-                <w:rFonts w:ascii="Tahoma" w:hAnsi="Tahoma" w:cs="Tahoma"/>
                 <w:sz w:val="22"/>
                 <w:szCs w:val="22"/>
                 <w:lang w:eastAsia="en-US"/>
@@ -3512,7 +2650,6 @@
             <w:pPr>
               <w:jc w:val="center"/>
               <w:rPr>
-                <w:rFonts w:ascii="Tahoma" w:hAnsi="Tahoma" w:cs="Tahoma"/>
                 <w:sz w:val="22"/>
                 <w:szCs w:val="22"/>
                 <w:lang w:eastAsia="en-US"/>
@@ -3523,7 +2660,7 @@
             <w:pPr>
               <w:jc w:val="center"/>
               <w:rPr>
-                <w:rFonts w:ascii="Tahoma" w:hAnsi="Tahoma" w:cs="Tahoma"/>
+                <w:rFonts w:ascii="Tahoma" w:hAnsi="Tahoma"/>
                 <w:sz w:val="22"/>
                 <w:szCs w:val="22"/>
                 <w:lang w:eastAsia="en-US"/>
@@ -3534,7 +2671,7 @@
             <w:pPr>
               <w:jc w:val="center"/>
               <w:rPr>
-                <w:rFonts w:ascii="Tahoma" w:hAnsi="Tahoma" w:cs="Tahoma"/>
+                <w:rFonts w:ascii="Tahoma" w:hAnsi="Tahoma"/>
                 <w:sz w:val="22"/>
                 <w:szCs w:val="22"/>
                 <w:u w:val="single"/>
@@ -3542,7 +2679,7 @@
             </w:pPr>
             <w:r>
               <w:rPr>
-                <w:rFonts w:ascii="Tahoma" w:hAnsi="Tahoma" w:cs="Tahoma"/>
+                <w:rFonts w:ascii="Tahoma" w:hAnsi="Tahoma"/>
                 <w:sz w:val="22"/>
                 <w:szCs w:val="22"/>
                 <w:u w:val="single"/>
@@ -3552,7 +2689,7 @@
             </w:r>
             <w:r>
               <w:rPr>
-                <w:rFonts w:ascii="Tahoma" w:hAnsi="Tahoma" w:cs="Tahoma"/>
+                <w:rFonts w:ascii="Tahoma" w:hAnsi="Tahoma"/>
                 <w:sz w:val="22"/>
                 <w:szCs w:val="22"/>
                 <w:u w:val="single"/>
@@ -3562,39 +2699,27 @@
             </w:r>
             <w:r>
               <w:rPr>
-                <w:rFonts w:ascii="Tahoma" w:hAnsi="Tahoma" w:cs="Tahoma"/>
+                <w:rFonts w:ascii="Tahoma" w:hAnsi="Tahoma"/>
                 <w:sz w:val="22"/>
                 <w:szCs w:val="22"/>
                 <w:u w:val="single"/>
                 <w:lang w:eastAsia="en-US"/>
               </w:rPr>
-              <w:t xml:space="preserve"> </w:t>
-            </w:r>
-            <w:proofErr w:type="gramStart"/>
-            <w:r>
-              <w:rPr>
-                <w:rFonts w:ascii="Tahoma" w:hAnsi="Tahoma" w:cs="Tahoma"/>
-                <w:sz w:val="22"/>
-                <w:szCs w:val="22"/>
-                <w:u w:val="single"/>
-                <w:lang w:eastAsia="en-US"/>
-              </w:rPr>
-              <w:t>S.P.,M.P.</w:t>
-            </w:r>
-            <w:proofErr w:type="gramEnd"/>
-          </w:p>
-          <w:p>
-            <w:pPr>
-              <w:jc w:val="center"/>
-              <w:rPr>
-                <w:rFonts w:ascii="Tahoma" w:hAnsi="Tahoma" w:cs="Tahoma"/>
-                <w:sz w:val="22"/>
-                <w:szCs w:val="22"/>
-              </w:rPr>
-            </w:pPr>
-            <w:r>
-              <w:rPr>
-                <w:rFonts w:ascii="Tahoma" w:hAnsi="Tahoma" w:cs="Tahoma"/>
+              <w:t xml:space="preserve"> S.P.,M.P.</w:t>
+            </w:r>
+          </w:p>
+          <w:p>
+            <w:pPr>
+              <w:jc w:val="center"/>
+              <w:rPr>
+                <w:rFonts w:ascii="Tahoma" w:hAnsi="Tahoma"/>
+                <w:sz w:val="22"/>
+                <w:szCs w:val="22"/>
+              </w:rPr>
+            </w:pPr>
+            <w:r>
+              <w:rPr>
+                <w:rFonts w:ascii="Tahoma" w:hAnsi="Tahoma"/>
                 <w:sz w:val="22"/>
                 <w:szCs w:val="22"/>
                 <w:lang w:val="id-ID"/>
@@ -3603,7 +2728,7 @@
             </w:r>
             <w:r>
               <w:rPr>
-                <w:rFonts w:ascii="Tahoma" w:hAnsi="Tahoma" w:cs="Tahoma"/>
+                <w:rFonts w:ascii="Tahoma" w:hAnsi="Tahoma"/>
                 <w:sz w:val="22"/>
                 <w:szCs w:val="22"/>
               </w:rPr>
@@ -3611,7 +2736,7 @@
             </w:r>
             <w:r>
               <w:rPr>
-                <w:rFonts w:ascii="Tahoma" w:hAnsi="Tahoma" w:cs="Tahoma"/>
+                <w:rFonts w:ascii="Tahoma" w:hAnsi="Tahoma"/>
                 <w:sz w:val="22"/>
                 <w:szCs w:val="22"/>
                 <w:lang w:val="id-ID"/>
@@ -3620,7 +2745,7 @@
             </w:r>
             <w:r>
               <w:rPr>
-                <w:rFonts w:ascii="Tahoma" w:hAnsi="Tahoma" w:cs="Tahoma"/>
+                <w:rFonts w:ascii="Tahoma" w:hAnsi="Tahoma"/>
                 <w:sz w:val="22"/>
                 <w:szCs w:val="22"/>
                 <w:lang w:val="id-ID" w:eastAsia="en-US"/>
@@ -3629,7 +2754,7 @@
             </w:r>
             <w:r>
               <w:rPr>
-                <w:rFonts w:ascii="Tahoma" w:hAnsi="Tahoma" w:cs="Tahoma"/>
+                <w:rFonts w:ascii="Tahoma" w:hAnsi="Tahoma"/>
                 <w:sz w:val="22"/>
                 <w:szCs w:val="22"/>
                 <w:lang w:eastAsia="en-US"/>
@@ -3650,7 +2775,7 @@
             <w:pPr>
               <w:snapToGrid w:val="0"/>
               <w:rPr>
-                <w:rFonts w:ascii="Tahoma" w:hAnsi="Tahoma" w:cs="Tahoma"/>
+                <w:rFonts w:ascii="Tahoma" w:hAnsi="Tahoma"/>
                 <w:sz w:val="22"/>
                 <w:szCs w:val="22"/>
               </w:rPr>
@@ -3689,7 +2814,7 @@
   <w:docDefaults>
     <w:rPrDefault>
       <w:rPr>
-        <w:rFonts w:ascii="Tahoma" w:hAnsi="Tahoma" w:cs="Tahoma"/>
+        <w:rFonts w:ascii="Tahoma" w:hAnsi="Tahoma"/>
         <w:lang w:val="en-US" w:eastAsia="zh-CN" w:bidi="ar-SA"/>
       </w:rPr>
     </w:rPrDefault>
@@ -4081,7 +3206,7 @@
       <w:suppressAutoHyphens/>
     </w:pPr>
     <w:rPr>
-      <w:rFonts w:ascii="Tahoma" w:hAnsi="Tahoma" w:cs="Tahoma"/>
+      <w:rFonts w:ascii="Tahoma" w:hAnsi="Tahoma"/>
       <w:color w:val="000000"/>
       <w:sz w:val="24"/>
       <w:szCs w:val="24"/>
@@ -4118,7 +3243,7 @@
     <w:name w:val="WW8Num1z0"/>
     <w:qFormat/>
     <w:rPr>
-      <w:rFonts w:ascii="Tahoma" w:hAnsi="Tahoma" w:cs="Tahoma"/>
+      <w:rFonts w:ascii="Tahoma" w:hAnsi="Tahoma"/>
       <w:b w:val="0"/>
       <w:bCs w:val="0"/>
       <w:i w:val="0"/>
@@ -4141,7 +3266,7 @@
     <w:name w:val="MSG_EN_FONT_STYLE_NAME_TEMPLATE_ROLE_NUMBER MSG_EN_FONT_STYLE_NAME_BY_ROLE_TEXT 2_"/>
     <w:qFormat/>
     <w:rPr>
-      <w:rFonts w:ascii="Tahoma" w:hAnsi="Tahoma" w:cs="Tahoma"/>
+      <w:rFonts w:ascii="Tahoma" w:hAnsi="Tahoma"/>
       <w:sz w:val="21"/>
       <w:szCs w:val="21"/>
       <w:shd w:val="clear" w:color="auto" w:fill="FFFFFF"/>
@@ -4151,7 +3276,7 @@
     <w:name w:val="MSG_EN_FONT_STYLE_NAME_TEMPLATE_ROLE_NUMBER MSG_EN_FONT_STYLE_NAME_BY_ROLE_TEXT 3_"/>
     <w:qFormat/>
     <w:rPr>
-      <w:rFonts w:ascii="Tahoma" w:hAnsi="Tahoma" w:cs="Tahoma"/>
+      <w:rFonts w:ascii="Tahoma" w:hAnsi="Tahoma"/>
       <w:b/>
       <w:bCs/>
       <w:i/>
@@ -4165,7 +3290,7 @@
     <w:name w:val="MSG_EN_FONT_STYLE_NAME_TEMPLATE_ROLE_NUMBER MSG_EN_FONT_STYLE_NAME_BY_ROLE_TEXT 3 + MSG_EN_FONT_STYLE_MODIFER_SIZE 5"/>
     <w:qFormat/>
     <w:rPr>
-      <w:rFonts w:ascii="Tahoma" w:hAnsi="Tahoma" w:cs="Tahoma"/>
+      <w:rFonts w:ascii="Tahoma" w:hAnsi="Tahoma"/>
       <w:b w:val="0"/>
       <w:bCs w:val="0"/>
       <w:i w:val="0"/>
@@ -4179,7 +3304,7 @@
     <w:name w:val="MSG_EN_FONT_STYLE_NAME_TEMPLATE_ROLE MSG_EN_FONT_STYLE_NAME_BY_ROLE_PICTURE_CAPTION_"/>
     <w:qFormat/>
     <w:rPr>
-      <w:rFonts w:ascii="Tahoma" w:hAnsi="Tahoma" w:cs="Tahoma"/>
+      <w:rFonts w:ascii="Tahoma" w:hAnsi="Tahoma"/>
       <w:sz w:val="21"/>
       <w:szCs w:val="21"/>
       <w:shd w:val="clear" w:color="auto" w:fill="FFFFFF"/>
@@ -4189,7 +3314,7 @@
     <w:name w:val="MSG_EN_FONT_STYLE_NAME_TEMPLATE_ROLE MSG_EN_FONT_STYLE_NAME_BY_ROLE_PICTURE_CAPTION"/>
     <w:qFormat/>
     <w:rPr>
-      <w:rFonts w:ascii="Tahoma" w:hAnsi="Tahoma" w:cs="Tahoma"/>
+      <w:rFonts w:ascii="Tahoma" w:hAnsi="Tahoma"/>
       <w:sz w:val="21"/>
       <w:szCs w:val="21"/>
       <w:u w:val="single"/>
@@ -4200,7 +3325,7 @@
     <w:name w:val="Balloon Text Char"/>
     <w:qFormat/>
     <w:rPr>
-      <w:rFonts w:ascii="Tahoma" w:hAnsi="Tahoma" w:cs="Tahoma"/>
+      <w:rFonts w:ascii="Tahoma" w:hAnsi="Tahoma"/>
       <w:color w:val="000000"/>
       <w:sz w:val="16"/>
       <w:szCs w:val="16"/>
@@ -4211,7 +3336,7 @@
     <w:name w:val="Header Char"/>
     <w:qFormat/>
     <w:rPr>
-      <w:rFonts w:ascii="Tahoma" w:hAnsi="Tahoma" w:cs="Tahoma"/>
+      <w:rFonts w:ascii="Tahoma" w:hAnsi="Tahoma"/>
       <w:color w:val="000000"/>
       <w:sz w:val="24"/>
       <w:szCs w:val="24"/>
@@ -4222,7 +3347,7 @@
     <w:name w:val="Footer Char"/>
     <w:qFormat/>
     <w:rPr>
-      <w:rFonts w:ascii="Tahoma" w:hAnsi="Tahoma" w:cs="Tahoma"/>
+      <w:rFonts w:ascii="Tahoma" w:hAnsi="Tahoma"/>
       <w:color w:val="000000"/>
       <w:sz w:val="24"/>
       <w:szCs w:val="24"/>
@@ -4239,7 +3364,7 @@
       <w:spacing w:before="240" w:after="120"/>
     </w:pPr>
     <w:rPr>
-      <w:rFonts w:ascii="Tahoma" w:hAnsi="Tahoma" w:cs="Tahoma"/>
+      <w:rFonts w:ascii="Tahoma" w:hAnsi="Tahoma"/>
       <w:sz w:val="28"/>
       <w:szCs w:val="28"/>
     </w:rPr>
@@ -4255,7 +3380,7 @@
     <w:name w:val="List"/>
     <w:basedOn w:val="BodyText"/>
     <w:rPr>
-      <w:rFonts w:ascii="Tahoma" w:hAnsi="Tahoma" w:cs="Tahoma"/>
+      <w:rFonts w:ascii="Tahoma" w:hAnsi="Tahoma"/>
     </w:rPr>
   </w:style>
   <w:style w:type="paragraph" w:styleId="Caption">
@@ -4267,7 +3392,7 @@
       <w:spacing w:before="120" w:after="120"/>
     </w:pPr>
     <w:rPr>
-      <w:rFonts w:ascii="Tahoma" w:hAnsi="Tahoma" w:cs="Tahoma"/>
+      <w:rFonts w:ascii="Tahoma" w:hAnsi="Tahoma"/>
       <w:i/>
       <w:iCs/>
     </w:rPr>
@@ -4280,7 +3405,7 @@
       <w:suppressLineNumbers/>
     </w:pPr>
     <w:rPr>
-      <w:rFonts w:ascii="Tahoma" w:hAnsi="Tahoma" w:cs="Tahoma"/>
+      <w:rFonts w:ascii="Tahoma" w:hAnsi="Tahoma"/>
     </w:rPr>
   </w:style>
   <w:style w:type="paragraph" w:customStyle="1" w:styleId="MSGENFONTSTYLENAMETEMPLATEROLENUMBERMSGENFONTSTYLENAMEBYROLETEXT20">
@@ -4293,7 +3418,7 @@
       <w:jc w:val="center"/>
     </w:pPr>
     <w:rPr>
-      <w:rFonts w:ascii="Tahoma" w:hAnsi="Tahoma" w:cs="Tahoma"/>
+      <w:rFonts w:ascii="Tahoma" w:hAnsi="Tahoma"/>
       <w:sz w:val="21"/>
       <w:szCs w:val="21"/>
       <w:lang w:val="id-ID"/>
@@ -4309,7 +3434,7 @@
       <w:jc w:val="both"/>
     </w:pPr>
     <w:rPr>
-      <w:rFonts w:ascii="Tahoma" w:hAnsi="Tahoma" w:cs="Tahoma"/>
+      <w:rFonts w:ascii="Tahoma" w:hAnsi="Tahoma"/>
       <w:b/>
       <w:bCs/>
       <w:i/>
@@ -4328,7 +3453,7 @@
       <w:spacing w:line="278" w:lineRule="exact"/>
     </w:pPr>
     <w:rPr>
-      <w:rFonts w:ascii="Tahoma" w:hAnsi="Tahoma" w:cs="Tahoma"/>
+      <w:rFonts w:ascii="Tahoma" w:hAnsi="Tahoma"/>
       <w:sz w:val="21"/>
       <w:szCs w:val="21"/>
       <w:lang w:val="id-ID"/>
@@ -4339,7 +3464,7 @@
     <w:basedOn w:val="Normal"/>
     <w:qFormat/>
     <w:rPr>
-      <w:rFonts w:ascii="Tahoma" w:hAnsi="Tahoma" w:cs="Tahoma"/>
+      <w:rFonts w:ascii="Tahoma" w:hAnsi="Tahoma"/>
       <w:sz w:val="16"/>
       <w:szCs w:val="16"/>
     </w:rPr>

--- a/templates/CEK/Islam.docx
+++ b/templates/CEK/Islam.docx
@@ -10,7 +10,7 @@
         <w:ind w:left="60"/>
         <w:rPr>
           <w:rStyle w:val="MSGENFONTSTYLENAMETEMPLATEROLENUMBERMSGENFONTSTYLENAMEBYROLETEXT2"/>
-          <w:rFonts w:ascii="Tahoma" w:hAnsi="Tahoma"/>
+          <w:rFonts w:ascii="Tahoma" w:hAnsi="Tahoma" w:cs="Tahoma"/>
           <w:b/>
           <w:sz w:val="22"/>
           <w:szCs w:val="22"/>
@@ -55,7 +55,7 @@
         <w:ind w:left="60"/>
         <w:rPr>
           <w:rStyle w:val="MSGENFONTSTYLENAMETEMPLATEROLENUMBERMSGENFONTSTYLENAMEBYROLETEXT2"/>
-          <w:rFonts w:ascii="Tahoma" w:hAnsi="Tahoma"/>
+          <w:rFonts w:ascii="Tahoma" w:hAnsi="Tahoma" w:cs="Tahoma"/>
           <w:b/>
           <w:sz w:val="14"/>
           <w:szCs w:val="14"/>
@@ -70,14 +70,14 @@
         <w:spacing w:before="0" w:line="360" w:lineRule="auto"/>
         <w:ind w:left="60"/>
         <w:rPr>
-          <w:rFonts w:ascii="Tahoma" w:hAnsi="Tahoma"/>
+          <w:rFonts w:ascii="Tahoma" w:hAnsi="Tahoma" w:cs="Tahoma"/>
           <w:b/>
         </w:rPr>
       </w:pPr>
       <w:r>
         <w:rPr>
           <w:rStyle w:val="MSGENFONTSTYLENAMETEMPLATEROLENUMBERMSGENFONTSTYLENAMEBYROLETEXT2"/>
-          <w:rFonts w:ascii="Tahoma" w:hAnsi="Tahoma"/>
+          <w:rFonts w:ascii="Tahoma" w:hAnsi="Tahoma" w:cs="Tahoma"/>
           <w:b/>
           <w:lang w:val="en-US"/>
         </w:rPr>
@@ -86,7 +86,7 @@
       <w:r>
         <w:rPr>
           <w:rStyle w:val="MSGENFONTSTYLENAMETEMPLATEROLENUMBERMSGENFONTSTYLENAMEBYROLETEXT2"/>
-          <w:rFonts w:ascii="Tahoma" w:hAnsi="Tahoma"/>
+          <w:rFonts w:ascii="Tahoma" w:hAnsi="Tahoma" w:cs="Tahoma"/>
           <w:b/>
         </w:rPr>
         <w:t>ERITA ACARA</w:t>
@@ -100,14 +100,14 @@
         <w:ind w:left="60"/>
         <w:rPr>
           <w:rStyle w:val="MSGENFONTSTYLENAMETEMPLATEROLENUMBERMSGENFONTSTYLENAMEBYROLETEXT2"/>
-          <w:rFonts w:ascii="Tahoma" w:hAnsi="Tahoma"/>
+          <w:rFonts w:ascii="Tahoma" w:hAnsi="Tahoma" w:cs="Tahoma"/>
           <w:lang w:val="en-US"/>
         </w:rPr>
       </w:pPr>
       <w:r>
         <w:rPr>
           <w:rStyle w:val="MSGENFONTSTYLENAMETEMPLATEROLENUMBERMSGENFONTSTYLENAMEBYROLETEXT2"/>
-          <w:rFonts w:ascii="Tahoma" w:hAnsi="Tahoma"/>
+          <w:rFonts w:ascii="Tahoma" w:hAnsi="Tahoma" w:cs="Tahoma"/>
           <w:b/>
         </w:rPr>
         <w:t>PENGAMBILAN SUMPAH PEGAWAI NEGERI SIPIL</w:t>
@@ -115,7 +115,7 @@
       <w:r>
         <w:rPr>
           <w:rStyle w:val="MSGENFONTSTYLENAMETEMPLATEROLENUMBERMSGENFONTSTYLENAMEBYROLETEXT2"/>
-          <w:rFonts w:ascii="Tahoma" w:hAnsi="Tahoma"/>
+          <w:rFonts w:ascii="Tahoma" w:hAnsi="Tahoma" w:cs="Tahoma"/>
         </w:rPr>
         <w:br/>
         <w:t>NOMOR : 8</w:t>
@@ -123,7 +123,7 @@
       <w:r>
         <w:rPr>
           <w:rStyle w:val="MSGENFONTSTYLENAMETEMPLATEROLENUMBERMSGENFONTSTYLENAMEBYROLETEXT2"/>
-          <w:rFonts w:ascii="Tahoma" w:hAnsi="Tahoma"/>
+          <w:rFonts w:ascii="Tahoma" w:hAnsi="Tahoma" w:cs="Tahoma"/>
           <w:lang w:val="en-US"/>
         </w:rPr>
         <w:t>77</w:t>
@@ -131,14 +131,14 @@
       <w:r>
         <w:rPr>
           <w:rStyle w:val="MSGENFONTSTYLENAMETEMPLATEROLENUMBERMSGENFONTSTYLENAMEBYROLETEXT2"/>
-          <w:rFonts w:ascii="Tahoma" w:hAnsi="Tahoma"/>
+          <w:rFonts w:ascii="Tahoma" w:hAnsi="Tahoma" w:cs="Tahoma"/>
         </w:rPr>
         <w:t>/</w:t>
       </w:r>
       <w:r>
         <w:rPr>
           <w:rStyle w:val="MSGENFONTSTYLENAMETEMPLATEROLENUMBERMSGENFONTSTYLENAMEBYROLETEXT2"/>
-          <w:rFonts w:ascii="Tahoma" w:hAnsi="Tahoma"/>
+          <w:rFonts w:ascii="Tahoma" w:hAnsi="Tahoma" w:cs="Tahoma"/>
           <w:lang w:val="en-US"/>
         </w:rPr>
         <w:t xml:space="preserve">        </w:t>
@@ -146,14 +146,14 @@
       <w:r>
         <w:rPr>
           <w:rStyle w:val="MSGENFONTSTYLENAMETEMPLATEROLENUMBERMSGENFONTSTYLENAMEBYROLETEXT2"/>
-          <w:rFonts w:ascii="Tahoma" w:hAnsi="Tahoma"/>
+          <w:rFonts w:ascii="Tahoma" w:hAnsi="Tahoma" w:cs="Tahoma"/>
         </w:rPr>
         <w:t>/204.3/202</w:t>
       </w:r>
       <w:r>
         <w:rPr>
           <w:rStyle w:val="MSGENFONTSTYLENAMETEMPLATEROLENUMBERMSGENFONTSTYLENAMEBYROLETEXT2"/>
-          <w:rFonts w:ascii="Tahoma" w:hAnsi="Tahoma"/>
+          <w:rFonts w:ascii="Tahoma" w:hAnsi="Tahoma" w:cs="Tahoma"/>
           <w:lang w:val="en-US"/>
         </w:rPr>
         <w:t>6</w:t>
@@ -167,7 +167,7 @@
         <w:ind w:left="60"/>
         <w:rPr>
           <w:rStyle w:val="MSGENFONTSTYLENAMETEMPLATEROLENUMBERMSGENFONTSTYLENAMEBYROLETEXT2"/>
-          <w:rFonts w:ascii="Tahoma" w:hAnsi="Tahoma"/>
+          <w:rFonts w:ascii="Tahoma" w:hAnsi="Tahoma" w:cs="Tahoma"/>
           <w:lang w:val="en-US"/>
         </w:rPr>
       </w:pPr>
@@ -184,7 +184,7 @@
         <w:jc w:val="both"/>
         <w:rPr>
           <w:rStyle w:val="MSGENFONTSTYLENAMETEMPLATEROLENUMBERMSGENFONTSTYLENAMEBYROLETEXT2"/>
-          <w:rFonts w:ascii="Tahoma" w:hAnsi="Tahoma"/>
+          <w:rFonts w:ascii="Tahoma" w:hAnsi="Tahoma" w:cs="Tahoma"/>
           <w:sz w:val="22"/>
           <w:szCs w:val="22"/>
           <w:lang w:val="en-US"/>
@@ -194,7 +194,7 @@
       <w:r>
         <w:rPr>
           <w:rStyle w:val="MSGENFONTSTYLENAMETEMPLATEROLENUMBERMSGENFONTSTYLENAMEBYROLETEXT2"/>
-          <w:rFonts w:ascii="Tahoma" w:hAnsi="Tahoma"/>
+          <w:rFonts w:ascii="Tahoma" w:hAnsi="Tahoma" w:cs="Tahoma"/>
           <w:sz w:val="22"/>
           <w:szCs w:val="22"/>
         </w:rPr>
@@ -203,7 +203,7 @@
       <w:r>
         <w:rPr>
           <w:rStyle w:val="MSGENFONTSTYLENAMETEMPLATEROLENUMBERMSGENFONTSTYLENAMEBYROLETEXT2"/>
-          <w:rFonts w:ascii="Tahoma" w:hAnsi="Tahoma"/>
+          <w:rFonts w:ascii="Tahoma" w:hAnsi="Tahoma" w:cs="Tahoma"/>
           <w:sz w:val="22"/>
           <w:szCs w:val="22"/>
           <w:lang w:val="en-AU"/>
@@ -213,7 +213,7 @@
       <w:r>
         <w:rPr>
           <w:rStyle w:val="MSGENFONTSTYLENAMETEMPLATEROLENUMBERMSGENFONTSTYLENAMEBYROLETEXT2"/>
-          <w:rFonts w:ascii="Tahoma" w:hAnsi="Tahoma"/>
+          <w:rFonts w:ascii="Tahoma" w:hAnsi="Tahoma" w:cs="Tahoma"/>
           <w:sz w:val="22"/>
           <w:szCs w:val="22"/>
         </w:rPr>
@@ -222,7 +222,7 @@
       <w:r>
         <w:rPr>
           <w:rStyle w:val="MSGENFONTSTYLENAMETEMPLATEROLENUMBERMSGENFONTSTYLENAMEBYROLETEXT2"/>
-          <w:rFonts w:ascii="Tahoma" w:hAnsi="Tahoma"/>
+          <w:rFonts w:ascii="Tahoma" w:hAnsi="Tahoma" w:cs="Tahoma"/>
           <w:sz w:val="22"/>
           <w:szCs w:val="22"/>
           <w:lang w:val="en-GB"/>
@@ -232,7 +232,7 @@
       <w:r>
         <w:rPr>
           <w:rStyle w:val="MSGENFONTSTYLENAMETEMPLATEROLENUMBERMSGENFONTSTYLENAMEBYROLETEXT2"/>
-          <w:rFonts w:ascii="Tahoma" w:hAnsi="Tahoma"/>
+          <w:rFonts w:ascii="Tahoma" w:hAnsi="Tahoma" w:cs="Tahoma"/>
           <w:sz w:val="22"/>
           <w:szCs w:val="22"/>
         </w:rPr>
@@ -241,7 +241,7 @@
       <w:r>
         <w:rPr>
           <w:rStyle w:val="MSGENFONTSTYLENAMETEMPLATEROLENUMBERMSGENFONTSTYLENAMEBYROLETEXT2"/>
-          <w:rFonts w:ascii="Tahoma" w:hAnsi="Tahoma"/>
+          <w:rFonts w:ascii="Tahoma" w:hAnsi="Tahoma" w:cs="Tahoma"/>
           <w:sz w:val="22"/>
           <w:szCs w:val="22"/>
           <w:lang w:val="en-GB"/>
@@ -251,7 +251,7 @@
       <w:r>
         <w:rPr>
           <w:rStyle w:val="MSGENFONTSTYLENAMETEMPLATEROLENUMBERMSGENFONTSTYLENAMEBYROLETEXT2"/>
-          <w:rFonts w:ascii="Tahoma" w:hAnsi="Tahoma"/>
+          <w:rFonts w:ascii="Tahoma" w:hAnsi="Tahoma" w:cs="Tahoma"/>
           <w:sz w:val="22"/>
           <w:szCs w:val="22"/>
         </w:rPr>
@@ -260,7 +260,7 @@
       <w:r>
         <w:rPr>
           <w:rStyle w:val="MSGENFONTSTYLENAMETEMPLATEROLENUMBERMSGENFONTSTYLENAMEBYROLETEXT2"/>
-          <w:rFonts w:ascii="Tahoma" w:hAnsi="Tahoma"/>
+          <w:rFonts w:ascii="Tahoma" w:hAnsi="Tahoma" w:cs="Tahoma"/>
           <w:sz w:val="22"/>
           <w:szCs w:val="22"/>
           <w:lang w:val="en-GB"/>
@@ -270,7 +270,7 @@
       <w:r>
         <w:rPr>
           <w:rStyle w:val="MSGENFONTSTYLENAMETEMPLATEROLENUMBERMSGENFONTSTYLENAMEBYROLETEXT2"/>
-          <w:rFonts w:ascii="Tahoma" w:hAnsi="Tahoma"/>
+          <w:rFonts w:ascii="Tahoma" w:hAnsi="Tahoma" w:cs="Tahoma"/>
           <w:sz w:val="22"/>
           <w:szCs w:val="22"/>
         </w:rPr>
@@ -279,7 +279,7 @@
       <w:r>
         <w:rPr>
           <w:rStyle w:val="MSGENFONTSTYLENAMETEMPLATEROLENUMBERMSGENFONTSTYLENAMEBYROLETEXT2"/>
-          <w:rFonts w:ascii="Tahoma" w:hAnsi="Tahoma"/>
+          <w:rFonts w:ascii="Tahoma" w:hAnsi="Tahoma" w:cs="Tahoma"/>
           <w:sz w:val="22"/>
           <w:szCs w:val="22"/>
           <w:lang w:val="en-US"/>
@@ -289,7 +289,7 @@
       <w:r>
         <w:rPr>
           <w:rStyle w:val="MSGENFONTSTYLENAMETEMPLATEROLENUMBERMSGENFONTSTYLENAMEBYROLETEXT2"/>
-          <w:rFonts w:ascii="Tahoma" w:hAnsi="Tahoma"/>
+          <w:rFonts w:ascii="Tahoma" w:hAnsi="Tahoma" w:cs="Tahoma"/>
           <w:sz w:val="22"/>
           <w:szCs w:val="22"/>
         </w:rPr>
@@ -298,7 +298,7 @@
       <w:r>
         <w:rPr>
           <w:rStyle w:val="MSGENFONTSTYLENAMETEMPLATEROLENUMBERMSGENFONTSTYLENAMEBYROLETEXT2"/>
-          <w:rFonts w:ascii="Tahoma" w:hAnsi="Tahoma"/>
+          <w:rFonts w:ascii="Tahoma" w:hAnsi="Tahoma" w:cs="Tahoma"/>
           <w:sz w:val="22"/>
           <w:szCs w:val="22"/>
           <w:lang w:val="en-US"/>
@@ -307,7 +307,7 @@
       </w:r>
       <w:r>
         <w:rPr>
-          <w:rFonts w:ascii="Tahoma" w:hAnsi="Tahoma"/>
+          <w:rFonts w:ascii="Tahoma" w:hAnsi="Tahoma" w:cs="Tahoma"/>
           <w:sz w:val="22"/>
           <w:szCs w:val="22"/>
         </w:rPr>
@@ -316,7 +316,7 @@
       <w:r>
         <w:rPr>
           <w:rStyle w:val="MSGENFONTSTYLENAMETEMPLATEROLENUMBERMSGENFONTSTYLENAMEBYROLETEXT2"/>
-          <w:rFonts w:ascii="Tahoma" w:hAnsi="Tahoma"/>
+          <w:rFonts w:ascii="Tahoma" w:hAnsi="Tahoma" w:cs="Tahoma"/>
           <w:sz w:val="22"/>
           <w:szCs w:val="22"/>
         </w:rPr>
@@ -325,7 +325,7 @@
       <w:r>
         <w:rPr>
           <w:rStyle w:val="MSGENFONTSTYLENAMETEMPLATEROLENUMBERMSGENFONTSTYLENAMEBYROLETEXT2"/>
-          <w:rFonts w:ascii="Tahoma" w:hAnsi="Tahoma"/>
+          <w:rFonts w:ascii="Tahoma" w:hAnsi="Tahoma" w:cs="Tahoma"/>
           <w:sz w:val="22"/>
           <w:szCs w:val="22"/>
           <w:lang w:val="en-US"/>
@@ -334,7 +334,7 @@
       </w:r>
       <w:r>
         <w:rPr>
-          <w:rFonts w:ascii="Tahoma" w:hAnsi="Tahoma"/>
+          <w:rFonts w:ascii="Tahoma" w:hAnsi="Tahoma" w:cs="Tahoma"/>
           <w:sz w:val="22"/>
           <w:szCs w:val="22"/>
           <w:shd w:val="clear" w:color="auto" w:fill="FFFFFF"/>
@@ -346,7 +346,7 @@
       <w:r>
         <w:rPr>
           <w:rStyle w:val="MSGENFONTSTYLENAMETEMPLATEROLENUMBERMSGENFONTSTYLENAMEBYROLETEXT2"/>
-          <w:rFonts w:ascii="Tahoma" w:hAnsi="Tahoma"/>
+          <w:rFonts w:ascii="Tahoma" w:hAnsi="Tahoma" w:cs="Tahoma"/>
           <w:sz w:val="22"/>
           <w:szCs w:val="22"/>
         </w:rPr>
@@ -355,7 +355,7 @@
       <w:r>
         <w:rPr>
           <w:rStyle w:val="MSGENFONTSTYLENAMETEMPLATEROLENUMBERMSGENFONTSTYLENAMEBYROLETEXT2"/>
-          <w:rFonts w:ascii="Tahoma" w:hAnsi="Tahoma"/>
+          <w:rFonts w:ascii="Tahoma" w:hAnsi="Tahoma" w:cs="Tahoma"/>
           <w:sz w:val="22"/>
           <w:szCs w:val="22"/>
           <w:lang w:val="en-US"/>
@@ -365,7 +365,7 @@
       <w:r>
         <w:rPr>
           <w:rStyle w:val="MSGENFONTSTYLENAMETEMPLATEROLENUMBERMSGENFONTSTYLENAMEBYROLETEXT2"/>
-          <w:rFonts w:ascii="Tahoma" w:hAnsi="Tahoma"/>
+          <w:rFonts w:ascii="Tahoma" w:hAnsi="Tahoma" w:cs="Tahoma"/>
           <w:sz w:val="22"/>
           <w:szCs w:val="22"/>
         </w:rPr>
@@ -374,7 +374,7 @@
       <w:r>
         <w:rPr>
           <w:rStyle w:val="MSGENFONTSTYLENAMETEMPLATEROLENUMBERMSGENFONTSTYLENAMEBYROLETEXT2"/>
-          <w:rFonts w:ascii="Tahoma" w:hAnsi="Tahoma"/>
+          <w:rFonts w:ascii="Tahoma" w:hAnsi="Tahoma" w:cs="Tahoma"/>
           <w:sz w:val="22"/>
           <w:szCs w:val="22"/>
           <w:lang w:val="en-US"/>
@@ -384,7 +384,7 @@
       <w:r>
         <w:rPr>
           <w:rStyle w:val="MSGENFONTSTYLENAMETEMPLATEROLENUMBERMSGENFONTSTYLENAMEBYROLETEXT2"/>
-          <w:rFonts w:ascii="Tahoma" w:hAnsi="Tahoma"/>
+          <w:rFonts w:ascii="Tahoma" w:hAnsi="Tahoma" w:cs="Tahoma"/>
           <w:sz w:val="22"/>
           <w:szCs w:val="22"/>
         </w:rPr>
@@ -393,7 +393,7 @@
       <w:r>
         <w:rPr>
           <w:rStyle w:val="MSGENFONTSTYLENAMETEMPLATEROLENUMBERMSGENFONTSTYLENAMEBYROLETEXT2"/>
-          <w:rFonts w:ascii="Tahoma" w:hAnsi="Tahoma"/>
+          <w:rFonts w:ascii="Tahoma" w:hAnsi="Tahoma" w:cs="Tahoma"/>
           <w:sz w:val="22"/>
           <w:szCs w:val="22"/>
           <w:lang w:val="en-US"/>
@@ -403,7 +403,7 @@
       <w:r>
         <w:rPr>
           <w:rStyle w:val="MSGENFONTSTYLENAMETEMPLATEROLENUMBERMSGENFONTSTYLENAMEBYROLETEXT2"/>
-          <w:rFonts w:ascii="Tahoma" w:hAnsi="Tahoma"/>
+          <w:rFonts w:ascii="Tahoma" w:hAnsi="Tahoma" w:cs="Tahoma"/>
           <w:sz w:val="22"/>
           <w:szCs w:val="22"/>
         </w:rPr>
@@ -412,7 +412,7 @@
       <w:r>
         <w:rPr>
           <w:rStyle w:val="MSGENFONTSTYLENAMETEMPLATEROLENUMBERMSGENFONTSTYLENAMEBYROLETEXT2"/>
-          <w:rFonts w:ascii="Tahoma" w:hAnsi="Tahoma"/>
+          <w:rFonts w:ascii="Tahoma" w:hAnsi="Tahoma" w:cs="Tahoma"/>
           <w:sz w:val="22"/>
           <w:szCs w:val="22"/>
           <w:lang w:val="en-US"/>
@@ -422,7 +422,7 @@
       <w:r>
         <w:rPr>
           <w:rStyle w:val="MSGENFONTSTYLENAMETEMPLATEROLENUMBERMSGENFONTSTYLENAMEBYROLETEXT2"/>
-          <w:rFonts w:ascii="Tahoma" w:hAnsi="Tahoma"/>
+          <w:rFonts w:ascii="Tahoma" w:hAnsi="Tahoma" w:cs="Tahoma"/>
           <w:sz w:val="22"/>
           <w:szCs w:val="22"/>
         </w:rPr>
@@ -443,14 +443,14 @@
         <w:ind w:left="142" w:right="46"/>
         <w:jc w:val="both"/>
         <w:rPr>
-          <w:rFonts w:ascii="Tahoma" w:hAnsi="Tahoma"/>
+          <w:rFonts w:ascii="Tahoma" w:hAnsi="Tahoma" w:cs="Tahoma"/>
           <w:sz w:val="22"/>
           <w:szCs w:val="22"/>
         </w:rPr>
       </w:pPr>
       <w:r>
         <w:rPr>
-          <w:rFonts w:ascii="Tahoma" w:hAnsi="Tahoma"/>
+          <w:rFonts w:ascii="Tahoma" w:hAnsi="Tahoma" w:cs="Tahoma"/>
           <w:sz w:val="22"/>
           <w:szCs w:val="22"/>
           <w:lang w:val="en-US"/>
@@ -459,7 +459,7 @@
       </w:r>
       <w:r>
         <w:rPr>
-          <w:rFonts w:ascii="Tahoma" w:hAnsi="Tahoma"/>
+          <w:rFonts w:ascii="Tahoma" w:hAnsi="Tahoma" w:cs="Tahoma"/>
           <w:sz w:val="22"/>
           <w:szCs w:val="22"/>
           <w:shd w:val="clear" w:color="auto" w:fill="FFFFFF"/>
@@ -470,7 +470,7 @@
       <w:r>
         <w:rPr>
           <w:rStyle w:val="MSGENFONTSTYLENAMETEMPLATEROLENUMBERMSGENFONTSTYLENAMEBYROLETEXT2"/>
-          <w:rFonts w:ascii="Tahoma" w:hAnsi="Tahoma"/>
+          <w:rFonts w:ascii="Tahoma" w:hAnsi="Tahoma" w:cs="Tahoma"/>
           <w:sz w:val="22"/>
           <w:szCs w:val="22"/>
         </w:rPr>
@@ -479,7 +479,7 @@
       <w:r>
         <w:rPr>
           <w:rStyle w:val="MSGENFONTSTYLENAMETEMPLATEROLENUMBERMSGENFONTSTYLENAMEBYROLETEXT2"/>
-          <w:rFonts w:ascii="Tahoma" w:hAnsi="Tahoma"/>
+          <w:rFonts w:ascii="Tahoma" w:hAnsi="Tahoma" w:cs="Tahoma"/>
           <w:sz w:val="22"/>
           <w:szCs w:val="22"/>
           <w:lang w:val="en-US"/>
@@ -488,7 +488,7 @@
       </w:r>
       <w:r>
         <w:rPr>
-          <w:rFonts w:ascii="Tahoma" w:hAnsi="Tahoma"/>
+          <w:rFonts w:ascii="Tahoma" w:hAnsi="Tahoma" w:cs="Tahoma"/>
           <w:sz w:val="22"/>
           <w:szCs w:val="22"/>
           <w:shd w:val="clear" w:color="auto" w:fill="FFFFFF"/>
@@ -498,7 +498,7 @@
       </w:r>
       <w:r>
         <w:rPr>
-          <w:rFonts w:ascii="Tahoma" w:hAnsi="Tahoma"/>
+          <w:rFonts w:ascii="Tahoma" w:hAnsi="Tahoma" w:cs="Tahoma"/>
           <w:sz w:val="22"/>
           <w:szCs w:val="22"/>
           <w:shd w:val="clear" w:color="auto" w:fill="FFFFFF"/>
@@ -509,7 +509,7 @@
       <w:r>
         <w:rPr>
           <w:rStyle w:val="MSGENFONTSTYLENAMETEMPLATEROLENUMBERMSGENFONTSTYLENAMEBYROLETEXT2"/>
-          <w:rFonts w:ascii="Tahoma" w:hAnsi="Tahoma"/>
+          <w:rFonts w:ascii="Tahoma" w:hAnsi="Tahoma" w:cs="Tahoma"/>
           <w:sz w:val="22"/>
           <w:szCs w:val="22"/>
         </w:rPr>
@@ -518,7 +518,7 @@
       <w:r>
         <w:rPr>
           <w:rStyle w:val="MSGENFONTSTYLENAMETEMPLATEROLENUMBERMSGENFONTSTYLENAMEBYROLETEXT2"/>
-          <w:rFonts w:ascii="Tahoma" w:hAnsi="Tahoma"/>
+          <w:rFonts w:ascii="Tahoma" w:hAnsi="Tahoma" w:cs="Tahoma"/>
           <w:sz w:val="22"/>
           <w:szCs w:val="22"/>
           <w:lang w:val="en-US"/>
@@ -528,7 +528,7 @@
       <w:r>
         <w:rPr>
           <w:rStyle w:val="MSGENFONTSTYLENAMETEMPLATEROLENUMBERMSGENFONTSTYLENAMEBYROLETEXT2"/>
-          <w:rFonts w:ascii="Tahoma" w:hAnsi="Tahoma"/>
+          <w:rFonts w:ascii="Tahoma" w:hAnsi="Tahoma" w:cs="Tahoma"/>
           <w:sz w:val="22"/>
           <w:szCs w:val="22"/>
         </w:rPr>
@@ -536,7 +536,7 @@
       </w:r>
       <w:r>
         <w:rPr>
-          <w:rFonts w:ascii="Tahoma" w:hAnsi="Tahoma"/>
+          <w:rFonts w:ascii="Tahoma" w:hAnsi="Tahoma" w:cs="Tahoma"/>
           <w:sz w:val="22"/>
           <w:szCs w:val="22"/>
           <w:shd w:val="clear" w:color="auto" w:fill="FFFFFF"/>
@@ -559,7 +559,7 @@
         <w:ind w:left="142" w:right="45"/>
         <w:jc w:val="both"/>
         <w:rPr>
-          <w:rFonts w:ascii="Tahoma" w:hAnsi="Tahoma"/>
+          <w:rFonts w:ascii="Tahoma" w:hAnsi="Tahoma" w:cs="Tahoma"/>
           <w:sz w:val="22"/>
           <w:szCs w:val="22"/>
           <w:lang w:val="en-US"/>
@@ -567,7 +567,7 @@
       </w:pPr>
       <w:r>
         <w:rPr>
-          <w:rFonts w:ascii="Tahoma" w:hAnsi="Tahoma"/>
+          <w:rFonts w:ascii="Tahoma" w:hAnsi="Tahoma" w:cs="Tahoma"/>
           <w:sz w:val="22"/>
           <w:szCs w:val="22"/>
           <w:lang w:val="en-US"/>
@@ -576,7 +576,7 @@
       </w:r>
       <w:r>
         <w:rPr>
-          <w:rFonts w:ascii="Tahoma" w:hAnsi="Tahoma"/>
+          <w:rFonts w:ascii="Tahoma" w:hAnsi="Tahoma" w:cs="Tahoma"/>
           <w:sz w:val="22"/>
           <w:szCs w:val="22"/>
         </w:rPr>
@@ -585,7 +585,7 @@
       <w:r>
         <w:rPr>
           <w:rStyle w:val="MSGENFONTSTYLENAMETEMPLATEROLENUMBERMSGENFONTSTYLENAMEBYROLETEXT2"/>
-          <w:rFonts w:ascii="Tahoma" w:hAnsi="Tahoma"/>
+          <w:rFonts w:ascii="Tahoma" w:hAnsi="Tahoma" w:cs="Tahoma"/>
           <w:sz w:val="22"/>
           <w:szCs w:val="22"/>
           <w:lang w:val="en-US"/>
@@ -595,7 +595,7 @@
       <w:r>
         <w:rPr>
           <w:rStyle w:val="MSGENFONTSTYLENAMETEMPLATEROLENUMBERMSGENFONTSTYLENAMEBYROLETEXT2"/>
-          <w:rFonts w:ascii="Tahoma" w:hAnsi="Tahoma"/>
+          <w:rFonts w:ascii="Tahoma" w:hAnsi="Tahoma" w:cs="Tahoma"/>
           <w:sz w:val="22"/>
           <w:szCs w:val="22"/>
         </w:rPr>
@@ -604,7 +604,7 @@
       <w:r>
         <w:rPr>
           <w:rStyle w:val="MSGENFONTSTYLENAMETEMPLATEROLENUMBERMSGENFONTSTYLENAMEBYROLETEXT2"/>
-          <w:rFonts w:ascii="Tahoma" w:hAnsi="Tahoma"/>
+          <w:rFonts w:ascii="Tahoma" w:hAnsi="Tahoma" w:cs="Tahoma"/>
           <w:sz w:val="22"/>
           <w:szCs w:val="22"/>
           <w:lang w:val="en-US"/>
@@ -613,7 +613,7 @@
       </w:r>
       <w:r>
         <w:rPr>
-          <w:rFonts w:ascii="Tahoma" w:hAnsi="Tahoma"/>
+          <w:rFonts w:ascii="Tahoma" w:hAnsi="Tahoma" w:cs="Tahoma"/>
           <w:sz w:val="22"/>
           <w:szCs w:val="22"/>
           <w:shd w:val="clear" w:color="auto" w:fill="FFFFFF"/>
@@ -624,7 +624,7 @@
       <w:r>
         <w:rPr>
           <w:rStyle w:val="MSGENFONTSTYLENAMETEMPLATEROLENUMBERMSGENFONTSTYLENAMEBYROLETEXT2"/>
-          <w:rFonts w:ascii="Tahoma" w:hAnsi="Tahoma"/>
+          <w:rFonts w:ascii="Tahoma" w:hAnsi="Tahoma" w:cs="Tahoma"/>
           <w:sz w:val="22"/>
           <w:szCs w:val="22"/>
           <w:lang w:val="en-US"/>
@@ -634,7 +634,7 @@
       <w:r>
         <w:rPr>
           <w:rStyle w:val="MSGENFONTSTYLENAMETEMPLATEROLENUMBERMSGENFONTSTYLENAMEBYROLETEXT2"/>
-          <w:rFonts w:ascii="Tahoma" w:hAnsi="Tahoma"/>
+          <w:rFonts w:ascii="Tahoma" w:hAnsi="Tahoma" w:cs="Tahoma"/>
           <w:sz w:val="22"/>
           <w:szCs w:val="22"/>
           <w:lang w:val="en-US"/>
@@ -644,7 +644,7 @@
       <w:r>
         <w:rPr>
           <w:rStyle w:val="MSGENFONTSTYLENAMETEMPLATEROLENUMBERMSGENFONTSTYLENAMEBYROLETEXT2"/>
-          <w:rFonts w:ascii="Tahoma" w:hAnsi="Tahoma"/>
+          <w:rFonts w:ascii="Tahoma" w:hAnsi="Tahoma" w:cs="Tahoma"/>
           <w:sz w:val="22"/>
           <w:szCs w:val="22"/>
         </w:rPr>
@@ -653,7 +653,7 @@
       <w:r>
         <w:rPr>
           <w:rStyle w:val="MSGENFONTSTYLENAMETEMPLATEROLENUMBERMSGENFONTSTYLENAMEBYROLETEXT2"/>
-          <w:rFonts w:ascii="Tahoma" w:hAnsi="Tahoma"/>
+          <w:rFonts w:ascii="Tahoma" w:hAnsi="Tahoma" w:cs="Tahoma"/>
           <w:sz w:val="22"/>
           <w:szCs w:val="22"/>
           <w:lang w:val="en-US"/>
@@ -663,7 +663,7 @@
       <w:r>
         <w:rPr>
           <w:rStyle w:val="MSGENFONTSTYLENAMETEMPLATEROLENUMBERMSGENFONTSTYLENAMEBYROLETEXT2"/>
-          <w:rFonts w:ascii="Tahoma" w:hAnsi="Tahoma"/>
+          <w:rFonts w:ascii="Tahoma" w:hAnsi="Tahoma" w:cs="Tahoma"/>
           <w:sz w:val="22"/>
           <w:szCs w:val="22"/>
         </w:rPr>
@@ -671,7 +671,7 @@
       </w:r>
       <w:r>
         <w:rPr>
-          <w:rFonts w:ascii="Tahoma" w:hAnsi="Tahoma"/>
+          <w:rFonts w:ascii="Tahoma" w:hAnsi="Tahoma" w:cs="Tahoma"/>
           <w:sz w:val="22"/>
           <w:szCs w:val="22"/>
           <w:shd w:val="clear" w:color="auto" w:fill="FFFFFF"/>
@@ -680,7 +680,7 @@
       </w:r>
       <w:r>
         <w:rPr>
-          <w:rFonts w:ascii="Tahoma" w:hAnsi="Tahoma"/>
+          <w:rFonts w:ascii="Tahoma" w:hAnsi="Tahoma" w:cs="Tahoma"/>
           <w:sz w:val="22"/>
           <w:szCs w:val="22"/>
           <w:shd w:val="clear" w:color="auto" w:fill="FFFFFF"/>
@@ -690,7 +690,7 @@
       </w:r>
       <w:r>
         <w:rPr>
-          <w:rFonts w:ascii="Tahoma" w:hAnsi="Tahoma"/>
+          <w:rFonts w:ascii="Tahoma" w:hAnsi="Tahoma" w:cs="Tahoma"/>
           <w:sz w:val="22"/>
           <w:szCs w:val="22"/>
           <w:shd w:val="clear" w:color="auto" w:fill="FFFFFF"/>
@@ -699,7 +699,7 @@
       </w:r>
       <w:r>
         <w:rPr>
-          <w:rFonts w:ascii="Tahoma" w:hAnsi="Tahoma"/>
+          <w:rFonts w:ascii="Tahoma" w:hAnsi="Tahoma" w:cs="Tahoma"/>
           <w:sz w:val="22"/>
           <w:szCs w:val="22"/>
           <w:shd w:val="clear" w:color="auto" w:fill="FFFFFF"/>
@@ -709,7 +709,7 @@
       </w:r>
       <w:r>
         <w:rPr>
-          <w:rFonts w:ascii="Tahoma" w:hAnsi="Tahoma"/>
+          <w:rFonts w:ascii="Tahoma" w:hAnsi="Tahoma" w:cs="Tahoma"/>
           <w:sz w:val="22"/>
           <w:szCs w:val="22"/>
           <w:shd w:val="clear" w:color="auto" w:fill="FFFFFF"/>
@@ -718,7 +718,7 @@
       </w:r>
       <w:r>
         <w:rPr>
-          <w:rFonts w:ascii="Tahoma" w:hAnsi="Tahoma"/>
+          <w:rFonts w:ascii="Tahoma" w:hAnsi="Tahoma" w:cs="Tahoma"/>
           <w:sz w:val="22"/>
           <w:szCs w:val="22"/>
           <w:shd w:val="clear" w:color="auto" w:fill="FFFFFF"/>
@@ -728,7 +728,7 @@
       </w:r>
       <w:r>
         <w:rPr>
-          <w:rFonts w:ascii="Tahoma" w:hAnsi="Tahoma"/>
+          <w:rFonts w:ascii="Tahoma" w:hAnsi="Tahoma" w:cs="Tahoma"/>
           <w:sz w:val="22"/>
           <w:szCs w:val="22"/>
           <w:shd w:val="clear" w:color="auto" w:fill="FFFFFF"/>
@@ -749,7 +749,7 @@
         <w:ind w:left="142" w:right="46"/>
         <w:jc w:val="both"/>
         <w:rPr>
-          <w:rFonts w:ascii="Tahoma" w:hAnsi="Tahoma"/>
+          <w:rFonts w:ascii="Tahoma" w:hAnsi="Tahoma" w:cs="Tahoma"/>
           <w:sz w:val="22"/>
           <w:szCs w:val="22"/>
           <w:shd w:val="clear" w:color="auto" w:fill="FFFFFF"/>
@@ -759,7 +759,7 @@
       <w:r>
         <w:rPr>
           <w:rStyle w:val="MSGENFONTSTYLENAMETEMPLATEROLENUMBERMSGENFONTSTYLENAMEBYROLETEXT2"/>
-          <w:rFonts w:ascii="Tahoma" w:hAnsi="Tahoma"/>
+          <w:rFonts w:ascii="Tahoma" w:hAnsi="Tahoma" w:cs="Tahoma"/>
           <w:sz w:val="22"/>
           <w:szCs w:val="22"/>
           <w:lang w:val="en-US"/>
@@ -769,7 +769,7 @@
       <w:r>
         <w:rPr>
           <w:rStyle w:val="MSGENFONTSTYLENAMETEMPLATEROLENUMBERMSGENFONTSTYLENAMEBYROLETEXT2"/>
-          <w:rFonts w:ascii="Tahoma" w:hAnsi="Tahoma"/>
+          <w:rFonts w:ascii="Tahoma" w:hAnsi="Tahoma" w:cs="Tahoma"/>
           <w:sz w:val="22"/>
           <w:szCs w:val="22"/>
         </w:rPr>
@@ -778,7 +778,7 @@
       <w:r>
         <w:rPr>
           <w:rStyle w:val="MSGENFONTSTYLENAMETEMPLATEROLENUMBERMSGENFONTSTYLENAMEBYROLETEXT2"/>
-          <w:rFonts w:ascii="Tahoma" w:hAnsi="Tahoma"/>
+          <w:rFonts w:ascii="Tahoma" w:hAnsi="Tahoma" w:cs="Tahoma"/>
           <w:sz w:val="22"/>
           <w:szCs w:val="22"/>
           <w:lang w:val="en-US"/>
@@ -788,7 +788,7 @@
       <w:r>
         <w:rPr>
           <w:rStyle w:val="MSGENFONTSTYLENAMETEMPLATEROLENUMBERMSGENFONTSTYLENAMEBYROLETEXT2"/>
-          <w:rFonts w:ascii="Tahoma" w:hAnsi="Tahoma"/>
+          <w:rFonts w:ascii="Tahoma" w:hAnsi="Tahoma" w:cs="Tahoma"/>
           <w:sz w:val="22"/>
           <w:szCs w:val="22"/>
         </w:rPr>
@@ -797,7 +797,7 @@
       <w:r>
         <w:rPr>
           <w:rStyle w:val="MSGENFONTSTYLENAMETEMPLATEROLENUMBERMSGENFONTSTYLENAMEBYROLETEXT2"/>
-          <w:rFonts w:ascii="Tahoma" w:hAnsi="Tahoma"/>
+          <w:rFonts w:ascii="Tahoma" w:hAnsi="Tahoma" w:cs="Tahoma"/>
           <w:sz w:val="22"/>
           <w:szCs w:val="22"/>
           <w:lang w:val="en-US"/>
@@ -807,7 +807,7 @@
       <w:r>
         <w:rPr>
           <w:rStyle w:val="MSGENFONTSTYLENAMETEMPLATEROLENUMBERMSGENFONTSTYLENAMEBYROLETEXT2"/>
-          <w:rFonts w:ascii="Tahoma" w:hAnsi="Tahoma"/>
+          <w:rFonts w:ascii="Tahoma" w:hAnsi="Tahoma" w:cs="Tahoma"/>
           <w:sz w:val="22"/>
           <w:szCs w:val="22"/>
         </w:rPr>
@@ -816,7 +816,7 @@
       <w:r>
         <w:rPr>
           <w:rStyle w:val="MSGENFONTSTYLENAMETEMPLATEROLENUMBERMSGENFONTSTYLENAMEBYROLETEXT2"/>
-          <w:rFonts w:ascii="Tahoma" w:hAnsi="Tahoma"/>
+          <w:rFonts w:ascii="Tahoma" w:hAnsi="Tahoma" w:cs="Tahoma"/>
           <w:sz w:val="22"/>
           <w:szCs w:val="22"/>
           <w:lang w:val="en-US"/>
@@ -826,7 +826,7 @@
       <w:r>
         <w:rPr>
           <w:rStyle w:val="MSGENFONTSTYLENAMETEMPLATEROLENUMBERMSGENFONTSTYLENAMEBYROLETEXT2"/>
-          <w:rFonts w:ascii="Tahoma" w:hAnsi="Tahoma"/>
+          <w:rFonts w:ascii="Tahoma" w:hAnsi="Tahoma" w:cs="Tahoma"/>
           <w:sz w:val="22"/>
           <w:szCs w:val="22"/>
         </w:rPr>
@@ -835,7 +835,7 @@
       <w:r>
         <w:rPr>
           <w:rStyle w:val="MSGENFONTSTYLENAMETEMPLATEROLENUMBERMSGENFONTSTYLENAMEBYROLETEXT2"/>
-          <w:rFonts w:ascii="Tahoma" w:hAnsi="Tahoma"/>
+          <w:rFonts w:ascii="Tahoma" w:hAnsi="Tahoma" w:cs="Tahoma"/>
           <w:sz w:val="22"/>
           <w:szCs w:val="22"/>
           <w:lang w:val="en-US"/>
@@ -845,7 +845,7 @@
       <w:r>
         <w:rPr>
           <w:rStyle w:val="MSGENFONTSTYLENAMETEMPLATEROLENUMBERMSGENFONTSTYLENAMEBYROLETEXT2"/>
-          <w:rFonts w:ascii="Tahoma" w:hAnsi="Tahoma"/>
+          <w:rFonts w:ascii="Tahoma" w:hAnsi="Tahoma" w:cs="Tahoma"/>
           <w:sz w:val="22"/>
           <w:szCs w:val="22"/>
         </w:rPr>
@@ -854,7 +854,7 @@
       <w:r>
         <w:rPr>
           <w:rStyle w:val="MSGENFONTSTYLENAMETEMPLATEROLENUMBERMSGENFONTSTYLENAMEBYROLETEXT2"/>
-          <w:rFonts w:ascii="Tahoma" w:hAnsi="Tahoma"/>
+          <w:rFonts w:ascii="Tahoma" w:hAnsi="Tahoma" w:cs="Tahoma"/>
           <w:sz w:val="22"/>
           <w:szCs w:val="22"/>
           <w:lang w:val="en-US"/>
@@ -864,7 +864,7 @@
       <w:r>
         <w:rPr>
           <w:rStyle w:val="MSGENFONTSTYLENAMETEMPLATEROLENUMBERMSGENFONTSTYLENAMEBYROLETEXT2"/>
-          <w:rFonts w:ascii="Tahoma" w:hAnsi="Tahoma"/>
+          <w:rFonts w:ascii="Tahoma" w:hAnsi="Tahoma" w:cs="Tahoma"/>
           <w:sz w:val="22"/>
           <w:szCs w:val="22"/>
         </w:rPr>
@@ -873,7 +873,7 @@
       <w:r>
         <w:rPr>
           <w:rStyle w:val="MSGENFONTSTYLENAMETEMPLATEROLENUMBERMSGENFONTSTYLENAMEBYROLETEXT2"/>
-          <w:rFonts w:ascii="Tahoma" w:hAnsi="Tahoma"/>
+          <w:rFonts w:ascii="Tahoma" w:hAnsi="Tahoma" w:cs="Tahoma"/>
           <w:sz w:val="22"/>
           <w:szCs w:val="22"/>
           <w:lang w:val="en-US"/>
@@ -882,7 +882,7 @@
       </w:r>
       <w:r>
         <w:rPr>
-          <w:rFonts w:ascii="Tahoma" w:hAnsi="Tahoma"/>
+          <w:rFonts w:ascii="Tahoma" w:hAnsi="Tahoma" w:cs="Tahoma"/>
           <w:sz w:val="22"/>
           <w:szCs w:val="22"/>
           <w:shd w:val="clear" w:color="auto" w:fill="FFFFFF"/>
@@ -891,7 +891,7 @@
       </w:r>
       <w:r>
         <w:rPr>
-          <w:rFonts w:ascii="Tahoma" w:hAnsi="Tahoma"/>
+          <w:rFonts w:ascii="Tahoma" w:hAnsi="Tahoma" w:cs="Tahoma"/>
           <w:sz w:val="22"/>
           <w:szCs w:val="22"/>
           <w:lang w:val="en-US"/>
@@ -901,7 +901,7 @@
       <w:r>
         <w:rPr>
           <w:rStyle w:val="MSGENFONTSTYLENAMETEMPLATEROLENUMBERMSGENFONTSTYLENAMEBYROLETEXT2"/>
-          <w:rFonts w:ascii="Tahoma" w:hAnsi="Tahoma"/>
+          <w:rFonts w:ascii="Tahoma" w:hAnsi="Tahoma" w:cs="Tahoma"/>
           <w:sz w:val="22"/>
           <w:szCs w:val="22"/>
         </w:rPr>
@@ -910,7 +910,7 @@
       <w:r>
         <w:rPr>
           <w:rStyle w:val="MSGENFONTSTYLENAMETEMPLATEROLENUMBERMSGENFONTSTYLENAMEBYROLETEXT2"/>
-          <w:rFonts w:ascii="Tahoma" w:hAnsi="Tahoma"/>
+          <w:rFonts w:ascii="Tahoma" w:hAnsi="Tahoma" w:cs="Tahoma"/>
           <w:sz w:val="22"/>
           <w:szCs w:val="22"/>
           <w:lang w:val="en-US"/>
@@ -919,7 +919,7 @@
       </w:r>
       <w:r>
         <w:rPr>
-          <w:rFonts w:ascii="Tahoma" w:hAnsi="Tahoma"/>
+          <w:rFonts w:ascii="Tahoma" w:hAnsi="Tahoma" w:cs="Tahoma"/>
           <w:sz w:val="22"/>
           <w:szCs w:val="22"/>
           <w:shd w:val="clear" w:color="auto" w:fill="FFFFFF"/>
@@ -930,7 +930,7 @@
       <w:r>
         <w:rPr>
           <w:rStyle w:val="MSGENFONTSTYLENAMETEMPLATEROLENUMBERMSGENFONTSTYLENAMEBYROLETEXT2"/>
-          <w:rFonts w:ascii="Tahoma" w:hAnsi="Tahoma"/>
+          <w:rFonts w:ascii="Tahoma" w:hAnsi="Tahoma" w:cs="Tahoma"/>
           <w:sz w:val="22"/>
           <w:szCs w:val="22"/>
         </w:rPr>
@@ -939,7 +939,7 @@
       <w:r>
         <w:rPr>
           <w:rStyle w:val="MSGENFONTSTYLENAMETEMPLATEROLENUMBERMSGENFONTSTYLENAMEBYROLETEXT2"/>
-          <w:rFonts w:ascii="Tahoma" w:hAnsi="Tahoma"/>
+          <w:rFonts w:ascii="Tahoma" w:hAnsi="Tahoma" w:cs="Tahoma"/>
           <w:sz w:val="22"/>
           <w:szCs w:val="22"/>
           <w:lang w:val="en-US"/>
@@ -949,7 +949,7 @@
       <w:r>
         <w:rPr>
           <w:rStyle w:val="MSGENFONTSTYLENAMETEMPLATEROLENUMBERMSGENFONTSTYLENAMEBYROLETEXT2"/>
-          <w:rFonts w:ascii="Tahoma" w:hAnsi="Tahoma"/>
+          <w:rFonts w:ascii="Tahoma" w:hAnsi="Tahoma" w:cs="Tahoma"/>
           <w:sz w:val="22"/>
           <w:szCs w:val="22"/>
         </w:rPr>
@@ -958,7 +958,7 @@
       <w:r>
         <w:rPr>
           <w:rStyle w:val="MSGENFONTSTYLENAMETEMPLATEROLENUMBERMSGENFONTSTYLENAMEBYROLETEXT2"/>
-          <w:rFonts w:ascii="Tahoma" w:hAnsi="Tahoma"/>
+          <w:rFonts w:ascii="Tahoma" w:hAnsi="Tahoma" w:cs="Tahoma"/>
           <w:sz w:val="22"/>
           <w:szCs w:val="22"/>
           <w:lang w:val="en-US"/>
@@ -967,7 +967,7 @@
       </w:r>
       <w:r>
         <w:rPr>
-          <w:rFonts w:ascii="Tahoma" w:hAnsi="Tahoma"/>
+          <w:rFonts w:ascii="Tahoma" w:hAnsi="Tahoma" w:cs="Tahoma"/>
           <w:sz w:val="22"/>
           <w:szCs w:val="22"/>
           <w:shd w:val="clear" w:color="auto" w:fill="FFFFFF"/>
@@ -987,7 +987,7 @@
         <w:ind w:left="142" w:right="46"/>
         <w:jc w:val="both"/>
         <w:rPr>
-          <w:rFonts w:ascii="Tahoma" w:hAnsi="Tahoma"/>
+          <w:rFonts w:ascii="Tahoma" w:hAnsi="Tahoma" w:cs="Tahoma"/>
           <w:sz w:val="22"/>
           <w:szCs w:val="22"/>
           <w:shd w:val="clear" w:color="auto" w:fill="FFFFFF"/>
@@ -997,7 +997,7 @@
       <w:r>
         <w:rPr>
           <w:rStyle w:val="MSGENFONTSTYLENAMETEMPLATEROLENUMBERMSGENFONTSTYLENAMEBYROLETEXT2"/>
-          <w:rFonts w:ascii="Tahoma" w:hAnsi="Tahoma"/>
+          <w:rFonts w:ascii="Tahoma" w:hAnsi="Tahoma" w:cs="Tahoma"/>
           <w:sz w:val="22"/>
           <w:szCs w:val="22"/>
         </w:rPr>
@@ -1006,7 +1006,7 @@
       <w:r>
         <w:rPr>
           <w:rStyle w:val="MSGENFONTSTYLENAMETEMPLATEROLENUMBERMSGENFONTSTYLENAMEBYROLETEXT2"/>
-          <w:rFonts w:ascii="Tahoma" w:hAnsi="Tahoma"/>
+          <w:rFonts w:ascii="Tahoma" w:hAnsi="Tahoma" w:cs="Tahoma"/>
           <w:sz w:val="22"/>
           <w:szCs w:val="22"/>
           <w:lang w:val="en-US"/>
@@ -1016,7 +1016,7 @@
       <w:r>
         <w:rPr>
           <w:rStyle w:val="MSGENFONTSTYLENAMETEMPLATEROLENUMBERMSGENFONTSTYLENAMEBYROLETEXT2"/>
-          <w:rFonts w:ascii="Tahoma" w:hAnsi="Tahoma"/>
+          <w:rFonts w:ascii="Tahoma" w:hAnsi="Tahoma" w:cs="Tahoma"/>
           <w:sz w:val="22"/>
           <w:szCs w:val="22"/>
         </w:rPr>
@@ -1025,7 +1025,7 @@
       <w:r>
         <w:rPr>
           <w:rStyle w:val="MSGENFONTSTYLENAMETEMPLATEROLENUMBERMSGENFONTSTYLENAMEBYROLETEXT2"/>
-          <w:rFonts w:ascii="Tahoma" w:hAnsi="Tahoma"/>
+          <w:rFonts w:ascii="Tahoma" w:hAnsi="Tahoma" w:cs="Tahoma"/>
           <w:sz w:val="22"/>
           <w:szCs w:val="22"/>
           <w:lang w:val="en-US"/>
@@ -1035,7 +1035,7 @@
       <w:r>
         <w:rPr>
           <w:rStyle w:val="MSGENFONTSTYLENAMETEMPLATEROLENUMBERMSGENFONTSTYLENAMEBYROLETEXT2"/>
-          <w:rFonts w:ascii="Tahoma" w:hAnsi="Tahoma"/>
+          <w:rFonts w:ascii="Tahoma" w:hAnsi="Tahoma" w:cs="Tahoma"/>
           <w:sz w:val="22"/>
           <w:szCs w:val="22"/>
         </w:rPr>
@@ -1043,7 +1043,7 @@
       </w:r>
       <w:r>
         <w:rPr>
-          <w:rFonts w:ascii="Tahoma" w:hAnsi="Tahoma"/>
+          <w:rFonts w:ascii="Tahoma" w:hAnsi="Tahoma" w:cs="Tahoma"/>
           <w:sz w:val="22"/>
           <w:szCs w:val="22"/>
           <w:shd w:val="clear" w:color="auto" w:fill="FFFFFF"/>
@@ -1053,7 +1053,7 @@
       </w:r>
       <w:r>
         <w:rPr>
-          <w:rFonts w:ascii="Tahoma" w:hAnsi="Tahoma"/>
+          <w:rFonts w:ascii="Tahoma" w:hAnsi="Tahoma" w:cs="Tahoma"/>
           <w:sz w:val="22"/>
           <w:szCs w:val="22"/>
           <w:shd w:val="clear" w:color="auto" w:fill="FFFFFF"/>
@@ -1071,7 +1071,7 @@
         <w:jc w:val="both"/>
         <w:rPr>
           <w:rStyle w:val="MSGENFONTSTYLENAMETEMPLATEROLENUMBERMSGENFONTSTYLENAMEBYROLETEXT2"/>
-          <w:rFonts w:ascii="Tahoma" w:hAnsi="Tahoma"/>
+          <w:rFonts w:ascii="Tahoma" w:hAnsi="Tahoma" w:cs="Tahoma"/>
           <w:sz w:val="22"/>
           <w:szCs w:val="22"/>
           <w:lang w:val="en-US"/>
@@ -1081,7 +1081,7 @@
       <w:r>
         <w:rPr>
           <w:rStyle w:val="MSGENFONTSTYLENAMETEMPLATEROLENUMBERMSGENFONTSTYLENAMEBYROLETEXT2"/>
-          <w:rFonts w:ascii="Tahoma" w:hAnsi="Tahoma"/>
+          <w:rFonts w:ascii="Tahoma" w:hAnsi="Tahoma" w:cs="Tahoma"/>
           <w:sz w:val="22"/>
           <w:szCs w:val="22"/>
         </w:rPr>
@@ -1098,7 +1098,7 @@
         <w:jc w:val="both"/>
         <w:rPr>
           <w:rStyle w:val="MSGENFONTSTYLENAMETEMPLATEROLENUMBERMSGENFONTSTYLENAMEBYROLETEXT2"/>
-          <w:rFonts w:ascii="Tahoma" w:hAnsi="Tahoma"/>
+          <w:rFonts w:ascii="Tahoma" w:hAnsi="Tahoma" w:cs="Tahoma"/>
           <w:sz w:val="20"/>
           <w:szCs w:val="20"/>
           <w:lang w:val="en-US"/>
@@ -1113,7 +1113,7 @@
         <w:ind w:left="142" w:right="46"/>
         <w:rPr>
           <w:rStyle w:val="MSGENFONTSTYLENAMETEMPLATEROLENUMBERMSGENFONTSTYLENAMEBYROLETEXT3"/>
-          <w:rFonts w:ascii="Tahoma" w:hAnsi="Tahoma"/>
+          <w:rFonts w:ascii="Tahoma" w:hAnsi="Tahoma" w:cs="Tahoma"/>
           <w:b/>
           <w:bCs/>
           <w:i/>
@@ -1126,7 +1126,7 @@
       <w:r>
         <w:rPr>
           <w:rStyle w:val="MSGENFONTSTYLENAMETEMPLATEROLENUMBERMSGENFONTSTYLENAMEBYROLETEXT3"/>
-          <w:rFonts w:ascii="Tahoma" w:hAnsi="Tahoma"/>
+          <w:rFonts w:ascii="Tahoma" w:hAnsi="Tahoma" w:cs="Tahoma"/>
           <w:b/>
           <w:bCs/>
           <w:i/>
@@ -1140,7 +1140,7 @@
       <w:r>
         <w:rPr>
           <w:rStyle w:val="MSGENFONTSTYLENAMETEMPLATEROLENUMBERMSGENFONTSTYLENAMEBYROLETEXT3"/>
-          <w:rFonts w:ascii="Tahoma" w:hAnsi="Tahoma"/>
+          <w:rFonts w:ascii="Tahoma" w:hAnsi="Tahoma" w:cs="Tahoma"/>
           <w:b/>
           <w:bCs/>
           <w:i/>
@@ -1153,7 +1153,7 @@
       <w:r>
         <w:rPr>
           <w:rStyle w:val="MSGENFONTSTYLENAMETEMPLATEROLENUMBERMSGENFONTSTYLENAMEBYROLETEXT3"/>
-          <w:rFonts w:ascii="Tahoma" w:hAnsi="Tahoma"/>
+          <w:rFonts w:ascii="Tahoma" w:hAnsi="Tahoma" w:cs="Tahoma"/>
           <w:b/>
           <w:bCs/>
           <w:i/>
@@ -1167,7 +1167,7 @@
       <w:r>
         <w:rPr>
           <w:rStyle w:val="MSGENFONTSTYLENAMETEMPLATEROLENUMBERMSGENFONTSTYLENAMEBYROLETEXT3"/>
-          <w:rFonts w:ascii="Tahoma" w:hAnsi="Tahoma"/>
+          <w:rFonts w:ascii="Tahoma" w:hAnsi="Tahoma" w:cs="Tahoma"/>
           <w:b/>
           <w:bCs/>
           <w:i/>
@@ -1186,7 +1186,7 @@
         <w:ind w:left="142" w:right="46"/>
         <w:rPr>
           <w:rStyle w:val="MSGENFONTSTYLENAMETEMPLATEROLENUMBERMSGENFONTSTYLENAMEBYROLETEXT3"/>
-          <w:rFonts w:ascii="Tahoma" w:hAnsi="Tahoma"/>
+          <w:rFonts w:ascii="Tahoma" w:hAnsi="Tahoma" w:cs="Tahoma"/>
           <w:b/>
           <w:bCs/>
           <w:i/>
@@ -1205,7 +1205,7 @@
         <w:ind w:left="142" w:right="46"/>
         <w:rPr>
           <w:rStyle w:val="MSGENFONTSTYLENAMETEMPLATEROLENUMBERMSGENFONTSTYLENAMEBYROLETEXT3"/>
-          <w:rFonts w:ascii="Tahoma" w:hAnsi="Tahoma"/>
+          <w:rFonts w:ascii="Tahoma" w:hAnsi="Tahoma" w:cs="Tahoma"/>
           <w:b/>
           <w:bCs/>
           <w:i/>
@@ -1218,7 +1218,7 @@
       <w:r>
         <w:rPr>
           <w:rStyle w:val="MSGENFONTSTYLENAMETEMPLATEROLENUMBERMSGENFONTSTYLENAMEBYROLETEXT3"/>
-          <w:rFonts w:ascii="Tahoma" w:hAnsi="Tahoma"/>
+          <w:rFonts w:ascii="Tahoma" w:hAnsi="Tahoma" w:cs="Tahoma"/>
           <w:b/>
           <w:bCs/>
           <w:i/>
@@ -1232,7 +1232,7 @@
       <w:r>
         <w:rPr>
           <w:rStyle w:val="MSGENFONTSTYLENAMETEMPLATEROLENUMBERMSGENFONTSTYLENAMEBYROLETEXT3"/>
-          <w:rFonts w:ascii="Tahoma" w:hAnsi="Tahoma"/>
+          <w:rFonts w:ascii="Tahoma" w:hAnsi="Tahoma" w:cs="Tahoma"/>
           <w:b/>
           <w:bCs/>
           <w:i/>
@@ -1245,7 +1245,7 @@
       <w:r>
         <w:rPr>
           <w:rStyle w:val="MSGENFONTSTYLENAMETEMPLATEROLENUMBERMSGENFONTSTYLENAMEBYROLETEXT3"/>
-          <w:rFonts w:ascii="Tahoma" w:hAnsi="Tahoma"/>
+          <w:rFonts w:ascii="Tahoma" w:hAnsi="Tahoma" w:cs="Tahoma"/>
           <w:b/>
           <w:bCs/>
           <w:i/>
@@ -1259,7 +1259,7 @@
       <w:r>
         <w:rPr>
           <w:rStyle w:val="MSGENFONTSTYLENAMETEMPLATEROLENUMBERMSGENFONTSTYLENAMEBYROLETEXT3"/>
-          <w:rFonts w:ascii="Tahoma" w:hAnsi="Tahoma"/>
+          <w:rFonts w:ascii="Tahoma" w:hAnsi="Tahoma" w:cs="Tahoma"/>
           <w:b/>
           <w:bCs/>
           <w:i/>
@@ -1272,7 +1272,7 @@
       <w:r>
         <w:rPr>
           <w:rStyle w:val="MSGENFONTSTYLENAMETEMPLATEROLENUMBERMSGENFONTSTYLENAMEBYROLETEXT3"/>
-          <w:rFonts w:ascii="Tahoma" w:hAnsi="Tahoma"/>
+          <w:rFonts w:ascii="Tahoma" w:hAnsi="Tahoma" w:cs="Tahoma"/>
           <w:b/>
           <w:bCs/>
           <w:i/>
@@ -1286,7 +1286,7 @@
       <w:r>
         <w:rPr>
           <w:rStyle w:val="MSGENFONTSTYLENAMETEMPLATEROLENUMBERMSGENFONTSTYLENAMEBYROLETEXT3"/>
-          <w:rFonts w:ascii="Tahoma" w:hAnsi="Tahoma"/>
+          <w:rFonts w:ascii="Tahoma" w:hAnsi="Tahoma" w:cs="Tahoma"/>
           <w:b/>
           <w:bCs/>
           <w:i/>
@@ -1305,7 +1305,7 @@
         <w:ind w:left="142" w:right="46"/>
         <w:rPr>
           <w:rStyle w:val="MSGENFONTSTYLENAMETEMPLATEROLENUMBERMSGENFONTSTYLENAMEBYROLETEXT3"/>
-          <w:rFonts w:ascii="Tahoma" w:hAnsi="Tahoma"/>
+          <w:rFonts w:ascii="Tahoma" w:hAnsi="Tahoma" w:cs="Tahoma"/>
           <w:b/>
           <w:bCs/>
           <w:i/>
@@ -1324,7 +1324,7 @@
         <w:ind w:left="142" w:right="46"/>
         <w:rPr>
           <w:rStyle w:val="MSGENFONTSTYLENAMETEMPLATEROLENUMBERMSGENFONTSTYLENAMEBYROLETEXT3"/>
-          <w:rFonts w:ascii="Tahoma" w:hAnsi="Tahoma"/>
+          <w:rFonts w:ascii="Tahoma" w:hAnsi="Tahoma" w:cs="Tahoma"/>
           <w:b/>
           <w:bCs/>
           <w:i/>
@@ -1337,7 +1337,7 @@
       <w:r>
         <w:rPr>
           <w:rStyle w:val="MSGENFONTSTYLENAMETEMPLATEROLENUMBERMSGENFONTSTYLENAMEBYROLETEXT3"/>
-          <w:rFonts w:ascii="Tahoma" w:hAnsi="Tahoma"/>
+          <w:rFonts w:ascii="Tahoma" w:hAnsi="Tahoma" w:cs="Tahoma"/>
           <w:b/>
           <w:bCs/>
           <w:i/>
@@ -1350,7 +1350,7 @@
       <w:r>
         <w:rPr>
           <w:rStyle w:val="MSGENFONTSTYLENAMETEMPLATEROLENUMBERMSGENFONTSTYLENAMEBYROLETEXT3"/>
-          <w:rFonts w:ascii="Tahoma" w:hAnsi="Tahoma"/>
+          <w:rFonts w:ascii="Tahoma" w:hAnsi="Tahoma" w:cs="Tahoma"/>
           <w:b/>
           <w:bCs/>
           <w:i/>
@@ -1364,7 +1364,7 @@
       <w:r>
         <w:rPr>
           <w:rStyle w:val="MSGENFONTSTYLENAMETEMPLATEROLENUMBERMSGENFONTSTYLENAMEBYROLETEXT3"/>
-          <w:rFonts w:ascii="Tahoma" w:hAnsi="Tahoma"/>
+          <w:rFonts w:ascii="Tahoma" w:hAnsi="Tahoma" w:cs="Tahoma"/>
           <w:b/>
           <w:bCs/>
           <w:i/>
@@ -1377,7 +1377,7 @@
       <w:r>
         <w:rPr>
           <w:rStyle w:val="MSGENFONTSTYLENAMETEMPLATEROLENUMBERMSGENFONTSTYLENAMEBYROLETEXT3"/>
-          <w:rFonts w:ascii="Tahoma" w:hAnsi="Tahoma"/>
+          <w:rFonts w:ascii="Tahoma" w:hAnsi="Tahoma" w:cs="Tahoma"/>
           <w:b/>
           <w:bCs/>
           <w:i/>
@@ -1391,7 +1391,7 @@
       <w:r>
         <w:rPr>
           <w:rStyle w:val="MSGENFONTSTYLENAMETEMPLATEROLENUMBERMSGENFONTSTYLENAMEBYROLETEXT3"/>
-          <w:rFonts w:ascii="Tahoma" w:hAnsi="Tahoma"/>
+          <w:rFonts w:ascii="Tahoma" w:hAnsi="Tahoma" w:cs="Tahoma"/>
           <w:b/>
           <w:bCs/>
           <w:i/>
@@ -1404,7 +1404,7 @@
       <w:r>
         <w:rPr>
           <w:rStyle w:val="MSGENFONTSTYLENAMETEMPLATEROLENUMBERMSGENFONTSTYLENAMEBYROLETEXT3"/>
-          <w:rFonts w:ascii="Tahoma" w:hAnsi="Tahoma"/>
+          <w:rFonts w:ascii="Tahoma" w:hAnsi="Tahoma" w:cs="Tahoma"/>
           <w:b/>
           <w:bCs/>
           <w:i/>
@@ -1418,7 +1418,7 @@
       <w:r>
         <w:rPr>
           <w:rStyle w:val="MSGENFONTSTYLENAMETEMPLATEROLENUMBERMSGENFONTSTYLENAMEBYROLETEXT3"/>
-          <w:rFonts w:ascii="Tahoma" w:hAnsi="Tahoma"/>
+          <w:rFonts w:ascii="Tahoma" w:hAnsi="Tahoma" w:cs="Tahoma"/>
           <w:b/>
           <w:bCs/>
           <w:i/>
@@ -1431,7 +1431,7 @@
       <w:r>
         <w:rPr>
           <w:rStyle w:val="MSGENFONTSTYLENAMETEMPLATEROLENUMBERMSGENFONTSTYLENAMEBYROLETEXT3"/>
-          <w:rFonts w:ascii="Tahoma" w:hAnsi="Tahoma"/>
+          <w:rFonts w:ascii="Tahoma" w:hAnsi="Tahoma" w:cs="Tahoma"/>
           <w:b/>
           <w:bCs/>
           <w:i/>
@@ -1445,7 +1445,7 @@
       <w:r>
         <w:rPr>
           <w:rStyle w:val="MSGENFONTSTYLENAMETEMPLATEROLENUMBERMSGENFONTSTYLENAMEBYROLETEXT3"/>
-          <w:rFonts w:ascii="Tahoma" w:hAnsi="Tahoma"/>
+          <w:rFonts w:ascii="Tahoma" w:hAnsi="Tahoma" w:cs="Tahoma"/>
           <w:b/>
           <w:bCs/>
           <w:i/>
@@ -1464,7 +1464,7 @@
         <w:ind w:left="142" w:right="46"/>
         <w:rPr>
           <w:rStyle w:val="MSGENFONTSTYLENAMETEMPLATEROLENUMBERMSGENFONTSTYLENAMEBYROLETEXT3"/>
-          <w:rFonts w:ascii="Tahoma" w:hAnsi="Tahoma"/>
+          <w:rFonts w:ascii="Tahoma" w:hAnsi="Tahoma" w:cs="Tahoma"/>
           <w:b/>
           <w:bCs/>
           <w:i/>
@@ -1483,7 +1483,7 @@
         <w:ind w:left="142" w:right="46"/>
         <w:rPr>
           <w:rStyle w:val="MSGENFONTSTYLENAMETEMPLATEROLENUMBERMSGENFONTSTYLENAMEBYROLETEXT3"/>
-          <w:rFonts w:ascii="Tahoma" w:hAnsi="Tahoma"/>
+          <w:rFonts w:ascii="Tahoma" w:hAnsi="Tahoma" w:cs="Tahoma"/>
           <w:b/>
           <w:bCs/>
           <w:i/>
@@ -1496,7 +1496,7 @@
       <w:r>
         <w:rPr>
           <w:rStyle w:val="MSGENFONTSTYLENAMETEMPLATEROLENUMBERMSGENFONTSTYLENAMEBYROLETEXT3"/>
-          <w:rFonts w:ascii="Tahoma" w:hAnsi="Tahoma"/>
+          <w:rFonts w:ascii="Tahoma" w:hAnsi="Tahoma" w:cs="Tahoma"/>
           <w:b/>
           <w:bCs/>
           <w:i/>
@@ -1509,7 +1509,7 @@
       <w:r>
         <w:rPr>
           <w:rStyle w:val="MSGENFONTSTYLENAMETEMPLATEROLENUMBERMSGENFONTSTYLENAMEBYROLETEXT3"/>
-          <w:rFonts w:ascii="Tahoma" w:hAnsi="Tahoma"/>
+          <w:rFonts w:ascii="Tahoma" w:hAnsi="Tahoma" w:cs="Tahoma"/>
           <w:b/>
           <w:bCs/>
           <w:i/>
@@ -1523,7 +1523,7 @@
       <w:r>
         <w:rPr>
           <w:rStyle w:val="MSGENFONTSTYLENAMETEMPLATEROLENUMBERMSGENFONTSTYLENAMEBYROLETEXT3"/>
-          <w:rFonts w:ascii="Tahoma" w:hAnsi="Tahoma"/>
+          <w:rFonts w:ascii="Tahoma" w:hAnsi="Tahoma" w:cs="Tahoma"/>
           <w:b/>
           <w:bCs/>
           <w:i/>
@@ -1536,7 +1536,7 @@
       <w:r>
         <w:rPr>
           <w:rStyle w:val="MSGENFONTSTYLENAMETEMPLATEROLENUMBERMSGENFONTSTYLENAMEBYROLETEXT3"/>
-          <w:rFonts w:ascii="Tahoma" w:hAnsi="Tahoma"/>
+          <w:rFonts w:ascii="Tahoma" w:hAnsi="Tahoma" w:cs="Tahoma"/>
           <w:b/>
           <w:bCs/>
           <w:i/>
@@ -1550,7 +1550,7 @@
       <w:r>
         <w:rPr>
           <w:rStyle w:val="MSGENFONTSTYLENAMETEMPLATEROLENUMBERMSGENFONTSTYLENAMEBYROLETEXT3"/>
-          <w:rFonts w:ascii="Tahoma" w:hAnsi="Tahoma"/>
+          <w:rFonts w:ascii="Tahoma" w:hAnsi="Tahoma" w:cs="Tahoma"/>
           <w:b/>
           <w:bCs/>
           <w:i/>
@@ -1563,7 +1563,7 @@
       <w:r>
         <w:rPr>
           <w:rStyle w:val="MSGENFONTSTYLENAMETEMPLATEROLENUMBERMSGENFONTSTYLENAMEBYROLETEXT3"/>
-          <w:rFonts w:ascii="Tahoma" w:hAnsi="Tahoma"/>
+          <w:rFonts w:ascii="Tahoma" w:hAnsi="Tahoma" w:cs="Tahoma"/>
           <w:b/>
           <w:bCs/>
           <w:i/>
@@ -1577,7 +1577,7 @@
       <w:r>
         <w:rPr>
           <w:rStyle w:val="MSGENFONTSTYLENAMETEMPLATEROLENUMBERMSGENFONTSTYLENAMEBYROLETEXT3"/>
-          <w:rFonts w:ascii="Tahoma" w:hAnsi="Tahoma"/>
+          <w:rFonts w:ascii="Tahoma" w:hAnsi="Tahoma" w:cs="Tahoma"/>
           <w:b/>
           <w:bCs/>
           <w:i/>
@@ -1596,7 +1596,7 @@
         <w:ind w:left="142" w:right="46"/>
         <w:rPr>
           <w:rStyle w:val="MSGENFONTSTYLENAMETEMPLATEROLENUMBERMSGENFONTSTYLENAMEBYROLETEXT3"/>
-          <w:rFonts w:ascii="Tahoma" w:hAnsi="Tahoma"/>
+          <w:rFonts w:ascii="Tahoma" w:hAnsi="Tahoma" w:cs="Tahoma"/>
           <w:b/>
           <w:bCs/>
           <w:i/>
@@ -1615,7 +1615,7 @@
         <w:ind w:left="142" w:right="46"/>
         <w:rPr>
           <w:rStyle w:val="MSGENFONTSTYLENAMETEMPLATEROLENUMBERMSGENFONTSTYLENAMEBYROLETEXT3"/>
-          <w:rFonts w:ascii="Tahoma" w:hAnsi="Tahoma"/>
+          <w:rFonts w:ascii="Tahoma" w:hAnsi="Tahoma" w:cs="Tahoma"/>
           <w:b/>
           <w:bCs/>
           <w:i/>
@@ -1628,7 +1628,7 @@
       <w:r>
         <w:rPr>
           <w:rStyle w:val="MSGENFONTSTYLENAMETEMPLATEROLENUMBERMSGENFONTSTYLENAMEBYROLETEXT3"/>
-          <w:rFonts w:ascii="Tahoma" w:hAnsi="Tahoma"/>
+          <w:rFonts w:ascii="Tahoma" w:hAnsi="Tahoma" w:cs="Tahoma"/>
           <w:b/>
           <w:bCs/>
           <w:i/>
@@ -1647,7 +1647,7 @@
         <w:ind w:left="142" w:right="46"/>
         <w:rPr>
           <w:rStyle w:val="MSGENFONTSTYLENAMETEMPLATEROLENUMBERMSGENFONTSTYLENAMEBYROLETEXT3"/>
-          <w:rFonts w:ascii="Tahoma" w:hAnsi="Tahoma"/>
+          <w:rFonts w:ascii="Tahoma" w:hAnsi="Tahoma" w:cs="Tahoma"/>
           <w:b/>
           <w:bCs/>
           <w:i/>
@@ -1666,7 +1666,7 @@
         <w:ind w:left="142" w:right="46"/>
         <w:rPr>
           <w:rStyle w:val="MSGENFONTSTYLENAMETEMPLATEROLENUMBERMSGENFONTSTYLENAMEBYROLETEXT3"/>
-          <w:rFonts w:ascii="Tahoma" w:hAnsi="Tahoma"/>
+          <w:rFonts w:ascii="Tahoma" w:hAnsi="Tahoma" w:cs="Tahoma"/>
           <w:sz w:val="22"/>
           <w:szCs w:val="22"/>
           <w:lang w:val="en-US"/>
@@ -1675,7 +1675,7 @@
       <w:r>
         <w:rPr>
           <w:rStyle w:val="MSGENFONTSTYLENAMETEMPLATEROLENUMBERMSGENFONTSTYLENAMEBYROLETEXT3"/>
-          <w:rFonts w:ascii="Tahoma" w:hAnsi="Tahoma"/>
+          <w:rFonts w:ascii="Tahoma" w:hAnsi="Tahoma" w:cs="Tahoma"/>
           <w:b/>
           <w:bCs/>
           <w:i/>
@@ -1688,7 +1688,7 @@
       <w:r>
         <w:rPr>
           <w:rStyle w:val="MSGENFONTSTYLENAMETEMPLATEROLENUMBERMSGENFONTSTYLENAMEBYROLETEXT3"/>
-          <w:rFonts w:ascii="Tahoma" w:hAnsi="Tahoma"/>
+          <w:rFonts w:ascii="Tahoma" w:hAnsi="Tahoma" w:cs="Tahoma"/>
           <w:b/>
           <w:bCs/>
           <w:i/>
@@ -1702,7 +1702,7 @@
       <w:r>
         <w:rPr>
           <w:rStyle w:val="MSGENFONTSTYLENAMETEMPLATEROLENUMBERMSGENFONTSTYLENAMEBYROLETEXT3"/>
-          <w:rFonts w:ascii="Tahoma" w:hAnsi="Tahoma"/>
+          <w:rFonts w:ascii="Tahoma" w:hAnsi="Tahoma" w:cs="Tahoma"/>
           <w:b/>
           <w:bCs/>
           <w:sz w:val="22"/>
@@ -1713,7 +1713,7 @@
       </w:r>
       <w:r>
         <w:rPr>
-          <w:rFonts w:ascii="Tahoma" w:hAnsi="Tahoma"/>
+          <w:rFonts w:ascii="Tahoma" w:hAnsi="Tahoma" w:cs="Tahoma"/>
           <w:sz w:val="22"/>
           <w:szCs w:val="22"/>
           <w:shd w:val="clear" w:color="auto" w:fill="FFFFFF"/>
@@ -1723,7 +1723,7 @@
       </w:r>
       <w:r>
         <w:rPr>
-          <w:rFonts w:ascii="Tahoma" w:hAnsi="Tahoma"/>
+          <w:rFonts w:ascii="Tahoma" w:hAnsi="Tahoma" w:cs="Tahoma"/>
           <w:sz w:val="22"/>
           <w:szCs w:val="22"/>
           <w:shd w:val="clear" w:color="auto" w:fill="FFFFFF"/>
@@ -1733,7 +1733,7 @@
       </w:r>
       <w:r>
         <w:rPr>
-          <w:rFonts w:ascii="Tahoma" w:hAnsi="Tahoma"/>
+          <w:rFonts w:ascii="Tahoma" w:hAnsi="Tahoma" w:cs="Tahoma"/>
           <w:sz w:val="22"/>
           <w:szCs w:val="22"/>
           <w:shd w:val="clear" w:color="auto" w:fill="FFFFFF"/>
@@ -1750,7 +1750,7 @@
         <w:ind w:left="142" w:right="46"/>
         <w:rPr>
           <w:rStyle w:val="MSGENFONTSTYLENAMETEMPLATEROLEMSGENFONTSTYLENAMEBYROLEPICTURECAPTION"/>
-          <w:rFonts w:ascii="Tahoma" w:hAnsi="Tahoma"/>
+          <w:rFonts w:ascii="Tahoma" w:hAnsi="Tahoma" w:cs="Tahoma"/>
           <w:b/>
           <w:bCs/>
           <w:i/>
@@ -1774,7 +1774,7 @@
       <w:r>
         <w:rPr>
           <w:rStyle w:val="MSGENFONTSTYLENAMETEMPLATEROLEMSGENFONTSTYLENAMEBYROLEPICTURECAPTION"/>
-          <w:rFonts w:ascii="Tahoma" w:hAnsi="Tahoma"/>
+          <w:rFonts w:ascii="Tahoma" w:hAnsi="Tahoma" w:cs="Tahoma"/>
           <w:sz w:val="22"/>
           <w:szCs w:val="22"/>
         </w:rPr>
@@ -1806,7 +1806,7 @@
               <w:snapToGrid w:val="0"/>
               <w:jc w:val="center"/>
               <w:rPr>
-                <w:rFonts w:ascii="Tahoma" w:hAnsi="Tahoma"/>
+                <w:rFonts w:ascii="Tahoma" w:hAnsi="Tahoma" w:cs="Tahoma"/>
                 <w:sz w:val="22"/>
                 <w:szCs w:val="22"/>
                 <w:lang w:val="id-ID"/>
@@ -1817,7 +1817,7 @@
             <w:pPr>
               <w:jc w:val="center"/>
               <w:rPr>
-                <w:rFonts w:ascii="Tahoma" w:hAnsi="Tahoma"/>
+                <w:rFonts w:ascii="Tahoma" w:hAnsi="Tahoma" w:cs="Tahoma"/>
                 <w:sz w:val="22"/>
                 <w:szCs w:val="22"/>
                 <w:lang w:val="id-ID"/>
@@ -1828,7 +1828,7 @@
             <w:pPr>
               <w:jc w:val="center"/>
               <w:rPr>
-                <w:rFonts w:ascii="Tahoma" w:hAnsi="Tahoma"/>
+                <w:rFonts w:ascii="Tahoma" w:hAnsi="Tahoma" w:cs="Tahoma"/>
                 <w:sz w:val="22"/>
                 <w:szCs w:val="22"/>
                 <w:lang w:val="id-ID"/>
@@ -1836,7 +1836,7 @@
             </w:pPr>
             <w:r>
               <w:rPr>
-                <w:rFonts w:ascii="Tahoma" w:hAnsi="Tahoma"/>
+                <w:rFonts w:ascii="Tahoma" w:hAnsi="Tahoma" w:cs="Tahoma"/>
                 <w:sz w:val="22"/>
                 <w:szCs w:val="22"/>
                 <w:lang w:val="id-ID"/>
@@ -1850,7 +1850,7 @@
             </w:pPr>
             <w:r>
               <w:rPr>
-                <w:rFonts w:ascii="Tahoma" w:hAnsi="Tahoma"/>
+                <w:rFonts w:ascii="Tahoma" w:hAnsi="Tahoma" w:cs="Tahoma"/>
                 <w:sz w:val="22"/>
                 <w:szCs w:val="22"/>
                 <w:lang w:val="id-ID"/>
@@ -1859,7 +1859,7 @@
             </w:r>
             <w:r>
               <w:rPr>
-                <w:rFonts w:ascii="Tahoma" w:hAnsi="Tahoma"/>
+                <w:rFonts w:ascii="Tahoma" w:hAnsi="Tahoma" w:cs="Tahoma"/>
                 <w:sz w:val="22"/>
                 <w:szCs w:val="22"/>
                 <w:lang w:val="en-AU"/>
@@ -1871,7 +1871,7 @@
             <w:pPr>
               <w:jc w:val="center"/>
               <w:rPr>
-                <w:rFonts w:ascii="Tahoma" w:hAnsi="Tahoma"/>
+                <w:rFonts w:ascii="Tahoma" w:hAnsi="Tahoma" w:cs="Tahoma"/>
                 <w:sz w:val="22"/>
                 <w:szCs w:val="22"/>
                 <w:lang w:val="en-AU"/>
@@ -1881,16 +1881,16 @@
           <w:p>
             <w:pPr>
               <w:rPr>
-                <w:rFonts w:ascii="Tahoma" w:hAnsi="Tahoma"/>
-                <w:sz w:val="22"/>
-                <w:szCs w:val="22"/>
-              </w:rPr>
-            </w:pPr>
-          </w:p>
-          <w:p>
-            <w:pPr>
-              <w:rPr>
-                <w:rFonts w:ascii="Tahoma" w:hAnsi="Tahoma"/>
+                <w:rFonts w:ascii="Tahoma" w:hAnsi="Tahoma" w:cs="Tahoma"/>
+                <w:sz w:val="22"/>
+                <w:szCs w:val="22"/>
+              </w:rPr>
+            </w:pPr>
+          </w:p>
+          <w:p>
+            <w:pPr>
+              <w:rPr>
+                <w:rFonts w:ascii="Tahoma" w:hAnsi="Tahoma" w:cs="Tahoma"/>
                 <w:sz w:val="16"/>
                 <w:szCs w:val="16"/>
               </w:rPr>
@@ -1899,17 +1899,17 @@
           <w:p>
             <w:pPr>
               <w:rPr>
-                <w:rFonts w:ascii="Tahoma" w:hAnsi="Tahoma"/>
-                <w:sz w:val="22"/>
-                <w:szCs w:val="22"/>
-              </w:rPr>
-            </w:pPr>
-          </w:p>
-          <w:p>
-            <w:pPr>
-              <w:jc w:val="center"/>
-              <w:rPr>
-                <w:rFonts w:ascii="Tahoma" w:hAnsi="Tahoma"/>
+                <w:rFonts w:ascii="Tahoma" w:hAnsi="Tahoma" w:cs="Tahoma"/>
+                <w:sz w:val="22"/>
+                <w:szCs w:val="22"/>
+              </w:rPr>
+            </w:pPr>
+          </w:p>
+          <w:p>
+            <w:pPr>
+              <w:jc w:val="center"/>
+              <w:rPr>
+                <w:rFonts w:ascii="Tahoma" w:hAnsi="Tahoma" w:cs="Tahoma"/>
                 <w:sz w:val="22"/>
                 <w:szCs w:val="22"/>
                 <w:u w:val="single"/>
@@ -1918,7 +1918,7 @@
             </w:pPr>
             <w:r>
               <w:rPr>
-                <w:rFonts w:ascii="Tahoma" w:hAnsi="Tahoma"/>
+                <w:rFonts w:ascii="Tahoma" w:hAnsi="Tahoma" w:cs="Tahoma"/>
                 <w:sz w:val="22"/>
                 <w:szCs w:val="22"/>
                 <w:u w:val="single"/>
@@ -1931,14 +1931,14 @@
             <w:pPr>
               <w:jc w:val="center"/>
               <w:rPr>
-                <w:rFonts w:ascii="Tahoma" w:hAnsi="Tahoma"/>
-                <w:sz w:val="22"/>
-                <w:szCs w:val="22"/>
-              </w:rPr>
-            </w:pPr>
-            <w:r>
-              <w:rPr>
-                <w:rFonts w:ascii="Tahoma" w:hAnsi="Tahoma"/>
+                <w:rFonts w:ascii="Tahoma" w:hAnsi="Tahoma" w:cs="Tahoma"/>
+                <w:sz w:val="22"/>
+                <w:szCs w:val="22"/>
+              </w:rPr>
+            </w:pPr>
+            <w:r>
+              <w:rPr>
+                <w:rFonts w:ascii="Tahoma" w:hAnsi="Tahoma" w:cs="Tahoma"/>
                 <w:sz w:val="22"/>
                 <w:szCs w:val="22"/>
                 <w:lang w:val="id-ID"/>
@@ -1947,7 +1947,7 @@
             </w:r>
             <w:r>
               <w:rPr>
-                <w:rFonts w:ascii="Tahoma" w:hAnsi="Tahoma"/>
+                <w:rFonts w:ascii="Tahoma" w:hAnsi="Tahoma" w:cs="Tahoma"/>
                 <w:sz w:val="22"/>
                 <w:szCs w:val="22"/>
               </w:rPr>
@@ -1955,7 +1955,7 @@
             </w:r>
             <w:r>
               <w:rPr>
-                <w:rFonts w:ascii="Tahoma" w:hAnsi="Tahoma"/>
+                <w:rFonts w:ascii="Tahoma" w:hAnsi="Tahoma" w:cs="Tahoma"/>
                 <w:sz w:val="22"/>
                 <w:szCs w:val="22"/>
                 <w:lang w:val="id-ID"/>
@@ -1964,7 +1964,7 @@
             </w:r>
             <w:r>
               <w:rPr>
-                <w:rFonts w:ascii="Tahoma" w:hAnsi="Tahoma"/>
+                <w:rFonts w:ascii="Tahoma" w:hAnsi="Tahoma" w:cs="Tahoma"/>
                 <w:sz w:val="22"/>
                 <w:szCs w:val="22"/>
               </w:rPr>
@@ -1972,7 +1972,7 @@
             </w:r>
             <w:r>
               <w:rPr>
-                <w:rFonts w:ascii="Tahoma" w:hAnsi="Tahoma"/>
+                <w:rFonts w:ascii="Tahoma" w:hAnsi="Tahoma" w:cs="Tahoma"/>
                 <w:sz w:val="22"/>
                 <w:szCs w:val="22"/>
                 <w:shd w:val="clear" w:color="auto" w:fill="FFFFFF"/>
@@ -1991,7 +1991,7 @@
             </w:pPr>
             <w:r>
               <w:rPr>
-                <w:rFonts w:ascii="Tahoma" w:hAnsi="Tahoma"/>
+                <w:rFonts w:ascii="Tahoma" w:hAnsi="Tahoma" w:cs="Tahoma"/>
                 <w:sz w:val="22"/>
                 <w:szCs w:val="22"/>
                 <w:lang w:val="id-ID"/>
@@ -2005,7 +2005,7 @@
             </w:pPr>
             <w:r>
               <w:rPr>
-                <w:rFonts w:ascii="Tahoma" w:hAnsi="Tahoma"/>
+                <w:rFonts w:ascii="Tahoma" w:hAnsi="Tahoma" w:cs="Tahoma"/>
                 <w:sz w:val="22"/>
                 <w:szCs w:val="22"/>
                 <w:lang w:val="id-ID"/>
@@ -2014,7 +2014,7 @@
             </w:r>
             <w:r>
               <w:rPr>
-                <w:rFonts w:ascii="Tahoma" w:hAnsi="Tahoma"/>
+                <w:rFonts w:ascii="Tahoma" w:hAnsi="Tahoma" w:cs="Tahoma"/>
                 <w:sz w:val="22"/>
                 <w:szCs w:val="22"/>
                 <w:lang w:val="en-AU"/>
@@ -2026,7 +2026,7 @@
             <w:pPr>
               <w:jc w:val="center"/>
               <w:rPr>
-                <w:rFonts w:ascii="Tahoma" w:hAnsi="Tahoma"/>
+                <w:rFonts w:ascii="Tahoma" w:hAnsi="Tahoma" w:cs="Tahoma"/>
                 <w:sz w:val="22"/>
                 <w:szCs w:val="22"/>
                 <w:lang w:val="en-AU"/>
@@ -2034,7 +2034,7 @@
             </w:pPr>
             <w:r>
               <w:rPr>
-                <w:rFonts w:ascii="Tahoma" w:hAnsi="Tahoma"/>
+                <w:rFonts w:ascii="Tahoma" w:hAnsi="Tahoma" w:cs="Tahoma"/>
                 <w:sz w:val="22"/>
                 <w:szCs w:val="22"/>
                 <w:lang w:val="en-AU"/>
@@ -2046,7 +2046,7 @@
             <w:pPr>
               <w:jc w:val="center"/>
               <w:rPr>
-                <w:rFonts w:ascii="Tahoma" w:hAnsi="Tahoma"/>
+                <w:rFonts w:ascii="Tahoma" w:hAnsi="Tahoma" w:cs="Tahoma"/>
                 <w:sz w:val="22"/>
                 <w:szCs w:val="22"/>
                 <w:lang w:eastAsia="en-US"/>
@@ -2054,7 +2054,7 @@
             </w:pPr>
             <w:r>
               <w:rPr>
-                <w:rFonts w:ascii="Tahoma" w:hAnsi="Tahoma"/>
+                <w:rFonts w:ascii="Tahoma" w:hAnsi="Tahoma" w:cs="Tahoma"/>
                 <w:sz w:val="22"/>
                 <w:szCs w:val="22"/>
                 <w:lang w:val="en-AU"/>
@@ -2066,7 +2066,7 @@
             <w:pPr>
               <w:jc w:val="center"/>
               <w:rPr>
-                <w:rFonts w:ascii="Tahoma" w:hAnsi="Tahoma"/>
+                <w:rFonts w:ascii="Tahoma" w:hAnsi="Tahoma" w:cs="Tahoma"/>
                 <w:sz w:val="22"/>
                 <w:szCs w:val="22"/>
                 <w:lang w:eastAsia="en-US"/>
@@ -2107,7 +2107,7 @@
             <w:pPr>
               <w:jc w:val="center"/>
               <w:rPr>
-                <w:rFonts w:ascii="Tahoma" w:hAnsi="Tahoma"/>
+                <w:rFonts w:ascii="Tahoma" w:hAnsi="Tahoma" w:cs="Tahoma"/>
                 <w:sz w:val="22"/>
                 <w:szCs w:val="22"/>
                 <w:u w:val="single"/>
@@ -2115,7 +2115,7 @@
             </w:pPr>
             <w:r>
               <w:rPr>
-                <w:rFonts w:ascii="Tahoma" w:hAnsi="Tahoma"/>
+                <w:rFonts w:ascii="Tahoma" w:hAnsi="Tahoma" w:cs="Tahoma"/>
                 <w:sz w:val="22"/>
                 <w:szCs w:val="22"/>
                 <w:u w:val="single"/>
@@ -2127,14 +2127,14 @@
             <w:pPr>
               <w:jc w:val="center"/>
               <w:rPr>
-                <w:rFonts w:ascii="Tahoma" w:hAnsi="Tahoma"/>
-                <w:sz w:val="22"/>
-                <w:szCs w:val="22"/>
-              </w:rPr>
-            </w:pPr>
-            <w:r>
-              <w:rPr>
-                <w:rFonts w:ascii="Tahoma" w:hAnsi="Tahoma"/>
+                <w:rFonts w:ascii="Tahoma" w:hAnsi="Tahoma" w:cs="Tahoma"/>
+                <w:sz w:val="22"/>
+                <w:szCs w:val="22"/>
+              </w:rPr>
+            </w:pPr>
+            <w:r>
+              <w:rPr>
+                <w:rFonts w:ascii="Tahoma" w:hAnsi="Tahoma" w:cs="Tahoma"/>
                 <w:sz w:val="22"/>
                 <w:szCs w:val="22"/>
               </w:rPr>
@@ -2142,7 +2142,7 @@
             </w:r>
             <w:r>
               <w:rPr>
-                <w:rFonts w:ascii="Tahoma" w:hAnsi="Tahoma"/>
+                <w:rFonts w:ascii="Tahoma" w:hAnsi="Tahoma" w:cs="Tahoma"/>
                 <w:sz w:val="22"/>
                 <w:szCs w:val="22"/>
                 <w:shd w:val="clear" w:color="auto" w:fill="FFFFFF"/>
@@ -2159,7 +2159,7 @@
             <w:pPr>
               <w:jc w:val="center"/>
               <w:rPr>
-                <w:rFonts w:ascii="Tahoma" w:hAnsi="Tahoma"/>
+                <w:rFonts w:ascii="Tahoma" w:hAnsi="Tahoma" w:cs="Tahoma"/>
                 <w:sz w:val="22"/>
                 <w:szCs w:val="22"/>
                 <w:lang w:val="id-ID"/>
@@ -2167,7 +2167,7 @@
             </w:pPr>
             <w:r>
               <w:rPr>
-                <w:rFonts w:ascii="Tahoma" w:hAnsi="Tahoma"/>
+                <w:rFonts w:ascii="Tahoma" w:hAnsi="Tahoma" w:cs="Tahoma"/>
                 <w:sz w:val="22"/>
                 <w:szCs w:val="22"/>
                 <w:lang w:val="id-ID"/>
@@ -2181,7 +2181,7 @@
             </w:pPr>
             <w:r>
               <w:rPr>
-                <w:rFonts w:ascii="Tahoma" w:hAnsi="Tahoma"/>
+                <w:rFonts w:ascii="Tahoma" w:hAnsi="Tahoma" w:cs="Tahoma"/>
                 <w:sz w:val="22"/>
                 <w:szCs w:val="22"/>
                 <w:lang w:val="id-ID"/>
@@ -2190,7 +2190,7 @@
             </w:r>
             <w:r>
               <w:rPr>
-                <w:rFonts w:ascii="Tahoma" w:hAnsi="Tahoma"/>
+                <w:rFonts w:ascii="Tahoma" w:hAnsi="Tahoma" w:cs="Tahoma"/>
                 <w:sz w:val="22"/>
                 <w:szCs w:val="22"/>
                 <w:lang w:val="en-AU"/>
@@ -2202,7 +2202,7 @@
             <w:pPr>
               <w:jc w:val="center"/>
               <w:rPr>
-                <w:rFonts w:ascii="Tahoma" w:hAnsi="Tahoma"/>
+                <w:rFonts w:ascii="Tahoma" w:hAnsi="Tahoma" w:cs="Tahoma"/>
                 <w:sz w:val="22"/>
                 <w:szCs w:val="22"/>
                 <w:lang w:val="en-AU"/>
@@ -2210,7 +2210,7 @@
             </w:pPr>
             <w:r>
               <w:rPr>
-                <w:rFonts w:ascii="Tahoma" w:hAnsi="Tahoma"/>
+                <w:rFonts w:ascii="Tahoma" w:hAnsi="Tahoma" w:cs="Tahoma"/>
                 <w:sz w:val="22"/>
                 <w:szCs w:val="22"/>
                 <w:lang w:val="en-AU"/>
@@ -2222,7 +2222,7 @@
             <w:pPr>
               <w:jc w:val="center"/>
               <w:rPr>
-                <w:rFonts w:ascii="Tahoma" w:hAnsi="Tahoma"/>
+                <w:rFonts w:ascii="Tahoma" w:hAnsi="Tahoma" w:cs="Tahoma"/>
                 <w:sz w:val="22"/>
                 <w:szCs w:val="22"/>
                 <w:lang w:eastAsia="en-US"/>
@@ -2243,7 +2243,7 @@
             <w:pPr>
               <w:jc w:val="center"/>
               <w:rPr>
-                <w:rFonts w:ascii="Tahoma" w:hAnsi="Tahoma"/>
+                <w:rFonts w:ascii="Tahoma" w:hAnsi="Tahoma" w:cs="Tahoma"/>
                 <w:sz w:val="22"/>
                 <w:szCs w:val="22"/>
                 <w:lang w:eastAsia="en-US"/>
@@ -2254,7 +2254,7 @@
             <w:pPr>
               <w:jc w:val="center"/>
               <w:rPr>
-                <w:rFonts w:ascii="Tahoma" w:hAnsi="Tahoma"/>
+                <w:rFonts w:ascii="Tahoma" w:hAnsi="Tahoma" w:cs="Tahoma"/>
                 <w:sz w:val="22"/>
                 <w:szCs w:val="22"/>
                 <w:u w:val="single"/>
@@ -2262,7 +2262,7 @@
             </w:pPr>
             <w:r>
               <w:rPr>
-                <w:rFonts w:ascii="Tahoma" w:hAnsi="Tahoma"/>
+                <w:rFonts w:ascii="Tahoma" w:hAnsi="Tahoma" w:cs="Tahoma"/>
                 <w:sz w:val="22"/>
                 <w:szCs w:val="22"/>
                 <w:u w:val="single"/>
@@ -2274,14 +2274,14 @@
             <w:pPr>
               <w:jc w:val="center"/>
               <w:rPr>
-                <w:rFonts w:ascii="Tahoma" w:hAnsi="Tahoma"/>
-                <w:sz w:val="22"/>
-                <w:szCs w:val="22"/>
-              </w:rPr>
-            </w:pPr>
-            <w:r>
-              <w:rPr>
-                <w:rFonts w:ascii="Tahoma" w:hAnsi="Tahoma"/>
+                <w:rFonts w:ascii="Tahoma" w:hAnsi="Tahoma" w:cs="Tahoma"/>
+                <w:sz w:val="22"/>
+                <w:szCs w:val="22"/>
+              </w:rPr>
+            </w:pPr>
+            <w:r>
+              <w:rPr>
+                <w:rFonts w:ascii="Tahoma" w:hAnsi="Tahoma" w:cs="Tahoma"/>
                 <w:sz w:val="22"/>
                 <w:szCs w:val="22"/>
               </w:rPr>
@@ -2301,7 +2301,7 @@
             <w:pPr>
               <w:snapToGrid w:val="0"/>
               <w:rPr>
-                <w:rFonts w:ascii="Tahoma" w:hAnsi="Tahoma"/>
+                <w:rFonts w:ascii="Tahoma" w:hAnsi="Tahoma" w:cs="Tahoma"/>
                 <w:sz w:val="22"/>
                 <w:szCs w:val="22"/>
               </w:rPr>
@@ -2324,7 +2324,7 @@
             </w:pPr>
             <w:r>
               <w:rPr>
-                <w:rFonts w:ascii="Tahoma" w:hAnsi="Tahoma"/>
+                <w:rFonts w:ascii="Tahoma" w:hAnsi="Tahoma" w:cs="Tahoma"/>
                 <w:sz w:val="22"/>
                 <w:szCs w:val="22"/>
               </w:rPr>
@@ -2333,7 +2333,7 @@
             </w:r>
             <w:r>
               <w:rPr>
-                <w:rFonts w:ascii="Tahoma" w:hAnsi="Tahoma"/>
+                <w:rFonts w:ascii="Tahoma" w:hAnsi="Tahoma" w:cs="Tahoma"/>
                 <w:sz w:val="22"/>
                 <w:szCs w:val="22"/>
               </w:rPr>
@@ -2353,14 +2353,14 @@
                 <w:tab w:val="left" w:pos="8265"/>
               </w:tabs>
               <w:rPr>
-                <w:rFonts w:ascii="Tahoma" w:hAnsi="Tahoma"/>
-                <w:sz w:val="22"/>
-                <w:szCs w:val="22"/>
-              </w:rPr>
-            </w:pPr>
-            <w:r>
-              <w:rPr>
-                <w:rFonts w:ascii="Tahoma" w:hAnsi="Tahoma"/>
+                <w:rFonts w:ascii="Tahoma" w:hAnsi="Tahoma" w:cs="Tahoma"/>
+                <w:sz w:val="22"/>
+                <w:szCs w:val="22"/>
+              </w:rPr>
+            </w:pPr>
+            <w:r>
+              <w:rPr>
+                <w:rFonts w:ascii="Tahoma" w:hAnsi="Tahoma" w:cs="Tahoma"/>
                 <w:sz w:val="22"/>
                 <w:szCs w:val="22"/>
               </w:rPr>
@@ -2369,7 +2369,7 @@
             </w:r>
             <w:r>
               <w:rPr>
-                <w:rFonts w:ascii="Tahoma" w:hAnsi="Tahoma"/>
+                <w:rFonts w:ascii="Tahoma" w:hAnsi="Tahoma" w:cs="Tahoma"/>
                 <w:sz w:val="22"/>
                 <w:szCs w:val="22"/>
               </w:rPr>
@@ -2391,7 +2391,7 @@
               <w:snapToGrid w:val="0"/>
               <w:ind w:firstLine="1418"/>
               <w:rPr>
-                <w:rFonts w:ascii="Tahoma" w:hAnsi="Tahoma"/>
+                <w:rFonts w:ascii="Tahoma" w:hAnsi="Tahoma" w:cs="Tahoma"/>
                 <w:sz w:val="22"/>
                 <w:szCs w:val="22"/>
                 <w:lang w:eastAsia="en-US"/>
@@ -2432,7 +2432,7 @@
             <w:pPr>
               <w:jc w:val="center"/>
               <w:rPr>
-                <w:rFonts w:ascii="Tahoma" w:hAnsi="Tahoma"/>
+                <w:rFonts w:ascii="Tahoma" w:hAnsi="Tahoma" w:cs="Tahoma"/>
                 <w:sz w:val="22"/>
                 <w:szCs w:val="22"/>
                 <w:lang w:val="id-ID"/>
@@ -2440,7 +2440,7 @@
             </w:pPr>
             <w:r>
               <w:rPr>
-                <w:rFonts w:ascii="Tahoma" w:hAnsi="Tahoma"/>
+                <w:rFonts w:ascii="Tahoma" w:hAnsi="Tahoma" w:cs="Tahoma"/>
                 <w:sz w:val="22"/>
                 <w:szCs w:val="22"/>
                 <w:u w:val="single"/>
@@ -2451,7 +2451,7 @@
             </w:r>
             <w:r>
               <w:rPr>
-                <w:rFonts w:ascii="Tahoma" w:hAnsi="Tahoma"/>
+                <w:rFonts w:ascii="Tahoma" w:hAnsi="Tahoma" w:cs="Tahoma"/>
                 <w:sz w:val="22"/>
                 <w:szCs w:val="22"/>
                 <w:lang w:val="id-ID"/>
@@ -2463,7 +2463,7 @@
             <w:pPr>
               <w:jc w:val="center"/>
               <w:rPr>
-                <w:rFonts w:ascii="Tahoma" w:hAnsi="Tahoma"/>
+                <w:rFonts w:ascii="Tahoma" w:hAnsi="Tahoma" w:cs="Tahoma"/>
                 <w:sz w:val="22"/>
                 <w:szCs w:val="22"/>
                 <w:lang w:val="en-GB"/>
@@ -2471,7 +2471,7 @@
             </w:pPr>
             <w:r>
               <w:rPr>
-                <w:rFonts w:ascii="Tahoma" w:hAnsi="Tahoma"/>
+                <w:rFonts w:ascii="Tahoma" w:hAnsi="Tahoma" w:cs="Tahoma"/>
                 <w:sz w:val="22"/>
                 <w:szCs w:val="22"/>
                 <w:lang w:val="id-ID"/>
@@ -2480,7 +2480,7 @@
             </w:r>
             <w:r>
               <w:rPr>
-                <w:rFonts w:ascii="Tahoma" w:hAnsi="Tahoma"/>
+                <w:rFonts w:ascii="Tahoma" w:hAnsi="Tahoma" w:cs="Tahoma"/>
                 <w:sz w:val="22"/>
                 <w:szCs w:val="22"/>
               </w:rPr>
@@ -2488,7 +2488,7 @@
             </w:r>
             <w:r>
               <w:rPr>
-                <w:rFonts w:ascii="Tahoma" w:hAnsi="Tahoma"/>
+                <w:rFonts w:ascii="Tahoma" w:hAnsi="Tahoma" w:cs="Tahoma"/>
                 <w:sz w:val="22"/>
                 <w:szCs w:val="22"/>
                 <w:lang w:val="id-ID"/>
@@ -2497,7 +2497,7 @@
             </w:r>
             <w:r>
               <w:rPr>
-                <w:rFonts w:ascii="Tahoma" w:hAnsi="Tahoma"/>
+                <w:rFonts w:ascii="Tahoma" w:hAnsi="Tahoma" w:cs="Tahoma"/>
                 <w:sz w:val="22"/>
                 <w:szCs w:val="22"/>
                 <w:shd w:val="clear" w:color="auto" w:fill="FFFFFF"/>
@@ -2516,7 +2516,7 @@
               <w:snapToGrid w:val="0"/>
               <w:jc w:val="center"/>
               <w:rPr>
-                <w:rFonts w:ascii="Tahoma" w:hAnsi="Tahoma"/>
+                <w:rFonts w:ascii="Tahoma" w:hAnsi="Tahoma" w:cs="Tahoma"/>
                 <w:sz w:val="22"/>
                 <w:szCs w:val="22"/>
                 <w:lang w:eastAsia="en-US"/>
@@ -2557,7 +2557,7 @@
             <w:pPr>
               <w:jc w:val="center"/>
               <w:rPr>
-                <w:rFonts w:ascii="Tahoma" w:hAnsi="Tahoma"/>
+                <w:rFonts w:ascii="Tahoma" w:hAnsi="Tahoma" w:cs="Tahoma"/>
                 <w:sz w:val="22"/>
                 <w:szCs w:val="22"/>
                 <w:u w:val="single"/>
@@ -2567,7 +2567,7 @@
             </w:pPr>
             <w:r>
               <w:rPr>
-                <w:rFonts w:ascii="Tahoma" w:hAnsi="Tahoma"/>
+                <w:rFonts w:ascii="Tahoma" w:hAnsi="Tahoma" w:cs="Tahoma"/>
                 <w:sz w:val="22"/>
                 <w:szCs w:val="22"/>
                 <w:u w:val="single"/>
@@ -2586,7 +2586,7 @@
             </w:pPr>
             <w:r>
               <w:rPr>
-                <w:rFonts w:ascii="Tahoma" w:hAnsi="Tahoma"/>
+                <w:rFonts w:ascii="Tahoma" w:hAnsi="Tahoma" w:cs="Tahoma"/>
                 <w:sz w:val="22"/>
                 <w:szCs w:val="22"/>
                 <w:lang w:val="id-ID"/>
@@ -2595,7 +2595,7 @@
             </w:r>
             <w:r>
               <w:rPr>
-                <w:rFonts w:ascii="Tahoma" w:hAnsi="Tahoma"/>
+                <w:rFonts w:ascii="Tahoma" w:hAnsi="Tahoma" w:cs="Tahoma"/>
                 <w:sz w:val="22"/>
                 <w:szCs w:val="22"/>
               </w:rPr>
@@ -2603,7 +2603,7 @@
             </w:r>
             <w:r>
               <w:rPr>
-                <w:rFonts w:ascii="Tahoma" w:hAnsi="Tahoma"/>
+                <w:rFonts w:ascii="Tahoma" w:hAnsi="Tahoma" w:cs="Tahoma"/>
                 <w:sz w:val="22"/>
                 <w:szCs w:val="22"/>
                 <w:lang w:val="id-ID"/>
@@ -2612,7 +2612,7 @@
             </w:r>
             <w:r>
               <w:rPr>
-                <w:rFonts w:ascii="Tahoma" w:hAnsi="Tahoma"/>
+                <w:rFonts w:ascii="Tahoma" w:hAnsi="Tahoma" w:cs="Tahoma"/>
                 <w:sz w:val="22"/>
                 <w:szCs w:val="22"/>
                 <w:shd w:val="clear" w:color="auto" w:fill="FFFFFF"/>
@@ -2660,7 +2660,7 @@
             <w:pPr>
               <w:jc w:val="center"/>
               <w:rPr>
-                <w:rFonts w:ascii="Tahoma" w:hAnsi="Tahoma"/>
+                <w:rFonts w:ascii="Tahoma" w:hAnsi="Tahoma" w:cs="Tahoma"/>
                 <w:sz w:val="22"/>
                 <w:szCs w:val="22"/>
                 <w:lang w:eastAsia="en-US"/>
@@ -2671,7 +2671,7 @@
             <w:pPr>
               <w:jc w:val="center"/>
               <w:rPr>
-                <w:rFonts w:ascii="Tahoma" w:hAnsi="Tahoma"/>
+                <w:rFonts w:ascii="Tahoma" w:hAnsi="Tahoma" w:cs="Tahoma"/>
                 <w:sz w:val="22"/>
                 <w:szCs w:val="22"/>
                 <w:u w:val="single"/>
@@ -2679,7 +2679,7 @@
             </w:pPr>
             <w:r>
               <w:rPr>
-                <w:rFonts w:ascii="Tahoma" w:hAnsi="Tahoma"/>
+                <w:rFonts w:ascii="Tahoma" w:hAnsi="Tahoma" w:cs="Tahoma"/>
                 <w:sz w:val="22"/>
                 <w:szCs w:val="22"/>
                 <w:u w:val="single"/>
@@ -2689,7 +2689,7 @@
             </w:r>
             <w:r>
               <w:rPr>
-                <w:rFonts w:ascii="Tahoma" w:hAnsi="Tahoma"/>
+                <w:rFonts w:ascii="Tahoma" w:hAnsi="Tahoma" w:cs="Tahoma"/>
                 <w:sz w:val="22"/>
                 <w:szCs w:val="22"/>
                 <w:u w:val="single"/>
@@ -2699,7 +2699,7 @@
             </w:r>
             <w:r>
               <w:rPr>
-                <w:rFonts w:ascii="Tahoma" w:hAnsi="Tahoma"/>
+                <w:rFonts w:ascii="Tahoma" w:hAnsi="Tahoma" w:cs="Tahoma"/>
                 <w:sz w:val="22"/>
                 <w:szCs w:val="22"/>
                 <w:u w:val="single"/>
@@ -2712,14 +2712,14 @@
             <w:pPr>
               <w:jc w:val="center"/>
               <w:rPr>
-                <w:rFonts w:ascii="Tahoma" w:hAnsi="Tahoma"/>
-                <w:sz w:val="22"/>
-                <w:szCs w:val="22"/>
-              </w:rPr>
-            </w:pPr>
-            <w:r>
-              <w:rPr>
-                <w:rFonts w:ascii="Tahoma" w:hAnsi="Tahoma"/>
+                <w:rFonts w:ascii="Tahoma" w:hAnsi="Tahoma" w:cs="Tahoma"/>
+                <w:sz w:val="22"/>
+                <w:szCs w:val="22"/>
+              </w:rPr>
+            </w:pPr>
+            <w:r>
+              <w:rPr>
+                <w:rFonts w:ascii="Tahoma" w:hAnsi="Tahoma" w:cs="Tahoma"/>
                 <w:sz w:val="22"/>
                 <w:szCs w:val="22"/>
                 <w:lang w:val="id-ID"/>
@@ -2728,7 +2728,7 @@
             </w:r>
             <w:r>
               <w:rPr>
-                <w:rFonts w:ascii="Tahoma" w:hAnsi="Tahoma"/>
+                <w:rFonts w:ascii="Tahoma" w:hAnsi="Tahoma" w:cs="Tahoma"/>
                 <w:sz w:val="22"/>
                 <w:szCs w:val="22"/>
               </w:rPr>
@@ -2736,7 +2736,7 @@
             </w:r>
             <w:r>
               <w:rPr>
-                <w:rFonts w:ascii="Tahoma" w:hAnsi="Tahoma"/>
+                <w:rFonts w:ascii="Tahoma" w:hAnsi="Tahoma" w:cs="Tahoma"/>
                 <w:sz w:val="22"/>
                 <w:szCs w:val="22"/>
                 <w:lang w:val="id-ID"/>
@@ -2745,7 +2745,7 @@
             </w:r>
             <w:r>
               <w:rPr>
-                <w:rFonts w:ascii="Tahoma" w:hAnsi="Tahoma"/>
+                <w:rFonts w:ascii="Tahoma" w:hAnsi="Tahoma" w:cs="Tahoma"/>
                 <w:sz w:val="22"/>
                 <w:szCs w:val="22"/>
                 <w:lang w:val="id-ID" w:eastAsia="en-US"/>
@@ -2754,7 +2754,7 @@
             </w:r>
             <w:r>
               <w:rPr>
-                <w:rFonts w:ascii="Tahoma" w:hAnsi="Tahoma"/>
+                <w:rFonts w:ascii="Tahoma" w:hAnsi="Tahoma" w:cs="Tahoma"/>
                 <w:sz w:val="22"/>
                 <w:szCs w:val="22"/>
                 <w:lang w:eastAsia="en-US"/>
@@ -2775,7 +2775,7 @@
             <w:pPr>
               <w:snapToGrid w:val="0"/>
               <w:rPr>
-                <w:rFonts w:ascii="Tahoma" w:hAnsi="Tahoma"/>
+                <w:rFonts w:ascii="Tahoma" w:hAnsi="Tahoma" w:cs="Tahoma"/>
                 <w:sz w:val="22"/>
                 <w:szCs w:val="22"/>
               </w:rPr>
@@ -2814,7 +2814,7 @@
   <w:docDefaults>
     <w:rPrDefault>
       <w:rPr>
-        <w:rFonts w:ascii="Tahoma" w:hAnsi="Tahoma"/>
+        <w:rFonts w:ascii="Liberation Serif" w:eastAsia="Noto Serif CJK SC" w:hAnsi="Liberation Serif" w:cs="FreeSans"/>
         <w:lang w:val="en-US" w:eastAsia="zh-CN" w:bidi="ar-SA"/>
       </w:rPr>
     </w:rPrDefault>
@@ -3206,7 +3206,7 @@
       <w:suppressAutoHyphens/>
     </w:pPr>
     <w:rPr>
-      <w:rFonts w:ascii="Tahoma" w:hAnsi="Tahoma"/>
+      <w:rFonts w:ascii="Times New Roman" w:eastAsia="Times New Roman" w:hAnsi="Times New Roman" w:cs="Times New Roman"/>
       <w:color w:val="000000"/>
       <w:sz w:val="24"/>
       <w:szCs w:val="24"/>
@@ -3243,7 +3243,7 @@
     <w:name w:val="WW8Num1z0"/>
     <w:qFormat/>
     <w:rPr>
-      <w:rFonts w:ascii="Tahoma" w:hAnsi="Tahoma"/>
+      <w:rFonts w:ascii="Arial" w:hAnsi="Arial" w:cs="Arial"/>
       <w:b w:val="0"/>
       <w:bCs w:val="0"/>
       <w:i w:val="0"/>
@@ -3266,7 +3266,7 @@
     <w:name w:val="MSG_EN_FONT_STYLE_NAME_TEMPLATE_ROLE_NUMBER MSG_EN_FONT_STYLE_NAME_BY_ROLE_TEXT 2_"/>
     <w:qFormat/>
     <w:rPr>
-      <w:rFonts w:ascii="Tahoma" w:hAnsi="Tahoma"/>
+      <w:rFonts w:ascii="Arial" w:hAnsi="Arial" w:cs="Arial"/>
       <w:sz w:val="21"/>
       <w:szCs w:val="21"/>
       <w:shd w:val="clear" w:color="auto" w:fill="FFFFFF"/>
@@ -3276,7 +3276,7 @@
     <w:name w:val="MSG_EN_FONT_STYLE_NAME_TEMPLATE_ROLE_NUMBER MSG_EN_FONT_STYLE_NAME_BY_ROLE_TEXT 3_"/>
     <w:qFormat/>
     <w:rPr>
-      <w:rFonts w:ascii="Tahoma" w:hAnsi="Tahoma"/>
+      <w:rFonts w:ascii="Arial" w:hAnsi="Arial" w:cs="Arial"/>
       <w:b/>
       <w:bCs/>
       <w:i/>
@@ -3290,7 +3290,7 @@
     <w:name w:val="MSG_EN_FONT_STYLE_NAME_TEMPLATE_ROLE_NUMBER MSG_EN_FONT_STYLE_NAME_BY_ROLE_TEXT 3 + MSG_EN_FONT_STYLE_MODIFER_SIZE 5"/>
     <w:qFormat/>
     <w:rPr>
-      <w:rFonts w:ascii="Tahoma" w:hAnsi="Tahoma"/>
+      <w:rFonts w:ascii="Arial" w:hAnsi="Arial" w:cs="Arial"/>
       <w:b w:val="0"/>
       <w:bCs w:val="0"/>
       <w:i w:val="0"/>
@@ -3304,7 +3304,7 @@
     <w:name w:val="MSG_EN_FONT_STYLE_NAME_TEMPLATE_ROLE MSG_EN_FONT_STYLE_NAME_BY_ROLE_PICTURE_CAPTION_"/>
     <w:qFormat/>
     <w:rPr>
-      <w:rFonts w:ascii="Tahoma" w:hAnsi="Tahoma"/>
+      <w:rFonts w:ascii="Arial" w:hAnsi="Arial" w:cs="Arial"/>
       <w:sz w:val="21"/>
       <w:szCs w:val="21"/>
       <w:shd w:val="clear" w:color="auto" w:fill="FFFFFF"/>
@@ -3314,7 +3314,7 @@
     <w:name w:val="MSG_EN_FONT_STYLE_NAME_TEMPLATE_ROLE MSG_EN_FONT_STYLE_NAME_BY_ROLE_PICTURE_CAPTION"/>
     <w:qFormat/>
     <w:rPr>
-      <w:rFonts w:ascii="Tahoma" w:hAnsi="Tahoma"/>
+      <w:rFonts w:ascii="Arial" w:hAnsi="Arial" w:cs="Arial"/>
       <w:sz w:val="21"/>
       <w:szCs w:val="21"/>
       <w:u w:val="single"/>
@@ -3325,7 +3325,7 @@
     <w:name w:val="Balloon Text Char"/>
     <w:qFormat/>
     <w:rPr>
-      <w:rFonts w:ascii="Tahoma" w:hAnsi="Tahoma"/>
+      <w:rFonts w:ascii="Tahoma" w:eastAsia="Times New Roman" w:hAnsi="Tahoma" w:cs="Tahoma"/>
       <w:color w:val="000000"/>
       <w:sz w:val="16"/>
       <w:szCs w:val="16"/>
@@ -3336,7 +3336,7 @@
     <w:name w:val="Header Char"/>
     <w:qFormat/>
     <w:rPr>
-      <w:rFonts w:ascii="Tahoma" w:hAnsi="Tahoma"/>
+      <w:rFonts w:ascii="Times New Roman" w:eastAsia="Times New Roman" w:hAnsi="Times New Roman" w:cs="Times New Roman"/>
       <w:color w:val="000000"/>
       <w:sz w:val="24"/>
       <w:szCs w:val="24"/>
@@ -3347,7 +3347,7 @@
     <w:name w:val="Footer Char"/>
     <w:qFormat/>
     <w:rPr>
-      <w:rFonts w:ascii="Tahoma" w:hAnsi="Tahoma"/>
+      <w:rFonts w:ascii="Times New Roman" w:eastAsia="Times New Roman" w:hAnsi="Times New Roman" w:cs="Times New Roman"/>
       <w:color w:val="000000"/>
       <w:sz w:val="24"/>
       <w:szCs w:val="24"/>
@@ -3364,7 +3364,7 @@
       <w:spacing w:before="240" w:after="120"/>
     </w:pPr>
     <w:rPr>
-      <w:rFonts w:ascii="Tahoma" w:hAnsi="Tahoma"/>
+      <w:rFonts w:ascii="Liberation Sans" w:eastAsia="Noto Sans CJK SC" w:hAnsi="Liberation Sans" w:cs="FreeSans"/>
       <w:sz w:val="28"/>
       <w:szCs w:val="28"/>
     </w:rPr>
@@ -3380,7 +3380,7 @@
     <w:name w:val="List"/>
     <w:basedOn w:val="BodyText"/>
     <w:rPr>
-      <w:rFonts w:ascii="Tahoma" w:hAnsi="Tahoma"/>
+      <w:rFonts w:cs="FreeSans"/>
     </w:rPr>
   </w:style>
   <w:style w:type="paragraph" w:styleId="Caption">
@@ -3392,7 +3392,7 @@
       <w:spacing w:before="120" w:after="120"/>
     </w:pPr>
     <w:rPr>
-      <w:rFonts w:ascii="Tahoma" w:hAnsi="Tahoma"/>
+      <w:rFonts w:cs="FreeSans"/>
       <w:i/>
       <w:iCs/>
     </w:rPr>
@@ -3405,7 +3405,7 @@
       <w:suppressLineNumbers/>
     </w:pPr>
     <w:rPr>
-      <w:rFonts w:ascii="Tahoma" w:hAnsi="Tahoma"/>
+      <w:rFonts w:cs="FreeSans"/>
     </w:rPr>
   </w:style>
   <w:style w:type="paragraph" w:customStyle="1" w:styleId="MSGENFONTSTYLENAMETEMPLATEROLENUMBERMSGENFONTSTYLENAMEBYROLETEXT20">
@@ -3418,7 +3418,7 @@
       <w:jc w:val="center"/>
     </w:pPr>
     <w:rPr>
-      <w:rFonts w:ascii="Tahoma" w:hAnsi="Tahoma"/>
+      <w:rFonts w:ascii="Arial" w:eastAsia="Calibri" w:hAnsi="Arial" w:cs="Arial"/>
       <w:sz w:val="21"/>
       <w:szCs w:val="21"/>
       <w:lang w:val="id-ID"/>
@@ -3434,7 +3434,7 @@
       <w:jc w:val="both"/>
     </w:pPr>
     <w:rPr>
-      <w:rFonts w:ascii="Tahoma" w:hAnsi="Tahoma"/>
+      <w:rFonts w:ascii="Arial" w:eastAsia="Calibri" w:hAnsi="Arial" w:cs="Arial"/>
       <w:b/>
       <w:bCs/>
       <w:i/>
@@ -3453,7 +3453,7 @@
       <w:spacing w:line="278" w:lineRule="exact"/>
     </w:pPr>
     <w:rPr>
-      <w:rFonts w:ascii="Tahoma" w:hAnsi="Tahoma"/>
+      <w:rFonts w:ascii="Arial" w:eastAsia="Calibri" w:hAnsi="Arial" w:cs="Arial"/>
       <w:sz w:val="21"/>
       <w:szCs w:val="21"/>
       <w:lang w:val="id-ID"/>
@@ -3464,7 +3464,7 @@
     <w:basedOn w:val="Normal"/>
     <w:qFormat/>
     <w:rPr>
-      <w:rFonts w:ascii="Tahoma" w:hAnsi="Tahoma"/>
+      <w:rFonts w:ascii="Tahoma" w:hAnsi="Tahoma" w:cs="Tahoma"/>
       <w:sz w:val="16"/>
       <w:szCs w:val="16"/>
     </w:rPr>

--- a/templates/CEK/Islam.docx
+++ b/templates/CEK/Islam.docx
@@ -10,7 +10,7 @@
         <w:ind w:left="60"/>
         <w:rPr>
           <w:rStyle w:val="MSGENFONTSTYLENAMETEMPLATEROLENUMBERMSGENFONTSTYLENAMEBYROLETEXT2"/>
-          <w:rFonts w:ascii="Tahoma" w:hAnsi="Tahoma" w:cs="Tahoma"/>
+          <w:rFonts w:ascii="Tahoma" w:hAnsi="Tahoma" w:cs="Tahoma" w:eastAsia="Tahoma"/>
           <w:b/>
           <w:sz w:val="22"/>
           <w:szCs w:val="22"/>
@@ -55,7 +55,7 @@
         <w:ind w:left="60"/>
         <w:rPr>
           <w:rStyle w:val="MSGENFONTSTYLENAMETEMPLATEROLENUMBERMSGENFONTSTYLENAMEBYROLETEXT2"/>
-          <w:rFonts w:ascii="Tahoma" w:hAnsi="Tahoma" w:cs="Tahoma"/>
+          <w:rFonts w:ascii="Tahoma" w:hAnsi="Tahoma" w:cs="Tahoma" w:eastAsia="Tahoma"/>
           <w:b/>
           <w:sz w:val="14"/>
           <w:szCs w:val="14"/>
@@ -70,14 +70,14 @@
         <w:spacing w:before="0" w:line="360" w:lineRule="auto"/>
         <w:ind w:left="60"/>
         <w:rPr>
-          <w:rFonts w:ascii="Tahoma" w:hAnsi="Tahoma" w:cs="Tahoma"/>
+          <w:rFonts w:ascii="Tahoma" w:hAnsi="Tahoma" w:cs="Tahoma" w:eastAsia="Tahoma"/>
           <w:b/>
         </w:rPr>
       </w:pPr>
       <w:r>
         <w:rPr>
           <w:rStyle w:val="MSGENFONTSTYLENAMETEMPLATEROLENUMBERMSGENFONTSTYLENAMEBYROLETEXT2"/>
-          <w:rFonts w:ascii="Tahoma" w:hAnsi="Tahoma" w:cs="Tahoma"/>
+          <w:rFonts w:ascii="Tahoma" w:hAnsi="Tahoma" w:cs="Tahoma" w:eastAsia="Tahoma"/>
           <w:b/>
           <w:lang w:val="en-US"/>
         </w:rPr>
@@ -86,7 +86,7 @@
       <w:r>
         <w:rPr>
           <w:rStyle w:val="MSGENFONTSTYLENAMETEMPLATEROLENUMBERMSGENFONTSTYLENAMEBYROLETEXT2"/>
-          <w:rFonts w:ascii="Tahoma" w:hAnsi="Tahoma" w:cs="Tahoma"/>
+          <w:rFonts w:ascii="Tahoma" w:hAnsi="Tahoma" w:cs="Tahoma" w:eastAsia="Tahoma"/>
           <w:b/>
         </w:rPr>
         <w:t>ERITA ACARA</w:t>
@@ -100,14 +100,14 @@
         <w:ind w:left="60"/>
         <w:rPr>
           <w:rStyle w:val="MSGENFONTSTYLENAMETEMPLATEROLENUMBERMSGENFONTSTYLENAMEBYROLETEXT2"/>
-          <w:rFonts w:ascii="Tahoma" w:hAnsi="Tahoma" w:cs="Tahoma"/>
+          <w:rFonts w:ascii="Tahoma" w:hAnsi="Tahoma" w:cs="Tahoma" w:eastAsia="Tahoma"/>
           <w:lang w:val="en-US"/>
         </w:rPr>
       </w:pPr>
       <w:r>
         <w:rPr>
           <w:rStyle w:val="MSGENFONTSTYLENAMETEMPLATEROLENUMBERMSGENFONTSTYLENAMEBYROLETEXT2"/>
-          <w:rFonts w:ascii="Tahoma" w:hAnsi="Tahoma" w:cs="Tahoma"/>
+          <w:rFonts w:ascii="Tahoma" w:hAnsi="Tahoma" w:cs="Tahoma" w:eastAsia="Tahoma"/>
           <w:b/>
         </w:rPr>
         <w:t>PENGAMBILAN SUMPAH PEGAWAI NEGERI SIPIL</w:t>
@@ -115,7 +115,7 @@
       <w:r>
         <w:rPr>
           <w:rStyle w:val="MSGENFONTSTYLENAMETEMPLATEROLENUMBERMSGENFONTSTYLENAMEBYROLETEXT2"/>
-          <w:rFonts w:ascii="Tahoma" w:hAnsi="Tahoma" w:cs="Tahoma"/>
+          <w:rFonts w:ascii="Tahoma" w:hAnsi="Tahoma" w:cs="Tahoma" w:eastAsia="Tahoma"/>
         </w:rPr>
         <w:br/>
         <w:t>NOMOR : 8</w:t>
@@ -123,7 +123,7 @@
       <w:r>
         <w:rPr>
           <w:rStyle w:val="MSGENFONTSTYLENAMETEMPLATEROLENUMBERMSGENFONTSTYLENAMEBYROLETEXT2"/>
-          <w:rFonts w:ascii="Tahoma" w:hAnsi="Tahoma" w:cs="Tahoma"/>
+          <w:rFonts w:ascii="Tahoma" w:hAnsi="Tahoma" w:cs="Tahoma" w:eastAsia="Tahoma"/>
           <w:lang w:val="en-US"/>
         </w:rPr>
         <w:t>77</w:t>
@@ -131,14 +131,14 @@
       <w:r>
         <w:rPr>
           <w:rStyle w:val="MSGENFONTSTYLENAMETEMPLATEROLENUMBERMSGENFONTSTYLENAMEBYROLETEXT2"/>
-          <w:rFonts w:ascii="Tahoma" w:hAnsi="Tahoma" w:cs="Tahoma"/>
+          <w:rFonts w:ascii="Tahoma" w:hAnsi="Tahoma" w:cs="Tahoma" w:eastAsia="Tahoma"/>
         </w:rPr>
         <w:t>/</w:t>
       </w:r>
       <w:r>
         <w:rPr>
           <w:rStyle w:val="MSGENFONTSTYLENAMETEMPLATEROLENUMBERMSGENFONTSTYLENAMEBYROLETEXT2"/>
-          <w:rFonts w:ascii="Tahoma" w:hAnsi="Tahoma" w:cs="Tahoma"/>
+          <w:rFonts w:ascii="Tahoma" w:hAnsi="Tahoma" w:cs="Tahoma" w:eastAsia="Tahoma"/>
           <w:lang w:val="en-US"/>
         </w:rPr>
         <w:t xml:space="preserve">        </w:t>
@@ -146,14 +146,14 @@
       <w:r>
         <w:rPr>
           <w:rStyle w:val="MSGENFONTSTYLENAMETEMPLATEROLENUMBERMSGENFONTSTYLENAMEBYROLETEXT2"/>
-          <w:rFonts w:ascii="Tahoma" w:hAnsi="Tahoma" w:cs="Tahoma"/>
+          <w:rFonts w:ascii="Tahoma" w:hAnsi="Tahoma" w:cs="Tahoma" w:eastAsia="Tahoma"/>
         </w:rPr>
         <w:t>/204.3/202</w:t>
       </w:r>
       <w:r>
         <w:rPr>
           <w:rStyle w:val="MSGENFONTSTYLENAMETEMPLATEROLENUMBERMSGENFONTSTYLENAMEBYROLETEXT2"/>
-          <w:rFonts w:ascii="Tahoma" w:hAnsi="Tahoma" w:cs="Tahoma"/>
+          <w:rFonts w:ascii="Tahoma" w:hAnsi="Tahoma" w:cs="Tahoma" w:eastAsia="Tahoma"/>
           <w:lang w:val="en-US"/>
         </w:rPr>
         <w:t>6</w:t>
@@ -167,7 +167,7 @@
         <w:ind w:left="60"/>
         <w:rPr>
           <w:rStyle w:val="MSGENFONTSTYLENAMETEMPLATEROLENUMBERMSGENFONTSTYLENAMEBYROLETEXT2"/>
-          <w:rFonts w:ascii="Tahoma" w:hAnsi="Tahoma" w:cs="Tahoma"/>
+          <w:rFonts w:ascii="Tahoma" w:hAnsi="Tahoma" w:cs="Tahoma" w:eastAsia="Tahoma"/>
           <w:lang w:val="en-US"/>
         </w:rPr>
       </w:pPr>
@@ -184,7 +184,7 @@
         <w:jc w:val="both"/>
         <w:rPr>
           <w:rStyle w:val="MSGENFONTSTYLENAMETEMPLATEROLENUMBERMSGENFONTSTYLENAMEBYROLETEXT2"/>
-          <w:rFonts w:ascii="Tahoma" w:hAnsi="Tahoma" w:cs="Tahoma"/>
+          <w:rFonts w:ascii="Tahoma" w:hAnsi="Tahoma" w:cs="Tahoma" w:eastAsia="Tahoma"/>
           <w:sz w:val="22"/>
           <w:szCs w:val="22"/>
           <w:lang w:val="en-US"/>
@@ -194,7 +194,7 @@
       <w:r>
         <w:rPr>
           <w:rStyle w:val="MSGENFONTSTYLENAMETEMPLATEROLENUMBERMSGENFONTSTYLENAMEBYROLETEXT2"/>
-          <w:rFonts w:ascii="Tahoma" w:hAnsi="Tahoma" w:cs="Tahoma"/>
+          <w:rFonts w:ascii="Tahoma" w:hAnsi="Tahoma" w:cs="Tahoma" w:eastAsia="Tahoma"/>
           <w:sz w:val="22"/>
           <w:szCs w:val="22"/>
         </w:rPr>
@@ -203,7 +203,7 @@
       <w:r>
         <w:rPr>
           <w:rStyle w:val="MSGENFONTSTYLENAMETEMPLATEROLENUMBERMSGENFONTSTYLENAMEBYROLETEXT2"/>
-          <w:rFonts w:ascii="Tahoma" w:hAnsi="Tahoma" w:cs="Tahoma"/>
+          <w:rFonts w:ascii="Tahoma" w:hAnsi="Tahoma" w:cs="Tahoma" w:eastAsia="Tahoma"/>
           <w:sz w:val="22"/>
           <w:szCs w:val="22"/>
           <w:lang w:val="en-AU"/>
@@ -213,7 +213,7 @@
       <w:r>
         <w:rPr>
           <w:rStyle w:val="MSGENFONTSTYLENAMETEMPLATEROLENUMBERMSGENFONTSTYLENAMEBYROLETEXT2"/>
-          <w:rFonts w:ascii="Tahoma" w:hAnsi="Tahoma" w:cs="Tahoma"/>
+          <w:rFonts w:ascii="Tahoma" w:hAnsi="Tahoma" w:cs="Tahoma" w:eastAsia="Tahoma"/>
           <w:sz w:val="22"/>
           <w:szCs w:val="22"/>
         </w:rPr>
@@ -222,7 +222,7 @@
       <w:r>
         <w:rPr>
           <w:rStyle w:val="MSGENFONTSTYLENAMETEMPLATEROLENUMBERMSGENFONTSTYLENAMEBYROLETEXT2"/>
-          <w:rFonts w:ascii="Tahoma" w:hAnsi="Tahoma" w:cs="Tahoma"/>
+          <w:rFonts w:ascii="Tahoma" w:hAnsi="Tahoma" w:cs="Tahoma" w:eastAsia="Tahoma"/>
           <w:sz w:val="22"/>
           <w:szCs w:val="22"/>
           <w:lang w:val="en-GB"/>
@@ -232,7 +232,7 @@
       <w:r>
         <w:rPr>
           <w:rStyle w:val="MSGENFONTSTYLENAMETEMPLATEROLENUMBERMSGENFONTSTYLENAMEBYROLETEXT2"/>
-          <w:rFonts w:ascii="Tahoma" w:hAnsi="Tahoma" w:cs="Tahoma"/>
+          <w:rFonts w:ascii="Tahoma" w:hAnsi="Tahoma" w:cs="Tahoma" w:eastAsia="Tahoma"/>
           <w:sz w:val="22"/>
           <w:szCs w:val="22"/>
         </w:rPr>
@@ -241,7 +241,7 @@
       <w:r>
         <w:rPr>
           <w:rStyle w:val="MSGENFONTSTYLENAMETEMPLATEROLENUMBERMSGENFONTSTYLENAMEBYROLETEXT2"/>
-          <w:rFonts w:ascii="Tahoma" w:hAnsi="Tahoma" w:cs="Tahoma"/>
+          <w:rFonts w:ascii="Tahoma" w:hAnsi="Tahoma" w:cs="Tahoma" w:eastAsia="Tahoma"/>
           <w:sz w:val="22"/>
           <w:szCs w:val="22"/>
           <w:lang w:val="en-GB"/>
@@ -251,7 +251,7 @@
       <w:r>
         <w:rPr>
           <w:rStyle w:val="MSGENFONTSTYLENAMETEMPLATEROLENUMBERMSGENFONTSTYLENAMEBYROLETEXT2"/>
-          <w:rFonts w:ascii="Tahoma" w:hAnsi="Tahoma" w:cs="Tahoma"/>
+          <w:rFonts w:ascii="Tahoma" w:hAnsi="Tahoma" w:cs="Tahoma" w:eastAsia="Tahoma"/>
           <w:sz w:val="22"/>
           <w:szCs w:val="22"/>
         </w:rPr>
@@ -260,7 +260,7 @@
       <w:r>
         <w:rPr>
           <w:rStyle w:val="MSGENFONTSTYLENAMETEMPLATEROLENUMBERMSGENFONTSTYLENAMEBYROLETEXT2"/>
-          <w:rFonts w:ascii="Tahoma" w:hAnsi="Tahoma" w:cs="Tahoma"/>
+          <w:rFonts w:ascii="Tahoma" w:hAnsi="Tahoma" w:cs="Tahoma" w:eastAsia="Tahoma"/>
           <w:sz w:val="22"/>
           <w:szCs w:val="22"/>
           <w:lang w:val="en-GB"/>
@@ -270,7 +270,7 @@
       <w:r>
         <w:rPr>
           <w:rStyle w:val="MSGENFONTSTYLENAMETEMPLATEROLENUMBERMSGENFONTSTYLENAMEBYROLETEXT2"/>
-          <w:rFonts w:ascii="Tahoma" w:hAnsi="Tahoma" w:cs="Tahoma"/>
+          <w:rFonts w:ascii="Tahoma" w:hAnsi="Tahoma" w:cs="Tahoma" w:eastAsia="Tahoma"/>
           <w:sz w:val="22"/>
           <w:szCs w:val="22"/>
         </w:rPr>
@@ -279,7 +279,7 @@
       <w:r>
         <w:rPr>
           <w:rStyle w:val="MSGENFONTSTYLENAMETEMPLATEROLENUMBERMSGENFONTSTYLENAMEBYROLETEXT2"/>
-          <w:rFonts w:ascii="Tahoma" w:hAnsi="Tahoma" w:cs="Tahoma"/>
+          <w:rFonts w:ascii="Tahoma" w:hAnsi="Tahoma" w:cs="Tahoma" w:eastAsia="Tahoma"/>
           <w:sz w:val="22"/>
           <w:szCs w:val="22"/>
           <w:lang w:val="en-US"/>
@@ -289,7 +289,7 @@
       <w:r>
         <w:rPr>
           <w:rStyle w:val="MSGENFONTSTYLENAMETEMPLATEROLENUMBERMSGENFONTSTYLENAMEBYROLETEXT2"/>
-          <w:rFonts w:ascii="Tahoma" w:hAnsi="Tahoma" w:cs="Tahoma"/>
+          <w:rFonts w:ascii="Tahoma" w:hAnsi="Tahoma" w:cs="Tahoma" w:eastAsia="Tahoma"/>
           <w:sz w:val="22"/>
           <w:szCs w:val="22"/>
         </w:rPr>
@@ -298,7 +298,7 @@
       <w:r>
         <w:rPr>
           <w:rStyle w:val="MSGENFONTSTYLENAMETEMPLATEROLENUMBERMSGENFONTSTYLENAMEBYROLETEXT2"/>
-          <w:rFonts w:ascii="Tahoma" w:hAnsi="Tahoma" w:cs="Tahoma"/>
+          <w:rFonts w:ascii="Tahoma" w:hAnsi="Tahoma" w:cs="Tahoma" w:eastAsia="Tahoma"/>
           <w:sz w:val="22"/>
           <w:szCs w:val="22"/>
           <w:lang w:val="en-US"/>
@@ -307,7 +307,7 @@
       </w:r>
       <w:r>
         <w:rPr>
-          <w:rFonts w:ascii="Tahoma" w:hAnsi="Tahoma" w:cs="Tahoma"/>
+          <w:rFonts w:ascii="Tahoma" w:hAnsi="Tahoma" w:cs="Tahoma" w:eastAsia="Tahoma"/>
           <w:sz w:val="22"/>
           <w:szCs w:val="22"/>
         </w:rPr>
@@ -316,7 +316,7 @@
       <w:r>
         <w:rPr>
           <w:rStyle w:val="MSGENFONTSTYLENAMETEMPLATEROLENUMBERMSGENFONTSTYLENAMEBYROLETEXT2"/>
-          <w:rFonts w:ascii="Tahoma" w:hAnsi="Tahoma" w:cs="Tahoma"/>
+          <w:rFonts w:ascii="Tahoma" w:hAnsi="Tahoma" w:cs="Tahoma" w:eastAsia="Tahoma"/>
           <w:sz w:val="22"/>
           <w:szCs w:val="22"/>
         </w:rPr>
@@ -325,7 +325,7 @@
       <w:r>
         <w:rPr>
           <w:rStyle w:val="MSGENFONTSTYLENAMETEMPLATEROLENUMBERMSGENFONTSTYLENAMEBYROLETEXT2"/>
-          <w:rFonts w:ascii="Tahoma" w:hAnsi="Tahoma" w:cs="Tahoma"/>
+          <w:rFonts w:ascii="Tahoma" w:hAnsi="Tahoma" w:cs="Tahoma" w:eastAsia="Tahoma"/>
           <w:sz w:val="22"/>
           <w:szCs w:val="22"/>
           <w:lang w:val="en-US"/>
@@ -334,7 +334,7 @@
       </w:r>
       <w:r>
         <w:rPr>
-          <w:rFonts w:ascii="Tahoma" w:hAnsi="Tahoma" w:cs="Tahoma"/>
+          <w:rFonts w:ascii="Tahoma" w:hAnsi="Tahoma" w:cs="Tahoma" w:eastAsia="Tahoma"/>
           <w:sz w:val="22"/>
           <w:szCs w:val="22"/>
           <w:shd w:val="clear" w:color="auto" w:fill="FFFFFF"/>
@@ -346,7 +346,7 @@
       <w:r>
         <w:rPr>
           <w:rStyle w:val="MSGENFONTSTYLENAMETEMPLATEROLENUMBERMSGENFONTSTYLENAMEBYROLETEXT2"/>
-          <w:rFonts w:ascii="Tahoma" w:hAnsi="Tahoma" w:cs="Tahoma"/>
+          <w:rFonts w:ascii="Tahoma" w:hAnsi="Tahoma" w:cs="Tahoma" w:eastAsia="Tahoma"/>
           <w:sz w:val="22"/>
           <w:szCs w:val="22"/>
         </w:rPr>
@@ -355,7 +355,7 @@
       <w:r>
         <w:rPr>
           <w:rStyle w:val="MSGENFONTSTYLENAMETEMPLATEROLENUMBERMSGENFONTSTYLENAMEBYROLETEXT2"/>
-          <w:rFonts w:ascii="Tahoma" w:hAnsi="Tahoma" w:cs="Tahoma"/>
+          <w:rFonts w:ascii="Tahoma" w:hAnsi="Tahoma" w:cs="Tahoma" w:eastAsia="Tahoma"/>
           <w:sz w:val="22"/>
           <w:szCs w:val="22"/>
           <w:lang w:val="en-US"/>
@@ -365,7 +365,7 @@
       <w:r>
         <w:rPr>
           <w:rStyle w:val="MSGENFONTSTYLENAMETEMPLATEROLENUMBERMSGENFONTSTYLENAMEBYROLETEXT2"/>
-          <w:rFonts w:ascii="Tahoma" w:hAnsi="Tahoma" w:cs="Tahoma"/>
+          <w:rFonts w:ascii="Tahoma" w:hAnsi="Tahoma" w:cs="Tahoma" w:eastAsia="Tahoma"/>
           <w:sz w:val="22"/>
           <w:szCs w:val="22"/>
         </w:rPr>
@@ -374,7 +374,7 @@
       <w:r>
         <w:rPr>
           <w:rStyle w:val="MSGENFONTSTYLENAMETEMPLATEROLENUMBERMSGENFONTSTYLENAMEBYROLETEXT2"/>
-          <w:rFonts w:ascii="Tahoma" w:hAnsi="Tahoma" w:cs="Tahoma"/>
+          <w:rFonts w:ascii="Tahoma" w:hAnsi="Tahoma" w:cs="Tahoma" w:eastAsia="Tahoma"/>
           <w:sz w:val="22"/>
           <w:szCs w:val="22"/>
           <w:lang w:val="en-US"/>
@@ -384,7 +384,7 @@
       <w:r>
         <w:rPr>
           <w:rStyle w:val="MSGENFONTSTYLENAMETEMPLATEROLENUMBERMSGENFONTSTYLENAMEBYROLETEXT2"/>
-          <w:rFonts w:ascii="Tahoma" w:hAnsi="Tahoma" w:cs="Tahoma"/>
+          <w:rFonts w:ascii="Tahoma" w:hAnsi="Tahoma" w:cs="Tahoma" w:eastAsia="Tahoma"/>
           <w:sz w:val="22"/>
           <w:szCs w:val="22"/>
         </w:rPr>
@@ -393,7 +393,7 @@
       <w:r>
         <w:rPr>
           <w:rStyle w:val="MSGENFONTSTYLENAMETEMPLATEROLENUMBERMSGENFONTSTYLENAMEBYROLETEXT2"/>
-          <w:rFonts w:ascii="Tahoma" w:hAnsi="Tahoma" w:cs="Tahoma"/>
+          <w:rFonts w:ascii="Tahoma" w:hAnsi="Tahoma" w:cs="Tahoma" w:eastAsia="Tahoma"/>
           <w:sz w:val="22"/>
           <w:szCs w:val="22"/>
           <w:lang w:val="en-US"/>
@@ -403,7 +403,7 @@
       <w:r>
         <w:rPr>
           <w:rStyle w:val="MSGENFONTSTYLENAMETEMPLATEROLENUMBERMSGENFONTSTYLENAMEBYROLETEXT2"/>
-          <w:rFonts w:ascii="Tahoma" w:hAnsi="Tahoma" w:cs="Tahoma"/>
+          <w:rFonts w:ascii="Tahoma" w:hAnsi="Tahoma" w:cs="Tahoma" w:eastAsia="Tahoma"/>
           <w:sz w:val="22"/>
           <w:szCs w:val="22"/>
         </w:rPr>
@@ -412,7 +412,7 @@
       <w:r>
         <w:rPr>
           <w:rStyle w:val="MSGENFONTSTYLENAMETEMPLATEROLENUMBERMSGENFONTSTYLENAMEBYROLETEXT2"/>
-          <w:rFonts w:ascii="Tahoma" w:hAnsi="Tahoma" w:cs="Tahoma"/>
+          <w:rFonts w:ascii="Tahoma" w:hAnsi="Tahoma" w:cs="Tahoma" w:eastAsia="Tahoma"/>
           <w:sz w:val="22"/>
           <w:szCs w:val="22"/>
           <w:lang w:val="en-US"/>
@@ -422,7 +422,7 @@
       <w:r>
         <w:rPr>
           <w:rStyle w:val="MSGENFONTSTYLENAMETEMPLATEROLENUMBERMSGENFONTSTYLENAMEBYROLETEXT2"/>
-          <w:rFonts w:ascii="Tahoma" w:hAnsi="Tahoma" w:cs="Tahoma"/>
+          <w:rFonts w:ascii="Tahoma" w:hAnsi="Tahoma" w:cs="Tahoma" w:eastAsia="Tahoma"/>
           <w:sz w:val="22"/>
           <w:szCs w:val="22"/>
         </w:rPr>
@@ -443,14 +443,14 @@
         <w:ind w:left="142" w:right="46"/>
         <w:jc w:val="both"/>
         <w:rPr>
-          <w:rFonts w:ascii="Tahoma" w:hAnsi="Tahoma" w:cs="Tahoma"/>
+          <w:rFonts w:ascii="Tahoma" w:hAnsi="Tahoma" w:cs="Tahoma" w:eastAsia="Tahoma"/>
           <w:sz w:val="22"/>
           <w:szCs w:val="22"/>
         </w:rPr>
       </w:pPr>
       <w:r>
         <w:rPr>
-          <w:rFonts w:ascii="Tahoma" w:hAnsi="Tahoma" w:cs="Tahoma"/>
+          <w:rFonts w:ascii="Tahoma" w:hAnsi="Tahoma" w:cs="Tahoma" w:eastAsia="Tahoma"/>
           <w:sz w:val="22"/>
           <w:szCs w:val="22"/>
           <w:lang w:val="en-US"/>
@@ -459,7 +459,7 @@
       </w:r>
       <w:r>
         <w:rPr>
-          <w:rFonts w:ascii="Tahoma" w:hAnsi="Tahoma" w:cs="Tahoma"/>
+          <w:rFonts w:ascii="Tahoma" w:hAnsi="Tahoma" w:cs="Tahoma" w:eastAsia="Tahoma"/>
           <w:sz w:val="22"/>
           <w:szCs w:val="22"/>
           <w:shd w:val="clear" w:color="auto" w:fill="FFFFFF"/>
@@ -470,7 +470,7 @@
       <w:r>
         <w:rPr>
           <w:rStyle w:val="MSGENFONTSTYLENAMETEMPLATEROLENUMBERMSGENFONTSTYLENAMEBYROLETEXT2"/>
-          <w:rFonts w:ascii="Tahoma" w:hAnsi="Tahoma" w:cs="Tahoma"/>
+          <w:rFonts w:ascii="Tahoma" w:hAnsi="Tahoma" w:cs="Tahoma" w:eastAsia="Tahoma"/>
           <w:sz w:val="22"/>
           <w:szCs w:val="22"/>
         </w:rPr>
@@ -479,7 +479,7 @@
       <w:r>
         <w:rPr>
           <w:rStyle w:val="MSGENFONTSTYLENAMETEMPLATEROLENUMBERMSGENFONTSTYLENAMEBYROLETEXT2"/>
-          <w:rFonts w:ascii="Tahoma" w:hAnsi="Tahoma" w:cs="Tahoma"/>
+          <w:rFonts w:ascii="Tahoma" w:hAnsi="Tahoma" w:cs="Tahoma" w:eastAsia="Tahoma"/>
           <w:sz w:val="22"/>
           <w:szCs w:val="22"/>
           <w:lang w:val="en-US"/>
@@ -488,7 +488,7 @@
       </w:r>
       <w:r>
         <w:rPr>
-          <w:rFonts w:ascii="Tahoma" w:hAnsi="Tahoma" w:cs="Tahoma"/>
+          <w:rFonts w:ascii="Tahoma" w:hAnsi="Tahoma" w:cs="Tahoma" w:eastAsia="Tahoma"/>
           <w:sz w:val="22"/>
           <w:szCs w:val="22"/>
           <w:shd w:val="clear" w:color="auto" w:fill="FFFFFF"/>
@@ -498,7 +498,7 @@
       </w:r>
       <w:r>
         <w:rPr>
-          <w:rFonts w:ascii="Tahoma" w:hAnsi="Tahoma" w:cs="Tahoma"/>
+          <w:rFonts w:ascii="Tahoma" w:hAnsi="Tahoma" w:cs="Tahoma" w:eastAsia="Tahoma"/>
           <w:sz w:val="22"/>
           <w:szCs w:val="22"/>
           <w:shd w:val="clear" w:color="auto" w:fill="FFFFFF"/>
@@ -509,7 +509,7 @@
       <w:r>
         <w:rPr>
           <w:rStyle w:val="MSGENFONTSTYLENAMETEMPLATEROLENUMBERMSGENFONTSTYLENAMEBYROLETEXT2"/>
-          <w:rFonts w:ascii="Tahoma" w:hAnsi="Tahoma" w:cs="Tahoma"/>
+          <w:rFonts w:ascii="Tahoma" w:hAnsi="Tahoma" w:cs="Tahoma" w:eastAsia="Tahoma"/>
           <w:sz w:val="22"/>
           <w:szCs w:val="22"/>
         </w:rPr>
@@ -518,7 +518,7 @@
       <w:r>
         <w:rPr>
           <w:rStyle w:val="MSGENFONTSTYLENAMETEMPLATEROLENUMBERMSGENFONTSTYLENAMEBYROLETEXT2"/>
-          <w:rFonts w:ascii="Tahoma" w:hAnsi="Tahoma" w:cs="Tahoma"/>
+          <w:rFonts w:ascii="Tahoma" w:hAnsi="Tahoma" w:cs="Tahoma" w:eastAsia="Tahoma"/>
           <w:sz w:val="22"/>
           <w:szCs w:val="22"/>
           <w:lang w:val="en-US"/>
@@ -528,7 +528,7 @@
       <w:r>
         <w:rPr>
           <w:rStyle w:val="MSGENFONTSTYLENAMETEMPLATEROLENUMBERMSGENFONTSTYLENAMEBYROLETEXT2"/>
-          <w:rFonts w:ascii="Tahoma" w:hAnsi="Tahoma" w:cs="Tahoma"/>
+          <w:rFonts w:ascii="Tahoma" w:hAnsi="Tahoma" w:cs="Tahoma" w:eastAsia="Tahoma"/>
           <w:sz w:val="22"/>
           <w:szCs w:val="22"/>
         </w:rPr>
@@ -536,7 +536,7 @@
       </w:r>
       <w:r>
         <w:rPr>
-          <w:rFonts w:ascii="Tahoma" w:hAnsi="Tahoma" w:cs="Tahoma"/>
+          <w:rFonts w:ascii="Tahoma" w:hAnsi="Tahoma" w:cs="Tahoma" w:eastAsia="Tahoma"/>
           <w:sz w:val="22"/>
           <w:szCs w:val="22"/>
           <w:shd w:val="clear" w:color="auto" w:fill="FFFFFF"/>
@@ -559,7 +559,7 @@
         <w:ind w:left="142" w:right="45"/>
         <w:jc w:val="both"/>
         <w:rPr>
-          <w:rFonts w:ascii="Tahoma" w:hAnsi="Tahoma" w:cs="Tahoma"/>
+          <w:rFonts w:ascii="Tahoma" w:hAnsi="Tahoma" w:cs="Tahoma" w:eastAsia="Tahoma"/>
           <w:sz w:val="22"/>
           <w:szCs w:val="22"/>
           <w:lang w:val="en-US"/>
@@ -567,7 +567,7 @@
       </w:pPr>
       <w:r>
         <w:rPr>
-          <w:rFonts w:ascii="Tahoma" w:hAnsi="Tahoma" w:cs="Tahoma"/>
+          <w:rFonts w:ascii="Tahoma" w:hAnsi="Tahoma" w:cs="Tahoma" w:eastAsia="Tahoma"/>
           <w:sz w:val="22"/>
           <w:szCs w:val="22"/>
           <w:lang w:val="en-US"/>
@@ -576,7 +576,7 @@
       </w:r>
       <w:r>
         <w:rPr>
-          <w:rFonts w:ascii="Tahoma" w:hAnsi="Tahoma" w:cs="Tahoma"/>
+          <w:rFonts w:ascii="Tahoma" w:hAnsi="Tahoma" w:cs="Tahoma" w:eastAsia="Tahoma"/>
           <w:sz w:val="22"/>
           <w:szCs w:val="22"/>
         </w:rPr>
@@ -585,7 +585,7 @@
       <w:r>
         <w:rPr>
           <w:rStyle w:val="MSGENFONTSTYLENAMETEMPLATEROLENUMBERMSGENFONTSTYLENAMEBYROLETEXT2"/>
-          <w:rFonts w:ascii="Tahoma" w:hAnsi="Tahoma" w:cs="Tahoma"/>
+          <w:rFonts w:ascii="Tahoma" w:hAnsi="Tahoma" w:cs="Tahoma" w:eastAsia="Tahoma"/>
           <w:sz w:val="22"/>
           <w:szCs w:val="22"/>
           <w:lang w:val="en-US"/>
@@ -595,7 +595,7 @@
       <w:r>
         <w:rPr>
           <w:rStyle w:val="MSGENFONTSTYLENAMETEMPLATEROLENUMBERMSGENFONTSTYLENAMEBYROLETEXT2"/>
-          <w:rFonts w:ascii="Tahoma" w:hAnsi="Tahoma" w:cs="Tahoma"/>
+          <w:rFonts w:ascii="Tahoma" w:hAnsi="Tahoma" w:cs="Tahoma" w:eastAsia="Tahoma"/>
           <w:sz w:val="22"/>
           <w:szCs w:val="22"/>
         </w:rPr>
@@ -604,7 +604,7 @@
       <w:r>
         <w:rPr>
           <w:rStyle w:val="MSGENFONTSTYLENAMETEMPLATEROLENUMBERMSGENFONTSTYLENAMEBYROLETEXT2"/>
-          <w:rFonts w:ascii="Tahoma" w:hAnsi="Tahoma" w:cs="Tahoma"/>
+          <w:rFonts w:ascii="Tahoma" w:hAnsi="Tahoma" w:cs="Tahoma" w:eastAsia="Tahoma"/>
           <w:sz w:val="22"/>
           <w:szCs w:val="22"/>
           <w:lang w:val="en-US"/>
@@ -613,7 +613,7 @@
       </w:r>
       <w:r>
         <w:rPr>
-          <w:rFonts w:ascii="Tahoma" w:hAnsi="Tahoma" w:cs="Tahoma"/>
+          <w:rFonts w:ascii="Tahoma" w:hAnsi="Tahoma" w:cs="Tahoma" w:eastAsia="Tahoma"/>
           <w:sz w:val="22"/>
           <w:szCs w:val="22"/>
           <w:shd w:val="clear" w:color="auto" w:fill="FFFFFF"/>
@@ -624,7 +624,7 @@
       <w:r>
         <w:rPr>
           <w:rStyle w:val="MSGENFONTSTYLENAMETEMPLATEROLENUMBERMSGENFONTSTYLENAMEBYROLETEXT2"/>
-          <w:rFonts w:ascii="Tahoma" w:hAnsi="Tahoma" w:cs="Tahoma"/>
+          <w:rFonts w:ascii="Tahoma" w:hAnsi="Tahoma" w:cs="Tahoma" w:eastAsia="Tahoma"/>
           <w:sz w:val="22"/>
           <w:szCs w:val="22"/>
           <w:lang w:val="en-US"/>
@@ -634,7 +634,7 @@
       <w:r>
         <w:rPr>
           <w:rStyle w:val="MSGENFONTSTYLENAMETEMPLATEROLENUMBERMSGENFONTSTYLENAMEBYROLETEXT2"/>
-          <w:rFonts w:ascii="Tahoma" w:hAnsi="Tahoma" w:cs="Tahoma"/>
+          <w:rFonts w:ascii="Tahoma" w:hAnsi="Tahoma" w:cs="Tahoma" w:eastAsia="Tahoma"/>
           <w:sz w:val="22"/>
           <w:szCs w:val="22"/>
           <w:lang w:val="en-US"/>
@@ -644,7 +644,7 @@
       <w:r>
         <w:rPr>
           <w:rStyle w:val="MSGENFONTSTYLENAMETEMPLATEROLENUMBERMSGENFONTSTYLENAMEBYROLETEXT2"/>
-          <w:rFonts w:ascii="Tahoma" w:hAnsi="Tahoma" w:cs="Tahoma"/>
+          <w:rFonts w:ascii="Tahoma" w:hAnsi="Tahoma" w:cs="Tahoma" w:eastAsia="Tahoma"/>
           <w:sz w:val="22"/>
           <w:szCs w:val="22"/>
         </w:rPr>
@@ -653,7 +653,7 @@
       <w:r>
         <w:rPr>
           <w:rStyle w:val="MSGENFONTSTYLENAMETEMPLATEROLENUMBERMSGENFONTSTYLENAMEBYROLETEXT2"/>
-          <w:rFonts w:ascii="Tahoma" w:hAnsi="Tahoma" w:cs="Tahoma"/>
+          <w:rFonts w:ascii="Tahoma" w:hAnsi="Tahoma" w:cs="Tahoma" w:eastAsia="Tahoma"/>
           <w:sz w:val="22"/>
           <w:szCs w:val="22"/>
           <w:lang w:val="en-US"/>
@@ -663,7 +663,7 @@
       <w:r>
         <w:rPr>
           <w:rStyle w:val="MSGENFONTSTYLENAMETEMPLATEROLENUMBERMSGENFONTSTYLENAMEBYROLETEXT2"/>
-          <w:rFonts w:ascii="Tahoma" w:hAnsi="Tahoma" w:cs="Tahoma"/>
+          <w:rFonts w:ascii="Tahoma" w:hAnsi="Tahoma" w:cs="Tahoma" w:eastAsia="Tahoma"/>
           <w:sz w:val="22"/>
           <w:szCs w:val="22"/>
         </w:rPr>
@@ -671,7 +671,7 @@
       </w:r>
       <w:r>
         <w:rPr>
-          <w:rFonts w:ascii="Tahoma" w:hAnsi="Tahoma" w:cs="Tahoma"/>
+          <w:rFonts w:ascii="Tahoma" w:hAnsi="Tahoma" w:cs="Tahoma" w:eastAsia="Tahoma"/>
           <w:sz w:val="22"/>
           <w:szCs w:val="22"/>
           <w:shd w:val="clear" w:color="auto" w:fill="FFFFFF"/>
@@ -680,7 +680,7 @@
       </w:r>
       <w:r>
         <w:rPr>
-          <w:rFonts w:ascii="Tahoma" w:hAnsi="Tahoma" w:cs="Tahoma"/>
+          <w:rFonts w:ascii="Tahoma" w:hAnsi="Tahoma" w:cs="Tahoma" w:eastAsia="Tahoma"/>
           <w:sz w:val="22"/>
           <w:szCs w:val="22"/>
           <w:shd w:val="clear" w:color="auto" w:fill="FFFFFF"/>
@@ -690,7 +690,7 @@
       </w:r>
       <w:r>
         <w:rPr>
-          <w:rFonts w:ascii="Tahoma" w:hAnsi="Tahoma" w:cs="Tahoma"/>
+          <w:rFonts w:ascii="Tahoma" w:hAnsi="Tahoma" w:cs="Tahoma" w:eastAsia="Tahoma"/>
           <w:sz w:val="22"/>
           <w:szCs w:val="22"/>
           <w:shd w:val="clear" w:color="auto" w:fill="FFFFFF"/>
@@ -699,7 +699,7 @@
       </w:r>
       <w:r>
         <w:rPr>
-          <w:rFonts w:ascii="Tahoma" w:hAnsi="Tahoma" w:cs="Tahoma"/>
+          <w:rFonts w:ascii="Tahoma" w:hAnsi="Tahoma" w:cs="Tahoma" w:eastAsia="Tahoma"/>
           <w:sz w:val="22"/>
           <w:szCs w:val="22"/>
           <w:shd w:val="clear" w:color="auto" w:fill="FFFFFF"/>
@@ -709,7 +709,7 @@
       </w:r>
       <w:r>
         <w:rPr>
-          <w:rFonts w:ascii="Tahoma" w:hAnsi="Tahoma" w:cs="Tahoma"/>
+          <w:rFonts w:ascii="Tahoma" w:hAnsi="Tahoma" w:cs="Tahoma" w:eastAsia="Tahoma"/>
           <w:sz w:val="22"/>
           <w:szCs w:val="22"/>
           <w:shd w:val="clear" w:color="auto" w:fill="FFFFFF"/>
@@ -718,7 +718,7 @@
       </w:r>
       <w:r>
         <w:rPr>
-          <w:rFonts w:ascii="Tahoma" w:hAnsi="Tahoma" w:cs="Tahoma"/>
+          <w:rFonts w:ascii="Tahoma" w:hAnsi="Tahoma" w:cs="Tahoma" w:eastAsia="Tahoma"/>
           <w:sz w:val="22"/>
           <w:szCs w:val="22"/>
           <w:shd w:val="clear" w:color="auto" w:fill="FFFFFF"/>
@@ -728,7 +728,7 @@
       </w:r>
       <w:r>
         <w:rPr>
-          <w:rFonts w:ascii="Tahoma" w:hAnsi="Tahoma" w:cs="Tahoma"/>
+          <w:rFonts w:ascii="Tahoma" w:hAnsi="Tahoma" w:cs="Tahoma" w:eastAsia="Tahoma"/>
           <w:sz w:val="22"/>
           <w:szCs w:val="22"/>
           <w:shd w:val="clear" w:color="auto" w:fill="FFFFFF"/>
@@ -749,7 +749,7 @@
         <w:ind w:left="142" w:right="46"/>
         <w:jc w:val="both"/>
         <w:rPr>
-          <w:rFonts w:ascii="Tahoma" w:hAnsi="Tahoma" w:cs="Tahoma"/>
+          <w:rFonts w:ascii="Tahoma" w:hAnsi="Tahoma" w:cs="Tahoma" w:eastAsia="Tahoma"/>
           <w:sz w:val="22"/>
           <w:szCs w:val="22"/>
           <w:shd w:val="clear" w:color="auto" w:fill="FFFFFF"/>
@@ -759,7 +759,7 @@
       <w:r>
         <w:rPr>
           <w:rStyle w:val="MSGENFONTSTYLENAMETEMPLATEROLENUMBERMSGENFONTSTYLENAMEBYROLETEXT2"/>
-          <w:rFonts w:ascii="Tahoma" w:hAnsi="Tahoma" w:cs="Tahoma"/>
+          <w:rFonts w:ascii="Tahoma" w:hAnsi="Tahoma" w:cs="Tahoma" w:eastAsia="Tahoma"/>
           <w:sz w:val="22"/>
           <w:szCs w:val="22"/>
           <w:lang w:val="en-US"/>
@@ -769,7 +769,7 @@
       <w:r>
         <w:rPr>
           <w:rStyle w:val="MSGENFONTSTYLENAMETEMPLATEROLENUMBERMSGENFONTSTYLENAMEBYROLETEXT2"/>
-          <w:rFonts w:ascii="Tahoma" w:hAnsi="Tahoma" w:cs="Tahoma"/>
+          <w:rFonts w:ascii="Tahoma" w:hAnsi="Tahoma" w:cs="Tahoma" w:eastAsia="Tahoma"/>
           <w:sz w:val="22"/>
           <w:szCs w:val="22"/>
         </w:rPr>
@@ -778,7 +778,7 @@
       <w:r>
         <w:rPr>
           <w:rStyle w:val="MSGENFONTSTYLENAMETEMPLATEROLENUMBERMSGENFONTSTYLENAMEBYROLETEXT2"/>
-          <w:rFonts w:ascii="Tahoma" w:hAnsi="Tahoma" w:cs="Tahoma"/>
+          <w:rFonts w:ascii="Tahoma" w:hAnsi="Tahoma" w:cs="Tahoma" w:eastAsia="Tahoma"/>
           <w:sz w:val="22"/>
           <w:szCs w:val="22"/>
           <w:lang w:val="en-US"/>
@@ -788,7 +788,7 @@
       <w:r>
         <w:rPr>
           <w:rStyle w:val="MSGENFONTSTYLENAMETEMPLATEROLENUMBERMSGENFONTSTYLENAMEBYROLETEXT2"/>
-          <w:rFonts w:ascii="Tahoma" w:hAnsi="Tahoma" w:cs="Tahoma"/>
+          <w:rFonts w:ascii="Tahoma" w:hAnsi="Tahoma" w:cs="Tahoma" w:eastAsia="Tahoma"/>
           <w:sz w:val="22"/>
           <w:szCs w:val="22"/>
         </w:rPr>
@@ -797,7 +797,7 @@
       <w:r>
         <w:rPr>
           <w:rStyle w:val="MSGENFONTSTYLENAMETEMPLATEROLENUMBERMSGENFONTSTYLENAMEBYROLETEXT2"/>
-          <w:rFonts w:ascii="Tahoma" w:hAnsi="Tahoma" w:cs="Tahoma"/>
+          <w:rFonts w:ascii="Tahoma" w:hAnsi="Tahoma" w:cs="Tahoma" w:eastAsia="Tahoma"/>
           <w:sz w:val="22"/>
           <w:szCs w:val="22"/>
           <w:lang w:val="en-US"/>
@@ -807,7 +807,7 @@
       <w:r>
         <w:rPr>
           <w:rStyle w:val="MSGENFONTSTYLENAMETEMPLATEROLENUMBERMSGENFONTSTYLENAMEBYROLETEXT2"/>
-          <w:rFonts w:ascii="Tahoma" w:hAnsi="Tahoma" w:cs="Tahoma"/>
+          <w:rFonts w:ascii="Tahoma" w:hAnsi="Tahoma" w:cs="Tahoma" w:eastAsia="Tahoma"/>
           <w:sz w:val="22"/>
           <w:szCs w:val="22"/>
         </w:rPr>
@@ -816,7 +816,7 @@
       <w:r>
         <w:rPr>
           <w:rStyle w:val="MSGENFONTSTYLENAMETEMPLATEROLENUMBERMSGENFONTSTYLENAMEBYROLETEXT2"/>
-          <w:rFonts w:ascii="Tahoma" w:hAnsi="Tahoma" w:cs="Tahoma"/>
+          <w:rFonts w:ascii="Tahoma" w:hAnsi="Tahoma" w:cs="Tahoma" w:eastAsia="Tahoma"/>
           <w:sz w:val="22"/>
           <w:szCs w:val="22"/>
           <w:lang w:val="en-US"/>
@@ -826,7 +826,7 @@
       <w:r>
         <w:rPr>
           <w:rStyle w:val="MSGENFONTSTYLENAMETEMPLATEROLENUMBERMSGENFONTSTYLENAMEBYROLETEXT2"/>
-          <w:rFonts w:ascii="Tahoma" w:hAnsi="Tahoma" w:cs="Tahoma"/>
+          <w:rFonts w:ascii="Tahoma" w:hAnsi="Tahoma" w:cs="Tahoma" w:eastAsia="Tahoma"/>
           <w:sz w:val="22"/>
           <w:szCs w:val="22"/>
         </w:rPr>
@@ -835,7 +835,7 @@
       <w:r>
         <w:rPr>
           <w:rStyle w:val="MSGENFONTSTYLENAMETEMPLATEROLENUMBERMSGENFONTSTYLENAMEBYROLETEXT2"/>
-          <w:rFonts w:ascii="Tahoma" w:hAnsi="Tahoma" w:cs="Tahoma"/>
+          <w:rFonts w:ascii="Tahoma" w:hAnsi="Tahoma" w:cs="Tahoma" w:eastAsia="Tahoma"/>
           <w:sz w:val="22"/>
           <w:szCs w:val="22"/>
           <w:lang w:val="en-US"/>
@@ -845,7 +845,7 @@
       <w:r>
         <w:rPr>
           <w:rStyle w:val="MSGENFONTSTYLENAMETEMPLATEROLENUMBERMSGENFONTSTYLENAMEBYROLETEXT2"/>
-          <w:rFonts w:ascii="Tahoma" w:hAnsi="Tahoma" w:cs="Tahoma"/>
+          <w:rFonts w:ascii="Tahoma" w:hAnsi="Tahoma" w:cs="Tahoma" w:eastAsia="Tahoma"/>
           <w:sz w:val="22"/>
           <w:szCs w:val="22"/>
         </w:rPr>
@@ -854,7 +854,7 @@
       <w:r>
         <w:rPr>
           <w:rStyle w:val="MSGENFONTSTYLENAMETEMPLATEROLENUMBERMSGENFONTSTYLENAMEBYROLETEXT2"/>
-          <w:rFonts w:ascii="Tahoma" w:hAnsi="Tahoma" w:cs="Tahoma"/>
+          <w:rFonts w:ascii="Tahoma" w:hAnsi="Tahoma" w:cs="Tahoma" w:eastAsia="Tahoma"/>
           <w:sz w:val="22"/>
           <w:szCs w:val="22"/>
           <w:lang w:val="en-US"/>
@@ -864,7 +864,7 @@
       <w:r>
         <w:rPr>
           <w:rStyle w:val="MSGENFONTSTYLENAMETEMPLATEROLENUMBERMSGENFONTSTYLENAMEBYROLETEXT2"/>
-          <w:rFonts w:ascii="Tahoma" w:hAnsi="Tahoma" w:cs="Tahoma"/>
+          <w:rFonts w:ascii="Tahoma" w:hAnsi="Tahoma" w:cs="Tahoma" w:eastAsia="Tahoma"/>
           <w:sz w:val="22"/>
           <w:szCs w:val="22"/>
         </w:rPr>
@@ -873,7 +873,7 @@
       <w:r>
         <w:rPr>
           <w:rStyle w:val="MSGENFONTSTYLENAMETEMPLATEROLENUMBERMSGENFONTSTYLENAMEBYROLETEXT2"/>
-          <w:rFonts w:ascii="Tahoma" w:hAnsi="Tahoma" w:cs="Tahoma"/>
+          <w:rFonts w:ascii="Tahoma" w:hAnsi="Tahoma" w:cs="Tahoma" w:eastAsia="Tahoma"/>
           <w:sz w:val="22"/>
           <w:szCs w:val="22"/>
           <w:lang w:val="en-US"/>
@@ -882,7 +882,7 @@
       </w:r>
       <w:r>
         <w:rPr>
-          <w:rFonts w:ascii="Tahoma" w:hAnsi="Tahoma" w:cs="Tahoma"/>
+          <w:rFonts w:ascii="Tahoma" w:hAnsi="Tahoma" w:cs="Tahoma" w:eastAsia="Tahoma"/>
           <w:sz w:val="22"/>
           <w:szCs w:val="22"/>
           <w:shd w:val="clear" w:color="auto" w:fill="FFFFFF"/>
@@ -891,7 +891,7 @@
       </w:r>
       <w:r>
         <w:rPr>
-          <w:rFonts w:ascii="Tahoma" w:hAnsi="Tahoma" w:cs="Tahoma"/>
+          <w:rFonts w:ascii="Tahoma" w:hAnsi="Tahoma" w:cs="Tahoma" w:eastAsia="Tahoma"/>
           <w:sz w:val="22"/>
           <w:szCs w:val="22"/>
           <w:lang w:val="en-US"/>
@@ -901,7 +901,7 @@
       <w:r>
         <w:rPr>
           <w:rStyle w:val="MSGENFONTSTYLENAMETEMPLATEROLENUMBERMSGENFONTSTYLENAMEBYROLETEXT2"/>
-          <w:rFonts w:ascii="Tahoma" w:hAnsi="Tahoma" w:cs="Tahoma"/>
+          <w:rFonts w:ascii="Tahoma" w:hAnsi="Tahoma" w:cs="Tahoma" w:eastAsia="Tahoma"/>
           <w:sz w:val="22"/>
           <w:szCs w:val="22"/>
         </w:rPr>
@@ -910,7 +910,7 @@
       <w:r>
         <w:rPr>
           <w:rStyle w:val="MSGENFONTSTYLENAMETEMPLATEROLENUMBERMSGENFONTSTYLENAMEBYROLETEXT2"/>
-          <w:rFonts w:ascii="Tahoma" w:hAnsi="Tahoma" w:cs="Tahoma"/>
+          <w:rFonts w:ascii="Tahoma" w:hAnsi="Tahoma" w:cs="Tahoma" w:eastAsia="Tahoma"/>
           <w:sz w:val="22"/>
           <w:szCs w:val="22"/>
           <w:lang w:val="en-US"/>
@@ -919,7 +919,7 @@
       </w:r>
       <w:r>
         <w:rPr>
-          <w:rFonts w:ascii="Tahoma" w:hAnsi="Tahoma" w:cs="Tahoma"/>
+          <w:rFonts w:ascii="Tahoma" w:hAnsi="Tahoma" w:cs="Tahoma" w:eastAsia="Tahoma"/>
           <w:sz w:val="22"/>
           <w:szCs w:val="22"/>
           <w:shd w:val="clear" w:color="auto" w:fill="FFFFFF"/>
@@ -930,7 +930,7 @@
       <w:r>
         <w:rPr>
           <w:rStyle w:val="MSGENFONTSTYLENAMETEMPLATEROLENUMBERMSGENFONTSTYLENAMEBYROLETEXT2"/>
-          <w:rFonts w:ascii="Tahoma" w:hAnsi="Tahoma" w:cs="Tahoma"/>
+          <w:rFonts w:ascii="Tahoma" w:hAnsi="Tahoma" w:cs="Tahoma" w:eastAsia="Tahoma"/>
           <w:sz w:val="22"/>
           <w:szCs w:val="22"/>
         </w:rPr>
@@ -939,7 +939,7 @@
       <w:r>
         <w:rPr>
           <w:rStyle w:val="MSGENFONTSTYLENAMETEMPLATEROLENUMBERMSGENFONTSTYLENAMEBYROLETEXT2"/>
-          <w:rFonts w:ascii="Tahoma" w:hAnsi="Tahoma" w:cs="Tahoma"/>
+          <w:rFonts w:ascii="Tahoma" w:hAnsi="Tahoma" w:cs="Tahoma" w:eastAsia="Tahoma"/>
           <w:sz w:val="22"/>
           <w:szCs w:val="22"/>
           <w:lang w:val="en-US"/>
@@ -949,7 +949,7 @@
       <w:r>
         <w:rPr>
           <w:rStyle w:val="MSGENFONTSTYLENAMETEMPLATEROLENUMBERMSGENFONTSTYLENAMEBYROLETEXT2"/>
-          <w:rFonts w:ascii="Tahoma" w:hAnsi="Tahoma" w:cs="Tahoma"/>
+          <w:rFonts w:ascii="Tahoma" w:hAnsi="Tahoma" w:cs="Tahoma" w:eastAsia="Tahoma"/>
           <w:sz w:val="22"/>
           <w:szCs w:val="22"/>
         </w:rPr>
@@ -958,7 +958,7 @@
       <w:r>
         <w:rPr>
           <w:rStyle w:val="MSGENFONTSTYLENAMETEMPLATEROLENUMBERMSGENFONTSTYLENAMEBYROLETEXT2"/>
-          <w:rFonts w:ascii="Tahoma" w:hAnsi="Tahoma" w:cs="Tahoma"/>
+          <w:rFonts w:ascii="Tahoma" w:hAnsi="Tahoma" w:cs="Tahoma" w:eastAsia="Tahoma"/>
           <w:sz w:val="22"/>
           <w:szCs w:val="22"/>
           <w:lang w:val="en-US"/>
@@ -967,7 +967,7 @@
       </w:r>
       <w:r>
         <w:rPr>
-          <w:rFonts w:ascii="Tahoma" w:hAnsi="Tahoma" w:cs="Tahoma"/>
+          <w:rFonts w:ascii="Tahoma" w:hAnsi="Tahoma" w:cs="Tahoma" w:eastAsia="Tahoma"/>
           <w:sz w:val="22"/>
           <w:szCs w:val="22"/>
           <w:shd w:val="clear" w:color="auto" w:fill="FFFFFF"/>
@@ -987,7 +987,7 @@
         <w:ind w:left="142" w:right="46"/>
         <w:jc w:val="both"/>
         <w:rPr>
-          <w:rFonts w:ascii="Tahoma" w:hAnsi="Tahoma" w:cs="Tahoma"/>
+          <w:rFonts w:ascii="Tahoma" w:hAnsi="Tahoma" w:cs="Tahoma" w:eastAsia="Tahoma"/>
           <w:sz w:val="22"/>
           <w:szCs w:val="22"/>
           <w:shd w:val="clear" w:color="auto" w:fill="FFFFFF"/>
@@ -997,7 +997,7 @@
       <w:r>
         <w:rPr>
           <w:rStyle w:val="MSGENFONTSTYLENAMETEMPLATEROLENUMBERMSGENFONTSTYLENAMEBYROLETEXT2"/>
-          <w:rFonts w:ascii="Tahoma" w:hAnsi="Tahoma" w:cs="Tahoma"/>
+          <w:rFonts w:ascii="Tahoma" w:hAnsi="Tahoma" w:cs="Tahoma" w:eastAsia="Tahoma"/>
           <w:sz w:val="22"/>
           <w:szCs w:val="22"/>
         </w:rPr>
@@ -1006,7 +1006,7 @@
       <w:r>
         <w:rPr>
           <w:rStyle w:val="MSGENFONTSTYLENAMETEMPLATEROLENUMBERMSGENFONTSTYLENAMEBYROLETEXT2"/>
-          <w:rFonts w:ascii="Tahoma" w:hAnsi="Tahoma" w:cs="Tahoma"/>
+          <w:rFonts w:ascii="Tahoma" w:hAnsi="Tahoma" w:cs="Tahoma" w:eastAsia="Tahoma"/>
           <w:sz w:val="22"/>
           <w:szCs w:val="22"/>
           <w:lang w:val="en-US"/>
@@ -1016,7 +1016,7 @@
       <w:r>
         <w:rPr>
           <w:rStyle w:val="MSGENFONTSTYLENAMETEMPLATEROLENUMBERMSGENFONTSTYLENAMEBYROLETEXT2"/>
-          <w:rFonts w:ascii="Tahoma" w:hAnsi="Tahoma" w:cs="Tahoma"/>
+          <w:rFonts w:ascii="Tahoma" w:hAnsi="Tahoma" w:cs="Tahoma" w:eastAsia="Tahoma"/>
           <w:sz w:val="22"/>
           <w:szCs w:val="22"/>
         </w:rPr>
@@ -1025,7 +1025,7 @@
       <w:r>
         <w:rPr>
           <w:rStyle w:val="MSGENFONTSTYLENAMETEMPLATEROLENUMBERMSGENFONTSTYLENAMEBYROLETEXT2"/>
-          <w:rFonts w:ascii="Tahoma" w:hAnsi="Tahoma" w:cs="Tahoma"/>
+          <w:rFonts w:ascii="Tahoma" w:hAnsi="Tahoma" w:cs="Tahoma" w:eastAsia="Tahoma"/>
           <w:sz w:val="22"/>
           <w:szCs w:val="22"/>
           <w:lang w:val="en-US"/>
@@ -1035,7 +1035,7 @@
       <w:r>
         <w:rPr>
           <w:rStyle w:val="MSGENFONTSTYLENAMETEMPLATEROLENUMBERMSGENFONTSTYLENAMEBYROLETEXT2"/>
-          <w:rFonts w:ascii="Tahoma" w:hAnsi="Tahoma" w:cs="Tahoma"/>
+          <w:rFonts w:ascii="Tahoma" w:hAnsi="Tahoma" w:cs="Tahoma" w:eastAsia="Tahoma"/>
           <w:sz w:val="22"/>
           <w:szCs w:val="22"/>
         </w:rPr>
@@ -1043,7 +1043,7 @@
       </w:r>
       <w:r>
         <w:rPr>
-          <w:rFonts w:ascii="Tahoma" w:hAnsi="Tahoma" w:cs="Tahoma"/>
+          <w:rFonts w:ascii="Tahoma" w:hAnsi="Tahoma" w:cs="Tahoma" w:eastAsia="Tahoma"/>
           <w:sz w:val="22"/>
           <w:szCs w:val="22"/>
           <w:shd w:val="clear" w:color="auto" w:fill="FFFFFF"/>
@@ -1053,7 +1053,7 @@
       </w:r>
       <w:r>
         <w:rPr>
-          <w:rFonts w:ascii="Tahoma" w:hAnsi="Tahoma" w:cs="Tahoma"/>
+          <w:rFonts w:ascii="Tahoma" w:hAnsi="Tahoma" w:cs="Tahoma" w:eastAsia="Tahoma"/>
           <w:sz w:val="22"/>
           <w:szCs w:val="22"/>
           <w:shd w:val="clear" w:color="auto" w:fill="FFFFFF"/>
@@ -1071,7 +1071,7 @@
         <w:jc w:val="both"/>
         <w:rPr>
           <w:rStyle w:val="MSGENFONTSTYLENAMETEMPLATEROLENUMBERMSGENFONTSTYLENAMEBYROLETEXT2"/>
-          <w:rFonts w:ascii="Tahoma" w:hAnsi="Tahoma" w:cs="Tahoma"/>
+          <w:rFonts w:ascii="Tahoma" w:hAnsi="Tahoma" w:cs="Tahoma" w:eastAsia="Tahoma"/>
           <w:sz w:val="22"/>
           <w:szCs w:val="22"/>
           <w:lang w:val="en-US"/>
@@ -1081,7 +1081,7 @@
       <w:r>
         <w:rPr>
           <w:rStyle w:val="MSGENFONTSTYLENAMETEMPLATEROLENUMBERMSGENFONTSTYLENAMEBYROLETEXT2"/>
-          <w:rFonts w:ascii="Tahoma" w:hAnsi="Tahoma" w:cs="Tahoma"/>
+          <w:rFonts w:ascii="Tahoma" w:hAnsi="Tahoma" w:cs="Tahoma" w:eastAsia="Tahoma"/>
           <w:sz w:val="22"/>
           <w:szCs w:val="22"/>
         </w:rPr>
@@ -1098,7 +1098,7 @@
         <w:jc w:val="both"/>
         <w:rPr>
           <w:rStyle w:val="MSGENFONTSTYLENAMETEMPLATEROLENUMBERMSGENFONTSTYLENAMEBYROLETEXT2"/>
-          <w:rFonts w:ascii="Tahoma" w:hAnsi="Tahoma" w:cs="Tahoma"/>
+          <w:rFonts w:ascii="Tahoma" w:hAnsi="Tahoma" w:cs="Tahoma" w:eastAsia="Tahoma"/>
           <w:sz w:val="20"/>
           <w:szCs w:val="20"/>
           <w:lang w:val="en-US"/>
@@ -1113,7 +1113,7 @@
         <w:ind w:left="142" w:right="46"/>
         <w:rPr>
           <w:rStyle w:val="MSGENFONTSTYLENAMETEMPLATEROLENUMBERMSGENFONTSTYLENAMEBYROLETEXT3"/>
-          <w:rFonts w:ascii="Tahoma" w:hAnsi="Tahoma" w:cs="Tahoma"/>
+          <w:rFonts w:ascii="Tahoma" w:hAnsi="Tahoma" w:cs="Tahoma" w:eastAsia="Tahoma"/>
           <w:b/>
           <w:bCs/>
           <w:i/>
@@ -1126,7 +1126,7 @@
       <w:r>
         <w:rPr>
           <w:rStyle w:val="MSGENFONTSTYLENAMETEMPLATEROLENUMBERMSGENFONTSTYLENAMEBYROLETEXT3"/>
-          <w:rFonts w:ascii="Tahoma" w:hAnsi="Tahoma" w:cs="Tahoma"/>
+          <w:rFonts w:ascii="Tahoma" w:hAnsi="Tahoma" w:cs="Tahoma" w:eastAsia="Tahoma"/>
           <w:b/>
           <w:bCs/>
           <w:i/>
@@ -1140,7 +1140,7 @@
       <w:r>
         <w:rPr>
           <w:rStyle w:val="MSGENFONTSTYLENAMETEMPLATEROLENUMBERMSGENFONTSTYLENAMEBYROLETEXT3"/>
-          <w:rFonts w:ascii="Tahoma" w:hAnsi="Tahoma" w:cs="Tahoma"/>
+          <w:rFonts w:ascii="Tahoma" w:hAnsi="Tahoma" w:cs="Tahoma" w:eastAsia="Tahoma"/>
           <w:b/>
           <w:bCs/>
           <w:i/>
@@ -1153,7 +1153,7 @@
       <w:r>
         <w:rPr>
           <w:rStyle w:val="MSGENFONTSTYLENAMETEMPLATEROLENUMBERMSGENFONTSTYLENAMEBYROLETEXT3"/>
-          <w:rFonts w:ascii="Tahoma" w:hAnsi="Tahoma" w:cs="Tahoma"/>
+          <w:rFonts w:ascii="Tahoma" w:hAnsi="Tahoma" w:cs="Tahoma" w:eastAsia="Tahoma"/>
           <w:b/>
           <w:bCs/>
           <w:i/>
@@ -1167,7 +1167,7 @@
       <w:r>
         <w:rPr>
           <w:rStyle w:val="MSGENFONTSTYLENAMETEMPLATEROLENUMBERMSGENFONTSTYLENAMEBYROLETEXT3"/>
-          <w:rFonts w:ascii="Tahoma" w:hAnsi="Tahoma" w:cs="Tahoma"/>
+          <w:rFonts w:ascii="Tahoma" w:hAnsi="Tahoma" w:cs="Tahoma" w:eastAsia="Tahoma"/>
           <w:b/>
           <w:bCs/>
           <w:i/>
@@ -1186,7 +1186,7 @@
         <w:ind w:left="142" w:right="46"/>
         <w:rPr>
           <w:rStyle w:val="MSGENFONTSTYLENAMETEMPLATEROLENUMBERMSGENFONTSTYLENAMEBYROLETEXT3"/>
-          <w:rFonts w:ascii="Tahoma" w:hAnsi="Tahoma" w:cs="Tahoma"/>
+          <w:rFonts w:ascii="Tahoma" w:hAnsi="Tahoma" w:cs="Tahoma" w:eastAsia="Tahoma"/>
           <w:b/>
           <w:bCs/>
           <w:i/>
@@ -1205,7 +1205,7 @@
         <w:ind w:left="142" w:right="46"/>
         <w:rPr>
           <w:rStyle w:val="MSGENFONTSTYLENAMETEMPLATEROLENUMBERMSGENFONTSTYLENAMEBYROLETEXT3"/>
-          <w:rFonts w:ascii="Tahoma" w:hAnsi="Tahoma" w:cs="Tahoma"/>
+          <w:rFonts w:ascii="Tahoma" w:hAnsi="Tahoma" w:cs="Tahoma" w:eastAsia="Tahoma"/>
           <w:b/>
           <w:bCs/>
           <w:i/>
@@ -1218,7 +1218,7 @@
       <w:r>
         <w:rPr>
           <w:rStyle w:val="MSGENFONTSTYLENAMETEMPLATEROLENUMBERMSGENFONTSTYLENAMEBYROLETEXT3"/>
-          <w:rFonts w:ascii="Tahoma" w:hAnsi="Tahoma" w:cs="Tahoma"/>
+          <w:rFonts w:ascii="Tahoma" w:hAnsi="Tahoma" w:cs="Tahoma" w:eastAsia="Tahoma"/>
           <w:b/>
           <w:bCs/>
           <w:i/>
@@ -1232,7 +1232,7 @@
       <w:r>
         <w:rPr>
           <w:rStyle w:val="MSGENFONTSTYLENAMETEMPLATEROLENUMBERMSGENFONTSTYLENAMEBYROLETEXT3"/>
-          <w:rFonts w:ascii="Tahoma" w:hAnsi="Tahoma" w:cs="Tahoma"/>
+          <w:rFonts w:ascii="Tahoma" w:hAnsi="Tahoma" w:cs="Tahoma" w:eastAsia="Tahoma"/>
           <w:b/>
           <w:bCs/>
           <w:i/>
@@ -1245,7 +1245,7 @@
       <w:r>
         <w:rPr>
           <w:rStyle w:val="MSGENFONTSTYLENAMETEMPLATEROLENUMBERMSGENFONTSTYLENAMEBYROLETEXT3"/>
-          <w:rFonts w:ascii="Tahoma" w:hAnsi="Tahoma" w:cs="Tahoma"/>
+          <w:rFonts w:ascii="Tahoma" w:hAnsi="Tahoma" w:cs="Tahoma" w:eastAsia="Tahoma"/>
           <w:b/>
           <w:bCs/>
           <w:i/>
@@ -1259,7 +1259,7 @@
       <w:r>
         <w:rPr>
           <w:rStyle w:val="MSGENFONTSTYLENAMETEMPLATEROLENUMBERMSGENFONTSTYLENAMEBYROLETEXT3"/>
-          <w:rFonts w:ascii="Tahoma" w:hAnsi="Tahoma" w:cs="Tahoma"/>
+          <w:rFonts w:ascii="Tahoma" w:hAnsi="Tahoma" w:cs="Tahoma" w:eastAsia="Tahoma"/>
           <w:b/>
           <w:bCs/>
           <w:i/>
@@ -1272,7 +1272,7 @@
       <w:r>
         <w:rPr>
           <w:rStyle w:val="MSGENFONTSTYLENAMETEMPLATEROLENUMBERMSGENFONTSTYLENAMEBYROLETEXT3"/>
-          <w:rFonts w:ascii="Tahoma" w:hAnsi="Tahoma" w:cs="Tahoma"/>
+          <w:rFonts w:ascii="Tahoma" w:hAnsi="Tahoma" w:cs="Tahoma" w:eastAsia="Tahoma"/>
           <w:b/>
           <w:bCs/>
           <w:i/>
@@ -1286,7 +1286,7 @@
       <w:r>
         <w:rPr>
           <w:rStyle w:val="MSGENFONTSTYLENAMETEMPLATEROLENUMBERMSGENFONTSTYLENAMEBYROLETEXT3"/>
-          <w:rFonts w:ascii="Tahoma" w:hAnsi="Tahoma" w:cs="Tahoma"/>
+          <w:rFonts w:ascii="Tahoma" w:hAnsi="Tahoma" w:cs="Tahoma" w:eastAsia="Tahoma"/>
           <w:b/>
           <w:bCs/>
           <w:i/>
@@ -1305,7 +1305,7 @@
         <w:ind w:left="142" w:right="46"/>
         <w:rPr>
           <w:rStyle w:val="MSGENFONTSTYLENAMETEMPLATEROLENUMBERMSGENFONTSTYLENAMEBYROLETEXT3"/>
-          <w:rFonts w:ascii="Tahoma" w:hAnsi="Tahoma" w:cs="Tahoma"/>
+          <w:rFonts w:ascii="Tahoma" w:hAnsi="Tahoma" w:cs="Tahoma" w:eastAsia="Tahoma"/>
           <w:b/>
           <w:bCs/>
           <w:i/>
@@ -1324,7 +1324,7 @@
         <w:ind w:left="142" w:right="46"/>
         <w:rPr>
           <w:rStyle w:val="MSGENFONTSTYLENAMETEMPLATEROLENUMBERMSGENFONTSTYLENAMEBYROLETEXT3"/>
-          <w:rFonts w:ascii="Tahoma" w:hAnsi="Tahoma" w:cs="Tahoma"/>
+          <w:rFonts w:ascii="Tahoma" w:hAnsi="Tahoma" w:cs="Tahoma" w:eastAsia="Tahoma"/>
           <w:b/>
           <w:bCs/>
           <w:i/>
@@ -1337,7 +1337,7 @@
       <w:r>
         <w:rPr>
           <w:rStyle w:val="MSGENFONTSTYLENAMETEMPLATEROLENUMBERMSGENFONTSTYLENAMEBYROLETEXT3"/>
-          <w:rFonts w:ascii="Tahoma" w:hAnsi="Tahoma" w:cs="Tahoma"/>
+          <w:rFonts w:ascii="Tahoma" w:hAnsi="Tahoma" w:cs="Tahoma" w:eastAsia="Tahoma"/>
           <w:b/>
           <w:bCs/>
           <w:i/>
@@ -1350,7 +1350,7 @@
       <w:r>
         <w:rPr>
           <w:rStyle w:val="MSGENFONTSTYLENAMETEMPLATEROLENUMBERMSGENFONTSTYLENAMEBYROLETEXT3"/>
-          <w:rFonts w:ascii="Tahoma" w:hAnsi="Tahoma" w:cs="Tahoma"/>
+          <w:rFonts w:ascii="Tahoma" w:hAnsi="Tahoma" w:cs="Tahoma" w:eastAsia="Tahoma"/>
           <w:b/>
           <w:bCs/>
           <w:i/>
@@ -1364,7 +1364,7 @@
       <w:r>
         <w:rPr>
           <w:rStyle w:val="MSGENFONTSTYLENAMETEMPLATEROLENUMBERMSGENFONTSTYLENAMEBYROLETEXT3"/>
-          <w:rFonts w:ascii="Tahoma" w:hAnsi="Tahoma" w:cs="Tahoma"/>
+          <w:rFonts w:ascii="Tahoma" w:hAnsi="Tahoma" w:cs="Tahoma" w:eastAsia="Tahoma"/>
           <w:b/>
           <w:bCs/>
           <w:i/>
@@ -1377,7 +1377,7 @@
       <w:r>
         <w:rPr>
           <w:rStyle w:val="MSGENFONTSTYLENAMETEMPLATEROLENUMBERMSGENFONTSTYLENAMEBYROLETEXT3"/>
-          <w:rFonts w:ascii="Tahoma" w:hAnsi="Tahoma" w:cs="Tahoma"/>
+          <w:rFonts w:ascii="Tahoma" w:hAnsi="Tahoma" w:cs="Tahoma" w:eastAsia="Tahoma"/>
           <w:b/>
           <w:bCs/>
           <w:i/>
@@ -1391,7 +1391,7 @@
       <w:r>
         <w:rPr>
           <w:rStyle w:val="MSGENFONTSTYLENAMETEMPLATEROLENUMBERMSGENFONTSTYLENAMEBYROLETEXT3"/>
-          <w:rFonts w:ascii="Tahoma" w:hAnsi="Tahoma" w:cs="Tahoma"/>
+          <w:rFonts w:ascii="Tahoma" w:hAnsi="Tahoma" w:cs="Tahoma" w:eastAsia="Tahoma"/>
           <w:b/>
           <w:bCs/>
           <w:i/>
@@ -1404,7 +1404,7 @@
       <w:r>
         <w:rPr>
           <w:rStyle w:val="MSGENFONTSTYLENAMETEMPLATEROLENUMBERMSGENFONTSTYLENAMEBYROLETEXT3"/>
-          <w:rFonts w:ascii="Tahoma" w:hAnsi="Tahoma" w:cs="Tahoma"/>
+          <w:rFonts w:ascii="Tahoma" w:hAnsi="Tahoma" w:cs="Tahoma" w:eastAsia="Tahoma"/>
           <w:b/>
           <w:bCs/>
           <w:i/>
@@ -1418,7 +1418,7 @@
       <w:r>
         <w:rPr>
           <w:rStyle w:val="MSGENFONTSTYLENAMETEMPLATEROLENUMBERMSGENFONTSTYLENAMEBYROLETEXT3"/>
-          <w:rFonts w:ascii="Tahoma" w:hAnsi="Tahoma" w:cs="Tahoma"/>
+          <w:rFonts w:ascii="Tahoma" w:hAnsi="Tahoma" w:cs="Tahoma" w:eastAsia="Tahoma"/>
           <w:b/>
           <w:bCs/>
           <w:i/>
@@ -1431,7 +1431,7 @@
       <w:r>
         <w:rPr>
           <w:rStyle w:val="MSGENFONTSTYLENAMETEMPLATEROLENUMBERMSGENFONTSTYLENAMEBYROLETEXT3"/>
-          <w:rFonts w:ascii="Tahoma" w:hAnsi="Tahoma" w:cs="Tahoma"/>
+          <w:rFonts w:ascii="Tahoma" w:hAnsi="Tahoma" w:cs="Tahoma" w:eastAsia="Tahoma"/>
           <w:b/>
           <w:bCs/>
           <w:i/>
@@ -1445,7 +1445,7 @@
       <w:r>
         <w:rPr>
           <w:rStyle w:val="MSGENFONTSTYLENAMETEMPLATEROLENUMBERMSGENFONTSTYLENAMEBYROLETEXT3"/>
-          <w:rFonts w:ascii="Tahoma" w:hAnsi="Tahoma" w:cs="Tahoma"/>
+          <w:rFonts w:ascii="Tahoma" w:hAnsi="Tahoma" w:cs="Tahoma" w:eastAsia="Tahoma"/>
           <w:b/>
           <w:bCs/>
           <w:i/>
@@ -1464,7 +1464,7 @@
         <w:ind w:left="142" w:right="46"/>
         <w:rPr>
           <w:rStyle w:val="MSGENFONTSTYLENAMETEMPLATEROLENUMBERMSGENFONTSTYLENAMEBYROLETEXT3"/>
-          <w:rFonts w:ascii="Tahoma" w:hAnsi="Tahoma" w:cs="Tahoma"/>
+          <w:rFonts w:ascii="Tahoma" w:hAnsi="Tahoma" w:cs="Tahoma" w:eastAsia="Tahoma"/>
           <w:b/>
           <w:bCs/>
           <w:i/>
@@ -1483,7 +1483,7 @@
         <w:ind w:left="142" w:right="46"/>
         <w:rPr>
           <w:rStyle w:val="MSGENFONTSTYLENAMETEMPLATEROLENUMBERMSGENFONTSTYLENAMEBYROLETEXT3"/>
-          <w:rFonts w:ascii="Tahoma" w:hAnsi="Tahoma" w:cs="Tahoma"/>
+          <w:rFonts w:ascii="Tahoma" w:hAnsi="Tahoma" w:cs="Tahoma" w:eastAsia="Tahoma"/>
           <w:b/>
           <w:bCs/>
           <w:i/>
@@ -1496,7 +1496,7 @@
       <w:r>
         <w:rPr>
           <w:rStyle w:val="MSGENFONTSTYLENAMETEMPLATEROLENUMBERMSGENFONTSTYLENAMEBYROLETEXT3"/>
-          <w:rFonts w:ascii="Tahoma" w:hAnsi="Tahoma" w:cs="Tahoma"/>
+          <w:rFonts w:ascii="Tahoma" w:hAnsi="Tahoma" w:cs="Tahoma" w:eastAsia="Tahoma"/>
           <w:b/>
           <w:bCs/>
           <w:i/>
@@ -1509,7 +1509,7 @@
       <w:r>
         <w:rPr>
           <w:rStyle w:val="MSGENFONTSTYLENAMETEMPLATEROLENUMBERMSGENFONTSTYLENAMEBYROLETEXT3"/>
-          <w:rFonts w:ascii="Tahoma" w:hAnsi="Tahoma" w:cs="Tahoma"/>
+          <w:rFonts w:ascii="Tahoma" w:hAnsi="Tahoma" w:cs="Tahoma" w:eastAsia="Tahoma"/>
           <w:b/>
           <w:bCs/>
           <w:i/>
@@ -1523,7 +1523,7 @@
       <w:r>
         <w:rPr>
           <w:rStyle w:val="MSGENFONTSTYLENAMETEMPLATEROLENUMBERMSGENFONTSTYLENAMEBYROLETEXT3"/>
-          <w:rFonts w:ascii="Tahoma" w:hAnsi="Tahoma" w:cs="Tahoma"/>
+          <w:rFonts w:ascii="Tahoma" w:hAnsi="Tahoma" w:cs="Tahoma" w:eastAsia="Tahoma"/>
           <w:b/>
           <w:bCs/>
           <w:i/>
@@ -1536,7 +1536,7 @@
       <w:r>
         <w:rPr>
           <w:rStyle w:val="MSGENFONTSTYLENAMETEMPLATEROLENUMBERMSGENFONTSTYLENAMEBYROLETEXT3"/>
-          <w:rFonts w:ascii="Tahoma" w:hAnsi="Tahoma" w:cs="Tahoma"/>
+          <w:rFonts w:ascii="Tahoma" w:hAnsi="Tahoma" w:cs="Tahoma" w:eastAsia="Tahoma"/>
           <w:b/>
           <w:bCs/>
           <w:i/>
@@ -1550,7 +1550,7 @@
       <w:r>
         <w:rPr>
           <w:rStyle w:val="MSGENFONTSTYLENAMETEMPLATEROLENUMBERMSGENFONTSTYLENAMEBYROLETEXT3"/>
-          <w:rFonts w:ascii="Tahoma" w:hAnsi="Tahoma" w:cs="Tahoma"/>
+          <w:rFonts w:ascii="Tahoma" w:hAnsi="Tahoma" w:cs="Tahoma" w:eastAsia="Tahoma"/>
           <w:b/>
           <w:bCs/>
           <w:i/>
@@ -1563,7 +1563,7 @@
       <w:r>
         <w:rPr>
           <w:rStyle w:val="MSGENFONTSTYLENAMETEMPLATEROLENUMBERMSGENFONTSTYLENAMEBYROLETEXT3"/>
-          <w:rFonts w:ascii="Tahoma" w:hAnsi="Tahoma" w:cs="Tahoma"/>
+          <w:rFonts w:ascii="Tahoma" w:hAnsi="Tahoma" w:cs="Tahoma" w:eastAsia="Tahoma"/>
           <w:b/>
           <w:bCs/>
           <w:i/>
@@ -1577,7 +1577,7 @@
       <w:r>
         <w:rPr>
           <w:rStyle w:val="MSGENFONTSTYLENAMETEMPLATEROLENUMBERMSGENFONTSTYLENAMEBYROLETEXT3"/>
-          <w:rFonts w:ascii="Tahoma" w:hAnsi="Tahoma" w:cs="Tahoma"/>
+          <w:rFonts w:ascii="Tahoma" w:hAnsi="Tahoma" w:cs="Tahoma" w:eastAsia="Tahoma"/>
           <w:b/>
           <w:bCs/>
           <w:i/>
@@ -1596,7 +1596,7 @@
         <w:ind w:left="142" w:right="46"/>
         <w:rPr>
           <w:rStyle w:val="MSGENFONTSTYLENAMETEMPLATEROLENUMBERMSGENFONTSTYLENAMEBYROLETEXT3"/>
-          <w:rFonts w:ascii="Tahoma" w:hAnsi="Tahoma" w:cs="Tahoma"/>
+          <w:rFonts w:ascii="Tahoma" w:hAnsi="Tahoma" w:cs="Tahoma" w:eastAsia="Tahoma"/>
           <w:b/>
           <w:bCs/>
           <w:i/>
@@ -1615,7 +1615,7 @@
         <w:ind w:left="142" w:right="46"/>
         <w:rPr>
           <w:rStyle w:val="MSGENFONTSTYLENAMETEMPLATEROLENUMBERMSGENFONTSTYLENAMEBYROLETEXT3"/>
-          <w:rFonts w:ascii="Tahoma" w:hAnsi="Tahoma" w:cs="Tahoma"/>
+          <w:rFonts w:ascii="Tahoma" w:hAnsi="Tahoma" w:cs="Tahoma" w:eastAsia="Tahoma"/>
           <w:b/>
           <w:bCs/>
           <w:i/>
@@ -1628,7 +1628,7 @@
       <w:r>
         <w:rPr>
           <w:rStyle w:val="MSGENFONTSTYLENAMETEMPLATEROLENUMBERMSGENFONTSTYLENAMEBYROLETEXT3"/>
-          <w:rFonts w:ascii="Tahoma" w:hAnsi="Tahoma" w:cs="Tahoma"/>
+          <w:rFonts w:ascii="Tahoma" w:hAnsi="Tahoma" w:cs="Tahoma" w:eastAsia="Tahoma"/>
           <w:b/>
           <w:bCs/>
           <w:i/>
@@ -1647,7 +1647,7 @@
         <w:ind w:left="142" w:right="46"/>
         <w:rPr>
           <w:rStyle w:val="MSGENFONTSTYLENAMETEMPLATEROLENUMBERMSGENFONTSTYLENAMEBYROLETEXT3"/>
-          <w:rFonts w:ascii="Tahoma" w:hAnsi="Tahoma" w:cs="Tahoma"/>
+          <w:rFonts w:ascii="Tahoma" w:hAnsi="Tahoma" w:cs="Tahoma" w:eastAsia="Tahoma"/>
           <w:b/>
           <w:bCs/>
           <w:i/>
@@ -1666,7 +1666,7 @@
         <w:ind w:left="142" w:right="46"/>
         <w:rPr>
           <w:rStyle w:val="MSGENFONTSTYLENAMETEMPLATEROLENUMBERMSGENFONTSTYLENAMEBYROLETEXT3"/>
-          <w:rFonts w:ascii="Tahoma" w:hAnsi="Tahoma" w:cs="Tahoma"/>
+          <w:rFonts w:ascii="Tahoma" w:hAnsi="Tahoma" w:cs="Tahoma" w:eastAsia="Tahoma"/>
           <w:sz w:val="22"/>
           <w:szCs w:val="22"/>
           <w:lang w:val="en-US"/>
@@ -1675,7 +1675,7 @@
       <w:r>
         <w:rPr>
           <w:rStyle w:val="MSGENFONTSTYLENAMETEMPLATEROLENUMBERMSGENFONTSTYLENAMEBYROLETEXT3"/>
-          <w:rFonts w:ascii="Tahoma" w:hAnsi="Tahoma" w:cs="Tahoma"/>
+          <w:rFonts w:ascii="Tahoma" w:hAnsi="Tahoma" w:cs="Tahoma" w:eastAsia="Tahoma"/>
           <w:b/>
           <w:bCs/>
           <w:i/>
@@ -1688,7 +1688,7 @@
       <w:r>
         <w:rPr>
           <w:rStyle w:val="MSGENFONTSTYLENAMETEMPLATEROLENUMBERMSGENFONTSTYLENAMEBYROLETEXT3"/>
-          <w:rFonts w:ascii="Tahoma" w:hAnsi="Tahoma" w:cs="Tahoma"/>
+          <w:rFonts w:ascii="Tahoma" w:hAnsi="Tahoma" w:cs="Tahoma" w:eastAsia="Tahoma"/>
           <w:b/>
           <w:bCs/>
           <w:i/>
@@ -1702,7 +1702,7 @@
       <w:r>
         <w:rPr>
           <w:rStyle w:val="MSGENFONTSTYLENAMETEMPLATEROLENUMBERMSGENFONTSTYLENAMEBYROLETEXT3"/>
-          <w:rFonts w:ascii="Tahoma" w:hAnsi="Tahoma" w:cs="Tahoma"/>
+          <w:rFonts w:ascii="Tahoma" w:hAnsi="Tahoma" w:cs="Tahoma" w:eastAsia="Tahoma"/>
           <w:b/>
           <w:bCs/>
           <w:sz w:val="22"/>
@@ -1713,7 +1713,7 @@
       </w:r>
       <w:r>
         <w:rPr>
-          <w:rFonts w:ascii="Tahoma" w:hAnsi="Tahoma" w:cs="Tahoma"/>
+          <w:rFonts w:ascii="Tahoma" w:hAnsi="Tahoma" w:cs="Tahoma" w:eastAsia="Tahoma"/>
           <w:sz w:val="22"/>
           <w:szCs w:val="22"/>
           <w:shd w:val="clear" w:color="auto" w:fill="FFFFFF"/>
@@ -1723,7 +1723,7 @@
       </w:r>
       <w:r>
         <w:rPr>
-          <w:rFonts w:ascii="Tahoma" w:hAnsi="Tahoma" w:cs="Tahoma"/>
+          <w:rFonts w:ascii="Tahoma" w:hAnsi="Tahoma" w:cs="Tahoma" w:eastAsia="Tahoma"/>
           <w:sz w:val="22"/>
           <w:szCs w:val="22"/>
           <w:shd w:val="clear" w:color="auto" w:fill="FFFFFF"/>
@@ -1733,7 +1733,7 @@
       </w:r>
       <w:r>
         <w:rPr>
-          <w:rFonts w:ascii="Tahoma" w:hAnsi="Tahoma" w:cs="Tahoma"/>
+          <w:rFonts w:ascii="Tahoma" w:hAnsi="Tahoma" w:cs="Tahoma" w:eastAsia="Tahoma"/>
           <w:sz w:val="22"/>
           <w:szCs w:val="22"/>
           <w:shd w:val="clear" w:color="auto" w:fill="FFFFFF"/>
@@ -1750,7 +1750,7 @@
         <w:ind w:left="142" w:right="46"/>
         <w:rPr>
           <w:rStyle w:val="MSGENFONTSTYLENAMETEMPLATEROLEMSGENFONTSTYLENAMEBYROLEPICTURECAPTION"/>
-          <w:rFonts w:ascii="Tahoma" w:hAnsi="Tahoma" w:cs="Tahoma"/>
+          <w:rFonts w:ascii="Tahoma" w:hAnsi="Tahoma" w:cs="Tahoma" w:eastAsia="Tahoma"/>
           <w:b/>
           <w:bCs/>
           <w:i/>
@@ -1774,7 +1774,7 @@
       <w:r>
         <w:rPr>
           <w:rStyle w:val="MSGENFONTSTYLENAMETEMPLATEROLEMSGENFONTSTYLENAMEBYROLEPICTURECAPTION"/>
-          <w:rFonts w:ascii="Tahoma" w:hAnsi="Tahoma" w:cs="Tahoma"/>
+          <w:rFonts w:ascii="Tahoma" w:hAnsi="Tahoma" w:cs="Tahoma" w:eastAsia="Tahoma"/>
           <w:sz w:val="22"/>
           <w:szCs w:val="22"/>
         </w:rPr>
@@ -1806,7 +1806,7 @@
               <w:snapToGrid w:val="0"/>
               <w:jc w:val="center"/>
               <w:rPr>
-                <w:rFonts w:ascii="Tahoma" w:hAnsi="Tahoma" w:cs="Tahoma"/>
+                <w:rFonts w:ascii="Tahoma" w:hAnsi="Tahoma" w:cs="Tahoma" w:eastAsia="Tahoma"/>
                 <w:sz w:val="22"/>
                 <w:szCs w:val="22"/>
                 <w:lang w:val="id-ID"/>
@@ -1817,7 +1817,7 @@
             <w:pPr>
               <w:jc w:val="center"/>
               <w:rPr>
-                <w:rFonts w:ascii="Tahoma" w:hAnsi="Tahoma" w:cs="Tahoma"/>
+                <w:rFonts w:ascii="Tahoma" w:hAnsi="Tahoma" w:cs="Tahoma" w:eastAsia="Tahoma"/>
                 <w:sz w:val="22"/>
                 <w:szCs w:val="22"/>
                 <w:lang w:val="id-ID"/>
@@ -1828,7 +1828,7 @@
             <w:pPr>
               <w:jc w:val="center"/>
               <w:rPr>
-                <w:rFonts w:ascii="Tahoma" w:hAnsi="Tahoma" w:cs="Tahoma"/>
+                <w:rFonts w:ascii="Tahoma" w:hAnsi="Tahoma" w:cs="Tahoma" w:eastAsia="Tahoma"/>
                 <w:sz w:val="22"/>
                 <w:szCs w:val="22"/>
                 <w:lang w:val="id-ID"/>
@@ -1836,7 +1836,7 @@
             </w:pPr>
             <w:r>
               <w:rPr>
-                <w:rFonts w:ascii="Tahoma" w:hAnsi="Tahoma" w:cs="Tahoma"/>
+                <w:rFonts w:ascii="Tahoma" w:hAnsi="Tahoma" w:cs="Tahoma" w:eastAsia="Tahoma"/>
                 <w:sz w:val="22"/>
                 <w:szCs w:val="22"/>
                 <w:lang w:val="id-ID"/>
@@ -1850,7 +1850,7 @@
             </w:pPr>
             <w:r>
               <w:rPr>
-                <w:rFonts w:ascii="Tahoma" w:hAnsi="Tahoma" w:cs="Tahoma"/>
+                <w:rFonts w:ascii="Tahoma" w:hAnsi="Tahoma" w:cs="Tahoma" w:eastAsia="Tahoma"/>
                 <w:sz w:val="22"/>
                 <w:szCs w:val="22"/>
                 <w:lang w:val="id-ID"/>
@@ -1859,7 +1859,7 @@
             </w:r>
             <w:r>
               <w:rPr>
-                <w:rFonts w:ascii="Tahoma" w:hAnsi="Tahoma" w:cs="Tahoma"/>
+                <w:rFonts w:ascii="Tahoma" w:hAnsi="Tahoma" w:cs="Tahoma" w:eastAsia="Tahoma"/>
                 <w:sz w:val="22"/>
                 <w:szCs w:val="22"/>
                 <w:lang w:val="en-AU"/>
@@ -1871,7 +1871,7 @@
             <w:pPr>
               <w:jc w:val="center"/>
               <w:rPr>
-                <w:rFonts w:ascii="Tahoma" w:hAnsi="Tahoma" w:cs="Tahoma"/>
+                <w:rFonts w:ascii="Tahoma" w:hAnsi="Tahoma" w:cs="Tahoma" w:eastAsia="Tahoma"/>
                 <w:sz w:val="22"/>
                 <w:szCs w:val="22"/>
                 <w:lang w:val="en-AU"/>
@@ -1881,16 +1881,16 @@
           <w:p>
             <w:pPr>
               <w:rPr>
-                <w:rFonts w:ascii="Tahoma" w:hAnsi="Tahoma" w:cs="Tahoma"/>
-                <w:sz w:val="22"/>
-                <w:szCs w:val="22"/>
-              </w:rPr>
-            </w:pPr>
-          </w:p>
-          <w:p>
-            <w:pPr>
-              <w:rPr>
-                <w:rFonts w:ascii="Tahoma" w:hAnsi="Tahoma" w:cs="Tahoma"/>
+                <w:rFonts w:ascii="Tahoma" w:hAnsi="Tahoma" w:cs="Tahoma" w:eastAsia="Tahoma"/>
+                <w:sz w:val="22"/>
+                <w:szCs w:val="22"/>
+              </w:rPr>
+            </w:pPr>
+          </w:p>
+          <w:p>
+            <w:pPr>
+              <w:rPr>
+                <w:rFonts w:ascii="Tahoma" w:hAnsi="Tahoma" w:cs="Tahoma" w:eastAsia="Tahoma"/>
                 <w:sz w:val="16"/>
                 <w:szCs w:val="16"/>
               </w:rPr>
@@ -1899,17 +1899,17 @@
           <w:p>
             <w:pPr>
               <w:rPr>
-                <w:rFonts w:ascii="Tahoma" w:hAnsi="Tahoma" w:cs="Tahoma"/>
-                <w:sz w:val="22"/>
-                <w:szCs w:val="22"/>
-              </w:rPr>
-            </w:pPr>
-          </w:p>
-          <w:p>
-            <w:pPr>
-              <w:jc w:val="center"/>
-              <w:rPr>
-                <w:rFonts w:ascii="Tahoma" w:hAnsi="Tahoma" w:cs="Tahoma"/>
+                <w:rFonts w:ascii="Tahoma" w:hAnsi="Tahoma" w:cs="Tahoma" w:eastAsia="Tahoma"/>
+                <w:sz w:val="22"/>
+                <w:szCs w:val="22"/>
+              </w:rPr>
+            </w:pPr>
+          </w:p>
+          <w:p>
+            <w:pPr>
+              <w:jc w:val="center"/>
+              <w:rPr>
+                <w:rFonts w:ascii="Tahoma" w:hAnsi="Tahoma" w:cs="Tahoma" w:eastAsia="Tahoma"/>
                 <w:sz w:val="22"/>
                 <w:szCs w:val="22"/>
                 <w:u w:val="single"/>
@@ -1918,7 +1918,7 @@
             </w:pPr>
             <w:r>
               <w:rPr>
-                <w:rFonts w:ascii="Tahoma" w:hAnsi="Tahoma" w:cs="Tahoma"/>
+                <w:rFonts w:ascii="Tahoma" w:hAnsi="Tahoma" w:cs="Tahoma" w:eastAsia="Tahoma"/>
                 <w:sz w:val="22"/>
                 <w:szCs w:val="22"/>
                 <w:u w:val="single"/>
@@ -1931,14 +1931,14 @@
             <w:pPr>
               <w:jc w:val="center"/>
               <w:rPr>
-                <w:rFonts w:ascii="Tahoma" w:hAnsi="Tahoma" w:cs="Tahoma"/>
-                <w:sz w:val="22"/>
-                <w:szCs w:val="22"/>
-              </w:rPr>
-            </w:pPr>
-            <w:r>
-              <w:rPr>
-                <w:rFonts w:ascii="Tahoma" w:hAnsi="Tahoma" w:cs="Tahoma"/>
+                <w:rFonts w:ascii="Tahoma" w:hAnsi="Tahoma" w:cs="Tahoma" w:eastAsia="Tahoma"/>
+                <w:sz w:val="22"/>
+                <w:szCs w:val="22"/>
+              </w:rPr>
+            </w:pPr>
+            <w:r>
+              <w:rPr>
+                <w:rFonts w:ascii="Tahoma" w:hAnsi="Tahoma" w:cs="Tahoma" w:eastAsia="Tahoma"/>
                 <w:sz w:val="22"/>
                 <w:szCs w:val="22"/>
                 <w:lang w:val="id-ID"/>
@@ -1947,7 +1947,7 @@
             </w:r>
             <w:r>
               <w:rPr>
-                <w:rFonts w:ascii="Tahoma" w:hAnsi="Tahoma" w:cs="Tahoma"/>
+                <w:rFonts w:ascii="Tahoma" w:hAnsi="Tahoma" w:cs="Tahoma" w:eastAsia="Tahoma"/>
                 <w:sz w:val="22"/>
                 <w:szCs w:val="22"/>
               </w:rPr>
@@ -1955,7 +1955,7 @@
             </w:r>
             <w:r>
               <w:rPr>
-                <w:rFonts w:ascii="Tahoma" w:hAnsi="Tahoma" w:cs="Tahoma"/>
+                <w:rFonts w:ascii="Tahoma" w:hAnsi="Tahoma" w:cs="Tahoma" w:eastAsia="Tahoma"/>
                 <w:sz w:val="22"/>
                 <w:szCs w:val="22"/>
                 <w:lang w:val="id-ID"/>
@@ -1964,7 +1964,7 @@
             </w:r>
             <w:r>
               <w:rPr>
-                <w:rFonts w:ascii="Tahoma" w:hAnsi="Tahoma" w:cs="Tahoma"/>
+                <w:rFonts w:ascii="Tahoma" w:hAnsi="Tahoma" w:cs="Tahoma" w:eastAsia="Tahoma"/>
                 <w:sz w:val="22"/>
                 <w:szCs w:val="22"/>
               </w:rPr>
@@ -1972,7 +1972,7 @@
             </w:r>
             <w:r>
               <w:rPr>
-                <w:rFonts w:ascii="Tahoma" w:hAnsi="Tahoma" w:cs="Tahoma"/>
+                <w:rFonts w:ascii="Tahoma" w:hAnsi="Tahoma" w:cs="Tahoma" w:eastAsia="Tahoma"/>
                 <w:sz w:val="22"/>
                 <w:szCs w:val="22"/>
                 <w:shd w:val="clear" w:color="auto" w:fill="FFFFFF"/>
@@ -1991,7 +1991,7 @@
             </w:pPr>
             <w:r>
               <w:rPr>
-                <w:rFonts w:ascii="Tahoma" w:hAnsi="Tahoma" w:cs="Tahoma"/>
+                <w:rFonts w:ascii="Tahoma" w:hAnsi="Tahoma" w:cs="Tahoma" w:eastAsia="Tahoma"/>
                 <w:sz w:val="22"/>
                 <w:szCs w:val="22"/>
                 <w:lang w:val="id-ID"/>
@@ -2005,7 +2005,7 @@
             </w:pPr>
             <w:r>
               <w:rPr>
-                <w:rFonts w:ascii="Tahoma" w:hAnsi="Tahoma" w:cs="Tahoma"/>
+                <w:rFonts w:ascii="Tahoma" w:hAnsi="Tahoma" w:cs="Tahoma" w:eastAsia="Tahoma"/>
                 <w:sz w:val="22"/>
                 <w:szCs w:val="22"/>
                 <w:lang w:val="id-ID"/>
@@ -2014,7 +2014,7 @@
             </w:r>
             <w:r>
               <w:rPr>
-                <w:rFonts w:ascii="Tahoma" w:hAnsi="Tahoma" w:cs="Tahoma"/>
+                <w:rFonts w:ascii="Tahoma" w:hAnsi="Tahoma" w:cs="Tahoma" w:eastAsia="Tahoma"/>
                 <w:sz w:val="22"/>
                 <w:szCs w:val="22"/>
                 <w:lang w:val="en-AU"/>
@@ -2026,7 +2026,7 @@
             <w:pPr>
               <w:jc w:val="center"/>
               <w:rPr>
-                <w:rFonts w:ascii="Tahoma" w:hAnsi="Tahoma" w:cs="Tahoma"/>
+                <w:rFonts w:ascii="Tahoma" w:hAnsi="Tahoma" w:cs="Tahoma" w:eastAsia="Tahoma"/>
                 <w:sz w:val="22"/>
                 <w:szCs w:val="22"/>
                 <w:lang w:val="en-AU"/>
@@ -2034,7 +2034,7 @@
             </w:pPr>
             <w:r>
               <w:rPr>
-                <w:rFonts w:ascii="Tahoma" w:hAnsi="Tahoma" w:cs="Tahoma"/>
+                <w:rFonts w:ascii="Tahoma" w:hAnsi="Tahoma" w:cs="Tahoma" w:eastAsia="Tahoma"/>
                 <w:sz w:val="22"/>
                 <w:szCs w:val="22"/>
                 <w:lang w:val="en-AU"/>
@@ -2046,7 +2046,7 @@
             <w:pPr>
               <w:jc w:val="center"/>
               <w:rPr>
-                <w:rFonts w:ascii="Tahoma" w:hAnsi="Tahoma" w:cs="Tahoma"/>
+                <w:rFonts w:ascii="Tahoma" w:hAnsi="Tahoma" w:cs="Tahoma" w:eastAsia="Tahoma"/>
                 <w:sz w:val="22"/>
                 <w:szCs w:val="22"/>
                 <w:lang w:eastAsia="en-US"/>
@@ -2054,7 +2054,7 @@
             </w:pPr>
             <w:r>
               <w:rPr>
-                <w:rFonts w:ascii="Tahoma" w:hAnsi="Tahoma" w:cs="Tahoma"/>
+                <w:rFonts w:ascii="Tahoma" w:hAnsi="Tahoma" w:cs="Tahoma" w:eastAsia="Tahoma"/>
                 <w:sz w:val="22"/>
                 <w:szCs w:val="22"/>
                 <w:lang w:val="en-AU"/>
@@ -2066,7 +2066,7 @@
             <w:pPr>
               <w:jc w:val="center"/>
               <w:rPr>
-                <w:rFonts w:ascii="Tahoma" w:hAnsi="Tahoma" w:cs="Tahoma"/>
+                <w:rFonts w:ascii="Tahoma" w:hAnsi="Tahoma" w:cs="Tahoma" w:eastAsia="Tahoma"/>
                 <w:sz w:val="22"/>
                 <w:szCs w:val="22"/>
                 <w:lang w:eastAsia="en-US"/>
@@ -2107,7 +2107,7 @@
             <w:pPr>
               <w:jc w:val="center"/>
               <w:rPr>
-                <w:rFonts w:ascii="Tahoma" w:hAnsi="Tahoma" w:cs="Tahoma"/>
+                <w:rFonts w:ascii="Tahoma" w:hAnsi="Tahoma" w:cs="Tahoma" w:eastAsia="Tahoma"/>
                 <w:sz w:val="22"/>
                 <w:szCs w:val="22"/>
                 <w:u w:val="single"/>
@@ -2115,7 +2115,7 @@
             </w:pPr>
             <w:r>
               <w:rPr>
-                <w:rFonts w:ascii="Tahoma" w:hAnsi="Tahoma" w:cs="Tahoma"/>
+                <w:rFonts w:ascii="Tahoma" w:hAnsi="Tahoma" w:cs="Tahoma" w:eastAsia="Tahoma"/>
                 <w:sz w:val="22"/>
                 <w:szCs w:val="22"/>
                 <w:u w:val="single"/>
@@ -2127,14 +2127,14 @@
             <w:pPr>
               <w:jc w:val="center"/>
               <w:rPr>
-                <w:rFonts w:ascii="Tahoma" w:hAnsi="Tahoma" w:cs="Tahoma"/>
-                <w:sz w:val="22"/>
-                <w:szCs w:val="22"/>
-              </w:rPr>
-            </w:pPr>
-            <w:r>
-              <w:rPr>
-                <w:rFonts w:ascii="Tahoma" w:hAnsi="Tahoma" w:cs="Tahoma"/>
+                <w:rFonts w:ascii="Tahoma" w:hAnsi="Tahoma" w:cs="Tahoma" w:eastAsia="Tahoma"/>
+                <w:sz w:val="22"/>
+                <w:szCs w:val="22"/>
+              </w:rPr>
+            </w:pPr>
+            <w:r>
+              <w:rPr>
+                <w:rFonts w:ascii="Tahoma" w:hAnsi="Tahoma" w:cs="Tahoma" w:eastAsia="Tahoma"/>
                 <w:sz w:val="22"/>
                 <w:szCs w:val="22"/>
               </w:rPr>
@@ -2142,7 +2142,7 @@
             </w:r>
             <w:r>
               <w:rPr>
-                <w:rFonts w:ascii="Tahoma" w:hAnsi="Tahoma" w:cs="Tahoma"/>
+                <w:rFonts w:ascii="Tahoma" w:hAnsi="Tahoma" w:cs="Tahoma" w:eastAsia="Tahoma"/>
                 <w:sz w:val="22"/>
                 <w:szCs w:val="22"/>
                 <w:shd w:val="clear" w:color="auto" w:fill="FFFFFF"/>
@@ -2159,7 +2159,7 @@
             <w:pPr>
               <w:jc w:val="center"/>
               <w:rPr>
-                <w:rFonts w:ascii="Tahoma" w:hAnsi="Tahoma" w:cs="Tahoma"/>
+                <w:rFonts w:ascii="Tahoma" w:hAnsi="Tahoma" w:cs="Tahoma" w:eastAsia="Tahoma"/>
                 <w:sz w:val="22"/>
                 <w:szCs w:val="22"/>
                 <w:lang w:val="id-ID"/>
@@ -2167,7 +2167,7 @@
             </w:pPr>
             <w:r>
               <w:rPr>
-                <w:rFonts w:ascii="Tahoma" w:hAnsi="Tahoma" w:cs="Tahoma"/>
+                <w:rFonts w:ascii="Tahoma" w:hAnsi="Tahoma" w:cs="Tahoma" w:eastAsia="Tahoma"/>
                 <w:sz w:val="22"/>
                 <w:szCs w:val="22"/>
                 <w:lang w:val="id-ID"/>
@@ -2181,7 +2181,7 @@
             </w:pPr>
             <w:r>
               <w:rPr>
-                <w:rFonts w:ascii="Tahoma" w:hAnsi="Tahoma" w:cs="Tahoma"/>
+                <w:rFonts w:ascii="Tahoma" w:hAnsi="Tahoma" w:cs="Tahoma" w:eastAsia="Tahoma"/>
                 <w:sz w:val="22"/>
                 <w:szCs w:val="22"/>
                 <w:lang w:val="id-ID"/>
@@ -2190,7 +2190,7 @@
             </w:r>
             <w:r>
               <w:rPr>
-                <w:rFonts w:ascii="Tahoma" w:hAnsi="Tahoma" w:cs="Tahoma"/>
+                <w:rFonts w:ascii="Tahoma" w:hAnsi="Tahoma" w:cs="Tahoma" w:eastAsia="Tahoma"/>
                 <w:sz w:val="22"/>
                 <w:szCs w:val="22"/>
                 <w:lang w:val="en-AU"/>
@@ -2202,7 +2202,7 @@
             <w:pPr>
               <w:jc w:val="center"/>
               <w:rPr>
-                <w:rFonts w:ascii="Tahoma" w:hAnsi="Tahoma" w:cs="Tahoma"/>
+                <w:rFonts w:ascii="Tahoma" w:hAnsi="Tahoma" w:cs="Tahoma" w:eastAsia="Tahoma"/>
                 <w:sz w:val="22"/>
                 <w:szCs w:val="22"/>
                 <w:lang w:val="en-AU"/>
@@ -2210,7 +2210,7 @@
             </w:pPr>
             <w:r>
               <w:rPr>
-                <w:rFonts w:ascii="Tahoma" w:hAnsi="Tahoma" w:cs="Tahoma"/>
+                <w:rFonts w:ascii="Tahoma" w:hAnsi="Tahoma" w:cs="Tahoma" w:eastAsia="Tahoma"/>
                 <w:sz w:val="22"/>
                 <w:szCs w:val="22"/>
                 <w:lang w:val="en-AU"/>
@@ -2222,7 +2222,7 @@
             <w:pPr>
               <w:jc w:val="center"/>
               <w:rPr>
-                <w:rFonts w:ascii="Tahoma" w:hAnsi="Tahoma" w:cs="Tahoma"/>
+                <w:rFonts w:ascii="Tahoma" w:hAnsi="Tahoma" w:cs="Tahoma" w:eastAsia="Tahoma"/>
                 <w:sz w:val="22"/>
                 <w:szCs w:val="22"/>
                 <w:lang w:eastAsia="en-US"/>
@@ -2243,7 +2243,7 @@
             <w:pPr>
               <w:jc w:val="center"/>
               <w:rPr>
-                <w:rFonts w:ascii="Tahoma" w:hAnsi="Tahoma" w:cs="Tahoma"/>
+                <w:rFonts w:ascii="Tahoma" w:hAnsi="Tahoma" w:cs="Tahoma" w:eastAsia="Tahoma"/>
                 <w:sz w:val="22"/>
                 <w:szCs w:val="22"/>
                 <w:lang w:eastAsia="en-US"/>
@@ -2254,7 +2254,7 @@
             <w:pPr>
               <w:jc w:val="center"/>
               <w:rPr>
-                <w:rFonts w:ascii="Tahoma" w:hAnsi="Tahoma" w:cs="Tahoma"/>
+                <w:rFonts w:ascii="Tahoma" w:hAnsi="Tahoma" w:cs="Tahoma" w:eastAsia="Tahoma"/>
                 <w:sz w:val="22"/>
                 <w:szCs w:val="22"/>
                 <w:u w:val="single"/>
@@ -2262,7 +2262,7 @@
             </w:pPr>
             <w:r>
               <w:rPr>
-                <w:rFonts w:ascii="Tahoma" w:hAnsi="Tahoma" w:cs="Tahoma"/>
+                <w:rFonts w:ascii="Tahoma" w:hAnsi="Tahoma" w:cs="Tahoma" w:eastAsia="Tahoma"/>
                 <w:sz w:val="22"/>
                 <w:szCs w:val="22"/>
                 <w:u w:val="single"/>
@@ -2274,14 +2274,14 @@
             <w:pPr>
               <w:jc w:val="center"/>
               <w:rPr>
-                <w:rFonts w:ascii="Tahoma" w:hAnsi="Tahoma" w:cs="Tahoma"/>
-                <w:sz w:val="22"/>
-                <w:szCs w:val="22"/>
-              </w:rPr>
-            </w:pPr>
-            <w:r>
-              <w:rPr>
-                <w:rFonts w:ascii="Tahoma" w:hAnsi="Tahoma" w:cs="Tahoma"/>
+                <w:rFonts w:ascii="Tahoma" w:hAnsi="Tahoma" w:cs="Tahoma" w:eastAsia="Tahoma"/>
+                <w:sz w:val="22"/>
+                <w:szCs w:val="22"/>
+              </w:rPr>
+            </w:pPr>
+            <w:r>
+              <w:rPr>
+                <w:rFonts w:ascii="Tahoma" w:hAnsi="Tahoma" w:cs="Tahoma" w:eastAsia="Tahoma"/>
                 <w:sz w:val="22"/>
                 <w:szCs w:val="22"/>
               </w:rPr>
@@ -2301,7 +2301,7 @@
             <w:pPr>
               <w:snapToGrid w:val="0"/>
               <w:rPr>
-                <w:rFonts w:ascii="Tahoma" w:hAnsi="Tahoma" w:cs="Tahoma"/>
+                <w:rFonts w:ascii="Tahoma" w:hAnsi="Tahoma" w:cs="Tahoma" w:eastAsia="Tahoma"/>
                 <w:sz w:val="22"/>
                 <w:szCs w:val="22"/>
               </w:rPr>
@@ -2324,7 +2324,7 @@
             </w:pPr>
             <w:r>
               <w:rPr>
-                <w:rFonts w:ascii="Tahoma" w:hAnsi="Tahoma" w:cs="Tahoma"/>
+                <w:rFonts w:ascii="Tahoma" w:hAnsi="Tahoma" w:cs="Tahoma" w:eastAsia="Tahoma"/>
                 <w:sz w:val="22"/>
                 <w:szCs w:val="22"/>
               </w:rPr>
@@ -2333,7 +2333,7 @@
             </w:r>
             <w:r>
               <w:rPr>
-                <w:rFonts w:ascii="Tahoma" w:hAnsi="Tahoma" w:cs="Tahoma"/>
+                <w:rFonts w:ascii="Tahoma" w:hAnsi="Tahoma" w:cs="Tahoma" w:eastAsia="Tahoma"/>
                 <w:sz w:val="22"/>
                 <w:szCs w:val="22"/>
               </w:rPr>
@@ -2353,14 +2353,14 @@
                 <w:tab w:val="left" w:pos="8265"/>
               </w:tabs>
               <w:rPr>
-                <w:rFonts w:ascii="Tahoma" w:hAnsi="Tahoma" w:cs="Tahoma"/>
-                <w:sz w:val="22"/>
-                <w:szCs w:val="22"/>
-              </w:rPr>
-            </w:pPr>
-            <w:r>
-              <w:rPr>
-                <w:rFonts w:ascii="Tahoma" w:hAnsi="Tahoma" w:cs="Tahoma"/>
+                <w:rFonts w:ascii="Tahoma" w:hAnsi="Tahoma" w:cs="Tahoma" w:eastAsia="Tahoma"/>
+                <w:sz w:val="22"/>
+                <w:szCs w:val="22"/>
+              </w:rPr>
+            </w:pPr>
+            <w:r>
+              <w:rPr>
+                <w:rFonts w:ascii="Tahoma" w:hAnsi="Tahoma" w:cs="Tahoma" w:eastAsia="Tahoma"/>
                 <w:sz w:val="22"/>
                 <w:szCs w:val="22"/>
               </w:rPr>
@@ -2369,7 +2369,7 @@
             </w:r>
             <w:r>
               <w:rPr>
-                <w:rFonts w:ascii="Tahoma" w:hAnsi="Tahoma" w:cs="Tahoma"/>
+                <w:rFonts w:ascii="Tahoma" w:hAnsi="Tahoma" w:cs="Tahoma" w:eastAsia="Tahoma"/>
                 <w:sz w:val="22"/>
                 <w:szCs w:val="22"/>
               </w:rPr>
@@ -2391,7 +2391,7 @@
               <w:snapToGrid w:val="0"/>
               <w:ind w:firstLine="1418"/>
               <w:rPr>
-                <w:rFonts w:ascii="Tahoma" w:hAnsi="Tahoma" w:cs="Tahoma"/>
+                <w:rFonts w:ascii="Tahoma" w:hAnsi="Tahoma" w:cs="Tahoma" w:eastAsia="Tahoma"/>
                 <w:sz w:val="22"/>
                 <w:szCs w:val="22"/>
                 <w:lang w:eastAsia="en-US"/>
@@ -2432,7 +2432,7 @@
             <w:pPr>
               <w:jc w:val="center"/>
               <w:rPr>
-                <w:rFonts w:ascii="Tahoma" w:hAnsi="Tahoma" w:cs="Tahoma"/>
+                <w:rFonts w:ascii="Tahoma" w:hAnsi="Tahoma" w:cs="Tahoma" w:eastAsia="Tahoma"/>
                 <w:sz w:val="22"/>
                 <w:szCs w:val="22"/>
                 <w:lang w:val="id-ID"/>
@@ -2440,7 +2440,7 @@
             </w:pPr>
             <w:r>
               <w:rPr>
-                <w:rFonts w:ascii="Tahoma" w:hAnsi="Tahoma" w:cs="Tahoma"/>
+                <w:rFonts w:ascii="Tahoma" w:hAnsi="Tahoma" w:cs="Tahoma" w:eastAsia="Tahoma"/>
                 <w:sz w:val="22"/>
                 <w:szCs w:val="22"/>
                 <w:u w:val="single"/>
@@ -2451,7 +2451,7 @@
             </w:r>
             <w:r>
               <w:rPr>
-                <w:rFonts w:ascii="Tahoma" w:hAnsi="Tahoma" w:cs="Tahoma"/>
+                <w:rFonts w:ascii="Tahoma" w:hAnsi="Tahoma" w:cs="Tahoma" w:eastAsia="Tahoma"/>
                 <w:sz w:val="22"/>
                 <w:szCs w:val="22"/>
                 <w:lang w:val="id-ID"/>
@@ -2463,7 +2463,7 @@
             <w:pPr>
               <w:jc w:val="center"/>
               <w:rPr>
-                <w:rFonts w:ascii="Tahoma" w:hAnsi="Tahoma" w:cs="Tahoma"/>
+                <w:rFonts w:ascii="Tahoma" w:hAnsi="Tahoma" w:cs="Tahoma" w:eastAsia="Tahoma"/>
                 <w:sz w:val="22"/>
                 <w:szCs w:val="22"/>
                 <w:lang w:val="en-GB"/>
@@ -2471,7 +2471,7 @@
             </w:pPr>
             <w:r>
               <w:rPr>
-                <w:rFonts w:ascii="Tahoma" w:hAnsi="Tahoma" w:cs="Tahoma"/>
+                <w:rFonts w:ascii="Tahoma" w:hAnsi="Tahoma" w:cs="Tahoma" w:eastAsia="Tahoma"/>
                 <w:sz w:val="22"/>
                 <w:szCs w:val="22"/>
                 <w:lang w:val="id-ID"/>
@@ -2480,7 +2480,7 @@
             </w:r>
             <w:r>
               <w:rPr>
-                <w:rFonts w:ascii="Tahoma" w:hAnsi="Tahoma" w:cs="Tahoma"/>
+                <w:rFonts w:ascii="Tahoma" w:hAnsi="Tahoma" w:cs="Tahoma" w:eastAsia="Tahoma"/>
                 <w:sz w:val="22"/>
                 <w:szCs w:val="22"/>
               </w:rPr>
@@ -2488,7 +2488,7 @@
             </w:r>
             <w:r>
               <w:rPr>
-                <w:rFonts w:ascii="Tahoma" w:hAnsi="Tahoma" w:cs="Tahoma"/>
+                <w:rFonts w:ascii="Tahoma" w:hAnsi="Tahoma" w:cs="Tahoma" w:eastAsia="Tahoma"/>
                 <w:sz w:val="22"/>
                 <w:szCs w:val="22"/>
                 <w:lang w:val="id-ID"/>
@@ -2497,7 +2497,7 @@
             </w:r>
             <w:r>
               <w:rPr>
-                <w:rFonts w:ascii="Tahoma" w:hAnsi="Tahoma" w:cs="Tahoma"/>
+                <w:rFonts w:ascii="Tahoma" w:hAnsi="Tahoma" w:cs="Tahoma" w:eastAsia="Tahoma"/>
                 <w:sz w:val="22"/>
                 <w:szCs w:val="22"/>
                 <w:shd w:val="clear" w:color="auto" w:fill="FFFFFF"/>
@@ -2516,7 +2516,7 @@
               <w:snapToGrid w:val="0"/>
               <w:jc w:val="center"/>
               <w:rPr>
-                <w:rFonts w:ascii="Tahoma" w:hAnsi="Tahoma" w:cs="Tahoma"/>
+                <w:rFonts w:ascii="Tahoma" w:hAnsi="Tahoma" w:cs="Tahoma" w:eastAsia="Tahoma"/>
                 <w:sz w:val="22"/>
                 <w:szCs w:val="22"/>
                 <w:lang w:eastAsia="en-US"/>
@@ -2557,7 +2557,7 @@
             <w:pPr>
               <w:jc w:val="center"/>
               <w:rPr>
-                <w:rFonts w:ascii="Tahoma" w:hAnsi="Tahoma" w:cs="Tahoma"/>
+                <w:rFonts w:ascii="Tahoma" w:hAnsi="Tahoma" w:cs="Tahoma" w:eastAsia="Tahoma"/>
                 <w:sz w:val="22"/>
                 <w:szCs w:val="22"/>
                 <w:u w:val="single"/>
@@ -2567,7 +2567,7 @@
             </w:pPr>
             <w:r>
               <w:rPr>
-                <w:rFonts w:ascii="Tahoma" w:hAnsi="Tahoma" w:cs="Tahoma"/>
+                <w:rFonts w:ascii="Tahoma" w:hAnsi="Tahoma" w:cs="Tahoma" w:eastAsia="Tahoma"/>
                 <w:sz w:val="22"/>
                 <w:szCs w:val="22"/>
                 <w:u w:val="single"/>
@@ -2586,7 +2586,7 @@
             </w:pPr>
             <w:r>
               <w:rPr>
-                <w:rFonts w:ascii="Tahoma" w:hAnsi="Tahoma" w:cs="Tahoma"/>
+                <w:rFonts w:ascii="Tahoma" w:hAnsi="Tahoma" w:cs="Tahoma" w:eastAsia="Tahoma"/>
                 <w:sz w:val="22"/>
                 <w:szCs w:val="22"/>
                 <w:lang w:val="id-ID"/>
@@ -2595,7 +2595,7 @@
             </w:r>
             <w:r>
               <w:rPr>
-                <w:rFonts w:ascii="Tahoma" w:hAnsi="Tahoma" w:cs="Tahoma"/>
+                <w:rFonts w:ascii="Tahoma" w:hAnsi="Tahoma" w:cs="Tahoma" w:eastAsia="Tahoma"/>
                 <w:sz w:val="22"/>
                 <w:szCs w:val="22"/>
               </w:rPr>
@@ -2603,7 +2603,7 @@
             </w:r>
             <w:r>
               <w:rPr>
-                <w:rFonts w:ascii="Tahoma" w:hAnsi="Tahoma" w:cs="Tahoma"/>
+                <w:rFonts w:ascii="Tahoma" w:hAnsi="Tahoma" w:cs="Tahoma" w:eastAsia="Tahoma"/>
                 <w:sz w:val="22"/>
                 <w:szCs w:val="22"/>
                 <w:lang w:val="id-ID"/>
@@ -2612,7 +2612,7 @@
             </w:r>
             <w:r>
               <w:rPr>
-                <w:rFonts w:ascii="Tahoma" w:hAnsi="Tahoma" w:cs="Tahoma"/>
+                <w:rFonts w:ascii="Tahoma" w:hAnsi="Tahoma" w:cs="Tahoma" w:eastAsia="Tahoma"/>
                 <w:sz w:val="22"/>
                 <w:szCs w:val="22"/>
                 <w:shd w:val="clear" w:color="auto" w:fill="FFFFFF"/>
@@ -2660,7 +2660,7 @@
             <w:pPr>
               <w:jc w:val="center"/>
               <w:rPr>
-                <w:rFonts w:ascii="Tahoma" w:hAnsi="Tahoma" w:cs="Tahoma"/>
+                <w:rFonts w:ascii="Tahoma" w:hAnsi="Tahoma" w:cs="Tahoma" w:eastAsia="Tahoma"/>
                 <w:sz w:val="22"/>
                 <w:szCs w:val="22"/>
                 <w:lang w:eastAsia="en-US"/>
@@ -2671,7 +2671,7 @@
             <w:pPr>
               <w:jc w:val="center"/>
               <w:rPr>
-                <w:rFonts w:ascii="Tahoma" w:hAnsi="Tahoma" w:cs="Tahoma"/>
+                <w:rFonts w:ascii="Tahoma" w:hAnsi="Tahoma" w:cs="Tahoma" w:eastAsia="Tahoma"/>
                 <w:sz w:val="22"/>
                 <w:szCs w:val="22"/>
                 <w:u w:val="single"/>
@@ -2679,7 +2679,7 @@
             </w:pPr>
             <w:r>
               <w:rPr>
-                <w:rFonts w:ascii="Tahoma" w:hAnsi="Tahoma" w:cs="Tahoma"/>
+                <w:rFonts w:ascii="Tahoma" w:hAnsi="Tahoma" w:cs="Tahoma" w:eastAsia="Tahoma"/>
                 <w:sz w:val="22"/>
                 <w:szCs w:val="22"/>
                 <w:u w:val="single"/>
@@ -2689,7 +2689,7 @@
             </w:r>
             <w:r>
               <w:rPr>
-                <w:rFonts w:ascii="Tahoma" w:hAnsi="Tahoma" w:cs="Tahoma"/>
+                <w:rFonts w:ascii="Tahoma" w:hAnsi="Tahoma" w:cs="Tahoma" w:eastAsia="Tahoma"/>
                 <w:sz w:val="22"/>
                 <w:szCs w:val="22"/>
                 <w:u w:val="single"/>
@@ -2699,7 +2699,7 @@
             </w:r>
             <w:r>
               <w:rPr>
-                <w:rFonts w:ascii="Tahoma" w:hAnsi="Tahoma" w:cs="Tahoma"/>
+                <w:rFonts w:ascii="Tahoma" w:hAnsi="Tahoma" w:cs="Tahoma" w:eastAsia="Tahoma"/>
                 <w:sz w:val="22"/>
                 <w:szCs w:val="22"/>
                 <w:u w:val="single"/>
@@ -2712,14 +2712,14 @@
             <w:pPr>
               <w:jc w:val="center"/>
               <w:rPr>
-                <w:rFonts w:ascii="Tahoma" w:hAnsi="Tahoma" w:cs="Tahoma"/>
-                <w:sz w:val="22"/>
-                <w:szCs w:val="22"/>
-              </w:rPr>
-            </w:pPr>
-            <w:r>
-              <w:rPr>
-                <w:rFonts w:ascii="Tahoma" w:hAnsi="Tahoma" w:cs="Tahoma"/>
+                <w:rFonts w:ascii="Tahoma" w:hAnsi="Tahoma" w:cs="Tahoma" w:eastAsia="Tahoma"/>
+                <w:sz w:val="22"/>
+                <w:szCs w:val="22"/>
+              </w:rPr>
+            </w:pPr>
+            <w:r>
+              <w:rPr>
+                <w:rFonts w:ascii="Tahoma" w:hAnsi="Tahoma" w:cs="Tahoma" w:eastAsia="Tahoma"/>
                 <w:sz w:val="22"/>
                 <w:szCs w:val="22"/>
                 <w:lang w:val="id-ID"/>
@@ -2728,7 +2728,7 @@
             </w:r>
             <w:r>
               <w:rPr>
-                <w:rFonts w:ascii="Tahoma" w:hAnsi="Tahoma" w:cs="Tahoma"/>
+                <w:rFonts w:ascii="Tahoma" w:hAnsi="Tahoma" w:cs="Tahoma" w:eastAsia="Tahoma"/>
                 <w:sz w:val="22"/>
                 <w:szCs w:val="22"/>
               </w:rPr>
@@ -2736,7 +2736,7 @@
             </w:r>
             <w:r>
               <w:rPr>
-                <w:rFonts w:ascii="Tahoma" w:hAnsi="Tahoma" w:cs="Tahoma"/>
+                <w:rFonts w:ascii="Tahoma" w:hAnsi="Tahoma" w:cs="Tahoma" w:eastAsia="Tahoma"/>
                 <w:sz w:val="22"/>
                 <w:szCs w:val="22"/>
                 <w:lang w:val="id-ID"/>
@@ -2745,7 +2745,7 @@
             </w:r>
             <w:r>
               <w:rPr>
-                <w:rFonts w:ascii="Tahoma" w:hAnsi="Tahoma" w:cs="Tahoma"/>
+                <w:rFonts w:ascii="Tahoma" w:hAnsi="Tahoma" w:cs="Tahoma" w:eastAsia="Tahoma"/>
                 <w:sz w:val="22"/>
                 <w:szCs w:val="22"/>
                 <w:lang w:val="id-ID" w:eastAsia="en-US"/>
@@ -2754,7 +2754,7 @@
             </w:r>
             <w:r>
               <w:rPr>
-                <w:rFonts w:ascii="Tahoma" w:hAnsi="Tahoma" w:cs="Tahoma"/>
+                <w:rFonts w:ascii="Tahoma" w:hAnsi="Tahoma" w:cs="Tahoma" w:eastAsia="Tahoma"/>
                 <w:sz w:val="22"/>
                 <w:szCs w:val="22"/>
                 <w:lang w:eastAsia="en-US"/>
@@ -2775,7 +2775,7 @@
             <w:pPr>
               <w:snapToGrid w:val="0"/>
               <w:rPr>
-                <w:rFonts w:ascii="Tahoma" w:hAnsi="Tahoma" w:cs="Tahoma"/>
+                <w:rFonts w:ascii="Tahoma" w:hAnsi="Tahoma" w:cs="Tahoma" w:eastAsia="Tahoma"/>
                 <w:sz w:val="22"/>
                 <w:szCs w:val="22"/>
               </w:rPr>
@@ -2814,7 +2814,7 @@
   <w:docDefaults>
     <w:rPrDefault>
       <w:rPr>
-        <w:rFonts w:ascii="Liberation Serif" w:eastAsia="Noto Serif CJK SC" w:hAnsi="Liberation Serif" w:cs="FreeSans"/>
+        <w:rFonts w:ascii="Tahoma" w:eastAsia="Tahoma" w:hAnsi="Tahoma" w:cs="Tahoma"/>
         <w:lang w:val="en-US" w:eastAsia="zh-CN" w:bidi="ar-SA"/>
       </w:rPr>
     </w:rPrDefault>
@@ -3206,7 +3206,7 @@
       <w:suppressAutoHyphens/>
     </w:pPr>
     <w:rPr>
-      <w:rFonts w:ascii="Times New Roman" w:eastAsia="Times New Roman" w:hAnsi="Times New Roman" w:cs="Times New Roman"/>
+      <w:rFonts w:ascii="Tahoma" w:eastAsia="Tahoma" w:hAnsi="Tahoma" w:cs="Tahoma"/>
       <w:color w:val="000000"/>
       <w:sz w:val="24"/>
       <w:szCs w:val="24"/>
@@ -3243,7 +3243,7 @@
     <w:name w:val="WW8Num1z0"/>
     <w:qFormat/>
     <w:rPr>
-      <w:rFonts w:ascii="Arial" w:hAnsi="Arial" w:cs="Arial"/>
+      <w:rFonts w:ascii="Tahoma" w:hAnsi="Tahoma" w:cs="Tahoma" w:eastAsia="Tahoma"/>
       <w:b w:val="0"/>
       <w:bCs w:val="0"/>
       <w:i w:val="0"/>
@@ -3266,7 +3266,7 @@
     <w:name w:val="MSG_EN_FONT_STYLE_NAME_TEMPLATE_ROLE_NUMBER MSG_EN_FONT_STYLE_NAME_BY_ROLE_TEXT 2_"/>
     <w:qFormat/>
     <w:rPr>
-      <w:rFonts w:ascii="Arial" w:hAnsi="Arial" w:cs="Arial"/>
+      <w:rFonts w:ascii="Tahoma" w:hAnsi="Tahoma" w:cs="Tahoma" w:eastAsia="Tahoma"/>
       <w:sz w:val="21"/>
       <w:szCs w:val="21"/>
       <w:shd w:val="clear" w:color="auto" w:fill="FFFFFF"/>
@@ -3276,7 +3276,7 @@
     <w:name w:val="MSG_EN_FONT_STYLE_NAME_TEMPLATE_ROLE_NUMBER MSG_EN_FONT_STYLE_NAME_BY_ROLE_TEXT 3_"/>
     <w:qFormat/>
     <w:rPr>
-      <w:rFonts w:ascii="Arial" w:hAnsi="Arial" w:cs="Arial"/>
+      <w:rFonts w:ascii="Tahoma" w:hAnsi="Tahoma" w:cs="Tahoma" w:eastAsia="Tahoma"/>
       <w:b/>
       <w:bCs/>
       <w:i/>
@@ -3290,7 +3290,7 @@
     <w:name w:val="MSG_EN_FONT_STYLE_NAME_TEMPLATE_ROLE_NUMBER MSG_EN_FONT_STYLE_NAME_BY_ROLE_TEXT 3 + MSG_EN_FONT_STYLE_MODIFER_SIZE 5"/>
     <w:qFormat/>
     <w:rPr>
-      <w:rFonts w:ascii="Arial" w:hAnsi="Arial" w:cs="Arial"/>
+      <w:rFonts w:ascii="Tahoma" w:hAnsi="Tahoma" w:cs="Tahoma" w:eastAsia="Tahoma"/>
       <w:b w:val="0"/>
       <w:bCs w:val="0"/>
       <w:i w:val="0"/>
@@ -3304,7 +3304,7 @@
     <w:name w:val="MSG_EN_FONT_STYLE_NAME_TEMPLATE_ROLE MSG_EN_FONT_STYLE_NAME_BY_ROLE_PICTURE_CAPTION_"/>
     <w:qFormat/>
     <w:rPr>
-      <w:rFonts w:ascii="Arial" w:hAnsi="Arial" w:cs="Arial"/>
+      <w:rFonts w:ascii="Tahoma" w:hAnsi="Tahoma" w:cs="Tahoma" w:eastAsia="Tahoma"/>
       <w:sz w:val="21"/>
       <w:szCs w:val="21"/>
       <w:shd w:val="clear" w:color="auto" w:fill="FFFFFF"/>
@@ -3314,7 +3314,7 @@
     <w:name w:val="MSG_EN_FONT_STYLE_NAME_TEMPLATE_ROLE MSG_EN_FONT_STYLE_NAME_BY_ROLE_PICTURE_CAPTION"/>
     <w:qFormat/>
     <w:rPr>
-      <w:rFonts w:ascii="Arial" w:hAnsi="Arial" w:cs="Arial"/>
+      <w:rFonts w:ascii="Tahoma" w:hAnsi="Tahoma" w:cs="Tahoma" w:eastAsia="Tahoma"/>
       <w:sz w:val="21"/>
       <w:szCs w:val="21"/>
       <w:u w:val="single"/>
@@ -3325,7 +3325,7 @@
     <w:name w:val="Balloon Text Char"/>
     <w:qFormat/>
     <w:rPr>
-      <w:rFonts w:ascii="Tahoma" w:eastAsia="Times New Roman" w:hAnsi="Tahoma" w:cs="Tahoma"/>
+      <w:rFonts w:ascii="Tahoma" w:eastAsia="Tahoma" w:hAnsi="Tahoma" w:cs="Tahoma"/>
       <w:color w:val="000000"/>
       <w:sz w:val="16"/>
       <w:szCs w:val="16"/>
@@ -3336,7 +3336,7 @@
     <w:name w:val="Header Char"/>
     <w:qFormat/>
     <w:rPr>
-      <w:rFonts w:ascii="Times New Roman" w:eastAsia="Times New Roman" w:hAnsi="Times New Roman" w:cs="Times New Roman"/>
+      <w:rFonts w:ascii="Tahoma" w:eastAsia="Tahoma" w:hAnsi="Tahoma" w:cs="Tahoma"/>
       <w:color w:val="000000"/>
       <w:sz w:val="24"/>
       <w:szCs w:val="24"/>
@@ -3347,7 +3347,7 @@
     <w:name w:val="Footer Char"/>
     <w:qFormat/>
     <w:rPr>
-      <w:rFonts w:ascii="Times New Roman" w:eastAsia="Times New Roman" w:hAnsi="Times New Roman" w:cs="Times New Roman"/>
+      <w:rFonts w:ascii="Tahoma" w:eastAsia="Tahoma" w:hAnsi="Tahoma" w:cs="Tahoma"/>
       <w:color w:val="000000"/>
       <w:sz w:val="24"/>
       <w:szCs w:val="24"/>
@@ -3364,7 +3364,7 @@
       <w:spacing w:before="240" w:after="120"/>
     </w:pPr>
     <w:rPr>
-      <w:rFonts w:ascii="Liberation Sans" w:eastAsia="Noto Sans CJK SC" w:hAnsi="Liberation Sans" w:cs="FreeSans"/>
+      <w:rFonts w:ascii="Tahoma" w:eastAsia="Tahoma" w:hAnsi="Tahoma" w:cs="Tahoma"/>
       <w:sz w:val="28"/>
       <w:szCs w:val="28"/>
     </w:rPr>
@@ -3380,7 +3380,7 @@
     <w:name w:val="List"/>
     <w:basedOn w:val="BodyText"/>
     <w:rPr>
-      <w:rFonts w:cs="FreeSans"/>
+      <w:rFonts w:cs="Tahoma" w:ascii="Tahoma" w:hAnsi="Tahoma" w:eastAsia="Tahoma"/>
     </w:rPr>
   </w:style>
   <w:style w:type="paragraph" w:styleId="Caption">
@@ -3392,7 +3392,7 @@
       <w:spacing w:before="120" w:after="120"/>
     </w:pPr>
     <w:rPr>
-      <w:rFonts w:cs="FreeSans"/>
+      <w:rFonts w:cs="Tahoma" w:ascii="Tahoma" w:hAnsi="Tahoma" w:eastAsia="Tahoma"/>
       <w:i/>
       <w:iCs/>
     </w:rPr>
@@ -3405,7 +3405,7 @@
       <w:suppressLineNumbers/>
     </w:pPr>
     <w:rPr>
-      <w:rFonts w:cs="FreeSans"/>
+      <w:rFonts w:cs="Tahoma" w:ascii="Tahoma" w:hAnsi="Tahoma" w:eastAsia="Tahoma"/>
     </w:rPr>
   </w:style>
   <w:style w:type="paragraph" w:customStyle="1" w:styleId="MSGENFONTSTYLENAMETEMPLATEROLENUMBERMSGENFONTSTYLENAMEBYROLETEXT20">
@@ -3418,7 +3418,7 @@
       <w:jc w:val="center"/>
     </w:pPr>
     <w:rPr>
-      <w:rFonts w:ascii="Arial" w:eastAsia="Calibri" w:hAnsi="Arial" w:cs="Arial"/>
+      <w:rFonts w:ascii="Tahoma" w:eastAsia="Tahoma" w:hAnsi="Tahoma" w:cs="Tahoma"/>
       <w:sz w:val="21"/>
       <w:szCs w:val="21"/>
       <w:lang w:val="id-ID"/>
@@ -3434,7 +3434,7 @@
       <w:jc w:val="both"/>
     </w:pPr>
     <w:rPr>
-      <w:rFonts w:ascii="Arial" w:eastAsia="Calibri" w:hAnsi="Arial" w:cs="Arial"/>
+      <w:rFonts w:ascii="Tahoma" w:eastAsia="Tahoma" w:hAnsi="Tahoma" w:cs="Tahoma"/>
       <w:b/>
       <w:bCs/>
       <w:i/>
@@ -3453,7 +3453,7 @@
       <w:spacing w:line="278" w:lineRule="exact"/>
     </w:pPr>
     <w:rPr>
-      <w:rFonts w:ascii="Arial" w:eastAsia="Calibri" w:hAnsi="Arial" w:cs="Arial"/>
+      <w:rFonts w:ascii="Tahoma" w:eastAsia="Tahoma" w:hAnsi="Tahoma" w:cs="Tahoma"/>
       <w:sz w:val="21"/>
       <w:szCs w:val="21"/>
       <w:lang w:val="id-ID"/>
@@ -3464,7 +3464,7 @@
     <w:basedOn w:val="Normal"/>
     <w:qFormat/>
     <w:rPr>
-      <w:rFonts w:ascii="Tahoma" w:hAnsi="Tahoma" w:cs="Tahoma"/>
+      <w:rFonts w:ascii="Tahoma" w:hAnsi="Tahoma" w:cs="Tahoma" w:eastAsia="Tahoma"/>
       <w:sz w:val="16"/>
       <w:szCs w:val="16"/>
     </w:rPr>

--- a/templates/CEK/Islam.docx
+++ b/templates/CEK/Islam.docx
@@ -10,40 +10,197 @@
         <w:ind w:left="60"/>
         <w:rPr>
           <w:rStyle w:val="MSGENFONTSTYLENAMETEMPLATEROLENUMBERMSGENFONTSTYLENAMEBYROLETEXT2"/>
-          <w:rFonts w:ascii="Tahoma" w:hAnsi="Tahoma" w:cs="Tahoma" w:eastAsia="Tahoma"/>
-          <w:b/>
-          <w:sz w:val="22"/>
-          <w:szCs w:val="22"/>
+          <w:b/>
+          <w:sz w:val="32"/>
+          <w:szCs w:val="32"/>
           <w:lang w:val="en-US"/>
         </w:rPr>
       </w:pPr>
       <w:r>
         <w:rPr>
+          <w:b/>
           <w:noProof/>
-        </w:rPr>
-        <w:pict w14:anchorId="74F3129D">
-          <v:shapetype id="_x0000_t75" coordsize="21600,21600" o:spt="75" o:preferrelative="t" path="m@4@5l@4@11@9@11@9@5xe" filled="f" stroked="f">
-            <v:stroke joinstyle="miter"/>
-            <v:formulas>
-              <v:f eqn="if lineDrawn pixelLineWidth 0"/>
-              <v:f eqn="sum @0 1 0"/>
-              <v:f eqn="sum 0 0 @1"/>
-              <v:f eqn="prod @2 1 2"/>
-              <v:f eqn="prod @3 21600 pixelWidth"/>
-              <v:f eqn="prod @3 21600 pixelHeight"/>
-              <v:f eqn="sum @0 0 1"/>
-              <v:f eqn="prod @6 1 2"/>
-              <v:f eqn="prod @7 21600 pixelWidth"/>
-              <v:f eqn="sum @8 21600 0"/>
-              <v:f eqn="prod @7 21600 pixelHeight"/>
-              <v:f eqn="sum @10 21600 0"/>
-            </v:formulas>
-            <v:path o:extrusionok="f" gradientshapeok="t" o:connecttype="rect"/>
-            <o:lock v:ext="edit" aspectratio="t"/>
-          </v:shapetype>
-          <v:shape id="Image1" o:spid="_x0000_s1026" type="#_x0000_t75" style="position:absolute;left:0;text-align:left;margin-left:216.5pt;margin-top:-65.5pt;width:88pt;height:91.75pt;z-index:1;visibility:visible;mso-wrap-style:square;mso-wrap-distance-left:9.05pt;mso-wrap-distance-top:0;mso-wrap-distance-right:9.05pt;mso-wrap-distance-bottom:0;mso-position-horizontal:absolute;mso-position-horizontal-relative:text;mso-position-vertical:absolute;mso-position-vertical-relative:text">
-            <v:imagedata r:id="rId4" o:title="" croptop="-17f" cropbottom="-17f" cropleft="-18f" cropright="-18f"/>
-          </v:shape>
+          <w:sz w:val="32"/>
+          <w:szCs w:val="32"/>
+          <w:lang w:val="en-US"/>
+        </w:rPr>
+        <w:pict w14:anchorId="7EC8BE71">
+          <v:group id="_x0000_s2054" style="position:absolute;left:0;text-align:left;margin-left:1.75pt;margin-top:-52.9pt;width:531.75pt;height:91pt;z-index:1" coordorigin="840,360" coordsize="10635,1820">
+            <v:shapetype id="_x0000_t202" coordsize="21600,21600" o:spt="202" path="m,l,21600r21600,l21600,xe">
+              <v:stroke joinstyle="miter"/>
+              <v:path gradientshapeok="t" o:connecttype="rect"/>
+            </v:shapetype>
+            <v:shape id="Text Box 82" o:spid="_x0000_s2051" type="#_x0000_t202" style="position:absolute;left:1716;top:360;width:9759;height:1820;visibility:visible" o:gfxdata="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" filled="f" stroked="f">
+              <v:textbox style="mso-next-textbox:#Text Box 82">
+                <w:txbxContent>
+                  <w:p>
+                    <w:pPr>
+                      <w:spacing w:line="276" w:lineRule="auto"/>
+                      <w:jc w:val="center"/>
+                      <w:rPr>
+                        <w:rFonts w:ascii="Arial" w:hAnsi="Arial" w:cs="Arial"/>
+                        <w:sz w:val="14"/>
+                      </w:rPr>
+                    </w:pPr>
+                  </w:p>
+                  <w:p>
+                    <w:pPr>
+                      <w:jc w:val="center"/>
+                      <w:rPr>
+                        <w:rFonts w:ascii="Arial" w:hAnsi="Arial" w:cs="Arial"/>
+                        <w:sz w:val="26"/>
+                        <w:szCs w:val="26"/>
+                      </w:rPr>
+                    </w:pPr>
+                    <w:r>
+                      <w:rPr>
+                        <w:rFonts w:ascii="Arial" w:hAnsi="Arial" w:cs="Arial"/>
+                        <w:sz w:val="26"/>
+                        <w:szCs w:val="26"/>
+                      </w:rPr>
+                      <w:t>PEMERINTAH PROVINSI JAWA TIMUR</w:t>
+                    </w:r>
+                  </w:p>
+                  <w:p>
+                    <w:pPr>
+                      <w:jc w:val="center"/>
+                      <w:rPr>
+                        <w:rFonts w:ascii="Arial" w:hAnsi="Arial" w:cs="Arial"/>
+                        <w:b/>
+                        <w:sz w:val="28"/>
+                        <w:szCs w:val="28"/>
+                      </w:rPr>
+                    </w:pPr>
+                    <w:r>
+                      <w:rPr>
+                        <w:rFonts w:ascii="Arial" w:hAnsi="Arial" w:cs="Arial"/>
+                        <w:b/>
+                        <w:sz w:val="28"/>
+                        <w:szCs w:val="28"/>
+                      </w:rPr>
+                      <w:t>SEKRETARIAT</w:t>
+                    </w:r>
+                    <w:r>
+                      <w:rPr>
+                        <w:rFonts w:ascii="Arial" w:hAnsi="Arial" w:cs="Arial"/>
+                        <w:b/>
+                        <w:sz w:val="28"/>
+                        <w:szCs w:val="28"/>
+                      </w:rPr>
+                      <w:t xml:space="preserve"> DAERAH</w:t>
+                    </w:r>
+                  </w:p>
+                  <w:p>
+                    <w:pPr>
+                      <w:jc w:val="center"/>
+                      <w:rPr>
+                        <w:rFonts w:ascii="Arial" w:hAnsi="Arial" w:cs="Arial"/>
+                      </w:rPr>
+                    </w:pPr>
+                    <w:r>
+                      <w:rPr>
+                        <w:rFonts w:ascii="Arial" w:hAnsi="Arial" w:cs="Arial"/>
+                      </w:rPr>
+                      <w:t xml:space="preserve">Jalan </w:t>
+                    </w:r>
+                    <w:proofErr w:type="spellStart"/>
+                    <w:r>
+                      <w:rPr>
+                        <w:rFonts w:ascii="Arial" w:hAnsi="Arial" w:cs="Arial"/>
+                      </w:rPr>
+                      <w:t>Pahlawan</w:t>
+                    </w:r>
+                    <w:proofErr w:type="spellEnd"/>
+                    <w:r>
+                      <w:rPr>
+                        <w:rFonts w:ascii="Arial" w:hAnsi="Arial" w:cs="Arial"/>
+                      </w:rPr>
+                      <w:t xml:space="preserve"> </w:t>
+                    </w:r>
+                    <w:proofErr w:type="spellStart"/>
+                    <w:r>
+                      <w:rPr>
+                        <w:rFonts w:ascii="Arial" w:hAnsi="Arial" w:cs="Arial"/>
+                      </w:rPr>
+                      <w:t>Nomor</w:t>
+                    </w:r>
+                    <w:proofErr w:type="spellEnd"/>
+                    <w:r>
+                      <w:rPr>
+                        <w:rFonts w:ascii="Arial" w:hAnsi="Arial" w:cs="Arial"/>
+                      </w:rPr>
+                      <w:t xml:space="preserve"> 110, Alun-Alun Contong, </w:t>
+                    </w:r>
+                    <w:proofErr w:type="spellStart"/>
+                    <w:r>
+                      <w:rPr>
+                        <w:rFonts w:ascii="Arial" w:hAnsi="Arial" w:cs="Arial"/>
+                      </w:rPr>
+                      <w:t>Bubutan</w:t>
+                    </w:r>
+                    <w:proofErr w:type="spellEnd"/>
+                    <w:r>
+                      <w:rPr>
+                        <w:rFonts w:ascii="Arial" w:hAnsi="Arial" w:cs="Arial"/>
+                      </w:rPr>
+                      <w:t>, Surabaya, Jawa Timur 60174</w:t>
+                    </w:r>
+                  </w:p>
+                  <w:p>
+                    <w:pPr>
+                      <w:jc w:val="center"/>
+                      <w:rPr>
+                        <w:rFonts w:ascii="Arial" w:hAnsi="Arial" w:cs="Arial"/>
+                        <w:b/>
+                        <w:u w:val="single"/>
+                      </w:rPr>
+                    </w:pPr>
+                    <w:proofErr w:type="spellStart"/>
+                    <w:r>
+                      <w:rPr>
+                        <w:rFonts w:ascii="Arial" w:hAnsi="Arial" w:cs="Arial"/>
+                      </w:rPr>
+                      <w:t>Telepon</w:t>
+                    </w:r>
+                    <w:proofErr w:type="spellEnd"/>
+                    <w:r>
+                      <w:rPr>
+                        <w:rFonts w:ascii="Arial" w:hAnsi="Arial" w:cs="Arial"/>
+                      </w:rPr>
+                      <w:t xml:space="preserve"> (031) 3524001-3524011</w:t>
+                    </w:r>
+                  </w:p>
+                </w:txbxContent>
+              </v:textbox>
+            </v:shape>
+            <v:shapetype id="_x0000_t75" coordsize="21600,21600" o:spt="75" o:preferrelative="t" path="m@4@5l@4@11@9@11@9@5xe" filled="f" stroked="f">
+              <v:stroke joinstyle="miter"/>
+              <v:formulas>
+                <v:f eqn="if lineDrawn pixelLineWidth 0"/>
+                <v:f eqn="sum @0 1 0"/>
+                <v:f eqn="sum 0 0 @1"/>
+                <v:f eqn="prod @2 1 2"/>
+                <v:f eqn="prod @3 21600 pixelWidth"/>
+                <v:f eqn="prod @3 21600 pixelHeight"/>
+                <v:f eqn="sum @0 0 1"/>
+                <v:f eqn="prod @6 1 2"/>
+                <v:f eqn="prod @7 21600 pixelWidth"/>
+                <v:f eqn="sum @8 21600 0"/>
+                <v:f eqn="prod @7 21600 pixelHeight"/>
+                <v:f eqn="sum @10 21600 0"/>
+              </v:formulas>
+              <v:path o:extrusionok="f" gradientshapeok="t" o:connecttype="rect"/>
+              <o:lock v:ext="edit" aspectratio="t"/>
+            </v:shapetype>
+            <v:shape id="Picture 13" o:spid="_x0000_s2052" type="#_x0000_t75" style="position:absolute;left:840;top:459;width:1043;height:1408;visibility:visible" o:gfxdata="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">
+              <v:imagedata r:id="rId6" o:title=""/>
+            </v:shape>
+            <v:shapetype id="_x0000_t32" coordsize="21600,21600" o:spt="32" o:oned="t" path="m,l21600,21600e" filled="f">
+              <v:path arrowok="t" fillok="f" o:connecttype="none"/>
+              <o:lock v:ext="edit" shapetype="t"/>
+            </v:shapetype>
+            <v:shape id="AutoShape 14" o:spid="_x0000_s2053" type="#_x0000_t32" style="position:absolute;left:1025;top:1996;width:10240;height:1;flip:y;visibility:visible" o:connectortype="straight" o:gfxdata="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" strokeweight="1.5pt"/>
+          </v:group>
         </w:pict>
       </w:r>
     </w:p>
@@ -55,7 +212,6 @@
         <w:ind w:left="60"/>
         <w:rPr>
           <w:rStyle w:val="MSGENFONTSTYLENAMETEMPLATEROLENUMBERMSGENFONTSTYLENAMEBYROLETEXT2"/>
-          <w:rFonts w:ascii="Tahoma" w:hAnsi="Tahoma" w:cs="Tahoma" w:eastAsia="Tahoma"/>
           <w:b/>
           <w:sz w:val="14"/>
           <w:szCs w:val="14"/>
@@ -70,14 +226,14 @@
         <w:spacing w:before="0" w:line="360" w:lineRule="auto"/>
         <w:ind w:left="60"/>
         <w:rPr>
-          <w:rFonts w:ascii="Tahoma" w:hAnsi="Tahoma" w:cs="Tahoma" w:eastAsia="Tahoma"/>
+          <w:rFonts w:ascii="Arial" w:hAnsi="Arial" w:cs="Arial"/>
           <w:b/>
         </w:rPr>
       </w:pPr>
       <w:r>
         <w:rPr>
           <w:rStyle w:val="MSGENFONTSTYLENAMETEMPLATEROLENUMBERMSGENFONTSTYLENAMEBYROLETEXT2"/>
-          <w:rFonts w:ascii="Tahoma" w:hAnsi="Tahoma" w:cs="Tahoma" w:eastAsia="Tahoma"/>
+          <w:rFonts w:ascii="Arial" w:hAnsi="Arial" w:cs="Arial"/>
           <w:b/>
           <w:lang w:val="en-US"/>
         </w:rPr>
@@ -86,7 +242,7 @@
       <w:r>
         <w:rPr>
           <w:rStyle w:val="MSGENFONTSTYLENAMETEMPLATEROLENUMBERMSGENFONTSTYLENAMEBYROLETEXT2"/>
-          <w:rFonts w:ascii="Tahoma" w:hAnsi="Tahoma" w:cs="Tahoma" w:eastAsia="Tahoma"/>
+          <w:rFonts w:ascii="Arial" w:hAnsi="Arial" w:cs="Arial"/>
           <w:b/>
         </w:rPr>
         <w:t>ERITA ACARA</w:t>
@@ -100,14 +256,14 @@
         <w:ind w:left="60"/>
         <w:rPr>
           <w:rStyle w:val="MSGENFONTSTYLENAMETEMPLATEROLENUMBERMSGENFONTSTYLENAMEBYROLETEXT2"/>
-          <w:rFonts w:ascii="Tahoma" w:hAnsi="Tahoma" w:cs="Tahoma" w:eastAsia="Tahoma"/>
+          <w:rFonts w:ascii="Arial" w:hAnsi="Arial" w:cs="Arial"/>
           <w:lang w:val="en-US"/>
         </w:rPr>
       </w:pPr>
       <w:r>
         <w:rPr>
           <w:rStyle w:val="MSGENFONTSTYLENAMETEMPLATEROLENUMBERMSGENFONTSTYLENAMEBYROLETEXT2"/>
-          <w:rFonts w:ascii="Tahoma" w:hAnsi="Tahoma" w:cs="Tahoma" w:eastAsia="Tahoma"/>
+          <w:rFonts w:ascii="Arial" w:hAnsi="Arial" w:cs="Arial"/>
           <w:b/>
         </w:rPr>
         <w:t>PENGAMBILAN SUMPAH PEGAWAI NEGERI SIPIL</w:t>
@@ -115,45 +271,51 @@
       <w:r>
         <w:rPr>
           <w:rStyle w:val="MSGENFONTSTYLENAMETEMPLATEROLENUMBERMSGENFONTSTYLENAMEBYROLETEXT2"/>
-          <w:rFonts w:ascii="Tahoma" w:hAnsi="Tahoma" w:cs="Tahoma" w:eastAsia="Tahoma"/>
+          <w:rFonts w:ascii="Arial" w:hAnsi="Arial" w:cs="Arial"/>
         </w:rPr>
         <w:br/>
+      </w:r>
+      <w:r>
+        <w:rPr>
+          <w:rStyle w:val="MSGENFONTSTYLENAMETEMPLATEROLENUMBERMSGENFONTSTYLENAMEBYROLETEXT2"/>
+          <w:rFonts w:ascii="Arial" w:hAnsi="Arial" w:cs="Arial"/>
+        </w:rPr>
         <w:t>NOMOR : 8</w:t>
       </w:r>
       <w:r>
         <w:rPr>
           <w:rStyle w:val="MSGENFONTSTYLENAMETEMPLATEROLENUMBERMSGENFONTSTYLENAMEBYROLETEXT2"/>
-          <w:rFonts w:ascii="Tahoma" w:hAnsi="Tahoma" w:cs="Tahoma" w:eastAsia="Tahoma"/>
-          <w:lang w:val="en-US"/>
-        </w:rPr>
-        <w:t>77</w:t>
-      </w:r>
-      <w:r>
-        <w:rPr>
-          <w:rStyle w:val="MSGENFONTSTYLENAMETEMPLATEROLENUMBERMSGENFONTSTYLENAMEBYROLETEXT2"/>
-          <w:rFonts w:ascii="Tahoma" w:hAnsi="Tahoma" w:cs="Tahoma" w:eastAsia="Tahoma"/>
+          <w:rFonts w:ascii="Arial" w:hAnsi="Arial" w:cs="Arial"/>
+          <w:lang w:val="en-US"/>
+        </w:rPr>
+        <w:t>00</w:t>
+      </w:r>
+      <w:r>
+        <w:rPr>
+          <w:rStyle w:val="MSGENFONTSTYLENAMETEMPLATEROLENUMBERMSGENFONTSTYLENAMEBYROLETEXT2"/>
+          <w:rFonts w:ascii="Arial" w:hAnsi="Arial" w:cs="Arial"/>
         </w:rPr>
         <w:t>/</w:t>
       </w:r>
       <w:r>
         <w:rPr>
           <w:rStyle w:val="MSGENFONTSTYLENAMETEMPLATEROLENUMBERMSGENFONTSTYLENAMEBYROLETEXT2"/>
-          <w:rFonts w:ascii="Tahoma" w:hAnsi="Tahoma" w:cs="Tahoma" w:eastAsia="Tahoma"/>
-          <w:lang w:val="en-US"/>
-        </w:rPr>
-        <w:t xml:space="preserve">        </w:t>
-      </w:r>
-      <w:r>
-        <w:rPr>
-          <w:rStyle w:val="MSGENFONTSTYLENAMETEMPLATEROLENUMBERMSGENFONTSTYLENAMEBYROLETEXT2"/>
-          <w:rFonts w:ascii="Tahoma" w:hAnsi="Tahoma" w:cs="Tahoma" w:eastAsia="Tahoma"/>
+          <w:rFonts w:ascii="Arial" w:hAnsi="Arial" w:cs="Arial"/>
+          <w:lang w:val="en-US"/>
+        </w:rPr>
+        <w:t xml:space="preserve">         </w:t>
+      </w:r>
+      <w:r>
+        <w:rPr>
+          <w:rStyle w:val="MSGENFONTSTYLENAMETEMPLATEROLENUMBERMSGENFONTSTYLENAMEBYROLETEXT2"/>
+          <w:rFonts w:ascii="Arial" w:hAnsi="Arial" w:cs="Arial"/>
         </w:rPr>
         <w:t>/204.3/202</w:t>
       </w:r>
       <w:r>
         <w:rPr>
           <w:rStyle w:val="MSGENFONTSTYLENAMETEMPLATEROLENUMBERMSGENFONTSTYLENAMEBYROLETEXT2"/>
-          <w:rFonts w:ascii="Tahoma" w:hAnsi="Tahoma" w:cs="Tahoma" w:eastAsia="Tahoma"/>
+          <w:rFonts w:ascii="Arial" w:hAnsi="Arial" w:cs="Arial"/>
           <w:lang w:val="en-US"/>
         </w:rPr>
         <w:t>6</w:t>
@@ -167,7 +329,7 @@
         <w:ind w:left="60"/>
         <w:rPr>
           <w:rStyle w:val="MSGENFONTSTYLENAMETEMPLATEROLENUMBERMSGENFONTSTYLENAMEBYROLETEXT2"/>
-          <w:rFonts w:ascii="Tahoma" w:hAnsi="Tahoma" w:cs="Tahoma" w:eastAsia="Tahoma"/>
+          <w:rFonts w:ascii="Arial" w:hAnsi="Arial" w:cs="Arial"/>
           <w:lang w:val="en-US"/>
         </w:rPr>
       </w:pPr>
@@ -184,7 +346,7 @@
         <w:jc w:val="both"/>
         <w:rPr>
           <w:rStyle w:val="MSGENFONTSTYLENAMETEMPLATEROLENUMBERMSGENFONTSTYLENAMEBYROLETEXT2"/>
-          <w:rFonts w:ascii="Tahoma" w:hAnsi="Tahoma" w:cs="Tahoma" w:eastAsia="Tahoma"/>
+          <w:rFonts w:ascii="Arial" w:hAnsi="Arial" w:cs="Arial"/>
           <w:sz w:val="22"/>
           <w:szCs w:val="22"/>
           <w:lang w:val="en-US"/>
@@ -194,7 +356,7 @@
       <w:r>
         <w:rPr>
           <w:rStyle w:val="MSGENFONTSTYLENAMETEMPLATEROLENUMBERMSGENFONTSTYLENAMEBYROLETEXT2"/>
-          <w:rFonts w:ascii="Tahoma" w:hAnsi="Tahoma" w:cs="Tahoma" w:eastAsia="Tahoma"/>
+          <w:rFonts w:ascii="Arial" w:hAnsi="Arial" w:cs="Arial"/>
           <w:sz w:val="22"/>
           <w:szCs w:val="22"/>
         </w:rPr>
@@ -203,7 +365,7 @@
       <w:r>
         <w:rPr>
           <w:rStyle w:val="MSGENFONTSTYLENAMETEMPLATEROLENUMBERMSGENFONTSTYLENAMEBYROLETEXT2"/>
-          <w:rFonts w:ascii="Tahoma" w:hAnsi="Tahoma" w:cs="Tahoma" w:eastAsia="Tahoma"/>
+          <w:rFonts w:ascii="Arial" w:hAnsi="Arial" w:cs="Arial"/>
           <w:sz w:val="22"/>
           <w:szCs w:val="22"/>
           <w:lang w:val="en-AU"/>
@@ -213,7 +375,7 @@
       <w:r>
         <w:rPr>
           <w:rStyle w:val="MSGENFONTSTYLENAMETEMPLATEROLENUMBERMSGENFONTSTYLENAMEBYROLETEXT2"/>
-          <w:rFonts w:ascii="Tahoma" w:hAnsi="Tahoma" w:cs="Tahoma" w:eastAsia="Tahoma"/>
+          <w:rFonts w:ascii="Arial" w:hAnsi="Arial" w:cs="Arial"/>
           <w:sz w:val="22"/>
           <w:szCs w:val="22"/>
         </w:rPr>
@@ -222,17 +384,29 @@
       <w:r>
         <w:rPr>
           <w:rStyle w:val="MSGENFONTSTYLENAMETEMPLATEROLENUMBERMSGENFONTSTYLENAMEBYROLETEXT2"/>
-          <w:rFonts w:ascii="Tahoma" w:hAnsi="Tahoma" w:cs="Tahoma" w:eastAsia="Tahoma"/>
+          <w:rFonts w:ascii="Arial" w:hAnsi="Arial" w:cs="Arial"/>
           <w:sz w:val="22"/>
           <w:szCs w:val="22"/>
           <w:lang w:val="en-GB"/>
         </w:rPr>
-        <w:t xml:space="preserve"> 23 bulan</w:t>
-      </w:r>
-      <w:r>
-        <w:rPr>
-          <w:rStyle w:val="MSGENFONTSTYLENAMETEMPLATEROLENUMBERMSGENFONTSTYLENAMEBYROLETEXT2"/>
-          <w:rFonts w:ascii="Tahoma" w:hAnsi="Tahoma" w:cs="Tahoma" w:eastAsia="Tahoma"/>
+        <w:t xml:space="preserve"> 23 </w:t>
+      </w:r>
+      <w:proofErr w:type="spellStart"/>
+      <w:r>
+        <w:rPr>
+          <w:rStyle w:val="MSGENFONTSTYLENAMETEMPLATEROLENUMBERMSGENFONTSTYLENAMEBYROLETEXT2"/>
+          <w:rFonts w:ascii="Arial" w:hAnsi="Arial" w:cs="Arial"/>
+          <w:sz w:val="22"/>
+          <w:szCs w:val="22"/>
+          <w:lang w:val="en-GB"/>
+        </w:rPr>
+        <w:t>bulan</w:t>
+      </w:r>
+      <w:proofErr w:type="spellEnd"/>
+      <w:r>
+        <w:rPr>
+          <w:rStyle w:val="MSGENFONTSTYLENAMETEMPLATEROLENUMBERMSGENFONTSTYLENAMEBYROLETEXT2"/>
+          <w:rFonts w:ascii="Arial" w:hAnsi="Arial" w:cs="Arial"/>
           <w:sz w:val="22"/>
           <w:szCs w:val="22"/>
         </w:rPr>
@@ -241,7 +415,7 @@
       <w:r>
         <w:rPr>
           <w:rStyle w:val="MSGENFONTSTYLENAMETEMPLATEROLENUMBERMSGENFONTSTYLENAMEBYROLETEXT2"/>
-          <w:rFonts w:ascii="Tahoma" w:hAnsi="Tahoma" w:cs="Tahoma" w:eastAsia="Tahoma"/>
+          <w:rFonts w:ascii="Arial" w:hAnsi="Arial" w:cs="Arial"/>
           <w:sz w:val="22"/>
           <w:szCs w:val="22"/>
           <w:lang w:val="en-GB"/>
@@ -251,7 +425,7 @@
       <w:r>
         <w:rPr>
           <w:rStyle w:val="MSGENFONTSTYLENAMETEMPLATEROLENUMBERMSGENFONTSTYLENAMEBYROLETEXT2"/>
-          <w:rFonts w:ascii="Tahoma" w:hAnsi="Tahoma" w:cs="Tahoma" w:eastAsia="Tahoma"/>
+          <w:rFonts w:ascii="Arial" w:hAnsi="Arial" w:cs="Arial"/>
           <w:sz w:val="22"/>
           <w:szCs w:val="22"/>
         </w:rPr>
@@ -260,7 +434,7 @@
       <w:r>
         <w:rPr>
           <w:rStyle w:val="MSGENFONTSTYLENAMETEMPLATEROLENUMBERMSGENFONTSTYLENAMEBYROLETEXT2"/>
-          <w:rFonts w:ascii="Tahoma" w:hAnsi="Tahoma" w:cs="Tahoma" w:eastAsia="Tahoma"/>
+          <w:rFonts w:ascii="Arial" w:hAnsi="Arial" w:cs="Arial"/>
           <w:sz w:val="22"/>
           <w:szCs w:val="22"/>
           <w:lang w:val="en-GB"/>
@@ -270,7 +444,7 @@
       <w:r>
         <w:rPr>
           <w:rStyle w:val="MSGENFONTSTYLENAMETEMPLATEROLENUMBERMSGENFONTSTYLENAMEBYROLETEXT2"/>
-          <w:rFonts w:ascii="Tahoma" w:hAnsi="Tahoma" w:cs="Tahoma" w:eastAsia="Tahoma"/>
+          <w:rFonts w:ascii="Arial" w:hAnsi="Arial" w:cs="Arial"/>
           <w:sz w:val="22"/>
           <w:szCs w:val="22"/>
         </w:rPr>
@@ -279,17 +453,61 @@
       <w:r>
         <w:rPr>
           <w:rStyle w:val="MSGENFONTSTYLENAMETEMPLATEROLENUMBERMSGENFONTSTYLENAMEBYROLETEXT2"/>
-          <w:rFonts w:ascii="Tahoma" w:hAnsi="Tahoma" w:cs="Tahoma" w:eastAsia="Tahoma"/>
-          <w:sz w:val="22"/>
-          <w:szCs w:val="22"/>
-          <w:lang w:val="en-US"/>
-        </w:rPr>
-        <w:t>Kantor Badan Kepegawaian Daerah Provinsi Jawa Timur di</w:t>
-      </w:r>
-      <w:r>
-        <w:rPr>
-          <w:rStyle w:val="MSGENFONTSTYLENAMETEMPLATEROLENUMBERMSGENFONTSTYLENAMEBYROLETEXT2"/>
-          <w:rFonts w:ascii="Tahoma" w:hAnsi="Tahoma" w:cs="Tahoma" w:eastAsia="Tahoma"/>
+          <w:rFonts w:ascii="Arial" w:hAnsi="Arial" w:cs="Arial"/>
+          <w:sz w:val="22"/>
+          <w:szCs w:val="22"/>
+          <w:lang w:val="en-US"/>
+        </w:rPr>
+        <w:t xml:space="preserve">Kantor Badan </w:t>
+      </w:r>
+      <w:proofErr w:type="spellStart"/>
+      <w:r>
+        <w:rPr>
+          <w:rStyle w:val="MSGENFONTSTYLENAMETEMPLATEROLENUMBERMSGENFONTSTYLENAMEBYROLETEXT2"/>
+          <w:rFonts w:ascii="Arial" w:hAnsi="Arial" w:cs="Arial"/>
+          <w:sz w:val="22"/>
+          <w:szCs w:val="22"/>
+          <w:lang w:val="en-US"/>
+        </w:rPr>
+        <w:t>Kepegawaian</w:t>
+      </w:r>
+      <w:proofErr w:type="spellEnd"/>
+      <w:r>
+        <w:rPr>
+          <w:rStyle w:val="MSGENFONTSTYLENAMETEMPLATEROLENUMBERMSGENFONTSTYLENAMEBYROLETEXT2"/>
+          <w:rFonts w:ascii="Arial" w:hAnsi="Arial" w:cs="Arial"/>
+          <w:sz w:val="22"/>
+          <w:szCs w:val="22"/>
+          <w:lang w:val="en-US"/>
+        </w:rPr>
+        <w:t xml:space="preserve"> Daerah </w:t>
+      </w:r>
+      <w:proofErr w:type="spellStart"/>
+      <w:r>
+        <w:rPr>
+          <w:rStyle w:val="MSGENFONTSTYLENAMETEMPLATEROLENUMBERMSGENFONTSTYLENAMEBYROLETEXT2"/>
+          <w:rFonts w:ascii="Arial" w:hAnsi="Arial" w:cs="Arial"/>
+          <w:sz w:val="22"/>
+          <w:szCs w:val="22"/>
+          <w:lang w:val="en-US"/>
+        </w:rPr>
+        <w:t>Provinsi</w:t>
+      </w:r>
+      <w:proofErr w:type="spellEnd"/>
+      <w:r>
+        <w:rPr>
+          <w:rStyle w:val="MSGENFONTSTYLENAMETEMPLATEROLENUMBERMSGENFONTSTYLENAMEBYROLETEXT2"/>
+          <w:rFonts w:ascii="Arial" w:hAnsi="Arial" w:cs="Arial"/>
+          <w:sz w:val="22"/>
+          <w:szCs w:val="22"/>
+          <w:lang w:val="en-US"/>
+        </w:rPr>
+        <w:t xml:space="preserve"> Jawa Timur di</w:t>
+      </w:r>
+      <w:r>
+        <w:rPr>
+          <w:rStyle w:val="MSGENFONTSTYLENAMETEMPLATEROLENUMBERMSGENFONTSTYLENAMEBYROLETEXT2"/>
+          <w:rFonts w:ascii="Arial" w:hAnsi="Arial" w:cs="Arial"/>
           <w:sz w:val="22"/>
           <w:szCs w:val="22"/>
         </w:rPr>
@@ -298,7 +516,7 @@
       <w:r>
         <w:rPr>
           <w:rStyle w:val="MSGENFONTSTYLENAMETEMPLATEROLENUMBERMSGENFONTSTYLENAMEBYROLETEXT2"/>
-          <w:rFonts w:ascii="Tahoma" w:hAnsi="Tahoma" w:cs="Tahoma" w:eastAsia="Tahoma"/>
+          <w:rFonts w:ascii="Arial" w:hAnsi="Arial" w:cs="Arial"/>
           <w:sz w:val="22"/>
           <w:szCs w:val="22"/>
           <w:lang w:val="en-US"/>
@@ -307,16 +525,34 @@
       </w:r>
       <w:r>
         <w:rPr>
-          <w:rFonts w:ascii="Tahoma" w:hAnsi="Tahoma" w:cs="Tahoma" w:eastAsia="Tahoma"/>
-          <w:sz w:val="22"/>
-          <w:szCs w:val="22"/>
-        </w:rPr>
-        <w:t>R. HERU WAHONO SANTOSO S.Sos, MM</w:t>
-      </w:r>
-      <w:r>
-        <w:rPr>
-          <w:rStyle w:val="MSGENFONTSTYLENAMETEMPLATEROLENUMBERMSGENFONTSTYLENAMEBYROLETEXT2"/>
-          <w:rFonts w:ascii="Tahoma" w:hAnsi="Tahoma" w:cs="Tahoma" w:eastAsia="Tahoma"/>
+          <w:rFonts w:ascii="Arial" w:hAnsi="Arial" w:cs="Arial"/>
+          <w:sz w:val="22"/>
+          <w:szCs w:val="22"/>
+        </w:rPr>
+        <w:t xml:space="preserve">R. HERU WAHONO SANTOSO </w:t>
+      </w:r>
+      <w:proofErr w:type="spellStart"/>
+      <w:r>
+        <w:rPr>
+          <w:rFonts w:ascii="Arial" w:hAnsi="Arial" w:cs="Arial"/>
+          <w:sz w:val="22"/>
+          <w:szCs w:val="22"/>
+        </w:rPr>
+        <w:t>S.Sos</w:t>
+      </w:r>
+      <w:proofErr w:type="spellEnd"/>
+      <w:r>
+        <w:rPr>
+          <w:rFonts w:ascii="Arial" w:hAnsi="Arial" w:cs="Arial"/>
+          <w:sz w:val="22"/>
+          <w:szCs w:val="22"/>
+        </w:rPr>
+        <w:t>, MM</w:t>
+      </w:r>
+      <w:r>
+        <w:rPr>
+          <w:rStyle w:val="MSGENFONTSTYLENAMETEMPLATEROLENUMBERMSGENFONTSTYLENAMEBYROLETEXT2"/>
+          <w:rFonts w:ascii="Arial" w:hAnsi="Arial" w:cs="Arial"/>
           <w:sz w:val="22"/>
           <w:szCs w:val="22"/>
         </w:rPr>
@@ -325,16 +561,82 @@
       <w:r>
         <w:rPr>
           <w:rStyle w:val="MSGENFONTSTYLENAMETEMPLATEROLENUMBERMSGENFONTSTYLENAMEBYROLETEXT2"/>
-          <w:rFonts w:ascii="Tahoma" w:hAnsi="Tahoma" w:cs="Tahoma" w:eastAsia="Tahoma"/>
-          <w:sz w:val="22"/>
-          <w:szCs w:val="22"/>
-          <w:lang w:val="en-US"/>
-        </w:rPr>
-        <w:t xml:space="preserve"> Asisten Administrasi Umum Sekretariat Daerah</w:t>
-      </w:r>
-      <w:r>
-        <w:rPr>
-          <w:rFonts w:ascii="Tahoma" w:hAnsi="Tahoma" w:cs="Tahoma" w:eastAsia="Tahoma"/>
+          <w:rFonts w:ascii="Arial" w:hAnsi="Arial" w:cs="Arial"/>
+          <w:sz w:val="22"/>
+          <w:szCs w:val="22"/>
+          <w:lang w:val="en-US"/>
+        </w:rPr>
+        <w:t xml:space="preserve"> </w:t>
+      </w:r>
+      <w:proofErr w:type="spellStart"/>
+      <w:r>
+        <w:rPr>
+          <w:rStyle w:val="MSGENFONTSTYLENAMETEMPLATEROLENUMBERMSGENFONTSTYLENAMEBYROLETEXT2"/>
+          <w:rFonts w:ascii="Arial" w:hAnsi="Arial" w:cs="Arial"/>
+          <w:sz w:val="22"/>
+          <w:szCs w:val="22"/>
+          <w:lang w:val="en-US"/>
+        </w:rPr>
+        <w:t>Asisten</w:t>
+      </w:r>
+      <w:proofErr w:type="spellEnd"/>
+      <w:r>
+        <w:rPr>
+          <w:rStyle w:val="MSGENFONTSTYLENAMETEMPLATEROLENUMBERMSGENFONTSTYLENAMEBYROLETEXT2"/>
+          <w:rFonts w:ascii="Arial" w:hAnsi="Arial" w:cs="Arial"/>
+          <w:sz w:val="22"/>
+          <w:szCs w:val="22"/>
+          <w:lang w:val="en-US"/>
+        </w:rPr>
+        <w:t xml:space="preserve"> </w:t>
+      </w:r>
+      <w:proofErr w:type="spellStart"/>
+      <w:r>
+        <w:rPr>
+          <w:rStyle w:val="MSGENFONTSTYLENAMETEMPLATEROLENUMBERMSGENFONTSTYLENAMEBYROLETEXT2"/>
+          <w:rFonts w:ascii="Arial" w:hAnsi="Arial" w:cs="Arial"/>
+          <w:sz w:val="22"/>
+          <w:szCs w:val="22"/>
+          <w:lang w:val="en-US"/>
+        </w:rPr>
+        <w:t>Administrasi</w:t>
+      </w:r>
+      <w:proofErr w:type="spellEnd"/>
+      <w:r>
+        <w:rPr>
+          <w:rStyle w:val="MSGENFONTSTYLENAMETEMPLATEROLENUMBERMSGENFONTSTYLENAMEBYROLETEXT2"/>
+          <w:rFonts w:ascii="Arial" w:hAnsi="Arial" w:cs="Arial"/>
+          <w:sz w:val="22"/>
+          <w:szCs w:val="22"/>
+          <w:lang w:val="en-US"/>
+        </w:rPr>
+        <w:t xml:space="preserve"> Umum </w:t>
+      </w:r>
+      <w:proofErr w:type="spellStart"/>
+      <w:r>
+        <w:rPr>
+          <w:rStyle w:val="MSGENFONTSTYLENAMETEMPLATEROLENUMBERMSGENFONTSTYLENAMEBYROLETEXT2"/>
+          <w:rFonts w:ascii="Arial" w:hAnsi="Arial" w:cs="Arial"/>
+          <w:sz w:val="22"/>
+          <w:szCs w:val="22"/>
+          <w:lang w:val="en-US"/>
+        </w:rPr>
+        <w:t>Sekretariat</w:t>
+      </w:r>
+      <w:proofErr w:type="spellEnd"/>
+      <w:r>
+        <w:rPr>
+          <w:rStyle w:val="MSGENFONTSTYLENAMETEMPLATEROLENUMBERMSGENFONTSTYLENAMEBYROLETEXT2"/>
+          <w:rFonts w:ascii="Arial" w:hAnsi="Arial" w:cs="Arial"/>
+          <w:sz w:val="22"/>
+          <w:szCs w:val="22"/>
+          <w:lang w:val="en-US"/>
+        </w:rPr>
+        <w:t xml:space="preserve"> Daerah</w:t>
+      </w:r>
+      <w:r>
+        <w:rPr>
+          <w:rFonts w:ascii="Arial" w:hAnsi="Arial" w:cs="Arial"/>
           <w:sz w:val="22"/>
           <w:szCs w:val="22"/>
           <w:shd w:val="clear" w:color="auto" w:fill="FFFFFF"/>
@@ -346,7 +648,7 @@
       <w:r>
         <w:rPr>
           <w:rStyle w:val="MSGENFONTSTYLENAMETEMPLATEROLENUMBERMSGENFONTSTYLENAMEBYROLETEXT2"/>
-          <w:rFonts w:ascii="Tahoma" w:hAnsi="Tahoma" w:cs="Tahoma" w:eastAsia="Tahoma"/>
+          <w:rFonts w:ascii="Arial" w:hAnsi="Arial" w:cs="Arial"/>
           <w:sz w:val="22"/>
           <w:szCs w:val="22"/>
         </w:rPr>
@@ -355,7 +657,7 @@
       <w:r>
         <w:rPr>
           <w:rStyle w:val="MSGENFONTSTYLENAMETEMPLATEROLENUMBERMSGENFONTSTYLENAMEBYROLETEXT2"/>
-          <w:rFonts w:ascii="Tahoma" w:hAnsi="Tahoma" w:cs="Tahoma" w:eastAsia="Tahoma"/>
+          <w:rFonts w:ascii="Arial" w:hAnsi="Arial" w:cs="Arial"/>
           <w:sz w:val="22"/>
           <w:szCs w:val="22"/>
           <w:lang w:val="en-US"/>
@@ -365,7 +667,7 @@
       <w:r>
         <w:rPr>
           <w:rStyle w:val="MSGENFONTSTYLENAMETEMPLATEROLENUMBERMSGENFONTSTYLENAMEBYROLETEXT2"/>
-          <w:rFonts w:ascii="Tahoma" w:hAnsi="Tahoma" w:cs="Tahoma" w:eastAsia="Tahoma"/>
+          <w:rFonts w:ascii="Arial" w:hAnsi="Arial" w:cs="Arial"/>
           <w:sz w:val="22"/>
           <w:szCs w:val="22"/>
         </w:rPr>
@@ -374,7 +676,7 @@
       <w:r>
         <w:rPr>
           <w:rStyle w:val="MSGENFONTSTYLENAMETEMPLATEROLENUMBERMSGENFONTSTYLENAMEBYROLETEXT2"/>
-          <w:rFonts w:ascii="Tahoma" w:hAnsi="Tahoma" w:cs="Tahoma" w:eastAsia="Tahoma"/>
+          <w:rFonts w:ascii="Arial" w:hAnsi="Arial" w:cs="Arial"/>
           <w:sz w:val="22"/>
           <w:szCs w:val="22"/>
           <w:lang w:val="en-US"/>
@@ -384,16 +686,27 @@
       <w:r>
         <w:rPr>
           <w:rStyle w:val="MSGENFONTSTYLENAMETEMPLATEROLENUMBERMSGENFONTSTYLENAMEBYROLETEXT2"/>
-          <w:rFonts w:ascii="Tahoma" w:hAnsi="Tahoma" w:cs="Tahoma" w:eastAsia="Tahoma"/>
-          <w:sz w:val="22"/>
-          <w:szCs w:val="22"/>
-        </w:rPr>
-        <w:t>, dengan disaksikan oleh 2 (dua) orang saksi masing</w:t>
-      </w:r>
-      <w:r>
-        <w:rPr>
-          <w:rStyle w:val="MSGENFONTSTYLENAMETEMPLATEROLENUMBERMSGENFONTSTYLENAMEBYROLETEXT2"/>
-          <w:rFonts w:ascii="Tahoma" w:hAnsi="Tahoma" w:cs="Tahoma" w:eastAsia="Tahoma"/>
+          <w:rFonts w:ascii="Arial" w:hAnsi="Arial" w:cs="Arial"/>
+          <w:sz w:val="22"/>
+          <w:szCs w:val="22"/>
+        </w:rPr>
+        <w:t xml:space="preserve">, dengan disaksikan oleh 2 (dua) orang saksi </w:t>
+      </w:r>
+      <w:proofErr w:type="spellStart"/>
+      <w:r>
+        <w:rPr>
+          <w:rStyle w:val="MSGENFONTSTYLENAMETEMPLATEROLENUMBERMSGENFONTSTYLENAMEBYROLETEXT2"/>
+          <w:rFonts w:ascii="Arial" w:hAnsi="Arial" w:cs="Arial"/>
+          <w:sz w:val="22"/>
+          <w:szCs w:val="22"/>
+        </w:rPr>
+        <w:t>masing</w:t>
+      </w:r>
+      <w:proofErr w:type="spellEnd"/>
+      <w:r>
+        <w:rPr>
+          <w:rStyle w:val="MSGENFONTSTYLENAMETEMPLATEROLENUMBERMSGENFONTSTYLENAMEBYROLETEXT2"/>
+          <w:rFonts w:ascii="Arial" w:hAnsi="Arial" w:cs="Arial"/>
           <w:sz w:val="22"/>
           <w:szCs w:val="22"/>
           <w:lang w:val="en-US"/>
@@ -403,7 +716,7 @@
       <w:r>
         <w:rPr>
           <w:rStyle w:val="MSGENFONTSTYLENAMETEMPLATEROLENUMBERMSGENFONTSTYLENAMEBYROLETEXT2"/>
-          <w:rFonts w:ascii="Tahoma" w:hAnsi="Tahoma" w:cs="Tahoma" w:eastAsia="Tahoma"/>
+          <w:rFonts w:ascii="Arial" w:hAnsi="Arial" w:cs="Arial"/>
           <w:sz w:val="22"/>
           <w:szCs w:val="22"/>
         </w:rPr>
@@ -412,21 +725,32 @@
       <w:r>
         <w:rPr>
           <w:rStyle w:val="MSGENFONTSTYLENAMETEMPLATEROLENUMBERMSGENFONTSTYLENAMEBYROLETEXT2"/>
-          <w:rFonts w:ascii="Tahoma" w:hAnsi="Tahoma" w:cs="Tahoma" w:eastAsia="Tahoma"/>
+          <w:rFonts w:ascii="Arial" w:hAnsi="Arial" w:cs="Arial"/>
           <w:sz w:val="22"/>
           <w:szCs w:val="22"/>
           <w:lang w:val="en-US"/>
         </w:rPr>
         <w:t xml:space="preserve"> </w:t>
       </w:r>
-      <w:r>
-        <w:rPr>
-          <w:rStyle w:val="MSGENFONTSTYLENAMETEMPLATEROLENUMBERMSGENFONTSTYLENAMEBYROLETEXT2"/>
-          <w:rFonts w:ascii="Tahoma" w:hAnsi="Tahoma" w:cs="Tahoma" w:eastAsia="Tahoma"/>
-          <w:sz w:val="22"/>
-          <w:szCs w:val="22"/>
-        </w:rPr>
-        <w:t>masing :</w:t>
+      <w:proofErr w:type="spellStart"/>
+      <w:r>
+        <w:rPr>
+          <w:rStyle w:val="MSGENFONTSTYLENAMETEMPLATEROLENUMBERMSGENFONTSTYLENAMEBYROLETEXT2"/>
+          <w:rFonts w:ascii="Arial" w:hAnsi="Arial" w:cs="Arial"/>
+          <w:sz w:val="22"/>
+          <w:szCs w:val="22"/>
+        </w:rPr>
+        <w:t>masing</w:t>
+      </w:r>
+      <w:proofErr w:type="spellEnd"/>
+      <w:r>
+        <w:rPr>
+          <w:rStyle w:val="MSGENFONTSTYLENAMETEMPLATEROLENUMBERMSGENFONTSTYLENAMEBYROLETEXT2"/>
+          <w:rFonts w:ascii="Arial" w:hAnsi="Arial" w:cs="Arial"/>
+          <w:sz w:val="22"/>
+          <w:szCs w:val="22"/>
+        </w:rPr>
+        <w:t xml:space="preserve"> :</w:t>
       </w:r>
     </w:p>
     <w:p>
@@ -443,14 +767,14 @@
         <w:ind w:left="142" w:right="46"/>
         <w:jc w:val="both"/>
         <w:rPr>
-          <w:rFonts w:ascii="Tahoma" w:hAnsi="Tahoma" w:cs="Tahoma" w:eastAsia="Tahoma"/>
+          <w:rFonts w:ascii="Arial" w:hAnsi="Arial" w:cs="Arial"/>
           <w:sz w:val="22"/>
           <w:szCs w:val="22"/>
         </w:rPr>
       </w:pPr>
       <w:r>
         <w:rPr>
-          <w:rFonts w:ascii="Tahoma" w:hAnsi="Tahoma" w:cs="Tahoma" w:eastAsia="Tahoma"/>
+          <w:rFonts w:ascii="Arial" w:hAnsi="Arial" w:cs="Arial"/>
           <w:sz w:val="22"/>
           <w:szCs w:val="22"/>
           <w:lang w:val="en-US"/>
@@ -459,57 +783,79 @@
       </w:r>
       <w:r>
         <w:rPr>
-          <w:rFonts w:ascii="Tahoma" w:hAnsi="Tahoma" w:cs="Tahoma" w:eastAsia="Tahoma"/>
+          <w:rFonts w:ascii="Arial" w:hAnsi="Arial" w:cs="Arial"/>
           <w:sz w:val="22"/>
           <w:szCs w:val="22"/>
           <w:shd w:val="clear" w:color="auto" w:fill="FFFFFF"/>
           <w:lang w:val="en-US" w:eastAsia="en-US"/>
         </w:rPr>
-        <w:t xml:space="preserve">INDAH WAHYUNI, SH, M.Si.       </w:t>
-      </w:r>
-      <w:r>
-        <w:rPr>
-          <w:rStyle w:val="MSGENFONTSTYLENAMETEMPLATEROLENUMBERMSGENFONTSTYLENAMEBYROLETEXT2"/>
-          <w:rFonts w:ascii="Tahoma" w:hAnsi="Tahoma" w:cs="Tahoma" w:eastAsia="Tahoma"/>
-          <w:sz w:val="22"/>
-          <w:szCs w:val="22"/>
-        </w:rPr>
-        <w:t>Pangkat</w:t>
-      </w:r>
-      <w:r>
-        <w:rPr>
-          <w:rStyle w:val="MSGENFONTSTYLENAMETEMPLATEROLENUMBERMSGENFONTSTYLENAMEBYROLETEXT2"/>
-          <w:rFonts w:ascii="Tahoma" w:hAnsi="Tahoma" w:cs="Tahoma" w:eastAsia="Tahoma"/>
-          <w:sz w:val="22"/>
-          <w:szCs w:val="22"/>
-          <w:lang w:val="en-US"/>
-        </w:rPr>
-        <w:t xml:space="preserve"> </w:t>
-      </w:r>
-      <w:r>
-        <w:rPr>
-          <w:rFonts w:ascii="Tahoma" w:hAnsi="Tahoma" w:cs="Tahoma" w:eastAsia="Tahoma"/>
+        <w:t xml:space="preserve">INDAH WAHYUNI, SH, </w:t>
+      </w:r>
+      <w:proofErr w:type="spellStart"/>
+      <w:r>
+        <w:rPr>
+          <w:rFonts w:ascii="Arial" w:hAnsi="Arial" w:cs="Arial"/>
           <w:sz w:val="22"/>
           <w:szCs w:val="22"/>
           <w:shd w:val="clear" w:color="auto" w:fill="FFFFFF"/>
           <w:lang w:val="en-US" w:eastAsia="en-US"/>
         </w:rPr>
-        <w:t xml:space="preserve">Pembina Utama Madya </w:t>
-      </w:r>
-      <w:r>
-        <w:rPr>
-          <w:rFonts w:ascii="Tahoma" w:hAnsi="Tahoma" w:cs="Tahoma" w:eastAsia="Tahoma"/>
+        <w:t>M.Si</w:t>
+      </w:r>
+      <w:proofErr w:type="spellEnd"/>
+      <w:r>
+        <w:rPr>
+          <w:rFonts w:ascii="Arial" w:hAnsi="Arial" w:cs="Arial"/>
           <w:sz w:val="22"/>
           <w:szCs w:val="22"/>
           <w:shd w:val="clear" w:color="auto" w:fill="FFFFFF"/>
           <w:lang w:val="en-US" w:eastAsia="en-US"/>
         </w:rPr>
+        <w:t xml:space="preserve">.       </w:t>
+      </w:r>
+      <w:r>
+        <w:rPr>
+          <w:rStyle w:val="MSGENFONTSTYLENAMETEMPLATEROLENUMBERMSGENFONTSTYLENAMEBYROLETEXT2"/>
+          <w:rFonts w:ascii="Arial" w:hAnsi="Arial" w:cs="Arial"/>
+          <w:sz w:val="22"/>
+          <w:szCs w:val="22"/>
+        </w:rPr>
+        <w:t>Pangkat</w:t>
+      </w:r>
+      <w:r>
+        <w:rPr>
+          <w:rStyle w:val="MSGENFONTSTYLENAMETEMPLATEROLENUMBERMSGENFONTSTYLENAMEBYROLETEXT2"/>
+          <w:rFonts w:ascii="Arial" w:hAnsi="Arial" w:cs="Arial"/>
+          <w:sz w:val="22"/>
+          <w:szCs w:val="22"/>
+          <w:lang w:val="en-US"/>
+        </w:rPr>
+        <w:t xml:space="preserve"> </w:t>
+      </w:r>
+      <w:r>
+        <w:rPr>
+          <w:rFonts w:ascii="Arial" w:hAnsi="Arial" w:cs="Arial"/>
+          <w:sz w:val="22"/>
+          <w:szCs w:val="22"/>
+          <w:shd w:val="clear" w:color="auto" w:fill="FFFFFF"/>
+          <w:lang w:val="en-US" w:eastAsia="en-US"/>
+        </w:rPr>
+        <w:t xml:space="preserve">Pembina Utama Madya </w:t>
+      </w:r>
+      <w:r>
+        <w:rPr>
+          <w:rFonts w:ascii="Arial" w:hAnsi="Arial" w:cs="Arial"/>
+          <w:sz w:val="22"/>
+          <w:szCs w:val="22"/>
+          <w:shd w:val="clear" w:color="auto" w:fill="FFFFFF"/>
+          <w:lang w:val="en-US" w:eastAsia="en-US"/>
+        </w:rPr>
         <w:tab/>
       </w:r>
       <w:r>
         <w:rPr>
           <w:rStyle w:val="MSGENFONTSTYLENAMETEMPLATEROLENUMBERMSGENFONTSTYLENAMEBYROLETEXT2"/>
-          <w:rFonts w:ascii="Tahoma" w:hAnsi="Tahoma" w:cs="Tahoma" w:eastAsia="Tahoma"/>
+          <w:rFonts w:ascii="Arial" w:hAnsi="Arial" w:cs="Arial"/>
           <w:sz w:val="22"/>
           <w:szCs w:val="22"/>
         </w:rPr>
@@ -518,7 +864,7 @@
       <w:r>
         <w:rPr>
           <w:rStyle w:val="MSGENFONTSTYLENAMETEMPLATEROLENUMBERMSGENFONTSTYLENAMEBYROLETEXT2"/>
-          <w:rFonts w:ascii="Tahoma" w:hAnsi="Tahoma" w:cs="Tahoma" w:eastAsia="Tahoma"/>
+          <w:rFonts w:ascii="Arial" w:hAnsi="Arial" w:cs="Arial"/>
           <w:sz w:val="22"/>
           <w:szCs w:val="22"/>
           <w:lang w:val="en-US"/>
@@ -528,7 +874,7 @@
       <w:r>
         <w:rPr>
           <w:rStyle w:val="MSGENFONTSTYLENAMETEMPLATEROLENUMBERMSGENFONTSTYLENAMEBYROLETEXT2"/>
-          <w:rFonts w:ascii="Tahoma" w:hAnsi="Tahoma" w:cs="Tahoma" w:eastAsia="Tahoma"/>
+          <w:rFonts w:ascii="Arial" w:hAnsi="Arial" w:cs="Arial"/>
           <w:sz w:val="22"/>
           <w:szCs w:val="22"/>
         </w:rPr>
@@ -536,7 +882,7 @@
       </w:r>
       <w:r>
         <w:rPr>
-          <w:rFonts w:ascii="Tahoma" w:hAnsi="Tahoma" w:cs="Tahoma" w:eastAsia="Tahoma"/>
+          <w:rFonts w:ascii="Arial" w:hAnsi="Arial" w:cs="Arial"/>
           <w:sz w:val="22"/>
           <w:szCs w:val="22"/>
           <w:shd w:val="clear" w:color="auto" w:fill="FFFFFF"/>
@@ -559,7 +905,7 @@
         <w:ind w:left="142" w:right="45"/>
         <w:jc w:val="both"/>
         <w:rPr>
-          <w:rFonts w:ascii="Tahoma" w:hAnsi="Tahoma" w:cs="Tahoma" w:eastAsia="Tahoma"/>
+          <w:rFonts w:ascii="Arial" w:hAnsi="Arial" w:cs="Arial"/>
           <w:sz w:val="22"/>
           <w:szCs w:val="22"/>
           <w:lang w:val="en-US"/>
@@ -567,7 +913,7 @@
       </w:pPr>
       <w:r>
         <w:rPr>
-          <w:rFonts w:ascii="Tahoma" w:hAnsi="Tahoma" w:cs="Tahoma" w:eastAsia="Tahoma"/>
+          <w:rFonts w:ascii="Arial" w:hAnsi="Arial" w:cs="Arial"/>
           <w:sz w:val="22"/>
           <w:szCs w:val="22"/>
           <w:lang w:val="en-US"/>
@@ -576,16 +922,44 @@
       </w:r>
       <w:r>
         <w:rPr>
-          <w:rFonts w:ascii="Tahoma" w:hAnsi="Tahoma" w:cs="Tahoma" w:eastAsia="Tahoma"/>
-          <w:sz w:val="22"/>
-          <w:szCs w:val="22"/>
-        </w:rPr>
-        <w:t>ADINA FIBRIANI S.E,M.Ak.</w:t>
-      </w:r>
-      <w:r>
-        <w:rPr>
-          <w:rStyle w:val="MSGENFONTSTYLENAMETEMPLATEROLENUMBERMSGENFONTSTYLENAMEBYROLETEXT2"/>
-          <w:rFonts w:ascii="Tahoma" w:hAnsi="Tahoma" w:cs="Tahoma" w:eastAsia="Tahoma"/>
+          <w:rFonts w:ascii="Arial" w:hAnsi="Arial" w:cs="Arial"/>
+          <w:sz w:val="22"/>
+          <w:szCs w:val="22"/>
+        </w:rPr>
+        <w:t xml:space="preserve">ADINA FIBRIANI </w:t>
+      </w:r>
+      <w:proofErr w:type="spellStart"/>
+      <w:proofErr w:type="gramStart"/>
+      <w:r>
+        <w:rPr>
+          <w:rFonts w:ascii="Arial" w:hAnsi="Arial" w:cs="Arial"/>
+          <w:sz w:val="22"/>
+          <w:szCs w:val="22"/>
+        </w:rPr>
+        <w:t>S.E</w:t>
+      </w:r>
+      <w:proofErr w:type="gramEnd"/>
+      <w:r>
+        <w:rPr>
+          <w:rFonts w:ascii="Arial" w:hAnsi="Arial" w:cs="Arial"/>
+          <w:sz w:val="22"/>
+          <w:szCs w:val="22"/>
+        </w:rPr>
+        <w:t>,M.Ak</w:t>
+      </w:r>
+      <w:proofErr w:type="spellEnd"/>
+      <w:r>
+        <w:rPr>
+          <w:rFonts w:ascii="Arial" w:hAnsi="Arial" w:cs="Arial"/>
+          <w:sz w:val="22"/>
+          <w:szCs w:val="22"/>
+        </w:rPr>
+        <w:t>.</w:t>
+      </w:r>
+      <w:r>
+        <w:rPr>
+          <w:rStyle w:val="MSGENFONTSTYLENAMETEMPLATEROLENUMBERMSGENFONTSTYLENAMEBYROLETEXT2"/>
+          <w:rFonts w:ascii="Arial" w:hAnsi="Arial" w:cs="Arial"/>
           <w:sz w:val="22"/>
           <w:szCs w:val="22"/>
           <w:lang w:val="en-US"/>
@@ -595,7 +969,7 @@
       <w:r>
         <w:rPr>
           <w:rStyle w:val="MSGENFONTSTYLENAMETEMPLATEROLENUMBERMSGENFONTSTYLENAMEBYROLETEXT2"/>
-          <w:rFonts w:ascii="Tahoma" w:hAnsi="Tahoma" w:cs="Tahoma" w:eastAsia="Tahoma"/>
+          <w:rFonts w:ascii="Arial" w:hAnsi="Arial" w:cs="Arial"/>
           <w:sz w:val="22"/>
           <w:szCs w:val="22"/>
         </w:rPr>
@@ -604,7 +978,7 @@
       <w:r>
         <w:rPr>
           <w:rStyle w:val="MSGENFONTSTYLENAMETEMPLATEROLENUMBERMSGENFONTSTYLENAMEBYROLETEXT2"/>
-          <w:rFonts w:ascii="Tahoma" w:hAnsi="Tahoma" w:cs="Tahoma" w:eastAsia="Tahoma"/>
+          <w:rFonts w:ascii="Arial" w:hAnsi="Arial" w:cs="Arial"/>
           <w:sz w:val="22"/>
           <w:szCs w:val="22"/>
           <w:lang w:val="en-US"/>
@@ -613,7 +987,7 @@
       </w:r>
       <w:r>
         <w:rPr>
-          <w:rFonts w:ascii="Tahoma" w:hAnsi="Tahoma" w:cs="Tahoma" w:eastAsia="Tahoma"/>
+          <w:rFonts w:ascii="Arial" w:hAnsi="Arial" w:cs="Arial"/>
           <w:sz w:val="22"/>
           <w:szCs w:val="22"/>
           <w:shd w:val="clear" w:color="auto" w:fill="FFFFFF"/>
@@ -624,7 +998,7 @@
       <w:r>
         <w:rPr>
           <w:rStyle w:val="MSGENFONTSTYLENAMETEMPLATEROLENUMBERMSGENFONTSTYLENAMEBYROLETEXT2"/>
-          <w:rFonts w:ascii="Tahoma" w:hAnsi="Tahoma" w:cs="Tahoma" w:eastAsia="Tahoma"/>
+          <w:rFonts w:ascii="Arial" w:hAnsi="Arial" w:cs="Arial"/>
           <w:sz w:val="22"/>
           <w:szCs w:val="22"/>
           <w:lang w:val="en-US"/>
@@ -634,7 +1008,7 @@
       <w:r>
         <w:rPr>
           <w:rStyle w:val="MSGENFONTSTYLENAMETEMPLATEROLENUMBERMSGENFONTSTYLENAMEBYROLETEXT2"/>
-          <w:rFonts w:ascii="Tahoma" w:hAnsi="Tahoma" w:cs="Tahoma" w:eastAsia="Tahoma"/>
+          <w:rFonts w:ascii="Arial" w:hAnsi="Arial" w:cs="Arial"/>
           <w:sz w:val="22"/>
           <w:szCs w:val="22"/>
           <w:lang w:val="en-US"/>
@@ -644,7 +1018,7 @@
       <w:r>
         <w:rPr>
           <w:rStyle w:val="MSGENFONTSTYLENAMETEMPLATEROLENUMBERMSGENFONTSTYLENAMEBYROLETEXT2"/>
-          <w:rFonts w:ascii="Tahoma" w:hAnsi="Tahoma" w:cs="Tahoma" w:eastAsia="Tahoma"/>
+          <w:rFonts w:ascii="Arial" w:hAnsi="Arial" w:cs="Arial"/>
           <w:sz w:val="22"/>
           <w:szCs w:val="22"/>
         </w:rPr>
@@ -653,7 +1027,7 @@
       <w:r>
         <w:rPr>
           <w:rStyle w:val="MSGENFONTSTYLENAMETEMPLATEROLENUMBERMSGENFONTSTYLENAMEBYROLETEXT2"/>
-          <w:rFonts w:ascii="Tahoma" w:hAnsi="Tahoma" w:cs="Tahoma" w:eastAsia="Tahoma"/>
+          <w:rFonts w:ascii="Arial" w:hAnsi="Arial" w:cs="Arial"/>
           <w:sz w:val="22"/>
           <w:szCs w:val="22"/>
           <w:lang w:val="en-US"/>
@@ -663,7 +1037,7 @@
       <w:r>
         <w:rPr>
           <w:rStyle w:val="MSGENFONTSTYLENAMETEMPLATEROLENUMBERMSGENFONTSTYLENAMEBYROLETEXT2"/>
-          <w:rFonts w:ascii="Tahoma" w:hAnsi="Tahoma" w:cs="Tahoma" w:eastAsia="Tahoma"/>
+          <w:rFonts w:ascii="Arial" w:hAnsi="Arial" w:cs="Arial"/>
           <w:sz w:val="22"/>
           <w:szCs w:val="22"/>
         </w:rPr>
@@ -671,7 +1045,7 @@
       </w:r>
       <w:r>
         <w:rPr>
-          <w:rFonts w:ascii="Tahoma" w:hAnsi="Tahoma" w:cs="Tahoma" w:eastAsia="Tahoma"/>
+          <w:rFonts w:ascii="Arial" w:hAnsi="Arial" w:cs="Arial"/>
           <w:sz w:val="22"/>
           <w:szCs w:val="22"/>
           <w:shd w:val="clear" w:color="auto" w:fill="FFFFFF"/>
@@ -680,7 +1054,7 @@
       </w:r>
       <w:r>
         <w:rPr>
-          <w:rFonts w:ascii="Tahoma" w:hAnsi="Tahoma" w:cs="Tahoma" w:eastAsia="Tahoma"/>
+          <w:rFonts w:ascii="Arial" w:hAnsi="Arial" w:cs="Arial"/>
           <w:sz w:val="22"/>
           <w:szCs w:val="22"/>
           <w:shd w:val="clear" w:color="auto" w:fill="FFFFFF"/>
@@ -690,7 +1064,7 @@
       </w:r>
       <w:r>
         <w:rPr>
-          <w:rFonts w:ascii="Tahoma" w:hAnsi="Tahoma" w:cs="Tahoma" w:eastAsia="Tahoma"/>
+          <w:rFonts w:ascii="Arial" w:hAnsi="Arial" w:cs="Arial"/>
           <w:sz w:val="22"/>
           <w:szCs w:val="22"/>
           <w:shd w:val="clear" w:color="auto" w:fill="FFFFFF"/>
@@ -699,7 +1073,7 @@
       </w:r>
       <w:r>
         <w:rPr>
-          <w:rFonts w:ascii="Tahoma" w:hAnsi="Tahoma" w:cs="Tahoma" w:eastAsia="Tahoma"/>
+          <w:rFonts w:ascii="Arial" w:hAnsi="Arial" w:cs="Arial"/>
           <w:sz w:val="22"/>
           <w:szCs w:val="22"/>
           <w:shd w:val="clear" w:color="auto" w:fill="FFFFFF"/>
@@ -709,7 +1083,7 @@
       </w:r>
       <w:r>
         <w:rPr>
-          <w:rFonts w:ascii="Tahoma" w:hAnsi="Tahoma" w:cs="Tahoma" w:eastAsia="Tahoma"/>
+          <w:rFonts w:ascii="Arial" w:hAnsi="Arial" w:cs="Arial"/>
           <w:sz w:val="22"/>
           <w:szCs w:val="22"/>
           <w:shd w:val="clear" w:color="auto" w:fill="FFFFFF"/>
@@ -718,7 +1092,7 @@
       </w:r>
       <w:r>
         <w:rPr>
-          <w:rFonts w:ascii="Tahoma" w:hAnsi="Tahoma" w:cs="Tahoma" w:eastAsia="Tahoma"/>
+          <w:rFonts w:ascii="Arial" w:hAnsi="Arial" w:cs="Arial"/>
           <w:sz w:val="22"/>
           <w:szCs w:val="22"/>
           <w:shd w:val="clear" w:color="auto" w:fill="FFFFFF"/>
@@ -728,7 +1102,7 @@
       </w:r>
       <w:r>
         <w:rPr>
-          <w:rFonts w:ascii="Tahoma" w:hAnsi="Tahoma" w:cs="Tahoma" w:eastAsia="Tahoma"/>
+          <w:rFonts w:ascii="Arial" w:hAnsi="Arial" w:cs="Arial"/>
           <w:sz w:val="22"/>
           <w:szCs w:val="22"/>
           <w:shd w:val="clear" w:color="auto" w:fill="FFFFFF"/>
@@ -749,7 +1123,7 @@
         <w:ind w:left="142" w:right="46"/>
         <w:jc w:val="both"/>
         <w:rPr>
-          <w:rFonts w:ascii="Tahoma" w:hAnsi="Tahoma" w:cs="Tahoma" w:eastAsia="Tahoma"/>
+          <w:rFonts w:ascii="Arial" w:hAnsi="Arial" w:cs="Arial"/>
           <w:sz w:val="22"/>
           <w:szCs w:val="22"/>
           <w:shd w:val="clear" w:color="auto" w:fill="FFFFFF"/>
@@ -759,7 +1133,7 @@
       <w:r>
         <w:rPr>
           <w:rStyle w:val="MSGENFONTSTYLENAMETEMPLATEROLENUMBERMSGENFONTSTYLENAMEBYROLETEXT2"/>
-          <w:rFonts w:ascii="Tahoma" w:hAnsi="Tahoma" w:cs="Tahoma" w:eastAsia="Tahoma"/>
+          <w:rFonts w:ascii="Arial" w:hAnsi="Arial" w:cs="Arial"/>
           <w:sz w:val="22"/>
           <w:szCs w:val="22"/>
           <w:lang w:val="en-US"/>
@@ -769,7 +1143,7 @@
       <w:r>
         <w:rPr>
           <w:rStyle w:val="MSGENFONTSTYLENAMETEMPLATEROLENUMBERMSGENFONTSTYLENAMEBYROLETEXT2"/>
-          <w:rFonts w:ascii="Tahoma" w:hAnsi="Tahoma" w:cs="Tahoma" w:eastAsia="Tahoma"/>
+          <w:rFonts w:ascii="Arial" w:hAnsi="Arial" w:cs="Arial"/>
           <w:sz w:val="22"/>
           <w:szCs w:val="22"/>
         </w:rPr>
@@ -778,7 +1152,7 @@
       <w:r>
         <w:rPr>
           <w:rStyle w:val="MSGENFONTSTYLENAMETEMPLATEROLENUMBERMSGENFONTSTYLENAMEBYROLETEXT2"/>
-          <w:rFonts w:ascii="Tahoma" w:hAnsi="Tahoma" w:cs="Tahoma" w:eastAsia="Tahoma"/>
+          <w:rFonts w:ascii="Arial" w:hAnsi="Arial" w:cs="Arial"/>
           <w:sz w:val="22"/>
           <w:szCs w:val="22"/>
           <w:lang w:val="en-US"/>
@@ -788,7 +1162,7 @@
       <w:r>
         <w:rPr>
           <w:rStyle w:val="MSGENFONTSTYLENAMETEMPLATEROLENUMBERMSGENFONTSTYLENAMEBYROLETEXT2"/>
-          <w:rFonts w:ascii="Tahoma" w:hAnsi="Tahoma" w:cs="Tahoma" w:eastAsia="Tahoma"/>
+          <w:rFonts w:ascii="Arial" w:hAnsi="Arial" w:cs="Arial"/>
           <w:sz w:val="22"/>
           <w:szCs w:val="22"/>
         </w:rPr>
@@ -797,7 +1171,7 @@
       <w:r>
         <w:rPr>
           <w:rStyle w:val="MSGENFONTSTYLENAMETEMPLATEROLENUMBERMSGENFONTSTYLENAMEBYROLETEXT2"/>
-          <w:rFonts w:ascii="Tahoma" w:hAnsi="Tahoma" w:cs="Tahoma" w:eastAsia="Tahoma"/>
+          <w:rFonts w:ascii="Arial" w:hAnsi="Arial" w:cs="Arial"/>
           <w:sz w:val="22"/>
           <w:szCs w:val="22"/>
           <w:lang w:val="en-US"/>
@@ -807,7 +1181,7 @@
       <w:r>
         <w:rPr>
           <w:rStyle w:val="MSGENFONTSTYLENAMETEMPLATEROLENUMBERMSGENFONTSTYLENAMEBYROLETEXT2"/>
-          <w:rFonts w:ascii="Tahoma" w:hAnsi="Tahoma" w:cs="Tahoma" w:eastAsia="Tahoma"/>
+          <w:rFonts w:ascii="Arial" w:hAnsi="Arial" w:cs="Arial"/>
           <w:sz w:val="22"/>
           <w:szCs w:val="22"/>
         </w:rPr>
@@ -816,7 +1190,7 @@
       <w:r>
         <w:rPr>
           <w:rStyle w:val="MSGENFONTSTYLENAMETEMPLATEROLENUMBERMSGENFONTSTYLENAMEBYROLETEXT2"/>
-          <w:rFonts w:ascii="Tahoma" w:hAnsi="Tahoma" w:cs="Tahoma" w:eastAsia="Tahoma"/>
+          <w:rFonts w:ascii="Arial" w:hAnsi="Arial" w:cs="Arial"/>
           <w:sz w:val="22"/>
           <w:szCs w:val="22"/>
           <w:lang w:val="en-US"/>
@@ -826,7 +1200,7 @@
       <w:r>
         <w:rPr>
           <w:rStyle w:val="MSGENFONTSTYLENAMETEMPLATEROLENUMBERMSGENFONTSTYLENAMEBYROLETEXT2"/>
-          <w:rFonts w:ascii="Tahoma" w:hAnsi="Tahoma" w:cs="Tahoma" w:eastAsia="Tahoma"/>
+          <w:rFonts w:ascii="Arial" w:hAnsi="Arial" w:cs="Arial"/>
           <w:sz w:val="22"/>
           <w:szCs w:val="22"/>
         </w:rPr>
@@ -835,7 +1209,7 @@
       <w:r>
         <w:rPr>
           <w:rStyle w:val="MSGENFONTSTYLENAMETEMPLATEROLENUMBERMSGENFONTSTYLENAMEBYROLETEXT2"/>
-          <w:rFonts w:ascii="Tahoma" w:hAnsi="Tahoma" w:cs="Tahoma" w:eastAsia="Tahoma"/>
+          <w:rFonts w:ascii="Arial" w:hAnsi="Arial" w:cs="Arial"/>
           <w:sz w:val="22"/>
           <w:szCs w:val="22"/>
           <w:lang w:val="en-US"/>
@@ -845,7 +1219,7 @@
       <w:r>
         <w:rPr>
           <w:rStyle w:val="MSGENFONTSTYLENAMETEMPLATEROLENUMBERMSGENFONTSTYLENAMEBYROLETEXT2"/>
-          <w:rFonts w:ascii="Tahoma" w:hAnsi="Tahoma" w:cs="Tahoma" w:eastAsia="Tahoma"/>
+          <w:rFonts w:ascii="Arial" w:hAnsi="Arial" w:cs="Arial"/>
           <w:sz w:val="22"/>
           <w:szCs w:val="22"/>
         </w:rPr>
@@ -854,7 +1228,7 @@
       <w:r>
         <w:rPr>
           <w:rStyle w:val="MSGENFONTSTYLENAMETEMPLATEROLENUMBERMSGENFONTSTYLENAMEBYROLETEXT2"/>
-          <w:rFonts w:ascii="Tahoma" w:hAnsi="Tahoma" w:cs="Tahoma" w:eastAsia="Tahoma"/>
+          <w:rFonts w:ascii="Arial" w:hAnsi="Arial" w:cs="Arial"/>
           <w:sz w:val="22"/>
           <w:szCs w:val="22"/>
           <w:lang w:val="en-US"/>
@@ -864,7 +1238,7 @@
       <w:r>
         <w:rPr>
           <w:rStyle w:val="MSGENFONTSTYLENAMETEMPLATEROLENUMBERMSGENFONTSTYLENAMEBYROLETEXT2"/>
-          <w:rFonts w:ascii="Tahoma" w:hAnsi="Tahoma" w:cs="Tahoma" w:eastAsia="Tahoma"/>
+          <w:rFonts w:ascii="Arial" w:hAnsi="Arial" w:cs="Arial"/>
           <w:sz w:val="22"/>
           <w:szCs w:val="22"/>
         </w:rPr>
@@ -873,7 +1247,7 @@
       <w:r>
         <w:rPr>
           <w:rStyle w:val="MSGENFONTSTYLENAMETEMPLATEROLENUMBERMSGENFONTSTYLENAMEBYROLETEXT2"/>
-          <w:rFonts w:ascii="Tahoma" w:hAnsi="Tahoma" w:cs="Tahoma" w:eastAsia="Tahoma"/>
+          <w:rFonts w:ascii="Arial" w:hAnsi="Arial" w:cs="Arial"/>
           <w:sz w:val="22"/>
           <w:szCs w:val="22"/>
           <w:lang w:val="en-US"/>
@@ -882,16 +1256,36 @@
       </w:r>
       <w:r>
         <w:rPr>
-          <w:rFonts w:ascii="Tahoma" w:hAnsi="Tahoma" w:cs="Tahoma" w:eastAsia="Tahoma"/>
+          <w:rFonts w:ascii="Arial" w:hAnsi="Arial" w:cs="Arial"/>
           <w:sz w:val="22"/>
           <w:szCs w:val="22"/>
           <w:shd w:val="clear" w:color="auto" w:fill="FFFFFF"/>
         </w:rPr>
+        <w:t>{</w:t>
+      </w:r>
+      <w:proofErr w:type="spellStart"/>
+      <w:r>
+        <w:rPr>
+          <w:rFonts w:ascii="Arial" w:hAnsi="Arial" w:cs="Arial"/>
+          <w:sz w:val="22"/>
+          <w:szCs w:val="22"/>
+          <w:shd w:val="clear" w:color="auto" w:fill="FFFFFF"/>
+        </w:rPr>
         <w:t>{nama_diambil_sumpah}</w:t>
       </w:r>
-      <w:r>
-        <w:rPr>
-          <w:rFonts w:ascii="Tahoma" w:hAnsi="Tahoma" w:cs="Tahoma" w:eastAsia="Tahoma"/>
+      <w:proofErr w:type="spellEnd"/>
+      <w:r>
+        <w:rPr>
+          <w:rFonts w:ascii="Arial" w:hAnsi="Arial" w:cs="Arial"/>
+          <w:sz w:val="22"/>
+          <w:szCs w:val="22"/>
+          <w:shd w:val="clear" w:color="auto" w:fill="FFFFFF"/>
+        </w:rPr>
+        <w:t>}</w:t>
+      </w:r>
+      <w:r>
+        <w:rPr>
+          <w:rFonts w:ascii="Arial" w:hAnsi="Arial" w:cs="Arial"/>
           <w:sz w:val="22"/>
           <w:szCs w:val="22"/>
           <w:lang w:val="en-US"/>
@@ -901,7 +1295,7 @@
       <w:r>
         <w:rPr>
           <w:rStyle w:val="MSGENFONTSTYLENAMETEMPLATEROLENUMBERMSGENFONTSTYLENAMEBYROLETEXT2"/>
-          <w:rFonts w:ascii="Tahoma" w:hAnsi="Tahoma" w:cs="Tahoma" w:eastAsia="Tahoma"/>
+          <w:rFonts w:ascii="Arial" w:hAnsi="Arial" w:cs="Arial"/>
           <w:sz w:val="22"/>
           <w:szCs w:val="22"/>
         </w:rPr>
@@ -910,7 +1304,7 @@
       <w:r>
         <w:rPr>
           <w:rStyle w:val="MSGENFONTSTYLENAMETEMPLATEROLENUMBERMSGENFONTSTYLENAMEBYROLETEXT2"/>
-          <w:rFonts w:ascii="Tahoma" w:hAnsi="Tahoma" w:cs="Tahoma" w:eastAsia="Tahoma"/>
+          <w:rFonts w:ascii="Arial" w:hAnsi="Arial" w:cs="Arial"/>
           <w:sz w:val="22"/>
           <w:szCs w:val="22"/>
           <w:lang w:val="en-US"/>
@@ -919,18 +1313,40 @@
       </w:r>
       <w:r>
         <w:rPr>
-          <w:rFonts w:ascii="Tahoma" w:hAnsi="Tahoma" w:cs="Tahoma" w:eastAsia="Tahoma"/>
+          <w:rFonts w:ascii="Arial" w:hAnsi="Arial" w:cs="Arial"/>
           <w:sz w:val="22"/>
           <w:szCs w:val="22"/>
           <w:shd w:val="clear" w:color="auto" w:fill="FFFFFF"/>
           <w:lang w:val="en-US" w:eastAsia="en-US"/>
         </w:rPr>
-        <w:t xml:space="preserve">{pangkat_diambil_sumpah} </w:t>
-      </w:r>
-      <w:r>
-        <w:rPr>
-          <w:rStyle w:val="MSGENFONTSTYLENAMETEMPLATEROLENUMBERMSGENFONTSTYLENAMEBYROLETEXT2"/>
-          <w:rFonts w:ascii="Tahoma" w:hAnsi="Tahoma" w:cs="Tahoma" w:eastAsia="Tahoma"/>
+        <w:t>{</w:t>
+      </w:r>
+      <w:proofErr w:type="spellStart"/>
+      <w:r>
+        <w:rPr>
+          <w:rFonts w:ascii="Arial" w:hAnsi="Arial" w:cs="Arial"/>
+          <w:sz w:val="22"/>
+          <w:szCs w:val="22"/>
+          <w:shd w:val="clear" w:color="auto" w:fill="FFFFFF"/>
+          <w:lang w:val="en-US" w:eastAsia="en-US"/>
+        </w:rPr>
+        <w:t>{pangkat_diambil_sumpah}</w:t>
+      </w:r>
+      <w:proofErr w:type="spellEnd"/>
+      <w:r>
+        <w:rPr>
+          <w:rFonts w:ascii="Arial" w:hAnsi="Arial" w:cs="Arial"/>
+          <w:sz w:val="22"/>
+          <w:szCs w:val="22"/>
+          <w:shd w:val="clear" w:color="auto" w:fill="FFFFFF"/>
+          <w:lang w:val="en-US" w:eastAsia="en-US"/>
+        </w:rPr>
+        <w:t xml:space="preserve">} </w:t>
+      </w:r>
+      <w:r>
+        <w:rPr>
+          <w:rStyle w:val="MSGENFONTSTYLENAMETEMPLATEROLENUMBERMSGENFONTSTYLENAMEBYROLETEXT2"/>
+          <w:rFonts w:ascii="Arial" w:hAnsi="Arial" w:cs="Arial"/>
           <w:sz w:val="22"/>
           <w:szCs w:val="22"/>
         </w:rPr>
@@ -939,7 +1355,7 @@
       <w:r>
         <w:rPr>
           <w:rStyle w:val="MSGENFONTSTYLENAMETEMPLATEROLENUMBERMSGENFONTSTYLENAMEBYROLETEXT2"/>
-          <w:rFonts w:ascii="Tahoma" w:hAnsi="Tahoma" w:cs="Tahoma" w:eastAsia="Tahoma"/>
+          <w:rFonts w:ascii="Arial" w:hAnsi="Arial" w:cs="Arial"/>
           <w:sz w:val="22"/>
           <w:szCs w:val="22"/>
           <w:lang w:val="en-US"/>
@@ -949,7 +1365,7 @@
       <w:r>
         <w:rPr>
           <w:rStyle w:val="MSGENFONTSTYLENAMETEMPLATEROLENUMBERMSGENFONTSTYLENAMEBYROLETEXT2"/>
-          <w:rFonts w:ascii="Tahoma" w:hAnsi="Tahoma" w:cs="Tahoma" w:eastAsia="Tahoma"/>
+          <w:rFonts w:ascii="Arial" w:hAnsi="Arial" w:cs="Arial"/>
           <w:sz w:val="22"/>
           <w:szCs w:val="22"/>
         </w:rPr>
@@ -958,7 +1374,7 @@
       <w:r>
         <w:rPr>
           <w:rStyle w:val="MSGENFONTSTYLENAMETEMPLATEROLENUMBERMSGENFONTSTYLENAMEBYROLETEXT2"/>
-          <w:rFonts w:ascii="Tahoma" w:hAnsi="Tahoma" w:cs="Tahoma" w:eastAsia="Tahoma"/>
+          <w:rFonts w:ascii="Arial" w:hAnsi="Arial" w:cs="Arial"/>
           <w:sz w:val="22"/>
           <w:szCs w:val="22"/>
           <w:lang w:val="en-US"/>
@@ -967,12 +1383,32 @@
       </w:r>
       <w:r>
         <w:rPr>
-          <w:rFonts w:ascii="Tahoma" w:hAnsi="Tahoma" w:cs="Tahoma" w:eastAsia="Tahoma"/>
+          <w:rFonts w:ascii="Arial" w:hAnsi="Arial" w:cs="Arial"/>
           <w:sz w:val="22"/>
           <w:szCs w:val="22"/>
           <w:shd w:val="clear" w:color="auto" w:fill="FFFFFF"/>
         </w:rPr>
+        <w:t>{</w:t>
+      </w:r>
+      <w:proofErr w:type="spellStart"/>
+      <w:r>
+        <w:rPr>
+          <w:rFonts w:ascii="Arial" w:hAnsi="Arial" w:cs="Arial"/>
+          <w:sz w:val="22"/>
+          <w:szCs w:val="22"/>
+          <w:shd w:val="clear" w:color="auto" w:fill="FFFFFF"/>
+        </w:rPr>
         <w:t>{nip_diambil_sumpah}</w:t>
+      </w:r>
+      <w:proofErr w:type="spellEnd"/>
+      <w:r>
+        <w:rPr>
+          <w:rFonts w:ascii="Arial" w:hAnsi="Arial" w:cs="Arial"/>
+          <w:sz w:val="22"/>
+          <w:szCs w:val="22"/>
+          <w:shd w:val="clear" w:color="auto" w:fill="FFFFFF"/>
+        </w:rPr>
+        <w:t>}</w:t>
       </w:r>
     </w:p>
     <w:p>
@@ -987,7 +1423,7 @@
         <w:ind w:left="142" w:right="46"/>
         <w:jc w:val="both"/>
         <w:rPr>
-          <w:rFonts w:ascii="Tahoma" w:hAnsi="Tahoma" w:cs="Tahoma" w:eastAsia="Tahoma"/>
+          <w:rFonts w:ascii="Arial" w:hAnsi="Arial" w:cs="Arial"/>
           <w:sz w:val="22"/>
           <w:szCs w:val="22"/>
           <w:shd w:val="clear" w:color="auto" w:fill="FFFFFF"/>
@@ -997,7 +1433,7 @@
       <w:r>
         <w:rPr>
           <w:rStyle w:val="MSGENFONTSTYLENAMETEMPLATEROLENUMBERMSGENFONTSTYLENAMEBYROLETEXT2"/>
-          <w:rFonts w:ascii="Tahoma" w:hAnsi="Tahoma" w:cs="Tahoma" w:eastAsia="Tahoma"/>
+          <w:rFonts w:ascii="Arial" w:hAnsi="Arial" w:cs="Arial"/>
           <w:sz w:val="22"/>
           <w:szCs w:val="22"/>
         </w:rPr>
@@ -1006,7 +1442,7 @@
       <w:r>
         <w:rPr>
           <w:rStyle w:val="MSGENFONTSTYLENAMETEMPLATEROLENUMBERMSGENFONTSTYLENAMEBYROLETEXT2"/>
-          <w:rFonts w:ascii="Tahoma" w:hAnsi="Tahoma" w:cs="Tahoma" w:eastAsia="Tahoma"/>
+          <w:rFonts w:ascii="Arial" w:hAnsi="Arial" w:cs="Arial"/>
           <w:sz w:val="22"/>
           <w:szCs w:val="22"/>
           <w:lang w:val="en-US"/>
@@ -1016,7 +1452,7 @@
       <w:r>
         <w:rPr>
           <w:rStyle w:val="MSGENFONTSTYLENAMETEMPLATEROLENUMBERMSGENFONTSTYLENAMEBYROLETEXT2"/>
-          <w:rFonts w:ascii="Tahoma" w:hAnsi="Tahoma" w:cs="Tahoma" w:eastAsia="Tahoma"/>
+          <w:rFonts w:ascii="Arial" w:hAnsi="Arial" w:cs="Arial"/>
           <w:sz w:val="22"/>
           <w:szCs w:val="22"/>
         </w:rPr>
@@ -1025,7 +1461,7 @@
       <w:r>
         <w:rPr>
           <w:rStyle w:val="MSGENFONTSTYLENAMETEMPLATEROLENUMBERMSGENFONTSTYLENAMEBYROLETEXT2"/>
-          <w:rFonts w:ascii="Tahoma" w:hAnsi="Tahoma" w:cs="Tahoma" w:eastAsia="Tahoma"/>
+          <w:rFonts w:ascii="Arial" w:hAnsi="Arial" w:cs="Arial"/>
           <w:sz w:val="22"/>
           <w:szCs w:val="22"/>
           <w:lang w:val="en-US"/>
@@ -1035,7 +1471,7 @@
       <w:r>
         <w:rPr>
           <w:rStyle w:val="MSGENFONTSTYLENAMETEMPLATEROLENUMBERMSGENFONTSTYLENAMEBYROLETEXT2"/>
-          <w:rFonts w:ascii="Tahoma" w:hAnsi="Tahoma" w:cs="Tahoma" w:eastAsia="Tahoma"/>
+          <w:rFonts w:ascii="Arial" w:hAnsi="Arial" w:cs="Arial"/>
           <w:sz w:val="22"/>
           <w:szCs w:val="22"/>
         </w:rPr>
@@ -1043,7 +1479,7 @@
       </w:r>
       <w:r>
         <w:rPr>
-          <w:rFonts w:ascii="Tahoma" w:hAnsi="Tahoma" w:cs="Tahoma" w:eastAsia="Tahoma"/>
+          <w:rFonts w:ascii="Arial" w:hAnsi="Arial" w:cs="Arial"/>
           <w:sz w:val="22"/>
           <w:szCs w:val="22"/>
           <w:shd w:val="clear" w:color="auto" w:fill="FFFFFF"/>
@@ -1053,13 +1489,79 @@
       </w:r>
       <w:r>
         <w:rPr>
-          <w:rFonts w:ascii="Tahoma" w:hAnsi="Tahoma" w:cs="Tahoma" w:eastAsia="Tahoma"/>
+          <w:rFonts w:ascii="Arial" w:hAnsi="Arial" w:cs="Arial"/>
           <w:sz w:val="22"/>
           <w:szCs w:val="22"/>
           <w:shd w:val="clear" w:color="auto" w:fill="FFFFFF"/>
           <w:lang w:val="en-AU" w:eastAsia="en-US"/>
         </w:rPr>
-        <w:t>MUNIR, S.Ag., M.Ag. Pangkat Pembina Tingkat I NIP. 19730115 200003 1 003</w:t>
+        <w:t xml:space="preserve">MUNIR, </w:t>
+      </w:r>
+      <w:proofErr w:type="spellStart"/>
+      <w:r>
+        <w:rPr>
+          <w:rFonts w:ascii="Arial" w:hAnsi="Arial" w:cs="Arial"/>
+          <w:sz w:val="22"/>
+          <w:szCs w:val="22"/>
+          <w:shd w:val="clear" w:color="auto" w:fill="FFFFFF"/>
+          <w:lang w:val="en-AU" w:eastAsia="en-US"/>
+        </w:rPr>
+        <w:t>S.Ag</w:t>
+      </w:r>
+      <w:proofErr w:type="spellEnd"/>
+      <w:r>
+        <w:rPr>
+          <w:rFonts w:ascii="Arial" w:hAnsi="Arial" w:cs="Arial"/>
+          <w:sz w:val="22"/>
+          <w:szCs w:val="22"/>
+          <w:shd w:val="clear" w:color="auto" w:fill="FFFFFF"/>
+          <w:lang w:val="en-AU" w:eastAsia="en-US"/>
+        </w:rPr>
+        <w:t xml:space="preserve">., </w:t>
+      </w:r>
+      <w:proofErr w:type="spellStart"/>
+      <w:r>
+        <w:rPr>
+          <w:rFonts w:ascii="Arial" w:hAnsi="Arial" w:cs="Arial"/>
+          <w:sz w:val="22"/>
+          <w:szCs w:val="22"/>
+          <w:shd w:val="clear" w:color="auto" w:fill="FFFFFF"/>
+          <w:lang w:val="en-AU" w:eastAsia="en-US"/>
+        </w:rPr>
+        <w:t>M.Ag</w:t>
+      </w:r>
+      <w:proofErr w:type="spellEnd"/>
+      <w:r>
+        <w:rPr>
+          <w:rFonts w:ascii="Arial" w:hAnsi="Arial" w:cs="Arial"/>
+          <w:sz w:val="22"/>
+          <w:szCs w:val="22"/>
+          <w:shd w:val="clear" w:color="auto" w:fill="FFFFFF"/>
+          <w:lang w:val="en-AU" w:eastAsia="en-US"/>
+        </w:rPr>
+        <w:t xml:space="preserve">. </w:t>
+      </w:r>
+      <w:proofErr w:type="spellStart"/>
+      <w:r>
+        <w:rPr>
+          <w:rFonts w:ascii="Arial" w:hAnsi="Arial" w:cs="Arial"/>
+          <w:sz w:val="22"/>
+          <w:szCs w:val="22"/>
+          <w:shd w:val="clear" w:color="auto" w:fill="FFFFFF"/>
+          <w:lang w:val="en-AU" w:eastAsia="en-US"/>
+        </w:rPr>
+        <w:t>Pangkat</w:t>
+      </w:r>
+      <w:proofErr w:type="spellEnd"/>
+      <w:r>
+        <w:rPr>
+          <w:rFonts w:ascii="Arial" w:hAnsi="Arial" w:cs="Arial"/>
+          <w:sz w:val="22"/>
+          <w:szCs w:val="22"/>
+          <w:shd w:val="clear" w:color="auto" w:fill="FFFFFF"/>
+          <w:lang w:val="en-AU" w:eastAsia="en-US"/>
+        </w:rPr>
+        <w:t xml:space="preserve"> Pembina Tingkat I NIP. 19730115 200003 1 003</w:t>
       </w:r>
     </w:p>
     <w:p>
@@ -1071,7 +1573,7 @@
         <w:jc w:val="both"/>
         <w:rPr>
           <w:rStyle w:val="MSGENFONTSTYLENAMETEMPLATEROLENUMBERMSGENFONTSTYLENAMEBYROLETEXT2"/>
-          <w:rFonts w:ascii="Tahoma" w:hAnsi="Tahoma" w:cs="Tahoma" w:eastAsia="Tahoma"/>
+          <w:rFonts w:ascii="Arial" w:hAnsi="Arial" w:cs="Arial"/>
           <w:sz w:val="22"/>
           <w:szCs w:val="22"/>
           <w:lang w:val="en-US"/>
@@ -1081,7 +1583,7 @@
       <w:r>
         <w:rPr>
           <w:rStyle w:val="MSGENFONTSTYLENAMETEMPLATEROLENUMBERMSGENFONTSTYLENAMEBYROLETEXT2"/>
-          <w:rFonts w:ascii="Tahoma" w:hAnsi="Tahoma" w:cs="Tahoma" w:eastAsia="Tahoma"/>
+          <w:rFonts w:ascii="Arial" w:hAnsi="Arial" w:cs="Arial"/>
           <w:sz w:val="22"/>
           <w:szCs w:val="22"/>
         </w:rPr>
@@ -1098,7 +1600,7 @@
         <w:jc w:val="both"/>
         <w:rPr>
           <w:rStyle w:val="MSGENFONTSTYLENAMETEMPLATEROLENUMBERMSGENFONTSTYLENAMEBYROLETEXT2"/>
-          <w:rFonts w:ascii="Tahoma" w:hAnsi="Tahoma" w:cs="Tahoma" w:eastAsia="Tahoma"/>
+          <w:rFonts w:ascii="Arial" w:hAnsi="Arial" w:cs="Arial"/>
           <w:sz w:val="20"/>
           <w:szCs w:val="20"/>
           <w:lang w:val="en-US"/>
@@ -1113,7 +1615,7 @@
         <w:ind w:left="142" w:right="46"/>
         <w:rPr>
           <w:rStyle w:val="MSGENFONTSTYLENAMETEMPLATEROLENUMBERMSGENFONTSTYLENAMEBYROLETEXT3"/>
-          <w:rFonts w:ascii="Tahoma" w:hAnsi="Tahoma" w:cs="Tahoma" w:eastAsia="Tahoma"/>
+          <w:rFonts w:ascii="Arial" w:hAnsi="Arial" w:cs="Arial"/>
           <w:b/>
           <w:bCs/>
           <w:i/>
@@ -1126,21 +1628,37 @@
       <w:r>
         <w:rPr>
           <w:rStyle w:val="MSGENFONTSTYLENAMETEMPLATEROLENUMBERMSGENFONTSTYLENAMEBYROLETEXT3"/>
-          <w:rFonts w:ascii="Tahoma" w:hAnsi="Tahoma" w:cs="Tahoma" w:eastAsia="Tahoma"/>
-          <w:b/>
-          <w:bCs/>
-          <w:i/>
-          <w:iCs/>
-          <w:sz w:val="22"/>
-          <w:szCs w:val="22"/>
-          <w:lang w:val="en-US"/>
-        </w:rPr>
-        <w:t>“Demi Alloh</w:t>
-      </w:r>
-      <w:r>
-        <w:rPr>
-          <w:rStyle w:val="MSGENFONTSTYLENAMETEMPLATEROLENUMBERMSGENFONTSTYLENAMEBYROLETEXT3"/>
-          <w:rFonts w:ascii="Tahoma" w:hAnsi="Tahoma" w:cs="Tahoma" w:eastAsia="Tahoma"/>
+          <w:rFonts w:ascii="Arial" w:hAnsi="Arial" w:cs="Arial"/>
+          <w:b/>
+          <w:bCs/>
+          <w:i/>
+          <w:iCs/>
+          <w:sz w:val="22"/>
+          <w:szCs w:val="22"/>
+          <w:lang w:val="en-US"/>
+        </w:rPr>
+        <w:t xml:space="preserve">“Demi </w:t>
+      </w:r>
+      <w:proofErr w:type="spellStart"/>
+      <w:r>
+        <w:rPr>
+          <w:rStyle w:val="MSGENFONTSTYLENAMETEMPLATEROLENUMBERMSGENFONTSTYLENAMEBYROLETEXT3"/>
+          <w:rFonts w:ascii="Arial" w:hAnsi="Arial" w:cs="Arial"/>
+          <w:b/>
+          <w:bCs/>
+          <w:i/>
+          <w:iCs/>
+          <w:sz w:val="22"/>
+          <w:szCs w:val="22"/>
+          <w:lang w:val="en-US"/>
+        </w:rPr>
+        <w:t>Alloh</w:t>
+      </w:r>
+      <w:proofErr w:type="spellEnd"/>
+      <w:r>
+        <w:rPr>
+          <w:rStyle w:val="MSGENFONTSTYLENAMETEMPLATEROLENUMBERMSGENFONTSTYLENAMEBYROLETEXT3"/>
+          <w:rFonts w:ascii="Arial" w:hAnsi="Arial" w:cs="Arial"/>
           <w:b/>
           <w:bCs/>
           <w:i/>
@@ -1150,10 +1668,11 @@
         </w:rPr>
         <w:t>, saya bersumpah</w:t>
       </w:r>
-      <w:r>
-        <w:rPr>
-          <w:rStyle w:val="MSGENFONTSTYLENAMETEMPLATEROLENUMBERMSGENFONTSTYLENAMEBYROLETEXT3"/>
-          <w:rFonts w:ascii="Tahoma" w:hAnsi="Tahoma" w:cs="Tahoma" w:eastAsia="Tahoma"/>
+      <w:proofErr w:type="gramStart"/>
+      <w:r>
+        <w:rPr>
+          <w:rStyle w:val="MSGENFONTSTYLENAMETEMPLATEROLENUMBERMSGENFONTSTYLENAMEBYROLETEXT3"/>
+          <w:rFonts w:ascii="Arial" w:hAnsi="Arial" w:cs="Arial"/>
           <w:b/>
           <w:bCs/>
           <w:i/>
@@ -1167,7 +1686,7 @@
       <w:r>
         <w:rPr>
           <w:rStyle w:val="MSGENFONTSTYLENAMETEMPLATEROLENUMBERMSGENFONTSTYLENAMEBYROLETEXT3"/>
-          <w:rFonts w:ascii="Tahoma" w:hAnsi="Tahoma" w:cs="Tahoma" w:eastAsia="Tahoma"/>
+          <w:rFonts w:ascii="Arial" w:hAnsi="Arial" w:cs="Arial"/>
           <w:b/>
           <w:bCs/>
           <w:i/>
@@ -1177,6 +1696,7 @@
         </w:rPr>
         <w:t>:</w:t>
       </w:r>
+      <w:proofErr w:type="gramEnd"/>
     </w:p>
     <w:p>
       <w:pPr>
@@ -1186,7 +1706,7 @@
         <w:ind w:left="142" w:right="46"/>
         <w:rPr>
           <w:rStyle w:val="MSGENFONTSTYLENAMETEMPLATEROLENUMBERMSGENFONTSTYLENAMEBYROLETEXT3"/>
-          <w:rFonts w:ascii="Tahoma" w:hAnsi="Tahoma" w:cs="Tahoma" w:eastAsia="Tahoma"/>
+          <w:rFonts w:ascii="Arial" w:hAnsi="Arial" w:cs="Arial"/>
           <w:b/>
           <w:bCs/>
           <w:i/>
@@ -1205,7 +1725,7 @@
         <w:ind w:left="142" w:right="46"/>
         <w:rPr>
           <w:rStyle w:val="MSGENFONTSTYLENAMETEMPLATEROLENUMBERMSGENFONTSTYLENAMEBYROLETEXT3"/>
-          <w:rFonts w:ascii="Tahoma" w:hAnsi="Tahoma" w:cs="Tahoma" w:eastAsia="Tahoma"/>
+          <w:rFonts w:ascii="Arial" w:hAnsi="Arial" w:cs="Arial"/>
           <w:b/>
           <w:bCs/>
           <w:i/>
@@ -1218,7 +1738,7 @@
       <w:r>
         <w:rPr>
           <w:rStyle w:val="MSGENFONTSTYLENAMETEMPLATEROLENUMBERMSGENFONTSTYLENAMEBYROLETEXT3"/>
-          <w:rFonts w:ascii="Tahoma" w:hAnsi="Tahoma" w:cs="Tahoma" w:eastAsia="Tahoma"/>
+          <w:rFonts w:ascii="Arial" w:hAnsi="Arial" w:cs="Arial"/>
           <w:b/>
           <w:bCs/>
           <w:i/>
@@ -1229,23 +1749,38 @@
         </w:rPr>
         <w:t>B</w:t>
       </w:r>
-      <w:r>
-        <w:rPr>
-          <w:rStyle w:val="MSGENFONTSTYLENAMETEMPLATEROLENUMBERMSGENFONTSTYLENAMEBYROLETEXT3"/>
-          <w:rFonts w:ascii="Tahoma" w:hAnsi="Tahoma" w:cs="Tahoma" w:eastAsia="Tahoma"/>
-          <w:b/>
-          <w:bCs/>
-          <w:i/>
-          <w:iCs/>
-          <w:sz w:val="22"/>
-          <w:szCs w:val="22"/>
-        </w:rPr>
-        <w:t xml:space="preserve">ahwa saya, untuk diangkat menjadi </w:t>
-      </w:r>
-      <w:r>
-        <w:rPr>
-          <w:rStyle w:val="MSGENFONTSTYLENAMETEMPLATEROLENUMBERMSGENFONTSTYLENAMEBYROLETEXT3"/>
-          <w:rFonts w:ascii="Tahoma" w:hAnsi="Tahoma" w:cs="Tahoma" w:eastAsia="Tahoma"/>
+      <w:proofErr w:type="spellStart"/>
+      <w:r>
+        <w:rPr>
+          <w:rStyle w:val="MSGENFONTSTYLENAMETEMPLATEROLENUMBERMSGENFONTSTYLENAMEBYROLETEXT3"/>
+          <w:rFonts w:ascii="Arial" w:hAnsi="Arial" w:cs="Arial"/>
+          <w:b/>
+          <w:bCs/>
+          <w:i/>
+          <w:iCs/>
+          <w:sz w:val="22"/>
+          <w:szCs w:val="22"/>
+        </w:rPr>
+        <w:t>ahwa</w:t>
+      </w:r>
+      <w:proofErr w:type="spellEnd"/>
+      <w:r>
+        <w:rPr>
+          <w:rStyle w:val="MSGENFONTSTYLENAMETEMPLATEROLENUMBERMSGENFONTSTYLENAMEBYROLETEXT3"/>
+          <w:rFonts w:ascii="Arial" w:hAnsi="Arial" w:cs="Arial"/>
+          <w:b/>
+          <w:bCs/>
+          <w:i/>
+          <w:iCs/>
+          <w:sz w:val="22"/>
+          <w:szCs w:val="22"/>
+        </w:rPr>
+        <w:t xml:space="preserve"> saya, untuk diangkat menjadi </w:t>
+      </w:r>
+      <w:r>
+        <w:rPr>
+          <w:rStyle w:val="MSGENFONTSTYLENAMETEMPLATEROLENUMBERMSGENFONTSTYLENAMEBYROLETEXT3"/>
+          <w:rFonts w:ascii="Arial" w:hAnsi="Arial" w:cs="Arial"/>
           <w:b/>
           <w:bCs/>
           <w:i/>
@@ -1256,23 +1791,53 @@
         </w:rPr>
         <w:t>P</w:t>
       </w:r>
-      <w:r>
-        <w:rPr>
-          <w:rStyle w:val="MSGENFONTSTYLENAMETEMPLATEROLENUMBERMSGENFONTSTYLENAMEBYROLETEXT3"/>
-          <w:rFonts w:ascii="Tahoma" w:hAnsi="Tahoma" w:cs="Tahoma" w:eastAsia="Tahoma"/>
-          <w:b/>
-          <w:bCs/>
-          <w:i/>
-          <w:iCs/>
-          <w:sz w:val="22"/>
-          <w:szCs w:val="22"/>
-        </w:rPr>
-        <w:t>egawai Negeri Sipil akan setia dan taat sepenuhnya kepada Pancasi</w:t>
-      </w:r>
-      <w:r>
-        <w:rPr>
-          <w:rStyle w:val="MSGENFONTSTYLENAMETEMPLATEROLENUMBERMSGENFONTSTYLENAMEBYROLETEXT3"/>
-          <w:rFonts w:ascii="Tahoma" w:hAnsi="Tahoma" w:cs="Tahoma" w:eastAsia="Tahoma"/>
+      <w:proofErr w:type="spellStart"/>
+      <w:r>
+        <w:rPr>
+          <w:rStyle w:val="MSGENFONTSTYLENAMETEMPLATEROLENUMBERMSGENFONTSTYLENAMEBYROLETEXT3"/>
+          <w:rFonts w:ascii="Arial" w:hAnsi="Arial" w:cs="Arial"/>
+          <w:b/>
+          <w:bCs/>
+          <w:i/>
+          <w:iCs/>
+          <w:sz w:val="22"/>
+          <w:szCs w:val="22"/>
+        </w:rPr>
+        <w:t>egawai</w:t>
+      </w:r>
+      <w:proofErr w:type="spellEnd"/>
+      <w:r>
+        <w:rPr>
+          <w:rStyle w:val="MSGENFONTSTYLENAMETEMPLATEROLENUMBERMSGENFONTSTYLENAMEBYROLETEXT3"/>
+          <w:rFonts w:ascii="Arial" w:hAnsi="Arial" w:cs="Arial"/>
+          <w:b/>
+          <w:bCs/>
+          <w:i/>
+          <w:iCs/>
+          <w:sz w:val="22"/>
+          <w:szCs w:val="22"/>
+        </w:rPr>
+        <w:t xml:space="preserve"> Negeri Sipil akan setia dan taat sepenuhnya kepada </w:t>
+      </w:r>
+      <w:proofErr w:type="spellStart"/>
+      <w:r>
+        <w:rPr>
+          <w:rStyle w:val="MSGENFONTSTYLENAMETEMPLATEROLENUMBERMSGENFONTSTYLENAMEBYROLETEXT3"/>
+          <w:rFonts w:ascii="Arial" w:hAnsi="Arial" w:cs="Arial"/>
+          <w:b/>
+          <w:bCs/>
+          <w:i/>
+          <w:iCs/>
+          <w:sz w:val="22"/>
+          <w:szCs w:val="22"/>
+        </w:rPr>
+        <w:t>Pancasi</w:t>
+      </w:r>
+      <w:proofErr w:type="spellEnd"/>
+      <w:r>
+        <w:rPr>
+          <w:rStyle w:val="MSGENFONTSTYLENAMETEMPLATEROLENUMBERMSGENFONTSTYLENAMEBYROLETEXT3"/>
+          <w:rFonts w:ascii="Arial" w:hAnsi="Arial" w:cs="Arial"/>
           <w:b/>
           <w:bCs/>
           <w:i/>
@@ -1286,7 +1851,7 @@
       <w:r>
         <w:rPr>
           <w:rStyle w:val="MSGENFONTSTYLENAMETEMPLATEROLENUMBERMSGENFONTSTYLENAMEBYROLETEXT3"/>
-          <w:rFonts w:ascii="Tahoma" w:hAnsi="Tahoma" w:cs="Tahoma" w:eastAsia="Tahoma"/>
+          <w:rFonts w:ascii="Arial" w:hAnsi="Arial" w:cs="Arial"/>
           <w:b/>
           <w:bCs/>
           <w:i/>
@@ -1305,7 +1870,7 @@
         <w:ind w:left="142" w:right="46"/>
         <w:rPr>
           <w:rStyle w:val="MSGENFONTSTYLENAMETEMPLATEROLENUMBERMSGENFONTSTYLENAMEBYROLETEXT3"/>
-          <w:rFonts w:ascii="Tahoma" w:hAnsi="Tahoma" w:cs="Tahoma" w:eastAsia="Tahoma"/>
+          <w:rFonts w:ascii="Arial" w:hAnsi="Arial" w:cs="Arial"/>
           <w:b/>
           <w:bCs/>
           <w:i/>
@@ -1324,7 +1889,7 @@
         <w:ind w:left="142" w:right="46"/>
         <w:rPr>
           <w:rStyle w:val="MSGENFONTSTYLENAMETEMPLATEROLENUMBERMSGENFONTSTYLENAMEBYROLETEXT3"/>
-          <w:rFonts w:ascii="Tahoma" w:hAnsi="Tahoma" w:cs="Tahoma" w:eastAsia="Tahoma"/>
+          <w:rFonts w:ascii="Arial" w:hAnsi="Arial" w:cs="Arial"/>
           <w:b/>
           <w:bCs/>
           <w:i/>
@@ -1337,20 +1902,48 @@
       <w:r>
         <w:rPr>
           <w:rStyle w:val="MSGENFONTSTYLENAMETEMPLATEROLENUMBERMSGENFONTSTYLENAMEBYROLETEXT3"/>
-          <w:rFonts w:ascii="Tahoma" w:hAnsi="Tahoma" w:cs="Tahoma" w:eastAsia="Tahoma"/>
-          <w:b/>
-          <w:bCs/>
-          <w:i/>
-          <w:iCs/>
-          <w:sz w:val="22"/>
-          <w:szCs w:val="22"/>
-        </w:rPr>
-        <w:t>bahwa saya, akan mentaati sega</w:t>
-      </w:r>
-      <w:r>
-        <w:rPr>
-          <w:rStyle w:val="MSGENFONTSTYLENAMETEMPLATEROLENUMBERMSGENFONTSTYLENAMEBYROLETEXT3"/>
-          <w:rFonts w:ascii="Tahoma" w:hAnsi="Tahoma" w:cs="Tahoma" w:eastAsia="Tahoma"/>
+          <w:rFonts w:ascii="Arial" w:hAnsi="Arial" w:cs="Arial"/>
+          <w:b/>
+          <w:bCs/>
+          <w:i/>
+          <w:iCs/>
+          <w:sz w:val="22"/>
+          <w:szCs w:val="22"/>
+        </w:rPr>
+        <w:t xml:space="preserve">bahwa saya, akan </w:t>
+      </w:r>
+      <w:proofErr w:type="spellStart"/>
+      <w:r>
+        <w:rPr>
+          <w:rStyle w:val="MSGENFONTSTYLENAMETEMPLATEROLENUMBERMSGENFONTSTYLENAMEBYROLETEXT3"/>
+          <w:rFonts w:ascii="Arial" w:hAnsi="Arial" w:cs="Arial"/>
+          <w:b/>
+          <w:bCs/>
+          <w:i/>
+          <w:iCs/>
+          <w:sz w:val="22"/>
+          <w:szCs w:val="22"/>
+        </w:rPr>
+        <w:t>mentaati</w:t>
+      </w:r>
+      <w:proofErr w:type="spellEnd"/>
+      <w:r>
+        <w:rPr>
+          <w:rStyle w:val="MSGENFONTSTYLENAMETEMPLATEROLENUMBERMSGENFONTSTYLENAMEBYROLETEXT3"/>
+          <w:rFonts w:ascii="Arial" w:hAnsi="Arial" w:cs="Arial"/>
+          <w:b/>
+          <w:bCs/>
+          <w:i/>
+          <w:iCs/>
+          <w:sz w:val="22"/>
+          <w:szCs w:val="22"/>
+        </w:rPr>
+        <w:t xml:space="preserve"> sega</w:t>
+      </w:r>
+      <w:r>
+        <w:rPr>
+          <w:rStyle w:val="MSGENFONTSTYLENAMETEMPLATEROLENUMBERMSGENFONTSTYLENAMEBYROLETEXT3"/>
+          <w:rFonts w:ascii="Arial" w:hAnsi="Arial" w:cs="Arial"/>
           <w:b/>
           <w:bCs/>
           <w:i/>
@@ -1364,20 +1957,35 @@
       <w:r>
         <w:rPr>
           <w:rStyle w:val="MSGENFONTSTYLENAMETEMPLATEROLENUMBERMSGENFONTSTYLENAMEBYROLETEXT3"/>
-          <w:rFonts w:ascii="Tahoma" w:hAnsi="Tahoma" w:cs="Tahoma" w:eastAsia="Tahoma"/>
-          <w:b/>
-          <w:bCs/>
-          <w:i/>
-          <w:iCs/>
-          <w:sz w:val="22"/>
-          <w:szCs w:val="22"/>
-        </w:rPr>
-        <w:t>a peraturan perundang-undangan yang ber</w:t>
-      </w:r>
-      <w:r>
-        <w:rPr>
-          <w:rStyle w:val="MSGENFONTSTYLENAMETEMPLATEROLENUMBERMSGENFONTSTYLENAMEBYROLETEXT3"/>
-          <w:rFonts w:ascii="Tahoma" w:hAnsi="Tahoma" w:cs="Tahoma" w:eastAsia="Tahoma"/>
+          <w:rFonts w:ascii="Arial" w:hAnsi="Arial" w:cs="Arial"/>
+          <w:b/>
+          <w:bCs/>
+          <w:i/>
+          <w:iCs/>
+          <w:sz w:val="22"/>
+          <w:szCs w:val="22"/>
+        </w:rPr>
+        <w:t xml:space="preserve">a peraturan perundang-undangan yang </w:t>
+      </w:r>
+      <w:proofErr w:type="spellStart"/>
+      <w:r>
+        <w:rPr>
+          <w:rStyle w:val="MSGENFONTSTYLENAMETEMPLATEROLENUMBERMSGENFONTSTYLENAMEBYROLETEXT3"/>
+          <w:rFonts w:ascii="Arial" w:hAnsi="Arial" w:cs="Arial"/>
+          <w:b/>
+          <w:bCs/>
+          <w:i/>
+          <w:iCs/>
+          <w:sz w:val="22"/>
+          <w:szCs w:val="22"/>
+        </w:rPr>
+        <w:t>ber</w:t>
+      </w:r>
+      <w:proofErr w:type="spellEnd"/>
+      <w:r>
+        <w:rPr>
+          <w:rStyle w:val="MSGENFONTSTYLENAMETEMPLATEROLENUMBERMSGENFONTSTYLENAMEBYROLETEXT3"/>
+          <w:rFonts w:ascii="Arial" w:hAnsi="Arial" w:cs="Arial"/>
           <w:b/>
           <w:bCs/>
           <w:i/>
@@ -1391,20 +1999,35 @@
       <w:r>
         <w:rPr>
           <w:rStyle w:val="MSGENFONTSTYLENAMETEMPLATEROLENUMBERMSGENFONTSTYLENAMEBYROLETEXT3"/>
-          <w:rFonts w:ascii="Tahoma" w:hAnsi="Tahoma" w:cs="Tahoma" w:eastAsia="Tahoma"/>
-          <w:b/>
-          <w:bCs/>
-          <w:i/>
-          <w:iCs/>
-          <w:sz w:val="22"/>
-          <w:szCs w:val="22"/>
-        </w:rPr>
-        <w:t>aku dan me</w:t>
-      </w:r>
-      <w:r>
-        <w:rPr>
-          <w:rStyle w:val="MSGENFONTSTYLENAMETEMPLATEROLENUMBERMSGENFONTSTYLENAMEBYROLETEXT3"/>
-          <w:rFonts w:ascii="Tahoma" w:hAnsi="Tahoma" w:cs="Tahoma" w:eastAsia="Tahoma"/>
+          <w:rFonts w:ascii="Arial" w:hAnsi="Arial" w:cs="Arial"/>
+          <w:b/>
+          <w:bCs/>
+          <w:i/>
+          <w:iCs/>
+          <w:sz w:val="22"/>
+          <w:szCs w:val="22"/>
+        </w:rPr>
+        <w:t xml:space="preserve">aku dan </w:t>
+      </w:r>
+      <w:proofErr w:type="spellStart"/>
+      <w:r>
+        <w:rPr>
+          <w:rStyle w:val="MSGENFONTSTYLENAMETEMPLATEROLENUMBERMSGENFONTSTYLENAMEBYROLETEXT3"/>
+          <w:rFonts w:ascii="Arial" w:hAnsi="Arial" w:cs="Arial"/>
+          <w:b/>
+          <w:bCs/>
+          <w:i/>
+          <w:iCs/>
+          <w:sz w:val="22"/>
+          <w:szCs w:val="22"/>
+        </w:rPr>
+        <w:t>me</w:t>
+      </w:r>
+      <w:proofErr w:type="spellEnd"/>
+      <w:r>
+        <w:rPr>
+          <w:rStyle w:val="MSGENFONTSTYLENAMETEMPLATEROLENUMBERMSGENFONTSTYLENAMEBYROLETEXT3"/>
+          <w:rFonts w:ascii="Arial" w:hAnsi="Arial" w:cs="Arial"/>
           <w:b/>
           <w:bCs/>
           <w:i/>
@@ -1415,23 +2038,38 @@
         </w:rPr>
         <w:t>l</w:t>
       </w:r>
-      <w:r>
-        <w:rPr>
-          <w:rStyle w:val="MSGENFONTSTYLENAMETEMPLATEROLENUMBERMSGENFONTSTYLENAMEBYROLETEXT3"/>
-          <w:rFonts w:ascii="Tahoma" w:hAnsi="Tahoma" w:cs="Tahoma" w:eastAsia="Tahoma"/>
-          <w:b/>
-          <w:bCs/>
-          <w:i/>
-          <w:iCs/>
-          <w:sz w:val="22"/>
-          <w:szCs w:val="22"/>
-        </w:rPr>
-        <w:t>aksanakan tugas kedinasan yang dipercayakan kepada saya dengan penuh pengabdian, kesadaran, dan tanggung</w:t>
-      </w:r>
-      <w:r>
-        <w:rPr>
-          <w:rStyle w:val="MSGENFONTSTYLENAMETEMPLATEROLENUMBERMSGENFONTSTYLENAMEBYROLETEXT3"/>
-          <w:rFonts w:ascii="Tahoma" w:hAnsi="Tahoma" w:cs="Tahoma" w:eastAsia="Tahoma"/>
+      <w:proofErr w:type="spellStart"/>
+      <w:r>
+        <w:rPr>
+          <w:rStyle w:val="MSGENFONTSTYLENAMETEMPLATEROLENUMBERMSGENFONTSTYLENAMEBYROLETEXT3"/>
+          <w:rFonts w:ascii="Arial" w:hAnsi="Arial" w:cs="Arial"/>
+          <w:b/>
+          <w:bCs/>
+          <w:i/>
+          <w:iCs/>
+          <w:sz w:val="22"/>
+          <w:szCs w:val="22"/>
+        </w:rPr>
+        <w:t>aksanakan</w:t>
+      </w:r>
+      <w:proofErr w:type="spellEnd"/>
+      <w:r>
+        <w:rPr>
+          <w:rStyle w:val="MSGENFONTSTYLENAMETEMPLATEROLENUMBERMSGENFONTSTYLENAMEBYROLETEXT3"/>
+          <w:rFonts w:ascii="Arial" w:hAnsi="Arial" w:cs="Arial"/>
+          <w:b/>
+          <w:bCs/>
+          <w:i/>
+          <w:iCs/>
+          <w:sz w:val="22"/>
+          <w:szCs w:val="22"/>
+        </w:rPr>
+        <w:t xml:space="preserve"> tugas kedinasan yang dipercayakan kepada saya dengan penuh pengabdian, kesadaran, dan tanggung</w:t>
+      </w:r>
+      <w:r>
+        <w:rPr>
+          <w:rStyle w:val="MSGENFONTSTYLENAMETEMPLATEROLENUMBERMSGENFONTSTYLENAMEBYROLETEXT3"/>
+          <w:rFonts w:ascii="Arial" w:hAnsi="Arial" w:cs="Arial"/>
           <w:b/>
           <w:bCs/>
           <w:i/>
@@ -1445,7 +2083,7 @@
       <w:r>
         <w:rPr>
           <w:rStyle w:val="MSGENFONTSTYLENAMETEMPLATEROLENUMBERMSGENFONTSTYLENAMEBYROLETEXT3"/>
-          <w:rFonts w:ascii="Tahoma" w:hAnsi="Tahoma" w:cs="Tahoma" w:eastAsia="Tahoma"/>
+          <w:rFonts w:ascii="Arial" w:hAnsi="Arial" w:cs="Arial"/>
           <w:b/>
           <w:bCs/>
           <w:i/>
@@ -1464,7 +2102,7 @@
         <w:ind w:left="142" w:right="46"/>
         <w:rPr>
           <w:rStyle w:val="MSGENFONTSTYLENAMETEMPLATEROLENUMBERMSGENFONTSTYLENAMEBYROLETEXT3"/>
-          <w:rFonts w:ascii="Tahoma" w:hAnsi="Tahoma" w:cs="Tahoma" w:eastAsia="Tahoma"/>
+          <w:rFonts w:ascii="Arial" w:hAnsi="Arial" w:cs="Arial"/>
           <w:b/>
           <w:bCs/>
           <w:i/>
@@ -1483,7 +2121,7 @@
         <w:ind w:left="142" w:right="46"/>
         <w:rPr>
           <w:rStyle w:val="MSGENFONTSTYLENAMETEMPLATEROLENUMBERMSGENFONTSTYLENAMEBYROLETEXT3"/>
-          <w:rFonts w:ascii="Tahoma" w:hAnsi="Tahoma" w:cs="Tahoma" w:eastAsia="Tahoma"/>
+          <w:rFonts w:ascii="Arial" w:hAnsi="Arial" w:cs="Arial"/>
           <w:b/>
           <w:bCs/>
           <w:i/>
@@ -1496,7 +2134,7 @@
       <w:r>
         <w:rPr>
           <w:rStyle w:val="MSGENFONTSTYLENAMETEMPLATEROLENUMBERMSGENFONTSTYLENAMEBYROLETEXT3"/>
-          <w:rFonts w:ascii="Tahoma" w:hAnsi="Tahoma" w:cs="Tahoma" w:eastAsia="Tahoma"/>
+          <w:rFonts w:ascii="Arial" w:hAnsi="Arial" w:cs="Arial"/>
           <w:b/>
           <w:bCs/>
           <w:i/>
@@ -1509,7 +2147,7 @@
       <w:r>
         <w:rPr>
           <w:rStyle w:val="MSGENFONTSTYLENAMETEMPLATEROLENUMBERMSGENFONTSTYLENAMEBYROLETEXT3"/>
-          <w:rFonts w:ascii="Tahoma" w:hAnsi="Tahoma" w:cs="Tahoma" w:eastAsia="Tahoma"/>
+          <w:rFonts w:ascii="Arial" w:hAnsi="Arial" w:cs="Arial"/>
           <w:b/>
           <w:bCs/>
           <w:i/>
@@ -1523,7 +2161,7 @@
       <w:r>
         <w:rPr>
           <w:rStyle w:val="MSGENFONTSTYLENAMETEMPLATEROLENUMBERMSGENFONTSTYLENAMEBYROLETEXT3"/>
-          <w:rFonts w:ascii="Tahoma" w:hAnsi="Tahoma" w:cs="Tahoma" w:eastAsia="Tahoma"/>
+          <w:rFonts w:ascii="Arial" w:hAnsi="Arial" w:cs="Arial"/>
           <w:b/>
           <w:bCs/>
           <w:i/>
@@ -1536,7 +2174,7 @@
       <w:r>
         <w:rPr>
           <w:rStyle w:val="MSGENFONTSTYLENAMETEMPLATEROLENUMBERMSGENFONTSTYLENAMEBYROLETEXT3"/>
-          <w:rFonts w:ascii="Tahoma" w:hAnsi="Tahoma" w:cs="Tahoma" w:eastAsia="Tahoma"/>
+          <w:rFonts w:ascii="Arial" w:hAnsi="Arial" w:cs="Arial"/>
           <w:b/>
           <w:bCs/>
           <w:i/>
@@ -1550,20 +2188,35 @@
       <w:r>
         <w:rPr>
           <w:rStyle w:val="MSGENFONTSTYLENAMETEMPLATEROLENUMBERMSGENFONTSTYLENAMEBYROLETEXT3"/>
-          <w:rFonts w:ascii="Tahoma" w:hAnsi="Tahoma" w:cs="Tahoma" w:eastAsia="Tahoma"/>
-          <w:b/>
-          <w:bCs/>
-          <w:i/>
-          <w:iCs/>
-          <w:sz w:val="22"/>
-          <w:szCs w:val="22"/>
-        </w:rPr>
-        <w:t xml:space="preserve"> serta akan senantiasa mengutamakan kepentingan Negara daripada kepentingan saya sendiri, seorang atau go</w:t>
-      </w:r>
-      <w:r>
-        <w:rPr>
-          <w:rStyle w:val="MSGENFONTSTYLENAMETEMPLATEROLENUMBERMSGENFONTSTYLENAMEBYROLETEXT3"/>
-          <w:rFonts w:ascii="Tahoma" w:hAnsi="Tahoma" w:cs="Tahoma" w:eastAsia="Tahoma"/>
+          <w:rFonts w:ascii="Arial" w:hAnsi="Arial" w:cs="Arial"/>
+          <w:b/>
+          <w:bCs/>
+          <w:i/>
+          <w:iCs/>
+          <w:sz w:val="22"/>
+          <w:szCs w:val="22"/>
+        </w:rPr>
+        <w:t xml:space="preserve"> serta akan senantiasa mengutamakan kepentingan Negara daripada kepentingan saya sendiri, seorang atau </w:t>
+      </w:r>
+      <w:proofErr w:type="spellStart"/>
+      <w:r>
+        <w:rPr>
+          <w:rStyle w:val="MSGENFONTSTYLENAMETEMPLATEROLENUMBERMSGENFONTSTYLENAMEBYROLETEXT3"/>
+          <w:rFonts w:ascii="Arial" w:hAnsi="Arial" w:cs="Arial"/>
+          <w:b/>
+          <w:bCs/>
+          <w:i/>
+          <w:iCs/>
+          <w:sz w:val="22"/>
+          <w:szCs w:val="22"/>
+        </w:rPr>
+        <w:t>go</w:t>
+      </w:r>
+      <w:proofErr w:type="spellEnd"/>
+      <w:r>
+        <w:rPr>
+          <w:rStyle w:val="MSGENFONTSTYLENAMETEMPLATEROLENUMBERMSGENFONTSTYLENAMEBYROLETEXT3"/>
+          <w:rFonts w:ascii="Arial" w:hAnsi="Arial" w:cs="Arial"/>
           <w:b/>
           <w:bCs/>
           <w:i/>
@@ -1574,18 +2227,33 @@
         </w:rPr>
         <w:t>l</w:t>
       </w:r>
-      <w:r>
-        <w:rPr>
-          <w:rStyle w:val="MSGENFONTSTYLENAMETEMPLATEROLENUMBERMSGENFONTSTYLENAMEBYROLETEXT3"/>
-          <w:rFonts w:ascii="Tahoma" w:hAnsi="Tahoma" w:cs="Tahoma" w:eastAsia="Tahoma"/>
-          <w:b/>
-          <w:bCs/>
-          <w:i/>
-          <w:iCs/>
-          <w:sz w:val="22"/>
-          <w:szCs w:val="22"/>
-        </w:rPr>
-        <w:t>ongan;</w:t>
+      <w:proofErr w:type="spellStart"/>
+      <w:r>
+        <w:rPr>
+          <w:rStyle w:val="MSGENFONTSTYLENAMETEMPLATEROLENUMBERMSGENFONTSTYLENAMEBYROLETEXT3"/>
+          <w:rFonts w:ascii="Arial" w:hAnsi="Arial" w:cs="Arial"/>
+          <w:b/>
+          <w:bCs/>
+          <w:i/>
+          <w:iCs/>
+          <w:sz w:val="22"/>
+          <w:szCs w:val="22"/>
+        </w:rPr>
+        <w:t>ongan</w:t>
+      </w:r>
+      <w:proofErr w:type="spellEnd"/>
+      <w:r>
+        <w:rPr>
+          <w:rStyle w:val="MSGENFONTSTYLENAMETEMPLATEROLENUMBERMSGENFONTSTYLENAMEBYROLETEXT3"/>
+          <w:rFonts w:ascii="Arial" w:hAnsi="Arial" w:cs="Arial"/>
+          <w:b/>
+          <w:bCs/>
+          <w:i/>
+          <w:iCs/>
+          <w:sz w:val="22"/>
+          <w:szCs w:val="22"/>
+        </w:rPr>
+        <w:t>;</w:t>
       </w:r>
     </w:p>
     <w:p>
@@ -1596,7 +2264,7 @@
         <w:ind w:left="142" w:right="46"/>
         <w:rPr>
           <w:rStyle w:val="MSGENFONTSTYLENAMETEMPLATEROLENUMBERMSGENFONTSTYLENAMEBYROLETEXT3"/>
-          <w:rFonts w:ascii="Tahoma" w:hAnsi="Tahoma" w:cs="Tahoma" w:eastAsia="Tahoma"/>
+          <w:rFonts w:ascii="Arial" w:hAnsi="Arial" w:cs="Arial"/>
           <w:b/>
           <w:bCs/>
           <w:i/>
@@ -1615,7 +2283,7 @@
         <w:ind w:left="142" w:right="46"/>
         <w:rPr>
           <w:rStyle w:val="MSGENFONTSTYLENAMETEMPLATEROLENUMBERMSGENFONTSTYLENAMEBYROLETEXT3"/>
-          <w:rFonts w:ascii="Tahoma" w:hAnsi="Tahoma" w:cs="Tahoma" w:eastAsia="Tahoma"/>
+          <w:rFonts w:ascii="Arial" w:hAnsi="Arial" w:cs="Arial"/>
           <w:b/>
           <w:bCs/>
           <w:i/>
@@ -1628,7 +2296,7 @@
       <w:r>
         <w:rPr>
           <w:rStyle w:val="MSGENFONTSTYLENAMETEMPLATEROLENUMBERMSGENFONTSTYLENAMEBYROLETEXT3"/>
-          <w:rFonts w:ascii="Tahoma" w:hAnsi="Tahoma" w:cs="Tahoma" w:eastAsia="Tahoma"/>
+          <w:rFonts w:ascii="Arial" w:hAnsi="Arial" w:cs="Arial"/>
           <w:b/>
           <w:bCs/>
           <w:i/>
@@ -1647,7 +2315,7 @@
         <w:ind w:left="142" w:right="46"/>
         <w:rPr>
           <w:rStyle w:val="MSGENFONTSTYLENAMETEMPLATEROLENUMBERMSGENFONTSTYLENAMEBYROLETEXT3"/>
-          <w:rFonts w:ascii="Tahoma" w:hAnsi="Tahoma" w:cs="Tahoma" w:eastAsia="Tahoma"/>
+          <w:rFonts w:ascii="Arial" w:hAnsi="Arial" w:cs="Arial"/>
           <w:b/>
           <w:bCs/>
           <w:i/>
@@ -1666,7 +2334,7 @@
         <w:ind w:left="142" w:right="46"/>
         <w:rPr>
           <w:rStyle w:val="MSGENFONTSTYLENAMETEMPLATEROLENUMBERMSGENFONTSTYLENAMEBYROLETEXT3"/>
-          <w:rFonts w:ascii="Tahoma" w:hAnsi="Tahoma" w:cs="Tahoma" w:eastAsia="Tahoma"/>
+          <w:rFonts w:ascii="Arial" w:hAnsi="Arial" w:cs="Arial"/>
           <w:sz w:val="22"/>
           <w:szCs w:val="22"/>
           <w:lang w:val="en-US"/>
@@ -1675,7 +2343,7 @@
       <w:r>
         <w:rPr>
           <w:rStyle w:val="MSGENFONTSTYLENAMETEMPLATEROLENUMBERMSGENFONTSTYLENAMEBYROLETEXT3"/>
-          <w:rFonts w:ascii="Tahoma" w:hAnsi="Tahoma" w:cs="Tahoma" w:eastAsia="Tahoma"/>
+          <w:rFonts w:ascii="Arial" w:hAnsi="Arial" w:cs="Arial"/>
           <w:b/>
           <w:bCs/>
           <w:i/>
@@ -1685,10 +2353,11 @@
         </w:rPr>
         <w:t xml:space="preserve">bahwa saya, akan bekerja dengan </w:t>
       </w:r>
-      <w:r>
-        <w:rPr>
-          <w:rStyle w:val="MSGENFONTSTYLENAMETEMPLATEROLENUMBERMSGENFONTSTYLENAMEBYROLETEXT3"/>
-          <w:rFonts w:ascii="Tahoma" w:hAnsi="Tahoma" w:cs="Tahoma" w:eastAsia="Tahoma"/>
+      <w:proofErr w:type="spellStart"/>
+      <w:r>
+        <w:rPr>
+          <w:rStyle w:val="MSGENFONTSTYLENAMETEMPLATEROLENUMBERMSGENFONTSTYLENAMEBYROLETEXT3"/>
+          <w:rFonts w:ascii="Arial" w:hAnsi="Arial" w:cs="Arial"/>
           <w:b/>
           <w:bCs/>
           <w:i/>
@@ -1697,23 +2366,55 @@
           <w:szCs w:val="22"/>
           <w:lang w:val="en-US" w:eastAsia="en-US"/>
         </w:rPr>
-        <w:t>jujur, tertib</w:t>
-      </w:r>
-      <w:r>
-        <w:rPr>
-          <w:rStyle w:val="MSGENFONTSTYLENAMETEMPLATEROLENUMBERMSGENFONTSTYLENAMEBYROLETEXT3"/>
-          <w:rFonts w:ascii="Tahoma" w:hAnsi="Tahoma" w:cs="Tahoma" w:eastAsia="Tahoma"/>
-          <w:b/>
-          <w:bCs/>
+        <w:t>jujur</w:t>
+      </w:r>
+      <w:proofErr w:type="spellEnd"/>
+      <w:r>
+        <w:rPr>
+          <w:rStyle w:val="MSGENFONTSTYLENAMETEMPLATEROLENUMBERMSGENFONTSTYLENAMEBYROLETEXT3"/>
+          <w:rFonts w:ascii="Arial" w:hAnsi="Arial" w:cs="Arial"/>
+          <w:b/>
+          <w:bCs/>
+          <w:i/>
+          <w:iCs/>
           <w:sz w:val="22"/>
           <w:szCs w:val="22"/>
           <w:lang w:val="en-US" w:eastAsia="en-US"/>
         </w:rPr>
         <w:t xml:space="preserve">, </w:t>
       </w:r>
-      <w:r>
-        <w:rPr>
-          <w:rFonts w:ascii="Tahoma" w:hAnsi="Tahoma" w:cs="Tahoma" w:eastAsia="Tahoma"/>
+      <w:proofErr w:type="spellStart"/>
+      <w:r>
+        <w:rPr>
+          <w:rStyle w:val="MSGENFONTSTYLENAMETEMPLATEROLENUMBERMSGENFONTSTYLENAMEBYROLETEXT3"/>
+          <w:rFonts w:ascii="Arial" w:hAnsi="Arial" w:cs="Arial"/>
+          <w:b/>
+          <w:bCs/>
+          <w:i/>
+          <w:iCs/>
+          <w:sz w:val="22"/>
+          <w:szCs w:val="22"/>
+          <w:lang w:val="en-US" w:eastAsia="en-US"/>
+        </w:rPr>
+        <w:t>tertib</w:t>
+      </w:r>
+      <w:proofErr w:type="spellEnd"/>
+      <w:r>
+        <w:rPr>
+          <w:rStyle w:val="MSGENFONTSTYLENAMETEMPLATEROLENUMBERMSGENFONTSTYLENAMEBYROLETEXT3"/>
+          <w:rFonts w:ascii="Arial" w:hAnsi="Arial" w:cs="Arial"/>
+          <w:b/>
+          <w:bCs/>
+          <w:sz w:val="22"/>
+          <w:szCs w:val="22"/>
+          <w:lang w:val="en-US" w:eastAsia="en-US"/>
+        </w:rPr>
+        <w:t xml:space="preserve">, </w:t>
+      </w:r>
+      <w:proofErr w:type="spellStart"/>
+      <w:r>
+        <w:rPr>
+          <w:rFonts w:ascii="Arial" w:hAnsi="Arial" w:cs="Arial"/>
           <w:sz w:val="22"/>
           <w:szCs w:val="22"/>
           <w:shd w:val="clear" w:color="auto" w:fill="FFFFFF"/>
@@ -1721,9 +2422,10 @@
         </w:rPr>
         <w:t>cermat</w:t>
       </w:r>
-      <w:r>
-        <w:rPr>
-          <w:rFonts w:ascii="Tahoma" w:hAnsi="Tahoma" w:cs="Tahoma" w:eastAsia="Tahoma"/>
+      <w:proofErr w:type="spellEnd"/>
+      <w:r>
+        <w:rPr>
+          <w:rFonts w:ascii="Arial" w:hAnsi="Arial" w:cs="Arial"/>
           <w:sz w:val="22"/>
           <w:szCs w:val="22"/>
           <w:shd w:val="clear" w:color="auto" w:fill="FFFFFF"/>
@@ -1733,13 +2435,79 @@
       </w:r>
       <w:r>
         <w:rPr>
-          <w:rFonts w:ascii="Tahoma" w:hAnsi="Tahoma" w:cs="Tahoma" w:eastAsia="Tahoma"/>
+          <w:rFonts w:ascii="Arial" w:hAnsi="Arial" w:cs="Arial"/>
           <w:sz w:val="22"/>
           <w:szCs w:val="22"/>
           <w:shd w:val="clear" w:color="auto" w:fill="FFFFFF"/>
           <w:lang w:val="en-US" w:eastAsia="en-US"/>
         </w:rPr>
-        <w:t xml:space="preserve"> dan bersemangat untuk kepentingan Negara".</w:t>
+        <w:t xml:space="preserve"> dan </w:t>
+      </w:r>
+      <w:proofErr w:type="spellStart"/>
+      <w:r>
+        <w:rPr>
+          <w:rFonts w:ascii="Arial" w:hAnsi="Arial" w:cs="Arial"/>
+          <w:sz w:val="22"/>
+          <w:szCs w:val="22"/>
+          <w:shd w:val="clear" w:color="auto" w:fill="FFFFFF"/>
+          <w:lang w:val="en-US" w:eastAsia="en-US"/>
+        </w:rPr>
+        <w:t>bersemangat</w:t>
+      </w:r>
+      <w:proofErr w:type="spellEnd"/>
+      <w:r>
+        <w:rPr>
+          <w:rFonts w:ascii="Arial" w:hAnsi="Arial" w:cs="Arial"/>
+          <w:sz w:val="22"/>
+          <w:szCs w:val="22"/>
+          <w:shd w:val="clear" w:color="auto" w:fill="FFFFFF"/>
+          <w:lang w:val="en-US" w:eastAsia="en-US"/>
+        </w:rPr>
+        <w:t xml:space="preserve"> </w:t>
+      </w:r>
+      <w:proofErr w:type="spellStart"/>
+      <w:r>
+        <w:rPr>
+          <w:rFonts w:ascii="Arial" w:hAnsi="Arial" w:cs="Arial"/>
+          <w:sz w:val="22"/>
+          <w:szCs w:val="22"/>
+          <w:shd w:val="clear" w:color="auto" w:fill="FFFFFF"/>
+          <w:lang w:val="en-US" w:eastAsia="en-US"/>
+        </w:rPr>
+        <w:t>untuk</w:t>
+      </w:r>
+      <w:proofErr w:type="spellEnd"/>
+      <w:r>
+        <w:rPr>
+          <w:rFonts w:ascii="Arial" w:hAnsi="Arial" w:cs="Arial"/>
+          <w:sz w:val="22"/>
+          <w:szCs w:val="22"/>
+          <w:shd w:val="clear" w:color="auto" w:fill="FFFFFF"/>
+          <w:lang w:val="en-US" w:eastAsia="en-US"/>
+        </w:rPr>
+        <w:t xml:space="preserve"> </w:t>
+      </w:r>
+      <w:proofErr w:type="spellStart"/>
+      <w:r>
+        <w:rPr>
+          <w:rFonts w:ascii="Arial" w:hAnsi="Arial" w:cs="Arial"/>
+          <w:sz w:val="22"/>
+          <w:szCs w:val="22"/>
+          <w:shd w:val="clear" w:color="auto" w:fill="FFFFFF"/>
+          <w:lang w:val="en-US" w:eastAsia="en-US"/>
+        </w:rPr>
+        <w:t>kepentingan</w:t>
+      </w:r>
+      <w:proofErr w:type="spellEnd"/>
+      <w:r>
+        <w:rPr>
+          <w:rFonts w:ascii="Arial" w:hAnsi="Arial" w:cs="Arial"/>
+          <w:sz w:val="22"/>
+          <w:szCs w:val="22"/>
+          <w:shd w:val="clear" w:color="auto" w:fill="FFFFFF"/>
+          <w:lang w:val="en-US" w:eastAsia="en-US"/>
+        </w:rPr>
+        <w:t xml:space="preserve"> Negara".</w:t>
       </w:r>
     </w:p>
     <w:p>
@@ -1750,7 +2518,7 @@
         <w:ind w:left="142" w:right="46"/>
         <w:rPr>
           <w:rStyle w:val="MSGENFONTSTYLENAMETEMPLATEROLEMSGENFONTSTYLENAMEBYROLEPICTURECAPTION"/>
-          <w:rFonts w:ascii="Tahoma" w:hAnsi="Tahoma" w:cs="Tahoma" w:eastAsia="Tahoma"/>
+          <w:rFonts w:ascii="Arial" w:hAnsi="Arial" w:cs="Arial"/>
           <w:b/>
           <w:bCs/>
           <w:i/>
@@ -1768,13 +2536,16 @@
         <w:spacing w:line="240" w:lineRule="auto"/>
         <w:ind w:left="142" w:right="46"/>
         <w:jc w:val="both"/>
+        <w:rPr>
+          <w:rFonts w:ascii="Arial" w:hAnsi="Arial" w:cs="Arial"/>
+        </w:rPr>
       </w:pPr>
       <w:bookmarkStart w:id="2" w:name="_Hlk105767445"/>
       <w:bookmarkEnd w:id="2"/>
       <w:r>
         <w:rPr>
           <w:rStyle w:val="MSGENFONTSTYLENAMETEMPLATEROLEMSGENFONTSTYLENAMEBYROLEPICTURECAPTION"/>
-          <w:rFonts w:ascii="Tahoma" w:hAnsi="Tahoma" w:cs="Tahoma" w:eastAsia="Tahoma"/>
+          <w:rFonts w:ascii="Arial" w:hAnsi="Arial" w:cs="Arial"/>
           <w:sz w:val="22"/>
           <w:szCs w:val="22"/>
         </w:rPr>
@@ -1806,7 +2577,7 @@
               <w:snapToGrid w:val="0"/>
               <w:jc w:val="center"/>
               <w:rPr>
-                <w:rFonts w:ascii="Tahoma" w:hAnsi="Tahoma" w:cs="Tahoma" w:eastAsia="Tahoma"/>
+                <w:rFonts w:ascii="Arial" w:hAnsi="Arial" w:cs="Arial"/>
                 <w:sz w:val="22"/>
                 <w:szCs w:val="22"/>
                 <w:lang w:val="id-ID"/>
@@ -1817,7 +2588,7 @@
             <w:pPr>
               <w:jc w:val="center"/>
               <w:rPr>
-                <w:rFonts w:ascii="Tahoma" w:hAnsi="Tahoma" w:cs="Tahoma" w:eastAsia="Tahoma"/>
+                <w:rFonts w:ascii="Arial" w:hAnsi="Arial" w:cs="Arial"/>
                 <w:sz w:val="22"/>
                 <w:szCs w:val="22"/>
                 <w:lang w:val="id-ID"/>
@@ -1828,7 +2599,7 @@
             <w:pPr>
               <w:jc w:val="center"/>
               <w:rPr>
-                <w:rFonts w:ascii="Tahoma" w:hAnsi="Tahoma" w:cs="Tahoma" w:eastAsia="Tahoma"/>
+                <w:rFonts w:ascii="Arial" w:hAnsi="Arial" w:cs="Arial"/>
                 <w:sz w:val="22"/>
                 <w:szCs w:val="22"/>
                 <w:lang w:val="id-ID"/>
@@ -1836,7 +2607,7 @@
             </w:pPr>
             <w:r>
               <w:rPr>
-                <w:rFonts w:ascii="Tahoma" w:hAnsi="Tahoma" w:cs="Tahoma" w:eastAsia="Tahoma"/>
+                <w:rFonts w:ascii="Arial" w:hAnsi="Arial" w:cs="Arial"/>
                 <w:sz w:val="22"/>
                 <w:szCs w:val="22"/>
                 <w:lang w:val="id-ID"/>
@@ -1847,10 +2618,13 @@
           <w:p>
             <w:pPr>
               <w:jc w:val="center"/>
-            </w:pPr>
-            <w:r>
-              <w:rPr>
-                <w:rFonts w:ascii="Tahoma" w:hAnsi="Tahoma" w:cs="Tahoma" w:eastAsia="Tahoma"/>
+              <w:rPr>
+                <w:rFonts w:ascii="Arial" w:hAnsi="Arial" w:cs="Arial"/>
+              </w:rPr>
+            </w:pPr>
+            <w:r>
+              <w:rPr>
+                <w:rFonts w:ascii="Arial" w:hAnsi="Arial" w:cs="Arial"/>
                 <w:sz w:val="22"/>
                 <w:szCs w:val="22"/>
                 <w:lang w:val="id-ID"/>
@@ -1859,7 +2633,7 @@
             </w:r>
             <w:r>
               <w:rPr>
-                <w:rFonts w:ascii="Tahoma" w:hAnsi="Tahoma" w:cs="Tahoma" w:eastAsia="Tahoma"/>
+                <w:rFonts w:ascii="Arial" w:hAnsi="Arial" w:cs="Arial"/>
                 <w:sz w:val="22"/>
                 <w:szCs w:val="22"/>
                 <w:lang w:val="en-AU"/>
@@ -1871,7 +2645,7 @@
             <w:pPr>
               <w:jc w:val="center"/>
               <w:rPr>
-                <w:rFonts w:ascii="Tahoma" w:hAnsi="Tahoma" w:cs="Tahoma" w:eastAsia="Tahoma"/>
+                <w:rFonts w:ascii="Arial" w:hAnsi="Arial" w:cs="Arial"/>
                 <w:sz w:val="22"/>
                 <w:szCs w:val="22"/>
                 <w:lang w:val="en-AU"/>
@@ -1881,16 +2655,16 @@
           <w:p>
             <w:pPr>
               <w:rPr>
-                <w:rFonts w:ascii="Tahoma" w:hAnsi="Tahoma" w:cs="Tahoma" w:eastAsia="Tahoma"/>
-                <w:sz w:val="22"/>
-                <w:szCs w:val="22"/>
-              </w:rPr>
-            </w:pPr>
-          </w:p>
-          <w:p>
-            <w:pPr>
-              <w:rPr>
-                <w:rFonts w:ascii="Tahoma" w:hAnsi="Tahoma" w:cs="Tahoma" w:eastAsia="Tahoma"/>
+                <w:rFonts w:ascii="Arial" w:hAnsi="Arial" w:cs="Arial"/>
+                <w:sz w:val="22"/>
+                <w:szCs w:val="22"/>
+              </w:rPr>
+            </w:pPr>
+          </w:p>
+          <w:p>
+            <w:pPr>
+              <w:rPr>
+                <w:rFonts w:ascii="Arial" w:hAnsi="Arial" w:cs="Arial"/>
                 <w:sz w:val="16"/>
                 <w:szCs w:val="16"/>
               </w:rPr>
@@ -1899,7 +2673,7 @@
           <w:p>
             <w:pPr>
               <w:rPr>
-                <w:rFonts w:ascii="Tahoma" w:hAnsi="Tahoma" w:cs="Tahoma" w:eastAsia="Tahoma"/>
+                <w:rFonts w:ascii="Arial" w:hAnsi="Arial" w:cs="Arial"/>
                 <w:sz w:val="22"/>
                 <w:szCs w:val="22"/>
               </w:rPr>
@@ -1909,7 +2683,7 @@
             <w:pPr>
               <w:jc w:val="center"/>
               <w:rPr>
-                <w:rFonts w:ascii="Tahoma" w:hAnsi="Tahoma" w:cs="Tahoma" w:eastAsia="Tahoma"/>
+                <w:rFonts w:ascii="Arial" w:hAnsi="Arial" w:cs="Arial"/>
                 <w:sz w:val="22"/>
                 <w:szCs w:val="22"/>
                 <w:u w:val="single"/>
@@ -1918,27 +2692,49 @@
             </w:pPr>
             <w:r>
               <w:rPr>
-                <w:rFonts w:ascii="Tahoma" w:hAnsi="Tahoma" w:cs="Tahoma" w:eastAsia="Tahoma"/>
+                <w:rFonts w:ascii="Arial" w:hAnsi="Arial" w:cs="Arial"/>
                 <w:sz w:val="22"/>
                 <w:szCs w:val="22"/>
                 <w:u w:val="single"/>
                 <w:shd w:val="clear" w:color="auto" w:fill="FFFFFF"/>
               </w:rPr>
+              <w:t>{</w:t>
+            </w:r>
+            <w:proofErr w:type="spellStart"/>
+            <w:r>
+              <w:rPr>
+                <w:rFonts w:ascii="Arial" w:hAnsi="Arial" w:cs="Arial"/>
+                <w:sz w:val="22"/>
+                <w:szCs w:val="22"/>
+                <w:u w:val="single"/>
+                <w:shd w:val="clear" w:color="auto" w:fill="FFFFFF"/>
+              </w:rPr>
               <w:t>{nama_diambil_sumpah}</w:t>
             </w:r>
+            <w:proofErr w:type="spellEnd"/>
+            <w:r>
+              <w:rPr>
+                <w:rFonts w:ascii="Arial" w:hAnsi="Arial" w:cs="Arial"/>
+                <w:sz w:val="22"/>
+                <w:szCs w:val="22"/>
+                <w:u w:val="single"/>
+                <w:shd w:val="clear" w:color="auto" w:fill="FFFFFF"/>
+              </w:rPr>
+              <w:t>}</w:t>
+            </w:r>
           </w:p>
           <w:p>
             <w:pPr>
               <w:jc w:val="center"/>
               <w:rPr>
-                <w:rFonts w:ascii="Tahoma" w:hAnsi="Tahoma" w:cs="Tahoma" w:eastAsia="Tahoma"/>
-                <w:sz w:val="22"/>
-                <w:szCs w:val="22"/>
-              </w:rPr>
-            </w:pPr>
-            <w:r>
-              <w:rPr>
-                <w:rFonts w:ascii="Tahoma" w:hAnsi="Tahoma" w:cs="Tahoma" w:eastAsia="Tahoma"/>
+                <w:rFonts w:ascii="Arial" w:hAnsi="Arial" w:cs="Arial"/>
+                <w:sz w:val="22"/>
+                <w:szCs w:val="22"/>
+              </w:rPr>
+            </w:pPr>
+            <w:r>
+              <w:rPr>
+                <w:rFonts w:ascii="Arial" w:hAnsi="Arial" w:cs="Arial"/>
                 <w:sz w:val="22"/>
                 <w:szCs w:val="22"/>
                 <w:lang w:val="id-ID"/>
@@ -1947,7 +2743,7 @@
             </w:r>
             <w:r>
               <w:rPr>
-                <w:rFonts w:ascii="Tahoma" w:hAnsi="Tahoma" w:cs="Tahoma" w:eastAsia="Tahoma"/>
+                <w:rFonts w:ascii="Arial" w:hAnsi="Arial" w:cs="Arial"/>
                 <w:sz w:val="22"/>
                 <w:szCs w:val="22"/>
               </w:rPr>
@@ -1955,7 +2751,7 @@
             </w:r>
             <w:r>
               <w:rPr>
-                <w:rFonts w:ascii="Tahoma" w:hAnsi="Tahoma" w:cs="Tahoma" w:eastAsia="Tahoma"/>
+                <w:rFonts w:ascii="Arial" w:hAnsi="Arial" w:cs="Arial"/>
                 <w:sz w:val="22"/>
                 <w:szCs w:val="22"/>
                 <w:lang w:val="id-ID"/>
@@ -1964,7 +2760,7 @@
             </w:r>
             <w:r>
               <w:rPr>
-                <w:rFonts w:ascii="Tahoma" w:hAnsi="Tahoma" w:cs="Tahoma" w:eastAsia="Tahoma"/>
+                <w:rFonts w:ascii="Arial" w:hAnsi="Arial" w:cs="Arial"/>
                 <w:sz w:val="22"/>
                 <w:szCs w:val="22"/>
               </w:rPr>
@@ -1972,12 +2768,32 @@
             </w:r>
             <w:r>
               <w:rPr>
-                <w:rFonts w:ascii="Tahoma" w:hAnsi="Tahoma" w:cs="Tahoma" w:eastAsia="Tahoma"/>
+                <w:rFonts w:ascii="Arial" w:hAnsi="Arial" w:cs="Arial"/>
                 <w:sz w:val="22"/>
                 <w:szCs w:val="22"/>
                 <w:shd w:val="clear" w:color="auto" w:fill="FFFFFF"/>
               </w:rPr>
+              <w:t>{</w:t>
+            </w:r>
+            <w:proofErr w:type="spellStart"/>
+            <w:r>
+              <w:rPr>
+                <w:rFonts w:ascii="Arial" w:hAnsi="Arial" w:cs="Arial"/>
+                <w:sz w:val="22"/>
+                <w:szCs w:val="22"/>
+                <w:shd w:val="clear" w:color="auto" w:fill="FFFFFF"/>
+              </w:rPr>
               <w:t>{nip_diambil_sumpah}</w:t>
+            </w:r>
+            <w:proofErr w:type="spellEnd"/>
+            <w:r>
+              <w:rPr>
+                <w:rFonts w:ascii="Arial" w:hAnsi="Arial" w:cs="Arial"/>
+                <w:sz w:val="22"/>
+                <w:szCs w:val="22"/>
+                <w:shd w:val="clear" w:color="auto" w:fill="FFFFFF"/>
+              </w:rPr>
+              <w:t>}</w:t>
             </w:r>
           </w:p>
         </w:tc>
@@ -1988,10 +2804,13 @@
           <w:p>
             <w:pPr>
               <w:jc w:val="center"/>
-            </w:pPr>
-            <w:r>
-              <w:rPr>
-                <w:rFonts w:ascii="Tahoma" w:hAnsi="Tahoma" w:cs="Tahoma" w:eastAsia="Tahoma"/>
+              <w:rPr>
+                <w:rFonts w:ascii="Arial" w:hAnsi="Arial" w:cs="Arial"/>
+              </w:rPr>
+            </w:pPr>
+            <w:r>
+              <w:rPr>
+                <w:rFonts w:ascii="Arial" w:hAnsi="Arial" w:cs="Arial"/>
                 <w:sz w:val="22"/>
                 <w:szCs w:val="22"/>
                 <w:lang w:val="id-ID"/>
@@ -2002,10 +2821,13 @@
           <w:p>
             <w:pPr>
               <w:jc w:val="center"/>
-            </w:pPr>
-            <w:r>
-              <w:rPr>
-                <w:rFonts w:ascii="Tahoma" w:hAnsi="Tahoma" w:cs="Tahoma" w:eastAsia="Tahoma"/>
+              <w:rPr>
+                <w:rFonts w:ascii="Arial" w:hAnsi="Arial" w:cs="Arial"/>
+              </w:rPr>
+            </w:pPr>
+            <w:r>
+              <w:rPr>
+                <w:rFonts w:ascii="Arial" w:hAnsi="Arial" w:cs="Arial"/>
                 <w:sz w:val="22"/>
                 <w:szCs w:val="22"/>
                 <w:lang w:val="id-ID"/>
@@ -2014,7 +2836,7 @@
             </w:r>
             <w:r>
               <w:rPr>
-                <w:rFonts w:ascii="Tahoma" w:hAnsi="Tahoma" w:cs="Tahoma" w:eastAsia="Tahoma"/>
+                <w:rFonts w:ascii="Arial" w:hAnsi="Arial" w:cs="Arial"/>
                 <w:sz w:val="22"/>
                 <w:szCs w:val="22"/>
                 <w:lang w:val="en-AU"/>
@@ -2026,47 +2848,109 @@
             <w:pPr>
               <w:jc w:val="center"/>
               <w:rPr>
-                <w:rFonts w:ascii="Tahoma" w:hAnsi="Tahoma" w:cs="Tahoma" w:eastAsia="Tahoma"/>
+                <w:rFonts w:ascii="Arial" w:hAnsi="Arial" w:cs="Arial"/>
                 <w:sz w:val="22"/>
                 <w:szCs w:val="22"/>
                 <w:lang w:val="en-AU"/>
               </w:rPr>
             </w:pPr>
-            <w:r>
-              <w:rPr>
-                <w:rFonts w:ascii="Tahoma" w:hAnsi="Tahoma" w:cs="Tahoma" w:eastAsia="Tahoma"/>
+            <w:proofErr w:type="spellStart"/>
+            <w:r>
+              <w:rPr>
+                <w:rFonts w:ascii="Arial" w:hAnsi="Arial" w:cs="Arial"/>
                 <w:sz w:val="22"/>
                 <w:szCs w:val="22"/>
                 <w:lang w:val="en-AU"/>
               </w:rPr>
-              <w:t>Asisten Administrasi Umum</w:t>
+              <w:t>Asisten</w:t>
+            </w:r>
+            <w:proofErr w:type="spellEnd"/>
+            <w:r>
+              <w:rPr>
+                <w:rFonts w:ascii="Arial" w:hAnsi="Arial" w:cs="Arial"/>
+                <w:sz w:val="22"/>
+                <w:szCs w:val="22"/>
+                <w:lang w:val="en-AU"/>
+              </w:rPr>
+              <w:t xml:space="preserve"> </w:t>
+            </w:r>
+            <w:proofErr w:type="spellStart"/>
+            <w:r>
+              <w:rPr>
+                <w:rFonts w:ascii="Arial" w:hAnsi="Arial" w:cs="Arial"/>
+                <w:sz w:val="22"/>
+                <w:szCs w:val="22"/>
+                <w:lang w:val="en-AU"/>
+              </w:rPr>
+              <w:t>Administrasi</w:t>
+            </w:r>
+            <w:proofErr w:type="spellEnd"/>
+            <w:r>
+              <w:rPr>
+                <w:rFonts w:ascii="Arial" w:hAnsi="Arial" w:cs="Arial"/>
+                <w:sz w:val="22"/>
+                <w:szCs w:val="22"/>
+                <w:lang w:val="en-AU"/>
+              </w:rPr>
+              <w:t xml:space="preserve"> Umum</w:t>
             </w:r>
           </w:p>
           <w:p>
             <w:pPr>
               <w:jc w:val="center"/>
               <w:rPr>
-                <w:rFonts w:ascii="Tahoma" w:hAnsi="Tahoma" w:cs="Tahoma" w:eastAsia="Tahoma"/>
+                <w:rFonts w:ascii="Arial" w:hAnsi="Arial" w:cs="Arial"/>
                 <w:sz w:val="22"/>
                 <w:szCs w:val="22"/>
                 <w:lang w:eastAsia="en-US"/>
               </w:rPr>
             </w:pPr>
-            <w:r>
-              <w:rPr>
-                <w:rFonts w:ascii="Tahoma" w:hAnsi="Tahoma" w:cs="Tahoma" w:eastAsia="Tahoma"/>
+            <w:proofErr w:type="spellStart"/>
+            <w:r>
+              <w:rPr>
+                <w:rFonts w:ascii="Arial" w:hAnsi="Arial" w:cs="Arial"/>
                 <w:sz w:val="22"/>
                 <w:szCs w:val="22"/>
                 <w:lang w:val="en-AU"/>
               </w:rPr>
-              <w:t>Sekretariat Daerah Provinsi Jawa Timur</w:t>
+              <w:t>Sekretariat</w:t>
+            </w:r>
+            <w:proofErr w:type="spellEnd"/>
+            <w:r>
+              <w:rPr>
+                <w:rFonts w:ascii="Arial" w:hAnsi="Arial" w:cs="Arial"/>
+                <w:sz w:val="22"/>
+                <w:szCs w:val="22"/>
+                <w:lang w:val="en-AU"/>
+              </w:rPr>
+              <w:t xml:space="preserve"> Daerah </w:t>
+            </w:r>
+            <w:proofErr w:type="spellStart"/>
+            <w:r>
+              <w:rPr>
+                <w:rFonts w:ascii="Arial" w:hAnsi="Arial" w:cs="Arial"/>
+                <w:sz w:val="22"/>
+                <w:szCs w:val="22"/>
+                <w:lang w:val="en-AU"/>
+              </w:rPr>
+              <w:t>Provinsi</w:t>
+            </w:r>
+            <w:proofErr w:type="spellEnd"/>
+            <w:r>
+              <w:rPr>
+                <w:rFonts w:ascii="Arial" w:hAnsi="Arial" w:cs="Arial"/>
+                <w:sz w:val="22"/>
+                <w:szCs w:val="22"/>
+                <w:lang w:val="en-AU"/>
+              </w:rPr>
+              <w:t xml:space="preserve"> Jawa Timur</w:t>
             </w:r>
           </w:p>
           <w:p>
             <w:pPr>
               <w:jc w:val="center"/>
               <w:rPr>
-                <w:rFonts w:ascii="Tahoma" w:hAnsi="Tahoma" w:cs="Tahoma" w:eastAsia="Tahoma"/>
+                <w:rFonts w:ascii="Arial" w:hAnsi="Arial" w:cs="Arial"/>
                 <w:sz w:val="22"/>
                 <w:szCs w:val="22"/>
                 <w:lang w:eastAsia="en-US"/>
@@ -2077,6 +2961,7 @@
             <w:pPr>
               <w:jc w:val="center"/>
               <w:rPr>
+                <w:rFonts w:ascii="Arial" w:hAnsi="Arial" w:cs="Arial"/>
                 <w:sz w:val="22"/>
                 <w:szCs w:val="22"/>
                 <w:lang w:eastAsia="en-US"/>
@@ -2087,6 +2972,7 @@
             <w:pPr>
               <w:jc w:val="center"/>
               <w:rPr>
+                <w:rFonts w:ascii="Arial" w:hAnsi="Arial" w:cs="Arial"/>
                 <w:sz w:val="22"/>
                 <w:szCs w:val="22"/>
                 <w:lang w:eastAsia="en-US"/>
@@ -2097,6 +2983,7 @@
             <w:pPr>
               <w:jc w:val="center"/>
               <w:rPr>
+                <w:rFonts w:ascii="Arial" w:hAnsi="Arial" w:cs="Arial"/>
                 <w:sz w:val="22"/>
                 <w:szCs w:val="22"/>
                 <w:lang w:eastAsia="en-US"/>
@@ -2107,7 +2994,7 @@
             <w:pPr>
               <w:jc w:val="center"/>
               <w:rPr>
-                <w:rFonts w:ascii="Tahoma" w:hAnsi="Tahoma" w:cs="Tahoma" w:eastAsia="Tahoma"/>
+                <w:rFonts w:ascii="Arial" w:hAnsi="Arial" w:cs="Arial"/>
                 <w:sz w:val="22"/>
                 <w:szCs w:val="22"/>
                 <w:u w:val="single"/>
@@ -2115,26 +3002,48 @@
             </w:pPr>
             <w:r>
               <w:rPr>
-                <w:rFonts w:ascii="Tahoma" w:hAnsi="Tahoma" w:cs="Tahoma" w:eastAsia="Tahoma"/>
+                <w:rFonts w:ascii="Arial" w:hAnsi="Arial" w:cs="Arial"/>
                 <w:sz w:val="22"/>
                 <w:szCs w:val="22"/>
                 <w:u w:val="single"/>
               </w:rPr>
-              <w:t>R. HERU WAHONO SANTOSO S.Sos, MM</w:t>
+              <w:t xml:space="preserve">R. HERU WAHONO SANTOSO </w:t>
+            </w:r>
+            <w:proofErr w:type="spellStart"/>
+            <w:proofErr w:type="gramStart"/>
+            <w:r>
+              <w:rPr>
+                <w:rFonts w:ascii="Arial" w:hAnsi="Arial" w:cs="Arial"/>
+                <w:sz w:val="22"/>
+                <w:szCs w:val="22"/>
+                <w:u w:val="single"/>
+              </w:rPr>
+              <w:t>S.Sos</w:t>
+            </w:r>
+            <w:proofErr w:type="spellEnd"/>
+            <w:proofErr w:type="gramEnd"/>
+            <w:r>
+              <w:rPr>
+                <w:rFonts w:ascii="Arial" w:hAnsi="Arial" w:cs="Arial"/>
+                <w:sz w:val="22"/>
+                <w:szCs w:val="22"/>
+                <w:u w:val="single"/>
+              </w:rPr>
+              <w:t>, MM</w:t>
             </w:r>
           </w:p>
           <w:p>
             <w:pPr>
               <w:jc w:val="center"/>
               <w:rPr>
-                <w:rFonts w:ascii="Tahoma" w:hAnsi="Tahoma" w:cs="Tahoma" w:eastAsia="Tahoma"/>
-                <w:sz w:val="22"/>
-                <w:szCs w:val="22"/>
-              </w:rPr>
-            </w:pPr>
-            <w:r>
-              <w:rPr>
-                <w:rFonts w:ascii="Tahoma" w:hAnsi="Tahoma" w:cs="Tahoma" w:eastAsia="Tahoma"/>
+                <w:rFonts w:ascii="Arial" w:hAnsi="Arial" w:cs="Arial"/>
+                <w:sz w:val="22"/>
+                <w:szCs w:val="22"/>
+              </w:rPr>
+            </w:pPr>
+            <w:r>
+              <w:rPr>
+                <w:rFonts w:ascii="Arial" w:hAnsi="Arial" w:cs="Arial"/>
                 <w:sz w:val="22"/>
                 <w:szCs w:val="22"/>
               </w:rPr>
@@ -2142,7 +3051,7 @@
             </w:r>
             <w:r>
               <w:rPr>
-                <w:rFonts w:ascii="Tahoma" w:hAnsi="Tahoma" w:cs="Tahoma" w:eastAsia="Tahoma"/>
+                <w:rFonts w:ascii="Arial" w:hAnsi="Arial" w:cs="Arial"/>
                 <w:sz w:val="22"/>
                 <w:szCs w:val="22"/>
                 <w:shd w:val="clear" w:color="auto" w:fill="FFFFFF"/>
@@ -2159,7 +3068,7 @@
             <w:pPr>
               <w:jc w:val="center"/>
               <w:rPr>
-                <w:rFonts w:ascii="Tahoma" w:hAnsi="Tahoma" w:cs="Tahoma" w:eastAsia="Tahoma"/>
+                <w:rFonts w:ascii="Arial" w:hAnsi="Arial" w:cs="Arial"/>
                 <w:sz w:val="22"/>
                 <w:szCs w:val="22"/>
                 <w:lang w:val="id-ID"/>
@@ -2167,7 +3076,7 @@
             </w:pPr>
             <w:r>
               <w:rPr>
-                <w:rFonts w:ascii="Tahoma" w:hAnsi="Tahoma" w:cs="Tahoma" w:eastAsia="Tahoma"/>
+                <w:rFonts w:ascii="Arial" w:hAnsi="Arial" w:cs="Arial"/>
                 <w:sz w:val="22"/>
                 <w:szCs w:val="22"/>
                 <w:lang w:val="id-ID"/>
@@ -2178,10 +3087,13 @@
           <w:p>
             <w:pPr>
               <w:jc w:val="center"/>
-            </w:pPr>
-            <w:r>
-              <w:rPr>
-                <w:rFonts w:ascii="Tahoma" w:hAnsi="Tahoma" w:cs="Tahoma" w:eastAsia="Tahoma"/>
+              <w:rPr>
+                <w:rFonts w:ascii="Arial" w:hAnsi="Arial" w:cs="Arial"/>
+              </w:rPr>
+            </w:pPr>
+            <w:r>
+              <w:rPr>
+                <w:rFonts w:ascii="Arial" w:hAnsi="Arial" w:cs="Arial"/>
                 <w:sz w:val="22"/>
                 <w:szCs w:val="22"/>
                 <w:lang w:val="id-ID"/>
@@ -2190,7 +3102,7 @@
             </w:r>
             <w:r>
               <w:rPr>
-                <w:rFonts w:ascii="Tahoma" w:hAnsi="Tahoma" w:cs="Tahoma" w:eastAsia="Tahoma"/>
+                <w:rFonts w:ascii="Arial" w:hAnsi="Arial" w:cs="Arial"/>
                 <w:sz w:val="22"/>
                 <w:szCs w:val="22"/>
                 <w:lang w:val="en-AU"/>
@@ -2202,27 +3114,58 @@
             <w:pPr>
               <w:jc w:val="center"/>
               <w:rPr>
-                <w:rFonts w:ascii="Tahoma" w:hAnsi="Tahoma" w:cs="Tahoma" w:eastAsia="Tahoma"/>
+                <w:rFonts w:ascii="Arial" w:hAnsi="Arial" w:cs="Arial"/>
                 <w:sz w:val="22"/>
                 <w:szCs w:val="22"/>
                 <w:lang w:val="en-AU"/>
               </w:rPr>
             </w:pPr>
-            <w:r>
-              <w:rPr>
-                <w:rFonts w:ascii="Tahoma" w:hAnsi="Tahoma" w:cs="Tahoma" w:eastAsia="Tahoma"/>
+            <w:proofErr w:type="spellStart"/>
+            <w:r>
+              <w:rPr>
+                <w:rFonts w:ascii="Arial" w:hAnsi="Arial" w:cs="Arial"/>
                 <w:sz w:val="22"/>
                 <w:szCs w:val="22"/>
                 <w:lang w:val="en-AU"/>
               </w:rPr>
-              <w:t>Asisten Administrasi Umum</w:t>
+              <w:t>Asisten</w:t>
+            </w:r>
+            <w:proofErr w:type="spellEnd"/>
+            <w:r>
+              <w:rPr>
+                <w:rFonts w:ascii="Arial" w:hAnsi="Arial" w:cs="Arial"/>
+                <w:sz w:val="22"/>
+                <w:szCs w:val="22"/>
+                <w:lang w:val="en-AU"/>
+              </w:rPr>
+              <w:t xml:space="preserve"> </w:t>
+            </w:r>
+            <w:proofErr w:type="spellStart"/>
+            <w:r>
+              <w:rPr>
+                <w:rFonts w:ascii="Arial" w:hAnsi="Arial" w:cs="Arial"/>
+                <w:sz w:val="22"/>
+                <w:szCs w:val="22"/>
+                <w:lang w:val="en-AU"/>
+              </w:rPr>
+              <w:t>Administrasi</w:t>
+            </w:r>
+            <w:proofErr w:type="spellEnd"/>
+            <w:r>
+              <w:rPr>
+                <w:rFonts w:ascii="Arial" w:hAnsi="Arial" w:cs="Arial"/>
+                <w:sz w:val="22"/>
+                <w:szCs w:val="22"/>
+                <w:lang w:val="en-AU"/>
+              </w:rPr>
+              <w:t xml:space="preserve"> Umum</w:t>
             </w:r>
           </w:p>
           <w:p>
             <w:pPr>
               <w:jc w:val="center"/>
               <w:rPr>
-                <w:rFonts w:ascii="Tahoma" w:hAnsi="Tahoma" w:cs="Tahoma" w:eastAsia="Tahoma"/>
+                <w:rFonts w:ascii="Arial" w:hAnsi="Arial" w:cs="Arial"/>
                 <w:sz w:val="22"/>
                 <w:szCs w:val="22"/>
                 <w:lang w:eastAsia="en-US"/>
@@ -2233,6 +3176,7 @@
             <w:pPr>
               <w:jc w:val="center"/>
               <w:rPr>
+                <w:rFonts w:ascii="Arial" w:hAnsi="Arial" w:cs="Arial"/>
                 <w:sz w:val="22"/>
                 <w:szCs w:val="22"/>
                 <w:lang w:eastAsia="en-US"/>
@@ -2243,7 +3187,7 @@
             <w:pPr>
               <w:jc w:val="center"/>
               <w:rPr>
-                <w:rFonts w:ascii="Tahoma" w:hAnsi="Tahoma" w:cs="Tahoma" w:eastAsia="Tahoma"/>
+                <w:rFonts w:ascii="Arial" w:hAnsi="Arial" w:cs="Arial"/>
                 <w:sz w:val="22"/>
                 <w:szCs w:val="22"/>
                 <w:lang w:eastAsia="en-US"/>
@@ -2254,7 +3198,7 @@
             <w:pPr>
               <w:jc w:val="center"/>
               <w:rPr>
-                <w:rFonts w:ascii="Tahoma" w:hAnsi="Tahoma" w:cs="Tahoma" w:eastAsia="Tahoma"/>
+                <w:rFonts w:ascii="Arial" w:hAnsi="Arial" w:cs="Arial"/>
                 <w:sz w:val="22"/>
                 <w:szCs w:val="22"/>
                 <w:u w:val="single"/>
@@ -2262,7 +3206,7 @@
             </w:pPr>
             <w:r>
               <w:rPr>
-                <w:rFonts w:ascii="Tahoma" w:hAnsi="Tahoma" w:cs="Tahoma" w:eastAsia="Tahoma"/>
+                <w:rFonts w:ascii="Arial" w:hAnsi="Arial" w:cs="Arial"/>
                 <w:sz w:val="22"/>
                 <w:szCs w:val="22"/>
                 <w:u w:val="single"/>
@@ -2274,14 +3218,14 @@
             <w:pPr>
               <w:jc w:val="center"/>
               <w:rPr>
-                <w:rFonts w:ascii="Tahoma" w:hAnsi="Tahoma" w:cs="Tahoma" w:eastAsia="Tahoma"/>
-                <w:sz w:val="22"/>
-                <w:szCs w:val="22"/>
-              </w:rPr>
-            </w:pPr>
-            <w:r>
-              <w:rPr>
-                <w:rFonts w:ascii="Tahoma" w:hAnsi="Tahoma" w:cs="Tahoma" w:eastAsia="Tahoma"/>
+                <w:rFonts w:ascii="Arial" w:hAnsi="Arial" w:cs="Arial"/>
+                <w:sz w:val="22"/>
+                <w:szCs w:val="22"/>
+              </w:rPr>
+            </w:pPr>
+            <w:r>
+              <w:rPr>
+                <w:rFonts w:ascii="Arial" w:hAnsi="Arial" w:cs="Arial"/>
                 <w:sz w:val="22"/>
                 <w:szCs w:val="22"/>
               </w:rPr>
@@ -2301,7 +3245,7 @@
             <w:pPr>
               <w:snapToGrid w:val="0"/>
               <w:rPr>
-                <w:rFonts w:ascii="Tahoma" w:hAnsi="Tahoma" w:cs="Tahoma" w:eastAsia="Tahoma"/>
+                <w:rFonts w:ascii="Arial" w:hAnsi="Arial" w:cs="Arial"/>
                 <w:sz w:val="22"/>
                 <w:szCs w:val="22"/>
               </w:rPr>
@@ -2321,19 +3265,32 @@
                 <w:tab w:val="center" w:pos="5157"/>
                 <w:tab w:val="left" w:pos="8265"/>
               </w:tabs>
-            </w:pPr>
-            <w:r>
-              <w:rPr>
-                <w:rFonts w:ascii="Tahoma" w:hAnsi="Tahoma" w:cs="Tahoma" w:eastAsia="Tahoma"/>
+              <w:rPr>
+                <w:rFonts w:ascii="Arial" w:hAnsi="Arial" w:cs="Arial"/>
+              </w:rPr>
+            </w:pPr>
+            <w:r>
+              <w:rPr>
+                <w:rFonts w:ascii="Arial" w:hAnsi="Arial" w:cs="Arial"/>
                 <w:sz w:val="22"/>
                 <w:szCs w:val="22"/>
               </w:rPr>
               <w:tab/>
-              <w:t xml:space="preserve">       Saksi – Saksi :</w:t>
-            </w:r>
-            <w:r>
-              <w:rPr>
-                <w:rFonts w:ascii="Tahoma" w:hAnsi="Tahoma" w:cs="Tahoma" w:eastAsia="Tahoma"/>
+              <w:t xml:space="preserve">       Saksi – </w:t>
+            </w:r>
+            <w:proofErr w:type="gramStart"/>
+            <w:r>
+              <w:rPr>
+                <w:rFonts w:ascii="Arial" w:hAnsi="Arial" w:cs="Arial"/>
+                <w:sz w:val="22"/>
+                <w:szCs w:val="22"/>
+              </w:rPr>
+              <w:t>Saksi :</w:t>
+            </w:r>
+            <w:proofErr w:type="gramEnd"/>
+            <w:r>
+              <w:rPr>
+                <w:rFonts w:ascii="Arial" w:hAnsi="Arial" w:cs="Arial"/>
                 <w:sz w:val="22"/>
                 <w:szCs w:val="22"/>
               </w:rPr>
@@ -2353,23 +3310,33 @@
                 <w:tab w:val="left" w:pos="8265"/>
               </w:tabs>
               <w:rPr>
-                <w:rFonts w:ascii="Tahoma" w:hAnsi="Tahoma" w:cs="Tahoma" w:eastAsia="Tahoma"/>
-                <w:sz w:val="22"/>
-                <w:szCs w:val="22"/>
-              </w:rPr>
-            </w:pPr>
-            <w:r>
-              <w:rPr>
-                <w:rFonts w:ascii="Tahoma" w:hAnsi="Tahoma" w:cs="Tahoma" w:eastAsia="Tahoma"/>
+                <w:rFonts w:ascii="Arial" w:hAnsi="Arial" w:cs="Arial"/>
+                <w:sz w:val="22"/>
+                <w:szCs w:val="22"/>
+              </w:rPr>
+            </w:pPr>
+            <w:r>
+              <w:rPr>
+                <w:rFonts w:ascii="Arial" w:hAnsi="Arial" w:cs="Arial"/>
                 <w:sz w:val="22"/>
                 <w:szCs w:val="22"/>
               </w:rPr>
               <w:tab/>
-              <w:t>Saksi – Saksi :</w:t>
-            </w:r>
-            <w:r>
-              <w:rPr>
-                <w:rFonts w:ascii="Tahoma" w:hAnsi="Tahoma" w:cs="Tahoma" w:eastAsia="Tahoma"/>
+              <w:t xml:space="preserve">Saksi – </w:t>
+            </w:r>
+            <w:proofErr w:type="gramStart"/>
+            <w:r>
+              <w:rPr>
+                <w:rFonts w:ascii="Arial" w:hAnsi="Arial" w:cs="Arial"/>
+                <w:sz w:val="22"/>
+                <w:szCs w:val="22"/>
+              </w:rPr>
+              <w:t>Saksi :</w:t>
+            </w:r>
+            <w:proofErr w:type="gramEnd"/>
+            <w:r>
+              <w:rPr>
+                <w:rFonts w:ascii="Arial" w:hAnsi="Arial" w:cs="Arial"/>
                 <w:sz w:val="22"/>
                 <w:szCs w:val="22"/>
               </w:rPr>
@@ -2391,7 +3358,7 @@
               <w:snapToGrid w:val="0"/>
               <w:ind w:firstLine="1418"/>
               <w:rPr>
-                <w:rFonts w:ascii="Tahoma" w:hAnsi="Tahoma" w:cs="Tahoma" w:eastAsia="Tahoma"/>
+                <w:rFonts w:ascii="Arial" w:hAnsi="Arial" w:cs="Arial"/>
                 <w:sz w:val="22"/>
                 <w:szCs w:val="22"/>
                 <w:lang w:eastAsia="en-US"/>
@@ -2402,6 +3369,7 @@
             <w:pPr>
               <w:ind w:firstLine="1418"/>
               <w:rPr>
+                <w:rFonts w:ascii="Arial" w:hAnsi="Arial" w:cs="Arial"/>
                 <w:sz w:val="22"/>
                 <w:szCs w:val="22"/>
                 <w:lang w:eastAsia="en-US"/>
@@ -2412,6 +3380,7 @@
             <w:pPr>
               <w:ind w:firstLine="1418"/>
               <w:rPr>
+                <w:rFonts w:ascii="Arial" w:hAnsi="Arial" w:cs="Arial"/>
                 <w:sz w:val="22"/>
                 <w:szCs w:val="22"/>
                 <w:lang w:eastAsia="en-US"/>
@@ -2422,6 +3391,7 @@
             <w:pPr>
               <w:ind w:firstLine="1418"/>
               <w:rPr>
+                <w:rFonts w:ascii="Arial" w:hAnsi="Arial" w:cs="Arial"/>
                 <w:sz w:val="22"/>
                 <w:szCs w:val="22"/>
                 <w:lang w:eastAsia="en-US"/>
@@ -2432,7 +3402,7 @@
             <w:pPr>
               <w:jc w:val="center"/>
               <w:rPr>
-                <w:rFonts w:ascii="Tahoma" w:hAnsi="Tahoma" w:cs="Tahoma" w:eastAsia="Tahoma"/>
+                <w:rFonts w:ascii="Arial" w:hAnsi="Arial" w:cs="Arial"/>
                 <w:sz w:val="22"/>
                 <w:szCs w:val="22"/>
                 <w:lang w:val="id-ID"/>
@@ -2440,18 +3410,33 @@
             </w:pPr>
             <w:r>
               <w:rPr>
-                <w:rFonts w:ascii="Tahoma" w:hAnsi="Tahoma" w:cs="Tahoma" w:eastAsia="Tahoma"/>
+                <w:rFonts w:ascii="Arial" w:hAnsi="Arial" w:cs="Arial"/>
                 <w:sz w:val="22"/>
                 <w:szCs w:val="22"/>
                 <w:u w:val="single"/>
                 <w:shd w:val="clear" w:color="auto" w:fill="FFFFFF"/>
                 <w:lang w:eastAsia="en-US"/>
               </w:rPr>
-              <w:t>INDAH WAHYUNI, SH, M.Si</w:t>
-            </w:r>
-            <w:r>
-              <w:rPr>
-                <w:rFonts w:ascii="Tahoma" w:hAnsi="Tahoma" w:cs="Tahoma" w:eastAsia="Tahoma"/>
+              <w:t xml:space="preserve">INDAH WAHYUNI, SH, </w:t>
+            </w:r>
+            <w:proofErr w:type="spellStart"/>
+            <w:proofErr w:type="gramStart"/>
+            <w:r>
+              <w:rPr>
+                <w:rFonts w:ascii="Arial" w:hAnsi="Arial" w:cs="Arial"/>
+                <w:sz w:val="22"/>
+                <w:szCs w:val="22"/>
+                <w:u w:val="single"/>
+                <w:shd w:val="clear" w:color="auto" w:fill="FFFFFF"/>
+                <w:lang w:eastAsia="en-US"/>
+              </w:rPr>
+              <w:t>M.Si</w:t>
+            </w:r>
+            <w:proofErr w:type="spellEnd"/>
+            <w:proofErr w:type="gramEnd"/>
+            <w:r>
+              <w:rPr>
+                <w:rFonts w:ascii="Arial" w:hAnsi="Arial" w:cs="Arial"/>
                 <w:sz w:val="22"/>
                 <w:szCs w:val="22"/>
                 <w:lang w:val="id-ID"/>
@@ -2463,7 +3448,7 @@
             <w:pPr>
               <w:jc w:val="center"/>
               <w:rPr>
-                <w:rFonts w:ascii="Tahoma" w:hAnsi="Tahoma" w:cs="Tahoma" w:eastAsia="Tahoma"/>
+                <w:rFonts w:ascii="Arial" w:hAnsi="Arial" w:cs="Arial"/>
                 <w:sz w:val="22"/>
                 <w:szCs w:val="22"/>
                 <w:lang w:val="en-GB"/>
@@ -2471,7 +3456,7 @@
             </w:pPr>
             <w:r>
               <w:rPr>
-                <w:rFonts w:ascii="Tahoma" w:hAnsi="Tahoma" w:cs="Tahoma" w:eastAsia="Tahoma"/>
+                <w:rFonts w:ascii="Arial" w:hAnsi="Arial" w:cs="Arial"/>
                 <w:sz w:val="22"/>
                 <w:szCs w:val="22"/>
                 <w:lang w:val="id-ID"/>
@@ -2480,7 +3465,7 @@
             </w:r>
             <w:r>
               <w:rPr>
-                <w:rFonts w:ascii="Tahoma" w:hAnsi="Tahoma" w:cs="Tahoma" w:eastAsia="Tahoma"/>
+                <w:rFonts w:ascii="Arial" w:hAnsi="Arial" w:cs="Arial"/>
                 <w:sz w:val="22"/>
                 <w:szCs w:val="22"/>
               </w:rPr>
@@ -2488,7 +3473,7 @@
             </w:r>
             <w:r>
               <w:rPr>
-                <w:rFonts w:ascii="Tahoma" w:hAnsi="Tahoma" w:cs="Tahoma" w:eastAsia="Tahoma"/>
+                <w:rFonts w:ascii="Arial" w:hAnsi="Arial" w:cs="Arial"/>
                 <w:sz w:val="22"/>
                 <w:szCs w:val="22"/>
                 <w:lang w:val="id-ID"/>
@@ -2497,7 +3482,7 @@
             </w:r>
             <w:r>
               <w:rPr>
-                <w:rFonts w:ascii="Tahoma" w:hAnsi="Tahoma" w:cs="Tahoma" w:eastAsia="Tahoma"/>
+                <w:rFonts w:ascii="Arial" w:hAnsi="Arial" w:cs="Arial"/>
                 <w:sz w:val="22"/>
                 <w:szCs w:val="22"/>
                 <w:shd w:val="clear" w:color="auto" w:fill="FFFFFF"/>
@@ -2516,7 +3501,7 @@
               <w:snapToGrid w:val="0"/>
               <w:jc w:val="center"/>
               <w:rPr>
-                <w:rFonts w:ascii="Tahoma" w:hAnsi="Tahoma" w:cs="Tahoma" w:eastAsia="Tahoma"/>
+                <w:rFonts w:ascii="Arial" w:hAnsi="Arial" w:cs="Arial"/>
                 <w:sz w:val="22"/>
                 <w:szCs w:val="22"/>
                 <w:lang w:eastAsia="en-US"/>
@@ -2527,6 +3512,7 @@
             <w:pPr>
               <w:jc w:val="center"/>
               <w:rPr>
+                <w:rFonts w:ascii="Arial" w:hAnsi="Arial" w:cs="Arial"/>
                 <w:sz w:val="22"/>
                 <w:szCs w:val="22"/>
                 <w:lang w:eastAsia="en-US"/>
@@ -2537,6 +3523,7 @@
             <w:pPr>
               <w:jc w:val="center"/>
               <w:rPr>
+                <w:rFonts w:ascii="Arial" w:hAnsi="Arial" w:cs="Arial"/>
                 <w:sz w:val="22"/>
                 <w:szCs w:val="22"/>
                 <w:lang w:eastAsia="en-US"/>
@@ -2547,6 +3534,7 @@
             <w:pPr>
               <w:jc w:val="center"/>
               <w:rPr>
+                <w:rFonts w:ascii="Arial" w:hAnsi="Arial" w:cs="Arial"/>
                 <w:sz w:val="22"/>
                 <w:szCs w:val="22"/>
                 <w:lang w:eastAsia="en-US"/>
@@ -2557,7 +3545,7 @@
             <w:pPr>
               <w:jc w:val="center"/>
               <w:rPr>
-                <w:rFonts w:ascii="Tahoma" w:hAnsi="Tahoma" w:cs="Tahoma" w:eastAsia="Tahoma"/>
+                <w:rFonts w:ascii="Arial" w:hAnsi="Arial" w:cs="Arial"/>
                 <w:sz w:val="22"/>
                 <w:szCs w:val="22"/>
                 <w:u w:val="single"/>
@@ -2567,18 +3555,52 @@
             </w:pPr>
             <w:r>
               <w:rPr>
-                <w:rFonts w:ascii="Tahoma" w:hAnsi="Tahoma" w:cs="Tahoma" w:eastAsia="Tahoma"/>
+                <w:rFonts w:ascii="Arial" w:hAnsi="Arial" w:cs="Arial"/>
                 <w:sz w:val="22"/>
                 <w:szCs w:val="22"/>
                 <w:u w:val="single"/>
               </w:rPr>
-              <w:t>ADINA FIBRIANI S.E,M.Ak</w:t>
-            </w:r>
+              <w:t xml:space="preserve">ADINA FIBRIANI </w:t>
+            </w:r>
+            <w:proofErr w:type="spellStart"/>
+            <w:proofErr w:type="gramStart"/>
+            <w:r>
+              <w:rPr>
+                <w:rFonts w:ascii="Arial" w:hAnsi="Arial" w:cs="Arial"/>
+                <w:sz w:val="22"/>
+                <w:szCs w:val="22"/>
+                <w:u w:val="single"/>
+              </w:rPr>
+              <w:t>S.E</w:t>
+            </w:r>
+            <w:proofErr w:type="gramEnd"/>
+            <w:r>
+              <w:rPr>
+                <w:rFonts w:ascii="Arial" w:hAnsi="Arial" w:cs="Arial"/>
+                <w:sz w:val="22"/>
+                <w:szCs w:val="22"/>
+                <w:u w:val="single"/>
+              </w:rPr>
+              <w:t>,</w:t>
+            </w:r>
+            <w:proofErr w:type="gramStart"/>
+            <w:r>
+              <w:rPr>
+                <w:rFonts w:ascii="Arial" w:hAnsi="Arial" w:cs="Arial"/>
+                <w:sz w:val="22"/>
+                <w:szCs w:val="22"/>
+                <w:u w:val="single"/>
+              </w:rPr>
+              <w:t>M.Ak</w:t>
+            </w:r>
+            <w:proofErr w:type="spellEnd"/>
+            <w:proofErr w:type="gramEnd"/>
           </w:p>
           <w:p>
             <w:pPr>
               <w:jc w:val="center"/>
               <w:rPr>
+                <w:rFonts w:ascii="Arial" w:hAnsi="Arial" w:cs="Arial"/>
                 <w:sz w:val="22"/>
                 <w:szCs w:val="22"/>
                 <w:lang w:eastAsia="en-US"/>
@@ -2586,7 +3608,7 @@
             </w:pPr>
             <w:r>
               <w:rPr>
-                <w:rFonts w:ascii="Tahoma" w:hAnsi="Tahoma" w:cs="Tahoma" w:eastAsia="Tahoma"/>
+                <w:rFonts w:ascii="Arial" w:hAnsi="Arial" w:cs="Arial"/>
                 <w:sz w:val="22"/>
                 <w:szCs w:val="22"/>
                 <w:lang w:val="id-ID"/>
@@ -2595,7 +3617,7 @@
             </w:r>
             <w:r>
               <w:rPr>
-                <w:rFonts w:ascii="Tahoma" w:hAnsi="Tahoma" w:cs="Tahoma" w:eastAsia="Tahoma"/>
+                <w:rFonts w:ascii="Arial" w:hAnsi="Arial" w:cs="Arial"/>
                 <w:sz w:val="22"/>
                 <w:szCs w:val="22"/>
               </w:rPr>
@@ -2603,7 +3625,7 @@
             </w:r>
             <w:r>
               <w:rPr>
-                <w:rFonts w:ascii="Tahoma" w:hAnsi="Tahoma" w:cs="Tahoma" w:eastAsia="Tahoma"/>
+                <w:rFonts w:ascii="Arial" w:hAnsi="Arial" w:cs="Arial"/>
                 <w:sz w:val="22"/>
                 <w:szCs w:val="22"/>
                 <w:lang w:val="id-ID"/>
@@ -2612,7 +3634,7 @@
             </w:r>
             <w:r>
               <w:rPr>
-                <w:rFonts w:ascii="Tahoma" w:hAnsi="Tahoma" w:cs="Tahoma" w:eastAsia="Tahoma"/>
+                <w:rFonts w:ascii="Arial" w:hAnsi="Arial" w:cs="Arial"/>
                 <w:sz w:val="22"/>
                 <w:szCs w:val="22"/>
                 <w:shd w:val="clear" w:color="auto" w:fill="FFFFFF"/>
@@ -2630,6 +3652,7 @@
               <w:snapToGrid w:val="0"/>
               <w:jc w:val="center"/>
               <w:rPr>
+                <w:rFonts w:ascii="Arial" w:hAnsi="Arial" w:cs="Arial"/>
                 <w:sz w:val="22"/>
                 <w:szCs w:val="22"/>
                 <w:lang w:eastAsia="en-US"/>
@@ -2640,6 +3663,7 @@
             <w:pPr>
               <w:jc w:val="center"/>
               <w:rPr>
+                <w:rFonts w:ascii="Arial" w:hAnsi="Arial" w:cs="Arial"/>
                 <w:sz w:val="22"/>
                 <w:szCs w:val="22"/>
                 <w:lang w:eastAsia="en-US"/>
@@ -2650,6 +3674,7 @@
             <w:pPr>
               <w:jc w:val="center"/>
               <w:rPr>
+                <w:rFonts w:ascii="Arial" w:hAnsi="Arial" w:cs="Arial"/>
                 <w:sz w:val="22"/>
                 <w:szCs w:val="22"/>
                 <w:lang w:eastAsia="en-US"/>
@@ -2660,7 +3685,7 @@
             <w:pPr>
               <w:jc w:val="center"/>
               <w:rPr>
-                <w:rFonts w:ascii="Tahoma" w:hAnsi="Tahoma" w:cs="Tahoma" w:eastAsia="Tahoma"/>
+                <w:rFonts w:ascii="Arial" w:hAnsi="Arial" w:cs="Arial"/>
                 <w:sz w:val="22"/>
                 <w:szCs w:val="22"/>
                 <w:lang w:eastAsia="en-US"/>
@@ -2671,7 +3696,7 @@
             <w:pPr>
               <w:jc w:val="center"/>
               <w:rPr>
-                <w:rFonts w:ascii="Tahoma" w:hAnsi="Tahoma" w:cs="Tahoma" w:eastAsia="Tahoma"/>
+                <w:rFonts w:ascii="Arial" w:hAnsi="Arial" w:cs="Arial"/>
                 <w:sz w:val="22"/>
                 <w:szCs w:val="22"/>
                 <w:u w:val="single"/>
@@ -2679,7 +3704,7 @@
             </w:pPr>
             <w:r>
               <w:rPr>
-                <w:rFonts w:ascii="Tahoma" w:hAnsi="Tahoma" w:cs="Tahoma" w:eastAsia="Tahoma"/>
+                <w:rFonts w:ascii="Arial" w:hAnsi="Arial" w:cs="Arial"/>
                 <w:sz w:val="22"/>
                 <w:szCs w:val="22"/>
                 <w:u w:val="single"/>
@@ -2689,7 +3714,7 @@
             </w:r>
             <w:r>
               <w:rPr>
-                <w:rFonts w:ascii="Tahoma" w:hAnsi="Tahoma" w:cs="Tahoma" w:eastAsia="Tahoma"/>
+                <w:rFonts w:ascii="Arial" w:hAnsi="Arial" w:cs="Arial"/>
                 <w:sz w:val="22"/>
                 <w:szCs w:val="22"/>
                 <w:u w:val="single"/>
@@ -2699,27 +3724,39 @@
             </w:r>
             <w:r>
               <w:rPr>
-                <w:rFonts w:ascii="Tahoma" w:hAnsi="Tahoma" w:cs="Tahoma" w:eastAsia="Tahoma"/>
+                <w:rFonts w:ascii="Arial" w:hAnsi="Arial" w:cs="Arial"/>
                 <w:sz w:val="22"/>
                 <w:szCs w:val="22"/>
                 <w:u w:val="single"/>
                 <w:lang w:eastAsia="en-US"/>
               </w:rPr>
-              <w:t xml:space="preserve"> S.P.,M.P.</w:t>
-            </w:r>
+              <w:t xml:space="preserve"> </w:t>
+            </w:r>
+            <w:proofErr w:type="gramStart"/>
+            <w:r>
+              <w:rPr>
+                <w:rFonts w:ascii="Arial" w:hAnsi="Arial" w:cs="Arial"/>
+                <w:sz w:val="22"/>
+                <w:szCs w:val="22"/>
+                <w:u w:val="single"/>
+                <w:lang w:eastAsia="en-US"/>
+              </w:rPr>
+              <w:t>S.P.,M.P.</w:t>
+            </w:r>
+            <w:proofErr w:type="gramEnd"/>
           </w:p>
           <w:p>
             <w:pPr>
               <w:jc w:val="center"/>
               <w:rPr>
-                <w:rFonts w:ascii="Tahoma" w:hAnsi="Tahoma" w:cs="Tahoma" w:eastAsia="Tahoma"/>
-                <w:sz w:val="22"/>
-                <w:szCs w:val="22"/>
-              </w:rPr>
-            </w:pPr>
-            <w:r>
-              <w:rPr>
-                <w:rFonts w:ascii="Tahoma" w:hAnsi="Tahoma" w:cs="Tahoma" w:eastAsia="Tahoma"/>
+                <w:rFonts w:ascii="Arial" w:hAnsi="Arial" w:cs="Arial"/>
+                <w:sz w:val="22"/>
+                <w:szCs w:val="22"/>
+              </w:rPr>
+            </w:pPr>
+            <w:r>
+              <w:rPr>
+                <w:rFonts w:ascii="Arial" w:hAnsi="Arial" w:cs="Arial"/>
                 <w:sz w:val="22"/>
                 <w:szCs w:val="22"/>
                 <w:lang w:val="id-ID"/>
@@ -2728,7 +3765,7 @@
             </w:r>
             <w:r>
               <w:rPr>
-                <w:rFonts w:ascii="Tahoma" w:hAnsi="Tahoma" w:cs="Tahoma" w:eastAsia="Tahoma"/>
+                <w:rFonts w:ascii="Arial" w:hAnsi="Arial" w:cs="Arial"/>
                 <w:sz w:val="22"/>
                 <w:szCs w:val="22"/>
               </w:rPr>
@@ -2736,7 +3773,7 @@
             </w:r>
             <w:r>
               <w:rPr>
-                <w:rFonts w:ascii="Tahoma" w:hAnsi="Tahoma" w:cs="Tahoma" w:eastAsia="Tahoma"/>
+                <w:rFonts w:ascii="Arial" w:hAnsi="Arial" w:cs="Arial"/>
                 <w:sz w:val="22"/>
                 <w:szCs w:val="22"/>
                 <w:lang w:val="id-ID"/>
@@ -2745,7 +3782,7 @@
             </w:r>
             <w:r>
               <w:rPr>
-                <w:rFonts w:ascii="Tahoma" w:hAnsi="Tahoma" w:cs="Tahoma" w:eastAsia="Tahoma"/>
+                <w:rFonts w:ascii="Arial" w:hAnsi="Arial" w:cs="Arial"/>
                 <w:sz w:val="22"/>
                 <w:szCs w:val="22"/>
                 <w:lang w:val="id-ID" w:eastAsia="en-US"/>
@@ -2754,7 +3791,7 @@
             </w:r>
             <w:r>
               <w:rPr>
-                <w:rFonts w:ascii="Tahoma" w:hAnsi="Tahoma" w:cs="Tahoma" w:eastAsia="Tahoma"/>
+                <w:rFonts w:ascii="Arial" w:hAnsi="Arial" w:cs="Arial"/>
                 <w:sz w:val="22"/>
                 <w:szCs w:val="22"/>
                 <w:lang w:eastAsia="en-US"/>
@@ -2775,7 +3812,7 @@
             <w:pPr>
               <w:snapToGrid w:val="0"/>
               <w:rPr>
-                <w:rFonts w:ascii="Tahoma" w:hAnsi="Tahoma" w:cs="Tahoma" w:eastAsia="Tahoma"/>
+                <w:rFonts w:ascii="Arial" w:hAnsi="Arial" w:cs="Arial"/>
                 <w:sz w:val="22"/>
                 <w:szCs w:val="22"/>
               </w:rPr>
@@ -2807,6 +3844,44 @@
     </w:sectPr>
   </w:body>
 </w:document>
+</file>
+
+<file path=word/endnotes.xml><?xml version="1.0" encoding="utf-8"?>
+<w:endnotes xmlns:wpc="http://schemas.microsoft.com/office/word/2010/wordprocessingCanvas" xmlns:cx="http://schemas.microsoft.com/office/drawing/2014/chartex" xmlns:cx1="http://schemas.microsoft.com/office/drawing/2015/9/8/chartex" xmlns:cx2="http://schemas.microsoft.com/office/drawing/2015/10/21/chartex" xmlns:cx3="http://schemas.microsoft.com/office/drawing/2016/5/9/chartex" xmlns:cx4="http://schemas.microsoft.com/office/drawing/2016/5/10/chartex" xmlns:cx5="http://schemas.microsoft.com/office/drawing/2016/5/11/chartex" xmlns:cx6="http://schemas.microsoft.com/office/drawing/2016/5/12/chartex" xmlns:cx7="http://schemas.microsoft.com/office/drawing/2016/5/13/chartex" xmlns:cx8="http://schemas.microsoft.com/office/drawing/2016/5/14/chartex" xmlns:mc="http://schemas.openxmlformats.org/markup-compatibility/2006" xmlns:aink="http://schemas.microsoft.com/office/drawing/2016/ink" xmlns:am3d="http://schemas.microsoft.com/office/drawing/2017/model3d" xmlns:o="urn:schemas-microsoft-com:office:office" xmlns:oel="http://schemas.microsoft.com/office/2019/extlst" xmlns:r="http://schemas.openxmlformats.org/officeDocument/2006/relationships" xmlns:m="http://schemas.openxmlformats.org/officeDocument/2006/math" xmlns:v="urn:schemas-microsoft-com:vml" xmlns:wp14="http://schemas.microsoft.com/office/word/2010/wordprocessingDrawing" xmlns:wp="http://schemas.openxmlformats.org/drawingml/2006/wordprocessingDrawing" xmlns:w10="urn:schemas-microsoft-com:office:word" xmlns:w="http://schemas.openxmlformats.org/wordprocessingml/2006/main" xmlns:w14="http://schemas.microsoft.com/office/word/2010/wordml" xmlns:w15="http://schemas.microsoft.com/office/word/2012/wordml" xmlns:w16cex="http://schemas.microsoft.com/office/word/2018/wordml/cex" xmlns:w16cid="http://schemas.microsoft.com/office/word/2016/wordml/cid" xmlns:w16="http://schemas.microsoft.com/office/word/2018/wordml" xmlns:w16du="http://schemas.microsoft.com/office/word/2023/wordml/word16du" xmlns:w16sdtdh="http://schemas.microsoft.com/office/word/2020/wordml/sdtdatahash" xmlns:w16sdtfl="http://schemas.microsoft.com/office/word/2024/wordml/sdtformatlock" xmlns:w16se="http://schemas.microsoft.com/office/word/2015/wordml/symex" xmlns:wpg="http://schemas.microsoft.com/office/word/2010/wordprocessingGroup" xmlns:wpi="http://schemas.microsoft.com/office/word/2010/wordprocessingInk" xmlns:wne="http://schemas.microsoft.com/office/word/2006/wordml" xmlns:wps="http://schemas.microsoft.com/office/word/2010/wordprocessingShape" mc:Ignorable="w14 w15 w16se w16cid w16 w16cex w16sdtdh w16sdtfl w16du wp14">
+  <w:endnote w:type="separator" w:id="-1">
+    <w:p>
+      <w:r>
+        <w:separator/>
+      </w:r>
+    </w:p>
+  </w:endnote>
+  <w:endnote w:type="continuationSeparator" w:id="0">
+    <w:p>
+      <w:r>
+        <w:continuationSeparator/>
+      </w:r>
+    </w:p>
+  </w:endnote>
+</w:endnotes>
+</file>
+
+<file path=word/footnotes.xml><?xml version="1.0" encoding="utf-8"?>
+<w:footnotes xmlns:wpc="http://schemas.microsoft.com/office/word/2010/wordprocessingCanvas" xmlns:cx="http://schemas.microsoft.com/office/drawing/2014/chartex" xmlns:cx1="http://schemas.microsoft.com/office/drawing/2015/9/8/chartex" xmlns:cx2="http://schemas.microsoft.com/office/drawing/2015/10/21/chartex" xmlns:cx3="http://schemas.microsoft.com/office/drawing/2016/5/9/chartex" xmlns:cx4="http://schemas.microsoft.com/office/drawing/2016/5/10/chartex" xmlns:cx5="http://schemas.microsoft.com/office/drawing/2016/5/11/chartex" xmlns:cx6="http://schemas.microsoft.com/office/drawing/2016/5/12/chartex" xmlns:cx7="http://schemas.microsoft.com/office/drawing/2016/5/13/chartex" xmlns:cx8="http://schemas.microsoft.com/office/drawing/2016/5/14/chartex" xmlns:mc="http://schemas.openxmlformats.org/markup-compatibility/2006" xmlns:aink="http://schemas.microsoft.com/office/drawing/2016/ink" xmlns:am3d="http://schemas.microsoft.com/office/drawing/2017/model3d" xmlns:o="urn:schemas-microsoft-com:office:office" xmlns:oel="http://schemas.microsoft.com/office/2019/extlst" xmlns:r="http://schemas.openxmlformats.org/officeDocument/2006/relationships" xmlns:m="http://schemas.openxmlformats.org/officeDocument/2006/math" xmlns:v="urn:schemas-microsoft-com:vml" xmlns:wp14="http://schemas.microsoft.com/office/word/2010/wordprocessingDrawing" xmlns:wp="http://schemas.openxmlformats.org/drawingml/2006/wordprocessingDrawing" xmlns:w10="urn:schemas-microsoft-com:office:word" xmlns:w="http://schemas.openxmlformats.org/wordprocessingml/2006/main" xmlns:w14="http://schemas.microsoft.com/office/word/2010/wordml" xmlns:w15="http://schemas.microsoft.com/office/word/2012/wordml" xmlns:w16cex="http://schemas.microsoft.com/office/word/2018/wordml/cex" xmlns:w16cid="http://schemas.microsoft.com/office/word/2016/wordml/cid" xmlns:w16="http://schemas.microsoft.com/office/word/2018/wordml" xmlns:w16du="http://schemas.microsoft.com/office/word/2023/wordml/word16du" xmlns:w16sdtdh="http://schemas.microsoft.com/office/word/2020/wordml/sdtdatahash" xmlns:w16sdtfl="http://schemas.microsoft.com/office/word/2024/wordml/sdtformatlock" xmlns:w16se="http://schemas.microsoft.com/office/word/2015/wordml/symex" xmlns:wpg="http://schemas.microsoft.com/office/word/2010/wordprocessingGroup" xmlns:wpi="http://schemas.microsoft.com/office/word/2010/wordprocessingInk" xmlns:wne="http://schemas.microsoft.com/office/word/2006/wordml" xmlns:wps="http://schemas.microsoft.com/office/word/2010/wordprocessingShape" mc:Ignorable="w14 w15 w16se w16cid w16 w16cex w16sdtdh w16sdtfl w16du wp14">
+  <w:footnote w:type="separator" w:id="-1">
+    <w:p>
+      <w:r>
+        <w:separator/>
+      </w:r>
+    </w:p>
+  </w:footnote>
+  <w:footnote w:type="continuationSeparator" w:id="0">
+    <w:p>
+      <w:r>
+        <w:continuationSeparator/>
+      </w:r>
+    </w:p>
+  </w:footnote>
+</w:footnotes>
 </file>
 
 <file path=word/styles.xml><?xml version="1.0" encoding="utf-8"?>
@@ -3206,7 +4281,6 @@
       <w:suppressAutoHyphens/>
     </w:pPr>
     <w:rPr>
-      <w:rFonts w:ascii="Tahoma" w:eastAsia="Tahoma" w:hAnsi="Tahoma" w:cs="Tahoma"/>
       <w:color w:val="000000"/>
       <w:sz w:val="24"/>
       <w:szCs w:val="24"/>
@@ -3243,7 +4317,7 @@
     <w:name w:val="WW8Num1z0"/>
     <w:qFormat/>
     <w:rPr>
-      <w:rFonts w:ascii="Tahoma" w:hAnsi="Tahoma" w:cs="Tahoma" w:eastAsia="Tahoma"/>
+      <w:rFonts w:ascii="Tahoma" w:eastAsia="Tahoma" w:hAnsi="Tahoma" w:cs="Tahoma"/>
       <w:b w:val="0"/>
       <w:bCs w:val="0"/>
       <w:i w:val="0"/>
@@ -3264,9 +4338,10 @@
   </w:style>
   <w:style w:type="character" w:customStyle="1" w:styleId="MSGENFONTSTYLENAMETEMPLATEROLENUMBERMSGENFONTSTYLENAMEBYROLETEXT2">
     <w:name w:val="MSG_EN_FONT_STYLE_NAME_TEMPLATE_ROLE_NUMBER MSG_EN_FONT_STYLE_NAME_BY_ROLE_TEXT 2_"/>
+    <w:uiPriority w:val="99"/>
     <w:qFormat/>
     <w:rPr>
-      <w:rFonts w:ascii="Tahoma" w:hAnsi="Tahoma" w:cs="Tahoma" w:eastAsia="Tahoma"/>
+      <w:rFonts w:ascii="Tahoma" w:eastAsia="Tahoma" w:hAnsi="Tahoma" w:cs="Tahoma"/>
       <w:sz w:val="21"/>
       <w:szCs w:val="21"/>
       <w:shd w:val="clear" w:color="auto" w:fill="FFFFFF"/>
@@ -3276,7 +4351,7 @@
     <w:name w:val="MSG_EN_FONT_STYLE_NAME_TEMPLATE_ROLE_NUMBER MSG_EN_FONT_STYLE_NAME_BY_ROLE_TEXT 3_"/>
     <w:qFormat/>
     <w:rPr>
-      <w:rFonts w:ascii="Tahoma" w:hAnsi="Tahoma" w:cs="Tahoma" w:eastAsia="Tahoma"/>
+      <w:rFonts w:ascii="Tahoma" w:eastAsia="Tahoma" w:hAnsi="Tahoma" w:cs="Tahoma"/>
       <w:b/>
       <w:bCs/>
       <w:i/>
@@ -3290,7 +4365,7 @@
     <w:name w:val="MSG_EN_FONT_STYLE_NAME_TEMPLATE_ROLE_NUMBER MSG_EN_FONT_STYLE_NAME_BY_ROLE_TEXT 3 + MSG_EN_FONT_STYLE_MODIFER_SIZE 5"/>
     <w:qFormat/>
     <w:rPr>
-      <w:rFonts w:ascii="Tahoma" w:hAnsi="Tahoma" w:cs="Tahoma" w:eastAsia="Tahoma"/>
+      <w:rFonts w:ascii="Tahoma" w:eastAsia="Tahoma" w:hAnsi="Tahoma" w:cs="Tahoma"/>
       <w:b w:val="0"/>
       <w:bCs w:val="0"/>
       <w:i w:val="0"/>
@@ -3304,7 +4379,7 @@
     <w:name w:val="MSG_EN_FONT_STYLE_NAME_TEMPLATE_ROLE MSG_EN_FONT_STYLE_NAME_BY_ROLE_PICTURE_CAPTION_"/>
     <w:qFormat/>
     <w:rPr>
-      <w:rFonts w:ascii="Tahoma" w:hAnsi="Tahoma" w:cs="Tahoma" w:eastAsia="Tahoma"/>
+      <w:rFonts w:ascii="Tahoma" w:eastAsia="Tahoma" w:hAnsi="Tahoma" w:cs="Tahoma"/>
       <w:sz w:val="21"/>
       <w:szCs w:val="21"/>
       <w:shd w:val="clear" w:color="auto" w:fill="FFFFFF"/>
@@ -3314,7 +4389,7 @@
     <w:name w:val="MSG_EN_FONT_STYLE_NAME_TEMPLATE_ROLE MSG_EN_FONT_STYLE_NAME_BY_ROLE_PICTURE_CAPTION"/>
     <w:qFormat/>
     <w:rPr>
-      <w:rFonts w:ascii="Tahoma" w:hAnsi="Tahoma" w:cs="Tahoma" w:eastAsia="Tahoma"/>
+      <w:rFonts w:ascii="Tahoma" w:eastAsia="Tahoma" w:hAnsi="Tahoma" w:cs="Tahoma"/>
       <w:sz w:val="21"/>
       <w:szCs w:val="21"/>
       <w:u w:val="single"/>
@@ -3364,7 +4439,6 @@
       <w:spacing w:before="240" w:after="120"/>
     </w:pPr>
     <w:rPr>
-      <w:rFonts w:ascii="Tahoma" w:eastAsia="Tahoma" w:hAnsi="Tahoma" w:cs="Tahoma"/>
       <w:sz w:val="28"/>
       <w:szCs w:val="28"/>
     </w:rPr>
@@ -3379,9 +4453,6 @@
   <w:style w:type="paragraph" w:styleId="List">
     <w:name w:val="List"/>
     <w:basedOn w:val="BodyText"/>
-    <w:rPr>
-      <w:rFonts w:cs="Tahoma" w:ascii="Tahoma" w:hAnsi="Tahoma" w:eastAsia="Tahoma"/>
-    </w:rPr>
   </w:style>
   <w:style w:type="paragraph" w:styleId="Caption">
     <w:name w:val="caption"/>
@@ -3392,7 +4463,6 @@
       <w:spacing w:before="120" w:after="120"/>
     </w:pPr>
     <w:rPr>
-      <w:rFonts w:cs="Tahoma" w:ascii="Tahoma" w:hAnsi="Tahoma" w:eastAsia="Tahoma"/>
       <w:i/>
       <w:iCs/>
     </w:rPr>
@@ -3404,13 +4474,11 @@
     <w:pPr>
       <w:suppressLineNumbers/>
     </w:pPr>
-    <w:rPr>
-      <w:rFonts w:cs="Tahoma" w:ascii="Tahoma" w:hAnsi="Tahoma" w:eastAsia="Tahoma"/>
-    </w:rPr>
   </w:style>
   <w:style w:type="paragraph" w:customStyle="1" w:styleId="MSGENFONTSTYLENAMETEMPLATEROLENUMBERMSGENFONTSTYLENAMEBYROLETEXT20">
     <w:name w:val="MSG_EN_FONT_STYLE_NAME_TEMPLATE_ROLE_NUMBER MSG_EN_FONT_STYLE_NAME_BY_ROLE_TEXT 2"/>
     <w:basedOn w:val="Normal"/>
+    <w:uiPriority w:val="99"/>
     <w:qFormat/>
     <w:pPr>
       <w:shd w:val="clear" w:color="auto" w:fill="FFFFFF"/>
@@ -3418,7 +4486,6 @@
       <w:jc w:val="center"/>
     </w:pPr>
     <w:rPr>
-      <w:rFonts w:ascii="Tahoma" w:eastAsia="Tahoma" w:hAnsi="Tahoma" w:cs="Tahoma"/>
       <w:sz w:val="21"/>
       <w:szCs w:val="21"/>
       <w:lang w:val="id-ID"/>
@@ -3434,7 +4501,6 @@
       <w:jc w:val="both"/>
     </w:pPr>
     <w:rPr>
-      <w:rFonts w:ascii="Tahoma" w:eastAsia="Tahoma" w:hAnsi="Tahoma" w:cs="Tahoma"/>
       <w:b/>
       <w:bCs/>
       <w:i/>
@@ -3453,7 +4519,6 @@
       <w:spacing w:line="278" w:lineRule="exact"/>
     </w:pPr>
     <w:rPr>
-      <w:rFonts w:ascii="Tahoma" w:eastAsia="Tahoma" w:hAnsi="Tahoma" w:cs="Tahoma"/>
       <w:sz w:val="21"/>
       <w:szCs w:val="21"/>
       <w:lang w:val="id-ID"/>
@@ -3464,7 +4529,6 @@
     <w:basedOn w:val="Normal"/>
     <w:qFormat/>
     <w:rPr>
-      <w:rFonts w:ascii="Tahoma" w:hAnsi="Tahoma" w:cs="Tahoma" w:eastAsia="Tahoma"/>
       <w:sz w:val="16"/>
       <w:szCs w:val="16"/>
     </w:rPr>

--- a/templates/CEK/Islam.docx
+++ b/templates/CEK/Islam.docx
@@ -1261,7 +1261,7 @@
           <w:szCs w:val="22"/>
           <w:shd w:val="clear" w:color="auto" w:fill="FFFFFF"/>
         </w:rPr>
-        <w:t>{</w:t>
+        <w:t/>
       </w:r>
       <w:proofErr w:type="spellStart"/>
       <w:r>
@@ -1281,7 +1281,7 @@
           <w:szCs w:val="22"/>
           <w:shd w:val="clear" w:color="auto" w:fill="FFFFFF"/>
         </w:rPr>
-        <w:t>}</w:t>
+        <w:t/>
       </w:r>
       <w:r>
         <w:rPr>
@@ -1319,7 +1319,7 @@
           <w:shd w:val="clear" w:color="auto" w:fill="FFFFFF"/>
           <w:lang w:val="en-US" w:eastAsia="en-US"/>
         </w:rPr>
-        <w:t>{</w:t>
+        <w:t/>
       </w:r>
       <w:proofErr w:type="spellStart"/>
       <w:r>
@@ -1341,7 +1341,7 @@
           <w:shd w:val="clear" w:color="auto" w:fill="FFFFFF"/>
           <w:lang w:val="en-US" w:eastAsia="en-US"/>
         </w:rPr>
-        <w:t xml:space="preserve">} </w:t>
+        <w:t xml:space="preserve"> </w:t>
       </w:r>
       <w:r>
         <w:rPr>
@@ -1388,7 +1388,7 @@
           <w:szCs w:val="22"/>
           <w:shd w:val="clear" w:color="auto" w:fill="FFFFFF"/>
         </w:rPr>
-        <w:t>{</w:t>
+        <w:t/>
       </w:r>
       <w:proofErr w:type="spellStart"/>
       <w:r>
@@ -1408,7 +1408,7 @@
           <w:szCs w:val="22"/>
           <w:shd w:val="clear" w:color="auto" w:fill="FFFFFF"/>
         </w:rPr>
-        <w:t>}</w:t>
+        <w:t/>
       </w:r>
     </w:p>
     <w:p>
@@ -2698,7 +2698,7 @@
                 <w:u w:val="single"/>
                 <w:shd w:val="clear" w:color="auto" w:fill="FFFFFF"/>
               </w:rPr>
-              <w:t>{</w:t>
+              <w:t/>
             </w:r>
             <w:proofErr w:type="spellStart"/>
             <w:r>
@@ -2720,7 +2720,7 @@
                 <w:u w:val="single"/>
                 <w:shd w:val="clear" w:color="auto" w:fill="FFFFFF"/>
               </w:rPr>
-              <w:t>}</w:t>
+              <w:t/>
             </w:r>
           </w:p>
           <w:p>
@@ -2773,7 +2773,7 @@
                 <w:szCs w:val="22"/>
                 <w:shd w:val="clear" w:color="auto" w:fill="FFFFFF"/>
               </w:rPr>
-              <w:t>{</w:t>
+              <w:t/>
             </w:r>
             <w:proofErr w:type="spellStart"/>
             <w:r>
@@ -2793,7 +2793,7 @@
                 <w:szCs w:val="22"/>
                 <w:shd w:val="clear" w:color="auto" w:fill="FFFFFF"/>
               </w:rPr>
-              <w:t>}</w:t>
+              <w:t/>
             </w:r>
           </w:p>
         </w:tc>

--- a/templates/CEK/Islam.docx
+++ b/templates/CEK/Islam.docx
@@ -24,184 +24,485 @@
           <w:szCs w:val="32"/>
           <w:lang w:val="en-US"/>
         </w:rPr>
-        <w:pict w14:anchorId="7EC8BE71">
-          <v:group id="_x0000_s2054" style="position:absolute;left:0;text-align:left;margin-left:1.75pt;margin-top:-52.9pt;width:531.75pt;height:91pt;z-index:1" coordorigin="840,360" coordsize="10635,1820">
-            <v:shapetype id="_x0000_t202" coordsize="21600,21600" o:spt="202" path="m,l,21600r21600,l21600,xe">
-              <v:stroke joinstyle="miter"/>
-              <v:path gradientshapeok="t" o:connecttype="rect"/>
-            </v:shapetype>
-            <v:shape id="Text Box 82" o:spid="_x0000_s2051" type="#_x0000_t202" style="position:absolute;left:1716;top:360;width:9759;height:1820;visibility:visible" o:gfxdata="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" filled="f" stroked="f">
-              <v:textbox style="mso-next-textbox:#Text Box 82">
-                <w:txbxContent>
-                  <w:p>
-                    <w:pPr>
-                      <w:spacing w:line="276" w:lineRule="auto"/>
-                      <w:jc w:val="center"/>
-                      <w:rPr>
-                        <w:rFonts w:ascii="Arial" w:hAnsi="Arial" w:cs="Arial"/>
-                        <w:sz w:val="14"/>
-                      </w:rPr>
-                    </w:pPr>
-                  </w:p>
-                  <w:p>
-                    <w:pPr>
-                      <w:jc w:val="center"/>
-                      <w:rPr>
-                        <w:rFonts w:ascii="Arial" w:hAnsi="Arial" w:cs="Arial"/>
-                        <w:sz w:val="26"/>
-                        <w:szCs w:val="26"/>
-                      </w:rPr>
-                    </w:pPr>
-                    <w:r>
-                      <w:rPr>
-                        <w:rFonts w:ascii="Arial" w:hAnsi="Arial" w:cs="Arial"/>
-                        <w:sz w:val="26"/>
-                        <w:szCs w:val="26"/>
-                      </w:rPr>
-                      <w:t>PEMERINTAH PROVINSI JAWA TIMUR</w:t>
-                    </w:r>
-                  </w:p>
-                  <w:p>
-                    <w:pPr>
-                      <w:jc w:val="center"/>
-                      <w:rPr>
-                        <w:rFonts w:ascii="Arial" w:hAnsi="Arial" w:cs="Arial"/>
-                        <w:b/>
-                        <w:sz w:val="28"/>
-                        <w:szCs w:val="28"/>
-                      </w:rPr>
-                    </w:pPr>
-                    <w:r>
-                      <w:rPr>
-                        <w:rFonts w:ascii="Arial" w:hAnsi="Arial" w:cs="Arial"/>
-                        <w:b/>
-                        <w:sz w:val="28"/>
-                        <w:szCs w:val="28"/>
-                      </w:rPr>
-                      <w:t>SEKRETARIAT</w:t>
-                    </w:r>
-                    <w:r>
-                      <w:rPr>
-                        <w:rFonts w:ascii="Arial" w:hAnsi="Arial" w:cs="Arial"/>
-                        <w:b/>
-                        <w:sz w:val="28"/>
-                        <w:szCs w:val="28"/>
-                      </w:rPr>
-                      <w:t xml:space="preserve"> DAERAH</w:t>
-                    </w:r>
-                  </w:p>
-                  <w:p>
-                    <w:pPr>
-                      <w:jc w:val="center"/>
-                      <w:rPr>
-                        <w:rFonts w:ascii="Arial" w:hAnsi="Arial" w:cs="Arial"/>
-                      </w:rPr>
-                    </w:pPr>
-                    <w:r>
-                      <w:rPr>
-                        <w:rFonts w:ascii="Arial" w:hAnsi="Arial" w:cs="Arial"/>
-                      </w:rPr>
-                      <w:t xml:space="preserve">Jalan </w:t>
-                    </w:r>
-                    <w:proofErr w:type="spellStart"/>
-                    <w:r>
-                      <w:rPr>
-                        <w:rFonts w:ascii="Arial" w:hAnsi="Arial" w:cs="Arial"/>
-                      </w:rPr>
-                      <w:t>Pahlawan</w:t>
-                    </w:r>
-                    <w:proofErr w:type="spellEnd"/>
-                    <w:r>
-                      <w:rPr>
-                        <w:rFonts w:ascii="Arial" w:hAnsi="Arial" w:cs="Arial"/>
-                      </w:rPr>
-                      <w:t xml:space="preserve"> </w:t>
-                    </w:r>
-                    <w:proofErr w:type="spellStart"/>
-                    <w:r>
-                      <w:rPr>
-                        <w:rFonts w:ascii="Arial" w:hAnsi="Arial" w:cs="Arial"/>
-                      </w:rPr>
-                      <w:t>Nomor</w:t>
-                    </w:r>
-                    <w:proofErr w:type="spellEnd"/>
-                    <w:r>
-                      <w:rPr>
-                        <w:rFonts w:ascii="Arial" w:hAnsi="Arial" w:cs="Arial"/>
-                      </w:rPr>
-                      <w:t xml:space="preserve"> 110, Alun-Alun Contong, </w:t>
-                    </w:r>
-                    <w:proofErr w:type="spellStart"/>
-                    <w:r>
-                      <w:rPr>
-                        <w:rFonts w:ascii="Arial" w:hAnsi="Arial" w:cs="Arial"/>
-                      </w:rPr>
-                      <w:t>Bubutan</w:t>
-                    </w:r>
-                    <w:proofErr w:type="spellEnd"/>
-                    <w:r>
-                      <w:rPr>
-                        <w:rFonts w:ascii="Arial" w:hAnsi="Arial" w:cs="Arial"/>
-                      </w:rPr>
-                      <w:t>, Surabaya, Jawa Timur 60174</w:t>
-                    </w:r>
-                  </w:p>
-                  <w:p>
-                    <w:pPr>
-                      <w:jc w:val="center"/>
-                      <w:rPr>
-                        <w:rFonts w:ascii="Arial" w:hAnsi="Arial" w:cs="Arial"/>
-                        <w:b/>
-                        <w:u w:val="single"/>
-                      </w:rPr>
-                    </w:pPr>
-                    <w:proofErr w:type="spellStart"/>
-                    <w:r>
-                      <w:rPr>
-                        <w:rFonts w:ascii="Arial" w:hAnsi="Arial" w:cs="Arial"/>
-                      </w:rPr>
-                      <w:t>Telepon</w:t>
-                    </w:r>
-                    <w:proofErr w:type="spellEnd"/>
-                    <w:r>
-                      <w:rPr>
-                        <w:rFonts w:ascii="Arial" w:hAnsi="Arial" w:cs="Arial"/>
-                      </w:rPr>
-                      <w:t xml:space="preserve"> (031) 3524001-3524011</w:t>
-                    </w:r>
-                  </w:p>
-                </w:txbxContent>
-              </v:textbox>
-            </v:shape>
-            <v:shapetype id="_x0000_t75" coordsize="21600,21600" o:spt="75" o:preferrelative="t" path="m@4@5l@4@11@9@11@9@5xe" filled="f" stroked="f">
-              <v:stroke joinstyle="miter"/>
-              <v:formulas>
-                <v:f eqn="if lineDrawn pixelLineWidth 0"/>
-                <v:f eqn="sum @0 1 0"/>
-                <v:f eqn="sum 0 0 @1"/>
-                <v:f eqn="prod @2 1 2"/>
-                <v:f eqn="prod @3 21600 pixelWidth"/>
-                <v:f eqn="prod @3 21600 pixelHeight"/>
-                <v:f eqn="sum @0 0 1"/>
-                <v:f eqn="prod @6 1 2"/>
-                <v:f eqn="prod @7 21600 pixelWidth"/>
-                <v:f eqn="sum @8 21600 0"/>
-                <v:f eqn="prod @7 21600 pixelHeight"/>
-                <v:f eqn="sum @10 21600 0"/>
-              </v:formulas>
-              <v:path o:extrusionok="f" gradientshapeok="t" o:connecttype="rect"/>
-              <o:lock v:ext="edit" aspectratio="t"/>
-            </v:shapetype>
-            <v:shape id="Picture 13" o:spid="_x0000_s2052" type="#_x0000_t75" style="position:absolute;left:840;top:459;width:1043;height:1408;visibility:visible" o:gfxdata="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">
-              <v:imagedata r:id="rId6" o:title=""/>
-            </v:shape>
-            <v:shapetype id="_x0000_t32" coordsize="21600,21600" o:spt="32" o:oned="t" path="m,l21600,21600e" filled="f">
-              <v:path arrowok="t" fillok="f" o:connecttype="none"/>
-              <o:lock v:ext="edit" shapetype="t"/>
-            </v:shapetype>
-            <v:shape id="AutoShape 14" o:spid="_x0000_s2053" type="#_x0000_t32" style="position:absolute;left:1025;top:1996;width:10240;height:1;flip:y;visibility:visible" o:connectortype="straight" o:gfxdata="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" strokeweight="1.5pt"/>
-          </v:group>
-        </w:pict>
+        <mc:AlternateContent>
+          <mc:Choice Requires="wpg">
+            <w:drawing>
+              <wp:anchor distT="0" distB="0" distL="114300" distR="114300" simplePos="0" relativeHeight="251659264" behindDoc="0" locked="0" layoutInCell="1" allowOverlap="1" wp14:anchorId="19F8D578" wp14:editId="19A1833F">
+                <wp:simplePos x="0" y="0"/>
+                <wp:positionH relativeFrom="column">
+                  <wp:posOffset>22225</wp:posOffset>
+                </wp:positionH>
+                <wp:positionV relativeFrom="paragraph">
+                  <wp:posOffset>-671830</wp:posOffset>
+                </wp:positionV>
+                <wp:extent cx="6753225" cy="1155700"/>
+                <wp:effectExtent l="0" t="0" r="0" b="0"/>
+                <wp:wrapNone/>
+                <wp:docPr id="64849890" name="Group 7"/>
+                <wp:cNvGraphicFramePr>
+                  <a:graphicFrameLocks xmlns:a="http://schemas.openxmlformats.org/drawingml/2006/main"/>
+                </wp:cNvGraphicFramePr>
+                <a:graphic xmlns:a="http://schemas.openxmlformats.org/drawingml/2006/main">
+                  <a:graphicData uri="http://schemas.microsoft.com/office/word/2010/wordprocessingGroup">
+                    <wpg:wgp>
+                      <wpg:cNvGrpSpPr>
+                        <a:grpSpLocks/>
+                      </wpg:cNvGrpSpPr>
+                      <wpg:grpSpPr bwMode="auto">
+                        <a:xfrm>
+                          <a:off x="0" y="0"/>
+                          <a:ext cx="6753225" cy="1155700"/>
+                          <a:chOff x="840" y="360"/>
+                          <a:chExt cx="10635" cy="1820"/>
+                        </a:xfrm>
+                      </wpg:grpSpPr>
+                      <wps:wsp>
+                        <wps:cNvPr id="1215029931" name="Text Box 82"/>
+                        <wps:cNvSpPr txBox="1">
+                          <a:spLocks noChangeArrowheads="1"/>
+                        </wps:cNvSpPr>
+                        <wps:spPr bwMode="auto">
+                          <a:xfrm>
+                            <a:off x="1716" y="360"/>
+                            <a:ext cx="9759" cy="1820"/>
+                          </a:xfrm>
+                          <a:prstGeom prst="rect">
+                            <a:avLst/>
+                          </a:prstGeom>
+                          <a:noFill/>
+                          <a:ln>
+                            <a:noFill/>
+                          </a:ln>
+                          <a:extLst>
+                            <a:ext uri="{909E8E84-426E-40DD-AFC4-6F175D3DCCD1}">
+                              <a14:hiddenFill xmlns:a14="http://schemas.microsoft.com/office/drawing/2010/main">
+                                <a:solidFill>
+                                  <a:srgbClr val="FFFFFF"/>
+                                </a:solidFill>
+                              </a14:hiddenFill>
+                            </a:ext>
+                            <a:ext uri="{91240B29-F687-4F45-9708-019B960494DF}">
+                              <a14:hiddenLine xmlns:a14="http://schemas.microsoft.com/office/drawing/2010/main" w="9525">
+                                <a:solidFill>
+                                  <a:srgbClr val="000000"/>
+                                </a:solidFill>
+                                <a:miter lim="800000"/>
+                                <a:headEnd/>
+                                <a:tailEnd/>
+                              </a14:hiddenLine>
+                            </a:ext>
+                          </a:extLst>
+                        </wps:spPr>
+                        <wps:txbx>
+                          <w:txbxContent>
+                            <w:p>
+                              <w:pPr>
+                                <w:spacing w:line="276" w:lineRule="auto"/>
+                                <w:jc w:val="center"/>
+                                <w:rPr>
+                                  <w:rFonts w:ascii="Arial" w:hAnsi="Arial" w:cs="Arial"/>
+                                  <w:sz w:val="14"/>
+                                </w:rPr>
+                              </w:pPr>
+                            </w:p>
+                            <w:p>
+                              <w:pPr>
+                                <w:jc w:val="center"/>
+                                <w:rPr>
+                                  <w:rFonts w:ascii="Arial" w:hAnsi="Arial" w:cs="Arial"/>
+                                  <w:sz w:val="26"/>
+                                  <w:szCs w:val="26"/>
+                                </w:rPr>
+                              </w:pPr>
+                              <w:r>
+                                <w:rPr>
+                                  <w:rFonts w:ascii="Arial" w:hAnsi="Arial" w:cs="Arial"/>
+                                  <w:sz w:val="26"/>
+                                  <w:szCs w:val="26"/>
+                                </w:rPr>
+                                <w:t>PEMERINTAH PROVINSI JAWA TIMUR</w:t>
+                              </w:r>
+                            </w:p>
+                            <w:p>
+                              <w:pPr>
+                                <w:jc w:val="center"/>
+                                <w:rPr>
+                                  <w:rFonts w:ascii="Arial" w:hAnsi="Arial" w:cs="Arial"/>
+                                  <w:b/>
+                                  <w:sz w:val="28"/>
+                                  <w:szCs w:val="28"/>
+                                </w:rPr>
+                              </w:pPr>
+                              <w:r>
+                                <w:rPr>
+                                  <w:rFonts w:ascii="Arial" w:hAnsi="Arial" w:cs="Arial"/>
+                                  <w:b/>
+                                  <w:sz w:val="28"/>
+                                  <w:szCs w:val="28"/>
+                                </w:rPr>
+                                <w:t>SEKRETARIAT</w:t>
+                              </w:r>
+                              <w:r>
+                                <w:rPr>
+                                  <w:rFonts w:ascii="Arial" w:hAnsi="Arial" w:cs="Arial"/>
+                                  <w:b/>
+                                  <w:sz w:val="28"/>
+                                  <w:szCs w:val="28"/>
+                                </w:rPr>
+                                <w:t xml:space="preserve"> DAERAH</w:t>
+                              </w:r>
+                            </w:p>
+                            <w:p>
+                              <w:pPr>
+                                <w:jc w:val="center"/>
+                                <w:rPr>
+                                  <w:rFonts w:ascii="Arial" w:hAnsi="Arial" w:cs="Arial"/>
+                                </w:rPr>
+                              </w:pPr>
+                              <w:r>
+                                <w:rPr>
+                                  <w:rFonts w:ascii="Arial" w:hAnsi="Arial" w:cs="Arial"/>
+                                </w:rPr>
+                                <w:t xml:space="preserve">Jalan </w:t>
+                              </w:r>
+                              <w:proofErr w:type="spellStart"/>
+                              <w:r>
+                                <w:rPr>
+                                  <w:rFonts w:ascii="Arial" w:hAnsi="Arial" w:cs="Arial"/>
+                                </w:rPr>
+                                <w:t>Pahlawan</w:t>
+                              </w:r>
+                              <w:proofErr w:type="spellEnd"/>
+                              <w:r>
+                                <w:rPr>
+                                  <w:rFonts w:ascii="Arial" w:hAnsi="Arial" w:cs="Arial"/>
+                                </w:rPr>
+                                <w:t xml:space="preserve"> </w:t>
+                              </w:r>
+                              <w:proofErr w:type="spellStart"/>
+                              <w:r>
+                                <w:rPr>
+                                  <w:rFonts w:ascii="Arial" w:hAnsi="Arial" w:cs="Arial"/>
+                                </w:rPr>
+                                <w:t>Nomor</w:t>
+                              </w:r>
+                              <w:proofErr w:type="spellEnd"/>
+                              <w:r>
+                                <w:rPr>
+                                  <w:rFonts w:ascii="Arial" w:hAnsi="Arial" w:cs="Arial"/>
+                                </w:rPr>
+                                <w:t xml:space="preserve"> 110, Alun-Alun Contong, </w:t>
+                              </w:r>
+                              <w:proofErr w:type="spellStart"/>
+                              <w:r>
+                                <w:rPr>
+                                  <w:rFonts w:ascii="Arial" w:hAnsi="Arial" w:cs="Arial"/>
+                                </w:rPr>
+                                <w:t>Bubutan</w:t>
+                              </w:r>
+                              <w:proofErr w:type="spellEnd"/>
+                              <w:r>
+                                <w:rPr>
+                                  <w:rFonts w:ascii="Arial" w:hAnsi="Arial" w:cs="Arial"/>
+                                </w:rPr>
+                                <w:t>, Surabaya, Jawa Timur 60174</w:t>
+                              </w:r>
+                            </w:p>
+                            <w:p>
+                              <w:pPr>
+                                <w:jc w:val="center"/>
+                                <w:rPr>
+                                  <w:rFonts w:ascii="Arial" w:hAnsi="Arial" w:cs="Arial"/>
+                                  <w:b/>
+                                  <w:u w:val="single"/>
+                                </w:rPr>
+                              </w:pPr>
+                              <w:proofErr w:type="spellStart"/>
+                              <w:r>
+                                <w:rPr>
+                                  <w:rFonts w:ascii="Arial" w:hAnsi="Arial" w:cs="Arial"/>
+                                </w:rPr>
+                                <w:t>Telepon</w:t>
+                              </w:r>
+                              <w:proofErr w:type="spellEnd"/>
+                              <w:r>
+                                <w:rPr>
+                                  <w:rFonts w:ascii="Arial" w:hAnsi="Arial" w:cs="Arial"/>
+                                </w:rPr>
+                                <w:t xml:space="preserve"> (031) 3524001-3524011</w:t>
+                              </w:r>
+                            </w:p>
+                          </w:txbxContent>
+                        </wps:txbx>
+                        <wps:bodyPr rot="0" vert="horz" wrap="square" lIns="91440" tIns="45720" rIns="91440" bIns="45720" anchor="t" anchorCtr="0" upright="1">
+                          <a:noAutofit/>
+                        </wps:bodyPr>
+                      </wps:wsp>
+                      <pic:pic xmlns:pic="http://schemas.openxmlformats.org/drawingml/2006/picture">
+                        <pic:nvPicPr>
+                          <pic:cNvPr id="1810511075" name="Picture 13"/>
+                          <pic:cNvPicPr>
+                            <a:picLocks noChangeAspect="1" noChangeArrowheads="1"/>
+                          </pic:cNvPicPr>
+                        </pic:nvPicPr>
+                        <pic:blipFill>
+                          <a:blip r:embed="rId7">
+                            <a:extLst>
+                              <a:ext uri="{28A0092B-C50C-407E-A947-70E740481C1C}">
+                                <a14:useLocalDpi xmlns:a14="http://schemas.microsoft.com/office/drawing/2010/main" val="0"/>
+                              </a:ext>
+                            </a:extLst>
+                          </a:blip>
+                          <a:srcRect/>
+                          <a:stretch>
+                            <a:fillRect/>
+                          </a:stretch>
+                        </pic:blipFill>
+                        <pic:spPr bwMode="auto">
+                          <a:xfrm>
+                            <a:off x="840" y="459"/>
+                            <a:ext cx="1043" cy="1408"/>
+                          </a:xfrm>
+                          <a:prstGeom prst="rect">
+                            <a:avLst/>
+                          </a:prstGeom>
+                          <a:noFill/>
+                          <a:extLst>
+                            <a:ext uri="{909E8E84-426E-40DD-AFC4-6F175D3DCCD1}">
+                              <a14:hiddenFill xmlns:a14="http://schemas.microsoft.com/office/drawing/2010/main">
+                                <a:solidFill>
+                                  <a:srgbClr val="FFFFFF"/>
+                                </a:solidFill>
+                              </a14:hiddenFill>
+                            </a:ext>
+                          </a:extLst>
+                        </pic:spPr>
+                      </pic:pic>
+                      <wps:wsp>
+                        <wps:cNvPr id="942552891" name="AutoShape 14"/>
+                        <wps:cNvCnPr>
+                          <a:cxnSpLocks noChangeShapeType="1"/>
+                        </wps:cNvCnPr>
+                        <wps:spPr bwMode="auto">
+                          <a:xfrm flipV="1">
+                            <a:off x="1025" y="1996"/>
+                            <a:ext cx="10240" cy="1"/>
+                          </a:xfrm>
+                          <a:prstGeom prst="straightConnector1">
+                            <a:avLst/>
+                          </a:prstGeom>
+                          <a:noFill/>
+                          <a:ln w="19050">
+                            <a:solidFill>
+                              <a:srgbClr val="000000"/>
+                            </a:solidFill>
+                            <a:round/>
+                            <a:headEnd/>
+                            <a:tailEnd/>
+                          </a:ln>
+                          <a:extLst>
+                            <a:ext uri="{909E8E84-426E-40DD-AFC4-6F175D3DCCD1}">
+                              <a14:hiddenFill xmlns:a14="http://schemas.microsoft.com/office/drawing/2010/main">
+                                <a:noFill/>
+                              </a14:hiddenFill>
+                            </a:ext>
+                          </a:extLst>
+                        </wps:spPr>
+                        <wps:bodyPr/>
+                      </wps:wsp>
+                    </wpg:wgp>
+                  </a:graphicData>
+                </a:graphic>
+                <wp14:sizeRelH relativeFrom="page">
+                  <wp14:pctWidth>0</wp14:pctWidth>
+                </wp14:sizeRelH>
+                <wp14:sizeRelV relativeFrom="page">
+                  <wp14:pctHeight>0</wp14:pctHeight>
+                </wp14:sizeRelV>
+              </wp:anchor>
+            </w:drawing>
+          </mc:Choice>
+          <mc:Fallback>
+            <w:pict>
+              <v:group w14:anchorId="19F8D578" id="Group 7" o:spid="_x0000_s1026" style="position:absolute;left:0;text-align:left;margin-left:1.75pt;margin-top:-52.9pt;width:531.75pt;height:91pt;z-index:251659264" coordorigin="840,360" coordsize="10635,1820" o:gfxdata="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">
+                <v:shapetype id="_x0000_t202" coordsize="21600,21600" o:spt="202" path="m,l,21600r21600,l21600,xe">
+                  <v:stroke joinstyle="miter"/>
+                  <v:path gradientshapeok="t" o:connecttype="rect"/>
+                </v:shapetype>
+                <v:shape id="Text Box 82" o:spid="_x0000_s1027" type="#_x0000_t202" style="position:absolute;left:1716;top:360;width:9759;height:1820;visibility:visible;mso-wrap-style:square;v-text-anchor:top" o:gfxdata="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" filled="f" stroked="f">
+                  <v:textbox>
+                    <w:txbxContent>
+                      <w:p>
+                        <w:pPr>
+                          <w:spacing w:line="276" w:lineRule="auto"/>
+                          <w:jc w:val="center"/>
+                          <w:rPr>
+                            <w:rFonts w:ascii="Arial" w:hAnsi="Arial" w:cs="Arial"/>
+                            <w:sz w:val="14"/>
+                          </w:rPr>
+                        </w:pPr>
+                      </w:p>
+                      <w:p>
+                        <w:pPr>
+                          <w:jc w:val="center"/>
+                          <w:rPr>
+                            <w:rFonts w:ascii="Arial" w:hAnsi="Arial" w:cs="Arial"/>
+                            <w:sz w:val="26"/>
+                            <w:szCs w:val="26"/>
+                          </w:rPr>
+                        </w:pPr>
+                        <w:r>
+                          <w:rPr>
+                            <w:rFonts w:ascii="Arial" w:hAnsi="Arial" w:cs="Arial"/>
+                            <w:sz w:val="26"/>
+                            <w:szCs w:val="26"/>
+                          </w:rPr>
+                          <w:t>PEMERINTAH PROVINSI JAWA TIMUR</w:t>
+                        </w:r>
+                      </w:p>
+                      <w:p>
+                        <w:pPr>
+                          <w:jc w:val="center"/>
+                          <w:rPr>
+                            <w:rFonts w:ascii="Arial" w:hAnsi="Arial" w:cs="Arial"/>
+                            <w:b/>
+                            <w:sz w:val="28"/>
+                            <w:szCs w:val="28"/>
+                          </w:rPr>
+                        </w:pPr>
+                        <w:r>
+                          <w:rPr>
+                            <w:rFonts w:ascii="Arial" w:hAnsi="Arial" w:cs="Arial"/>
+                            <w:b/>
+                            <w:sz w:val="28"/>
+                            <w:szCs w:val="28"/>
+                          </w:rPr>
+                          <w:t>SEKRETARIAT</w:t>
+                        </w:r>
+                        <w:r>
+                          <w:rPr>
+                            <w:rFonts w:ascii="Arial" w:hAnsi="Arial" w:cs="Arial"/>
+                            <w:b/>
+                            <w:sz w:val="28"/>
+                            <w:szCs w:val="28"/>
+                          </w:rPr>
+                          <w:t xml:space="preserve"> DAERAH</w:t>
+                        </w:r>
+                      </w:p>
+                      <w:p>
+                        <w:pPr>
+                          <w:jc w:val="center"/>
+                          <w:rPr>
+                            <w:rFonts w:ascii="Arial" w:hAnsi="Arial" w:cs="Arial"/>
+                          </w:rPr>
+                        </w:pPr>
+                        <w:r>
+                          <w:rPr>
+                            <w:rFonts w:ascii="Arial" w:hAnsi="Arial" w:cs="Arial"/>
+                          </w:rPr>
+                          <w:t xml:space="preserve">Jalan </w:t>
+                        </w:r>
+                        <w:proofErr w:type="spellStart"/>
+                        <w:r>
+                          <w:rPr>
+                            <w:rFonts w:ascii="Arial" w:hAnsi="Arial" w:cs="Arial"/>
+                          </w:rPr>
+                          <w:t>Pahlawan</w:t>
+                        </w:r>
+                        <w:proofErr w:type="spellEnd"/>
+                        <w:r>
+                          <w:rPr>
+                            <w:rFonts w:ascii="Arial" w:hAnsi="Arial" w:cs="Arial"/>
+                          </w:rPr>
+                          <w:t xml:space="preserve"> </w:t>
+                        </w:r>
+                        <w:proofErr w:type="spellStart"/>
+                        <w:r>
+                          <w:rPr>
+                            <w:rFonts w:ascii="Arial" w:hAnsi="Arial" w:cs="Arial"/>
+                          </w:rPr>
+                          <w:t>Nomor</w:t>
+                        </w:r>
+                        <w:proofErr w:type="spellEnd"/>
+                        <w:r>
+                          <w:rPr>
+                            <w:rFonts w:ascii="Arial" w:hAnsi="Arial" w:cs="Arial"/>
+                          </w:rPr>
+                          <w:t xml:space="preserve"> 110, Alun-Alun Contong, </w:t>
+                        </w:r>
+                        <w:proofErr w:type="spellStart"/>
+                        <w:r>
+                          <w:rPr>
+                            <w:rFonts w:ascii="Arial" w:hAnsi="Arial" w:cs="Arial"/>
+                          </w:rPr>
+                          <w:t>Bubutan</w:t>
+                        </w:r>
+                        <w:proofErr w:type="spellEnd"/>
+                        <w:r>
+                          <w:rPr>
+                            <w:rFonts w:ascii="Arial" w:hAnsi="Arial" w:cs="Arial"/>
+                          </w:rPr>
+                          <w:t>, Surabaya, Jawa Timur 60174</w:t>
+                        </w:r>
+                      </w:p>
+                      <w:p>
+                        <w:pPr>
+                          <w:jc w:val="center"/>
+                          <w:rPr>
+                            <w:rFonts w:ascii="Arial" w:hAnsi="Arial" w:cs="Arial"/>
+                            <w:b/>
+                            <w:u w:val="single"/>
+                          </w:rPr>
+                        </w:pPr>
+                        <w:proofErr w:type="spellStart"/>
+                        <w:r>
+                          <w:rPr>
+                            <w:rFonts w:ascii="Arial" w:hAnsi="Arial" w:cs="Arial"/>
+                          </w:rPr>
+                          <w:t>Telepon</w:t>
+                        </w:r>
+                        <w:proofErr w:type="spellEnd"/>
+                        <w:r>
+                          <w:rPr>
+                            <w:rFonts w:ascii="Arial" w:hAnsi="Arial" w:cs="Arial"/>
+                          </w:rPr>
+                          <w:t xml:space="preserve"> (031) 3524001-3524011</w:t>
+                        </w:r>
+                      </w:p>
+                    </w:txbxContent>
+                  </v:textbox>
+                </v:shape>
+                <v:shapetype id="_x0000_t75" coordsize="21600,21600" o:spt="75" o:preferrelative="t" path="m@4@5l@4@11@9@11@9@5xe" filled="f" stroked="f">
+                  <v:stroke joinstyle="miter"/>
+                  <v:formulas>
+                    <v:f eqn="if lineDrawn pixelLineWidth 0"/>
+                    <v:f eqn="sum @0 1 0"/>
+                    <v:f eqn="sum 0 0 @1"/>
+                    <v:f eqn="prod @2 1 2"/>
+                    <v:f eqn="prod @3 21600 pixelWidth"/>
+                    <v:f eqn="prod @3 21600 pixelHeight"/>
+                    <v:f eqn="sum @0 0 1"/>
+                    <v:f eqn="prod @6 1 2"/>
+                    <v:f eqn="prod @7 21600 pixelWidth"/>
+                    <v:f eqn="sum @8 21600 0"/>
+                    <v:f eqn="prod @7 21600 pixelHeight"/>
+                    <v:f eqn="sum @10 21600 0"/>
+                  </v:formulas>
+                  <v:path o:extrusionok="f" gradientshapeok="t" o:connecttype="rect"/>
+                  <o:lock v:ext="edit" aspectratio="t"/>
+                </v:shapetype>
+                <v:shape id="Picture 13" o:spid="_x0000_s1028" type="#_x0000_t75" style="position:absolute;left:840;top:459;width:1043;height:1408;visibility:visible;mso-wrap-style:square" o:gfxdata="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">
+                  <v:imagedata r:id="rId8" o:title=""/>
+                </v:shape>
+                <v:shapetype id="_x0000_t32" coordsize="21600,21600" o:spt="32" o:oned="t" path="m,l21600,21600e" filled="f">
+                  <v:path arrowok="t" fillok="f" o:connecttype="none"/>
+                  <o:lock v:ext="edit" shapetype="t"/>
+                </v:shapetype>
+                <v:shape id="AutoShape 14" o:spid="_x0000_s1029" type="#_x0000_t32" style="position:absolute;left:1025;top:1996;width:10240;height:1;flip:y;visibility:visible;mso-wrap-style:square" o:connectortype="straight" o:gfxdata="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" strokeweight="1.5pt"/>
+              </v:group>
+            </w:pict>
+          </mc:Fallback>
+        </mc:AlternateContent>
       </w:r>
     </w:p>
     <w:p>
@@ -275,12 +576,21 @@
         </w:rPr>
         <w:br/>
       </w:r>
-      <w:r>
-        <w:rPr>
-          <w:rStyle w:val="MSGENFONTSTYLENAMETEMPLATEROLENUMBERMSGENFONTSTYLENAMEBYROLETEXT2"/>
-          <w:rFonts w:ascii="Arial" w:hAnsi="Arial" w:cs="Arial"/>
-        </w:rPr>
-        <w:t>NOMOR : 8</w:t>
+      <w:proofErr w:type="gramStart"/>
+      <w:r>
+        <w:rPr>
+          <w:rStyle w:val="MSGENFONTSTYLENAMETEMPLATEROLENUMBERMSGENFONTSTYLENAMEBYROLETEXT2"/>
+          <w:rFonts w:ascii="Arial" w:hAnsi="Arial" w:cs="Arial"/>
+        </w:rPr>
+        <w:t>NOMOR :</w:t>
+      </w:r>
+      <w:proofErr w:type="gramEnd"/>
+      <w:r>
+        <w:rPr>
+          <w:rStyle w:val="MSGENFONTSTYLENAMETEMPLATEROLENUMBERMSGENFONTSTYLENAMEBYROLETEXT2"/>
+          <w:rFonts w:ascii="Arial" w:hAnsi="Arial" w:cs="Arial"/>
+        </w:rPr>
+        <w:t xml:space="preserve"> 8</w:t>
       </w:r>
       <w:r>
         <w:rPr>
@@ -301,9 +611,8 @@
         <w:rPr>
           <w:rStyle w:val="MSGENFONTSTYLENAMETEMPLATEROLENUMBERMSGENFONTSTYLENAMEBYROLETEXT2"/>
           <w:rFonts w:ascii="Arial" w:hAnsi="Arial" w:cs="Arial"/>
-          <w:lang w:val="en-US"/>
-        </w:rPr>
-        <w:t xml:space="preserve">         </w:t>
+        </w:rPr>
+        <w:t>5108</w:t>
       </w:r>
       <w:r>
         <w:rPr>
@@ -360,7 +669,47 @@
           <w:sz w:val="22"/>
           <w:szCs w:val="22"/>
         </w:rPr>
-        <w:t xml:space="preserve">Pada hari ini </w:t>
+        <w:t xml:space="preserve">Pada </w:t>
+      </w:r>
+      <w:proofErr w:type="spellStart"/>
+      <w:r>
+        <w:rPr>
+          <w:rStyle w:val="MSGENFONTSTYLENAMETEMPLATEROLENUMBERMSGENFONTSTYLENAMEBYROLETEXT2"/>
+          <w:rFonts w:ascii="Arial" w:hAnsi="Arial" w:cs="Arial"/>
+          <w:sz w:val="22"/>
+          <w:szCs w:val="22"/>
+        </w:rPr>
+        <w:t>hari</w:t>
+      </w:r>
+      <w:proofErr w:type="spellEnd"/>
+      <w:r>
+        <w:rPr>
+          <w:rStyle w:val="MSGENFONTSTYLENAMETEMPLATEROLENUMBERMSGENFONTSTYLENAMEBYROLETEXT2"/>
+          <w:rFonts w:ascii="Arial" w:hAnsi="Arial" w:cs="Arial"/>
+          <w:sz w:val="22"/>
+          <w:szCs w:val="22"/>
+        </w:rPr>
+        <w:t xml:space="preserve"> </w:t>
+      </w:r>
+      <w:proofErr w:type="spellStart"/>
+      <w:r>
+        <w:rPr>
+          <w:rStyle w:val="MSGENFONTSTYLENAMETEMPLATEROLENUMBERMSGENFONTSTYLENAMEBYROLETEXT2"/>
+          <w:rFonts w:ascii="Arial" w:hAnsi="Arial" w:cs="Arial"/>
+          <w:sz w:val="22"/>
+          <w:szCs w:val="22"/>
+        </w:rPr>
+        <w:t>ini</w:t>
+      </w:r>
+      <w:proofErr w:type="spellEnd"/>
+      <w:r>
+        <w:rPr>
+          <w:rStyle w:val="MSGENFONTSTYLENAMETEMPLATEROLENUMBERMSGENFONTSTYLENAMEBYROLETEXT2"/>
+          <w:rFonts w:ascii="Arial" w:hAnsi="Arial" w:cs="Arial"/>
+          <w:sz w:val="22"/>
+          <w:szCs w:val="22"/>
+        </w:rPr>
+        <w:t xml:space="preserve"> </w:t>
       </w:r>
       <w:r>
         <w:rPr>
@@ -379,7 +728,28 @@
           <w:sz w:val="22"/>
           <w:szCs w:val="22"/>
         </w:rPr>
-        <w:t xml:space="preserve">, tanggal </w:t>
+        <w:t xml:space="preserve">, </w:t>
+      </w:r>
+      <w:proofErr w:type="spellStart"/>
+      <w:proofErr w:type="gramStart"/>
+      <w:r>
+        <w:rPr>
+          <w:rStyle w:val="MSGENFONTSTYLENAMETEMPLATEROLENUMBERMSGENFONTSTYLENAMEBYROLETEXT2"/>
+          <w:rFonts w:ascii="Arial" w:hAnsi="Arial" w:cs="Arial"/>
+          <w:sz w:val="22"/>
+          <w:szCs w:val="22"/>
+        </w:rPr>
+        <w:t>tanggal</w:t>
+      </w:r>
+      <w:proofErr w:type="spellEnd"/>
+      <w:r>
+        <w:rPr>
+          <w:rStyle w:val="MSGENFONTSTYLENAMETEMPLATEROLENUMBERMSGENFONTSTYLENAMEBYROLETEXT2"/>
+          <w:rFonts w:ascii="Arial" w:hAnsi="Arial" w:cs="Arial"/>
+          <w:sz w:val="22"/>
+          <w:szCs w:val="22"/>
+        </w:rPr>
+        <w:t xml:space="preserve"> </w:t>
       </w:r>
       <w:r>
         <w:rPr>
@@ -389,9 +759,9 @@
           <w:szCs w:val="22"/>
           <w:lang w:val="en-GB"/>
         </w:rPr>
-        <w:t xml:space="preserve"> 23 </w:t>
-      </w:r>
-      <w:proofErr w:type="spellStart"/>
+        <w:t xml:space="preserve"> 23</w:t>
+      </w:r>
+      <w:proofErr w:type="gramEnd"/>
       <w:r>
         <w:rPr>
           <w:rStyle w:val="MSGENFONTSTYLENAMETEMPLATEROLENUMBERMSGENFONTSTYLENAMEBYROLETEXT2"/>
@@ -400,6 +770,17 @@
           <w:szCs w:val="22"/>
           <w:lang w:val="en-GB"/>
         </w:rPr>
+        <w:t xml:space="preserve"> </w:t>
+      </w:r>
+      <w:proofErr w:type="spellStart"/>
+      <w:r>
+        <w:rPr>
+          <w:rStyle w:val="MSGENFONTSTYLENAMETEMPLATEROLENUMBERMSGENFONTSTYLENAMEBYROLETEXT2"/>
+          <w:rFonts w:ascii="Arial" w:hAnsi="Arial" w:cs="Arial"/>
+          <w:sz w:val="22"/>
+          <w:szCs w:val="22"/>
+          <w:lang w:val="en-GB"/>
+        </w:rPr>
         <w:t>bulan</w:t>
       </w:r>
       <w:proofErr w:type="spellEnd"/>
@@ -429,7 +810,27 @@
           <w:sz w:val="22"/>
           <w:szCs w:val="22"/>
         </w:rPr>
-        <w:t xml:space="preserve"> tahun 20</w:t>
+        <w:t xml:space="preserve"> </w:t>
+      </w:r>
+      <w:proofErr w:type="spellStart"/>
+      <w:r>
+        <w:rPr>
+          <w:rStyle w:val="MSGENFONTSTYLENAMETEMPLATEROLENUMBERMSGENFONTSTYLENAMEBYROLETEXT2"/>
+          <w:rFonts w:ascii="Arial" w:hAnsi="Arial" w:cs="Arial"/>
+          <w:sz w:val="22"/>
+          <w:szCs w:val="22"/>
+        </w:rPr>
+        <w:t>tahun</w:t>
+      </w:r>
+      <w:proofErr w:type="spellEnd"/>
+      <w:r>
+        <w:rPr>
+          <w:rStyle w:val="MSGENFONTSTYLENAMETEMPLATEROLENUMBERMSGENFONTSTYLENAMEBYROLETEXT2"/>
+          <w:rFonts w:ascii="Arial" w:hAnsi="Arial" w:cs="Arial"/>
+          <w:sz w:val="22"/>
+          <w:szCs w:val="22"/>
+        </w:rPr>
+        <w:t xml:space="preserve"> 20</w:t>
       </w:r>
       <w:r>
         <w:rPr>
@@ -448,7 +849,27 @@
           <w:sz w:val="22"/>
           <w:szCs w:val="22"/>
         </w:rPr>
-        <w:t xml:space="preserve">, bertempat di </w:t>
+        <w:t xml:space="preserve">, </w:t>
+      </w:r>
+      <w:proofErr w:type="spellStart"/>
+      <w:r>
+        <w:rPr>
+          <w:rStyle w:val="MSGENFONTSTYLENAMETEMPLATEROLENUMBERMSGENFONTSTYLENAMEBYROLETEXT2"/>
+          <w:rFonts w:ascii="Arial" w:hAnsi="Arial" w:cs="Arial"/>
+          <w:sz w:val="22"/>
+          <w:szCs w:val="22"/>
+        </w:rPr>
+        <w:t>bertempat</w:t>
+      </w:r>
+      <w:proofErr w:type="spellEnd"/>
+      <w:r>
+        <w:rPr>
+          <w:rStyle w:val="MSGENFONTSTYLENAMETEMPLATEROLENUMBERMSGENFONTSTYLENAMEBYROLETEXT2"/>
+          <w:rFonts w:ascii="Arial" w:hAnsi="Arial" w:cs="Arial"/>
+          <w:sz w:val="22"/>
+          <w:szCs w:val="22"/>
+        </w:rPr>
+        <w:t xml:space="preserve"> di </w:t>
       </w:r>
       <w:r>
         <w:rPr>
@@ -511,8 +932,19 @@
           <w:sz w:val="22"/>
           <w:szCs w:val="22"/>
         </w:rPr>
-        <w:t xml:space="preserve"> Surabaya, saya</w:t>
-      </w:r>
+        <w:t xml:space="preserve"> Surabaya, </w:t>
+      </w:r>
+      <w:proofErr w:type="spellStart"/>
+      <w:r>
+        <w:rPr>
+          <w:rStyle w:val="MSGENFONTSTYLENAMETEMPLATEROLENUMBERMSGENFONTSTYLENAMEBYROLETEXT2"/>
+          <w:rFonts w:ascii="Arial" w:hAnsi="Arial" w:cs="Arial"/>
+          <w:sz w:val="22"/>
+          <w:szCs w:val="22"/>
+        </w:rPr>
+        <w:t>saya</w:t>
+      </w:r>
+      <w:proofErr w:type="spellEnd"/>
       <w:r>
         <w:rPr>
           <w:rStyle w:val="MSGENFONTSTYLENAMETEMPLATEROLENUMBERMSGENFONTSTYLENAMEBYROLETEXT2"/>
@@ -532,6 +964,7 @@
         <w:t xml:space="preserve">R. HERU WAHONO SANTOSO </w:t>
       </w:r>
       <w:proofErr w:type="spellStart"/>
+      <w:proofErr w:type="gramStart"/>
       <w:r>
         <w:rPr>
           <w:rFonts w:ascii="Arial" w:hAnsi="Arial" w:cs="Arial"/>
@@ -541,6 +974,7 @@
         <w:t>S.Sos</w:t>
       </w:r>
       <w:proofErr w:type="spellEnd"/>
+      <w:proofErr w:type="gramEnd"/>
       <w:r>
         <w:rPr>
           <w:rFonts w:ascii="Arial" w:hAnsi="Arial" w:cs="Arial"/>
@@ -640,7 +1074,7 @@
           <w:sz w:val="22"/>
           <w:szCs w:val="22"/>
           <w:shd w:val="clear" w:color="auto" w:fill="FFFFFF"/>
-          <w:lang w:val="en-US" w:eastAsia="en-US"/>
+          <w:lang w:val="en-US"/>
         </w:rPr>
         <w:t xml:space="preserve"> Jawa Timur</w:t>
       </w:r>
@@ -652,7 +1086,87 @@
           <w:sz w:val="22"/>
           <w:szCs w:val="22"/>
         </w:rPr>
-        <w:t xml:space="preserve">, berdasarkan Peraturan Pemerintah Nomor </w:t>
+        <w:t xml:space="preserve">, </w:t>
+      </w:r>
+      <w:proofErr w:type="spellStart"/>
+      <w:r>
+        <w:rPr>
+          <w:rStyle w:val="MSGENFONTSTYLENAMETEMPLATEROLENUMBERMSGENFONTSTYLENAMEBYROLETEXT2"/>
+          <w:rFonts w:ascii="Arial" w:hAnsi="Arial" w:cs="Arial"/>
+          <w:sz w:val="22"/>
+          <w:szCs w:val="22"/>
+        </w:rPr>
+        <w:t>berdasarkan</w:t>
+      </w:r>
+      <w:proofErr w:type="spellEnd"/>
+      <w:r>
+        <w:rPr>
+          <w:rStyle w:val="MSGENFONTSTYLENAMETEMPLATEROLENUMBERMSGENFONTSTYLENAMEBYROLETEXT2"/>
+          <w:rFonts w:ascii="Arial" w:hAnsi="Arial" w:cs="Arial"/>
+          <w:sz w:val="22"/>
+          <w:szCs w:val="22"/>
+        </w:rPr>
+        <w:t xml:space="preserve"> </w:t>
+      </w:r>
+      <w:proofErr w:type="spellStart"/>
+      <w:r>
+        <w:rPr>
+          <w:rStyle w:val="MSGENFONTSTYLENAMETEMPLATEROLENUMBERMSGENFONTSTYLENAMEBYROLETEXT2"/>
+          <w:rFonts w:ascii="Arial" w:hAnsi="Arial" w:cs="Arial"/>
+          <w:sz w:val="22"/>
+          <w:szCs w:val="22"/>
+        </w:rPr>
+        <w:t>Peraturan</w:t>
+      </w:r>
+      <w:proofErr w:type="spellEnd"/>
+      <w:r>
+        <w:rPr>
+          <w:rStyle w:val="MSGENFONTSTYLENAMETEMPLATEROLENUMBERMSGENFONTSTYLENAMEBYROLETEXT2"/>
+          <w:rFonts w:ascii="Arial" w:hAnsi="Arial" w:cs="Arial"/>
+          <w:sz w:val="22"/>
+          <w:szCs w:val="22"/>
+        </w:rPr>
+        <w:t xml:space="preserve"> </w:t>
+      </w:r>
+      <w:proofErr w:type="spellStart"/>
+      <w:r>
+        <w:rPr>
+          <w:rStyle w:val="MSGENFONTSTYLENAMETEMPLATEROLENUMBERMSGENFONTSTYLENAMEBYROLETEXT2"/>
+          <w:rFonts w:ascii="Arial" w:hAnsi="Arial" w:cs="Arial"/>
+          <w:sz w:val="22"/>
+          <w:szCs w:val="22"/>
+        </w:rPr>
+        <w:t>Pemerintah</w:t>
+      </w:r>
+      <w:proofErr w:type="spellEnd"/>
+      <w:r>
+        <w:rPr>
+          <w:rStyle w:val="MSGENFONTSTYLENAMETEMPLATEROLENUMBERMSGENFONTSTYLENAMEBYROLETEXT2"/>
+          <w:rFonts w:ascii="Arial" w:hAnsi="Arial" w:cs="Arial"/>
+          <w:sz w:val="22"/>
+          <w:szCs w:val="22"/>
+        </w:rPr>
+        <w:t xml:space="preserve"> </w:t>
+      </w:r>
+      <w:proofErr w:type="spellStart"/>
+      <w:r>
+        <w:rPr>
+          <w:rStyle w:val="MSGENFONTSTYLENAMETEMPLATEROLENUMBERMSGENFONTSTYLENAMEBYROLETEXT2"/>
+          <w:rFonts w:ascii="Arial" w:hAnsi="Arial" w:cs="Arial"/>
+          <w:sz w:val="22"/>
+          <w:szCs w:val="22"/>
+        </w:rPr>
+        <w:t>Nomor</w:t>
+      </w:r>
+      <w:proofErr w:type="spellEnd"/>
+      <w:r>
+        <w:rPr>
+          <w:rStyle w:val="MSGENFONTSTYLENAMETEMPLATEROLENUMBERMSGENFONTSTYLENAMEBYROLETEXT2"/>
+          <w:rFonts w:ascii="Arial" w:hAnsi="Arial" w:cs="Arial"/>
+          <w:sz w:val="22"/>
+          <w:szCs w:val="22"/>
+        </w:rPr>
+        <w:t xml:space="preserve"> </w:t>
       </w:r>
       <w:r>
         <w:rPr>
@@ -671,7 +1185,27 @@
           <w:sz w:val="22"/>
           <w:szCs w:val="22"/>
         </w:rPr>
-        <w:t xml:space="preserve"> Tahun 20</w:t>
+        <w:t xml:space="preserve"> </w:t>
+      </w:r>
+      <w:proofErr w:type="spellStart"/>
+      <w:r>
+        <w:rPr>
+          <w:rStyle w:val="MSGENFONTSTYLENAMETEMPLATEROLENUMBERMSGENFONTSTYLENAMEBYROLETEXT2"/>
+          <w:rFonts w:ascii="Arial" w:hAnsi="Arial" w:cs="Arial"/>
+          <w:sz w:val="22"/>
+          <w:szCs w:val="22"/>
+        </w:rPr>
+        <w:t>Tahun</w:t>
+      </w:r>
+      <w:proofErr w:type="spellEnd"/>
+      <w:r>
+        <w:rPr>
+          <w:rStyle w:val="MSGENFONTSTYLENAMETEMPLATEROLENUMBERMSGENFONTSTYLENAMEBYROLETEXT2"/>
+          <w:rFonts w:ascii="Arial" w:hAnsi="Arial" w:cs="Arial"/>
+          <w:sz w:val="22"/>
+          <w:szCs w:val="22"/>
+        </w:rPr>
+        <w:t xml:space="preserve"> 20</w:t>
       </w:r>
       <w:r>
         <w:rPr>
@@ -690,19 +1224,68 @@
           <w:sz w:val="22"/>
           <w:szCs w:val="22"/>
         </w:rPr>
-        <w:t xml:space="preserve">, dengan disaksikan oleh 2 (dua) orang saksi </w:t>
-      </w:r>
-      <w:proofErr w:type="spellStart"/>
-      <w:r>
-        <w:rPr>
-          <w:rStyle w:val="MSGENFONTSTYLENAMETEMPLATEROLENUMBERMSGENFONTSTYLENAMEBYROLETEXT2"/>
-          <w:rFonts w:ascii="Arial" w:hAnsi="Arial" w:cs="Arial"/>
-          <w:sz w:val="22"/>
-          <w:szCs w:val="22"/>
-        </w:rPr>
-        <w:t>masing</w:t>
-      </w:r>
-      <w:proofErr w:type="spellEnd"/>
+        <w:t xml:space="preserve">, </w:t>
+      </w:r>
+      <w:proofErr w:type="spellStart"/>
+      <w:r>
+        <w:rPr>
+          <w:rStyle w:val="MSGENFONTSTYLENAMETEMPLATEROLENUMBERMSGENFONTSTYLENAMEBYROLETEXT2"/>
+          <w:rFonts w:ascii="Arial" w:hAnsi="Arial" w:cs="Arial"/>
+          <w:sz w:val="22"/>
+          <w:szCs w:val="22"/>
+        </w:rPr>
+        <w:t>dengan</w:t>
+      </w:r>
+      <w:proofErr w:type="spellEnd"/>
+      <w:r>
+        <w:rPr>
+          <w:rStyle w:val="MSGENFONTSTYLENAMETEMPLATEROLENUMBERMSGENFONTSTYLENAMEBYROLETEXT2"/>
+          <w:rFonts w:ascii="Arial" w:hAnsi="Arial" w:cs="Arial"/>
+          <w:sz w:val="22"/>
+          <w:szCs w:val="22"/>
+        </w:rPr>
+        <w:t xml:space="preserve"> </w:t>
+      </w:r>
+      <w:proofErr w:type="spellStart"/>
+      <w:r>
+        <w:rPr>
+          <w:rStyle w:val="MSGENFONTSTYLENAMETEMPLATEROLENUMBERMSGENFONTSTYLENAMEBYROLETEXT2"/>
+          <w:rFonts w:ascii="Arial" w:hAnsi="Arial" w:cs="Arial"/>
+          <w:sz w:val="22"/>
+          <w:szCs w:val="22"/>
+        </w:rPr>
+        <w:t>disaksikan</w:t>
+      </w:r>
+      <w:proofErr w:type="spellEnd"/>
+      <w:r>
+        <w:rPr>
+          <w:rStyle w:val="MSGENFONTSTYLENAMETEMPLATEROLENUMBERMSGENFONTSTYLENAMEBYROLETEXT2"/>
+          <w:rFonts w:ascii="Arial" w:hAnsi="Arial" w:cs="Arial"/>
+          <w:sz w:val="22"/>
+          <w:szCs w:val="22"/>
+        </w:rPr>
+        <w:t xml:space="preserve"> oleh 2 (dua) orang </w:t>
+      </w:r>
+      <w:proofErr w:type="spellStart"/>
+      <w:r>
+        <w:rPr>
+          <w:rStyle w:val="MSGENFONTSTYLENAMETEMPLATEROLENUMBERMSGENFONTSTYLENAMEBYROLETEXT2"/>
+          <w:rFonts w:ascii="Arial" w:hAnsi="Arial" w:cs="Arial"/>
+          <w:sz w:val="22"/>
+          <w:szCs w:val="22"/>
+        </w:rPr>
+        <w:t>saksi</w:t>
+      </w:r>
+      <w:proofErr w:type="spellEnd"/>
+      <w:r>
+        <w:rPr>
+          <w:rStyle w:val="MSGENFONTSTYLENAMETEMPLATEROLENUMBERMSGENFONTSTYLENAMEBYROLETEXT2"/>
+          <w:rFonts w:ascii="Arial" w:hAnsi="Arial" w:cs="Arial"/>
+          <w:sz w:val="22"/>
+          <w:szCs w:val="22"/>
+        </w:rPr>
+        <w:t xml:space="preserve"> masing</w:t>
+      </w:r>
       <w:r>
         <w:rPr>
           <w:rStyle w:val="MSGENFONTSTYLENAMETEMPLATEROLENUMBERMSGENFONTSTYLENAMEBYROLETEXT2"/>
@@ -732,26 +1315,17 @@
         </w:rPr>
         <w:t xml:space="preserve"> </w:t>
       </w:r>
-      <w:proofErr w:type="spellStart"/>
-      <w:r>
-        <w:rPr>
-          <w:rStyle w:val="MSGENFONTSTYLENAMETEMPLATEROLENUMBERMSGENFONTSTYLENAMEBYROLETEXT2"/>
-          <w:rFonts w:ascii="Arial" w:hAnsi="Arial" w:cs="Arial"/>
-          <w:sz w:val="22"/>
-          <w:szCs w:val="22"/>
-        </w:rPr>
-        <w:t>masing</w:t>
-      </w:r>
-      <w:proofErr w:type="spellEnd"/>
-      <w:r>
-        <w:rPr>
-          <w:rStyle w:val="MSGENFONTSTYLENAMETEMPLATEROLENUMBERMSGENFONTSTYLENAMEBYROLETEXT2"/>
-          <w:rFonts w:ascii="Arial" w:hAnsi="Arial" w:cs="Arial"/>
-          <w:sz w:val="22"/>
-          <w:szCs w:val="22"/>
-        </w:rPr>
-        <w:t xml:space="preserve"> :</w:t>
-      </w:r>
+      <w:proofErr w:type="gramStart"/>
+      <w:r>
+        <w:rPr>
+          <w:rStyle w:val="MSGENFONTSTYLENAMETEMPLATEROLENUMBERMSGENFONTSTYLENAMEBYROLETEXT2"/>
+          <w:rFonts w:ascii="Arial" w:hAnsi="Arial" w:cs="Arial"/>
+          <w:sz w:val="22"/>
+          <w:szCs w:val="22"/>
+        </w:rPr>
+        <w:t>masing :</w:t>
+      </w:r>
+      <w:proofErr w:type="gramEnd"/>
     </w:p>
     <w:p>
       <w:pPr>
@@ -787,7 +1361,7 @@
           <w:sz w:val="22"/>
           <w:szCs w:val="22"/>
           <w:shd w:val="clear" w:color="auto" w:fill="FFFFFF"/>
-          <w:lang w:val="en-US" w:eastAsia="en-US"/>
+          <w:lang w:val="en-US"/>
         </w:rPr>
         <w:t xml:space="preserve">INDAH WAHYUNI, SH, </w:t>
       </w:r>
@@ -798,7 +1372,7 @@
           <w:sz w:val="22"/>
           <w:szCs w:val="22"/>
           <w:shd w:val="clear" w:color="auto" w:fill="FFFFFF"/>
-          <w:lang w:val="en-US" w:eastAsia="en-US"/>
+          <w:lang w:val="en-US"/>
         </w:rPr>
         <w:t>M.Si</w:t>
       </w:r>
@@ -809,10 +1383,11 @@
           <w:sz w:val="22"/>
           <w:szCs w:val="22"/>
           <w:shd w:val="clear" w:color="auto" w:fill="FFFFFF"/>
-          <w:lang w:val="en-US" w:eastAsia="en-US"/>
+          <w:lang w:val="en-US"/>
         </w:rPr>
         <w:t xml:space="preserve">.       </w:t>
       </w:r>
+      <w:proofErr w:type="spellStart"/>
       <w:r>
         <w:rPr>
           <w:rStyle w:val="MSGENFONTSTYLENAMETEMPLATEROLENUMBERMSGENFONTSTYLENAMEBYROLETEXT2"/>
@@ -822,6 +1397,7 @@
         </w:rPr>
         <w:t>Pangkat</w:t>
       </w:r>
+      <w:proofErr w:type="spellEnd"/>
       <w:r>
         <w:rPr>
           <w:rStyle w:val="MSGENFONTSTYLENAMETEMPLATEROLENUMBERMSGENFONTSTYLENAMEBYROLETEXT2"/>
@@ -838,7 +1414,7 @@
           <w:sz w:val="22"/>
           <w:szCs w:val="22"/>
           <w:shd w:val="clear" w:color="auto" w:fill="FFFFFF"/>
-          <w:lang w:val="en-US" w:eastAsia="en-US"/>
+          <w:lang w:val="en-US"/>
         </w:rPr>
         <w:t xml:space="preserve">Pembina Utama Madya </w:t>
       </w:r>
@@ -848,7 +1424,7 @@
           <w:sz w:val="22"/>
           <w:szCs w:val="22"/>
           <w:shd w:val="clear" w:color="auto" w:fill="FFFFFF"/>
-          <w:lang w:val="en-US" w:eastAsia="en-US"/>
+          <w:lang w:val="en-US"/>
         </w:rPr>
         <w:tab/>
       </w:r>
@@ -886,7 +1462,7 @@
           <w:sz w:val="22"/>
           <w:szCs w:val="22"/>
           <w:shd w:val="clear" w:color="auto" w:fill="FFFFFF"/>
-          <w:lang w:val="en-US" w:eastAsia="en-US"/>
+          <w:lang w:val="en-US"/>
         </w:rPr>
         <w:t xml:space="preserve"> 19670409 199202 2 003</w:t>
       </w:r>
@@ -966,6 +1542,7 @@
         </w:rPr>
         <w:t xml:space="preserve">         </w:t>
       </w:r>
+      <w:proofErr w:type="spellStart"/>
       <w:r>
         <w:rPr>
           <w:rStyle w:val="MSGENFONTSTYLENAMETEMPLATEROLENUMBERMSGENFONTSTYLENAMEBYROLETEXT2"/>
@@ -975,6 +1552,7 @@
         </w:rPr>
         <w:t>Pangkat</w:t>
       </w:r>
+      <w:proofErr w:type="spellEnd"/>
       <w:r>
         <w:rPr>
           <w:rStyle w:val="MSGENFONTSTYLENAMETEMPLATEROLENUMBERMSGENFONTSTYLENAMEBYROLETEXT2"/>
@@ -991,7 +1569,7 @@
           <w:sz w:val="22"/>
           <w:szCs w:val="22"/>
           <w:shd w:val="clear" w:color="auto" w:fill="FFFFFF"/>
-          <w:lang w:val="en-US" w:eastAsia="en-US"/>
+          <w:lang w:val="en-US"/>
         </w:rPr>
         <w:t>Pembina Tingkat I</w:t>
       </w:r>
@@ -1127,7 +1705,7 @@
           <w:sz w:val="22"/>
           <w:szCs w:val="22"/>
           <w:shd w:val="clear" w:color="auto" w:fill="FFFFFF"/>
-          <w:lang w:val="en-US" w:eastAsia="en-US"/>
+          <w:lang w:val="en-US"/>
         </w:rPr>
       </w:pPr>
       <w:r>
@@ -1140,6 +1718,7 @@
         </w:rPr>
         <w:t>t</w:t>
       </w:r>
+      <w:proofErr w:type="spellStart"/>
       <w:r>
         <w:rPr>
           <w:rStyle w:val="MSGENFONTSTYLENAMETEMPLATEROLENUMBERMSGENFONTSTYLENAMEBYROLETEXT2"/>
@@ -1149,16 +1728,18 @@
         </w:rPr>
         <w:t>elah</w:t>
       </w:r>
-      <w:r>
-        <w:rPr>
-          <w:rStyle w:val="MSGENFONTSTYLENAMETEMPLATEROLENUMBERMSGENFONTSTYLENAMEBYROLETEXT2"/>
-          <w:rFonts w:ascii="Arial" w:hAnsi="Arial" w:cs="Arial"/>
-          <w:sz w:val="22"/>
-          <w:szCs w:val="22"/>
-          <w:lang w:val="en-US"/>
-        </w:rPr>
-        <w:t xml:space="preserve"> </w:t>
-      </w:r>
+      <w:proofErr w:type="spellEnd"/>
+      <w:r>
+        <w:rPr>
+          <w:rStyle w:val="MSGENFONTSTYLENAMETEMPLATEROLENUMBERMSGENFONTSTYLENAMEBYROLETEXT2"/>
+          <w:rFonts w:ascii="Arial" w:hAnsi="Arial" w:cs="Arial"/>
+          <w:sz w:val="22"/>
+          <w:szCs w:val="22"/>
+          <w:lang w:val="en-US"/>
+        </w:rPr>
+        <w:t xml:space="preserve"> </w:t>
+      </w:r>
+      <w:proofErr w:type="spellStart"/>
       <w:r>
         <w:rPr>
           <w:rStyle w:val="MSGENFONTSTYLENAMETEMPLATEROLENUMBERMSGENFONTSTYLENAMEBYROLETEXT2"/>
@@ -1168,16 +1749,18 @@
         </w:rPr>
         <w:t>mengambil</w:t>
       </w:r>
-      <w:r>
-        <w:rPr>
-          <w:rStyle w:val="MSGENFONTSTYLENAMETEMPLATEROLENUMBERMSGENFONTSTYLENAMEBYROLETEXT2"/>
-          <w:rFonts w:ascii="Arial" w:hAnsi="Arial" w:cs="Arial"/>
-          <w:sz w:val="22"/>
-          <w:szCs w:val="22"/>
-          <w:lang w:val="en-US"/>
-        </w:rPr>
-        <w:t xml:space="preserve"> </w:t>
-      </w:r>
+      <w:proofErr w:type="spellEnd"/>
+      <w:r>
+        <w:rPr>
+          <w:rStyle w:val="MSGENFONTSTYLENAMETEMPLATEROLENUMBERMSGENFONTSTYLENAMEBYROLETEXT2"/>
+          <w:rFonts w:ascii="Arial" w:hAnsi="Arial" w:cs="Arial"/>
+          <w:sz w:val="22"/>
+          <w:szCs w:val="22"/>
+          <w:lang w:val="en-US"/>
+        </w:rPr>
+        <w:t xml:space="preserve"> </w:t>
+      </w:r>
+      <w:proofErr w:type="spellStart"/>
       <w:r>
         <w:rPr>
           <w:rStyle w:val="MSGENFONTSTYLENAMETEMPLATEROLENUMBERMSGENFONTSTYLENAMEBYROLETEXT2"/>
@@ -1187,16 +1770,18 @@
         </w:rPr>
         <w:t>sumpah</w:t>
       </w:r>
-      <w:r>
-        <w:rPr>
-          <w:rStyle w:val="MSGENFONTSTYLENAMETEMPLATEROLENUMBERMSGENFONTSTYLENAMEBYROLETEXT2"/>
-          <w:rFonts w:ascii="Arial" w:hAnsi="Arial" w:cs="Arial"/>
-          <w:sz w:val="22"/>
-          <w:szCs w:val="22"/>
-          <w:lang w:val="en-US"/>
-        </w:rPr>
-        <w:t xml:space="preserve"> </w:t>
-      </w:r>
+      <w:proofErr w:type="spellEnd"/>
+      <w:r>
+        <w:rPr>
+          <w:rStyle w:val="MSGENFONTSTYLENAMETEMPLATEROLENUMBERMSGENFONTSTYLENAMEBYROLETEXT2"/>
+          <w:rFonts w:ascii="Arial" w:hAnsi="Arial" w:cs="Arial"/>
+          <w:sz w:val="22"/>
+          <w:szCs w:val="22"/>
+          <w:lang w:val="en-US"/>
+        </w:rPr>
+        <w:t xml:space="preserve"> </w:t>
+      </w:r>
+      <w:proofErr w:type="spellStart"/>
       <w:r>
         <w:rPr>
           <w:rStyle w:val="MSGENFONTSTYLENAMETEMPLATEROLENUMBERMSGENFONTSTYLENAMEBYROLETEXT2"/>
@@ -1206,6 +1791,7 @@
         </w:rPr>
         <w:t>Pegawai</w:t>
       </w:r>
+      <w:proofErr w:type="spellEnd"/>
       <w:r>
         <w:rPr>
           <w:rStyle w:val="MSGENFONTSTYLENAMETEMPLATEROLENUMBERMSGENFONTSTYLENAMEBYROLETEXT2"/>
@@ -1235,6 +1821,7 @@
         </w:rPr>
         <w:t xml:space="preserve"> </w:t>
       </w:r>
+      <w:proofErr w:type="spellStart"/>
       <w:r>
         <w:rPr>
           <w:rStyle w:val="MSGENFONTSTYLENAMETEMPLATEROLENUMBERMSGENFONTSTYLENAMEBYROLETEXT2"/>
@@ -1244,6 +1831,7 @@
         </w:rPr>
         <w:t>Sipil</w:t>
       </w:r>
+      <w:proofErr w:type="spellEnd"/>
       <w:r>
         <w:rPr>
           <w:rStyle w:val="MSGENFONTSTYLENAMETEMPLATEROLENUMBERMSGENFONTSTYLENAMEBYROLETEXT2"/>
@@ -1261,7 +1849,7 @@
           <w:szCs w:val="22"/>
           <w:shd w:val="clear" w:color="auto" w:fill="FFFFFF"/>
         </w:rPr>
-        <w:t/>
+        <w:t>{</w:t>
       </w:r>
       <w:proofErr w:type="spellStart"/>
       <w:r>
@@ -1271,7 +1859,7 @@
           <w:szCs w:val="22"/>
           <w:shd w:val="clear" w:color="auto" w:fill="FFFFFF"/>
         </w:rPr>
-        <w:t>{nama_diambil_sumpah}</w:t>
+        <w:t>nama_diambil_sumpah</w:t>
       </w:r>
       <w:proofErr w:type="spellEnd"/>
       <w:r>
@@ -1281,7 +1869,7 @@
           <w:szCs w:val="22"/>
           <w:shd w:val="clear" w:color="auto" w:fill="FFFFFF"/>
         </w:rPr>
-        <w:t/>
+        <w:t>}</w:t>
       </w:r>
       <w:r>
         <w:rPr>
@@ -1299,8 +1887,19 @@
           <w:sz w:val="22"/>
           <w:szCs w:val="22"/>
         </w:rPr>
-        <w:t xml:space="preserve"> Pangkat</w:t>
-      </w:r>
+        <w:t xml:space="preserve"> </w:t>
+      </w:r>
+      <w:proofErr w:type="spellStart"/>
+      <w:r>
+        <w:rPr>
+          <w:rStyle w:val="MSGENFONTSTYLENAMETEMPLATEROLENUMBERMSGENFONTSTYLENAMEBYROLETEXT2"/>
+          <w:rFonts w:ascii="Arial" w:hAnsi="Arial" w:cs="Arial"/>
+          <w:sz w:val="22"/>
+          <w:szCs w:val="22"/>
+        </w:rPr>
+        <w:t>Pangkat</w:t>
+      </w:r>
+      <w:proofErr w:type="spellEnd"/>
       <w:r>
         <w:rPr>
           <w:rStyle w:val="MSGENFONTSTYLENAMETEMPLATEROLENUMBERMSGENFONTSTYLENAMEBYROLETEXT2"/>
@@ -1317,9 +1916,9 @@
           <w:sz w:val="22"/>
           <w:szCs w:val="22"/>
           <w:shd w:val="clear" w:color="auto" w:fill="FFFFFF"/>
-          <w:lang w:val="en-US" w:eastAsia="en-US"/>
-        </w:rPr>
-        <w:t/>
+          <w:lang w:val="en-US"/>
+        </w:rPr>
+        <w:t>{</w:t>
       </w:r>
       <w:proofErr w:type="spellStart"/>
       <w:r>
@@ -1328,9 +1927,9 @@
           <w:sz w:val="22"/>
           <w:szCs w:val="22"/>
           <w:shd w:val="clear" w:color="auto" w:fill="FFFFFF"/>
-          <w:lang w:val="en-US" w:eastAsia="en-US"/>
-        </w:rPr>
-        <w:t>{pangkat_diambil_sumpah}</w:t>
+          <w:lang w:val="en-US"/>
+        </w:rPr>
+        <w:t>pangkat_diambil_sumpah</w:t>
       </w:r>
       <w:proofErr w:type="spellEnd"/>
       <w:r>
@@ -1339,9 +1938,9 @@
           <w:sz w:val="22"/>
           <w:szCs w:val="22"/>
           <w:shd w:val="clear" w:color="auto" w:fill="FFFFFF"/>
-          <w:lang w:val="en-US" w:eastAsia="en-US"/>
-        </w:rPr>
-        <w:t xml:space="preserve"> </w:t>
+          <w:lang w:val="en-US"/>
+        </w:rPr>
+        <w:t xml:space="preserve">} </w:t>
       </w:r>
       <w:r>
         <w:rPr>
@@ -1388,7 +1987,7 @@
           <w:szCs w:val="22"/>
           <w:shd w:val="clear" w:color="auto" w:fill="FFFFFF"/>
         </w:rPr>
-        <w:t/>
+        <w:t>{</w:t>
       </w:r>
       <w:proofErr w:type="spellStart"/>
       <w:r>
@@ -1398,7 +1997,7 @@
           <w:szCs w:val="22"/>
           <w:shd w:val="clear" w:color="auto" w:fill="FFFFFF"/>
         </w:rPr>
-        <w:t>{nip_diambil_sumpah}</w:t>
+        <w:t>nip_diambil_sumpah</w:t>
       </w:r>
       <w:proofErr w:type="spellEnd"/>
       <w:r>
@@ -1408,7 +2007,7 @@
           <w:szCs w:val="22"/>
           <w:shd w:val="clear" w:color="auto" w:fill="FFFFFF"/>
         </w:rPr>
-        <w:t/>
+        <w:t>}</w:t>
       </w:r>
     </w:p>
     <w:p>
@@ -1430,25 +2029,137 @@
           <w:lang w:val="en-US"/>
         </w:rPr>
       </w:pPr>
-      <w:r>
-        <w:rPr>
-          <w:rStyle w:val="MSGENFONTSTYLENAMETEMPLATEROLENUMBERMSGENFONTSTYLENAMEBYROLETEXT2"/>
-          <w:rFonts w:ascii="Arial" w:hAnsi="Arial" w:cs="Arial"/>
-          <w:sz w:val="22"/>
-          <w:szCs w:val="22"/>
-        </w:rPr>
-        <w:t>Pegawai Negeri Sipil yang mengangkat sumpah tersebut didampingi oleh</w:t>
-      </w:r>
-      <w:r>
-        <w:rPr>
-          <w:rStyle w:val="MSGENFONTSTYLENAMETEMPLATEROLENUMBERMSGENFONTSTYLENAMEBYROLETEXT2"/>
-          <w:rFonts w:ascii="Arial" w:hAnsi="Arial" w:cs="Arial"/>
-          <w:sz w:val="22"/>
-          <w:szCs w:val="22"/>
-          <w:lang w:val="en-US"/>
-        </w:rPr>
-        <w:t xml:space="preserve"> </w:t>
-      </w:r>
+      <w:proofErr w:type="spellStart"/>
+      <w:r>
+        <w:rPr>
+          <w:rStyle w:val="MSGENFONTSTYLENAMETEMPLATEROLENUMBERMSGENFONTSTYLENAMEBYROLETEXT2"/>
+          <w:rFonts w:ascii="Arial" w:hAnsi="Arial" w:cs="Arial"/>
+          <w:sz w:val="22"/>
+          <w:szCs w:val="22"/>
+        </w:rPr>
+        <w:t>Pegawai</w:t>
+      </w:r>
+      <w:proofErr w:type="spellEnd"/>
+      <w:r>
+        <w:rPr>
+          <w:rStyle w:val="MSGENFONTSTYLENAMETEMPLATEROLENUMBERMSGENFONTSTYLENAMEBYROLETEXT2"/>
+          <w:rFonts w:ascii="Arial" w:hAnsi="Arial" w:cs="Arial"/>
+          <w:sz w:val="22"/>
+          <w:szCs w:val="22"/>
+        </w:rPr>
+        <w:t xml:space="preserve"> Negeri </w:t>
+      </w:r>
+      <w:proofErr w:type="spellStart"/>
+      <w:r>
+        <w:rPr>
+          <w:rStyle w:val="MSGENFONTSTYLENAMETEMPLATEROLENUMBERMSGENFONTSTYLENAMEBYROLETEXT2"/>
+          <w:rFonts w:ascii="Arial" w:hAnsi="Arial" w:cs="Arial"/>
+          <w:sz w:val="22"/>
+          <w:szCs w:val="22"/>
+        </w:rPr>
+        <w:t>Sipil</w:t>
+      </w:r>
+      <w:proofErr w:type="spellEnd"/>
+      <w:r>
+        <w:rPr>
+          <w:rStyle w:val="MSGENFONTSTYLENAMETEMPLATEROLENUMBERMSGENFONTSTYLENAMEBYROLETEXT2"/>
+          <w:rFonts w:ascii="Arial" w:hAnsi="Arial" w:cs="Arial"/>
+          <w:sz w:val="22"/>
+          <w:szCs w:val="22"/>
+        </w:rPr>
+        <w:t xml:space="preserve"> yang </w:t>
+      </w:r>
+      <w:proofErr w:type="spellStart"/>
+      <w:r>
+        <w:rPr>
+          <w:rStyle w:val="MSGENFONTSTYLENAMETEMPLATEROLENUMBERMSGENFONTSTYLENAMEBYROLETEXT2"/>
+          <w:rFonts w:ascii="Arial" w:hAnsi="Arial" w:cs="Arial"/>
+          <w:sz w:val="22"/>
+          <w:szCs w:val="22"/>
+        </w:rPr>
+        <w:t>mengangkat</w:t>
+      </w:r>
+      <w:proofErr w:type="spellEnd"/>
+      <w:r>
+        <w:rPr>
+          <w:rStyle w:val="MSGENFONTSTYLENAMETEMPLATEROLENUMBERMSGENFONTSTYLENAMEBYROLETEXT2"/>
+          <w:rFonts w:ascii="Arial" w:hAnsi="Arial" w:cs="Arial"/>
+          <w:sz w:val="22"/>
+          <w:szCs w:val="22"/>
+        </w:rPr>
+        <w:t xml:space="preserve"> </w:t>
+      </w:r>
+      <w:proofErr w:type="spellStart"/>
+      <w:r>
+        <w:rPr>
+          <w:rStyle w:val="MSGENFONTSTYLENAMETEMPLATEROLENUMBERMSGENFONTSTYLENAMEBYROLETEXT2"/>
+          <w:rFonts w:ascii="Arial" w:hAnsi="Arial" w:cs="Arial"/>
+          <w:sz w:val="22"/>
+          <w:szCs w:val="22"/>
+        </w:rPr>
+        <w:t>sumpah</w:t>
+      </w:r>
+      <w:proofErr w:type="spellEnd"/>
+      <w:r>
+        <w:rPr>
+          <w:rStyle w:val="MSGENFONTSTYLENAMETEMPLATEROLENUMBERMSGENFONTSTYLENAMEBYROLETEXT2"/>
+          <w:rFonts w:ascii="Arial" w:hAnsi="Arial" w:cs="Arial"/>
+          <w:sz w:val="22"/>
+          <w:szCs w:val="22"/>
+        </w:rPr>
+        <w:t xml:space="preserve"> </w:t>
+      </w:r>
+      <w:proofErr w:type="spellStart"/>
+      <w:r>
+        <w:rPr>
+          <w:rStyle w:val="MSGENFONTSTYLENAMETEMPLATEROLENUMBERMSGENFONTSTYLENAMEBYROLETEXT2"/>
+          <w:rFonts w:ascii="Arial" w:hAnsi="Arial" w:cs="Arial"/>
+          <w:sz w:val="22"/>
+          <w:szCs w:val="22"/>
+        </w:rPr>
+        <w:t>tersebut</w:t>
+      </w:r>
+      <w:proofErr w:type="spellEnd"/>
+      <w:r>
+        <w:rPr>
+          <w:rStyle w:val="MSGENFONTSTYLENAMETEMPLATEROLENUMBERMSGENFONTSTYLENAMEBYROLETEXT2"/>
+          <w:rFonts w:ascii="Arial" w:hAnsi="Arial" w:cs="Arial"/>
+          <w:sz w:val="22"/>
+          <w:szCs w:val="22"/>
+        </w:rPr>
+        <w:t xml:space="preserve"> </w:t>
+      </w:r>
+      <w:proofErr w:type="spellStart"/>
+      <w:r>
+        <w:rPr>
+          <w:rStyle w:val="MSGENFONTSTYLENAMETEMPLATEROLENUMBERMSGENFONTSTYLENAMEBYROLETEXT2"/>
+          <w:rFonts w:ascii="Arial" w:hAnsi="Arial" w:cs="Arial"/>
+          <w:sz w:val="22"/>
+          <w:szCs w:val="22"/>
+        </w:rPr>
+        <w:t>didampingi</w:t>
+      </w:r>
+      <w:proofErr w:type="spellEnd"/>
+      <w:r>
+        <w:rPr>
+          <w:rStyle w:val="MSGENFONTSTYLENAMETEMPLATEROLENUMBERMSGENFONTSTYLENAMEBYROLETEXT2"/>
+          <w:rFonts w:ascii="Arial" w:hAnsi="Arial" w:cs="Arial"/>
+          <w:sz w:val="22"/>
+          <w:szCs w:val="22"/>
+        </w:rPr>
+        <w:t xml:space="preserve"> oleh</w:t>
+      </w:r>
+      <w:r>
+        <w:rPr>
+          <w:rStyle w:val="MSGENFONTSTYLENAMETEMPLATEROLENUMBERMSGENFONTSTYLENAMEBYROLETEXT2"/>
+          <w:rFonts w:ascii="Arial" w:hAnsi="Arial" w:cs="Arial"/>
+          <w:sz w:val="22"/>
+          <w:szCs w:val="22"/>
+          <w:lang w:val="en-US"/>
+        </w:rPr>
+        <w:t xml:space="preserve"> </w:t>
+      </w:r>
+      <w:proofErr w:type="spellStart"/>
       <w:r>
         <w:rPr>
           <w:rStyle w:val="MSGENFONTSTYLENAMETEMPLATEROLENUMBERMSGENFONTSTYLENAMEBYROLETEXT2"/>
@@ -1458,16 +2169,18 @@
         </w:rPr>
         <w:t>seorang</w:t>
       </w:r>
-      <w:r>
-        <w:rPr>
-          <w:rStyle w:val="MSGENFONTSTYLENAMETEMPLATEROLENUMBERMSGENFONTSTYLENAMEBYROLETEXT2"/>
-          <w:rFonts w:ascii="Arial" w:hAnsi="Arial" w:cs="Arial"/>
-          <w:sz w:val="22"/>
-          <w:szCs w:val="22"/>
-          <w:lang w:val="en-US"/>
-        </w:rPr>
-        <w:t xml:space="preserve"> </w:t>
-      </w:r>
+      <w:proofErr w:type="spellEnd"/>
+      <w:r>
+        <w:rPr>
+          <w:rStyle w:val="MSGENFONTSTYLENAMETEMPLATEROLENUMBERMSGENFONTSTYLENAMEBYROLETEXT2"/>
+          <w:rFonts w:ascii="Arial" w:hAnsi="Arial" w:cs="Arial"/>
+          <w:sz w:val="22"/>
+          <w:szCs w:val="22"/>
+          <w:lang w:val="en-US"/>
+        </w:rPr>
+        <w:t xml:space="preserve"> </w:t>
+      </w:r>
+      <w:proofErr w:type="spellStart"/>
       <w:r>
         <w:rPr>
           <w:rStyle w:val="MSGENFONTSTYLENAMETEMPLATEROLENUMBERMSGENFONTSTYLENAMEBYROLETEXT2"/>
@@ -1477,6 +2190,7 @@
         </w:rPr>
         <w:t>rohaniwan</w:t>
       </w:r>
+      <w:proofErr w:type="spellEnd"/>
       <w:r>
         <w:rPr>
           <w:rFonts w:ascii="Arial" w:hAnsi="Arial" w:cs="Arial"/>
@@ -1493,7 +2207,7 @@
           <w:sz w:val="22"/>
           <w:szCs w:val="22"/>
           <w:shd w:val="clear" w:color="auto" w:fill="FFFFFF"/>
-          <w:lang w:val="en-AU" w:eastAsia="en-US"/>
+          <w:lang w:val="en-AU"/>
         </w:rPr>
         <w:t xml:space="preserve">MUNIR, </w:t>
       </w:r>
@@ -1504,7 +2218,7 @@
           <w:sz w:val="22"/>
           <w:szCs w:val="22"/>
           <w:shd w:val="clear" w:color="auto" w:fill="FFFFFF"/>
-          <w:lang w:val="en-AU" w:eastAsia="en-US"/>
+          <w:lang w:val="en-AU"/>
         </w:rPr>
         <w:t>S.Ag</w:t>
       </w:r>
@@ -1515,7 +2229,7 @@
           <w:sz w:val="22"/>
           <w:szCs w:val="22"/>
           <w:shd w:val="clear" w:color="auto" w:fill="FFFFFF"/>
-          <w:lang w:val="en-AU" w:eastAsia="en-US"/>
+          <w:lang w:val="en-AU"/>
         </w:rPr>
         <w:t xml:space="preserve">., </w:t>
       </w:r>
@@ -1526,7 +2240,7 @@
           <w:sz w:val="22"/>
           <w:szCs w:val="22"/>
           <w:shd w:val="clear" w:color="auto" w:fill="FFFFFF"/>
-          <w:lang w:val="en-AU" w:eastAsia="en-US"/>
+          <w:lang w:val="en-AU"/>
         </w:rPr>
         <w:t>M.Ag</w:t>
       </w:r>
@@ -1537,7 +2251,7 @@
           <w:sz w:val="22"/>
           <w:szCs w:val="22"/>
           <w:shd w:val="clear" w:color="auto" w:fill="FFFFFF"/>
-          <w:lang w:val="en-AU" w:eastAsia="en-US"/>
+          <w:lang w:val="en-AU"/>
         </w:rPr>
         <w:t xml:space="preserve">. </w:t>
       </w:r>
@@ -1548,7 +2262,7 @@
           <w:sz w:val="22"/>
           <w:szCs w:val="22"/>
           <w:shd w:val="clear" w:color="auto" w:fill="FFFFFF"/>
-          <w:lang w:val="en-AU" w:eastAsia="en-US"/>
+          <w:lang w:val="en-AU"/>
         </w:rPr>
         <w:t>Pangkat</w:t>
       </w:r>
@@ -1559,7 +2273,7 @@
           <w:sz w:val="22"/>
           <w:szCs w:val="22"/>
           <w:shd w:val="clear" w:color="auto" w:fill="FFFFFF"/>
-          <w:lang w:val="en-AU" w:eastAsia="en-US"/>
+          <w:lang w:val="en-AU"/>
         </w:rPr>
         <w:t xml:space="preserve"> Pembina Tingkat I NIP. 19730115 200003 1 003</w:t>
       </w:r>
@@ -1580,14 +2294,225 @@
         </w:rPr>
       </w:pPr>
       <w:bookmarkStart w:id="1" w:name="_Hlk235514448"/>
-      <w:r>
-        <w:rPr>
-          <w:rStyle w:val="MSGENFONTSTYLENAMETEMPLATEROLENUMBERMSGENFONTSTYLENAMEBYROLETEXT2"/>
-          <w:rFonts w:ascii="Arial" w:hAnsi="Arial" w:cs="Arial"/>
-          <w:sz w:val="22"/>
-          <w:szCs w:val="22"/>
-        </w:rPr>
-        <w:t>Pegawai Negeri Sipil yang mengangkat sumpah tersebut mengucapkan Sumpah Pegawai Negeri Sipil sebagai berikut:</w:t>
+      <w:proofErr w:type="spellStart"/>
+      <w:r>
+        <w:rPr>
+          <w:rStyle w:val="MSGENFONTSTYLENAMETEMPLATEROLENUMBERMSGENFONTSTYLENAMEBYROLETEXT2"/>
+          <w:rFonts w:ascii="Arial" w:hAnsi="Arial" w:cs="Arial"/>
+          <w:sz w:val="22"/>
+          <w:szCs w:val="22"/>
+        </w:rPr>
+        <w:t>Pegawai</w:t>
+      </w:r>
+      <w:proofErr w:type="spellEnd"/>
+      <w:r>
+        <w:rPr>
+          <w:rStyle w:val="MSGENFONTSTYLENAMETEMPLATEROLENUMBERMSGENFONTSTYLENAMEBYROLETEXT2"/>
+          <w:rFonts w:ascii="Arial" w:hAnsi="Arial" w:cs="Arial"/>
+          <w:sz w:val="22"/>
+          <w:szCs w:val="22"/>
+        </w:rPr>
+        <w:t xml:space="preserve"> Negeri </w:t>
+      </w:r>
+      <w:proofErr w:type="spellStart"/>
+      <w:r>
+        <w:rPr>
+          <w:rStyle w:val="MSGENFONTSTYLENAMETEMPLATEROLENUMBERMSGENFONTSTYLENAMEBYROLETEXT2"/>
+          <w:rFonts w:ascii="Arial" w:hAnsi="Arial" w:cs="Arial"/>
+          <w:sz w:val="22"/>
+          <w:szCs w:val="22"/>
+        </w:rPr>
+        <w:t>Sipil</w:t>
+      </w:r>
+      <w:proofErr w:type="spellEnd"/>
+      <w:r>
+        <w:rPr>
+          <w:rStyle w:val="MSGENFONTSTYLENAMETEMPLATEROLENUMBERMSGENFONTSTYLENAMEBYROLETEXT2"/>
+          <w:rFonts w:ascii="Arial" w:hAnsi="Arial" w:cs="Arial"/>
+          <w:sz w:val="22"/>
+          <w:szCs w:val="22"/>
+        </w:rPr>
+        <w:t xml:space="preserve"> yang </w:t>
+      </w:r>
+      <w:proofErr w:type="spellStart"/>
+      <w:r>
+        <w:rPr>
+          <w:rStyle w:val="MSGENFONTSTYLENAMETEMPLATEROLENUMBERMSGENFONTSTYLENAMEBYROLETEXT2"/>
+          <w:rFonts w:ascii="Arial" w:hAnsi="Arial" w:cs="Arial"/>
+          <w:sz w:val="22"/>
+          <w:szCs w:val="22"/>
+        </w:rPr>
+        <w:t>mengangkat</w:t>
+      </w:r>
+      <w:proofErr w:type="spellEnd"/>
+      <w:r>
+        <w:rPr>
+          <w:rStyle w:val="MSGENFONTSTYLENAMETEMPLATEROLENUMBERMSGENFONTSTYLENAMEBYROLETEXT2"/>
+          <w:rFonts w:ascii="Arial" w:hAnsi="Arial" w:cs="Arial"/>
+          <w:sz w:val="22"/>
+          <w:szCs w:val="22"/>
+        </w:rPr>
+        <w:t xml:space="preserve"> </w:t>
+      </w:r>
+      <w:proofErr w:type="spellStart"/>
+      <w:r>
+        <w:rPr>
+          <w:rStyle w:val="MSGENFONTSTYLENAMETEMPLATEROLENUMBERMSGENFONTSTYLENAMEBYROLETEXT2"/>
+          <w:rFonts w:ascii="Arial" w:hAnsi="Arial" w:cs="Arial"/>
+          <w:sz w:val="22"/>
+          <w:szCs w:val="22"/>
+        </w:rPr>
+        <w:t>sumpah</w:t>
+      </w:r>
+      <w:proofErr w:type="spellEnd"/>
+      <w:r>
+        <w:rPr>
+          <w:rStyle w:val="MSGENFONTSTYLENAMETEMPLATEROLENUMBERMSGENFONTSTYLENAMEBYROLETEXT2"/>
+          <w:rFonts w:ascii="Arial" w:hAnsi="Arial" w:cs="Arial"/>
+          <w:sz w:val="22"/>
+          <w:szCs w:val="22"/>
+        </w:rPr>
+        <w:t xml:space="preserve"> </w:t>
+      </w:r>
+      <w:proofErr w:type="spellStart"/>
+      <w:r>
+        <w:rPr>
+          <w:rStyle w:val="MSGENFONTSTYLENAMETEMPLATEROLENUMBERMSGENFONTSTYLENAMEBYROLETEXT2"/>
+          <w:rFonts w:ascii="Arial" w:hAnsi="Arial" w:cs="Arial"/>
+          <w:sz w:val="22"/>
+          <w:szCs w:val="22"/>
+        </w:rPr>
+        <w:t>tersebut</w:t>
+      </w:r>
+      <w:proofErr w:type="spellEnd"/>
+      <w:r>
+        <w:rPr>
+          <w:rStyle w:val="MSGENFONTSTYLENAMETEMPLATEROLENUMBERMSGENFONTSTYLENAMEBYROLETEXT2"/>
+          <w:rFonts w:ascii="Arial" w:hAnsi="Arial" w:cs="Arial"/>
+          <w:sz w:val="22"/>
+          <w:szCs w:val="22"/>
+        </w:rPr>
+        <w:t xml:space="preserve"> </w:t>
+      </w:r>
+      <w:proofErr w:type="spellStart"/>
+      <w:r>
+        <w:rPr>
+          <w:rStyle w:val="MSGENFONTSTYLENAMETEMPLATEROLENUMBERMSGENFONTSTYLENAMEBYROLETEXT2"/>
+          <w:rFonts w:ascii="Arial" w:hAnsi="Arial" w:cs="Arial"/>
+          <w:sz w:val="22"/>
+          <w:szCs w:val="22"/>
+        </w:rPr>
+        <w:t>mengucapkan</w:t>
+      </w:r>
+      <w:proofErr w:type="spellEnd"/>
+      <w:r>
+        <w:rPr>
+          <w:rStyle w:val="MSGENFONTSTYLENAMETEMPLATEROLENUMBERMSGENFONTSTYLENAMEBYROLETEXT2"/>
+          <w:rFonts w:ascii="Arial" w:hAnsi="Arial" w:cs="Arial"/>
+          <w:sz w:val="22"/>
+          <w:szCs w:val="22"/>
+        </w:rPr>
+        <w:t xml:space="preserve"> </w:t>
+      </w:r>
+      <w:proofErr w:type="spellStart"/>
+      <w:r>
+        <w:rPr>
+          <w:rStyle w:val="MSGENFONTSTYLENAMETEMPLATEROLENUMBERMSGENFONTSTYLENAMEBYROLETEXT2"/>
+          <w:rFonts w:ascii="Arial" w:hAnsi="Arial" w:cs="Arial"/>
+          <w:sz w:val="22"/>
+          <w:szCs w:val="22"/>
+        </w:rPr>
+        <w:t>Sumpah</w:t>
+      </w:r>
+      <w:proofErr w:type="spellEnd"/>
+      <w:r>
+        <w:rPr>
+          <w:rStyle w:val="MSGENFONTSTYLENAMETEMPLATEROLENUMBERMSGENFONTSTYLENAMEBYROLETEXT2"/>
+          <w:rFonts w:ascii="Arial" w:hAnsi="Arial" w:cs="Arial"/>
+          <w:sz w:val="22"/>
+          <w:szCs w:val="22"/>
+        </w:rPr>
+        <w:t xml:space="preserve"> </w:t>
+      </w:r>
+      <w:proofErr w:type="spellStart"/>
+      <w:r>
+        <w:rPr>
+          <w:rStyle w:val="MSGENFONTSTYLENAMETEMPLATEROLENUMBERMSGENFONTSTYLENAMEBYROLETEXT2"/>
+          <w:rFonts w:ascii="Arial" w:hAnsi="Arial" w:cs="Arial"/>
+          <w:sz w:val="22"/>
+          <w:szCs w:val="22"/>
+        </w:rPr>
+        <w:t>Pegawai</w:t>
+      </w:r>
+      <w:proofErr w:type="spellEnd"/>
+      <w:r>
+        <w:rPr>
+          <w:rStyle w:val="MSGENFONTSTYLENAMETEMPLATEROLENUMBERMSGENFONTSTYLENAMEBYROLETEXT2"/>
+          <w:rFonts w:ascii="Arial" w:hAnsi="Arial" w:cs="Arial"/>
+          <w:sz w:val="22"/>
+          <w:szCs w:val="22"/>
+        </w:rPr>
+        <w:t xml:space="preserve"> Negeri </w:t>
+      </w:r>
+      <w:proofErr w:type="spellStart"/>
+      <w:r>
+        <w:rPr>
+          <w:rStyle w:val="MSGENFONTSTYLENAMETEMPLATEROLENUMBERMSGENFONTSTYLENAMEBYROLETEXT2"/>
+          <w:rFonts w:ascii="Arial" w:hAnsi="Arial" w:cs="Arial"/>
+          <w:sz w:val="22"/>
+          <w:szCs w:val="22"/>
+        </w:rPr>
+        <w:t>Sipil</w:t>
+      </w:r>
+      <w:proofErr w:type="spellEnd"/>
+      <w:r>
+        <w:rPr>
+          <w:rStyle w:val="MSGENFONTSTYLENAMETEMPLATEROLENUMBERMSGENFONTSTYLENAMEBYROLETEXT2"/>
+          <w:rFonts w:ascii="Arial" w:hAnsi="Arial" w:cs="Arial"/>
+          <w:sz w:val="22"/>
+          <w:szCs w:val="22"/>
+        </w:rPr>
+        <w:t xml:space="preserve"> </w:t>
+      </w:r>
+      <w:proofErr w:type="spellStart"/>
+      <w:r>
+        <w:rPr>
+          <w:rStyle w:val="MSGENFONTSTYLENAMETEMPLATEROLENUMBERMSGENFONTSTYLENAMEBYROLETEXT2"/>
+          <w:rFonts w:ascii="Arial" w:hAnsi="Arial" w:cs="Arial"/>
+          <w:sz w:val="22"/>
+          <w:szCs w:val="22"/>
+        </w:rPr>
+        <w:t>sebagai</w:t>
+      </w:r>
+      <w:proofErr w:type="spellEnd"/>
+      <w:r>
+        <w:rPr>
+          <w:rStyle w:val="MSGENFONTSTYLENAMETEMPLATEROLENUMBERMSGENFONTSTYLENAMEBYROLETEXT2"/>
+          <w:rFonts w:ascii="Arial" w:hAnsi="Arial" w:cs="Arial"/>
+          <w:sz w:val="22"/>
+          <w:szCs w:val="22"/>
+        </w:rPr>
+        <w:t xml:space="preserve"> </w:t>
+      </w:r>
+      <w:proofErr w:type="spellStart"/>
+      <w:r>
+        <w:rPr>
+          <w:rStyle w:val="MSGENFONTSTYLENAMETEMPLATEROLENUMBERMSGENFONTSTYLENAMEBYROLETEXT2"/>
+          <w:rFonts w:ascii="Arial" w:hAnsi="Arial" w:cs="Arial"/>
+          <w:sz w:val="22"/>
+          <w:szCs w:val="22"/>
+        </w:rPr>
+        <w:t>berikut</w:t>
+      </w:r>
+      <w:proofErr w:type="spellEnd"/>
+      <w:r>
+        <w:rPr>
+          <w:rStyle w:val="MSGENFONTSTYLENAMETEMPLATEROLENUMBERMSGENFONTSTYLENAMEBYROLETEXT2"/>
+          <w:rFonts w:ascii="Arial" w:hAnsi="Arial" w:cs="Arial"/>
+          <w:sz w:val="22"/>
+          <w:szCs w:val="22"/>
+        </w:rPr>
+        <w:t>:</w:t>
       </w:r>
       <w:bookmarkEnd w:id="1"/>
     </w:p>
@@ -1666,8 +2591,51 @@
           <w:sz w:val="22"/>
           <w:szCs w:val="22"/>
         </w:rPr>
-        <w:t>, saya bersumpah</w:t>
-      </w:r>
+        <w:t xml:space="preserve">, </w:t>
+      </w:r>
+      <w:proofErr w:type="spellStart"/>
+      <w:r>
+        <w:rPr>
+          <w:rStyle w:val="MSGENFONTSTYLENAMETEMPLATEROLENUMBERMSGENFONTSTYLENAMEBYROLETEXT3"/>
+          <w:rFonts w:ascii="Arial" w:hAnsi="Arial" w:cs="Arial"/>
+          <w:b/>
+          <w:bCs/>
+          <w:i/>
+          <w:iCs/>
+          <w:sz w:val="22"/>
+          <w:szCs w:val="22"/>
+        </w:rPr>
+        <w:t>saya</w:t>
+      </w:r>
+      <w:proofErr w:type="spellEnd"/>
+      <w:r>
+        <w:rPr>
+          <w:rStyle w:val="MSGENFONTSTYLENAMETEMPLATEROLENUMBERMSGENFONTSTYLENAMEBYROLETEXT3"/>
+          <w:rFonts w:ascii="Arial" w:hAnsi="Arial" w:cs="Arial"/>
+          <w:b/>
+          <w:bCs/>
+          <w:i/>
+          <w:iCs/>
+          <w:sz w:val="22"/>
+          <w:szCs w:val="22"/>
+        </w:rPr>
+        <w:t xml:space="preserve"> </w:t>
+      </w:r>
+      <w:proofErr w:type="spellStart"/>
+      <w:r>
+        <w:rPr>
+          <w:rStyle w:val="MSGENFONTSTYLENAMETEMPLATEROLENUMBERMSGENFONTSTYLENAMEBYROLETEXT3"/>
+          <w:rFonts w:ascii="Arial" w:hAnsi="Arial" w:cs="Arial"/>
+          <w:b/>
+          <w:bCs/>
+          <w:i/>
+          <w:iCs/>
+          <w:sz w:val="22"/>
+          <w:szCs w:val="22"/>
+        </w:rPr>
+        <w:t>bersumpah</w:t>
+      </w:r>
+      <w:proofErr w:type="spellEnd"/>
       <w:proofErr w:type="gramStart"/>
       <w:r>
         <w:rPr>
@@ -1775,7 +2743,119 @@
           <w:sz w:val="22"/>
           <w:szCs w:val="22"/>
         </w:rPr>
-        <w:t xml:space="preserve"> saya, untuk diangkat menjadi </w:t>
+        <w:t xml:space="preserve"> </w:t>
+      </w:r>
+      <w:proofErr w:type="spellStart"/>
+      <w:r>
+        <w:rPr>
+          <w:rStyle w:val="MSGENFONTSTYLENAMETEMPLATEROLENUMBERMSGENFONTSTYLENAMEBYROLETEXT3"/>
+          <w:rFonts w:ascii="Arial" w:hAnsi="Arial" w:cs="Arial"/>
+          <w:b/>
+          <w:bCs/>
+          <w:i/>
+          <w:iCs/>
+          <w:sz w:val="22"/>
+          <w:szCs w:val="22"/>
+        </w:rPr>
+        <w:t>saya</w:t>
+      </w:r>
+      <w:proofErr w:type="spellEnd"/>
+      <w:r>
+        <w:rPr>
+          <w:rStyle w:val="MSGENFONTSTYLENAMETEMPLATEROLENUMBERMSGENFONTSTYLENAMEBYROLETEXT3"/>
+          <w:rFonts w:ascii="Arial" w:hAnsi="Arial" w:cs="Arial"/>
+          <w:b/>
+          <w:bCs/>
+          <w:i/>
+          <w:iCs/>
+          <w:sz w:val="22"/>
+          <w:szCs w:val="22"/>
+        </w:rPr>
+        <w:t xml:space="preserve">, </w:t>
+      </w:r>
+      <w:proofErr w:type="spellStart"/>
+      <w:r>
+        <w:rPr>
+          <w:rStyle w:val="MSGENFONTSTYLENAMETEMPLATEROLENUMBERMSGENFONTSTYLENAMEBYROLETEXT3"/>
+          <w:rFonts w:ascii="Arial" w:hAnsi="Arial" w:cs="Arial"/>
+          <w:b/>
+          <w:bCs/>
+          <w:i/>
+          <w:iCs/>
+          <w:sz w:val="22"/>
+          <w:szCs w:val="22"/>
+        </w:rPr>
+        <w:t>untuk</w:t>
+      </w:r>
+      <w:proofErr w:type="spellEnd"/>
+      <w:r>
+        <w:rPr>
+          <w:rStyle w:val="MSGENFONTSTYLENAMETEMPLATEROLENUMBERMSGENFONTSTYLENAMEBYROLETEXT3"/>
+          <w:rFonts w:ascii="Arial" w:hAnsi="Arial" w:cs="Arial"/>
+          <w:b/>
+          <w:bCs/>
+          <w:i/>
+          <w:iCs/>
+          <w:sz w:val="22"/>
+          <w:szCs w:val="22"/>
+        </w:rPr>
+        <w:t xml:space="preserve"> </w:t>
+      </w:r>
+      <w:proofErr w:type="spellStart"/>
+      <w:r>
+        <w:rPr>
+          <w:rStyle w:val="MSGENFONTSTYLENAMETEMPLATEROLENUMBERMSGENFONTSTYLENAMEBYROLETEXT3"/>
+          <w:rFonts w:ascii="Arial" w:hAnsi="Arial" w:cs="Arial"/>
+          <w:b/>
+          <w:bCs/>
+          <w:i/>
+          <w:iCs/>
+          <w:sz w:val="22"/>
+          <w:szCs w:val="22"/>
+        </w:rPr>
+        <w:t>diangkat</w:t>
+      </w:r>
+      <w:proofErr w:type="spellEnd"/>
+      <w:r>
+        <w:rPr>
+          <w:rStyle w:val="MSGENFONTSTYLENAMETEMPLATEROLENUMBERMSGENFONTSTYLENAMEBYROLETEXT3"/>
+          <w:rFonts w:ascii="Arial" w:hAnsi="Arial" w:cs="Arial"/>
+          <w:b/>
+          <w:bCs/>
+          <w:i/>
+          <w:iCs/>
+          <w:sz w:val="22"/>
+          <w:szCs w:val="22"/>
+        </w:rPr>
+        <w:t xml:space="preserve"> </w:t>
+      </w:r>
+      <w:proofErr w:type="spellStart"/>
+      <w:r>
+        <w:rPr>
+          <w:rStyle w:val="MSGENFONTSTYLENAMETEMPLATEROLENUMBERMSGENFONTSTYLENAMEBYROLETEXT3"/>
+          <w:rFonts w:ascii="Arial" w:hAnsi="Arial" w:cs="Arial"/>
+          <w:b/>
+          <w:bCs/>
+          <w:i/>
+          <w:iCs/>
+          <w:sz w:val="22"/>
+          <w:szCs w:val="22"/>
+        </w:rPr>
+        <w:t>menjadi</w:t>
+      </w:r>
+      <w:proofErr w:type="spellEnd"/>
+      <w:r>
+        <w:rPr>
+          <w:rStyle w:val="MSGENFONTSTYLENAMETEMPLATEROLENUMBERMSGENFONTSTYLENAMEBYROLETEXT3"/>
+          <w:rFonts w:ascii="Arial" w:hAnsi="Arial" w:cs="Arial"/>
+          <w:b/>
+          <w:bCs/>
+          <w:i/>
+          <w:iCs/>
+          <w:sz w:val="22"/>
+          <w:szCs w:val="22"/>
+        </w:rPr>
+        <w:t xml:space="preserve"> </w:t>
       </w:r>
       <w:r>
         <w:rPr>
@@ -1817,7 +2897,175 @@
           <w:sz w:val="22"/>
           <w:szCs w:val="22"/>
         </w:rPr>
-        <w:t xml:space="preserve"> Negeri Sipil akan setia dan taat sepenuhnya kepada </w:t>
+        <w:t xml:space="preserve"> Negeri </w:t>
+      </w:r>
+      <w:proofErr w:type="spellStart"/>
+      <w:r>
+        <w:rPr>
+          <w:rStyle w:val="MSGENFONTSTYLENAMETEMPLATEROLENUMBERMSGENFONTSTYLENAMEBYROLETEXT3"/>
+          <w:rFonts w:ascii="Arial" w:hAnsi="Arial" w:cs="Arial"/>
+          <w:b/>
+          <w:bCs/>
+          <w:i/>
+          <w:iCs/>
+          <w:sz w:val="22"/>
+          <w:szCs w:val="22"/>
+        </w:rPr>
+        <w:t>Sipil</w:t>
+      </w:r>
+      <w:proofErr w:type="spellEnd"/>
+      <w:r>
+        <w:rPr>
+          <w:rStyle w:val="MSGENFONTSTYLENAMETEMPLATEROLENUMBERMSGENFONTSTYLENAMEBYROLETEXT3"/>
+          <w:rFonts w:ascii="Arial" w:hAnsi="Arial" w:cs="Arial"/>
+          <w:b/>
+          <w:bCs/>
+          <w:i/>
+          <w:iCs/>
+          <w:sz w:val="22"/>
+          <w:szCs w:val="22"/>
+        </w:rPr>
+        <w:t xml:space="preserve"> </w:t>
+      </w:r>
+      <w:proofErr w:type="spellStart"/>
+      <w:r>
+        <w:rPr>
+          <w:rStyle w:val="MSGENFONTSTYLENAMETEMPLATEROLENUMBERMSGENFONTSTYLENAMEBYROLETEXT3"/>
+          <w:rFonts w:ascii="Arial" w:hAnsi="Arial" w:cs="Arial"/>
+          <w:b/>
+          <w:bCs/>
+          <w:i/>
+          <w:iCs/>
+          <w:sz w:val="22"/>
+          <w:szCs w:val="22"/>
+        </w:rPr>
+        <w:t>akan</w:t>
+      </w:r>
+      <w:proofErr w:type="spellEnd"/>
+      <w:r>
+        <w:rPr>
+          <w:rStyle w:val="MSGENFONTSTYLENAMETEMPLATEROLENUMBERMSGENFONTSTYLENAMEBYROLETEXT3"/>
+          <w:rFonts w:ascii="Arial" w:hAnsi="Arial" w:cs="Arial"/>
+          <w:b/>
+          <w:bCs/>
+          <w:i/>
+          <w:iCs/>
+          <w:sz w:val="22"/>
+          <w:szCs w:val="22"/>
+        </w:rPr>
+        <w:t xml:space="preserve"> </w:t>
+      </w:r>
+      <w:proofErr w:type="spellStart"/>
+      <w:r>
+        <w:rPr>
+          <w:rStyle w:val="MSGENFONTSTYLENAMETEMPLATEROLENUMBERMSGENFONTSTYLENAMEBYROLETEXT3"/>
+          <w:rFonts w:ascii="Arial" w:hAnsi="Arial" w:cs="Arial"/>
+          <w:b/>
+          <w:bCs/>
+          <w:i/>
+          <w:iCs/>
+          <w:sz w:val="22"/>
+          <w:szCs w:val="22"/>
+        </w:rPr>
+        <w:t>setia</w:t>
+      </w:r>
+      <w:proofErr w:type="spellEnd"/>
+      <w:r>
+        <w:rPr>
+          <w:rStyle w:val="MSGENFONTSTYLENAMETEMPLATEROLENUMBERMSGENFONTSTYLENAMEBYROLETEXT3"/>
+          <w:rFonts w:ascii="Arial" w:hAnsi="Arial" w:cs="Arial"/>
+          <w:b/>
+          <w:bCs/>
+          <w:i/>
+          <w:iCs/>
+          <w:sz w:val="22"/>
+          <w:szCs w:val="22"/>
+        </w:rPr>
+        <w:t xml:space="preserve"> dan </w:t>
+      </w:r>
+      <w:proofErr w:type="spellStart"/>
+      <w:r>
+        <w:rPr>
+          <w:rStyle w:val="MSGENFONTSTYLENAMETEMPLATEROLENUMBERMSGENFONTSTYLENAMEBYROLETEXT3"/>
+          <w:rFonts w:ascii="Arial" w:hAnsi="Arial" w:cs="Arial"/>
+          <w:b/>
+          <w:bCs/>
+          <w:i/>
+          <w:iCs/>
+          <w:sz w:val="22"/>
+          <w:szCs w:val="22"/>
+        </w:rPr>
+        <w:t>taat</w:t>
+      </w:r>
+      <w:proofErr w:type="spellEnd"/>
+      <w:r>
+        <w:rPr>
+          <w:rStyle w:val="MSGENFONTSTYLENAMETEMPLATEROLENUMBERMSGENFONTSTYLENAMEBYROLETEXT3"/>
+          <w:rFonts w:ascii="Arial" w:hAnsi="Arial" w:cs="Arial"/>
+          <w:b/>
+          <w:bCs/>
+          <w:i/>
+          <w:iCs/>
+          <w:sz w:val="22"/>
+          <w:szCs w:val="22"/>
+        </w:rPr>
+        <w:t xml:space="preserve"> </w:t>
+      </w:r>
+      <w:proofErr w:type="spellStart"/>
+      <w:r>
+        <w:rPr>
+          <w:rStyle w:val="MSGENFONTSTYLENAMETEMPLATEROLENUMBERMSGENFONTSTYLENAMEBYROLETEXT3"/>
+          <w:rFonts w:ascii="Arial" w:hAnsi="Arial" w:cs="Arial"/>
+          <w:b/>
+          <w:bCs/>
+          <w:i/>
+          <w:iCs/>
+          <w:sz w:val="22"/>
+          <w:szCs w:val="22"/>
+        </w:rPr>
+        <w:t>sepenuhnya</w:t>
+      </w:r>
+      <w:proofErr w:type="spellEnd"/>
+      <w:r>
+        <w:rPr>
+          <w:rStyle w:val="MSGENFONTSTYLENAMETEMPLATEROLENUMBERMSGENFONTSTYLENAMEBYROLETEXT3"/>
+          <w:rFonts w:ascii="Arial" w:hAnsi="Arial" w:cs="Arial"/>
+          <w:b/>
+          <w:bCs/>
+          <w:i/>
+          <w:iCs/>
+          <w:sz w:val="22"/>
+          <w:szCs w:val="22"/>
+        </w:rPr>
+        <w:t xml:space="preserve"> </w:t>
+      </w:r>
+      <w:proofErr w:type="spellStart"/>
+      <w:r>
+        <w:rPr>
+          <w:rStyle w:val="MSGENFONTSTYLENAMETEMPLATEROLENUMBERMSGENFONTSTYLENAMEBYROLETEXT3"/>
+          <w:rFonts w:ascii="Arial" w:hAnsi="Arial" w:cs="Arial"/>
+          <w:b/>
+          <w:bCs/>
+          <w:i/>
+          <w:iCs/>
+          <w:sz w:val="22"/>
+          <w:szCs w:val="22"/>
+        </w:rPr>
+        <w:t>kepada</w:t>
+      </w:r>
+      <w:proofErr w:type="spellEnd"/>
+      <w:r>
+        <w:rPr>
+          <w:rStyle w:val="MSGENFONTSTYLENAMETEMPLATEROLENUMBERMSGENFONTSTYLENAMEBYROLETEXT3"/>
+          <w:rFonts w:ascii="Arial" w:hAnsi="Arial" w:cs="Arial"/>
+          <w:b/>
+          <w:bCs/>
+          <w:i/>
+          <w:iCs/>
+          <w:sz w:val="22"/>
+          <w:szCs w:val="22"/>
+        </w:rPr>
+        <w:t xml:space="preserve"> </w:t>
       </w:r>
       <w:proofErr w:type="spellStart"/>
       <w:r>
@@ -1859,7 +3107,63 @@
           <w:sz w:val="22"/>
           <w:szCs w:val="22"/>
         </w:rPr>
-        <w:t>a, Undang-undang Dasar 1945, Negara dan Pemerintah;</w:t>
+        <w:t xml:space="preserve">a, </w:t>
+      </w:r>
+      <w:proofErr w:type="spellStart"/>
+      <w:r>
+        <w:rPr>
+          <w:rStyle w:val="MSGENFONTSTYLENAMETEMPLATEROLENUMBERMSGENFONTSTYLENAMEBYROLETEXT3"/>
+          <w:rFonts w:ascii="Arial" w:hAnsi="Arial" w:cs="Arial"/>
+          <w:b/>
+          <w:bCs/>
+          <w:i/>
+          <w:iCs/>
+          <w:sz w:val="22"/>
+          <w:szCs w:val="22"/>
+        </w:rPr>
+        <w:t>Undang-undang</w:t>
+      </w:r>
+      <w:proofErr w:type="spellEnd"/>
+      <w:r>
+        <w:rPr>
+          <w:rStyle w:val="MSGENFONTSTYLENAMETEMPLATEROLENUMBERMSGENFONTSTYLENAMEBYROLETEXT3"/>
+          <w:rFonts w:ascii="Arial" w:hAnsi="Arial" w:cs="Arial"/>
+          <w:b/>
+          <w:bCs/>
+          <w:i/>
+          <w:iCs/>
+          <w:sz w:val="22"/>
+          <w:szCs w:val="22"/>
+        </w:rPr>
+        <w:t xml:space="preserve"> Dasar 1945, Negara dan </w:t>
+      </w:r>
+      <w:proofErr w:type="spellStart"/>
+      <w:r>
+        <w:rPr>
+          <w:rStyle w:val="MSGENFONTSTYLENAMETEMPLATEROLENUMBERMSGENFONTSTYLENAMEBYROLETEXT3"/>
+          <w:rFonts w:ascii="Arial" w:hAnsi="Arial" w:cs="Arial"/>
+          <w:b/>
+          <w:bCs/>
+          <w:i/>
+          <w:iCs/>
+          <w:sz w:val="22"/>
+          <w:szCs w:val="22"/>
+        </w:rPr>
+        <w:t>Pemerintah</w:t>
+      </w:r>
+      <w:proofErr w:type="spellEnd"/>
+      <w:r>
+        <w:rPr>
+          <w:rStyle w:val="MSGENFONTSTYLENAMETEMPLATEROLENUMBERMSGENFONTSTYLENAMEBYROLETEXT3"/>
+          <w:rFonts w:ascii="Arial" w:hAnsi="Arial" w:cs="Arial"/>
+          <w:b/>
+          <w:bCs/>
+          <w:i/>
+          <w:iCs/>
+          <w:sz w:val="22"/>
+          <w:szCs w:val="22"/>
+        </w:rPr>
+        <w:t>;</w:t>
       </w:r>
     </w:p>
     <w:p>
@@ -1899,18 +3203,89 @@
           <w:lang w:val="en-US"/>
         </w:rPr>
       </w:pPr>
-      <w:r>
-        <w:rPr>
-          <w:rStyle w:val="MSGENFONTSTYLENAMETEMPLATEROLENUMBERMSGENFONTSTYLENAMEBYROLETEXT3"/>
-          <w:rFonts w:ascii="Arial" w:hAnsi="Arial" w:cs="Arial"/>
-          <w:b/>
-          <w:bCs/>
-          <w:i/>
-          <w:iCs/>
-          <w:sz w:val="22"/>
-          <w:szCs w:val="22"/>
-        </w:rPr>
-        <w:t xml:space="preserve">bahwa saya, akan </w:t>
+      <w:proofErr w:type="spellStart"/>
+      <w:r>
+        <w:rPr>
+          <w:rStyle w:val="MSGENFONTSTYLENAMETEMPLATEROLENUMBERMSGENFONTSTYLENAMEBYROLETEXT3"/>
+          <w:rFonts w:ascii="Arial" w:hAnsi="Arial" w:cs="Arial"/>
+          <w:b/>
+          <w:bCs/>
+          <w:i/>
+          <w:iCs/>
+          <w:sz w:val="22"/>
+          <w:szCs w:val="22"/>
+        </w:rPr>
+        <w:t>bahwa</w:t>
+      </w:r>
+      <w:proofErr w:type="spellEnd"/>
+      <w:r>
+        <w:rPr>
+          <w:rStyle w:val="MSGENFONTSTYLENAMETEMPLATEROLENUMBERMSGENFONTSTYLENAMEBYROLETEXT3"/>
+          <w:rFonts w:ascii="Arial" w:hAnsi="Arial" w:cs="Arial"/>
+          <w:b/>
+          <w:bCs/>
+          <w:i/>
+          <w:iCs/>
+          <w:sz w:val="22"/>
+          <w:szCs w:val="22"/>
+        </w:rPr>
+        <w:t xml:space="preserve"> </w:t>
+      </w:r>
+      <w:proofErr w:type="spellStart"/>
+      <w:r>
+        <w:rPr>
+          <w:rStyle w:val="MSGENFONTSTYLENAMETEMPLATEROLENUMBERMSGENFONTSTYLENAMEBYROLETEXT3"/>
+          <w:rFonts w:ascii="Arial" w:hAnsi="Arial" w:cs="Arial"/>
+          <w:b/>
+          <w:bCs/>
+          <w:i/>
+          <w:iCs/>
+          <w:sz w:val="22"/>
+          <w:szCs w:val="22"/>
+        </w:rPr>
+        <w:t>saya</w:t>
+      </w:r>
+      <w:proofErr w:type="spellEnd"/>
+      <w:r>
+        <w:rPr>
+          <w:rStyle w:val="MSGENFONTSTYLENAMETEMPLATEROLENUMBERMSGENFONTSTYLENAMEBYROLETEXT3"/>
+          <w:rFonts w:ascii="Arial" w:hAnsi="Arial" w:cs="Arial"/>
+          <w:b/>
+          <w:bCs/>
+          <w:i/>
+          <w:iCs/>
+          <w:sz w:val="22"/>
+          <w:szCs w:val="22"/>
+        </w:rPr>
+        <w:t xml:space="preserve">, </w:t>
+      </w:r>
+      <w:proofErr w:type="spellStart"/>
+      <w:r>
+        <w:rPr>
+          <w:rStyle w:val="MSGENFONTSTYLENAMETEMPLATEROLENUMBERMSGENFONTSTYLENAMEBYROLETEXT3"/>
+          <w:rFonts w:ascii="Arial" w:hAnsi="Arial" w:cs="Arial"/>
+          <w:b/>
+          <w:bCs/>
+          <w:i/>
+          <w:iCs/>
+          <w:sz w:val="22"/>
+          <w:szCs w:val="22"/>
+        </w:rPr>
+        <w:t>akan</w:t>
+      </w:r>
+      <w:proofErr w:type="spellEnd"/>
+      <w:r>
+        <w:rPr>
+          <w:rStyle w:val="MSGENFONTSTYLENAMETEMPLATEROLENUMBERMSGENFONTSTYLENAMEBYROLETEXT3"/>
+          <w:rFonts w:ascii="Arial" w:hAnsi="Arial" w:cs="Arial"/>
+          <w:b/>
+          <w:bCs/>
+          <w:i/>
+          <w:iCs/>
+          <w:sz w:val="22"/>
+          <w:szCs w:val="22"/>
+        </w:rPr>
+        <w:t xml:space="preserve"> </w:t>
       </w:r>
       <w:proofErr w:type="spellStart"/>
       <w:r>
@@ -1938,8 +3313,23 @@
           <w:sz w:val="22"/>
           <w:szCs w:val="22"/>
         </w:rPr>
-        <w:t xml:space="preserve"> sega</w:t>
-      </w:r>
+        <w:t xml:space="preserve"> </w:t>
+      </w:r>
+      <w:proofErr w:type="spellStart"/>
+      <w:r>
+        <w:rPr>
+          <w:rStyle w:val="MSGENFONTSTYLENAMETEMPLATEROLENUMBERMSGENFONTSTYLENAMEBYROLETEXT3"/>
+          <w:rFonts w:ascii="Arial" w:hAnsi="Arial" w:cs="Arial"/>
+          <w:b/>
+          <w:bCs/>
+          <w:i/>
+          <w:iCs/>
+          <w:sz w:val="22"/>
+          <w:szCs w:val="22"/>
+        </w:rPr>
+        <w:t>sega</w:t>
+      </w:r>
+      <w:proofErr w:type="spellEnd"/>
       <w:r>
         <w:rPr>
           <w:rStyle w:val="MSGENFONTSTYLENAMETEMPLATEROLENUMBERMSGENFONTSTYLENAMEBYROLETEXT3"/>
@@ -1965,7 +3355,63 @@
           <w:sz w:val="22"/>
           <w:szCs w:val="22"/>
         </w:rPr>
-        <w:t xml:space="preserve">a peraturan perundang-undangan yang </w:t>
+        <w:t xml:space="preserve">a </w:t>
+      </w:r>
+      <w:proofErr w:type="spellStart"/>
+      <w:r>
+        <w:rPr>
+          <w:rStyle w:val="MSGENFONTSTYLENAMETEMPLATEROLENUMBERMSGENFONTSTYLENAMEBYROLETEXT3"/>
+          <w:rFonts w:ascii="Arial" w:hAnsi="Arial" w:cs="Arial"/>
+          <w:b/>
+          <w:bCs/>
+          <w:i/>
+          <w:iCs/>
+          <w:sz w:val="22"/>
+          <w:szCs w:val="22"/>
+        </w:rPr>
+        <w:t>peraturan</w:t>
+      </w:r>
+      <w:proofErr w:type="spellEnd"/>
+      <w:r>
+        <w:rPr>
+          <w:rStyle w:val="MSGENFONTSTYLENAMETEMPLATEROLENUMBERMSGENFONTSTYLENAMEBYROLETEXT3"/>
+          <w:rFonts w:ascii="Arial" w:hAnsi="Arial" w:cs="Arial"/>
+          <w:b/>
+          <w:bCs/>
+          <w:i/>
+          <w:iCs/>
+          <w:sz w:val="22"/>
+          <w:szCs w:val="22"/>
+        </w:rPr>
+        <w:t xml:space="preserve"> </w:t>
+      </w:r>
+      <w:proofErr w:type="spellStart"/>
+      <w:r>
+        <w:rPr>
+          <w:rStyle w:val="MSGENFONTSTYLENAMETEMPLATEROLENUMBERMSGENFONTSTYLENAMEBYROLETEXT3"/>
+          <w:rFonts w:ascii="Arial" w:hAnsi="Arial" w:cs="Arial"/>
+          <w:b/>
+          <w:bCs/>
+          <w:i/>
+          <w:iCs/>
+          <w:sz w:val="22"/>
+          <w:szCs w:val="22"/>
+        </w:rPr>
+        <w:t>perundang-undangan</w:t>
+      </w:r>
+      <w:proofErr w:type="spellEnd"/>
+      <w:r>
+        <w:rPr>
+          <w:rStyle w:val="MSGENFONTSTYLENAMETEMPLATEROLENUMBERMSGENFONTSTYLENAMEBYROLETEXT3"/>
+          <w:rFonts w:ascii="Arial" w:hAnsi="Arial" w:cs="Arial"/>
+          <w:b/>
+          <w:bCs/>
+          <w:i/>
+          <w:iCs/>
+          <w:sz w:val="22"/>
+          <w:szCs w:val="22"/>
+        </w:rPr>
+        <w:t xml:space="preserve"> yang </w:t>
       </w:r>
       <w:proofErr w:type="spellStart"/>
       <w:r>
@@ -1996,34 +3442,34 @@
         </w:rPr>
         <w:t>l</w:t>
       </w:r>
-      <w:r>
-        <w:rPr>
-          <w:rStyle w:val="MSGENFONTSTYLENAMETEMPLATEROLENUMBERMSGENFONTSTYLENAMEBYROLETEXT3"/>
-          <w:rFonts w:ascii="Arial" w:hAnsi="Arial" w:cs="Arial"/>
-          <w:b/>
-          <w:bCs/>
-          <w:i/>
-          <w:iCs/>
-          <w:sz w:val="22"/>
-          <w:szCs w:val="22"/>
-        </w:rPr>
-        <w:t xml:space="preserve">aku dan </w:t>
-      </w:r>
-      <w:proofErr w:type="spellStart"/>
-      <w:r>
-        <w:rPr>
-          <w:rStyle w:val="MSGENFONTSTYLENAMETEMPLATEROLENUMBERMSGENFONTSTYLENAMEBYROLETEXT3"/>
-          <w:rFonts w:ascii="Arial" w:hAnsi="Arial" w:cs="Arial"/>
-          <w:b/>
-          <w:bCs/>
-          <w:i/>
-          <w:iCs/>
-          <w:sz w:val="22"/>
-          <w:szCs w:val="22"/>
-        </w:rPr>
-        <w:t>me</w:t>
-      </w:r>
-      <w:proofErr w:type="spellEnd"/>
+      <w:proofErr w:type="spellStart"/>
+      <w:r>
+        <w:rPr>
+          <w:rStyle w:val="MSGENFONTSTYLENAMETEMPLATEROLENUMBERMSGENFONTSTYLENAMEBYROLETEXT3"/>
+          <w:rFonts w:ascii="Arial" w:hAnsi="Arial" w:cs="Arial"/>
+          <w:b/>
+          <w:bCs/>
+          <w:i/>
+          <w:iCs/>
+          <w:sz w:val="22"/>
+          <w:szCs w:val="22"/>
+        </w:rPr>
+        <w:t>aku</w:t>
+      </w:r>
+      <w:proofErr w:type="spellEnd"/>
+      <w:r>
+        <w:rPr>
+          <w:rStyle w:val="MSGENFONTSTYLENAMETEMPLATEROLENUMBERMSGENFONTSTYLENAMEBYROLETEXT3"/>
+          <w:rFonts w:ascii="Arial" w:hAnsi="Arial" w:cs="Arial"/>
+          <w:b/>
+          <w:bCs/>
+          <w:i/>
+          <w:iCs/>
+          <w:sz w:val="22"/>
+          <w:szCs w:val="22"/>
+        </w:rPr>
+        <w:t xml:space="preserve"> dan me</w:t>
+      </w:r>
       <w:r>
         <w:rPr>
           <w:rStyle w:val="MSGENFONTSTYLENAMETEMPLATEROLENUMBERMSGENFONTSTYLENAMEBYROLETEXT3"/>
@@ -2064,8 +3510,275 @@
           <w:sz w:val="22"/>
           <w:szCs w:val="22"/>
         </w:rPr>
-        <w:t xml:space="preserve"> tugas kedinasan yang dipercayakan kepada saya dengan penuh pengabdian, kesadaran, dan tanggung</w:t>
-      </w:r>
+        <w:t xml:space="preserve"> </w:t>
+      </w:r>
+      <w:proofErr w:type="spellStart"/>
+      <w:r>
+        <w:rPr>
+          <w:rStyle w:val="MSGENFONTSTYLENAMETEMPLATEROLENUMBERMSGENFONTSTYLENAMEBYROLETEXT3"/>
+          <w:rFonts w:ascii="Arial" w:hAnsi="Arial" w:cs="Arial"/>
+          <w:b/>
+          <w:bCs/>
+          <w:i/>
+          <w:iCs/>
+          <w:sz w:val="22"/>
+          <w:szCs w:val="22"/>
+        </w:rPr>
+        <w:t>tugas</w:t>
+      </w:r>
+      <w:proofErr w:type="spellEnd"/>
+      <w:r>
+        <w:rPr>
+          <w:rStyle w:val="MSGENFONTSTYLENAMETEMPLATEROLENUMBERMSGENFONTSTYLENAMEBYROLETEXT3"/>
+          <w:rFonts w:ascii="Arial" w:hAnsi="Arial" w:cs="Arial"/>
+          <w:b/>
+          <w:bCs/>
+          <w:i/>
+          <w:iCs/>
+          <w:sz w:val="22"/>
+          <w:szCs w:val="22"/>
+        </w:rPr>
+        <w:t xml:space="preserve"> </w:t>
+      </w:r>
+      <w:proofErr w:type="spellStart"/>
+      <w:r>
+        <w:rPr>
+          <w:rStyle w:val="MSGENFONTSTYLENAMETEMPLATEROLENUMBERMSGENFONTSTYLENAMEBYROLETEXT3"/>
+          <w:rFonts w:ascii="Arial" w:hAnsi="Arial" w:cs="Arial"/>
+          <w:b/>
+          <w:bCs/>
+          <w:i/>
+          <w:iCs/>
+          <w:sz w:val="22"/>
+          <w:szCs w:val="22"/>
+        </w:rPr>
+        <w:t>kedinasan</w:t>
+      </w:r>
+      <w:proofErr w:type="spellEnd"/>
+      <w:r>
+        <w:rPr>
+          <w:rStyle w:val="MSGENFONTSTYLENAMETEMPLATEROLENUMBERMSGENFONTSTYLENAMEBYROLETEXT3"/>
+          <w:rFonts w:ascii="Arial" w:hAnsi="Arial" w:cs="Arial"/>
+          <w:b/>
+          <w:bCs/>
+          <w:i/>
+          <w:iCs/>
+          <w:sz w:val="22"/>
+          <w:szCs w:val="22"/>
+        </w:rPr>
+        <w:t xml:space="preserve"> yang </w:t>
+      </w:r>
+      <w:proofErr w:type="spellStart"/>
+      <w:r>
+        <w:rPr>
+          <w:rStyle w:val="MSGENFONTSTYLENAMETEMPLATEROLENUMBERMSGENFONTSTYLENAMEBYROLETEXT3"/>
+          <w:rFonts w:ascii="Arial" w:hAnsi="Arial" w:cs="Arial"/>
+          <w:b/>
+          <w:bCs/>
+          <w:i/>
+          <w:iCs/>
+          <w:sz w:val="22"/>
+          <w:szCs w:val="22"/>
+        </w:rPr>
+        <w:t>dipercayakan</w:t>
+      </w:r>
+      <w:proofErr w:type="spellEnd"/>
+      <w:r>
+        <w:rPr>
+          <w:rStyle w:val="MSGENFONTSTYLENAMETEMPLATEROLENUMBERMSGENFONTSTYLENAMEBYROLETEXT3"/>
+          <w:rFonts w:ascii="Arial" w:hAnsi="Arial" w:cs="Arial"/>
+          <w:b/>
+          <w:bCs/>
+          <w:i/>
+          <w:iCs/>
+          <w:sz w:val="22"/>
+          <w:szCs w:val="22"/>
+        </w:rPr>
+        <w:t xml:space="preserve"> </w:t>
+      </w:r>
+      <w:proofErr w:type="spellStart"/>
+      <w:r>
+        <w:rPr>
+          <w:rStyle w:val="MSGENFONTSTYLENAMETEMPLATEROLENUMBERMSGENFONTSTYLENAMEBYROLETEXT3"/>
+          <w:rFonts w:ascii="Arial" w:hAnsi="Arial" w:cs="Arial"/>
+          <w:b/>
+          <w:bCs/>
+          <w:i/>
+          <w:iCs/>
+          <w:sz w:val="22"/>
+          <w:szCs w:val="22"/>
+        </w:rPr>
+        <w:t>kepada</w:t>
+      </w:r>
+      <w:proofErr w:type="spellEnd"/>
+      <w:r>
+        <w:rPr>
+          <w:rStyle w:val="MSGENFONTSTYLENAMETEMPLATEROLENUMBERMSGENFONTSTYLENAMEBYROLETEXT3"/>
+          <w:rFonts w:ascii="Arial" w:hAnsi="Arial" w:cs="Arial"/>
+          <w:b/>
+          <w:bCs/>
+          <w:i/>
+          <w:iCs/>
+          <w:sz w:val="22"/>
+          <w:szCs w:val="22"/>
+        </w:rPr>
+        <w:t xml:space="preserve"> </w:t>
+      </w:r>
+      <w:proofErr w:type="spellStart"/>
+      <w:r>
+        <w:rPr>
+          <w:rStyle w:val="MSGENFONTSTYLENAMETEMPLATEROLENUMBERMSGENFONTSTYLENAMEBYROLETEXT3"/>
+          <w:rFonts w:ascii="Arial" w:hAnsi="Arial" w:cs="Arial"/>
+          <w:b/>
+          <w:bCs/>
+          <w:i/>
+          <w:iCs/>
+          <w:sz w:val="22"/>
+          <w:szCs w:val="22"/>
+        </w:rPr>
+        <w:t>saya</w:t>
+      </w:r>
+      <w:proofErr w:type="spellEnd"/>
+      <w:r>
+        <w:rPr>
+          <w:rStyle w:val="MSGENFONTSTYLENAMETEMPLATEROLENUMBERMSGENFONTSTYLENAMEBYROLETEXT3"/>
+          <w:rFonts w:ascii="Arial" w:hAnsi="Arial" w:cs="Arial"/>
+          <w:b/>
+          <w:bCs/>
+          <w:i/>
+          <w:iCs/>
+          <w:sz w:val="22"/>
+          <w:szCs w:val="22"/>
+        </w:rPr>
+        <w:t xml:space="preserve"> </w:t>
+      </w:r>
+      <w:proofErr w:type="spellStart"/>
+      <w:r>
+        <w:rPr>
+          <w:rStyle w:val="MSGENFONTSTYLENAMETEMPLATEROLENUMBERMSGENFONTSTYLENAMEBYROLETEXT3"/>
+          <w:rFonts w:ascii="Arial" w:hAnsi="Arial" w:cs="Arial"/>
+          <w:b/>
+          <w:bCs/>
+          <w:i/>
+          <w:iCs/>
+          <w:sz w:val="22"/>
+          <w:szCs w:val="22"/>
+        </w:rPr>
+        <w:t>dengan</w:t>
+      </w:r>
+      <w:proofErr w:type="spellEnd"/>
+      <w:r>
+        <w:rPr>
+          <w:rStyle w:val="MSGENFONTSTYLENAMETEMPLATEROLENUMBERMSGENFONTSTYLENAMEBYROLETEXT3"/>
+          <w:rFonts w:ascii="Arial" w:hAnsi="Arial" w:cs="Arial"/>
+          <w:b/>
+          <w:bCs/>
+          <w:i/>
+          <w:iCs/>
+          <w:sz w:val="22"/>
+          <w:szCs w:val="22"/>
+        </w:rPr>
+        <w:t xml:space="preserve"> </w:t>
+      </w:r>
+      <w:proofErr w:type="spellStart"/>
+      <w:r>
+        <w:rPr>
+          <w:rStyle w:val="MSGENFONTSTYLENAMETEMPLATEROLENUMBERMSGENFONTSTYLENAMEBYROLETEXT3"/>
+          <w:rFonts w:ascii="Arial" w:hAnsi="Arial" w:cs="Arial"/>
+          <w:b/>
+          <w:bCs/>
+          <w:i/>
+          <w:iCs/>
+          <w:sz w:val="22"/>
+          <w:szCs w:val="22"/>
+        </w:rPr>
+        <w:t>penuh</w:t>
+      </w:r>
+      <w:proofErr w:type="spellEnd"/>
+      <w:r>
+        <w:rPr>
+          <w:rStyle w:val="MSGENFONTSTYLENAMETEMPLATEROLENUMBERMSGENFONTSTYLENAMEBYROLETEXT3"/>
+          <w:rFonts w:ascii="Arial" w:hAnsi="Arial" w:cs="Arial"/>
+          <w:b/>
+          <w:bCs/>
+          <w:i/>
+          <w:iCs/>
+          <w:sz w:val="22"/>
+          <w:szCs w:val="22"/>
+        </w:rPr>
+        <w:t xml:space="preserve"> </w:t>
+      </w:r>
+      <w:proofErr w:type="spellStart"/>
+      <w:r>
+        <w:rPr>
+          <w:rStyle w:val="MSGENFONTSTYLENAMETEMPLATEROLENUMBERMSGENFONTSTYLENAMEBYROLETEXT3"/>
+          <w:rFonts w:ascii="Arial" w:hAnsi="Arial" w:cs="Arial"/>
+          <w:b/>
+          <w:bCs/>
+          <w:i/>
+          <w:iCs/>
+          <w:sz w:val="22"/>
+          <w:szCs w:val="22"/>
+        </w:rPr>
+        <w:t>pengabdian</w:t>
+      </w:r>
+      <w:proofErr w:type="spellEnd"/>
+      <w:r>
+        <w:rPr>
+          <w:rStyle w:val="MSGENFONTSTYLENAMETEMPLATEROLENUMBERMSGENFONTSTYLENAMEBYROLETEXT3"/>
+          <w:rFonts w:ascii="Arial" w:hAnsi="Arial" w:cs="Arial"/>
+          <w:b/>
+          <w:bCs/>
+          <w:i/>
+          <w:iCs/>
+          <w:sz w:val="22"/>
+          <w:szCs w:val="22"/>
+        </w:rPr>
+        <w:t xml:space="preserve">, </w:t>
+      </w:r>
+      <w:proofErr w:type="spellStart"/>
+      <w:r>
+        <w:rPr>
+          <w:rStyle w:val="MSGENFONTSTYLENAMETEMPLATEROLENUMBERMSGENFONTSTYLENAMEBYROLETEXT3"/>
+          <w:rFonts w:ascii="Arial" w:hAnsi="Arial" w:cs="Arial"/>
+          <w:b/>
+          <w:bCs/>
+          <w:i/>
+          <w:iCs/>
+          <w:sz w:val="22"/>
+          <w:szCs w:val="22"/>
+        </w:rPr>
+        <w:t>kesadaran</w:t>
+      </w:r>
+      <w:proofErr w:type="spellEnd"/>
+      <w:r>
+        <w:rPr>
+          <w:rStyle w:val="MSGENFONTSTYLENAMETEMPLATEROLENUMBERMSGENFONTSTYLENAMEBYROLETEXT3"/>
+          <w:rFonts w:ascii="Arial" w:hAnsi="Arial" w:cs="Arial"/>
+          <w:b/>
+          <w:bCs/>
+          <w:i/>
+          <w:iCs/>
+          <w:sz w:val="22"/>
+          <w:szCs w:val="22"/>
+        </w:rPr>
+        <w:t xml:space="preserve">, dan </w:t>
+      </w:r>
+      <w:proofErr w:type="spellStart"/>
+      <w:r>
+        <w:rPr>
+          <w:rStyle w:val="MSGENFONTSTYLENAMETEMPLATEROLENUMBERMSGENFONTSTYLENAMEBYROLETEXT3"/>
+          <w:rFonts w:ascii="Arial" w:hAnsi="Arial" w:cs="Arial"/>
+          <w:b/>
+          <w:bCs/>
+          <w:i/>
+          <w:iCs/>
+          <w:sz w:val="22"/>
+          <w:szCs w:val="22"/>
+        </w:rPr>
+        <w:t>tanggung</w:t>
+      </w:r>
+      <w:proofErr w:type="spellEnd"/>
       <w:r>
         <w:rPr>
           <w:rStyle w:val="MSGENFONTSTYLENAMETEMPLATEROLENUMBERMSGENFONTSTYLENAMEBYROLETEXT3"/>
@@ -2080,18 +3793,33 @@
         </w:rPr>
         <w:t xml:space="preserve"> </w:t>
       </w:r>
-      <w:r>
-        <w:rPr>
-          <w:rStyle w:val="MSGENFONTSTYLENAMETEMPLATEROLENUMBERMSGENFONTSTYLENAMEBYROLETEXT3"/>
-          <w:rFonts w:ascii="Arial" w:hAnsi="Arial" w:cs="Arial"/>
-          <w:b/>
-          <w:bCs/>
-          <w:i/>
-          <w:iCs/>
-          <w:sz w:val="22"/>
-          <w:szCs w:val="22"/>
-        </w:rPr>
-        <w:t>jawab;</w:t>
+      <w:proofErr w:type="spellStart"/>
+      <w:r>
+        <w:rPr>
+          <w:rStyle w:val="MSGENFONTSTYLENAMETEMPLATEROLENUMBERMSGENFONTSTYLENAMEBYROLETEXT3"/>
+          <w:rFonts w:ascii="Arial" w:hAnsi="Arial" w:cs="Arial"/>
+          <w:b/>
+          <w:bCs/>
+          <w:i/>
+          <w:iCs/>
+          <w:sz w:val="22"/>
+          <w:szCs w:val="22"/>
+        </w:rPr>
+        <w:t>jawab</w:t>
+      </w:r>
+      <w:proofErr w:type="spellEnd"/>
+      <w:r>
+        <w:rPr>
+          <w:rStyle w:val="MSGENFONTSTYLENAMETEMPLATEROLENUMBERMSGENFONTSTYLENAMEBYROLETEXT3"/>
+          <w:rFonts w:ascii="Arial" w:hAnsi="Arial" w:cs="Arial"/>
+          <w:b/>
+          <w:bCs/>
+          <w:i/>
+          <w:iCs/>
+          <w:sz w:val="22"/>
+          <w:szCs w:val="22"/>
+        </w:rPr>
+        <w:t>;</w:t>
       </w:r>
     </w:p>
     <w:p>
@@ -2131,19 +3859,217 @@
           <w:lang w:val="en-US"/>
         </w:rPr>
       </w:pPr>
-      <w:r>
-        <w:rPr>
-          <w:rStyle w:val="MSGENFONTSTYLENAMETEMPLATEROLENUMBERMSGENFONTSTYLENAMEBYROLETEXT3"/>
-          <w:rFonts w:ascii="Arial" w:hAnsi="Arial" w:cs="Arial"/>
-          <w:b/>
-          <w:bCs/>
-          <w:i/>
-          <w:iCs/>
-          <w:sz w:val="22"/>
-          <w:szCs w:val="22"/>
-        </w:rPr>
-        <w:t>bahwa saya, akan senantiasa menjunjung tinggi kehormatan Negara, Pemerintah</w:t>
-      </w:r>
+      <w:proofErr w:type="spellStart"/>
+      <w:r>
+        <w:rPr>
+          <w:rStyle w:val="MSGENFONTSTYLENAMETEMPLATEROLENUMBERMSGENFONTSTYLENAMEBYROLETEXT3"/>
+          <w:rFonts w:ascii="Arial" w:hAnsi="Arial" w:cs="Arial"/>
+          <w:b/>
+          <w:bCs/>
+          <w:i/>
+          <w:iCs/>
+          <w:sz w:val="22"/>
+          <w:szCs w:val="22"/>
+        </w:rPr>
+        <w:t>bahwa</w:t>
+      </w:r>
+      <w:proofErr w:type="spellEnd"/>
+      <w:r>
+        <w:rPr>
+          <w:rStyle w:val="MSGENFONTSTYLENAMETEMPLATEROLENUMBERMSGENFONTSTYLENAMEBYROLETEXT3"/>
+          <w:rFonts w:ascii="Arial" w:hAnsi="Arial" w:cs="Arial"/>
+          <w:b/>
+          <w:bCs/>
+          <w:i/>
+          <w:iCs/>
+          <w:sz w:val="22"/>
+          <w:szCs w:val="22"/>
+        </w:rPr>
+        <w:t xml:space="preserve"> </w:t>
+      </w:r>
+      <w:proofErr w:type="spellStart"/>
+      <w:r>
+        <w:rPr>
+          <w:rStyle w:val="MSGENFONTSTYLENAMETEMPLATEROLENUMBERMSGENFONTSTYLENAMEBYROLETEXT3"/>
+          <w:rFonts w:ascii="Arial" w:hAnsi="Arial" w:cs="Arial"/>
+          <w:b/>
+          <w:bCs/>
+          <w:i/>
+          <w:iCs/>
+          <w:sz w:val="22"/>
+          <w:szCs w:val="22"/>
+        </w:rPr>
+        <w:t>saya</w:t>
+      </w:r>
+      <w:proofErr w:type="spellEnd"/>
+      <w:r>
+        <w:rPr>
+          <w:rStyle w:val="MSGENFONTSTYLENAMETEMPLATEROLENUMBERMSGENFONTSTYLENAMEBYROLETEXT3"/>
+          <w:rFonts w:ascii="Arial" w:hAnsi="Arial" w:cs="Arial"/>
+          <w:b/>
+          <w:bCs/>
+          <w:i/>
+          <w:iCs/>
+          <w:sz w:val="22"/>
+          <w:szCs w:val="22"/>
+        </w:rPr>
+        <w:t xml:space="preserve">, </w:t>
+      </w:r>
+      <w:proofErr w:type="spellStart"/>
+      <w:r>
+        <w:rPr>
+          <w:rStyle w:val="MSGENFONTSTYLENAMETEMPLATEROLENUMBERMSGENFONTSTYLENAMEBYROLETEXT3"/>
+          <w:rFonts w:ascii="Arial" w:hAnsi="Arial" w:cs="Arial"/>
+          <w:b/>
+          <w:bCs/>
+          <w:i/>
+          <w:iCs/>
+          <w:sz w:val="22"/>
+          <w:szCs w:val="22"/>
+        </w:rPr>
+        <w:t>akan</w:t>
+      </w:r>
+      <w:proofErr w:type="spellEnd"/>
+      <w:r>
+        <w:rPr>
+          <w:rStyle w:val="MSGENFONTSTYLENAMETEMPLATEROLENUMBERMSGENFONTSTYLENAMEBYROLETEXT3"/>
+          <w:rFonts w:ascii="Arial" w:hAnsi="Arial" w:cs="Arial"/>
+          <w:b/>
+          <w:bCs/>
+          <w:i/>
+          <w:iCs/>
+          <w:sz w:val="22"/>
+          <w:szCs w:val="22"/>
+        </w:rPr>
+        <w:t xml:space="preserve"> </w:t>
+      </w:r>
+      <w:proofErr w:type="spellStart"/>
+      <w:r>
+        <w:rPr>
+          <w:rStyle w:val="MSGENFONTSTYLENAMETEMPLATEROLENUMBERMSGENFONTSTYLENAMEBYROLETEXT3"/>
+          <w:rFonts w:ascii="Arial" w:hAnsi="Arial" w:cs="Arial"/>
+          <w:b/>
+          <w:bCs/>
+          <w:i/>
+          <w:iCs/>
+          <w:sz w:val="22"/>
+          <w:szCs w:val="22"/>
+        </w:rPr>
+        <w:t>senantiasa</w:t>
+      </w:r>
+      <w:proofErr w:type="spellEnd"/>
+      <w:r>
+        <w:rPr>
+          <w:rStyle w:val="MSGENFONTSTYLENAMETEMPLATEROLENUMBERMSGENFONTSTYLENAMEBYROLETEXT3"/>
+          <w:rFonts w:ascii="Arial" w:hAnsi="Arial" w:cs="Arial"/>
+          <w:b/>
+          <w:bCs/>
+          <w:i/>
+          <w:iCs/>
+          <w:sz w:val="22"/>
+          <w:szCs w:val="22"/>
+        </w:rPr>
+        <w:t xml:space="preserve"> </w:t>
+      </w:r>
+      <w:proofErr w:type="spellStart"/>
+      <w:r>
+        <w:rPr>
+          <w:rStyle w:val="MSGENFONTSTYLENAMETEMPLATEROLENUMBERMSGENFONTSTYLENAMEBYROLETEXT3"/>
+          <w:rFonts w:ascii="Arial" w:hAnsi="Arial" w:cs="Arial"/>
+          <w:b/>
+          <w:bCs/>
+          <w:i/>
+          <w:iCs/>
+          <w:sz w:val="22"/>
+          <w:szCs w:val="22"/>
+        </w:rPr>
+        <w:t>menjunjung</w:t>
+      </w:r>
+      <w:proofErr w:type="spellEnd"/>
+      <w:r>
+        <w:rPr>
+          <w:rStyle w:val="MSGENFONTSTYLENAMETEMPLATEROLENUMBERMSGENFONTSTYLENAMEBYROLETEXT3"/>
+          <w:rFonts w:ascii="Arial" w:hAnsi="Arial" w:cs="Arial"/>
+          <w:b/>
+          <w:bCs/>
+          <w:i/>
+          <w:iCs/>
+          <w:sz w:val="22"/>
+          <w:szCs w:val="22"/>
+        </w:rPr>
+        <w:t xml:space="preserve"> </w:t>
+      </w:r>
+      <w:proofErr w:type="spellStart"/>
+      <w:r>
+        <w:rPr>
+          <w:rStyle w:val="MSGENFONTSTYLENAMETEMPLATEROLENUMBERMSGENFONTSTYLENAMEBYROLETEXT3"/>
+          <w:rFonts w:ascii="Arial" w:hAnsi="Arial" w:cs="Arial"/>
+          <w:b/>
+          <w:bCs/>
+          <w:i/>
+          <w:iCs/>
+          <w:sz w:val="22"/>
+          <w:szCs w:val="22"/>
+        </w:rPr>
+        <w:t>tinggi</w:t>
+      </w:r>
+      <w:proofErr w:type="spellEnd"/>
+      <w:r>
+        <w:rPr>
+          <w:rStyle w:val="MSGENFONTSTYLENAMETEMPLATEROLENUMBERMSGENFONTSTYLENAMEBYROLETEXT3"/>
+          <w:rFonts w:ascii="Arial" w:hAnsi="Arial" w:cs="Arial"/>
+          <w:b/>
+          <w:bCs/>
+          <w:i/>
+          <w:iCs/>
+          <w:sz w:val="22"/>
+          <w:szCs w:val="22"/>
+        </w:rPr>
+        <w:t xml:space="preserve"> </w:t>
+      </w:r>
+      <w:proofErr w:type="spellStart"/>
+      <w:r>
+        <w:rPr>
+          <w:rStyle w:val="MSGENFONTSTYLENAMETEMPLATEROLENUMBERMSGENFONTSTYLENAMEBYROLETEXT3"/>
+          <w:rFonts w:ascii="Arial" w:hAnsi="Arial" w:cs="Arial"/>
+          <w:b/>
+          <w:bCs/>
+          <w:i/>
+          <w:iCs/>
+          <w:sz w:val="22"/>
+          <w:szCs w:val="22"/>
+        </w:rPr>
+        <w:t>kehormatan</w:t>
+      </w:r>
+      <w:proofErr w:type="spellEnd"/>
+      <w:r>
+        <w:rPr>
+          <w:rStyle w:val="MSGENFONTSTYLENAMETEMPLATEROLENUMBERMSGENFONTSTYLENAMEBYROLETEXT3"/>
+          <w:rFonts w:ascii="Arial" w:hAnsi="Arial" w:cs="Arial"/>
+          <w:b/>
+          <w:bCs/>
+          <w:i/>
+          <w:iCs/>
+          <w:sz w:val="22"/>
+          <w:szCs w:val="22"/>
+        </w:rPr>
+        <w:t xml:space="preserve"> Negara, </w:t>
+      </w:r>
+      <w:proofErr w:type="spellStart"/>
+      <w:r>
+        <w:rPr>
+          <w:rStyle w:val="MSGENFONTSTYLENAMETEMPLATEROLENUMBERMSGENFONTSTYLENAMEBYROLETEXT3"/>
+          <w:rFonts w:ascii="Arial" w:hAnsi="Arial" w:cs="Arial"/>
+          <w:b/>
+          <w:bCs/>
+          <w:i/>
+          <w:iCs/>
+          <w:sz w:val="22"/>
+          <w:szCs w:val="22"/>
+        </w:rPr>
+        <w:t>Pemerintah</w:t>
+      </w:r>
+      <w:proofErr w:type="spellEnd"/>
       <w:r>
         <w:rPr>
           <w:rStyle w:val="MSGENFONTSTYLENAMETEMPLATEROLENUMBERMSGENFONTSTYLENAMEBYROLETEXT3"/>
@@ -2169,7 +4095,63 @@
           <w:sz w:val="22"/>
           <w:szCs w:val="22"/>
         </w:rPr>
-        <w:t xml:space="preserve"> dan martabat Pegawai Negeri</w:t>
+        <w:t xml:space="preserve"> dan </w:t>
+      </w:r>
+      <w:proofErr w:type="spellStart"/>
+      <w:r>
+        <w:rPr>
+          <w:rStyle w:val="MSGENFONTSTYLENAMETEMPLATEROLENUMBERMSGENFONTSTYLENAMEBYROLETEXT3"/>
+          <w:rFonts w:ascii="Arial" w:hAnsi="Arial" w:cs="Arial"/>
+          <w:b/>
+          <w:bCs/>
+          <w:i/>
+          <w:iCs/>
+          <w:sz w:val="22"/>
+          <w:szCs w:val="22"/>
+        </w:rPr>
+        <w:t>martabat</w:t>
+      </w:r>
+      <w:proofErr w:type="spellEnd"/>
+      <w:r>
+        <w:rPr>
+          <w:rStyle w:val="MSGENFONTSTYLENAMETEMPLATEROLENUMBERMSGENFONTSTYLENAMEBYROLETEXT3"/>
+          <w:rFonts w:ascii="Arial" w:hAnsi="Arial" w:cs="Arial"/>
+          <w:b/>
+          <w:bCs/>
+          <w:i/>
+          <w:iCs/>
+          <w:sz w:val="22"/>
+          <w:szCs w:val="22"/>
+        </w:rPr>
+        <w:t xml:space="preserve"> </w:t>
+      </w:r>
+      <w:proofErr w:type="spellStart"/>
+      <w:r>
+        <w:rPr>
+          <w:rStyle w:val="MSGENFONTSTYLENAMETEMPLATEROLENUMBERMSGENFONTSTYLENAMEBYROLETEXT3"/>
+          <w:rFonts w:ascii="Arial" w:hAnsi="Arial" w:cs="Arial"/>
+          <w:b/>
+          <w:bCs/>
+          <w:i/>
+          <w:iCs/>
+          <w:sz w:val="22"/>
+          <w:szCs w:val="22"/>
+        </w:rPr>
+        <w:t>Pegawai</w:t>
+      </w:r>
+      <w:proofErr w:type="spellEnd"/>
+      <w:r>
+        <w:rPr>
+          <w:rStyle w:val="MSGENFONTSTYLENAMETEMPLATEROLENUMBERMSGENFONTSTYLENAMEBYROLETEXT3"/>
+          <w:rFonts w:ascii="Arial" w:hAnsi="Arial" w:cs="Arial"/>
+          <w:b/>
+          <w:bCs/>
+          <w:i/>
+          <w:iCs/>
+          <w:sz w:val="22"/>
+          <w:szCs w:val="22"/>
+        </w:rPr>
+        <w:t xml:space="preserve"> Negeri</w:t>
       </w:r>
       <w:r>
         <w:rPr>
@@ -2196,23 +4178,316 @@
           <w:sz w:val="22"/>
           <w:szCs w:val="22"/>
         </w:rPr>
-        <w:t xml:space="preserve"> serta akan senantiasa mengutamakan kepentingan Negara daripada kepentingan saya sendiri, seorang atau </w:t>
-      </w:r>
-      <w:proofErr w:type="spellStart"/>
-      <w:r>
-        <w:rPr>
-          <w:rStyle w:val="MSGENFONTSTYLENAMETEMPLATEROLENUMBERMSGENFONTSTYLENAMEBYROLETEXT3"/>
-          <w:rFonts w:ascii="Arial" w:hAnsi="Arial" w:cs="Arial"/>
-          <w:b/>
-          <w:bCs/>
-          <w:i/>
-          <w:iCs/>
-          <w:sz w:val="22"/>
-          <w:szCs w:val="22"/>
-        </w:rPr>
-        <w:t>go</w:t>
-      </w:r>
-      <w:proofErr w:type="spellEnd"/>
+        <w:t xml:space="preserve"> </w:t>
+      </w:r>
+      <w:proofErr w:type="spellStart"/>
+      <w:r>
+        <w:rPr>
+          <w:rStyle w:val="MSGENFONTSTYLENAMETEMPLATEROLENUMBERMSGENFONTSTYLENAMEBYROLETEXT3"/>
+          <w:rFonts w:ascii="Arial" w:hAnsi="Arial" w:cs="Arial"/>
+          <w:b/>
+          <w:bCs/>
+          <w:i/>
+          <w:iCs/>
+          <w:sz w:val="22"/>
+          <w:szCs w:val="22"/>
+        </w:rPr>
+        <w:t>serta</w:t>
+      </w:r>
+      <w:proofErr w:type="spellEnd"/>
+      <w:r>
+        <w:rPr>
+          <w:rStyle w:val="MSGENFONTSTYLENAMETEMPLATEROLENUMBERMSGENFONTSTYLENAMEBYROLETEXT3"/>
+          <w:rFonts w:ascii="Arial" w:hAnsi="Arial" w:cs="Arial"/>
+          <w:b/>
+          <w:bCs/>
+          <w:i/>
+          <w:iCs/>
+          <w:sz w:val="22"/>
+          <w:szCs w:val="22"/>
+        </w:rPr>
+        <w:t xml:space="preserve"> </w:t>
+      </w:r>
+      <w:proofErr w:type="spellStart"/>
+      <w:r>
+        <w:rPr>
+          <w:rStyle w:val="MSGENFONTSTYLENAMETEMPLATEROLENUMBERMSGENFONTSTYLENAMEBYROLETEXT3"/>
+          <w:rFonts w:ascii="Arial" w:hAnsi="Arial" w:cs="Arial"/>
+          <w:b/>
+          <w:bCs/>
+          <w:i/>
+          <w:iCs/>
+          <w:sz w:val="22"/>
+          <w:szCs w:val="22"/>
+        </w:rPr>
+        <w:t>akan</w:t>
+      </w:r>
+      <w:proofErr w:type="spellEnd"/>
+      <w:r>
+        <w:rPr>
+          <w:rStyle w:val="MSGENFONTSTYLENAMETEMPLATEROLENUMBERMSGENFONTSTYLENAMEBYROLETEXT3"/>
+          <w:rFonts w:ascii="Arial" w:hAnsi="Arial" w:cs="Arial"/>
+          <w:b/>
+          <w:bCs/>
+          <w:i/>
+          <w:iCs/>
+          <w:sz w:val="22"/>
+          <w:szCs w:val="22"/>
+        </w:rPr>
+        <w:t xml:space="preserve"> </w:t>
+      </w:r>
+      <w:proofErr w:type="spellStart"/>
+      <w:r>
+        <w:rPr>
+          <w:rStyle w:val="MSGENFONTSTYLENAMETEMPLATEROLENUMBERMSGENFONTSTYLENAMEBYROLETEXT3"/>
+          <w:rFonts w:ascii="Arial" w:hAnsi="Arial" w:cs="Arial"/>
+          <w:b/>
+          <w:bCs/>
+          <w:i/>
+          <w:iCs/>
+          <w:sz w:val="22"/>
+          <w:szCs w:val="22"/>
+        </w:rPr>
+        <w:t>senantiasa</w:t>
+      </w:r>
+      <w:proofErr w:type="spellEnd"/>
+      <w:r>
+        <w:rPr>
+          <w:rStyle w:val="MSGENFONTSTYLENAMETEMPLATEROLENUMBERMSGENFONTSTYLENAMEBYROLETEXT3"/>
+          <w:rFonts w:ascii="Arial" w:hAnsi="Arial" w:cs="Arial"/>
+          <w:b/>
+          <w:bCs/>
+          <w:i/>
+          <w:iCs/>
+          <w:sz w:val="22"/>
+          <w:szCs w:val="22"/>
+        </w:rPr>
+        <w:t xml:space="preserve"> </w:t>
+      </w:r>
+      <w:proofErr w:type="spellStart"/>
+      <w:r>
+        <w:rPr>
+          <w:rStyle w:val="MSGENFONTSTYLENAMETEMPLATEROLENUMBERMSGENFONTSTYLENAMEBYROLETEXT3"/>
+          <w:rFonts w:ascii="Arial" w:hAnsi="Arial" w:cs="Arial"/>
+          <w:b/>
+          <w:bCs/>
+          <w:i/>
+          <w:iCs/>
+          <w:sz w:val="22"/>
+          <w:szCs w:val="22"/>
+        </w:rPr>
+        <w:t>mengutamakan</w:t>
+      </w:r>
+      <w:proofErr w:type="spellEnd"/>
+      <w:r>
+        <w:rPr>
+          <w:rStyle w:val="MSGENFONTSTYLENAMETEMPLATEROLENUMBERMSGENFONTSTYLENAMEBYROLETEXT3"/>
+          <w:rFonts w:ascii="Arial" w:hAnsi="Arial" w:cs="Arial"/>
+          <w:b/>
+          <w:bCs/>
+          <w:i/>
+          <w:iCs/>
+          <w:sz w:val="22"/>
+          <w:szCs w:val="22"/>
+        </w:rPr>
+        <w:t xml:space="preserve"> </w:t>
+      </w:r>
+      <w:proofErr w:type="spellStart"/>
+      <w:r>
+        <w:rPr>
+          <w:rStyle w:val="MSGENFONTSTYLENAMETEMPLATEROLENUMBERMSGENFONTSTYLENAMEBYROLETEXT3"/>
+          <w:rFonts w:ascii="Arial" w:hAnsi="Arial" w:cs="Arial"/>
+          <w:b/>
+          <w:bCs/>
+          <w:i/>
+          <w:iCs/>
+          <w:sz w:val="22"/>
+          <w:szCs w:val="22"/>
+        </w:rPr>
+        <w:t>kepentingan</w:t>
+      </w:r>
+      <w:proofErr w:type="spellEnd"/>
+      <w:r>
+        <w:rPr>
+          <w:rStyle w:val="MSGENFONTSTYLENAMETEMPLATEROLENUMBERMSGENFONTSTYLENAMEBYROLETEXT3"/>
+          <w:rFonts w:ascii="Arial" w:hAnsi="Arial" w:cs="Arial"/>
+          <w:b/>
+          <w:bCs/>
+          <w:i/>
+          <w:iCs/>
+          <w:sz w:val="22"/>
+          <w:szCs w:val="22"/>
+        </w:rPr>
+        <w:t xml:space="preserve"> Negara </w:t>
+      </w:r>
+      <w:proofErr w:type="spellStart"/>
+      <w:r>
+        <w:rPr>
+          <w:rStyle w:val="MSGENFONTSTYLENAMETEMPLATEROLENUMBERMSGENFONTSTYLENAMEBYROLETEXT3"/>
+          <w:rFonts w:ascii="Arial" w:hAnsi="Arial" w:cs="Arial"/>
+          <w:b/>
+          <w:bCs/>
+          <w:i/>
+          <w:iCs/>
+          <w:sz w:val="22"/>
+          <w:szCs w:val="22"/>
+        </w:rPr>
+        <w:t>daripada</w:t>
+      </w:r>
+      <w:proofErr w:type="spellEnd"/>
+      <w:r>
+        <w:rPr>
+          <w:rStyle w:val="MSGENFONTSTYLENAMETEMPLATEROLENUMBERMSGENFONTSTYLENAMEBYROLETEXT3"/>
+          <w:rFonts w:ascii="Arial" w:hAnsi="Arial" w:cs="Arial"/>
+          <w:b/>
+          <w:bCs/>
+          <w:i/>
+          <w:iCs/>
+          <w:sz w:val="22"/>
+          <w:szCs w:val="22"/>
+        </w:rPr>
+        <w:t xml:space="preserve"> </w:t>
+      </w:r>
+      <w:proofErr w:type="spellStart"/>
+      <w:r>
+        <w:rPr>
+          <w:rStyle w:val="MSGENFONTSTYLENAMETEMPLATEROLENUMBERMSGENFONTSTYLENAMEBYROLETEXT3"/>
+          <w:rFonts w:ascii="Arial" w:hAnsi="Arial" w:cs="Arial"/>
+          <w:b/>
+          <w:bCs/>
+          <w:i/>
+          <w:iCs/>
+          <w:sz w:val="22"/>
+          <w:szCs w:val="22"/>
+        </w:rPr>
+        <w:t>kepentingan</w:t>
+      </w:r>
+      <w:proofErr w:type="spellEnd"/>
+      <w:r>
+        <w:rPr>
+          <w:rStyle w:val="MSGENFONTSTYLENAMETEMPLATEROLENUMBERMSGENFONTSTYLENAMEBYROLETEXT3"/>
+          <w:rFonts w:ascii="Arial" w:hAnsi="Arial" w:cs="Arial"/>
+          <w:b/>
+          <w:bCs/>
+          <w:i/>
+          <w:iCs/>
+          <w:sz w:val="22"/>
+          <w:szCs w:val="22"/>
+        </w:rPr>
+        <w:t xml:space="preserve"> </w:t>
+      </w:r>
+      <w:proofErr w:type="spellStart"/>
+      <w:r>
+        <w:rPr>
+          <w:rStyle w:val="MSGENFONTSTYLENAMETEMPLATEROLENUMBERMSGENFONTSTYLENAMEBYROLETEXT3"/>
+          <w:rFonts w:ascii="Arial" w:hAnsi="Arial" w:cs="Arial"/>
+          <w:b/>
+          <w:bCs/>
+          <w:i/>
+          <w:iCs/>
+          <w:sz w:val="22"/>
+          <w:szCs w:val="22"/>
+        </w:rPr>
+        <w:t>saya</w:t>
+      </w:r>
+      <w:proofErr w:type="spellEnd"/>
+      <w:r>
+        <w:rPr>
+          <w:rStyle w:val="MSGENFONTSTYLENAMETEMPLATEROLENUMBERMSGENFONTSTYLENAMEBYROLETEXT3"/>
+          <w:rFonts w:ascii="Arial" w:hAnsi="Arial" w:cs="Arial"/>
+          <w:b/>
+          <w:bCs/>
+          <w:i/>
+          <w:iCs/>
+          <w:sz w:val="22"/>
+          <w:szCs w:val="22"/>
+        </w:rPr>
+        <w:t xml:space="preserve"> </w:t>
+      </w:r>
+      <w:proofErr w:type="spellStart"/>
+      <w:r>
+        <w:rPr>
+          <w:rStyle w:val="MSGENFONTSTYLENAMETEMPLATEROLENUMBERMSGENFONTSTYLENAMEBYROLETEXT3"/>
+          <w:rFonts w:ascii="Arial" w:hAnsi="Arial" w:cs="Arial"/>
+          <w:b/>
+          <w:bCs/>
+          <w:i/>
+          <w:iCs/>
+          <w:sz w:val="22"/>
+          <w:szCs w:val="22"/>
+        </w:rPr>
+        <w:t>sendiri</w:t>
+      </w:r>
+      <w:proofErr w:type="spellEnd"/>
+      <w:r>
+        <w:rPr>
+          <w:rStyle w:val="MSGENFONTSTYLENAMETEMPLATEROLENUMBERMSGENFONTSTYLENAMEBYROLETEXT3"/>
+          <w:rFonts w:ascii="Arial" w:hAnsi="Arial" w:cs="Arial"/>
+          <w:b/>
+          <w:bCs/>
+          <w:i/>
+          <w:iCs/>
+          <w:sz w:val="22"/>
+          <w:szCs w:val="22"/>
+        </w:rPr>
+        <w:t xml:space="preserve">, </w:t>
+      </w:r>
+      <w:proofErr w:type="spellStart"/>
+      <w:r>
+        <w:rPr>
+          <w:rStyle w:val="MSGENFONTSTYLENAMETEMPLATEROLENUMBERMSGENFONTSTYLENAMEBYROLETEXT3"/>
+          <w:rFonts w:ascii="Arial" w:hAnsi="Arial" w:cs="Arial"/>
+          <w:b/>
+          <w:bCs/>
+          <w:i/>
+          <w:iCs/>
+          <w:sz w:val="22"/>
+          <w:szCs w:val="22"/>
+        </w:rPr>
+        <w:t>seorang</w:t>
+      </w:r>
+      <w:proofErr w:type="spellEnd"/>
+      <w:r>
+        <w:rPr>
+          <w:rStyle w:val="MSGENFONTSTYLENAMETEMPLATEROLENUMBERMSGENFONTSTYLENAMEBYROLETEXT3"/>
+          <w:rFonts w:ascii="Arial" w:hAnsi="Arial" w:cs="Arial"/>
+          <w:b/>
+          <w:bCs/>
+          <w:i/>
+          <w:iCs/>
+          <w:sz w:val="22"/>
+          <w:szCs w:val="22"/>
+        </w:rPr>
+        <w:t xml:space="preserve"> </w:t>
+      </w:r>
+      <w:proofErr w:type="spellStart"/>
+      <w:r>
+        <w:rPr>
+          <w:rStyle w:val="MSGENFONTSTYLENAMETEMPLATEROLENUMBERMSGENFONTSTYLENAMEBYROLETEXT3"/>
+          <w:rFonts w:ascii="Arial" w:hAnsi="Arial" w:cs="Arial"/>
+          <w:b/>
+          <w:bCs/>
+          <w:i/>
+          <w:iCs/>
+          <w:sz w:val="22"/>
+          <w:szCs w:val="22"/>
+        </w:rPr>
+        <w:t>atau</w:t>
+      </w:r>
+      <w:proofErr w:type="spellEnd"/>
+      <w:r>
+        <w:rPr>
+          <w:rStyle w:val="MSGENFONTSTYLENAMETEMPLATEROLENUMBERMSGENFONTSTYLENAMEBYROLETEXT3"/>
+          <w:rFonts w:ascii="Arial" w:hAnsi="Arial" w:cs="Arial"/>
+          <w:b/>
+          <w:bCs/>
+          <w:i/>
+          <w:iCs/>
+          <w:sz w:val="22"/>
+          <w:szCs w:val="22"/>
+        </w:rPr>
+        <w:t xml:space="preserve"> go</w:t>
+      </w:r>
       <w:r>
         <w:rPr>
           <w:rStyle w:val="MSGENFONTSTYLENAMETEMPLATEROLENUMBERMSGENFONTSTYLENAMEBYROLETEXT3"/>
@@ -2293,18 +4568,397 @@
           <w:lang w:val="en-US"/>
         </w:rPr>
       </w:pPr>
-      <w:r>
-        <w:rPr>
-          <w:rStyle w:val="MSGENFONTSTYLENAMETEMPLATEROLENUMBERMSGENFONTSTYLENAMEBYROLETEXT3"/>
-          <w:rFonts w:ascii="Arial" w:hAnsi="Arial" w:cs="Arial"/>
-          <w:b/>
-          <w:bCs/>
-          <w:i/>
-          <w:iCs/>
-          <w:sz w:val="22"/>
-          <w:szCs w:val="22"/>
-        </w:rPr>
-        <w:t>bahwa saya, akan memegang rahasia sesuatu yang menurut sifatnya atau menurut perintah harus saya rahasiakan;</w:t>
+      <w:proofErr w:type="spellStart"/>
+      <w:r>
+        <w:rPr>
+          <w:rStyle w:val="MSGENFONTSTYLENAMETEMPLATEROLENUMBERMSGENFONTSTYLENAMEBYROLETEXT3"/>
+          <w:rFonts w:ascii="Arial" w:hAnsi="Arial" w:cs="Arial"/>
+          <w:b/>
+          <w:bCs/>
+          <w:i/>
+          <w:iCs/>
+          <w:sz w:val="22"/>
+          <w:szCs w:val="22"/>
+        </w:rPr>
+        <w:t>bahwa</w:t>
+      </w:r>
+      <w:proofErr w:type="spellEnd"/>
+      <w:r>
+        <w:rPr>
+          <w:rStyle w:val="MSGENFONTSTYLENAMETEMPLATEROLENUMBERMSGENFONTSTYLENAMEBYROLETEXT3"/>
+          <w:rFonts w:ascii="Arial" w:hAnsi="Arial" w:cs="Arial"/>
+          <w:b/>
+          <w:bCs/>
+          <w:i/>
+          <w:iCs/>
+          <w:sz w:val="22"/>
+          <w:szCs w:val="22"/>
+        </w:rPr>
+        <w:t xml:space="preserve"> </w:t>
+      </w:r>
+      <w:proofErr w:type="spellStart"/>
+      <w:r>
+        <w:rPr>
+          <w:rStyle w:val="MSGENFONTSTYLENAMETEMPLATEROLENUMBERMSGENFONTSTYLENAMEBYROLETEXT3"/>
+          <w:rFonts w:ascii="Arial" w:hAnsi="Arial" w:cs="Arial"/>
+          <w:b/>
+          <w:bCs/>
+          <w:i/>
+          <w:iCs/>
+          <w:sz w:val="22"/>
+          <w:szCs w:val="22"/>
+        </w:rPr>
+        <w:t>saya</w:t>
+      </w:r>
+      <w:proofErr w:type="spellEnd"/>
+      <w:r>
+        <w:rPr>
+          <w:rStyle w:val="MSGENFONTSTYLENAMETEMPLATEROLENUMBERMSGENFONTSTYLENAMEBYROLETEXT3"/>
+          <w:rFonts w:ascii="Arial" w:hAnsi="Arial" w:cs="Arial"/>
+          <w:b/>
+          <w:bCs/>
+          <w:i/>
+          <w:iCs/>
+          <w:sz w:val="22"/>
+          <w:szCs w:val="22"/>
+        </w:rPr>
+        <w:t xml:space="preserve">, </w:t>
+      </w:r>
+      <w:proofErr w:type="spellStart"/>
+      <w:r>
+        <w:rPr>
+          <w:rStyle w:val="MSGENFONTSTYLENAMETEMPLATEROLENUMBERMSGENFONTSTYLENAMEBYROLETEXT3"/>
+          <w:rFonts w:ascii="Arial" w:hAnsi="Arial" w:cs="Arial"/>
+          <w:b/>
+          <w:bCs/>
+          <w:i/>
+          <w:iCs/>
+          <w:sz w:val="22"/>
+          <w:szCs w:val="22"/>
+        </w:rPr>
+        <w:t>akan</w:t>
+      </w:r>
+      <w:proofErr w:type="spellEnd"/>
+      <w:r>
+        <w:rPr>
+          <w:rStyle w:val="MSGENFONTSTYLENAMETEMPLATEROLENUMBERMSGENFONTSTYLENAMEBYROLETEXT3"/>
+          <w:rFonts w:ascii="Arial" w:hAnsi="Arial" w:cs="Arial"/>
+          <w:b/>
+          <w:bCs/>
+          <w:i/>
+          <w:iCs/>
+          <w:sz w:val="22"/>
+          <w:szCs w:val="22"/>
+        </w:rPr>
+        <w:t xml:space="preserve"> </w:t>
+      </w:r>
+      <w:proofErr w:type="spellStart"/>
+      <w:r>
+        <w:rPr>
+          <w:rStyle w:val="MSGENFONTSTYLENAMETEMPLATEROLENUMBERMSGENFONTSTYLENAMEBYROLETEXT3"/>
+          <w:rFonts w:ascii="Arial" w:hAnsi="Arial" w:cs="Arial"/>
+          <w:b/>
+          <w:bCs/>
+          <w:i/>
+          <w:iCs/>
+          <w:sz w:val="22"/>
+          <w:szCs w:val="22"/>
+        </w:rPr>
+        <w:t>memegang</w:t>
+      </w:r>
+      <w:proofErr w:type="spellEnd"/>
+      <w:r>
+        <w:rPr>
+          <w:rStyle w:val="MSGENFONTSTYLENAMETEMPLATEROLENUMBERMSGENFONTSTYLENAMEBYROLETEXT3"/>
+          <w:rFonts w:ascii="Arial" w:hAnsi="Arial" w:cs="Arial"/>
+          <w:b/>
+          <w:bCs/>
+          <w:i/>
+          <w:iCs/>
+          <w:sz w:val="22"/>
+          <w:szCs w:val="22"/>
+        </w:rPr>
+        <w:t xml:space="preserve"> </w:t>
+      </w:r>
+      <w:proofErr w:type="spellStart"/>
+      <w:r>
+        <w:rPr>
+          <w:rStyle w:val="MSGENFONTSTYLENAMETEMPLATEROLENUMBERMSGENFONTSTYLENAMEBYROLETEXT3"/>
+          <w:rFonts w:ascii="Arial" w:hAnsi="Arial" w:cs="Arial"/>
+          <w:b/>
+          <w:bCs/>
+          <w:i/>
+          <w:iCs/>
+          <w:sz w:val="22"/>
+          <w:szCs w:val="22"/>
+        </w:rPr>
+        <w:t>rahasia</w:t>
+      </w:r>
+      <w:proofErr w:type="spellEnd"/>
+      <w:r>
+        <w:rPr>
+          <w:rStyle w:val="MSGENFONTSTYLENAMETEMPLATEROLENUMBERMSGENFONTSTYLENAMEBYROLETEXT3"/>
+          <w:rFonts w:ascii="Arial" w:hAnsi="Arial" w:cs="Arial"/>
+          <w:b/>
+          <w:bCs/>
+          <w:i/>
+          <w:iCs/>
+          <w:sz w:val="22"/>
+          <w:szCs w:val="22"/>
+        </w:rPr>
+        <w:t xml:space="preserve"> </w:t>
+      </w:r>
+      <w:proofErr w:type="spellStart"/>
+      <w:r>
+        <w:rPr>
+          <w:rStyle w:val="MSGENFONTSTYLENAMETEMPLATEROLENUMBERMSGENFONTSTYLENAMEBYROLETEXT3"/>
+          <w:rFonts w:ascii="Arial" w:hAnsi="Arial" w:cs="Arial"/>
+          <w:b/>
+          <w:bCs/>
+          <w:i/>
+          <w:iCs/>
+          <w:sz w:val="22"/>
+          <w:szCs w:val="22"/>
+        </w:rPr>
+        <w:t>sesuatu</w:t>
+      </w:r>
+      <w:proofErr w:type="spellEnd"/>
+      <w:r>
+        <w:rPr>
+          <w:rStyle w:val="MSGENFONTSTYLENAMETEMPLATEROLENUMBERMSGENFONTSTYLENAMEBYROLETEXT3"/>
+          <w:rFonts w:ascii="Arial" w:hAnsi="Arial" w:cs="Arial"/>
+          <w:b/>
+          <w:bCs/>
+          <w:i/>
+          <w:iCs/>
+          <w:sz w:val="22"/>
+          <w:szCs w:val="22"/>
+        </w:rPr>
+        <w:t xml:space="preserve"> yang </w:t>
+      </w:r>
+      <w:proofErr w:type="spellStart"/>
+      <w:r>
+        <w:rPr>
+          <w:rStyle w:val="MSGENFONTSTYLENAMETEMPLATEROLENUMBERMSGENFONTSTYLENAMEBYROLETEXT3"/>
+          <w:rFonts w:ascii="Arial" w:hAnsi="Arial" w:cs="Arial"/>
+          <w:b/>
+          <w:bCs/>
+          <w:i/>
+          <w:iCs/>
+          <w:sz w:val="22"/>
+          <w:szCs w:val="22"/>
+        </w:rPr>
+        <w:t>menurut</w:t>
+      </w:r>
+      <w:proofErr w:type="spellEnd"/>
+      <w:r>
+        <w:rPr>
+          <w:rStyle w:val="MSGENFONTSTYLENAMETEMPLATEROLENUMBERMSGENFONTSTYLENAMEBYROLETEXT3"/>
+          <w:rFonts w:ascii="Arial" w:hAnsi="Arial" w:cs="Arial"/>
+          <w:b/>
+          <w:bCs/>
+          <w:i/>
+          <w:iCs/>
+          <w:sz w:val="22"/>
+          <w:szCs w:val="22"/>
+        </w:rPr>
+        <w:t xml:space="preserve"> </w:t>
+      </w:r>
+      <w:proofErr w:type="spellStart"/>
+      <w:r>
+        <w:rPr>
+          <w:rStyle w:val="MSGENFONTSTYLENAMETEMPLATEROLENUMBERMSGENFONTSTYLENAMEBYROLETEXT3"/>
+          <w:rFonts w:ascii="Arial" w:hAnsi="Arial" w:cs="Arial"/>
+          <w:b/>
+          <w:bCs/>
+          <w:i/>
+          <w:iCs/>
+          <w:sz w:val="22"/>
+          <w:szCs w:val="22"/>
+        </w:rPr>
+        <w:t>sifatnya</w:t>
+      </w:r>
+      <w:proofErr w:type="spellEnd"/>
+      <w:r>
+        <w:rPr>
+          <w:rStyle w:val="MSGENFONTSTYLENAMETEMPLATEROLENUMBERMSGENFONTSTYLENAMEBYROLETEXT3"/>
+          <w:rFonts w:ascii="Arial" w:hAnsi="Arial" w:cs="Arial"/>
+          <w:b/>
+          <w:bCs/>
+          <w:i/>
+          <w:iCs/>
+          <w:sz w:val="22"/>
+          <w:szCs w:val="22"/>
+        </w:rPr>
+        <w:t xml:space="preserve"> </w:t>
+      </w:r>
+      <w:proofErr w:type="spellStart"/>
+      <w:r>
+        <w:rPr>
+          <w:rStyle w:val="MSGENFONTSTYLENAMETEMPLATEROLENUMBERMSGENFONTSTYLENAMEBYROLETEXT3"/>
+          <w:rFonts w:ascii="Arial" w:hAnsi="Arial" w:cs="Arial"/>
+          <w:b/>
+          <w:bCs/>
+          <w:i/>
+          <w:iCs/>
+          <w:sz w:val="22"/>
+          <w:szCs w:val="22"/>
+        </w:rPr>
+        <w:t>atau</w:t>
+      </w:r>
+      <w:proofErr w:type="spellEnd"/>
+      <w:r>
+        <w:rPr>
+          <w:rStyle w:val="MSGENFONTSTYLENAMETEMPLATEROLENUMBERMSGENFONTSTYLENAMEBYROLETEXT3"/>
+          <w:rFonts w:ascii="Arial" w:hAnsi="Arial" w:cs="Arial"/>
+          <w:b/>
+          <w:bCs/>
+          <w:i/>
+          <w:iCs/>
+          <w:sz w:val="22"/>
+          <w:szCs w:val="22"/>
+        </w:rPr>
+        <w:t xml:space="preserve"> </w:t>
+      </w:r>
+      <w:proofErr w:type="spellStart"/>
+      <w:r>
+        <w:rPr>
+          <w:rStyle w:val="MSGENFONTSTYLENAMETEMPLATEROLENUMBERMSGENFONTSTYLENAMEBYROLETEXT3"/>
+          <w:rFonts w:ascii="Arial" w:hAnsi="Arial" w:cs="Arial"/>
+          <w:b/>
+          <w:bCs/>
+          <w:i/>
+          <w:iCs/>
+          <w:sz w:val="22"/>
+          <w:szCs w:val="22"/>
+        </w:rPr>
+        <w:t>menurut</w:t>
+      </w:r>
+      <w:proofErr w:type="spellEnd"/>
+      <w:r>
+        <w:rPr>
+          <w:rStyle w:val="MSGENFONTSTYLENAMETEMPLATEROLENUMBERMSGENFONTSTYLENAMEBYROLETEXT3"/>
+          <w:rFonts w:ascii="Arial" w:hAnsi="Arial" w:cs="Arial"/>
+          <w:b/>
+          <w:bCs/>
+          <w:i/>
+          <w:iCs/>
+          <w:sz w:val="22"/>
+          <w:szCs w:val="22"/>
+        </w:rPr>
+        <w:t xml:space="preserve"> </w:t>
+      </w:r>
+      <w:proofErr w:type="spellStart"/>
+      <w:r>
+        <w:rPr>
+          <w:rStyle w:val="MSGENFONTSTYLENAMETEMPLATEROLENUMBERMSGENFONTSTYLENAMEBYROLETEXT3"/>
+          <w:rFonts w:ascii="Arial" w:hAnsi="Arial" w:cs="Arial"/>
+          <w:b/>
+          <w:bCs/>
+          <w:i/>
+          <w:iCs/>
+          <w:sz w:val="22"/>
+          <w:szCs w:val="22"/>
+        </w:rPr>
+        <w:t>perintah</w:t>
+      </w:r>
+      <w:proofErr w:type="spellEnd"/>
+      <w:r>
+        <w:rPr>
+          <w:rStyle w:val="MSGENFONTSTYLENAMETEMPLATEROLENUMBERMSGENFONTSTYLENAMEBYROLETEXT3"/>
+          <w:rFonts w:ascii="Arial" w:hAnsi="Arial" w:cs="Arial"/>
+          <w:b/>
+          <w:bCs/>
+          <w:i/>
+          <w:iCs/>
+          <w:sz w:val="22"/>
+          <w:szCs w:val="22"/>
+        </w:rPr>
+        <w:t xml:space="preserve"> </w:t>
+      </w:r>
+      <w:proofErr w:type="spellStart"/>
+      <w:r>
+        <w:rPr>
+          <w:rStyle w:val="MSGENFONTSTYLENAMETEMPLATEROLENUMBERMSGENFONTSTYLENAMEBYROLETEXT3"/>
+          <w:rFonts w:ascii="Arial" w:hAnsi="Arial" w:cs="Arial"/>
+          <w:b/>
+          <w:bCs/>
+          <w:i/>
+          <w:iCs/>
+          <w:sz w:val="22"/>
+          <w:szCs w:val="22"/>
+        </w:rPr>
+        <w:t>harus</w:t>
+      </w:r>
+      <w:proofErr w:type="spellEnd"/>
+      <w:r>
+        <w:rPr>
+          <w:rStyle w:val="MSGENFONTSTYLENAMETEMPLATEROLENUMBERMSGENFONTSTYLENAMEBYROLETEXT3"/>
+          <w:rFonts w:ascii="Arial" w:hAnsi="Arial" w:cs="Arial"/>
+          <w:b/>
+          <w:bCs/>
+          <w:i/>
+          <w:iCs/>
+          <w:sz w:val="22"/>
+          <w:szCs w:val="22"/>
+        </w:rPr>
+        <w:t xml:space="preserve"> </w:t>
+      </w:r>
+      <w:proofErr w:type="spellStart"/>
+      <w:r>
+        <w:rPr>
+          <w:rStyle w:val="MSGENFONTSTYLENAMETEMPLATEROLENUMBERMSGENFONTSTYLENAMEBYROLETEXT3"/>
+          <w:rFonts w:ascii="Arial" w:hAnsi="Arial" w:cs="Arial"/>
+          <w:b/>
+          <w:bCs/>
+          <w:i/>
+          <w:iCs/>
+          <w:sz w:val="22"/>
+          <w:szCs w:val="22"/>
+        </w:rPr>
+        <w:t>saya</w:t>
+      </w:r>
+      <w:proofErr w:type="spellEnd"/>
+      <w:r>
+        <w:rPr>
+          <w:rStyle w:val="MSGENFONTSTYLENAMETEMPLATEROLENUMBERMSGENFONTSTYLENAMEBYROLETEXT3"/>
+          <w:rFonts w:ascii="Arial" w:hAnsi="Arial" w:cs="Arial"/>
+          <w:b/>
+          <w:bCs/>
+          <w:i/>
+          <w:iCs/>
+          <w:sz w:val="22"/>
+          <w:szCs w:val="22"/>
+        </w:rPr>
+        <w:t xml:space="preserve"> </w:t>
+      </w:r>
+      <w:proofErr w:type="spellStart"/>
+      <w:r>
+        <w:rPr>
+          <w:rStyle w:val="MSGENFONTSTYLENAMETEMPLATEROLENUMBERMSGENFONTSTYLENAMEBYROLETEXT3"/>
+          <w:rFonts w:ascii="Arial" w:hAnsi="Arial" w:cs="Arial"/>
+          <w:b/>
+          <w:bCs/>
+          <w:i/>
+          <w:iCs/>
+          <w:sz w:val="22"/>
+          <w:szCs w:val="22"/>
+        </w:rPr>
+        <w:t>rahasiakan</w:t>
+      </w:r>
+      <w:proofErr w:type="spellEnd"/>
+      <w:r>
+        <w:rPr>
+          <w:rStyle w:val="MSGENFONTSTYLENAMETEMPLATEROLENUMBERMSGENFONTSTYLENAMEBYROLETEXT3"/>
+          <w:rFonts w:ascii="Arial" w:hAnsi="Arial" w:cs="Arial"/>
+          <w:b/>
+          <w:bCs/>
+          <w:i/>
+          <w:iCs/>
+          <w:sz w:val="22"/>
+          <w:szCs w:val="22"/>
+        </w:rPr>
+        <w:t>;</w:t>
       </w:r>
     </w:p>
     <w:p>
@@ -2340,31 +4994,158 @@
           <w:lang w:val="en-US"/>
         </w:rPr>
       </w:pPr>
-      <w:r>
-        <w:rPr>
-          <w:rStyle w:val="MSGENFONTSTYLENAMETEMPLATEROLENUMBERMSGENFONTSTYLENAMEBYROLETEXT3"/>
-          <w:rFonts w:ascii="Arial" w:hAnsi="Arial" w:cs="Arial"/>
-          <w:b/>
-          <w:bCs/>
-          <w:i/>
-          <w:iCs/>
-          <w:sz w:val="22"/>
-          <w:szCs w:val="22"/>
-        </w:rPr>
-        <w:t xml:space="preserve">bahwa saya, akan bekerja dengan </w:t>
-      </w:r>
-      <w:proofErr w:type="spellStart"/>
-      <w:r>
-        <w:rPr>
-          <w:rStyle w:val="MSGENFONTSTYLENAMETEMPLATEROLENUMBERMSGENFONTSTYLENAMEBYROLETEXT3"/>
-          <w:rFonts w:ascii="Arial" w:hAnsi="Arial" w:cs="Arial"/>
-          <w:b/>
-          <w:bCs/>
-          <w:i/>
-          <w:iCs/>
-          <w:sz w:val="22"/>
-          <w:szCs w:val="22"/>
-          <w:lang w:val="en-US" w:eastAsia="en-US"/>
+      <w:proofErr w:type="spellStart"/>
+      <w:r>
+        <w:rPr>
+          <w:rStyle w:val="MSGENFONTSTYLENAMETEMPLATEROLENUMBERMSGENFONTSTYLENAMEBYROLETEXT3"/>
+          <w:rFonts w:ascii="Arial" w:hAnsi="Arial" w:cs="Arial"/>
+          <w:b/>
+          <w:bCs/>
+          <w:i/>
+          <w:iCs/>
+          <w:sz w:val="22"/>
+          <w:szCs w:val="22"/>
+        </w:rPr>
+        <w:t>bahwa</w:t>
+      </w:r>
+      <w:proofErr w:type="spellEnd"/>
+      <w:r>
+        <w:rPr>
+          <w:rStyle w:val="MSGENFONTSTYLENAMETEMPLATEROLENUMBERMSGENFONTSTYLENAMEBYROLETEXT3"/>
+          <w:rFonts w:ascii="Arial" w:hAnsi="Arial" w:cs="Arial"/>
+          <w:b/>
+          <w:bCs/>
+          <w:i/>
+          <w:iCs/>
+          <w:sz w:val="22"/>
+          <w:szCs w:val="22"/>
+        </w:rPr>
+        <w:t xml:space="preserve"> </w:t>
+      </w:r>
+      <w:proofErr w:type="spellStart"/>
+      <w:r>
+        <w:rPr>
+          <w:rStyle w:val="MSGENFONTSTYLENAMETEMPLATEROLENUMBERMSGENFONTSTYLENAMEBYROLETEXT3"/>
+          <w:rFonts w:ascii="Arial" w:hAnsi="Arial" w:cs="Arial"/>
+          <w:b/>
+          <w:bCs/>
+          <w:i/>
+          <w:iCs/>
+          <w:sz w:val="22"/>
+          <w:szCs w:val="22"/>
+        </w:rPr>
+        <w:t>saya</w:t>
+      </w:r>
+      <w:proofErr w:type="spellEnd"/>
+      <w:r>
+        <w:rPr>
+          <w:rStyle w:val="MSGENFONTSTYLENAMETEMPLATEROLENUMBERMSGENFONTSTYLENAMEBYROLETEXT3"/>
+          <w:rFonts w:ascii="Arial" w:hAnsi="Arial" w:cs="Arial"/>
+          <w:b/>
+          <w:bCs/>
+          <w:i/>
+          <w:iCs/>
+          <w:sz w:val="22"/>
+          <w:szCs w:val="22"/>
+        </w:rPr>
+        <w:t xml:space="preserve">, </w:t>
+      </w:r>
+      <w:proofErr w:type="spellStart"/>
+      <w:r>
+        <w:rPr>
+          <w:rStyle w:val="MSGENFONTSTYLENAMETEMPLATEROLENUMBERMSGENFONTSTYLENAMEBYROLETEXT3"/>
+          <w:rFonts w:ascii="Arial" w:hAnsi="Arial" w:cs="Arial"/>
+          <w:b/>
+          <w:bCs/>
+          <w:i/>
+          <w:iCs/>
+          <w:sz w:val="22"/>
+          <w:szCs w:val="22"/>
+        </w:rPr>
+        <w:t>akan</w:t>
+      </w:r>
+      <w:proofErr w:type="spellEnd"/>
+      <w:r>
+        <w:rPr>
+          <w:rStyle w:val="MSGENFONTSTYLENAMETEMPLATEROLENUMBERMSGENFONTSTYLENAMEBYROLETEXT3"/>
+          <w:rFonts w:ascii="Arial" w:hAnsi="Arial" w:cs="Arial"/>
+          <w:b/>
+          <w:bCs/>
+          <w:i/>
+          <w:iCs/>
+          <w:sz w:val="22"/>
+          <w:szCs w:val="22"/>
+        </w:rPr>
+        <w:t xml:space="preserve"> </w:t>
+      </w:r>
+      <w:proofErr w:type="spellStart"/>
+      <w:r>
+        <w:rPr>
+          <w:rStyle w:val="MSGENFONTSTYLENAMETEMPLATEROLENUMBERMSGENFONTSTYLENAMEBYROLETEXT3"/>
+          <w:rFonts w:ascii="Arial" w:hAnsi="Arial" w:cs="Arial"/>
+          <w:b/>
+          <w:bCs/>
+          <w:i/>
+          <w:iCs/>
+          <w:sz w:val="22"/>
+          <w:szCs w:val="22"/>
+        </w:rPr>
+        <w:t>bekerja</w:t>
+      </w:r>
+      <w:proofErr w:type="spellEnd"/>
+      <w:r>
+        <w:rPr>
+          <w:rStyle w:val="MSGENFONTSTYLENAMETEMPLATEROLENUMBERMSGENFONTSTYLENAMEBYROLETEXT3"/>
+          <w:rFonts w:ascii="Arial" w:hAnsi="Arial" w:cs="Arial"/>
+          <w:b/>
+          <w:bCs/>
+          <w:i/>
+          <w:iCs/>
+          <w:sz w:val="22"/>
+          <w:szCs w:val="22"/>
+        </w:rPr>
+        <w:t xml:space="preserve"> </w:t>
+      </w:r>
+      <w:proofErr w:type="spellStart"/>
+      <w:r>
+        <w:rPr>
+          <w:rStyle w:val="MSGENFONTSTYLENAMETEMPLATEROLENUMBERMSGENFONTSTYLENAMEBYROLETEXT3"/>
+          <w:rFonts w:ascii="Arial" w:hAnsi="Arial" w:cs="Arial"/>
+          <w:b/>
+          <w:bCs/>
+          <w:i/>
+          <w:iCs/>
+          <w:sz w:val="22"/>
+          <w:szCs w:val="22"/>
+        </w:rPr>
+        <w:t>dengan</w:t>
+      </w:r>
+      <w:proofErr w:type="spellEnd"/>
+      <w:r>
+        <w:rPr>
+          <w:rStyle w:val="MSGENFONTSTYLENAMETEMPLATEROLENUMBERMSGENFONTSTYLENAMEBYROLETEXT3"/>
+          <w:rFonts w:ascii="Arial" w:hAnsi="Arial" w:cs="Arial"/>
+          <w:b/>
+          <w:bCs/>
+          <w:i/>
+          <w:iCs/>
+          <w:sz w:val="22"/>
+          <w:szCs w:val="22"/>
+        </w:rPr>
+        <w:t xml:space="preserve"> </w:t>
+      </w:r>
+      <w:proofErr w:type="spellStart"/>
+      <w:r>
+        <w:rPr>
+          <w:rStyle w:val="MSGENFONTSTYLENAMETEMPLATEROLENUMBERMSGENFONTSTYLENAMEBYROLETEXT3"/>
+          <w:rFonts w:ascii="Arial" w:hAnsi="Arial" w:cs="Arial"/>
+          <w:b/>
+          <w:bCs/>
+          <w:i/>
+          <w:iCs/>
+          <w:sz w:val="22"/>
+          <w:szCs w:val="22"/>
+          <w:lang w:val="en-US"/>
         </w:rPr>
         <w:t>jujur</w:t>
       </w:r>
@@ -2379,7 +5160,7 @@
           <w:iCs/>
           <w:sz w:val="22"/>
           <w:szCs w:val="22"/>
-          <w:lang w:val="en-US" w:eastAsia="en-US"/>
+          <w:lang w:val="en-US"/>
         </w:rPr>
         <w:t xml:space="preserve">, </w:t>
       </w:r>
@@ -2394,7 +5175,7 @@
           <w:iCs/>
           <w:sz w:val="22"/>
           <w:szCs w:val="22"/>
-          <w:lang w:val="en-US" w:eastAsia="en-US"/>
+          <w:lang w:val="en-US"/>
         </w:rPr>
         <w:t>tertib</w:t>
       </w:r>
@@ -2407,7 +5188,7 @@
           <w:bCs/>
           <w:sz w:val="22"/>
           <w:szCs w:val="22"/>
-          <w:lang w:val="en-US" w:eastAsia="en-US"/>
+          <w:lang w:val="en-US"/>
         </w:rPr>
         <w:t xml:space="preserve">, </w:t>
       </w:r>
@@ -2418,7 +5199,7 @@
           <w:sz w:val="22"/>
           <w:szCs w:val="22"/>
           <w:shd w:val="clear" w:color="auto" w:fill="FFFFFF"/>
-          <w:lang w:val="en-US" w:eastAsia="en-US"/>
+          <w:lang w:val="en-US"/>
         </w:rPr>
         <w:t>cermat</w:t>
       </w:r>
@@ -2429,7 +5210,7 @@
           <w:sz w:val="22"/>
           <w:szCs w:val="22"/>
           <w:shd w:val="clear" w:color="auto" w:fill="FFFFFF"/>
-          <w:lang w:val="en-AU" w:eastAsia="en-US"/>
+          <w:lang w:val="en-AU"/>
         </w:rPr>
         <w:t>,</w:t>
       </w:r>
@@ -2439,7 +5220,7 @@
           <w:sz w:val="22"/>
           <w:szCs w:val="22"/>
           <w:shd w:val="clear" w:color="auto" w:fill="FFFFFF"/>
-          <w:lang w:val="en-US" w:eastAsia="en-US"/>
+          <w:lang w:val="en-US"/>
         </w:rPr>
         <w:t xml:space="preserve"> dan </w:t>
       </w:r>
@@ -2450,7 +5231,7 @@
           <w:sz w:val="22"/>
           <w:szCs w:val="22"/>
           <w:shd w:val="clear" w:color="auto" w:fill="FFFFFF"/>
-          <w:lang w:val="en-US" w:eastAsia="en-US"/>
+          <w:lang w:val="en-US"/>
         </w:rPr>
         <w:t>bersemangat</w:t>
       </w:r>
@@ -2461,7 +5242,7 @@
           <w:sz w:val="22"/>
           <w:szCs w:val="22"/>
           <w:shd w:val="clear" w:color="auto" w:fill="FFFFFF"/>
-          <w:lang w:val="en-US" w:eastAsia="en-US"/>
+          <w:lang w:val="en-US"/>
         </w:rPr>
         <w:t xml:space="preserve"> </w:t>
       </w:r>
@@ -2472,7 +5253,7 @@
           <w:sz w:val="22"/>
           <w:szCs w:val="22"/>
           <w:shd w:val="clear" w:color="auto" w:fill="FFFFFF"/>
-          <w:lang w:val="en-US" w:eastAsia="en-US"/>
+          <w:lang w:val="en-US"/>
         </w:rPr>
         <w:t>untuk</w:t>
       </w:r>
@@ -2483,7 +5264,7 @@
           <w:sz w:val="22"/>
           <w:szCs w:val="22"/>
           <w:shd w:val="clear" w:color="auto" w:fill="FFFFFF"/>
-          <w:lang w:val="en-US" w:eastAsia="en-US"/>
+          <w:lang w:val="en-US"/>
         </w:rPr>
         <w:t xml:space="preserve"> </w:t>
       </w:r>
@@ -2494,7 +5275,7 @@
           <w:sz w:val="22"/>
           <w:szCs w:val="22"/>
           <w:shd w:val="clear" w:color="auto" w:fill="FFFFFF"/>
-          <w:lang w:val="en-US" w:eastAsia="en-US"/>
+          <w:lang w:val="en-US"/>
         </w:rPr>
         <w:t>kepentingan</w:t>
       </w:r>
@@ -2505,7 +5286,7 @@
           <w:sz w:val="22"/>
           <w:szCs w:val="22"/>
           <w:shd w:val="clear" w:color="auto" w:fill="FFFFFF"/>
-          <w:lang w:val="en-US" w:eastAsia="en-US"/>
+          <w:lang w:val="en-US"/>
         </w:rPr>
         <w:t xml:space="preserve"> Negara".</w:t>
       </w:r>
@@ -2542,6 +5323,7 @@
       </w:pPr>
       <w:bookmarkStart w:id="2" w:name="_Hlk105767445"/>
       <w:bookmarkEnd w:id="2"/>
+      <w:proofErr w:type="spellStart"/>
       <w:r>
         <w:rPr>
           <w:rStyle w:val="MSGENFONTSTYLENAMETEMPLATEROLEMSGENFONTSTYLENAMEBYROLEPICTURECAPTION"/>
@@ -2549,12 +5331,277 @@
           <w:sz w:val="22"/>
           <w:szCs w:val="22"/>
         </w:rPr>
-        <w:t>Demikianlah berita acara pengambilan sumpah ini dibuat dengan sebenarnya untuk dapat digunakan sebagaimana mestinya.</w:t>
-      </w:r>
+        <w:t>Demikianlah</w:t>
+      </w:r>
+      <w:proofErr w:type="spellEnd"/>
+      <w:r>
+        <w:rPr>
+          <w:rStyle w:val="MSGENFONTSTYLENAMETEMPLATEROLEMSGENFONTSTYLENAMEBYROLEPICTURECAPTION"/>
+          <w:rFonts w:ascii="Arial" w:hAnsi="Arial" w:cs="Arial"/>
+          <w:sz w:val="22"/>
+          <w:szCs w:val="22"/>
+        </w:rPr>
+        <w:t xml:space="preserve"> </w:t>
+      </w:r>
+      <w:proofErr w:type="spellStart"/>
+      <w:r>
+        <w:rPr>
+          <w:rStyle w:val="MSGENFONTSTYLENAMETEMPLATEROLEMSGENFONTSTYLENAMEBYROLEPICTURECAPTION"/>
+          <w:rFonts w:ascii="Arial" w:hAnsi="Arial" w:cs="Arial"/>
+          <w:sz w:val="22"/>
+          <w:szCs w:val="22"/>
+        </w:rPr>
+        <w:t>berita</w:t>
+      </w:r>
+      <w:proofErr w:type="spellEnd"/>
+      <w:r>
+        <w:rPr>
+          <w:rStyle w:val="MSGENFONTSTYLENAMETEMPLATEROLEMSGENFONTSTYLENAMEBYROLEPICTURECAPTION"/>
+          <w:rFonts w:ascii="Arial" w:hAnsi="Arial" w:cs="Arial"/>
+          <w:sz w:val="22"/>
+          <w:szCs w:val="22"/>
+        </w:rPr>
+        <w:t xml:space="preserve"> acara </w:t>
+      </w:r>
+      <w:proofErr w:type="spellStart"/>
+      <w:r>
+        <w:rPr>
+          <w:rStyle w:val="MSGENFONTSTYLENAMETEMPLATEROLEMSGENFONTSTYLENAMEBYROLEPICTURECAPTION"/>
+          <w:rFonts w:ascii="Arial" w:hAnsi="Arial" w:cs="Arial"/>
+          <w:sz w:val="22"/>
+          <w:szCs w:val="22"/>
+        </w:rPr>
+        <w:t>pengambilan</w:t>
+      </w:r>
+      <w:proofErr w:type="spellEnd"/>
+      <w:r>
+        <w:rPr>
+          <w:rStyle w:val="MSGENFONTSTYLENAMETEMPLATEROLEMSGENFONTSTYLENAMEBYROLEPICTURECAPTION"/>
+          <w:rFonts w:ascii="Arial" w:hAnsi="Arial" w:cs="Arial"/>
+          <w:sz w:val="22"/>
+          <w:szCs w:val="22"/>
+        </w:rPr>
+        <w:t xml:space="preserve"> </w:t>
+      </w:r>
+      <w:proofErr w:type="spellStart"/>
+      <w:r>
+        <w:rPr>
+          <w:rStyle w:val="MSGENFONTSTYLENAMETEMPLATEROLEMSGENFONTSTYLENAMEBYROLEPICTURECAPTION"/>
+          <w:rFonts w:ascii="Arial" w:hAnsi="Arial" w:cs="Arial"/>
+          <w:sz w:val="22"/>
+          <w:szCs w:val="22"/>
+        </w:rPr>
+        <w:t>sumpah</w:t>
+      </w:r>
+      <w:proofErr w:type="spellEnd"/>
+      <w:r>
+        <w:rPr>
+          <w:rStyle w:val="MSGENFONTSTYLENAMETEMPLATEROLEMSGENFONTSTYLENAMEBYROLEPICTURECAPTION"/>
+          <w:rFonts w:ascii="Arial" w:hAnsi="Arial" w:cs="Arial"/>
+          <w:sz w:val="22"/>
+          <w:szCs w:val="22"/>
+        </w:rPr>
+        <w:t xml:space="preserve"> </w:t>
+      </w:r>
+      <w:proofErr w:type="spellStart"/>
+      <w:r>
+        <w:rPr>
+          <w:rStyle w:val="MSGENFONTSTYLENAMETEMPLATEROLEMSGENFONTSTYLENAMEBYROLEPICTURECAPTION"/>
+          <w:rFonts w:ascii="Arial" w:hAnsi="Arial" w:cs="Arial"/>
+          <w:sz w:val="22"/>
+          <w:szCs w:val="22"/>
+        </w:rPr>
+        <w:t>ini</w:t>
+      </w:r>
+      <w:proofErr w:type="spellEnd"/>
+      <w:r>
+        <w:rPr>
+          <w:rStyle w:val="MSGENFONTSTYLENAMETEMPLATEROLEMSGENFONTSTYLENAMEBYROLEPICTURECAPTION"/>
+          <w:rFonts w:ascii="Arial" w:hAnsi="Arial" w:cs="Arial"/>
+          <w:sz w:val="22"/>
+          <w:szCs w:val="22"/>
+        </w:rPr>
+        <w:t xml:space="preserve"> </w:t>
+      </w:r>
+      <w:proofErr w:type="spellStart"/>
+      <w:r>
+        <w:rPr>
+          <w:rStyle w:val="MSGENFONTSTYLENAMETEMPLATEROLEMSGENFONTSTYLENAMEBYROLEPICTURECAPTION"/>
+          <w:rFonts w:ascii="Arial" w:hAnsi="Arial" w:cs="Arial"/>
+          <w:sz w:val="22"/>
+          <w:szCs w:val="22"/>
+        </w:rPr>
+        <w:t>dibuat</w:t>
+      </w:r>
+      <w:proofErr w:type="spellEnd"/>
+      <w:r>
+        <w:rPr>
+          <w:rStyle w:val="MSGENFONTSTYLENAMETEMPLATEROLEMSGENFONTSTYLENAMEBYROLEPICTURECAPTION"/>
+          <w:rFonts w:ascii="Arial" w:hAnsi="Arial" w:cs="Arial"/>
+          <w:sz w:val="22"/>
+          <w:szCs w:val="22"/>
+        </w:rPr>
+        <w:t xml:space="preserve"> </w:t>
+      </w:r>
+      <w:proofErr w:type="spellStart"/>
+      <w:r>
+        <w:rPr>
+          <w:rStyle w:val="MSGENFONTSTYLENAMETEMPLATEROLEMSGENFONTSTYLENAMEBYROLEPICTURECAPTION"/>
+          <w:rFonts w:ascii="Arial" w:hAnsi="Arial" w:cs="Arial"/>
+          <w:sz w:val="22"/>
+          <w:szCs w:val="22"/>
+        </w:rPr>
+        <w:t>dengan</w:t>
+      </w:r>
+      <w:proofErr w:type="spellEnd"/>
+      <w:r>
+        <w:rPr>
+          <w:rStyle w:val="MSGENFONTSTYLENAMETEMPLATEROLEMSGENFONTSTYLENAMEBYROLEPICTURECAPTION"/>
+          <w:rFonts w:ascii="Arial" w:hAnsi="Arial" w:cs="Arial"/>
+          <w:sz w:val="22"/>
+          <w:szCs w:val="22"/>
+        </w:rPr>
+        <w:t xml:space="preserve"> </w:t>
+      </w:r>
+      <w:proofErr w:type="spellStart"/>
+      <w:r>
+        <w:rPr>
+          <w:rStyle w:val="MSGENFONTSTYLENAMETEMPLATEROLEMSGENFONTSTYLENAMEBYROLEPICTURECAPTION"/>
+          <w:rFonts w:ascii="Arial" w:hAnsi="Arial" w:cs="Arial"/>
+          <w:sz w:val="22"/>
+          <w:szCs w:val="22"/>
+        </w:rPr>
+        <w:t>sebenarnya</w:t>
+      </w:r>
+      <w:proofErr w:type="spellEnd"/>
+      <w:r>
+        <w:rPr>
+          <w:rStyle w:val="MSGENFONTSTYLENAMETEMPLATEROLEMSGENFONTSTYLENAMEBYROLEPICTURECAPTION"/>
+          <w:rFonts w:ascii="Arial" w:hAnsi="Arial" w:cs="Arial"/>
+          <w:sz w:val="22"/>
+          <w:szCs w:val="22"/>
+        </w:rPr>
+        <w:t xml:space="preserve"> </w:t>
+      </w:r>
+      <w:proofErr w:type="spellStart"/>
+      <w:r>
+        <w:rPr>
+          <w:rStyle w:val="MSGENFONTSTYLENAMETEMPLATEROLEMSGENFONTSTYLENAMEBYROLEPICTURECAPTION"/>
+          <w:rFonts w:ascii="Arial" w:hAnsi="Arial" w:cs="Arial"/>
+          <w:sz w:val="22"/>
+          <w:szCs w:val="22"/>
+        </w:rPr>
+        <w:t>untuk</w:t>
+      </w:r>
+      <w:proofErr w:type="spellEnd"/>
+      <w:r>
+        <w:rPr>
+          <w:rStyle w:val="MSGENFONTSTYLENAMETEMPLATEROLEMSGENFONTSTYLENAMEBYROLEPICTURECAPTION"/>
+          <w:rFonts w:ascii="Arial" w:hAnsi="Arial" w:cs="Arial"/>
+          <w:sz w:val="22"/>
+          <w:szCs w:val="22"/>
+        </w:rPr>
+        <w:t xml:space="preserve"> </w:t>
+      </w:r>
+      <w:proofErr w:type="spellStart"/>
+      <w:r>
+        <w:rPr>
+          <w:rStyle w:val="MSGENFONTSTYLENAMETEMPLATEROLEMSGENFONTSTYLENAMEBYROLEPICTURECAPTION"/>
+          <w:rFonts w:ascii="Arial" w:hAnsi="Arial" w:cs="Arial"/>
+          <w:sz w:val="22"/>
+          <w:szCs w:val="22"/>
+        </w:rPr>
+        <w:t>dapat</w:t>
+      </w:r>
+      <w:proofErr w:type="spellEnd"/>
+      <w:r>
+        <w:rPr>
+          <w:rStyle w:val="MSGENFONTSTYLENAMETEMPLATEROLEMSGENFONTSTYLENAMEBYROLEPICTURECAPTION"/>
+          <w:rFonts w:ascii="Arial" w:hAnsi="Arial" w:cs="Arial"/>
+          <w:sz w:val="22"/>
+          <w:szCs w:val="22"/>
+        </w:rPr>
+        <w:t xml:space="preserve"> </w:t>
+      </w:r>
+      <w:proofErr w:type="spellStart"/>
+      <w:r>
+        <w:rPr>
+          <w:rStyle w:val="MSGENFONTSTYLENAMETEMPLATEROLEMSGENFONTSTYLENAMEBYROLEPICTURECAPTION"/>
+          <w:rFonts w:ascii="Arial" w:hAnsi="Arial" w:cs="Arial"/>
+          <w:sz w:val="22"/>
+          <w:szCs w:val="22"/>
+        </w:rPr>
+        <w:t>digunakan</w:t>
+      </w:r>
+      <w:proofErr w:type="spellEnd"/>
+      <w:r>
+        <w:rPr>
+          <w:rStyle w:val="MSGENFONTSTYLENAMETEMPLATEROLEMSGENFONTSTYLENAMEBYROLEPICTURECAPTION"/>
+          <w:rFonts w:ascii="Arial" w:hAnsi="Arial" w:cs="Arial"/>
+          <w:sz w:val="22"/>
+          <w:szCs w:val="22"/>
+        </w:rPr>
+        <w:t xml:space="preserve"> </w:t>
+      </w:r>
+      <w:proofErr w:type="spellStart"/>
+      <w:r>
+        <w:rPr>
+          <w:rStyle w:val="MSGENFONTSTYLENAMETEMPLATEROLEMSGENFONTSTYLENAMEBYROLEPICTURECAPTION"/>
+          <w:rFonts w:ascii="Arial" w:hAnsi="Arial" w:cs="Arial"/>
+          <w:sz w:val="22"/>
+          <w:szCs w:val="22"/>
+        </w:rPr>
+        <w:t>sebagaimana</w:t>
+      </w:r>
+      <w:proofErr w:type="spellEnd"/>
+      <w:r>
+        <w:rPr>
+          <w:rStyle w:val="MSGENFONTSTYLENAMETEMPLATEROLEMSGENFONTSTYLENAMEBYROLEPICTURECAPTION"/>
+          <w:rFonts w:ascii="Arial" w:hAnsi="Arial" w:cs="Arial"/>
+          <w:sz w:val="22"/>
+          <w:szCs w:val="22"/>
+        </w:rPr>
+        <w:t xml:space="preserve"> </w:t>
+      </w:r>
+      <w:proofErr w:type="spellStart"/>
+      <w:r>
+        <w:rPr>
+          <w:rStyle w:val="MSGENFONTSTYLENAMETEMPLATEROLEMSGENFONTSTYLENAMEBYROLEPICTURECAPTION"/>
+          <w:rFonts w:ascii="Arial" w:hAnsi="Arial" w:cs="Arial"/>
+          <w:sz w:val="22"/>
+          <w:szCs w:val="22"/>
+        </w:rPr>
+        <w:t>mestinya</w:t>
+      </w:r>
+      <w:proofErr w:type="spellEnd"/>
+      <w:r>
+        <w:rPr>
+          <w:rStyle w:val="MSGENFONTSTYLENAMETEMPLATEROLEMSGENFONTSTYLENAMEBYROLEPICTURECAPTION"/>
+          <w:rFonts w:ascii="Arial" w:hAnsi="Arial" w:cs="Arial"/>
+          <w:sz w:val="22"/>
+          <w:szCs w:val="22"/>
+        </w:rPr>
+        <w:t>.</w:t>
+      </w:r>
+    </w:p>
+    <w:p>
+      <w:pPr>
+        <w:pStyle w:val="MSGENFONTSTYLENAMETEMPLATEROLEMSGENFONTSTYLENAMEBYROLEPICTURECAPTION1"/>
+        <w:shd w:val="clear" w:color="auto" w:fill="auto"/>
+        <w:spacing w:line="240" w:lineRule="auto"/>
+        <w:ind w:left="142" w:right="46"/>
+        <w:jc w:val="both"/>
+        <w:rPr>
+          <w:rFonts w:ascii="Arial" w:hAnsi="Arial" w:cs="Arial"/>
+        </w:rPr>
+      </w:pPr>
+      <w:bookmarkStart w:id="3" w:name="_Hlk136934414"/>
+      <w:bookmarkEnd w:id="3"/>
     </w:p>
     <w:tbl>
       <w:tblPr>
         <w:tblW w:w="21433" w:type="dxa"/>
+        <w:tblInd w:w="-743" w:type="dxa"/>
         <w:tblLayout w:type="fixed"/>
         <w:tblLook w:val="04A0" w:firstRow="1" w:lastRow="0" w:firstColumn="1" w:lastColumn="0" w:noHBand="0" w:noVBand="1"/>
       </w:tblPr>
@@ -2583,6 +5630,70 @@
                 <w:lang w:val="id-ID"/>
               </w:rPr>
             </w:pPr>
+            <w:r>
+              <w:rPr>
+                <w:noProof/>
+              </w:rPr>
+              <w:drawing>
+                <wp:anchor distT="0" distB="0" distL="114300" distR="114300" simplePos="0" relativeHeight="251661312" behindDoc="0" locked="0" layoutInCell="1" allowOverlap="1" wp14:anchorId="7A22281E" wp14:editId="056F6C5D">
+                  <wp:simplePos x="0" y="0"/>
+                  <wp:positionH relativeFrom="column">
+                    <wp:posOffset>3151505</wp:posOffset>
+                  </wp:positionH>
+                  <wp:positionV relativeFrom="paragraph">
+                    <wp:posOffset>67310</wp:posOffset>
+                  </wp:positionV>
+                  <wp:extent cx="1337945" cy="1449705"/>
+                  <wp:effectExtent l="0" t="0" r="0" b="0"/>
+                  <wp:wrapNone/>
+                  <wp:docPr id="1544116851" name="Picture 6"/>
+                  <wp:cNvGraphicFramePr>
+                    <a:graphicFrameLocks xmlns:a="http://schemas.openxmlformats.org/drawingml/2006/main" noChangeAspect="1"/>
+                  </wp:cNvGraphicFramePr>
+                  <a:graphic xmlns:a="http://schemas.openxmlformats.org/drawingml/2006/main">
+                    <a:graphicData uri="http://schemas.openxmlformats.org/drawingml/2006/picture">
+                      <pic:pic xmlns:pic="http://schemas.openxmlformats.org/drawingml/2006/picture">
+                        <pic:nvPicPr>
+                          <pic:cNvPr id="0" name="Picture 7"/>
+                          <pic:cNvPicPr>
+                            <a:picLocks noChangeAspect="1" noChangeArrowheads="1"/>
+                          </pic:cNvPicPr>
+                        </pic:nvPicPr>
+                        <pic:blipFill>
+                          <a:blip r:embed="rId9" cstate="print">
+                            <a:extLst>
+                              <a:ext uri="{28A0092B-C50C-407E-A947-70E740481C1C}">
+                                <a14:useLocalDpi xmlns:a14="http://schemas.microsoft.com/office/drawing/2010/main" val="0"/>
+                              </a:ext>
+                            </a:extLst>
+                          </a:blip>
+                          <a:srcRect l="18018" t="25609" r="18709" b="22972"/>
+                          <a:stretch>
+                            <a:fillRect/>
+                          </a:stretch>
+                        </pic:blipFill>
+                        <pic:spPr bwMode="auto">
+                          <a:xfrm>
+                            <a:off x="0" y="0"/>
+                            <a:ext cx="1337945" cy="1449705"/>
+                          </a:xfrm>
+                          <a:prstGeom prst="rect">
+                            <a:avLst/>
+                          </a:prstGeom>
+                          <a:noFill/>
+                        </pic:spPr>
+                      </pic:pic>
+                    </a:graphicData>
+                  </a:graphic>
+                  <wp14:sizeRelH relativeFrom="page">
+                    <wp14:pctWidth>0</wp14:pctWidth>
+                  </wp14:sizeRelH>
+                  <wp14:sizeRelV relativeFrom="page">
+                    <wp14:pctHeight>0</wp14:pctHeight>
+                  </wp14:sizeRelV>
+                </wp:anchor>
+              </w:drawing>
+            </w:r>
           </w:p>
           <w:p>
             <w:pPr>
@@ -2698,7 +5809,7 @@
                 <w:u w:val="single"/>
                 <w:shd w:val="clear" w:color="auto" w:fill="FFFFFF"/>
               </w:rPr>
-              <w:t/>
+              <w:t>{</w:t>
             </w:r>
             <w:proofErr w:type="spellStart"/>
             <w:r>
@@ -2709,7 +5820,7 @@
                 <w:u w:val="single"/>
                 <w:shd w:val="clear" w:color="auto" w:fill="FFFFFF"/>
               </w:rPr>
-              <w:t>{nama_diambil_sumpah}</w:t>
+              <w:t>nama_diambil_sumpah</w:t>
             </w:r>
             <w:proofErr w:type="spellEnd"/>
             <w:r>
@@ -2720,7 +5831,7 @@
                 <w:u w:val="single"/>
                 <w:shd w:val="clear" w:color="auto" w:fill="FFFFFF"/>
               </w:rPr>
-              <w:t/>
+              <w:t>}</w:t>
             </w:r>
           </w:p>
           <w:p>
@@ -2734,6 +5845,70 @@
             </w:pPr>
             <w:r>
               <w:rPr>
+                <w:noProof/>
+              </w:rPr>
+              <w:drawing>
+                <wp:anchor distT="0" distB="0" distL="114300" distR="114300" simplePos="0" relativeHeight="251662336" behindDoc="0" locked="0" layoutInCell="1" allowOverlap="1" wp14:anchorId="0B6A0AB3" wp14:editId="37FBE5AB">
+                  <wp:simplePos x="0" y="0"/>
+                  <wp:positionH relativeFrom="column">
+                    <wp:posOffset>684530</wp:posOffset>
+                  </wp:positionH>
+                  <wp:positionV relativeFrom="paragraph">
+                    <wp:posOffset>172720</wp:posOffset>
+                  </wp:positionV>
+                  <wp:extent cx="1800860" cy="1128395"/>
+                  <wp:effectExtent l="0" t="0" r="0" b="0"/>
+                  <wp:wrapNone/>
+                  <wp:docPr id="585654439" name="Picture 5"/>
+                  <wp:cNvGraphicFramePr>
+                    <a:graphicFrameLocks xmlns:a="http://schemas.openxmlformats.org/drawingml/2006/main" noChangeAspect="1"/>
+                  </wp:cNvGraphicFramePr>
+                  <a:graphic xmlns:a="http://schemas.openxmlformats.org/drawingml/2006/main">
+                    <a:graphicData uri="http://schemas.openxmlformats.org/drawingml/2006/picture">
+                      <pic:pic xmlns:pic="http://schemas.openxmlformats.org/drawingml/2006/picture">
+                        <pic:nvPicPr>
+                          <pic:cNvPr id="0" name="Picture 3"/>
+                          <pic:cNvPicPr>
+                            <a:picLocks noChangeAspect="1" noChangeArrowheads="1"/>
+                          </pic:cNvPicPr>
+                        </pic:nvPicPr>
+                        <pic:blipFill>
+                          <a:blip r:embed="rId10">
+                            <a:extLst>
+                              <a:ext uri="{28A0092B-C50C-407E-A947-70E740481C1C}">
+                                <a14:useLocalDpi xmlns:a14="http://schemas.microsoft.com/office/drawing/2010/main" val="0"/>
+                              </a:ext>
+                            </a:extLst>
+                          </a:blip>
+                          <a:srcRect/>
+                          <a:stretch>
+                            <a:fillRect/>
+                          </a:stretch>
+                        </pic:blipFill>
+                        <pic:spPr bwMode="auto">
+                          <a:xfrm>
+                            <a:off x="0" y="0"/>
+                            <a:ext cx="1800860" cy="1128395"/>
+                          </a:xfrm>
+                          <a:prstGeom prst="rect">
+                            <a:avLst/>
+                          </a:prstGeom>
+                          <a:noFill/>
+                        </pic:spPr>
+                      </pic:pic>
+                    </a:graphicData>
+                  </a:graphic>
+                  <wp14:sizeRelH relativeFrom="margin">
+                    <wp14:pctWidth>0</wp14:pctWidth>
+                  </wp14:sizeRelH>
+                  <wp14:sizeRelV relativeFrom="margin">
+                    <wp14:pctHeight>0</wp14:pctHeight>
+                  </wp14:sizeRelV>
+                </wp:anchor>
+              </w:drawing>
+            </w:r>
+            <w:r>
+              <w:rPr>
                 <w:rFonts w:ascii="Arial" w:hAnsi="Arial" w:cs="Arial"/>
                 <w:sz w:val="22"/>
                 <w:szCs w:val="22"/>
@@ -2773,7 +5948,7 @@
                 <w:szCs w:val="22"/>
                 <w:shd w:val="clear" w:color="auto" w:fill="FFFFFF"/>
               </w:rPr>
-              <w:t/>
+              <w:t>{</w:t>
             </w:r>
             <w:proofErr w:type="spellStart"/>
             <w:r>
@@ -2783,7 +5958,7 @@
                 <w:szCs w:val="22"/>
                 <w:shd w:val="clear" w:color="auto" w:fill="FFFFFF"/>
               </w:rPr>
-              <w:t>{nip_diambil_sumpah}</w:t>
+              <w:t>nip_diambil_sumpah</w:t>
             </w:r>
             <w:proofErr w:type="spellEnd"/>
             <w:r>
@@ -2793,7 +5968,7 @@
                 <w:szCs w:val="22"/>
                 <w:shd w:val="clear" w:color="auto" w:fill="FFFFFF"/>
               </w:rPr>
-              <w:t/>
+              <w:t>}</w:t>
             </w:r>
           </w:p>
         </w:tc>
@@ -2854,6 +6029,71 @@
                 <w:lang w:val="en-AU"/>
               </w:rPr>
             </w:pPr>
+            <w:r>
+              <w:rPr>
+                <w:noProof/>
+              </w:rPr>
+              <w:drawing>
+                <wp:anchor distT="0" distB="0" distL="114300" distR="114300" simplePos="0" relativeHeight="251660288" behindDoc="0" locked="0" layoutInCell="1" allowOverlap="1" wp14:anchorId="7E293BFB" wp14:editId="79141BDB">
+                  <wp:simplePos x="0" y="0"/>
+                  <wp:positionH relativeFrom="column">
+                    <wp:posOffset>280670</wp:posOffset>
+                  </wp:positionH>
+                  <wp:positionV relativeFrom="paragraph">
+                    <wp:posOffset>143510</wp:posOffset>
+                  </wp:positionV>
+                  <wp:extent cx="2524125" cy="933450"/>
+                  <wp:effectExtent l="0" t="0" r="9525" b="0"/>
+                  <wp:wrapNone/>
+                  <wp:docPr id="152591371" name="Picture 4"/>
+                  <wp:cNvGraphicFramePr>
+                    <a:graphicFrameLocks xmlns:a="http://schemas.openxmlformats.org/drawingml/2006/main" noChangeAspect="1"/>
+                  </wp:cNvGraphicFramePr>
+                  <a:graphic xmlns:a="http://schemas.openxmlformats.org/drawingml/2006/main">
+                    <a:graphicData uri="http://schemas.openxmlformats.org/drawingml/2006/picture">
+                      <pic:pic xmlns:pic="http://schemas.openxmlformats.org/drawingml/2006/picture">
+                        <pic:nvPicPr>
+                          <pic:cNvPr id="0" name="Picture 1"/>
+                          <pic:cNvPicPr>
+                            <a:picLocks noChangeAspect="1" noChangeArrowheads="1"/>
+                          </pic:cNvPicPr>
+                        </pic:nvPicPr>
+                        <pic:blipFill>
+                          <a:blip r:embed="rId11">
+                            <a:lum bright="10000" contrast="40000"/>
+                            <a:extLst>
+                              <a:ext uri="{28A0092B-C50C-407E-A947-70E740481C1C}">
+                                <a14:useLocalDpi xmlns:a14="http://schemas.microsoft.com/office/drawing/2010/main" val="0"/>
+                              </a:ext>
+                            </a:extLst>
+                          </a:blip>
+                          <a:srcRect/>
+                          <a:stretch>
+                            <a:fillRect/>
+                          </a:stretch>
+                        </pic:blipFill>
+                        <pic:spPr bwMode="auto">
+                          <a:xfrm>
+                            <a:off x="0" y="0"/>
+                            <a:ext cx="2524125" cy="933450"/>
+                          </a:xfrm>
+                          <a:prstGeom prst="rect">
+                            <a:avLst/>
+                          </a:prstGeom>
+                          <a:noFill/>
+                        </pic:spPr>
+                      </pic:pic>
+                    </a:graphicData>
+                  </a:graphic>
+                  <wp14:sizeRelH relativeFrom="page">
+                    <wp14:pctWidth>0</wp14:pctWidth>
+                  </wp14:sizeRelH>
+                  <wp14:sizeRelV relativeFrom="page">
+                    <wp14:pctHeight>0</wp14:pctHeight>
+                  </wp14:sizeRelV>
+                </wp:anchor>
+              </w:drawing>
+            </w:r>
             <w:proofErr w:type="spellStart"/>
             <w:r>
               <w:rPr>
@@ -2902,7 +6142,6 @@
                 <w:rFonts w:ascii="Arial" w:hAnsi="Arial" w:cs="Arial"/>
                 <w:sz w:val="22"/>
                 <w:szCs w:val="22"/>
-                <w:lang w:eastAsia="en-US"/>
               </w:rPr>
             </w:pPr>
             <w:proofErr w:type="spellStart"/>
@@ -2953,7 +6192,6 @@
                 <w:rFonts w:ascii="Arial" w:hAnsi="Arial" w:cs="Arial"/>
                 <w:sz w:val="22"/>
                 <w:szCs w:val="22"/>
-                <w:lang w:eastAsia="en-US"/>
               </w:rPr>
             </w:pPr>
           </w:p>
@@ -2964,7 +6202,6 @@
                 <w:rFonts w:ascii="Arial" w:hAnsi="Arial" w:cs="Arial"/>
                 <w:sz w:val="22"/>
                 <w:szCs w:val="22"/>
-                <w:lang w:eastAsia="en-US"/>
               </w:rPr>
             </w:pPr>
           </w:p>
@@ -2975,7 +6212,6 @@
                 <w:rFonts w:ascii="Arial" w:hAnsi="Arial" w:cs="Arial"/>
                 <w:sz w:val="22"/>
                 <w:szCs w:val="22"/>
-                <w:lang w:eastAsia="en-US"/>
               </w:rPr>
             </w:pPr>
           </w:p>
@@ -2986,7 +6222,6 @@
                 <w:rFonts w:ascii="Arial" w:hAnsi="Arial" w:cs="Arial"/>
                 <w:sz w:val="22"/>
                 <w:szCs w:val="22"/>
-                <w:lang w:eastAsia="en-US"/>
               </w:rPr>
             </w:pPr>
           </w:p>
@@ -3168,7 +6403,6 @@
                 <w:rFonts w:ascii="Arial" w:hAnsi="Arial" w:cs="Arial"/>
                 <w:sz w:val="22"/>
                 <w:szCs w:val="22"/>
-                <w:lang w:eastAsia="en-US"/>
               </w:rPr>
             </w:pPr>
           </w:p>
@@ -3179,7 +6413,6 @@
                 <w:rFonts w:ascii="Arial" w:hAnsi="Arial" w:cs="Arial"/>
                 <w:sz w:val="22"/>
                 <w:szCs w:val="22"/>
-                <w:lang w:eastAsia="en-US"/>
               </w:rPr>
             </w:pPr>
           </w:p>
@@ -3190,7 +6423,6 @@
                 <w:rFonts w:ascii="Arial" w:hAnsi="Arial" w:cs="Arial"/>
                 <w:sz w:val="22"/>
                 <w:szCs w:val="22"/>
-                <w:lang w:eastAsia="en-US"/>
               </w:rPr>
             </w:pPr>
           </w:p>
@@ -3269,6 +6501,70 @@
                 <w:rFonts w:ascii="Arial" w:hAnsi="Arial" w:cs="Arial"/>
               </w:rPr>
             </w:pPr>
+            <w:r>
+              <w:rPr>
+                <w:noProof/>
+              </w:rPr>
+              <w:drawing>
+                <wp:anchor distT="0" distB="0" distL="114300" distR="114300" simplePos="0" relativeHeight="251663360" behindDoc="0" locked="0" layoutInCell="1" allowOverlap="1" wp14:anchorId="0EEF0CEA" wp14:editId="05AE2934">
+                  <wp:simplePos x="0" y="0"/>
+                  <wp:positionH relativeFrom="column">
+                    <wp:posOffset>4326255</wp:posOffset>
+                  </wp:positionH>
+                  <wp:positionV relativeFrom="paragraph">
+                    <wp:posOffset>29845</wp:posOffset>
+                  </wp:positionV>
+                  <wp:extent cx="1597025" cy="1156970"/>
+                  <wp:effectExtent l="0" t="0" r="3175" b="5080"/>
+                  <wp:wrapNone/>
+                  <wp:docPr id="1431467718" name="Picture 3"/>
+                  <wp:cNvGraphicFramePr>
+                    <a:graphicFrameLocks xmlns:a="http://schemas.openxmlformats.org/drawingml/2006/main" noChangeAspect="1"/>
+                  </wp:cNvGraphicFramePr>
+                  <a:graphic xmlns:a="http://schemas.openxmlformats.org/drawingml/2006/main">
+                    <a:graphicData uri="http://schemas.openxmlformats.org/drawingml/2006/picture">
+                      <pic:pic xmlns:pic="http://schemas.openxmlformats.org/drawingml/2006/picture">
+                        <pic:nvPicPr>
+                          <pic:cNvPr id="0" name="Picture 9"/>
+                          <pic:cNvPicPr>
+                            <a:picLocks noChangeAspect="1" noChangeArrowheads="1"/>
+                          </pic:cNvPicPr>
+                        </pic:nvPicPr>
+                        <pic:blipFill>
+                          <a:blip r:embed="rId12" cstate="print">
+                            <a:extLst>
+                              <a:ext uri="{28A0092B-C50C-407E-A947-70E740481C1C}">
+                                <a14:useLocalDpi xmlns:a14="http://schemas.microsoft.com/office/drawing/2010/main" val="0"/>
+                              </a:ext>
+                            </a:extLst>
+                          </a:blip>
+                          <a:srcRect/>
+                          <a:stretch>
+                            <a:fillRect/>
+                          </a:stretch>
+                        </pic:blipFill>
+                        <pic:spPr bwMode="auto">
+                          <a:xfrm>
+                            <a:off x="0" y="0"/>
+                            <a:ext cx="1597025" cy="1156970"/>
+                          </a:xfrm>
+                          <a:prstGeom prst="rect">
+                            <a:avLst/>
+                          </a:prstGeom>
+                          <a:noFill/>
+                        </pic:spPr>
+                      </pic:pic>
+                    </a:graphicData>
+                  </a:graphic>
+                  <wp14:sizeRelH relativeFrom="page">
+                    <wp14:pctWidth>0</wp14:pctWidth>
+                  </wp14:sizeRelH>
+                  <wp14:sizeRelV relativeFrom="page">
+                    <wp14:pctHeight>0</wp14:pctHeight>
+                  </wp14:sizeRelV>
+                </wp:anchor>
+              </w:drawing>
+            </w:r>
             <w:r>
               <w:rPr>
                 <w:rFonts w:ascii="Arial" w:hAnsi="Arial" w:cs="Arial"/>
@@ -3361,7 +6657,6 @@
                 <w:rFonts w:ascii="Arial" w:hAnsi="Arial" w:cs="Arial"/>
                 <w:sz w:val="22"/>
                 <w:szCs w:val="22"/>
-                <w:lang w:eastAsia="en-US"/>
               </w:rPr>
             </w:pPr>
           </w:p>
@@ -3372,7 +6667,6 @@
                 <w:rFonts w:ascii="Arial" w:hAnsi="Arial" w:cs="Arial"/>
                 <w:sz w:val="22"/>
                 <w:szCs w:val="22"/>
-                <w:lang w:eastAsia="en-US"/>
               </w:rPr>
             </w:pPr>
           </w:p>
@@ -3383,7 +6677,6 @@
                 <w:rFonts w:ascii="Arial" w:hAnsi="Arial" w:cs="Arial"/>
                 <w:sz w:val="22"/>
                 <w:szCs w:val="22"/>
-                <w:lang w:eastAsia="en-US"/>
               </w:rPr>
             </w:pPr>
           </w:p>
@@ -3394,7 +6687,6 @@
                 <w:rFonts w:ascii="Arial" w:hAnsi="Arial" w:cs="Arial"/>
                 <w:sz w:val="22"/>
                 <w:szCs w:val="22"/>
-                <w:lang w:eastAsia="en-US"/>
               </w:rPr>
             </w:pPr>
           </w:p>
@@ -3415,7 +6707,6 @@
                 <w:szCs w:val="22"/>
                 <w:u w:val="single"/>
                 <w:shd w:val="clear" w:color="auto" w:fill="FFFFFF"/>
-                <w:lang w:eastAsia="en-US"/>
               </w:rPr>
               <w:t xml:space="preserve">INDAH WAHYUNI, SH, </w:t>
             </w:r>
@@ -3428,7 +6719,6 @@
                 <w:szCs w:val="22"/>
                 <w:u w:val="single"/>
                 <w:shd w:val="clear" w:color="auto" w:fill="FFFFFF"/>
-                <w:lang w:eastAsia="en-US"/>
               </w:rPr>
               <w:t>M.Si</w:t>
             </w:r>
@@ -3486,7 +6776,6 @@
                 <w:sz w:val="22"/>
                 <w:szCs w:val="22"/>
                 <w:shd w:val="clear" w:color="auto" w:fill="FFFFFF"/>
-                <w:lang w:eastAsia="en-US"/>
               </w:rPr>
               <w:t>19670409 199202 2 003</w:t>
             </w:r>
@@ -3504,7 +6793,6 @@
                 <w:rFonts w:ascii="Arial" w:hAnsi="Arial" w:cs="Arial"/>
                 <w:sz w:val="22"/>
                 <w:szCs w:val="22"/>
-                <w:lang w:eastAsia="en-US"/>
               </w:rPr>
             </w:pPr>
           </w:p>
@@ -3515,7 +6803,6 @@
                 <w:rFonts w:ascii="Arial" w:hAnsi="Arial" w:cs="Arial"/>
                 <w:sz w:val="22"/>
                 <w:szCs w:val="22"/>
-                <w:lang w:eastAsia="en-US"/>
               </w:rPr>
             </w:pPr>
           </w:p>
@@ -3526,7 +6813,6 @@
                 <w:rFonts w:ascii="Arial" w:hAnsi="Arial" w:cs="Arial"/>
                 <w:sz w:val="22"/>
                 <w:szCs w:val="22"/>
-                <w:lang w:eastAsia="en-US"/>
               </w:rPr>
             </w:pPr>
           </w:p>
@@ -3537,7 +6823,6 @@
                 <w:rFonts w:ascii="Arial" w:hAnsi="Arial" w:cs="Arial"/>
                 <w:sz w:val="22"/>
                 <w:szCs w:val="22"/>
-                <w:lang w:eastAsia="en-US"/>
               </w:rPr>
             </w:pPr>
           </w:p>
@@ -3550,7 +6835,6 @@
                 <w:szCs w:val="22"/>
                 <w:u w:val="single"/>
                 <w:shd w:val="clear" w:color="auto" w:fill="FFFFFF"/>
-                <w:lang w:eastAsia="en-US"/>
               </w:rPr>
             </w:pPr>
             <w:r>
@@ -3603,7 +6887,6 @@
                 <w:rFonts w:ascii="Arial" w:hAnsi="Arial" w:cs="Arial"/>
                 <w:sz w:val="22"/>
                 <w:szCs w:val="22"/>
-                <w:lang w:eastAsia="en-US"/>
               </w:rPr>
             </w:pPr>
             <w:r>
@@ -3655,7 +6938,6 @@
                 <w:rFonts w:ascii="Arial" w:hAnsi="Arial" w:cs="Arial"/>
                 <w:sz w:val="22"/>
                 <w:szCs w:val="22"/>
-                <w:lang w:eastAsia="en-US"/>
               </w:rPr>
             </w:pPr>
           </w:p>
@@ -3666,7 +6948,6 @@
                 <w:rFonts w:ascii="Arial" w:hAnsi="Arial" w:cs="Arial"/>
                 <w:sz w:val="22"/>
                 <w:szCs w:val="22"/>
-                <w:lang w:eastAsia="en-US"/>
               </w:rPr>
             </w:pPr>
           </w:p>
@@ -3677,7 +6958,6 @@
                 <w:rFonts w:ascii="Arial" w:hAnsi="Arial" w:cs="Arial"/>
                 <w:sz w:val="22"/>
                 <w:szCs w:val="22"/>
-                <w:lang w:eastAsia="en-US"/>
               </w:rPr>
             </w:pPr>
           </w:p>
@@ -3688,7 +6968,6 @@
                 <w:rFonts w:ascii="Arial" w:hAnsi="Arial" w:cs="Arial"/>
                 <w:sz w:val="22"/>
                 <w:szCs w:val="22"/>
-                <w:lang w:eastAsia="en-US"/>
               </w:rPr>
             </w:pPr>
           </w:p>
@@ -3708,7 +6987,6 @@
                 <w:sz w:val="22"/>
                 <w:szCs w:val="22"/>
                 <w:u w:val="single"/>
-                <w:lang w:eastAsia="en-US"/>
               </w:rPr>
               <w:t xml:space="preserve">Dr. </w:t>
             </w:r>
@@ -3718,7 +6996,7 @@
                 <w:sz w:val="22"/>
                 <w:szCs w:val="22"/>
                 <w:u w:val="single"/>
-                <w:lang w:val="id-ID" w:eastAsia="en-US"/>
+                <w:lang w:val="id-ID"/>
               </w:rPr>
               <w:t>RAMLIYANTO.</w:t>
             </w:r>
@@ -3728,7 +7006,6 @@
                 <w:sz w:val="22"/>
                 <w:szCs w:val="22"/>
                 <w:u w:val="single"/>
-                <w:lang w:eastAsia="en-US"/>
               </w:rPr>
               <w:t xml:space="preserve"> </w:t>
             </w:r>
@@ -3739,7 +7016,6 @@
                 <w:sz w:val="22"/>
                 <w:szCs w:val="22"/>
                 <w:u w:val="single"/>
-                <w:lang w:eastAsia="en-US"/>
               </w:rPr>
               <w:t>S.P.,M.P.</w:t>
             </w:r>
@@ -3778,23 +7054,13 @@
                 <w:szCs w:val="22"/>
                 <w:lang w:val="id-ID"/>
               </w:rPr>
-              <w:t xml:space="preserve">. </w:t>
+              <w:t>. 19</w:t>
             </w:r>
             <w:r>
               <w:rPr>
                 <w:rFonts w:ascii="Arial" w:hAnsi="Arial" w:cs="Arial"/>
                 <w:sz w:val="22"/>
                 <w:szCs w:val="22"/>
-                <w:lang w:val="id-ID" w:eastAsia="en-US"/>
-              </w:rPr>
-              <w:t>19</w:t>
-            </w:r>
-            <w:r>
-              <w:rPr>
-                <w:rFonts w:ascii="Arial" w:hAnsi="Arial" w:cs="Arial"/>
-                <w:sz w:val="22"/>
-                <w:szCs w:val="22"/>
-                <w:lang w:eastAsia="en-US"/>
               </w:rPr>
               <w:t>710227 199903 1 005</w:t>
             </w:r>
@@ -3831,9 +7097,8 @@
           <w:lang w:eastAsia="id-ID"/>
         </w:rPr>
       </w:pPr>
-      <w:bookmarkStart w:id="3" w:name="_Hlk136934414"/>
-      <w:bookmarkEnd w:id="3"/>
     </w:p>
+    <w:p/>
     <w:sectPr>
       <w:pgSz w:w="11941" w:h="18720"/>
       <w:pgMar w:top="1418" w:right="601" w:bottom="567" w:left="805" w:header="0" w:footer="0" w:gutter="0"/>
@@ -3884,16 +7149,233 @@
 </w:footnotes>
 </file>
 
+<file path=word/numbering.xml><?xml version="1.0" encoding="utf-8"?>
+<w:numbering xmlns:wpc="http://schemas.microsoft.com/office/word/2010/wordprocessingCanvas" xmlns:cx="http://schemas.microsoft.com/office/drawing/2014/chartex" xmlns:cx1="http://schemas.microsoft.com/office/drawing/2015/9/8/chartex" xmlns:cx2="http://schemas.microsoft.com/office/drawing/2015/10/21/chartex" xmlns:cx3="http://schemas.microsoft.com/office/drawing/2016/5/9/chartex" xmlns:cx4="http://schemas.microsoft.com/office/drawing/2016/5/10/chartex" xmlns:cx5="http://schemas.microsoft.com/office/drawing/2016/5/11/chartex" xmlns:cx6="http://schemas.microsoft.com/office/drawing/2016/5/12/chartex" xmlns:cx7="http://schemas.microsoft.com/office/drawing/2016/5/13/chartex" xmlns:cx8="http://schemas.microsoft.com/office/drawing/2016/5/14/chartex" xmlns:mc="http://schemas.openxmlformats.org/markup-compatibility/2006" xmlns:aink="http://schemas.microsoft.com/office/drawing/2016/ink" xmlns:am3d="http://schemas.microsoft.com/office/drawing/2017/model3d" xmlns:o="urn:schemas-microsoft-com:office:office" xmlns:oel="http://schemas.microsoft.com/office/2019/extlst" xmlns:r="http://schemas.openxmlformats.org/officeDocument/2006/relationships" xmlns:m="http://schemas.openxmlformats.org/officeDocument/2006/math" xmlns:v="urn:schemas-microsoft-com:vml" xmlns:wp14="http://schemas.microsoft.com/office/word/2010/wordprocessingDrawing" xmlns:wp="http://schemas.openxmlformats.org/drawingml/2006/wordprocessingDrawing" xmlns:w10="urn:schemas-microsoft-com:office:word" xmlns:w="http://schemas.openxmlformats.org/wordprocessingml/2006/main" xmlns:w14="http://schemas.microsoft.com/office/word/2010/wordml" xmlns:w15="http://schemas.microsoft.com/office/word/2012/wordml" xmlns:w16cex="http://schemas.microsoft.com/office/word/2018/wordml/cex" xmlns:w16cid="http://schemas.microsoft.com/office/word/2016/wordml/cid" xmlns:w16="http://schemas.microsoft.com/office/word/2018/wordml" xmlns:w16du="http://schemas.microsoft.com/office/word/2023/wordml/word16du" xmlns:w16sdtdh="http://schemas.microsoft.com/office/word/2020/wordml/sdtdatahash" xmlns:w16sdtfl="http://schemas.microsoft.com/office/word/2024/wordml/sdtformatlock" xmlns:w16se="http://schemas.microsoft.com/office/word/2015/wordml/symex" xmlns:wpg="http://schemas.microsoft.com/office/word/2010/wordprocessingGroup" xmlns:wpi="http://schemas.microsoft.com/office/word/2010/wordprocessingInk" xmlns:wne="http://schemas.microsoft.com/office/word/2006/wordml" xmlns:wps="http://schemas.microsoft.com/office/word/2010/wordprocessingShape" mc:Ignorable="w14 w15 w16se w16cid w16 w16cex w16sdtdh w16sdtfl w16du wp14">
+  <w:abstractNum w:abstractNumId="0" w15:restartNumberingAfterBreak="1">
+    <w:nsid w:val="00000001"/>
+    <w:multiLevelType w:val="multilevel"/>
+    <w:tmpl w:val="00000000"/>
+    <w:lvl w:ilvl="0">
+      <w:start w:val="1"/>
+      <w:numFmt w:val="decimal"/>
+      <w:lvlText w:val="%1."/>
+      <w:lvlJc w:val="left"/>
+      <w:rPr>
+        <w:rFonts w:ascii="Arial" w:hAnsi="Arial" w:cs="Arial"/>
+        <w:b w:val="0"/>
+        <w:bCs w:val="0"/>
+        <w:i w:val="0"/>
+        <w:iCs w:val="0"/>
+        <w:smallCaps w:val="0"/>
+        <w:strike w:val="0"/>
+        <w:color w:val="000000"/>
+        <w:spacing w:val="0"/>
+        <w:w w:val="100"/>
+        <w:position w:val="0"/>
+        <w:sz w:val="21"/>
+        <w:szCs w:val="21"/>
+        <w:u w:val="none"/>
+      </w:rPr>
+    </w:lvl>
+    <w:lvl w:ilvl="1">
+      <w:start w:val="1"/>
+      <w:numFmt w:val="decimal"/>
+      <w:lvlText w:val="%1."/>
+      <w:lvlJc w:val="left"/>
+      <w:rPr>
+        <w:rFonts w:ascii="Arial" w:hAnsi="Arial" w:cs="Arial"/>
+        <w:b w:val="0"/>
+        <w:bCs w:val="0"/>
+        <w:i w:val="0"/>
+        <w:iCs w:val="0"/>
+        <w:smallCaps w:val="0"/>
+        <w:strike w:val="0"/>
+        <w:color w:val="000000"/>
+        <w:spacing w:val="0"/>
+        <w:w w:val="100"/>
+        <w:position w:val="0"/>
+        <w:sz w:val="21"/>
+        <w:szCs w:val="21"/>
+        <w:u w:val="none"/>
+      </w:rPr>
+    </w:lvl>
+    <w:lvl w:ilvl="2">
+      <w:start w:val="1"/>
+      <w:numFmt w:val="decimal"/>
+      <w:lvlText w:val="%1."/>
+      <w:lvlJc w:val="left"/>
+      <w:rPr>
+        <w:rFonts w:ascii="Arial" w:hAnsi="Arial" w:cs="Arial"/>
+        <w:b w:val="0"/>
+        <w:bCs w:val="0"/>
+        <w:i w:val="0"/>
+        <w:iCs w:val="0"/>
+        <w:smallCaps w:val="0"/>
+        <w:strike w:val="0"/>
+        <w:color w:val="000000"/>
+        <w:spacing w:val="0"/>
+        <w:w w:val="100"/>
+        <w:position w:val="0"/>
+        <w:sz w:val="21"/>
+        <w:szCs w:val="21"/>
+        <w:u w:val="none"/>
+      </w:rPr>
+    </w:lvl>
+    <w:lvl w:ilvl="3">
+      <w:start w:val="1"/>
+      <w:numFmt w:val="decimal"/>
+      <w:lvlText w:val="%1."/>
+      <w:lvlJc w:val="left"/>
+      <w:rPr>
+        <w:rFonts w:ascii="Arial" w:hAnsi="Arial" w:cs="Arial"/>
+        <w:b w:val="0"/>
+        <w:bCs w:val="0"/>
+        <w:i w:val="0"/>
+        <w:iCs w:val="0"/>
+        <w:smallCaps w:val="0"/>
+        <w:strike w:val="0"/>
+        <w:color w:val="000000"/>
+        <w:spacing w:val="0"/>
+        <w:w w:val="100"/>
+        <w:position w:val="0"/>
+        <w:sz w:val="21"/>
+        <w:szCs w:val="21"/>
+        <w:u w:val="none"/>
+      </w:rPr>
+    </w:lvl>
+    <w:lvl w:ilvl="4">
+      <w:start w:val="1"/>
+      <w:numFmt w:val="decimal"/>
+      <w:lvlText w:val="%1."/>
+      <w:lvlJc w:val="left"/>
+      <w:rPr>
+        <w:rFonts w:ascii="Arial" w:hAnsi="Arial" w:cs="Arial"/>
+        <w:b w:val="0"/>
+        <w:bCs w:val="0"/>
+        <w:i w:val="0"/>
+        <w:iCs w:val="0"/>
+        <w:smallCaps w:val="0"/>
+        <w:strike w:val="0"/>
+        <w:color w:val="000000"/>
+        <w:spacing w:val="0"/>
+        <w:w w:val="100"/>
+        <w:position w:val="0"/>
+        <w:sz w:val="21"/>
+        <w:szCs w:val="21"/>
+        <w:u w:val="none"/>
+      </w:rPr>
+    </w:lvl>
+    <w:lvl w:ilvl="5">
+      <w:start w:val="1"/>
+      <w:numFmt w:val="decimal"/>
+      <w:lvlText w:val="%1."/>
+      <w:lvlJc w:val="left"/>
+      <w:rPr>
+        <w:rFonts w:ascii="Arial" w:hAnsi="Arial" w:cs="Arial"/>
+        <w:b w:val="0"/>
+        <w:bCs w:val="0"/>
+        <w:i w:val="0"/>
+        <w:iCs w:val="0"/>
+        <w:smallCaps w:val="0"/>
+        <w:strike w:val="0"/>
+        <w:color w:val="000000"/>
+        <w:spacing w:val="0"/>
+        <w:w w:val="100"/>
+        <w:position w:val="0"/>
+        <w:sz w:val="21"/>
+        <w:szCs w:val="21"/>
+        <w:u w:val="none"/>
+      </w:rPr>
+    </w:lvl>
+    <w:lvl w:ilvl="6">
+      <w:start w:val="1"/>
+      <w:numFmt w:val="decimal"/>
+      <w:lvlText w:val="%1."/>
+      <w:lvlJc w:val="left"/>
+      <w:rPr>
+        <w:rFonts w:ascii="Arial" w:hAnsi="Arial" w:cs="Arial"/>
+        <w:b w:val="0"/>
+        <w:bCs w:val="0"/>
+        <w:i w:val="0"/>
+        <w:iCs w:val="0"/>
+        <w:smallCaps w:val="0"/>
+        <w:strike w:val="0"/>
+        <w:color w:val="000000"/>
+        <w:spacing w:val="0"/>
+        <w:w w:val="100"/>
+        <w:position w:val="0"/>
+        <w:sz w:val="21"/>
+        <w:szCs w:val="21"/>
+        <w:u w:val="none"/>
+      </w:rPr>
+    </w:lvl>
+    <w:lvl w:ilvl="7">
+      <w:start w:val="1"/>
+      <w:numFmt w:val="decimal"/>
+      <w:lvlText w:val="%1."/>
+      <w:lvlJc w:val="left"/>
+      <w:rPr>
+        <w:rFonts w:ascii="Arial" w:hAnsi="Arial" w:cs="Arial"/>
+        <w:b w:val="0"/>
+        <w:bCs w:val="0"/>
+        <w:i w:val="0"/>
+        <w:iCs w:val="0"/>
+        <w:smallCaps w:val="0"/>
+        <w:strike w:val="0"/>
+        <w:color w:val="000000"/>
+        <w:spacing w:val="0"/>
+        <w:w w:val="100"/>
+        <w:position w:val="0"/>
+        <w:sz w:val="21"/>
+        <w:szCs w:val="21"/>
+        <w:u w:val="none"/>
+      </w:rPr>
+    </w:lvl>
+    <w:lvl w:ilvl="8">
+      <w:start w:val="1"/>
+      <w:numFmt w:val="decimal"/>
+      <w:lvlText w:val="%1."/>
+      <w:lvlJc w:val="left"/>
+      <w:rPr>
+        <w:rFonts w:ascii="Arial" w:hAnsi="Arial" w:cs="Arial"/>
+        <w:b w:val="0"/>
+        <w:bCs w:val="0"/>
+        <w:i w:val="0"/>
+        <w:iCs w:val="0"/>
+        <w:smallCaps w:val="0"/>
+        <w:strike w:val="0"/>
+        <w:color w:val="000000"/>
+        <w:spacing w:val="0"/>
+        <w:w w:val="100"/>
+        <w:position w:val="0"/>
+        <w:sz w:val="21"/>
+        <w:szCs w:val="21"/>
+        <w:u w:val="none"/>
+      </w:rPr>
+    </w:lvl>
+  </w:abstractNum>
+  <w:num w:numId="1" w16cid:durableId="1516142575">
+    <w:abstractNumId w:val="0"/>
+  </w:num>
+</w:numbering>
+</file>
+
 <file path=word/styles.xml><?xml version="1.0" encoding="utf-8"?>
 <w:styles xmlns:mc="http://schemas.openxmlformats.org/markup-compatibility/2006" xmlns:r="http://schemas.openxmlformats.org/officeDocument/2006/relationships" xmlns:w="http://schemas.openxmlformats.org/wordprocessingml/2006/main" xmlns:w14="http://schemas.microsoft.com/office/word/2010/wordml" xmlns:w15="http://schemas.microsoft.com/office/word/2012/wordml" xmlns:w16cex="http://schemas.microsoft.com/office/word/2018/wordml/cex" xmlns:w16cid="http://schemas.microsoft.com/office/word/2016/wordml/cid" xmlns:w16="http://schemas.microsoft.com/office/word/2018/wordml" xmlns:w16du="http://schemas.microsoft.com/office/word/2023/wordml/word16du" xmlns:w16sdtdh="http://schemas.microsoft.com/office/word/2020/wordml/sdtdatahash" xmlns:w16sdtfl="http://schemas.microsoft.com/office/word/2024/wordml/sdtformatlock" xmlns:w16se="http://schemas.microsoft.com/office/word/2015/wordml/symex" mc:Ignorable="w14 w15 w16se w16cid w16 w16cex w16sdtdh w16sdtfl w16du">
   <w:docDefaults>
     <w:rPrDefault>
       <w:rPr>
         <w:rFonts w:ascii="Tahoma" w:eastAsia="Tahoma" w:hAnsi="Tahoma" w:cs="Tahoma"/>
-        <w:lang w:val="en-US" w:eastAsia="zh-CN" w:bidi="ar-SA"/>
+        <w:sz w:val="22"/>
+        <w:szCs w:val="22"/>
+        <w:lang w:val="en-ID" w:eastAsia="en-US" w:bidi="ar-SA"/>
       </w:rPr>
     </w:rPrDefault>
-    <w:pPrDefault/>
+    <w:pPrDefault>
+      <w:pPr>
+        <w:spacing w:after="160" w:line="259" w:lineRule="auto"/>
+      </w:pPr>
+    </w:pPrDefault>
   </w:docDefaults>
   <w:latentStyles w:defLockedState="0" w:defUIPriority="99" w:defSemiHidden="0" w:defUnhideWhenUsed="0" w:defQFormat="0" w:count="376">
     <w:lsdException w:name="Normal" w:uiPriority="0" w:qFormat="1"/>
@@ -4276,14 +7758,16 @@
   <w:style w:type="paragraph" w:default="1" w:styleId="Normal">
     <w:name w:val="Normal"/>
     <w:qFormat/>
+    <w:rsid w:val="00356902"/>
     <w:pPr>
       <w:widowControl w:val="0"/>
-      <w:suppressAutoHyphens/>
+      <w:spacing w:after="0" w:line="240" w:lineRule="auto"/>
     </w:pPr>
     <w:rPr>
       <w:color w:val="000000"/>
       <w:sz w:val="24"/>
       <w:szCs w:val="24"/>
+      <w:lang w:val="en-US"/>
     </w:rPr>
   </w:style>
   <w:style w:type="character" w:default="1" w:styleId="DefaultParagraphFont">
@@ -4313,33 +7797,12 @@
     <w:semiHidden/>
     <w:unhideWhenUsed/>
   </w:style>
-  <w:style w:type="character" w:customStyle="1" w:styleId="WW8Num1z0">
-    <w:name w:val="WW8Num1z0"/>
-    <w:qFormat/>
-    <w:rPr>
-      <w:rFonts w:ascii="Tahoma" w:eastAsia="Tahoma" w:hAnsi="Tahoma" w:cs="Tahoma"/>
-      <w:b w:val="0"/>
-      <w:bCs w:val="0"/>
-      <w:i w:val="0"/>
-      <w:iCs w:val="0"/>
-      <w:caps w:val="0"/>
-      <w:smallCaps w:val="0"/>
-      <w:strike w:val="0"/>
-      <w:dstrike w:val="0"/>
-      <w:color w:val="000000"/>
-      <w:spacing w:val="0"/>
-      <w:w w:val="100"/>
-      <w:position w:val="0"/>
-      <w:sz w:val="21"/>
-      <w:szCs w:val="21"/>
-      <w:u w:val="none"/>
-      <w:vertAlign w:val="baseline"/>
-    </w:rPr>
-  </w:style>
   <w:style w:type="character" w:customStyle="1" w:styleId="MSGENFONTSTYLENAMETEMPLATEROLENUMBERMSGENFONTSTYLENAMEBYROLETEXT2">
     <w:name w:val="MSG_EN_FONT_STYLE_NAME_TEMPLATE_ROLE_NUMBER MSG_EN_FONT_STYLE_NAME_BY_ROLE_TEXT 2_"/>
+    <w:link w:val="MSGENFONTSTYLENAMETEMPLATEROLENUMBERMSGENFONTSTYLENAMEBYROLETEXT20"/>
     <w:uiPriority w:val="99"/>
     <w:qFormat/>
+    <w:rsid w:val="00356902"/>
     <w:rPr>
       <w:rFonts w:ascii="Tahoma" w:eastAsia="Tahoma" w:hAnsi="Tahoma" w:cs="Tahoma"/>
       <w:sz w:val="21"/>
@@ -4349,7 +7812,9 @@
   </w:style>
   <w:style w:type="character" w:customStyle="1" w:styleId="MSGENFONTSTYLENAMETEMPLATEROLENUMBERMSGENFONTSTYLENAMEBYROLETEXT3">
     <w:name w:val="MSG_EN_FONT_STYLE_NAME_TEMPLATE_ROLE_NUMBER MSG_EN_FONT_STYLE_NAME_BY_ROLE_TEXT 3_"/>
+    <w:link w:val="MSGENFONTSTYLENAMETEMPLATEROLENUMBERMSGENFONTSTYLENAMEBYROLETEXT30"/>
     <w:qFormat/>
+    <w:rsid w:val="00356902"/>
     <w:rPr>
       <w:rFonts w:ascii="Tahoma" w:eastAsia="Tahoma" w:hAnsi="Tahoma" w:cs="Tahoma"/>
       <w:b/>
@@ -4361,23 +7826,11 @@
       <w:shd w:val="clear" w:color="auto" w:fill="FFFFFF"/>
     </w:rPr>
   </w:style>
-  <w:style w:type="character" w:customStyle="1" w:styleId="MSGENFONTSTYLENAMETEMPLATEROLENUMBERMSGENFONTSTYLENAMEBYROLETEXT3MSGENFONTSTYLEMODIFERSIZE5">
-    <w:name w:val="MSG_EN_FONT_STYLE_NAME_TEMPLATE_ROLE_NUMBER MSG_EN_FONT_STYLE_NAME_BY_ROLE_TEXT 3 + MSG_EN_FONT_STYLE_MODIFER_SIZE 5"/>
-    <w:qFormat/>
-    <w:rPr>
-      <w:rFonts w:ascii="Tahoma" w:eastAsia="Tahoma" w:hAnsi="Tahoma" w:cs="Tahoma"/>
-      <w:b w:val="0"/>
-      <w:bCs w:val="0"/>
-      <w:i w:val="0"/>
-      <w:iCs w:val="0"/>
-      <w:sz w:val="10"/>
-      <w:szCs w:val="10"/>
-      <w:shd w:val="clear" w:color="auto" w:fill="FFFFFF"/>
-    </w:rPr>
-  </w:style>
   <w:style w:type="character" w:customStyle="1" w:styleId="MSGENFONTSTYLENAMETEMPLATEROLEMSGENFONTSTYLENAMEBYROLEPICTURECAPTION">
     <w:name w:val="MSG_EN_FONT_STYLE_NAME_TEMPLATE_ROLE MSG_EN_FONT_STYLE_NAME_BY_ROLE_PICTURE_CAPTION_"/>
+    <w:link w:val="MSGENFONTSTYLENAMETEMPLATEROLEMSGENFONTSTYLENAMEBYROLEPICTURECAPTION1"/>
     <w:qFormat/>
+    <w:rsid w:val="00356902"/>
     <w:rPr>
       <w:rFonts w:ascii="Tahoma" w:eastAsia="Tahoma" w:hAnsi="Tahoma" w:cs="Tahoma"/>
       <w:sz w:val="21"/>
@@ -4385,116 +7838,31 @@
       <w:shd w:val="clear" w:color="auto" w:fill="FFFFFF"/>
     </w:rPr>
   </w:style>
-  <w:style w:type="character" w:customStyle="1" w:styleId="MSGENFONTSTYLENAMETEMPLATEROLEMSGENFONTSTYLENAMEBYROLEPICTURECAPTION0">
-    <w:name w:val="MSG_EN_FONT_STYLE_NAME_TEMPLATE_ROLE MSG_EN_FONT_STYLE_NAME_BY_ROLE_PICTURE_CAPTION"/>
-    <w:qFormat/>
-    <w:rPr>
-      <w:rFonts w:ascii="Tahoma" w:eastAsia="Tahoma" w:hAnsi="Tahoma" w:cs="Tahoma"/>
-      <w:sz w:val="21"/>
-      <w:szCs w:val="21"/>
-      <w:u w:val="single"/>
-      <w:shd w:val="clear" w:color="auto" w:fill="FFFFFF"/>
-    </w:rPr>
-  </w:style>
-  <w:style w:type="character" w:customStyle="1" w:styleId="BalloonTextChar">
-    <w:name w:val="Balloon Text Char"/>
-    <w:qFormat/>
-    <w:rPr>
-      <w:rFonts w:ascii="Tahoma" w:eastAsia="Tahoma" w:hAnsi="Tahoma" w:cs="Tahoma"/>
-      <w:color w:val="000000"/>
-      <w:sz w:val="16"/>
-      <w:szCs w:val="16"/>
-      <w:lang w:val="en-US"/>
-    </w:rPr>
-  </w:style>
-  <w:style w:type="character" w:customStyle="1" w:styleId="HeaderChar">
-    <w:name w:val="Header Char"/>
-    <w:qFormat/>
-    <w:rPr>
-      <w:rFonts w:ascii="Tahoma" w:eastAsia="Tahoma" w:hAnsi="Tahoma" w:cs="Tahoma"/>
-      <w:color w:val="000000"/>
-      <w:sz w:val="24"/>
-      <w:szCs w:val="24"/>
-      <w:lang w:val="en-US"/>
-    </w:rPr>
-  </w:style>
-  <w:style w:type="character" w:customStyle="1" w:styleId="FooterChar">
-    <w:name w:val="Footer Char"/>
-    <w:qFormat/>
-    <w:rPr>
-      <w:rFonts w:ascii="Tahoma" w:eastAsia="Tahoma" w:hAnsi="Tahoma" w:cs="Tahoma"/>
-      <w:color w:val="000000"/>
-      <w:sz w:val="24"/>
-      <w:szCs w:val="24"/>
-      <w:lang w:val="en-US"/>
-    </w:rPr>
-  </w:style>
-  <w:style w:type="paragraph" w:customStyle="1" w:styleId="Heading">
-    <w:name w:val="Heading"/>
-    <w:basedOn w:val="Normal"/>
-    <w:next w:val="BodyText"/>
-    <w:qFormat/>
-    <w:pPr>
-      <w:keepNext/>
-      <w:spacing w:before="240" w:after="120"/>
-    </w:pPr>
-    <w:rPr>
-      <w:sz w:val="28"/>
-      <w:szCs w:val="28"/>
-    </w:rPr>
-  </w:style>
-  <w:style w:type="paragraph" w:styleId="BodyText">
-    <w:name w:val="Body Text"/>
-    <w:basedOn w:val="Normal"/>
-    <w:pPr>
-      <w:spacing w:after="140" w:line="276" w:lineRule="auto"/>
-    </w:pPr>
-  </w:style>
-  <w:style w:type="paragraph" w:styleId="List">
-    <w:name w:val="List"/>
-    <w:basedOn w:val="BodyText"/>
-  </w:style>
-  <w:style w:type="paragraph" w:styleId="Caption">
-    <w:name w:val="caption"/>
-    <w:basedOn w:val="Normal"/>
-    <w:qFormat/>
-    <w:pPr>
-      <w:suppressLineNumbers/>
-      <w:spacing w:before="120" w:after="120"/>
-    </w:pPr>
-    <w:rPr>
-      <w:i/>
-      <w:iCs/>
-    </w:rPr>
-  </w:style>
-  <w:style w:type="paragraph" w:customStyle="1" w:styleId="Index">
-    <w:name w:val="Index"/>
-    <w:basedOn w:val="Normal"/>
-    <w:qFormat/>
-    <w:pPr>
-      <w:suppressLineNumbers/>
-    </w:pPr>
-  </w:style>
   <w:style w:type="paragraph" w:customStyle="1" w:styleId="MSGENFONTSTYLENAMETEMPLATEROLENUMBERMSGENFONTSTYLENAMEBYROLETEXT20">
     <w:name w:val="MSG_EN_FONT_STYLE_NAME_TEMPLATE_ROLE_NUMBER MSG_EN_FONT_STYLE_NAME_BY_ROLE_TEXT 2"/>
     <w:basedOn w:val="Normal"/>
+    <w:link w:val="MSGENFONTSTYLENAMETEMPLATEROLENUMBERMSGENFONTSTYLENAMEBYROLETEXT2"/>
     <w:uiPriority w:val="99"/>
     <w:qFormat/>
+    <w:rsid w:val="00356902"/>
     <w:pPr>
       <w:shd w:val="clear" w:color="auto" w:fill="FFFFFF"/>
       <w:spacing w:before="220" w:line="269" w:lineRule="exact"/>
       <w:jc w:val="center"/>
     </w:pPr>
     <w:rPr>
+      <w:color w:val="auto"/>
       <w:sz w:val="21"/>
       <w:szCs w:val="21"/>
-      <w:lang w:val="id-ID"/>
+      <w:lang w:val="en-ID"/>
     </w:rPr>
   </w:style>
   <w:style w:type="paragraph" w:customStyle="1" w:styleId="MSGENFONTSTYLENAMETEMPLATEROLENUMBERMSGENFONTSTYLENAMEBYROLETEXT30">
     <w:name w:val="MSG_EN_FONT_STYLE_NAME_TEMPLATE_ROLE_NUMBER MSG_EN_FONT_STYLE_NAME_BY_ROLE_TEXT 3"/>
     <w:basedOn w:val="Normal"/>
+    <w:link w:val="MSGENFONTSTYLENAMETEMPLATEROLENUMBERMSGENFONTSTYLENAMEBYROLETEXT3"/>
     <w:qFormat/>
+    <w:rsid w:val="00356902"/>
     <w:pPr>
       <w:shd w:val="clear" w:color="auto" w:fill="FFFFFF"/>
       <w:spacing w:before="340" w:after="220" w:line="234" w:lineRule="exact"/>
@@ -4505,158 +7873,312 @@
       <w:bCs/>
       <w:i/>
       <w:iCs/>
+      <w:color w:val="auto"/>
       <w:sz w:val="21"/>
       <w:szCs w:val="21"/>
-      <w:lang w:val="id-ID"/>
+      <w:lang w:val="en-ID"/>
     </w:rPr>
   </w:style>
   <w:style w:type="paragraph" w:customStyle="1" w:styleId="MSGENFONTSTYLENAMETEMPLATEROLEMSGENFONTSTYLENAMEBYROLEPICTURECAPTION1">
     <w:name w:val="MSG_EN_FONT_STYLE_NAME_TEMPLATE_ROLE MSG_EN_FONT_STYLE_NAME_BY_ROLE_PICTURE_CAPTION1"/>
     <w:basedOn w:val="Normal"/>
+    <w:link w:val="MSGENFONTSTYLENAMETEMPLATEROLEMSGENFONTSTYLENAMEBYROLEPICTURECAPTION"/>
     <w:qFormat/>
+    <w:rsid w:val="00356902"/>
     <w:pPr>
       <w:shd w:val="clear" w:color="auto" w:fill="FFFFFF"/>
       <w:spacing w:line="278" w:lineRule="exact"/>
     </w:pPr>
     <w:rPr>
+      <w:color w:val="auto"/>
       <w:sz w:val="21"/>
       <w:szCs w:val="21"/>
-      <w:lang w:val="id-ID"/>
+      <w:lang w:val="en-ID"/>
     </w:rPr>
-  </w:style>
-  <w:style w:type="paragraph" w:styleId="BalloonText">
-    <w:name w:val="Balloon Text"/>
-    <w:basedOn w:val="Normal"/>
-    <w:qFormat/>
-    <w:rPr>
-      <w:sz w:val="16"/>
-      <w:szCs w:val="16"/>
-    </w:rPr>
-  </w:style>
-  <w:style w:type="paragraph" w:customStyle="1" w:styleId="HeaderandFooter">
-    <w:name w:val="Header and Footer"/>
-    <w:basedOn w:val="Normal"/>
-    <w:qFormat/>
-    <w:pPr>
-      <w:suppressLineNumbers/>
-      <w:tabs>
-        <w:tab w:val="center" w:pos="4819"/>
-        <w:tab w:val="right" w:pos="9638"/>
-      </w:tabs>
-    </w:pPr>
   </w:style>
   <w:style w:type="paragraph" w:styleId="Header">
     <w:name w:val="header"/>
     <w:basedOn w:val="Normal"/>
+    <w:link w:val="HeaderChar"/>
+    <w:uiPriority w:val="99"/>
+    <w:unhideWhenUsed/>
+    <w:rsid w:val="00EE6D76"/>
+    <w:pPr>
+      <w:tabs>
+        <w:tab w:val="center" w:pos="4680"/>
+        <w:tab w:val="right" w:pos="9360"/>
+      </w:tabs>
+    </w:pPr>
+  </w:style>
+  <w:style w:type="character" w:customStyle="1" w:styleId="HeaderChar">
+    <w:name w:val="Header Char"/>
+    <w:basedOn w:val="DefaultParagraphFont"/>
+    <w:link w:val="Header"/>
+    <w:uiPriority w:val="99"/>
+    <w:rsid w:val="00EE6D76"/>
+    <w:rPr>
+      <w:color w:val="000000"/>
+      <w:sz w:val="24"/>
+      <w:szCs w:val="24"/>
+      <w:lang w:val="en-US"/>
+    </w:rPr>
   </w:style>
   <w:style w:type="paragraph" w:styleId="Footer">
     <w:name w:val="footer"/>
     <w:basedOn w:val="Normal"/>
-  </w:style>
-  <w:style w:type="paragraph" w:customStyle="1" w:styleId="TableContents">
-    <w:name w:val="Table Contents"/>
-    <w:basedOn w:val="Normal"/>
-    <w:qFormat/>
+    <w:link w:val="FooterChar"/>
+    <w:uiPriority w:val="99"/>
+    <w:unhideWhenUsed/>
+    <w:rsid w:val="00EE6D76"/>
     <w:pPr>
-      <w:suppressLineNumbers/>
+      <w:tabs>
+        <w:tab w:val="center" w:pos="4680"/>
+        <w:tab w:val="right" w:pos="9360"/>
+      </w:tabs>
     </w:pPr>
   </w:style>
-  <w:style w:type="paragraph" w:customStyle="1" w:styleId="TableHeading">
-    <w:name w:val="Table Heading"/>
-    <w:basedOn w:val="TableContents"/>
-    <w:qFormat/>
-    <w:pPr>
-      <w:jc w:val="center"/>
-    </w:pPr>
+  <w:style w:type="character" w:customStyle="1" w:styleId="FooterChar">
+    <w:name w:val="Footer Char"/>
+    <w:basedOn w:val="DefaultParagraphFont"/>
+    <w:link w:val="Footer"/>
+    <w:uiPriority w:val="99"/>
+    <w:rsid w:val="00EE6D76"/>
     <w:rPr>
-      <w:b/>
-      <w:bCs/>
+      <w:color w:val="000000"/>
+      <w:sz w:val="24"/>
+      <w:szCs w:val="24"/>
+      <w:lang w:val="en-US"/>
     </w:rPr>
-  </w:style>
-  <w:style w:type="numbering" w:customStyle="1" w:styleId="WW8Num1">
-    <w:name w:val="WW8Num1"/>
-    <w:qFormat/>
   </w:style>
 </w:styles>
 </file>
 
 <file path=word/theme/theme1.xml><?xml version="1.0" encoding="utf-8"?>
-<a:theme xmlns:a="http://schemas.openxmlformats.org/drawingml/2006/main" name="Office">
+<a:theme xmlns:a="http://schemas.openxmlformats.org/drawingml/2006/main" name="Office Theme">
   <a:themeElements>
-    <a:clrScheme name="LibreOffice">
+    <a:clrScheme name="Office">
       <a:dk1>
-        <a:srgbClr val="000000"/>
+        <a:sysClr val="windowText" lastClr="000000"/>
       </a:dk1>
       <a:lt1>
-        <a:srgbClr val="FFFFFF"/>
+        <a:sysClr val="window" lastClr="FFFFFF"/>
       </a:lt1>
       <a:dk2>
-        <a:srgbClr val="000000"/>
+        <a:srgbClr val="44546A"/>
       </a:dk2>
       <a:lt2>
-        <a:srgbClr val="FFFFFF"/>
+        <a:srgbClr val="E7E6E6"/>
       </a:lt2>
       <a:accent1>
-        <a:srgbClr val="18A303"/>
+        <a:srgbClr val="4472C4"/>
       </a:accent1>
       <a:accent2>
-        <a:srgbClr val="0369A3"/>
+        <a:srgbClr val="ED7D31"/>
       </a:accent2>
       <a:accent3>
-        <a:srgbClr val="A33E03"/>
+        <a:srgbClr val="A5A5A5"/>
       </a:accent3>
       <a:accent4>
-        <a:srgbClr val="8E03A3"/>
+        <a:srgbClr val="FFC000"/>
       </a:accent4>
       <a:accent5>
-        <a:srgbClr val="C99C00"/>
+        <a:srgbClr val="5B9BD5"/>
       </a:accent5>
       <a:accent6>
-        <a:srgbClr val="C9211E"/>
+        <a:srgbClr val="70AD47"/>
       </a:accent6>
       <a:hlink>
-        <a:srgbClr val="0000EE"/>
+        <a:srgbClr val="0563C1"/>
       </a:hlink>
       <a:folHlink>
-        <a:srgbClr val="551A8B"/>
+        <a:srgbClr val="954F72"/>
       </a:folHlink>
     </a:clrScheme>
     <a:fontScheme name="Office">
       <a:majorFont>
-        <a:latin typeface="Arial"/>
-        <a:ea typeface="DejaVu Sans"/>
-        <a:cs typeface="DejaVu Sans"/>
+        <a:latin typeface="Calibri Light" panose="020F0302020204030204"/>
+        <a:ea typeface=""/>
+        <a:cs typeface=""/>
+        <a:font script="Jpan" typeface="游ゴシック Light"/>
+        <a:font script="Hang" typeface="맑은 고딕"/>
+        <a:font script="Hans" typeface="等线 Light"/>
+        <a:font script="Hant" typeface="新細明體"/>
+        <a:font script="Arab" typeface="Times New Roman"/>
+        <a:font script="Hebr" typeface="Times New Roman"/>
+        <a:font script="Thai" typeface="Angsana New"/>
+        <a:font script="Ethi" typeface="Nyala"/>
+        <a:font script="Beng" typeface="Vrinda"/>
+        <a:font script="Gujr" typeface="Shruti"/>
+        <a:font script="Khmr" typeface="MoolBoran"/>
+        <a:font script="Knda" typeface="Tunga"/>
+        <a:font script="Guru" typeface="Raavi"/>
+        <a:font script="Cans" typeface="Euphemia"/>
+        <a:font script="Cher" typeface="Plantagenet Cherokee"/>
+        <a:font script="Yiii" typeface="Microsoft Yi Baiti"/>
+        <a:font script="Tibt" typeface="Microsoft Himalaya"/>
+        <a:font script="Thaa" typeface="MV Boli"/>
+        <a:font script="Deva" typeface="Mangal"/>
+        <a:font script="Telu" typeface="Gautami"/>
+        <a:font script="Taml" typeface="Latha"/>
+        <a:font script="Syrc" typeface="Estrangelo Edessa"/>
+        <a:font script="Orya" typeface="Kalinga"/>
+        <a:font script="Mlym" typeface="Kartika"/>
+        <a:font script="Laoo" typeface="DokChampa"/>
+        <a:font script="Sinh" typeface="Iskoola Pota"/>
+        <a:font script="Mong" typeface="Mongolian Baiti"/>
+        <a:font script="Viet" typeface="Times New Roman"/>
+        <a:font script="Uigh" typeface="Microsoft Uighur"/>
+        <a:font script="Geor" typeface="Sylfaen"/>
+        <a:font script="Armn" typeface="Arial"/>
+        <a:font script="Bugi" typeface="Leelawadee UI"/>
+        <a:font script="Bopo" typeface="Microsoft JhengHei"/>
+        <a:font script="Java" typeface="Javanese Text"/>
+        <a:font script="Lisu" typeface="Segoe UI"/>
+        <a:font script="Mymr" typeface="Myanmar Text"/>
+        <a:font script="Nkoo" typeface="Ebrima"/>
+        <a:font script="Olck" typeface="Nirmala UI"/>
+        <a:font script="Osma" typeface="Ebrima"/>
+        <a:font script="Phag" typeface="Phagspa"/>
+        <a:font script="Syrn" typeface="Estrangelo Edessa"/>
+        <a:font script="Syrj" typeface="Estrangelo Edessa"/>
+        <a:font script="Syre" typeface="Estrangelo Edessa"/>
+        <a:font script="Sora" typeface="Nirmala UI"/>
+        <a:font script="Tale" typeface="Microsoft Tai Le"/>
+        <a:font script="Talu" typeface="Microsoft New Tai Lue"/>
+        <a:font script="Tfng" typeface="Ebrima"/>
       </a:majorFont>
       <a:minorFont>
-        <a:latin typeface="Arial"/>
-        <a:ea typeface="DejaVu Sans"/>
-        <a:cs typeface="DejaVu Sans"/>
+        <a:latin typeface="Calibri" panose="020F0502020204030204"/>
+        <a:ea typeface=""/>
+        <a:cs typeface=""/>
+        <a:font script="Jpan" typeface="游明朝"/>
+        <a:font script="Hang" typeface="맑은 고딕"/>
+        <a:font script="Hans" typeface="等线"/>
+        <a:font script="Hant" typeface="新細明體"/>
+        <a:font script="Arab" typeface="Arial"/>
+        <a:font script="Hebr" typeface="Arial"/>
+        <a:font script="Thai" typeface="Cordia New"/>
+        <a:font script="Ethi" typeface="Nyala"/>
+        <a:font script="Beng" typeface="Vrinda"/>
+        <a:font script="Gujr" typeface="Shruti"/>
+        <a:font script="Khmr" typeface="DaunPenh"/>
+        <a:font script="Knda" typeface="Tunga"/>
+        <a:font script="Guru" typeface="Raavi"/>
+        <a:font script="Cans" typeface="Euphemia"/>
+        <a:font script="Cher" typeface="Plantagenet Cherokee"/>
+        <a:font script="Yiii" typeface="Microsoft Yi Baiti"/>
+        <a:font script="Tibt" typeface="Microsoft Himalaya"/>
+        <a:font script="Thaa" typeface="MV Boli"/>
+        <a:font script="Deva" typeface="Mangal"/>
+        <a:font script="Telu" typeface="Gautami"/>
+        <a:font script="Taml" typeface="Latha"/>
+        <a:font script="Syrc" typeface="Estrangelo Edessa"/>
+        <a:font script="Orya" typeface="Kalinga"/>
+        <a:font script="Mlym" typeface="Kartika"/>
+        <a:font script="Laoo" typeface="DokChampa"/>
+        <a:font script="Sinh" typeface="Iskoola Pota"/>
+        <a:font script="Mong" typeface="Mongolian Baiti"/>
+        <a:font script="Viet" typeface="Arial"/>
+        <a:font script="Uigh" typeface="Microsoft Uighur"/>
+        <a:font script="Geor" typeface="Sylfaen"/>
+        <a:font script="Armn" typeface="Arial"/>
+        <a:font script="Bugi" typeface="Leelawadee UI"/>
+        <a:font script="Bopo" typeface="Microsoft JhengHei"/>
+        <a:font script="Java" typeface="Javanese Text"/>
+        <a:font script="Lisu" typeface="Segoe UI"/>
+        <a:font script="Mymr" typeface="Myanmar Text"/>
+        <a:font script="Nkoo" typeface="Ebrima"/>
+        <a:font script="Olck" typeface="Nirmala UI"/>
+        <a:font script="Osma" typeface="Ebrima"/>
+        <a:font script="Phag" typeface="Phagspa"/>
+        <a:font script="Syrn" typeface="Estrangelo Edessa"/>
+        <a:font script="Syrj" typeface="Estrangelo Edessa"/>
+        <a:font script="Syre" typeface="Estrangelo Edessa"/>
+        <a:font script="Sora" typeface="Nirmala UI"/>
+        <a:font script="Tale" typeface="Microsoft Tai Le"/>
+        <a:font script="Talu" typeface="Microsoft New Tai Lue"/>
+        <a:font script="Tfng" typeface="Ebrima"/>
       </a:minorFont>
     </a:fontScheme>
-    <a:fmtScheme>
+    <a:fmtScheme name="Office">
       <a:fillStyleLst>
         <a:solidFill>
           <a:schemeClr val="phClr"/>
         </a:solidFill>
-        <a:solidFill>
-          <a:schemeClr val="phClr"/>
-        </a:solidFill>
-        <a:solidFill>
-          <a:schemeClr val="phClr"/>
-        </a:solidFill>
+        <a:gradFill rotWithShape="1">
+          <a:gsLst>
+            <a:gs pos="0">
+              <a:schemeClr val="phClr">
+                <a:lumMod val="110000"/>
+                <a:satMod val="105000"/>
+                <a:tint val="67000"/>
+              </a:schemeClr>
+            </a:gs>
+            <a:gs pos="50000">
+              <a:schemeClr val="phClr">
+                <a:lumMod val="105000"/>
+                <a:satMod val="103000"/>
+                <a:tint val="73000"/>
+              </a:schemeClr>
+            </a:gs>
+            <a:gs pos="100000">
+              <a:schemeClr val="phClr">
+                <a:lumMod val="105000"/>
+                <a:satMod val="109000"/>
+                <a:tint val="81000"/>
+              </a:schemeClr>
+            </a:gs>
+          </a:gsLst>
+          <a:lin ang="5400000" scaled="0"/>
+        </a:gradFill>
+        <a:gradFill rotWithShape="1">
+          <a:gsLst>
+            <a:gs pos="0">
+              <a:schemeClr val="phClr">
+                <a:satMod val="103000"/>
+                <a:lumMod val="102000"/>
+                <a:tint val="94000"/>
+              </a:schemeClr>
+            </a:gs>
+            <a:gs pos="50000">
+              <a:schemeClr val="phClr">
+                <a:satMod val="110000"/>
+                <a:lumMod val="100000"/>
+                <a:shade val="100000"/>
+              </a:schemeClr>
+            </a:gs>
+            <a:gs pos="100000">
+              <a:schemeClr val="phClr">
+                <a:lumMod val="99000"/>
+                <a:satMod val="120000"/>
+                <a:shade val="78000"/>
+              </a:schemeClr>
+            </a:gs>
+          </a:gsLst>
+          <a:lin ang="5400000" scaled="0"/>
+        </a:gradFill>
       </a:fillStyleLst>
       <a:lnStyleLst>
         <a:ln w="6350" cap="flat" cmpd="sng" algn="ctr">
+          <a:solidFill>
+            <a:schemeClr val="phClr"/>
+          </a:solidFill>
           <a:prstDash val="solid"/>
-          <a:miter/>
+          <a:miter lim="800000"/>
         </a:ln>
-        <a:ln w="6350" cap="flat" cmpd="sng" algn="ctr">
+        <a:ln w="12700" cap="flat" cmpd="sng" algn="ctr">
+          <a:solidFill>
+            <a:schemeClr val="phClr"/>
+          </a:solidFill>
           <a:prstDash val="solid"/>
-          <a:miter/>
+          <a:miter lim="800000"/>
         </a:ln>
-        <a:ln w="6350" cap="flat" cmpd="sng" algn="ctr">
+        <a:ln w="19050" cap="flat" cmpd="sng" algn="ctr">
+          <a:solidFill>
+            <a:schemeClr val="phClr"/>
+          </a:solidFill>
           <a:prstDash val="solid"/>
-          <a:miter/>
+          <a:miter lim="800000"/>
         </a:ln>
       </a:lnStyleLst>
       <a:effectStyleLst>
@@ -4667,7 +8189,13 @@
           <a:effectLst/>
         </a:effectStyle>
         <a:effectStyle>
-          <a:effectLst/>
+          <a:effectLst>
+            <a:outerShdw blurRad="57150" dist="19050" dir="5400000" algn="ctr" rotWithShape="0">
+              <a:srgbClr val="000000">
+                <a:alpha val="63000"/>
+              </a:srgbClr>
+            </a:outerShdw>
+          </a:effectLst>
         </a:effectStyle>
       </a:effectStyleLst>
       <a:bgFillStyleLst>
@@ -4675,15 +8203,47 @@
           <a:schemeClr val="phClr"/>
         </a:solidFill>
         <a:solidFill>
-          <a:schemeClr val="phClr"/>
+          <a:schemeClr val="phClr">
+            <a:tint val="95000"/>
+            <a:satMod val="170000"/>
+          </a:schemeClr>
         </a:solidFill>
-        <a:solidFill>
-          <a:schemeClr val="phClr"/>
-        </a:solidFill>
+        <a:gradFill rotWithShape="1">
+          <a:gsLst>
+            <a:gs pos="0">
+              <a:schemeClr val="phClr">
+                <a:tint val="93000"/>
+                <a:satMod val="150000"/>
+                <a:shade val="98000"/>
+                <a:lumMod val="102000"/>
+              </a:schemeClr>
+            </a:gs>
+            <a:gs pos="50000">
+              <a:schemeClr val="phClr">
+                <a:tint val="98000"/>
+                <a:satMod val="130000"/>
+                <a:shade val="90000"/>
+                <a:lumMod val="103000"/>
+              </a:schemeClr>
+            </a:gs>
+            <a:gs pos="100000">
+              <a:schemeClr val="phClr">
+                <a:shade val="63000"/>
+                <a:satMod val="120000"/>
+              </a:schemeClr>
+            </a:gs>
+          </a:gsLst>
+          <a:lin ang="5400000" scaled="0"/>
+        </a:gradFill>
       </a:bgFillStyleLst>
     </a:fmtScheme>
   </a:themeElements>
   <a:objectDefaults/>
   <a:extraClrSchemeLst/>
+  <a:extLst>
+    <a:ext uri="{05A4C25C-085E-4340-85A3-A5531E510DB2}">
+      <thm15:themeFamily xmlns:thm15="http://schemas.microsoft.com/office/thememl/2012/main" name="Office Theme" id="{62F939B6-93AF-4DB8-9C6B-D6C7DFDC589F}" vid="{4A3C46E8-61CC-4603-A589-7422A47A8E4A}"/>
+    </a:ext>
+  </a:extLst>
 </a:theme>
 </file>